--- a/React/Notes/React notes.docx
+++ b/React/Notes/React notes.docx
@@ -2190,15 +2190,27 @@
           <w:szCs w:val="28"/>
         </w:rPr>
       </w:pPr>
-      <w:r>
-        <w:rPr>
-          <w:rFonts w:ascii="Segoe UI Emoji" w:hAnsi="Segoe UI Emoji" w:cs="Segoe UI Emoji"/>
-          <w:b/>
-          <w:bCs/>
-          <w:sz w:val="28"/>
-          <w:szCs w:val="28"/>
-        </w:rPr>
-        <w:t>Npm install -D parcel   what is -D</w:t>
+      <w:proofErr w:type="spellStart"/>
+      <w:r>
+        <w:rPr>
+          <w:rFonts w:ascii="Segoe UI Emoji" w:hAnsi="Segoe UI Emoji" w:cs="Segoe UI Emoji"/>
+          <w:b/>
+          <w:bCs/>
+          <w:sz w:val="28"/>
+          <w:szCs w:val="28"/>
+        </w:rPr>
+        <w:t>Npm</w:t>
+      </w:r>
+      <w:proofErr w:type="spellEnd"/>
+      <w:r>
+        <w:rPr>
+          <w:rFonts w:ascii="Segoe UI Emoji" w:hAnsi="Segoe UI Emoji" w:cs="Segoe UI Emoji"/>
+          <w:b/>
+          <w:bCs/>
+          <w:sz w:val="28"/>
+          <w:szCs w:val="28"/>
+        </w:rPr>
+        <w:t xml:space="preserve"> install -D parcel   what is -D</w:t>
       </w:r>
     </w:p>
     <w:p>
@@ -2285,6 +2297,7 @@
         </w:rPr>
         <w:t xml:space="preserve">What is </w:t>
       </w:r>
+      <w:proofErr w:type="spellStart"/>
       <w:proofErr w:type="gramStart"/>
       <w:r>
         <w:rPr>
@@ -2294,6 +2307,7 @@
         </w:rPr>
         <w:t>package.json</w:t>
       </w:r>
+      <w:proofErr w:type="spellEnd"/>
       <w:proofErr w:type="gramEnd"/>
       <w:r>
         <w:rPr>
@@ -2301,8 +2315,18 @@
           <w:sz w:val="28"/>
           <w:szCs w:val="28"/>
         </w:rPr>
-        <w:t xml:space="preserve"> = is a configuration for are npm</w:t>
-      </w:r>
+        <w:t xml:space="preserve"> = is a configuration for are </w:t>
+      </w:r>
+      <w:proofErr w:type="spellStart"/>
+      <w:r>
+        <w:rPr>
+          <w:rFonts w:ascii="Segoe UI Emoji" w:hAnsi="Segoe UI Emoji" w:cs="Segoe UI Emoji"/>
+          <w:sz w:val="28"/>
+          <w:szCs w:val="28"/>
+        </w:rPr>
+        <w:t>npm</w:t>
+      </w:r>
+      <w:proofErr w:type="spellEnd"/>
     </w:p>
     <w:p>
       <w:pPr>
@@ -2457,7 +2481,25 @@
           <w:sz w:val="28"/>
           <w:szCs w:val="28"/>
         </w:rPr>
-        <w:t xml:space="preserve"> (npm install react).</w:t>
+        <w:t xml:space="preserve"> (</w:t>
+      </w:r>
+      <w:proofErr w:type="spellStart"/>
+      <w:r>
+        <w:rPr>
+          <w:rFonts w:ascii="Segoe UI Emoji" w:hAnsi="Segoe UI Emoji" w:cs="Segoe UI Emoji"/>
+          <w:sz w:val="28"/>
+          <w:szCs w:val="28"/>
+        </w:rPr>
+        <w:t>npm</w:t>
+      </w:r>
+      <w:proofErr w:type="spellEnd"/>
+      <w:r>
+        <w:rPr>
+          <w:rFonts w:ascii="Segoe UI Emoji" w:hAnsi="Segoe UI Emoji" w:cs="Segoe UI Emoji"/>
+          <w:sz w:val="28"/>
+          <w:szCs w:val="28"/>
+        </w:rPr>
+        <w:t xml:space="preserve"> install react).</w:t>
       </w:r>
     </w:p>
     <w:p>
@@ -2610,8 +2652,31 @@
           <w:sz w:val="28"/>
           <w:szCs w:val="28"/>
         </w:rPr>
-        <w:t xml:space="preserve"> if a won’t put node_modules in git only I put </w:t>
-      </w:r>
+        <w:t xml:space="preserve"> if a won’t put </w:t>
+      </w:r>
+      <w:proofErr w:type="spellStart"/>
+      <w:r>
+        <w:rPr>
+          <w:rFonts w:ascii="Segoe UI Emoji" w:hAnsi="Segoe UI Emoji" w:cs="Segoe UI Emoji"/>
+          <w:b/>
+          <w:bCs/>
+          <w:sz w:val="28"/>
+          <w:szCs w:val="28"/>
+        </w:rPr>
+        <w:t>node_modules</w:t>
+      </w:r>
+      <w:proofErr w:type="spellEnd"/>
+      <w:r>
+        <w:rPr>
+          <w:rFonts w:ascii="Segoe UI Emoji" w:hAnsi="Segoe UI Emoji" w:cs="Segoe UI Emoji"/>
+          <w:b/>
+          <w:bCs/>
+          <w:sz w:val="28"/>
+          <w:szCs w:val="28"/>
+        </w:rPr>
+        <w:t xml:space="preserve"> in git only I put </w:t>
+      </w:r>
+      <w:proofErr w:type="spellStart"/>
       <w:proofErr w:type="gramStart"/>
       <w:r>
         <w:rPr>
@@ -2623,6 +2688,7 @@
         </w:rPr>
         <w:t>package.json</w:t>
       </w:r>
+      <w:proofErr w:type="spellEnd"/>
       <w:proofErr w:type="gramEnd"/>
       <w:r>
         <w:rPr>
@@ -2632,8 +2698,20 @@
           <w:sz w:val="28"/>
           <w:szCs w:val="28"/>
         </w:rPr>
-        <w:t xml:space="preserve"> and pacage-lock.json</w:t>
-      </w:r>
+        <w:t xml:space="preserve"> and </w:t>
+      </w:r>
+      <w:proofErr w:type="spellStart"/>
+      <w:r>
+        <w:rPr>
+          <w:rFonts w:ascii="Segoe UI Emoji" w:hAnsi="Segoe UI Emoji" w:cs="Segoe UI Emoji"/>
+          <w:b/>
+          <w:bCs/>
+          <w:sz w:val="28"/>
+          <w:szCs w:val="28"/>
+        </w:rPr>
+        <w:t>pacage-lock.json</w:t>
+      </w:r>
+      <w:proofErr w:type="spellEnd"/>
     </w:p>
     <w:p>
       <w:pPr>
@@ -2670,8 +2748,54 @@
           <w:sz w:val="28"/>
           <w:szCs w:val="28"/>
         </w:rPr>
-        <w:t>If you don’t add node_modules to Git but keep package.json and package-lock.json</w:t>
-      </w:r>
+        <w:t xml:space="preserve">If you don’t add </w:t>
+      </w:r>
+      <w:proofErr w:type="spellStart"/>
+      <w:r>
+        <w:rPr>
+          <w:rFonts w:ascii="Segoe UI Emoji" w:hAnsi="Segoe UI Emoji" w:cs="Segoe UI Emoji"/>
+          <w:sz w:val="28"/>
+          <w:szCs w:val="28"/>
+        </w:rPr>
+        <w:t>node_modules</w:t>
+      </w:r>
+      <w:proofErr w:type="spellEnd"/>
+      <w:r>
+        <w:rPr>
+          <w:rFonts w:ascii="Segoe UI Emoji" w:hAnsi="Segoe UI Emoji" w:cs="Segoe UI Emoji"/>
+          <w:sz w:val="28"/>
+          <w:szCs w:val="28"/>
+        </w:rPr>
+        <w:t xml:space="preserve"> to Git but keep </w:t>
+      </w:r>
+      <w:proofErr w:type="spellStart"/>
+      <w:r>
+        <w:rPr>
+          <w:rFonts w:ascii="Segoe UI Emoji" w:hAnsi="Segoe UI Emoji" w:cs="Segoe UI Emoji"/>
+          <w:sz w:val="28"/>
+          <w:szCs w:val="28"/>
+        </w:rPr>
+        <w:t>package.json</w:t>
+      </w:r>
+      <w:proofErr w:type="spellEnd"/>
+      <w:r>
+        <w:rPr>
+          <w:rFonts w:ascii="Segoe UI Emoji" w:hAnsi="Segoe UI Emoji" w:cs="Segoe UI Emoji"/>
+          <w:sz w:val="28"/>
+          <w:szCs w:val="28"/>
+        </w:rPr>
+        <w:t xml:space="preserve"> and package-</w:t>
+      </w:r>
+      <w:proofErr w:type="spellStart"/>
+      <w:r>
+        <w:rPr>
+          <w:rFonts w:ascii="Segoe UI Emoji" w:hAnsi="Segoe UI Emoji" w:cs="Segoe UI Emoji"/>
+          <w:sz w:val="28"/>
+          <w:szCs w:val="28"/>
+        </w:rPr>
+        <w:t>lock.json</w:t>
+      </w:r>
+      <w:proofErr w:type="spellEnd"/>
       <w:r>
         <w:rPr>
           <w:rFonts w:ascii="Segoe UI Emoji" w:hAnsi="Segoe UI Emoji" w:cs="Segoe UI Emoji"/>
@@ -2686,7 +2810,25 @@
           <w:sz w:val="28"/>
           <w:szCs w:val="28"/>
         </w:rPr>
-        <w:t>you can reinstall everything using npm install.</w:t>
+        <w:t xml:space="preserve">you can reinstall everything using </w:t>
+      </w:r>
+      <w:proofErr w:type="spellStart"/>
+      <w:r>
+        <w:rPr>
+          <w:rFonts w:ascii="Segoe UI Emoji" w:hAnsi="Segoe UI Emoji" w:cs="Segoe UI Emoji"/>
+          <w:sz w:val="28"/>
+          <w:szCs w:val="28"/>
+        </w:rPr>
+        <w:t>npm</w:t>
+      </w:r>
+      <w:proofErr w:type="spellEnd"/>
+      <w:r>
+        <w:rPr>
+          <w:rFonts w:ascii="Segoe UI Emoji" w:hAnsi="Segoe UI Emoji" w:cs="Segoe UI Emoji"/>
+          <w:sz w:val="28"/>
+          <w:szCs w:val="28"/>
+        </w:rPr>
+        <w:t xml:space="preserve"> install.</w:t>
       </w:r>
     </w:p>
     <w:p>
@@ -2701,6 +2843,7 @@
           <w:szCs w:val="28"/>
         </w:rPr>
       </w:pPr>
+      <w:proofErr w:type="spellStart"/>
       <w:r>
         <w:rPr>
           <w:rFonts w:ascii="Segoe UI Emoji" w:hAnsi="Segoe UI Emoji" w:cs="Segoe UI Emoji"/>
@@ -2711,6 +2854,7 @@
         </w:rPr>
         <w:t>npm</w:t>
       </w:r>
+      <w:proofErr w:type="spellEnd"/>
       <w:r>
         <w:rPr>
           <w:rFonts w:ascii="Segoe UI Emoji" w:hAnsi="Segoe UI Emoji" w:cs="Segoe UI Emoji"/>
@@ -2732,6 +2876,7 @@
           <w:szCs w:val="28"/>
         </w:rPr>
       </w:pPr>
+      <w:proofErr w:type="spellStart"/>
       <w:r>
         <w:rPr>
           <w:rFonts w:ascii="Segoe UI Emoji" w:hAnsi="Segoe UI Emoji" w:cs="Segoe UI Emoji"/>
@@ -2742,13 +2887,32 @@
         </w:rPr>
         <w:t>npx</w:t>
       </w:r>
-      <w:r>
-        <w:rPr>
-          <w:rFonts w:ascii="Segoe UI Emoji" w:hAnsi="Segoe UI Emoji" w:cs="Segoe UI Emoji"/>
-          <w:sz w:val="28"/>
-          <w:szCs w:val="28"/>
-        </w:rPr>
-        <w:t xml:space="preserve"> → Runs packages without installing them globally (e.g., npx parcel index.html).</w:t>
+      <w:proofErr w:type="spellEnd"/>
+      <w:r>
+        <w:rPr>
+          <w:rFonts w:ascii="Segoe UI Emoji" w:hAnsi="Segoe UI Emoji" w:cs="Segoe UI Emoji"/>
+          <w:sz w:val="28"/>
+          <w:szCs w:val="28"/>
+        </w:rPr>
+        <w:t xml:space="preserve"> → Runs packages without installing them globally (e.g., </w:t>
+      </w:r>
+      <w:proofErr w:type="spellStart"/>
+      <w:r>
+        <w:rPr>
+          <w:rFonts w:ascii="Segoe UI Emoji" w:hAnsi="Segoe UI Emoji" w:cs="Segoe UI Emoji"/>
+          <w:sz w:val="28"/>
+          <w:szCs w:val="28"/>
+        </w:rPr>
+        <w:t>npx</w:t>
+      </w:r>
+      <w:proofErr w:type="spellEnd"/>
+      <w:r>
+        <w:rPr>
+          <w:rFonts w:ascii="Segoe UI Emoji" w:hAnsi="Segoe UI Emoji" w:cs="Segoe UI Emoji"/>
+          <w:sz w:val="28"/>
+          <w:szCs w:val="28"/>
+        </w:rPr>
+        <w:t xml:space="preserve"> parcel index.html).</w:t>
       </w:r>
     </w:p>
     <w:p>
@@ -2833,7 +2997,25 @@
           <w:sz w:val="28"/>
           <w:szCs w:val="28"/>
         </w:rPr>
-        <w:t xml:space="preserve"> npm (Node Package Manager) is the world's largest software registry, used to install, manage, and share JavaScript packages.</w:t>
+        <w:t xml:space="preserve"> </w:t>
+      </w:r>
+      <w:proofErr w:type="spellStart"/>
+      <w:r>
+        <w:rPr>
+          <w:rFonts w:ascii="Segoe UI Emoji" w:hAnsi="Segoe UI Emoji" w:cs="Segoe UI Emoji"/>
+          <w:sz w:val="28"/>
+          <w:szCs w:val="28"/>
+        </w:rPr>
+        <w:t>npm</w:t>
+      </w:r>
+      <w:proofErr w:type="spellEnd"/>
+      <w:r>
+        <w:rPr>
+          <w:rFonts w:ascii="Segoe UI Emoji" w:hAnsi="Segoe UI Emoji" w:cs="Segoe UI Emoji"/>
+          <w:sz w:val="28"/>
+          <w:szCs w:val="28"/>
+        </w:rPr>
+        <w:t xml:space="preserve"> (Node Package Manager) is the world's largest software registry, used to install, manage, and share JavaScript packages.</w:t>
       </w:r>
     </w:p>
     <w:p>
@@ -2875,7 +3057,25 @@
           <w:sz w:val="28"/>
           <w:szCs w:val="28"/>
         </w:rPr>
-        <w:t>The npm registry hosts open-source packages for web apps, mobile apps, and more.</w:t>
+        <w:t xml:space="preserve">The </w:t>
+      </w:r>
+      <w:proofErr w:type="spellStart"/>
+      <w:r>
+        <w:rPr>
+          <w:rFonts w:ascii="Segoe UI Emoji" w:hAnsi="Segoe UI Emoji" w:cs="Segoe UI Emoji"/>
+          <w:sz w:val="28"/>
+          <w:szCs w:val="28"/>
+        </w:rPr>
+        <w:t>npm</w:t>
+      </w:r>
+      <w:proofErr w:type="spellEnd"/>
+      <w:r>
+        <w:rPr>
+          <w:rFonts w:ascii="Segoe UI Emoji" w:hAnsi="Segoe UI Emoji" w:cs="Segoe UI Emoji"/>
+          <w:sz w:val="28"/>
+          <w:szCs w:val="28"/>
+        </w:rPr>
+        <w:t xml:space="preserve"> registry hosts open-source packages for web apps, mobile apps, and more.</w:t>
       </w:r>
     </w:p>
     <w:p>
@@ -2935,7 +3135,29 @@
           <w:sz w:val="28"/>
           <w:szCs w:val="28"/>
         </w:rPr>
-        <w:t>How to initialize npm?</w:t>
+        <w:t xml:space="preserve">How to initialize </w:t>
+      </w:r>
+      <w:proofErr w:type="spellStart"/>
+      <w:r>
+        <w:rPr>
+          <w:rFonts w:ascii="Segoe UI Emoji" w:hAnsi="Segoe UI Emoji" w:cs="Segoe UI Emoji"/>
+          <w:b/>
+          <w:bCs/>
+          <w:sz w:val="28"/>
+          <w:szCs w:val="28"/>
+        </w:rPr>
+        <w:t>npm</w:t>
+      </w:r>
+      <w:proofErr w:type="spellEnd"/>
+      <w:r>
+        <w:rPr>
+          <w:rFonts w:ascii="Segoe UI Emoji" w:hAnsi="Segoe UI Emoji" w:cs="Segoe UI Emoji"/>
+          <w:b/>
+          <w:bCs/>
+          <w:sz w:val="28"/>
+          <w:szCs w:val="28"/>
+        </w:rPr>
+        <w:t>?</w:t>
       </w:r>
     </w:p>
     <w:p>
@@ -2950,13 +3172,41 @@
           <w:szCs w:val="28"/>
         </w:rPr>
       </w:pPr>
-      <w:r>
-        <w:rPr>
-          <w:rFonts w:ascii="Segoe UI Emoji" w:hAnsi="Segoe UI Emoji" w:cs="Segoe UI Emoji"/>
-          <w:sz w:val="28"/>
-          <w:szCs w:val="28"/>
-        </w:rPr>
-        <w:t>npm init → Starts package setup.</w:t>
+      <w:proofErr w:type="spellStart"/>
+      <w:r>
+        <w:rPr>
+          <w:rFonts w:ascii="Segoe UI Emoji" w:hAnsi="Segoe UI Emoji" w:cs="Segoe UI Emoji"/>
+          <w:sz w:val="28"/>
+          <w:szCs w:val="28"/>
+        </w:rPr>
+        <w:t>npm</w:t>
+      </w:r>
+      <w:proofErr w:type="spellEnd"/>
+      <w:r>
+        <w:rPr>
+          <w:rFonts w:ascii="Segoe UI Emoji" w:hAnsi="Segoe UI Emoji" w:cs="Segoe UI Emoji"/>
+          <w:sz w:val="28"/>
+          <w:szCs w:val="28"/>
+        </w:rPr>
+        <w:t xml:space="preserve"> </w:t>
+      </w:r>
+      <w:proofErr w:type="spellStart"/>
+      <w:r>
+        <w:rPr>
+          <w:rFonts w:ascii="Segoe UI Emoji" w:hAnsi="Segoe UI Emoji" w:cs="Segoe UI Emoji"/>
+          <w:sz w:val="28"/>
+          <w:szCs w:val="28"/>
+        </w:rPr>
+        <w:t>init</w:t>
+      </w:r>
+      <w:proofErr w:type="spellEnd"/>
+      <w:r>
+        <w:rPr>
+          <w:rFonts w:ascii="Segoe UI Emoji" w:hAnsi="Segoe UI Emoji" w:cs="Segoe UI Emoji"/>
+          <w:sz w:val="28"/>
+          <w:szCs w:val="28"/>
+        </w:rPr>
+        <w:t xml:space="preserve"> → Starts package setup.</w:t>
       </w:r>
     </w:p>
     <w:p>
@@ -2971,14 +3221,43 @@
           <w:szCs w:val="28"/>
         </w:rPr>
       </w:pPr>
-      <w:r>
-        <w:rPr>
-          <w:rFonts w:ascii="Segoe UI Emoji" w:hAnsi="Segoe UI Emoji" w:cs="Segoe UI Emoji"/>
-          <w:sz w:val="28"/>
-          <w:szCs w:val="28"/>
-        </w:rPr>
-        <w:t xml:space="preserve">npm init -y → Skips setup, auto-creates </w:t>
-      </w:r>
+      <w:proofErr w:type="spellStart"/>
+      <w:r>
+        <w:rPr>
+          <w:rFonts w:ascii="Segoe UI Emoji" w:hAnsi="Segoe UI Emoji" w:cs="Segoe UI Emoji"/>
+          <w:sz w:val="28"/>
+          <w:szCs w:val="28"/>
+        </w:rPr>
+        <w:t>npm</w:t>
+      </w:r>
+      <w:proofErr w:type="spellEnd"/>
+      <w:r>
+        <w:rPr>
+          <w:rFonts w:ascii="Segoe UI Emoji" w:hAnsi="Segoe UI Emoji" w:cs="Segoe UI Emoji"/>
+          <w:sz w:val="28"/>
+          <w:szCs w:val="28"/>
+        </w:rPr>
+        <w:t xml:space="preserve"> </w:t>
+      </w:r>
+      <w:proofErr w:type="spellStart"/>
+      <w:r>
+        <w:rPr>
+          <w:rFonts w:ascii="Segoe UI Emoji" w:hAnsi="Segoe UI Emoji" w:cs="Segoe UI Emoji"/>
+          <w:sz w:val="28"/>
+          <w:szCs w:val="28"/>
+        </w:rPr>
+        <w:t>init</w:t>
+      </w:r>
+      <w:proofErr w:type="spellEnd"/>
+      <w:r>
+        <w:rPr>
+          <w:rFonts w:ascii="Segoe UI Emoji" w:hAnsi="Segoe UI Emoji" w:cs="Segoe UI Emoji"/>
+          <w:sz w:val="28"/>
+          <w:szCs w:val="28"/>
+        </w:rPr>
+        <w:t xml:space="preserve"> -y → Skips setup, auto-creates </w:t>
+      </w:r>
+      <w:proofErr w:type="spellStart"/>
       <w:proofErr w:type="gramStart"/>
       <w:r>
         <w:rPr>
@@ -2988,6 +3267,7 @@
         </w:rPr>
         <w:t>package.json</w:t>
       </w:r>
+      <w:proofErr w:type="spellEnd"/>
       <w:proofErr w:type="gramEnd"/>
       <w:r>
         <w:rPr>
@@ -3480,8 +3760,20 @@
           <w:sz w:val="28"/>
           <w:szCs w:val="28"/>
         </w:rPr>
-        <w:t>Speeds up builds</w:t>
-      </w:r>
+        <w:t xml:space="preserve">Speeds up </w:t>
+      </w:r>
+      <w:proofErr w:type="gramStart"/>
+      <w:r>
+        <w:rPr>
+          <w:rFonts w:ascii="Segoe UI Emoji" w:hAnsi="Segoe UI Emoji" w:cs="Segoe UI Emoji"/>
+          <w:b/>
+          <w:bCs/>
+          <w:sz w:val="28"/>
+          <w:szCs w:val="28"/>
+        </w:rPr>
+        <w:t>builds</w:t>
+      </w:r>
+      <w:proofErr w:type="gramEnd"/>
       <w:r>
         <w:rPr>
           <w:rFonts w:ascii="Segoe UI Emoji" w:hAnsi="Segoe UI Emoji" w:cs="Segoe UI Emoji"/>
@@ -3859,7 +4151,29 @@
           <w:sz w:val="28"/>
           <w:szCs w:val="28"/>
         </w:rPr>
-        <w:t>: What is npx?</w:t>
+        <w:t xml:space="preserve">: What is </w:t>
+      </w:r>
+      <w:proofErr w:type="spellStart"/>
+      <w:r>
+        <w:rPr>
+          <w:rFonts w:ascii="Segoe UI Emoji" w:hAnsi="Segoe UI Emoji" w:cs="Segoe UI Emoji"/>
+          <w:b/>
+          <w:bCs/>
+          <w:sz w:val="28"/>
+          <w:szCs w:val="28"/>
+        </w:rPr>
+        <w:t>npx</w:t>
+      </w:r>
+      <w:proofErr w:type="spellEnd"/>
+      <w:r>
+        <w:rPr>
+          <w:rFonts w:ascii="Segoe UI Emoji" w:hAnsi="Segoe UI Emoji" w:cs="Segoe UI Emoji"/>
+          <w:b/>
+          <w:bCs/>
+          <w:sz w:val="28"/>
+          <w:szCs w:val="28"/>
+        </w:rPr>
+        <w:t>?</w:t>
       </w:r>
     </w:p>
     <w:p>
@@ -3961,7 +4275,29 @@
           <w:sz w:val="28"/>
           <w:szCs w:val="28"/>
         </w:rPr>
-        <w:t>Why use npx?</w:t>
+        <w:t xml:space="preserve">Why use </w:t>
+      </w:r>
+      <w:proofErr w:type="spellStart"/>
+      <w:r>
+        <w:rPr>
+          <w:rFonts w:ascii="Segoe UI Emoji" w:hAnsi="Segoe UI Emoji" w:cs="Segoe UI Emoji"/>
+          <w:b/>
+          <w:bCs/>
+          <w:sz w:val="28"/>
+          <w:szCs w:val="28"/>
+        </w:rPr>
+        <w:t>npx</w:t>
+      </w:r>
+      <w:proofErr w:type="spellEnd"/>
+      <w:r>
+        <w:rPr>
+          <w:rFonts w:ascii="Segoe UI Emoji" w:hAnsi="Segoe UI Emoji" w:cs="Segoe UI Emoji"/>
+          <w:b/>
+          <w:bCs/>
+          <w:sz w:val="28"/>
+          <w:szCs w:val="28"/>
+        </w:rPr>
+        <w:t>?</w:t>
       </w:r>
     </w:p>
     <w:p>
@@ -4060,7 +4396,43 @@
           <w:sz w:val="28"/>
           <w:szCs w:val="28"/>
         </w:rPr>
-        <w:t>Useful for tools like npx create-react-app or npx parcel index.html.</w:t>
+        <w:t xml:space="preserve">Useful for tools like </w:t>
+      </w:r>
+      <w:proofErr w:type="spellStart"/>
+      <w:r>
+        <w:rPr>
+          <w:rFonts w:ascii="Segoe UI Emoji" w:hAnsi="Segoe UI Emoji" w:cs="Segoe UI Emoji"/>
+          <w:sz w:val="28"/>
+          <w:szCs w:val="28"/>
+        </w:rPr>
+        <w:t>npx</w:t>
+      </w:r>
+      <w:proofErr w:type="spellEnd"/>
+      <w:r>
+        <w:rPr>
+          <w:rFonts w:ascii="Segoe UI Emoji" w:hAnsi="Segoe UI Emoji" w:cs="Segoe UI Emoji"/>
+          <w:sz w:val="28"/>
+          <w:szCs w:val="28"/>
+        </w:rPr>
+        <w:t xml:space="preserve"> create-react-app or </w:t>
+      </w:r>
+      <w:proofErr w:type="spellStart"/>
+      <w:r>
+        <w:rPr>
+          <w:rFonts w:ascii="Segoe UI Emoji" w:hAnsi="Segoe UI Emoji" w:cs="Segoe UI Emoji"/>
+          <w:sz w:val="28"/>
+          <w:szCs w:val="28"/>
+        </w:rPr>
+        <w:t>npx</w:t>
+      </w:r>
+      <w:proofErr w:type="spellEnd"/>
+      <w:r>
+        <w:rPr>
+          <w:rFonts w:ascii="Segoe UI Emoji" w:hAnsi="Segoe UI Emoji" w:cs="Segoe UI Emoji"/>
+          <w:sz w:val="28"/>
+          <w:szCs w:val="28"/>
+        </w:rPr>
+        <w:t xml:space="preserve"> parcel index.html.</w:t>
       </w:r>
     </w:p>
     <w:p>
@@ -4100,7 +4472,29 @@
           <w:sz w:val="28"/>
           <w:szCs w:val="28"/>
         </w:rPr>
-        <w:t xml:space="preserve"> What is difference between dependencies vs devDependencies?</w:t>
+        <w:t xml:space="preserve"> What is difference between dependencies vs </w:t>
+      </w:r>
+      <w:proofErr w:type="spellStart"/>
+      <w:r>
+        <w:rPr>
+          <w:rFonts w:ascii="Segoe UI Emoji" w:hAnsi="Segoe UI Emoji" w:cs="Segoe UI Emoji"/>
+          <w:b/>
+          <w:bCs/>
+          <w:sz w:val="28"/>
+          <w:szCs w:val="28"/>
+        </w:rPr>
+        <w:t>devDependencies</w:t>
+      </w:r>
+      <w:proofErr w:type="spellEnd"/>
+      <w:r>
+        <w:rPr>
+          <w:rFonts w:ascii="Segoe UI Emoji" w:hAnsi="Segoe UI Emoji" w:cs="Segoe UI Emoji"/>
+          <w:b/>
+          <w:bCs/>
+          <w:sz w:val="28"/>
+          <w:szCs w:val="28"/>
+        </w:rPr>
+        <w:t>?</w:t>
       </w:r>
     </w:p>
     <w:p>
@@ -4137,6 +4531,7 @@
         </w:rPr>
         <w:t xml:space="preserve"> Packages required by your application in production. </w:t>
       </w:r>
+      <w:proofErr w:type="spellStart"/>
       <w:proofErr w:type="gramStart"/>
       <w:r>
         <w:rPr>
@@ -4144,7 +4539,16 @@
           <w:sz w:val="28"/>
           <w:szCs w:val="28"/>
         </w:rPr>
-        <w:t>devDependencies :</w:t>
+        <w:t>devDependencies</w:t>
+      </w:r>
+      <w:proofErr w:type="spellEnd"/>
+      <w:r>
+        <w:rPr>
+          <w:rFonts w:ascii="Segoe UI Emoji" w:hAnsi="Segoe UI Emoji" w:cs="Segoe UI Emoji"/>
+          <w:sz w:val="28"/>
+          <w:szCs w:val="28"/>
+        </w:rPr>
+        <w:t xml:space="preserve"> :</w:t>
       </w:r>
       <w:proofErr w:type="gramEnd"/>
       <w:r>
@@ -4760,7 +5164,25 @@
           <w:sz w:val="28"/>
           <w:szCs w:val="28"/>
         </w:rPr>
-        <w:t xml:space="preserve"> without any config files. Just run npx parcel index.html, and it automatically detects and bundles everything.</w:t>
+        <w:t xml:space="preserve"> without any config files. Just run </w:t>
+      </w:r>
+      <w:proofErr w:type="spellStart"/>
+      <w:r>
+        <w:rPr>
+          <w:rFonts w:ascii="Segoe UI Emoji" w:hAnsi="Segoe UI Emoji" w:cs="Segoe UI Emoji"/>
+          <w:sz w:val="28"/>
+          <w:szCs w:val="28"/>
+        </w:rPr>
+        <w:t>npx</w:t>
+      </w:r>
+      <w:proofErr w:type="spellEnd"/>
+      <w:r>
+        <w:rPr>
+          <w:rFonts w:ascii="Segoe UI Emoji" w:hAnsi="Segoe UI Emoji" w:cs="Segoe UI Emoji"/>
+          <w:sz w:val="28"/>
+          <w:szCs w:val="28"/>
+        </w:rPr>
+        <w:t xml:space="preserve"> parcel index.html, and it automatically detects and bundles everything.</w:t>
       </w:r>
     </w:p>
     <w:p>
@@ -5262,8 +5684,20 @@
           <w:sz w:val="28"/>
           <w:szCs w:val="28"/>
         </w:rPr>
-        <w:t>is .gitignore</w:t>
-      </w:r>
+        <w:t>is .</w:t>
+      </w:r>
+      <w:proofErr w:type="spellStart"/>
+      <w:r>
+        <w:rPr>
+          <w:rFonts w:ascii="Segoe UI Emoji" w:hAnsi="Segoe UI Emoji" w:cs="Segoe UI Emoji"/>
+          <w:b/>
+          <w:bCs/>
+          <w:sz w:val="28"/>
+          <w:szCs w:val="28"/>
+        </w:rPr>
+        <w:t>gitignore</w:t>
+      </w:r>
+      <w:proofErr w:type="spellEnd"/>
       <w:proofErr w:type="gramEnd"/>
       <w:r>
         <w:rPr>
@@ -5311,8 +5745,18 @@
           <w:sz w:val="28"/>
           <w:szCs w:val="28"/>
         </w:rPr>
-        <w:t xml:space="preserve"> .gitignore</w:t>
-      </w:r>
+        <w:t xml:space="preserve"> .</w:t>
+      </w:r>
+      <w:proofErr w:type="spellStart"/>
+      <w:r>
+        <w:rPr>
+          <w:rFonts w:ascii="Segoe UI Emoji" w:hAnsi="Segoe UI Emoji" w:cs="Segoe UI Emoji"/>
+          <w:sz w:val="28"/>
+          <w:szCs w:val="28"/>
+        </w:rPr>
+        <w:t>gitignore</w:t>
+      </w:r>
+      <w:proofErr w:type="spellEnd"/>
       <w:proofErr w:type="gramEnd"/>
       <w:r>
         <w:rPr>
@@ -5370,8 +5814,20 @@
           <w:sz w:val="28"/>
           <w:szCs w:val="28"/>
         </w:rPr>
-        <w:t>to .gitignore</w:t>
-      </w:r>
+        <w:t>to .</w:t>
+      </w:r>
+      <w:proofErr w:type="spellStart"/>
+      <w:r>
+        <w:rPr>
+          <w:rFonts w:ascii="Segoe UI Emoji" w:hAnsi="Segoe UI Emoji" w:cs="Segoe UI Emoji"/>
+          <w:b/>
+          <w:bCs/>
+          <w:sz w:val="28"/>
+          <w:szCs w:val="28"/>
+        </w:rPr>
+        <w:t>gitignore</w:t>
+      </w:r>
+      <w:proofErr w:type="spellEnd"/>
       <w:proofErr w:type="gramEnd"/>
       <w:r>
         <w:rPr>
@@ -5396,13 +5852,23 @@
           <w:szCs w:val="28"/>
         </w:rPr>
       </w:pPr>
-      <w:r>
-        <w:rPr>
-          <w:rFonts w:ascii="Segoe UI Emoji" w:hAnsi="Segoe UI Emoji" w:cs="Segoe UI Emoji"/>
-          <w:sz w:val="28"/>
-          <w:szCs w:val="28"/>
-        </w:rPr>
-        <w:t>node_modules/ → Installed dependencies (can be reinstalled).</w:t>
+      <w:proofErr w:type="spellStart"/>
+      <w:r>
+        <w:rPr>
+          <w:rFonts w:ascii="Segoe UI Emoji" w:hAnsi="Segoe UI Emoji" w:cs="Segoe UI Emoji"/>
+          <w:sz w:val="28"/>
+          <w:szCs w:val="28"/>
+        </w:rPr>
+        <w:t>node_modules</w:t>
+      </w:r>
+      <w:proofErr w:type="spellEnd"/>
+      <w:r>
+        <w:rPr>
+          <w:rFonts w:ascii="Segoe UI Emoji" w:hAnsi="Segoe UI Emoji" w:cs="Segoe UI Emoji"/>
+          <w:sz w:val="28"/>
+          <w:szCs w:val="28"/>
+        </w:rPr>
+        <w:t>/ → Installed dependencies (can be reinstalled).</w:t>
       </w:r>
     </w:p>
     <w:p>
@@ -5479,13 +5945,23 @@
           <w:szCs w:val="28"/>
         </w:rPr>
       </w:pPr>
-      <w:r>
-        <w:rPr>
-          <w:rFonts w:ascii="Segoe UI Emoji" w:hAnsi="Segoe UI Emoji" w:cs="Segoe UI Emoji"/>
-          <w:sz w:val="28"/>
-          <w:szCs w:val="28"/>
-        </w:rPr>
-        <w:t>dist/ or build/ → Compiled output files.</w:t>
+      <w:proofErr w:type="spellStart"/>
+      <w:r>
+        <w:rPr>
+          <w:rFonts w:ascii="Segoe UI Emoji" w:hAnsi="Segoe UI Emoji" w:cs="Segoe UI Emoji"/>
+          <w:sz w:val="28"/>
+          <w:szCs w:val="28"/>
+        </w:rPr>
+        <w:t>dist</w:t>
+      </w:r>
+      <w:proofErr w:type="spellEnd"/>
+      <w:r>
+        <w:rPr>
+          <w:rFonts w:ascii="Segoe UI Emoji" w:hAnsi="Segoe UI Emoji" w:cs="Segoe UI Emoji"/>
+          <w:sz w:val="28"/>
+          <w:szCs w:val="28"/>
+        </w:rPr>
+        <w:t>/ or build/ → Compiled output files.</w:t>
       </w:r>
     </w:p>
     <w:p>
@@ -5548,6 +6024,7 @@
         </w:rPr>
         <w:t xml:space="preserve">: What is the difference between </w:t>
       </w:r>
+      <w:proofErr w:type="spellStart"/>
       <w:proofErr w:type="gramStart"/>
       <w:r>
         <w:rPr>
@@ -5559,6 +6036,7 @@
         </w:rPr>
         <w:t>package.json</w:t>
       </w:r>
+      <w:proofErr w:type="spellEnd"/>
       <w:proofErr w:type="gramEnd"/>
       <w:r>
         <w:rPr>
@@ -5568,17 +6046,40 @@
           <w:sz w:val="28"/>
           <w:szCs w:val="28"/>
         </w:rPr>
-        <w:t xml:space="preserve"> and package-lock.json?</w:t>
-      </w:r>
-    </w:p>
-    <w:p>
-      <w:pPr>
-        <w:rPr>
-          <w:rFonts w:ascii="Segoe UI Emoji" w:hAnsi="Segoe UI Emoji" w:cs="Segoe UI Emoji"/>
-          <w:sz w:val="28"/>
-          <w:szCs w:val="28"/>
-        </w:rPr>
-      </w:pPr>
+        <w:t xml:space="preserve"> and package-</w:t>
+      </w:r>
+      <w:proofErr w:type="spellStart"/>
+      <w:r>
+        <w:rPr>
+          <w:rFonts w:ascii="Segoe UI Emoji" w:hAnsi="Segoe UI Emoji" w:cs="Segoe UI Emoji"/>
+          <w:b/>
+          <w:bCs/>
+          <w:sz w:val="28"/>
+          <w:szCs w:val="28"/>
+        </w:rPr>
+        <w:t>lock.json</w:t>
+      </w:r>
+      <w:proofErr w:type="spellEnd"/>
+      <w:r>
+        <w:rPr>
+          <w:rFonts w:ascii="Segoe UI Emoji" w:hAnsi="Segoe UI Emoji" w:cs="Segoe UI Emoji"/>
+          <w:b/>
+          <w:bCs/>
+          <w:sz w:val="28"/>
+          <w:szCs w:val="28"/>
+        </w:rPr>
+        <w:t>?</w:t>
+      </w:r>
+    </w:p>
+    <w:p>
+      <w:pPr>
+        <w:rPr>
+          <w:rFonts w:ascii="Segoe UI Emoji" w:hAnsi="Segoe UI Emoji" w:cs="Segoe UI Emoji"/>
+          <w:sz w:val="28"/>
+          <w:szCs w:val="28"/>
+        </w:rPr>
+      </w:pPr>
+      <w:proofErr w:type="spellStart"/>
       <w:proofErr w:type="gramStart"/>
       <w:r>
         <w:rPr>
@@ -5590,6 +6091,7 @@
         </w:rPr>
         <w:t>package.json</w:t>
       </w:r>
+      <w:proofErr w:type="spellEnd"/>
       <w:proofErr w:type="gramEnd"/>
       <w:r>
         <w:rPr>
@@ -5618,6 +6120,7 @@
         </w:rPr>
         <w:t>package-</w:t>
       </w:r>
+      <w:proofErr w:type="spellStart"/>
       <w:proofErr w:type="gramStart"/>
       <w:r>
         <w:rPr>
@@ -5629,6 +6132,7 @@
         </w:rPr>
         <w:t>lock.json</w:t>
       </w:r>
+      <w:proofErr w:type="spellEnd"/>
       <w:proofErr w:type="gramEnd"/>
       <w:r>
         <w:rPr>
@@ -5655,6 +6159,7 @@
         </w:rPr>
         <w:t xml:space="preserve">In short, </w:t>
       </w:r>
+      <w:proofErr w:type="spellStart"/>
       <w:proofErr w:type="gramStart"/>
       <w:r>
         <w:rPr>
@@ -5664,6 +6169,7 @@
         </w:rPr>
         <w:t>package.json</w:t>
       </w:r>
+      <w:proofErr w:type="spellEnd"/>
       <w:proofErr w:type="gramEnd"/>
       <w:r>
         <w:rPr>
@@ -5671,7 +6177,25 @@
           <w:sz w:val="28"/>
           <w:szCs w:val="28"/>
         </w:rPr>
-        <w:t xml:space="preserve"> defines what your project needs, while package-lock.json locks the exact versions to maintain consistency. Both files should be committed to Git for a stable and predictable development environment. 🚀</w:t>
+        <w:t xml:space="preserve"> defines what your project needs, while package-</w:t>
+      </w:r>
+      <w:proofErr w:type="spellStart"/>
+      <w:r>
+        <w:rPr>
+          <w:rFonts w:ascii="Segoe UI Emoji" w:hAnsi="Segoe UI Emoji" w:cs="Segoe UI Emoji"/>
+          <w:sz w:val="28"/>
+          <w:szCs w:val="28"/>
+        </w:rPr>
+        <w:t>lock.json</w:t>
+      </w:r>
+      <w:proofErr w:type="spellEnd"/>
+      <w:r>
+        <w:rPr>
+          <w:rFonts w:ascii="Segoe UI Emoji" w:hAnsi="Segoe UI Emoji" w:cs="Segoe UI Emoji"/>
+          <w:sz w:val="28"/>
+          <w:szCs w:val="28"/>
+        </w:rPr>
+        <w:t xml:space="preserve"> locks the exact versions to maintain consistency. Both files should be committed to Git for a stable and predictable development environment. 🚀</w:t>
       </w:r>
     </w:p>
     <w:p>
@@ -5713,6 +6237,7 @@
         </w:rPr>
         <w:t>: Why should I not modify package-</w:t>
       </w:r>
+      <w:proofErr w:type="spellStart"/>
       <w:proofErr w:type="gramStart"/>
       <w:r>
         <w:rPr>
@@ -5724,6 +6249,7 @@
         </w:rPr>
         <w:t>lock.json</w:t>
       </w:r>
+      <w:proofErr w:type="spellEnd"/>
       <w:proofErr w:type="gramEnd"/>
       <w:r>
         <w:rPr>
@@ -5752,6 +6278,7 @@
         </w:rPr>
         <w:t>You should not manually modify package-</w:t>
       </w:r>
+      <w:proofErr w:type="spellStart"/>
       <w:proofErr w:type="gramStart"/>
       <w:r>
         <w:rPr>
@@ -5761,6 +6288,7 @@
         </w:rPr>
         <w:t>lock.json</w:t>
       </w:r>
+      <w:proofErr w:type="spellEnd"/>
       <w:proofErr w:type="gramEnd"/>
       <w:r>
         <w:rPr>
@@ -5770,6 +6298,7 @@
         </w:rPr>
         <w:t xml:space="preserve"> because it is automatically generated by </w:t>
       </w:r>
+      <w:proofErr w:type="spellStart"/>
       <w:r>
         <w:rPr>
           <w:rFonts w:ascii="Segoe UI Emoji" w:hAnsi="Segoe UI Emoji" w:cs="Segoe UI Emoji"/>
@@ -5780,6 +6309,7 @@
         </w:rPr>
         <w:t>npm</w:t>
       </w:r>
+      <w:proofErr w:type="spellEnd"/>
       <w:r>
         <w:rPr>
           <w:rFonts w:ascii="Segoe UI Emoji" w:hAnsi="Segoe UI Emoji" w:cs="Segoe UI Emoji"/>
@@ -5835,7 +6365,25 @@
           <w:sz w:val="28"/>
           <w:szCs w:val="28"/>
         </w:rPr>
-        <w:t xml:space="preserve"> – npm may not recognize the correct versions when installing packages.</w:t>
+        <w:t xml:space="preserve"> – </w:t>
+      </w:r>
+      <w:proofErr w:type="spellStart"/>
+      <w:r>
+        <w:rPr>
+          <w:rFonts w:ascii="Segoe UI Emoji" w:hAnsi="Segoe UI Emoji" w:cs="Segoe UI Emoji"/>
+          <w:sz w:val="28"/>
+          <w:szCs w:val="28"/>
+        </w:rPr>
+        <w:t>npm</w:t>
+      </w:r>
+      <w:proofErr w:type="spellEnd"/>
+      <w:r>
+        <w:rPr>
+          <w:rFonts w:ascii="Segoe UI Emoji" w:hAnsi="Segoe UI Emoji" w:cs="Segoe UI Emoji"/>
+          <w:sz w:val="28"/>
+          <w:szCs w:val="28"/>
+        </w:rPr>
+        <w:t xml:space="preserve"> may not recognize the correct versions when installing packages.</w:t>
       </w:r>
     </w:p>
     <w:p>
@@ -5914,7 +6462,43 @@
           <w:sz w:val="28"/>
           <w:szCs w:val="28"/>
         </w:rPr>
-        <w:t>Instead of editing it, always use commands like npm install or npm update to modify dependencies properly. 🚀</w:t>
+        <w:t xml:space="preserve">Instead of editing it, always use commands like </w:t>
+      </w:r>
+      <w:proofErr w:type="spellStart"/>
+      <w:r>
+        <w:rPr>
+          <w:rFonts w:ascii="Segoe UI Emoji" w:hAnsi="Segoe UI Emoji" w:cs="Segoe UI Emoji"/>
+          <w:sz w:val="28"/>
+          <w:szCs w:val="28"/>
+        </w:rPr>
+        <w:t>npm</w:t>
+      </w:r>
+      <w:proofErr w:type="spellEnd"/>
+      <w:r>
+        <w:rPr>
+          <w:rFonts w:ascii="Segoe UI Emoji" w:hAnsi="Segoe UI Emoji" w:cs="Segoe UI Emoji"/>
+          <w:sz w:val="28"/>
+          <w:szCs w:val="28"/>
+        </w:rPr>
+        <w:t xml:space="preserve"> install or </w:t>
+      </w:r>
+      <w:proofErr w:type="spellStart"/>
+      <w:r>
+        <w:rPr>
+          <w:rFonts w:ascii="Segoe UI Emoji" w:hAnsi="Segoe UI Emoji" w:cs="Segoe UI Emoji"/>
+          <w:sz w:val="28"/>
+          <w:szCs w:val="28"/>
+        </w:rPr>
+        <w:t>npm</w:t>
+      </w:r>
+      <w:proofErr w:type="spellEnd"/>
+      <w:r>
+        <w:rPr>
+          <w:rFonts w:ascii="Segoe UI Emoji" w:hAnsi="Segoe UI Emoji" w:cs="Segoe UI Emoji"/>
+          <w:sz w:val="28"/>
+          <w:szCs w:val="28"/>
+        </w:rPr>
+        <w:t xml:space="preserve"> update to modify dependencies properly. 🚀</w:t>
       </w:r>
     </w:p>
     <w:p>
@@ -5954,17 +6538,9 @@
           <w:sz w:val="28"/>
           <w:szCs w:val="28"/>
         </w:rPr>
-        <w:t>: What is node_modules?</w:t>
-      </w:r>
-    </w:p>
-    <w:p>
-      <w:pPr>
-        <w:rPr>
-          <w:rFonts w:ascii="Segoe UI Emoji" w:hAnsi="Segoe UI Emoji" w:cs="Segoe UI Emoji"/>
-          <w:sz w:val="28"/>
-          <w:szCs w:val="28"/>
-        </w:rPr>
-      </w:pPr>
+        <w:t xml:space="preserve">: What is </w:t>
+      </w:r>
+      <w:proofErr w:type="spellStart"/>
       <w:r>
         <w:rPr>
           <w:rFonts w:ascii="Segoe UI Emoji" w:hAnsi="Segoe UI Emoji" w:cs="Segoe UI Emoji"/>
@@ -5975,34 +6551,106 @@
         </w:rPr>
         <w:t>node_modules</w:t>
       </w:r>
-      <w:r>
-        <w:rPr>
-          <w:rFonts w:ascii="Segoe UI Emoji" w:hAnsi="Segoe UI Emoji" w:cs="Segoe UI Emoji"/>
-          <w:sz w:val="28"/>
-          <w:szCs w:val="28"/>
-        </w:rPr>
-        <w:t xml:space="preserve"> is a folder created when you run npm install. It stores all the installed dependencies required for your project.</w:t>
-      </w:r>
-    </w:p>
-    <w:p>
-      <w:pPr>
-        <w:rPr>
-          <w:rFonts w:ascii="Segoe UI Emoji" w:hAnsi="Segoe UI Emoji" w:cs="Segoe UI Emoji"/>
-          <w:b/>
-          <w:bCs/>
-          <w:sz w:val="28"/>
-          <w:szCs w:val="28"/>
-        </w:rPr>
-      </w:pPr>
-      <w:r>
-        <w:rPr>
-          <w:rFonts w:ascii="Segoe UI Emoji" w:hAnsi="Segoe UI Emoji" w:cs="Segoe UI Emoji"/>
-          <w:b/>
-          <w:bCs/>
-          <w:sz w:val="28"/>
-          <w:szCs w:val="28"/>
-        </w:rPr>
-        <w:t>Why is node_modules important?</w:t>
+      <w:proofErr w:type="spellEnd"/>
+      <w:r>
+        <w:rPr>
+          <w:rFonts w:ascii="Segoe UI Emoji" w:hAnsi="Segoe UI Emoji" w:cs="Segoe UI Emoji"/>
+          <w:b/>
+          <w:bCs/>
+          <w:sz w:val="28"/>
+          <w:szCs w:val="28"/>
+        </w:rPr>
+        <w:t>?</w:t>
+      </w:r>
+    </w:p>
+    <w:p>
+      <w:pPr>
+        <w:rPr>
+          <w:rFonts w:ascii="Segoe UI Emoji" w:hAnsi="Segoe UI Emoji" w:cs="Segoe UI Emoji"/>
+          <w:sz w:val="28"/>
+          <w:szCs w:val="28"/>
+        </w:rPr>
+      </w:pPr>
+      <w:proofErr w:type="spellStart"/>
+      <w:r>
+        <w:rPr>
+          <w:rFonts w:ascii="Segoe UI Emoji" w:hAnsi="Segoe UI Emoji" w:cs="Segoe UI Emoji"/>
+          <w:b/>
+          <w:bCs/>
+          <w:sz w:val="28"/>
+          <w:szCs w:val="28"/>
+        </w:rPr>
+        <w:t>node_modules</w:t>
+      </w:r>
+      <w:proofErr w:type="spellEnd"/>
+      <w:r>
+        <w:rPr>
+          <w:rFonts w:ascii="Segoe UI Emoji" w:hAnsi="Segoe UI Emoji" w:cs="Segoe UI Emoji"/>
+          <w:sz w:val="28"/>
+          <w:szCs w:val="28"/>
+        </w:rPr>
+        <w:t xml:space="preserve"> is a folder created when you run </w:t>
+      </w:r>
+      <w:proofErr w:type="spellStart"/>
+      <w:r>
+        <w:rPr>
+          <w:rFonts w:ascii="Segoe UI Emoji" w:hAnsi="Segoe UI Emoji" w:cs="Segoe UI Emoji"/>
+          <w:sz w:val="28"/>
+          <w:szCs w:val="28"/>
+        </w:rPr>
+        <w:t>npm</w:t>
+      </w:r>
+      <w:proofErr w:type="spellEnd"/>
+      <w:r>
+        <w:rPr>
+          <w:rFonts w:ascii="Segoe UI Emoji" w:hAnsi="Segoe UI Emoji" w:cs="Segoe UI Emoji"/>
+          <w:sz w:val="28"/>
+          <w:szCs w:val="28"/>
+        </w:rPr>
+        <w:t xml:space="preserve"> install. It stores all the installed dependencies required for your project.</w:t>
+      </w:r>
+    </w:p>
+    <w:p>
+      <w:pPr>
+        <w:rPr>
+          <w:rFonts w:ascii="Segoe UI Emoji" w:hAnsi="Segoe UI Emoji" w:cs="Segoe UI Emoji"/>
+          <w:b/>
+          <w:bCs/>
+          <w:sz w:val="28"/>
+          <w:szCs w:val="28"/>
+        </w:rPr>
+      </w:pPr>
+      <w:r>
+        <w:rPr>
+          <w:rFonts w:ascii="Segoe UI Emoji" w:hAnsi="Segoe UI Emoji" w:cs="Segoe UI Emoji"/>
+          <w:b/>
+          <w:bCs/>
+          <w:sz w:val="28"/>
+          <w:szCs w:val="28"/>
+        </w:rPr>
+        <w:t xml:space="preserve">Why is </w:t>
+      </w:r>
+      <w:proofErr w:type="spellStart"/>
+      <w:r>
+        <w:rPr>
+          <w:rFonts w:ascii="Segoe UI Emoji" w:hAnsi="Segoe UI Emoji" w:cs="Segoe UI Emoji"/>
+          <w:b/>
+          <w:bCs/>
+          <w:sz w:val="28"/>
+          <w:szCs w:val="28"/>
+        </w:rPr>
+        <w:t>node_modules</w:t>
+      </w:r>
+      <w:proofErr w:type="spellEnd"/>
+      <w:r>
+        <w:rPr>
+          <w:rFonts w:ascii="Segoe UI Emoji" w:hAnsi="Segoe UI Emoji" w:cs="Segoe UI Emoji"/>
+          <w:b/>
+          <w:bCs/>
+          <w:sz w:val="28"/>
+          <w:szCs w:val="28"/>
+        </w:rPr>
+        <w:t xml:space="preserve"> important?</w:t>
       </w:r>
     </w:p>
     <w:p>
@@ -6035,6 +6683,7 @@
         </w:rPr>
         <w:t xml:space="preserve"> – Any dependencies listed in </w:t>
       </w:r>
+      <w:proofErr w:type="spellStart"/>
       <w:proofErr w:type="gramStart"/>
       <w:r>
         <w:rPr>
@@ -6044,6 +6693,7 @@
         </w:rPr>
         <w:t>package.json</w:t>
       </w:r>
+      <w:proofErr w:type="spellEnd"/>
       <w:proofErr w:type="gramEnd"/>
       <w:r>
         <w:rPr>
@@ -6134,7 +6784,29 @@
           <w:sz w:val="28"/>
           <w:szCs w:val="28"/>
         </w:rPr>
-        <w:t>Should node_modules be added to Git?</w:t>
+        <w:t xml:space="preserve">Should </w:t>
+      </w:r>
+      <w:proofErr w:type="spellStart"/>
+      <w:r>
+        <w:rPr>
+          <w:rFonts w:ascii="Segoe UI Emoji" w:hAnsi="Segoe UI Emoji" w:cs="Segoe UI Emoji"/>
+          <w:b/>
+          <w:bCs/>
+          <w:sz w:val="28"/>
+          <w:szCs w:val="28"/>
+        </w:rPr>
+        <w:t>node_modules</w:t>
+      </w:r>
+      <w:proofErr w:type="spellEnd"/>
+      <w:r>
+        <w:rPr>
+          <w:rFonts w:ascii="Segoe UI Emoji" w:hAnsi="Segoe UI Emoji" w:cs="Segoe UI Emoji"/>
+          <w:b/>
+          <w:bCs/>
+          <w:sz w:val="28"/>
+          <w:szCs w:val="28"/>
+        </w:rPr>
+        <w:t xml:space="preserve"> be added to Git?</w:t>
       </w:r>
     </w:p>
     <w:p>
@@ -6169,7 +6841,25 @@
           <w:sz w:val="28"/>
           <w:szCs w:val="28"/>
         </w:rPr>
-        <w:t xml:space="preserve"> It is too large and can be regenerated anytime using npm install, so it's usually added </w:t>
+        <w:t xml:space="preserve"> It is too large and can be regenerated anytime using </w:t>
+      </w:r>
+      <w:proofErr w:type="spellStart"/>
+      <w:r>
+        <w:rPr>
+          <w:rFonts w:ascii="Segoe UI Emoji" w:hAnsi="Segoe UI Emoji" w:cs="Segoe UI Emoji"/>
+          <w:sz w:val="28"/>
+          <w:szCs w:val="28"/>
+        </w:rPr>
+        <w:t>npm</w:t>
+      </w:r>
+      <w:proofErr w:type="spellEnd"/>
+      <w:r>
+        <w:rPr>
+          <w:rFonts w:ascii="Segoe UI Emoji" w:hAnsi="Segoe UI Emoji" w:cs="Segoe UI Emoji"/>
+          <w:sz w:val="28"/>
+          <w:szCs w:val="28"/>
+        </w:rPr>
+        <w:t xml:space="preserve"> install, so it's usually added </w:t>
       </w:r>
       <w:proofErr w:type="gramStart"/>
       <w:r>
@@ -6178,8 +6868,18 @@
           <w:sz w:val="28"/>
           <w:szCs w:val="28"/>
         </w:rPr>
-        <w:t>to .gitignore</w:t>
-      </w:r>
+        <w:t>to .</w:t>
+      </w:r>
+      <w:proofErr w:type="spellStart"/>
+      <w:r>
+        <w:rPr>
+          <w:rFonts w:ascii="Segoe UI Emoji" w:hAnsi="Segoe UI Emoji" w:cs="Segoe UI Emoji"/>
+          <w:sz w:val="28"/>
+          <w:szCs w:val="28"/>
+        </w:rPr>
+        <w:t>gitignore</w:t>
+      </w:r>
+      <w:proofErr w:type="spellEnd"/>
       <w:proofErr w:type="gramEnd"/>
       <w:r>
         <w:rPr>
@@ -6227,7 +6927,29 @@
           <w:sz w:val="28"/>
           <w:szCs w:val="28"/>
         </w:rPr>
-        <w:t>: What is the dist folder?</w:t>
+        <w:t xml:space="preserve">: What is the </w:t>
+      </w:r>
+      <w:proofErr w:type="spellStart"/>
+      <w:r>
+        <w:rPr>
+          <w:rFonts w:ascii="Segoe UI Emoji" w:hAnsi="Segoe UI Emoji" w:cs="Segoe UI Emoji"/>
+          <w:b/>
+          <w:bCs/>
+          <w:sz w:val="28"/>
+          <w:szCs w:val="28"/>
+        </w:rPr>
+        <w:t>dist</w:t>
+      </w:r>
+      <w:proofErr w:type="spellEnd"/>
+      <w:r>
+        <w:rPr>
+          <w:rFonts w:ascii="Segoe UI Emoji" w:hAnsi="Segoe UI Emoji" w:cs="Segoe UI Emoji"/>
+          <w:b/>
+          <w:bCs/>
+          <w:sz w:val="28"/>
+          <w:szCs w:val="28"/>
+        </w:rPr>
+        <w:t xml:space="preserve"> folder?</w:t>
       </w:r>
     </w:p>
     <w:p>
@@ -6246,15 +6968,27 @@
         </w:rPr>
         <w:t xml:space="preserve">The </w:t>
       </w:r>
-      <w:r>
-        <w:rPr>
-          <w:rFonts w:ascii="Segoe UI Emoji" w:hAnsi="Segoe UI Emoji" w:cs="Segoe UI Emoji"/>
-          <w:b/>
-          <w:bCs/>
-          <w:sz w:val="28"/>
-          <w:szCs w:val="28"/>
-        </w:rPr>
-        <w:t>dist (distribution)</w:t>
+      <w:proofErr w:type="spellStart"/>
+      <w:r>
+        <w:rPr>
+          <w:rFonts w:ascii="Segoe UI Emoji" w:hAnsi="Segoe UI Emoji" w:cs="Segoe UI Emoji"/>
+          <w:b/>
+          <w:bCs/>
+          <w:sz w:val="28"/>
+          <w:szCs w:val="28"/>
+        </w:rPr>
+        <w:t>dist</w:t>
+      </w:r>
+      <w:proofErr w:type="spellEnd"/>
+      <w:r>
+        <w:rPr>
+          <w:rFonts w:ascii="Segoe UI Emoji" w:hAnsi="Segoe UI Emoji" w:cs="Segoe UI Emoji"/>
+          <w:b/>
+          <w:bCs/>
+          <w:sz w:val="28"/>
+          <w:szCs w:val="28"/>
+        </w:rPr>
+        <w:t xml:space="preserve"> (distribution)</w:t>
       </w:r>
       <w:r>
         <w:rPr>
@@ -6301,7 +7035,29 @@
           <w:sz w:val="28"/>
           <w:szCs w:val="28"/>
         </w:rPr>
-        <w:t>Why is the dist folder important?</w:t>
+        <w:t xml:space="preserve">Why is the </w:t>
+      </w:r>
+      <w:proofErr w:type="spellStart"/>
+      <w:r>
+        <w:rPr>
+          <w:rFonts w:ascii="Segoe UI Emoji" w:hAnsi="Segoe UI Emoji" w:cs="Segoe UI Emoji"/>
+          <w:b/>
+          <w:bCs/>
+          <w:sz w:val="28"/>
+          <w:szCs w:val="28"/>
+        </w:rPr>
+        <w:t>dist</w:t>
+      </w:r>
+      <w:proofErr w:type="spellEnd"/>
+      <w:r>
+        <w:rPr>
+          <w:rFonts w:ascii="Segoe UI Emoji" w:hAnsi="Segoe UI Emoji" w:cs="Segoe UI Emoji"/>
+          <w:b/>
+          <w:bCs/>
+          <w:sz w:val="28"/>
+          <w:szCs w:val="28"/>
+        </w:rPr>
+        <w:t xml:space="preserve"> folder important?</w:t>
       </w:r>
     </w:p>
     <w:p>
@@ -6416,7 +7172,29 @@
           <w:sz w:val="28"/>
           <w:szCs w:val="28"/>
         </w:rPr>
-        <w:t>Should the dist folder be added to Git?</w:t>
+        <w:t xml:space="preserve">Should the </w:t>
+      </w:r>
+      <w:proofErr w:type="spellStart"/>
+      <w:r>
+        <w:rPr>
+          <w:rFonts w:ascii="Segoe UI Emoji" w:hAnsi="Segoe UI Emoji" w:cs="Segoe UI Emoji"/>
+          <w:b/>
+          <w:bCs/>
+          <w:sz w:val="28"/>
+          <w:szCs w:val="28"/>
+        </w:rPr>
+        <w:t>dist</w:t>
+      </w:r>
+      <w:proofErr w:type="spellEnd"/>
+      <w:r>
+        <w:rPr>
+          <w:rFonts w:ascii="Segoe UI Emoji" w:hAnsi="Segoe UI Emoji" w:cs="Segoe UI Emoji"/>
+          <w:b/>
+          <w:bCs/>
+          <w:sz w:val="28"/>
+          <w:szCs w:val="28"/>
+        </w:rPr>
+        <w:t xml:space="preserve"> folder be added to Git?</w:t>
       </w:r>
     </w:p>
     <w:p>
@@ -6451,7 +7229,25 @@
           <w:sz w:val="28"/>
           <w:szCs w:val="28"/>
         </w:rPr>
-        <w:t xml:space="preserve"> Since it can be regenerated using a build tool (npm run build), it’s usually added </w:t>
+        <w:t xml:space="preserve"> Since it can be regenerated using a build tool (</w:t>
+      </w:r>
+      <w:proofErr w:type="spellStart"/>
+      <w:r>
+        <w:rPr>
+          <w:rFonts w:ascii="Segoe UI Emoji" w:hAnsi="Segoe UI Emoji" w:cs="Segoe UI Emoji"/>
+          <w:sz w:val="28"/>
+          <w:szCs w:val="28"/>
+        </w:rPr>
+        <w:t>npm</w:t>
+      </w:r>
+      <w:proofErr w:type="spellEnd"/>
+      <w:r>
+        <w:rPr>
+          <w:rFonts w:ascii="Segoe UI Emoji" w:hAnsi="Segoe UI Emoji" w:cs="Segoe UI Emoji"/>
+          <w:sz w:val="28"/>
+          <w:szCs w:val="28"/>
+        </w:rPr>
+        <w:t xml:space="preserve"> run build), it’s usually added </w:t>
       </w:r>
       <w:proofErr w:type="gramStart"/>
       <w:r>
@@ -6460,8 +7256,18 @@
           <w:sz w:val="28"/>
           <w:szCs w:val="28"/>
         </w:rPr>
-        <w:t>to .gitignore</w:t>
-      </w:r>
+        <w:t>to .</w:t>
+      </w:r>
+      <w:proofErr w:type="spellStart"/>
+      <w:r>
+        <w:rPr>
+          <w:rFonts w:ascii="Segoe UI Emoji" w:hAnsi="Segoe UI Emoji" w:cs="Segoe UI Emoji"/>
+          <w:sz w:val="28"/>
+          <w:szCs w:val="28"/>
+        </w:rPr>
+        <w:t>gitignore</w:t>
+      </w:r>
+      <w:proofErr w:type="spellEnd"/>
       <w:proofErr w:type="gramEnd"/>
       <w:r>
         <w:rPr>
@@ -6509,17 +7315,9 @@
           <w:sz w:val="28"/>
           <w:szCs w:val="28"/>
         </w:rPr>
-        <w:t>: What is browserslist?</w:t>
-      </w:r>
-    </w:p>
-    <w:p>
-      <w:pPr>
-        <w:rPr>
-          <w:rFonts w:ascii="Segoe UI Emoji" w:hAnsi="Segoe UI Emoji" w:cs="Segoe UI Emoji"/>
-          <w:sz w:val="28"/>
-          <w:szCs w:val="28"/>
-        </w:rPr>
-      </w:pPr>
+        <w:t xml:space="preserve">: What is </w:t>
+      </w:r>
+      <w:proofErr w:type="spellStart"/>
       <w:r>
         <w:rPr>
           <w:rFonts w:ascii="Segoe UI Emoji" w:hAnsi="Segoe UI Emoji" w:cs="Segoe UI Emoji"/>
@@ -6530,6 +7328,38 @@
         </w:rPr>
         <w:t>browserslist</w:t>
       </w:r>
+      <w:proofErr w:type="spellEnd"/>
+      <w:r>
+        <w:rPr>
+          <w:rFonts w:ascii="Segoe UI Emoji" w:hAnsi="Segoe UI Emoji" w:cs="Segoe UI Emoji"/>
+          <w:b/>
+          <w:bCs/>
+          <w:sz w:val="28"/>
+          <w:szCs w:val="28"/>
+        </w:rPr>
+        <w:t>?</w:t>
+      </w:r>
+    </w:p>
+    <w:p>
+      <w:pPr>
+        <w:rPr>
+          <w:rFonts w:ascii="Segoe UI Emoji" w:hAnsi="Segoe UI Emoji" w:cs="Segoe UI Emoji"/>
+          <w:sz w:val="28"/>
+          <w:szCs w:val="28"/>
+        </w:rPr>
+      </w:pPr>
+      <w:proofErr w:type="spellStart"/>
+      <w:r>
+        <w:rPr>
+          <w:rFonts w:ascii="Segoe UI Emoji" w:hAnsi="Segoe UI Emoji" w:cs="Segoe UI Emoji"/>
+          <w:b/>
+          <w:bCs/>
+          <w:sz w:val="28"/>
+          <w:szCs w:val="28"/>
+        </w:rPr>
+        <w:t>browserslist</w:t>
+      </w:r>
+      <w:proofErr w:type="spellEnd"/>
       <w:r>
         <w:rPr>
           <w:rFonts w:ascii="Segoe UI Emoji" w:hAnsi="Segoe UI Emoji" w:cs="Segoe UI Emoji"/>
@@ -6839,7 +7669,25 @@
           <w:sz w:val="28"/>
           <w:szCs w:val="28"/>
         </w:rPr>
-        <w:t xml:space="preserve"> – Browsers don’t understand JSX, so Babel converts it to standard JavaScript (React.createElement).</w:t>
+        <w:t xml:space="preserve"> – Browsers don’t understand JSX, so Babel converts it to standard JavaScript (</w:t>
+      </w:r>
+      <w:proofErr w:type="spellStart"/>
+      <w:r>
+        <w:rPr>
+          <w:rFonts w:ascii="Segoe UI Emoji" w:hAnsi="Segoe UI Emoji" w:cs="Segoe UI Emoji"/>
+          <w:sz w:val="28"/>
+          <w:szCs w:val="28"/>
+        </w:rPr>
+        <w:t>React.createElement</w:t>
+      </w:r>
+      <w:proofErr w:type="spellEnd"/>
+      <w:r>
+        <w:rPr>
+          <w:rFonts w:ascii="Segoe UI Emoji" w:hAnsi="Segoe UI Emoji" w:cs="Segoe UI Emoji"/>
+          <w:sz w:val="28"/>
+          <w:szCs w:val="28"/>
+        </w:rPr>
+        <w:t>).</w:t>
       </w:r>
     </w:p>
     <w:p>
@@ -7331,7 +8179,95 @@
           <w:sz w:val="28"/>
           <w:szCs w:val="28"/>
         </w:rPr>
-        <w:t>{TitleComponent} vs {&lt;TitleComponent/&gt;} vs {&lt;TitleComponent&gt;&lt;/TitleComponent&gt;} in JSX.</w:t>
+        <w:t>{</w:t>
+      </w:r>
+      <w:proofErr w:type="spellStart"/>
+      <w:r>
+        <w:rPr>
+          <w:rFonts w:ascii="Segoe UI Emoji" w:hAnsi="Segoe UI Emoji" w:cs="Segoe UI Emoji"/>
+          <w:b/>
+          <w:bCs/>
+          <w:sz w:val="28"/>
+          <w:szCs w:val="28"/>
+        </w:rPr>
+        <w:t>TitleComponent</w:t>
+      </w:r>
+      <w:proofErr w:type="spellEnd"/>
+      <w:r>
+        <w:rPr>
+          <w:rFonts w:ascii="Segoe UI Emoji" w:hAnsi="Segoe UI Emoji" w:cs="Segoe UI Emoji"/>
+          <w:b/>
+          <w:bCs/>
+          <w:sz w:val="28"/>
+          <w:szCs w:val="28"/>
+        </w:rPr>
+        <w:t>} vs {&lt;</w:t>
+      </w:r>
+      <w:proofErr w:type="spellStart"/>
+      <w:r>
+        <w:rPr>
+          <w:rFonts w:ascii="Segoe UI Emoji" w:hAnsi="Segoe UI Emoji" w:cs="Segoe UI Emoji"/>
+          <w:b/>
+          <w:bCs/>
+          <w:sz w:val="28"/>
+          <w:szCs w:val="28"/>
+        </w:rPr>
+        <w:t>TitleComponent</w:t>
+      </w:r>
+      <w:proofErr w:type="spellEnd"/>
+      <w:r>
+        <w:rPr>
+          <w:rFonts w:ascii="Segoe UI Emoji" w:hAnsi="Segoe UI Emoji" w:cs="Segoe UI Emoji"/>
+          <w:b/>
+          <w:bCs/>
+          <w:sz w:val="28"/>
+          <w:szCs w:val="28"/>
+        </w:rPr>
+        <w:t>/&gt;} vs {&lt;</w:t>
+      </w:r>
+      <w:proofErr w:type="spellStart"/>
+      <w:r>
+        <w:rPr>
+          <w:rFonts w:ascii="Segoe UI Emoji" w:hAnsi="Segoe UI Emoji" w:cs="Segoe UI Emoji"/>
+          <w:b/>
+          <w:bCs/>
+          <w:sz w:val="28"/>
+          <w:szCs w:val="28"/>
+        </w:rPr>
+        <w:t>TitleComponent</w:t>
+      </w:r>
+      <w:proofErr w:type="spellEnd"/>
+      <w:r>
+        <w:rPr>
+          <w:rFonts w:ascii="Segoe UI Emoji" w:hAnsi="Segoe UI Emoji" w:cs="Segoe UI Emoji"/>
+          <w:b/>
+          <w:bCs/>
+          <w:sz w:val="28"/>
+          <w:szCs w:val="28"/>
+        </w:rPr>
+        <w:t>&gt;&lt;/</w:t>
+      </w:r>
+      <w:proofErr w:type="spellStart"/>
+      <w:r>
+        <w:rPr>
+          <w:rFonts w:ascii="Segoe UI Emoji" w:hAnsi="Segoe UI Emoji" w:cs="Segoe UI Emoji"/>
+          <w:b/>
+          <w:bCs/>
+          <w:sz w:val="28"/>
+          <w:szCs w:val="28"/>
+        </w:rPr>
+        <w:t>TitleComponent</w:t>
+      </w:r>
+      <w:proofErr w:type="spellEnd"/>
+      <w:r>
+        <w:rPr>
+          <w:rFonts w:ascii="Segoe UI Emoji" w:hAnsi="Segoe UI Emoji" w:cs="Segoe UI Emoji"/>
+          <w:b/>
+          <w:bCs/>
+          <w:sz w:val="28"/>
+          <w:szCs w:val="28"/>
+        </w:rPr>
+        <w:t>&gt;} in JSX.</w:t>
       </w:r>
     </w:p>
     <w:p>
@@ -7371,7 +8307,25 @@
           <w:sz w:val="28"/>
           <w:szCs w:val="28"/>
         </w:rPr>
-        <w:t>{TitleComponent} → Refers to the component function itself (not rendered).</w:t>
+        <w:t>{</w:t>
+      </w:r>
+      <w:proofErr w:type="spellStart"/>
+      <w:r>
+        <w:rPr>
+          <w:rFonts w:ascii="Segoe UI Emoji" w:hAnsi="Segoe UI Emoji" w:cs="Segoe UI Emoji"/>
+          <w:sz w:val="28"/>
+          <w:szCs w:val="28"/>
+        </w:rPr>
+        <w:t>TitleComponent</w:t>
+      </w:r>
+      <w:proofErr w:type="spellEnd"/>
+      <w:r>
+        <w:rPr>
+          <w:rFonts w:ascii="Segoe UI Emoji" w:hAnsi="Segoe UI Emoji" w:cs="Segoe UI Emoji"/>
+          <w:sz w:val="28"/>
+          <w:szCs w:val="28"/>
+        </w:rPr>
+        <w:t>} → Refers to the component function itself (not rendered).</w:t>
       </w:r>
     </w:p>
     <w:p>
@@ -7392,7 +8346,25 @@
           <w:sz w:val="28"/>
           <w:szCs w:val="28"/>
         </w:rPr>
-        <w:t>{&lt;TitleComponent/&gt;} → Calls &amp; renders the component (self-closing).</w:t>
+        <w:t>{&lt;</w:t>
+      </w:r>
+      <w:proofErr w:type="spellStart"/>
+      <w:r>
+        <w:rPr>
+          <w:rFonts w:ascii="Segoe UI Emoji" w:hAnsi="Segoe UI Emoji" w:cs="Segoe UI Emoji"/>
+          <w:sz w:val="28"/>
+          <w:szCs w:val="28"/>
+        </w:rPr>
+        <w:t>TitleComponent</w:t>
+      </w:r>
+      <w:proofErr w:type="spellEnd"/>
+      <w:r>
+        <w:rPr>
+          <w:rFonts w:ascii="Segoe UI Emoji" w:hAnsi="Segoe UI Emoji" w:cs="Segoe UI Emoji"/>
+          <w:sz w:val="28"/>
+          <w:szCs w:val="28"/>
+        </w:rPr>
+        <w:t>/&gt;} → Calls &amp; renders the component (self-closing).</w:t>
       </w:r>
     </w:p>
     <w:p>
@@ -7413,7 +8385,43 @@
           <w:sz w:val="28"/>
           <w:szCs w:val="28"/>
         </w:rPr>
-        <w:t>{&lt;TitleComponent&gt;&lt;/TitleComponent&gt;} → Same as above but used for components with children.</w:t>
+        <w:t>{&lt;</w:t>
+      </w:r>
+      <w:proofErr w:type="spellStart"/>
+      <w:r>
+        <w:rPr>
+          <w:rFonts w:ascii="Segoe UI Emoji" w:hAnsi="Segoe UI Emoji" w:cs="Segoe UI Emoji"/>
+          <w:sz w:val="28"/>
+          <w:szCs w:val="28"/>
+        </w:rPr>
+        <w:t>TitleComponent</w:t>
+      </w:r>
+      <w:proofErr w:type="spellEnd"/>
+      <w:r>
+        <w:rPr>
+          <w:rFonts w:ascii="Segoe UI Emoji" w:hAnsi="Segoe UI Emoji" w:cs="Segoe UI Emoji"/>
+          <w:sz w:val="28"/>
+          <w:szCs w:val="28"/>
+        </w:rPr>
+        <w:t>&gt;&lt;/</w:t>
+      </w:r>
+      <w:proofErr w:type="spellStart"/>
+      <w:r>
+        <w:rPr>
+          <w:rFonts w:ascii="Segoe UI Emoji" w:hAnsi="Segoe UI Emoji" w:cs="Segoe UI Emoji"/>
+          <w:sz w:val="28"/>
+          <w:szCs w:val="28"/>
+        </w:rPr>
+        <w:t>TitleComponent</w:t>
+      </w:r>
+      <w:proofErr w:type="spellEnd"/>
+      <w:r>
+        <w:rPr>
+          <w:rFonts w:ascii="Segoe UI Emoji" w:hAnsi="Segoe UI Emoji" w:cs="Segoe UI Emoji"/>
+          <w:sz w:val="28"/>
+          <w:szCs w:val="28"/>
+        </w:rPr>
+        <w:t>&gt;} → Same as above but used for components with children.</w:t>
       </w:r>
     </w:p>
     <w:p>
@@ -7530,15 +8538,27 @@
         </w:rPr>
         <w:t xml:space="preserve"> but it makes writing UI components easier and more readable. React can work without JSX by using </w:t>
       </w:r>
-      <w:r>
-        <w:rPr>
-          <w:rFonts w:ascii="Segoe UI Emoji" w:hAnsi="Segoe UI Emoji" w:cs="Segoe UI Emoji"/>
-          <w:b/>
-          <w:bCs/>
-          <w:sz w:val="28"/>
-          <w:szCs w:val="28"/>
-        </w:rPr>
-        <w:t>React.createElement()</w:t>
+      <w:proofErr w:type="spellStart"/>
+      <w:r>
+        <w:rPr>
+          <w:rFonts w:ascii="Segoe UI Emoji" w:hAnsi="Segoe UI Emoji" w:cs="Segoe UI Emoji"/>
+          <w:b/>
+          <w:bCs/>
+          <w:sz w:val="28"/>
+          <w:szCs w:val="28"/>
+        </w:rPr>
+        <w:t>React.createElement</w:t>
+      </w:r>
+      <w:proofErr w:type="spellEnd"/>
+      <w:r>
+        <w:rPr>
+          <w:rFonts w:ascii="Segoe UI Emoji" w:hAnsi="Segoe UI Emoji" w:cs="Segoe UI Emoji"/>
+          <w:b/>
+          <w:bCs/>
+          <w:sz w:val="28"/>
+          <w:szCs w:val="28"/>
+        </w:rPr>
+        <w:t>()</w:t>
       </w:r>
       <w:r>
         <w:rPr>
@@ -7710,15 +8730,27 @@
         <w:br/>
         <w:t xml:space="preserve">✅ </w:t>
       </w:r>
-      <w:r>
-        <w:rPr>
-          <w:rFonts w:ascii="Segoe UI Emoji" w:hAnsi="Segoe UI Emoji" w:cs="Segoe UI Emoji"/>
-          <w:b/>
-          <w:bCs/>
-          <w:sz w:val="28"/>
-          <w:szCs w:val="28"/>
-        </w:rPr>
-        <w:t>const and let</w:t>
+      <w:proofErr w:type="spellStart"/>
+      <w:r>
+        <w:rPr>
+          <w:rFonts w:ascii="Segoe UI Emoji" w:hAnsi="Segoe UI Emoji" w:cs="Segoe UI Emoji"/>
+          <w:b/>
+          <w:bCs/>
+          <w:sz w:val="28"/>
+          <w:szCs w:val="28"/>
+        </w:rPr>
+        <w:t>const</w:t>
+      </w:r>
+      <w:proofErr w:type="spellEnd"/>
+      <w:r>
+        <w:rPr>
+          <w:rFonts w:ascii="Segoe UI Emoji" w:hAnsi="Segoe UI Emoji" w:cs="Segoe UI Emoji"/>
+          <w:b/>
+          <w:bCs/>
+          <w:sz w:val="28"/>
+          <w:szCs w:val="28"/>
+        </w:rPr>
+        <w:t xml:space="preserve"> and let</w:t>
       </w:r>
       <w:r>
         <w:rPr>
@@ -7737,6 +8769,7 @@
         <w:br/>
         <w:t xml:space="preserve">✅ </w:t>
       </w:r>
+      <w:proofErr w:type="spellStart"/>
       <w:r>
         <w:rPr>
           <w:rFonts w:ascii="Segoe UI Emoji" w:hAnsi="Segoe UI Emoji" w:cs="Segoe UI Emoji"/>
@@ -7747,6 +8780,7 @@
         </w:rPr>
         <w:t>Destructuring</w:t>
       </w:r>
+      <w:proofErr w:type="spellEnd"/>
       <w:r>
         <w:rPr>
           <w:rFonts w:ascii="Segoe UI Emoji" w:hAnsi="Segoe UI Emoji" w:cs="Segoe UI Emoji"/>
@@ -10009,13 +11043,23 @@
           <w:szCs w:val="28"/>
         </w:rPr>
       </w:pPr>
-      <w:r>
-        <w:rPr>
-          <w:rFonts w:ascii="Segoe UI Emoji" w:hAnsi="Segoe UI Emoji" w:cs="Segoe UI Emoji"/>
-          <w:sz w:val="28"/>
-          <w:szCs w:val="28"/>
-        </w:rPr>
-        <w:t>const Greeting = (props) =&gt; {</w:t>
+      <w:proofErr w:type="spellStart"/>
+      <w:r>
+        <w:rPr>
+          <w:rFonts w:ascii="Segoe UI Emoji" w:hAnsi="Segoe UI Emoji" w:cs="Segoe UI Emoji"/>
+          <w:sz w:val="28"/>
+          <w:szCs w:val="28"/>
+        </w:rPr>
+        <w:t>const</w:t>
+      </w:r>
+      <w:proofErr w:type="spellEnd"/>
+      <w:r>
+        <w:rPr>
+          <w:rFonts w:ascii="Segoe UI Emoji" w:hAnsi="Segoe UI Emoji" w:cs="Segoe UI Emoji"/>
+          <w:sz w:val="28"/>
+          <w:szCs w:val="28"/>
+        </w:rPr>
+        <w:t xml:space="preserve"> Greeting = (props) =&gt; {</w:t>
       </w:r>
     </w:p>
     <w:p>
@@ -10078,13 +11122,23 @@
           <w:szCs w:val="28"/>
         </w:rPr>
       </w:pPr>
-      <w:r>
-        <w:rPr>
-          <w:rFonts w:ascii="Segoe UI Emoji" w:hAnsi="Segoe UI Emoji" w:cs="Segoe UI Emoji"/>
-          <w:sz w:val="28"/>
-          <w:szCs w:val="28"/>
-        </w:rPr>
-        <w:t>const App = () =&gt; {</w:t>
+      <w:proofErr w:type="spellStart"/>
+      <w:r>
+        <w:rPr>
+          <w:rFonts w:ascii="Segoe UI Emoji" w:hAnsi="Segoe UI Emoji" w:cs="Segoe UI Emoji"/>
+          <w:sz w:val="28"/>
+          <w:szCs w:val="28"/>
+        </w:rPr>
+        <w:t>const</w:t>
+      </w:r>
+      <w:proofErr w:type="spellEnd"/>
+      <w:r>
+        <w:rPr>
+          <w:rFonts w:ascii="Segoe UI Emoji" w:hAnsi="Segoe UI Emoji" w:cs="Segoe UI Emoji"/>
+          <w:sz w:val="28"/>
+          <w:szCs w:val="28"/>
+        </w:rPr>
+        <w:t xml:space="preserve"> App = () =&gt; {</w:t>
       </w:r>
     </w:p>
     <w:p>
@@ -10176,7 +11230,29 @@
           <w:sz w:val="28"/>
           <w:szCs w:val="28"/>
         </w:rPr>
-        <w:t>2. Destructuring Props (Cleaner Syntax)</w:t>
+        <w:t xml:space="preserve">2. </w:t>
+      </w:r>
+      <w:proofErr w:type="spellStart"/>
+      <w:r>
+        <w:rPr>
+          <w:rFonts w:ascii="Segoe UI Emoji" w:hAnsi="Segoe UI Emoji" w:cs="Segoe UI Emoji"/>
+          <w:b/>
+          <w:bCs/>
+          <w:sz w:val="28"/>
+          <w:szCs w:val="28"/>
+        </w:rPr>
+        <w:t>Destructuring</w:t>
+      </w:r>
+      <w:proofErr w:type="spellEnd"/>
+      <w:r>
+        <w:rPr>
+          <w:rFonts w:ascii="Segoe UI Emoji" w:hAnsi="Segoe UI Emoji" w:cs="Segoe UI Emoji"/>
+          <w:b/>
+          <w:bCs/>
+          <w:sz w:val="28"/>
+          <w:szCs w:val="28"/>
+        </w:rPr>
+        <w:t xml:space="preserve"> Props (Cleaner Syntax)</w:t>
       </w:r>
     </w:p>
     <w:p>
@@ -10224,13 +11300,23 @@
           <w:szCs w:val="28"/>
         </w:rPr>
       </w:pPr>
-      <w:r>
-        <w:rPr>
-          <w:rFonts w:ascii="Segoe UI Emoji" w:hAnsi="Segoe UI Emoji" w:cs="Segoe UI Emoji"/>
-          <w:sz w:val="28"/>
-          <w:szCs w:val="28"/>
-        </w:rPr>
-        <w:t xml:space="preserve">const Greeting = </w:t>
+      <w:proofErr w:type="spellStart"/>
+      <w:r>
+        <w:rPr>
+          <w:rFonts w:ascii="Segoe UI Emoji" w:hAnsi="Segoe UI Emoji" w:cs="Segoe UI Emoji"/>
+          <w:sz w:val="28"/>
+          <w:szCs w:val="28"/>
+        </w:rPr>
+        <w:t>const</w:t>
+      </w:r>
+      <w:proofErr w:type="spellEnd"/>
+      <w:r>
+        <w:rPr>
+          <w:rFonts w:ascii="Segoe UI Emoji" w:hAnsi="Segoe UI Emoji" w:cs="Segoe UI Emoji"/>
+          <w:sz w:val="28"/>
+          <w:szCs w:val="28"/>
+        </w:rPr>
+        <w:t xml:space="preserve"> Greeting = </w:t>
       </w:r>
       <w:proofErr w:type="gramStart"/>
       <w:r>
@@ -10351,13 +11437,23 @@
           <w:szCs w:val="28"/>
         </w:rPr>
       </w:pPr>
-      <w:r>
-        <w:rPr>
-          <w:rFonts w:ascii="Segoe UI Emoji" w:hAnsi="Segoe UI Emoji" w:cs="Segoe UI Emoji"/>
-          <w:sz w:val="28"/>
-          <w:szCs w:val="28"/>
-        </w:rPr>
-        <w:t xml:space="preserve">const Greeting = </w:t>
+      <w:proofErr w:type="spellStart"/>
+      <w:r>
+        <w:rPr>
+          <w:rFonts w:ascii="Segoe UI Emoji" w:hAnsi="Segoe UI Emoji" w:cs="Segoe UI Emoji"/>
+          <w:sz w:val="28"/>
+          <w:szCs w:val="28"/>
+        </w:rPr>
+        <w:t>const</w:t>
+      </w:r>
+      <w:proofErr w:type="spellEnd"/>
+      <w:r>
+        <w:rPr>
+          <w:rFonts w:ascii="Segoe UI Emoji" w:hAnsi="Segoe UI Emoji" w:cs="Segoe UI Emoji"/>
+          <w:sz w:val="28"/>
+          <w:szCs w:val="28"/>
+        </w:rPr>
+        <w:t xml:space="preserve"> Greeting = </w:t>
       </w:r>
       <w:proofErr w:type="gramStart"/>
       <w:r>
@@ -10558,13 +11654,23 @@
           <w:szCs w:val="28"/>
         </w:rPr>
       </w:pPr>
-      <w:r>
-        <w:rPr>
-          <w:rFonts w:ascii="Segoe UI Emoji" w:hAnsi="Segoe UI Emoji" w:cs="Segoe UI Emoji"/>
-          <w:sz w:val="28"/>
-          <w:szCs w:val="28"/>
-        </w:rPr>
-        <w:t>const App = () =&gt; &lt;</w:t>
+      <w:proofErr w:type="spellStart"/>
+      <w:r>
+        <w:rPr>
+          <w:rFonts w:ascii="Segoe UI Emoji" w:hAnsi="Segoe UI Emoji" w:cs="Segoe UI Emoji"/>
+          <w:sz w:val="28"/>
+          <w:szCs w:val="28"/>
+        </w:rPr>
+        <w:t>const</w:t>
+      </w:r>
+      <w:proofErr w:type="spellEnd"/>
+      <w:r>
+        <w:rPr>
+          <w:rFonts w:ascii="Segoe UI Emoji" w:hAnsi="Segoe UI Emoji" w:cs="Segoe UI Emoji"/>
+          <w:sz w:val="28"/>
+          <w:szCs w:val="28"/>
+        </w:rPr>
+        <w:t xml:space="preserve"> App = () =&gt; &lt;</w:t>
       </w:r>
       <w:proofErr w:type="spellStart"/>
       <w:r>
@@ -10685,13 +11791,23 @@
           <w:szCs w:val="28"/>
         </w:rPr>
       </w:pPr>
-      <w:r>
-        <w:rPr>
-          <w:rFonts w:ascii="Segoe UI Emoji" w:hAnsi="Segoe UI Emoji" w:cs="Segoe UI Emoji"/>
-          <w:sz w:val="28"/>
-          <w:szCs w:val="28"/>
-        </w:rPr>
-        <w:t xml:space="preserve">const user = </w:t>
+      <w:proofErr w:type="spellStart"/>
+      <w:r>
+        <w:rPr>
+          <w:rFonts w:ascii="Segoe UI Emoji" w:hAnsi="Segoe UI Emoji" w:cs="Segoe UI Emoji"/>
+          <w:sz w:val="28"/>
+          <w:szCs w:val="28"/>
+        </w:rPr>
+        <w:t>const</w:t>
+      </w:r>
+      <w:proofErr w:type="spellEnd"/>
+      <w:r>
+        <w:rPr>
+          <w:rFonts w:ascii="Segoe UI Emoji" w:hAnsi="Segoe UI Emoji" w:cs="Segoe UI Emoji"/>
+          <w:sz w:val="28"/>
+          <w:szCs w:val="28"/>
+        </w:rPr>
+        <w:t xml:space="preserve"> user = </w:t>
       </w:r>
       <w:proofErr w:type="gramStart"/>
       <w:r>
@@ -10853,13 +11969,23 @@
           <w:szCs w:val="28"/>
         </w:rPr>
       </w:pPr>
-      <w:r>
-        <w:rPr>
-          <w:rFonts w:ascii="Segoe UI Emoji" w:hAnsi="Segoe UI Emoji" w:cs="Segoe UI Emoji"/>
-          <w:sz w:val="28"/>
-          <w:szCs w:val="28"/>
-        </w:rPr>
-        <w:t>const App = () =&gt; &lt;</w:t>
+      <w:proofErr w:type="spellStart"/>
+      <w:r>
+        <w:rPr>
+          <w:rFonts w:ascii="Segoe UI Emoji" w:hAnsi="Segoe UI Emoji" w:cs="Segoe UI Emoji"/>
+          <w:sz w:val="28"/>
+          <w:szCs w:val="28"/>
+        </w:rPr>
+        <w:t>const</w:t>
+      </w:r>
+      <w:proofErr w:type="spellEnd"/>
+      <w:r>
+        <w:rPr>
+          <w:rFonts w:ascii="Segoe UI Emoji" w:hAnsi="Segoe UI Emoji" w:cs="Segoe UI Emoji"/>
+          <w:sz w:val="28"/>
+          <w:szCs w:val="28"/>
+        </w:rPr>
+        <w:t xml:space="preserve"> App = () =&gt; &lt;</w:t>
       </w:r>
       <w:proofErr w:type="spellStart"/>
       <w:r>
@@ -10981,13 +12107,23 @@
           <w:szCs w:val="28"/>
         </w:rPr>
       </w:pPr>
-      <w:r>
-        <w:rPr>
-          <w:rFonts w:ascii="Segoe UI Emoji" w:hAnsi="Segoe UI Emoji" w:cs="Segoe UI Emoji"/>
-          <w:sz w:val="28"/>
-          <w:szCs w:val="28"/>
-        </w:rPr>
-        <w:t xml:space="preserve">const Button = </w:t>
+      <w:proofErr w:type="spellStart"/>
+      <w:r>
+        <w:rPr>
+          <w:rFonts w:ascii="Segoe UI Emoji" w:hAnsi="Segoe UI Emoji" w:cs="Segoe UI Emoji"/>
+          <w:sz w:val="28"/>
+          <w:szCs w:val="28"/>
+        </w:rPr>
+        <w:t>const</w:t>
+      </w:r>
+      <w:proofErr w:type="spellEnd"/>
+      <w:r>
+        <w:rPr>
+          <w:rFonts w:ascii="Segoe UI Emoji" w:hAnsi="Segoe UI Emoji" w:cs="Segoe UI Emoji"/>
+          <w:sz w:val="28"/>
+          <w:szCs w:val="28"/>
+        </w:rPr>
+        <w:t xml:space="preserve"> Button = </w:t>
       </w:r>
       <w:proofErr w:type="gramStart"/>
       <w:r>
@@ -11096,13 +12232,23 @@
           <w:szCs w:val="28"/>
         </w:rPr>
       </w:pPr>
-      <w:r>
-        <w:rPr>
-          <w:rFonts w:ascii="Segoe UI Emoji" w:hAnsi="Segoe UI Emoji" w:cs="Segoe UI Emoji"/>
-          <w:sz w:val="28"/>
-          <w:szCs w:val="28"/>
-        </w:rPr>
-        <w:t>const App = () =&gt; {</w:t>
+      <w:proofErr w:type="spellStart"/>
+      <w:r>
+        <w:rPr>
+          <w:rFonts w:ascii="Segoe UI Emoji" w:hAnsi="Segoe UI Emoji" w:cs="Segoe UI Emoji"/>
+          <w:sz w:val="28"/>
+          <w:szCs w:val="28"/>
+        </w:rPr>
+        <w:t>const</w:t>
+      </w:r>
+      <w:proofErr w:type="spellEnd"/>
+      <w:r>
+        <w:rPr>
+          <w:rFonts w:ascii="Segoe UI Emoji" w:hAnsi="Segoe UI Emoji" w:cs="Segoe UI Emoji"/>
+          <w:sz w:val="28"/>
+          <w:szCs w:val="28"/>
+        </w:rPr>
+        <w:t xml:space="preserve"> App = () =&gt; {</w:t>
       </w:r>
     </w:p>
     <w:p>
@@ -11937,13 +13083,23 @@
           <w:szCs w:val="28"/>
         </w:rPr>
       </w:pPr>
-      <w:r>
-        <w:rPr>
-          <w:rFonts w:ascii="Segoe UI Emoji" w:hAnsi="Segoe UI Emoji" w:cs="Segoe UI Emoji"/>
-          <w:sz w:val="28"/>
-          <w:szCs w:val="28"/>
-        </w:rPr>
-        <w:t>const App = () =&gt; {</w:t>
+      <w:proofErr w:type="spellStart"/>
+      <w:r>
+        <w:rPr>
+          <w:rFonts w:ascii="Segoe UI Emoji" w:hAnsi="Segoe UI Emoji" w:cs="Segoe UI Emoji"/>
+          <w:sz w:val="28"/>
+          <w:szCs w:val="28"/>
+        </w:rPr>
+        <w:t>const</w:t>
+      </w:r>
+      <w:proofErr w:type="spellEnd"/>
+      <w:r>
+        <w:rPr>
+          <w:rFonts w:ascii="Segoe UI Emoji" w:hAnsi="Segoe UI Emoji" w:cs="Segoe UI Emoji"/>
+          <w:sz w:val="28"/>
+          <w:szCs w:val="28"/>
+        </w:rPr>
+        <w:t xml:space="preserve"> App = () =&gt; {</w:t>
       </w:r>
     </w:p>
     <w:p>
@@ -12468,7 +13624,23 @@
           <w:sz w:val="24"/>
           <w:szCs w:val="24"/>
         </w:rPr>
-        <w:t>export const hello = () =&gt; console.log("Hello");</w:t>
+        <w:t xml:space="preserve">export </w:t>
+      </w:r>
+      <w:proofErr w:type="spellStart"/>
+      <w:r>
+        <w:rPr>
+          <w:sz w:val="24"/>
+          <w:szCs w:val="24"/>
+        </w:rPr>
+        <w:t>const</w:t>
+      </w:r>
+      <w:proofErr w:type="spellEnd"/>
+      <w:r>
+        <w:rPr>
+          <w:sz w:val="24"/>
+          <w:szCs w:val="24"/>
+        </w:rPr>
+        <w:t xml:space="preserve"> hello = () =&gt; console.log("Hello");</w:t>
       </w:r>
     </w:p>
     <w:p>
@@ -12487,7 +13659,23 @@
           <w:sz w:val="24"/>
           <w:szCs w:val="24"/>
         </w:rPr>
-        <w:t>export const goodbye = () =&gt; console.log("Goodbye");</w:t>
+        <w:t xml:space="preserve">export </w:t>
+      </w:r>
+      <w:proofErr w:type="spellStart"/>
+      <w:r>
+        <w:rPr>
+          <w:sz w:val="24"/>
+          <w:szCs w:val="24"/>
+        </w:rPr>
+        <w:t>const</w:t>
+      </w:r>
+      <w:proofErr w:type="spellEnd"/>
+      <w:r>
+        <w:rPr>
+          <w:sz w:val="24"/>
+          <w:szCs w:val="24"/>
+        </w:rPr>
+        <w:t xml:space="preserve"> goodbye = () =&gt; console.log("Goodbye");</w:t>
       </w:r>
     </w:p>
     <w:p>
@@ -12797,7 +13985,23 @@
           <w:sz w:val="24"/>
           <w:szCs w:val="24"/>
         </w:rPr>
-        <w:t>export const hello = () =&gt; console.log("Hello");</w:t>
+        <w:t xml:space="preserve">export </w:t>
+      </w:r>
+      <w:proofErr w:type="spellStart"/>
+      <w:r>
+        <w:rPr>
+          <w:sz w:val="24"/>
+          <w:szCs w:val="24"/>
+        </w:rPr>
+        <w:t>const</w:t>
+      </w:r>
+      <w:proofErr w:type="spellEnd"/>
+      <w:r>
+        <w:rPr>
+          <w:sz w:val="24"/>
+          <w:szCs w:val="24"/>
+        </w:rPr>
+        <w:t xml:space="preserve"> hello = () =&gt; console.log("Hello");</w:t>
       </w:r>
     </w:p>
     <w:p>
@@ -12816,7 +14020,23 @@
           <w:sz w:val="24"/>
           <w:szCs w:val="24"/>
         </w:rPr>
-        <w:t>export const goodbye = () =&gt; console.log("Goodbye");</w:t>
+        <w:t xml:space="preserve">export </w:t>
+      </w:r>
+      <w:proofErr w:type="spellStart"/>
+      <w:r>
+        <w:rPr>
+          <w:sz w:val="24"/>
+          <w:szCs w:val="24"/>
+        </w:rPr>
+        <w:t>const</w:t>
+      </w:r>
+      <w:proofErr w:type="spellEnd"/>
+      <w:r>
+        <w:rPr>
+          <w:sz w:val="24"/>
+          <w:szCs w:val="24"/>
+        </w:rPr>
+        <w:t xml:space="preserve"> goodbye = () =&gt; console.log("Goodbye");</w:t>
       </w:r>
     </w:p>
     <w:p>
@@ -12939,16 +14159,7 @@
           <w:szCs w:val="32"/>
         </w:rPr>
         <w:lastRenderedPageBreak/>
-        <w:t>39</w:t>
-      </w:r>
-      <w:r>
-        <w:rPr>
-          <w:b/>
-          <w:bCs/>
-          <w:sz w:val="32"/>
-          <w:szCs w:val="32"/>
-        </w:rPr>
-        <w:t xml:space="preserve">: What are React Hooks? </w:t>
+        <w:t xml:space="preserve">39: What are React Hooks? </w:t>
       </w:r>
     </w:p>
     <w:p>
@@ -13178,16 +14389,7 @@
           <w:sz w:val="28"/>
           <w:szCs w:val="28"/>
         </w:rPr>
-        <w:t>40.</w:t>
-      </w:r>
-      <w:r>
-        <w:rPr>
-          <w:b/>
-          <w:bCs/>
-          <w:sz w:val="28"/>
-          <w:szCs w:val="28"/>
-        </w:rPr>
-        <w:t xml:space="preserve">Why do we need the </w:t>
+        <w:t xml:space="preserve">40.Why do we need the </w:t>
       </w:r>
       <w:proofErr w:type="spellStart"/>
       <w:r>
@@ -13323,6 +14525,8 @@
     <w:p>
       <w:pPr>
         <w:rPr>
+          <w:b/>
+          <w:bCs/>
           <w:sz w:val="24"/>
           <w:szCs w:val="24"/>
         </w:rPr>
@@ -13456,15 +14660,2210 @@
         </w:rPr>
         <w:t>interactive</w:t>
       </w:r>
-      <w:r>
-        <w:rPr>
-          <w:b/>
-          <w:bCs/>
-          <w:sz w:val="24"/>
-          <w:szCs w:val="24"/>
-        </w:rPr>
-        <w:tab/>
-      </w:r>
+    </w:p>
+    <w:p>
+      <w:pPr>
+        <w:rPr>
+          <w:b/>
+          <w:bCs/>
+          <w:sz w:val="24"/>
+          <w:szCs w:val="24"/>
+        </w:rPr>
+      </w:pPr>
+    </w:p>
+    <w:p>
+      <w:pPr>
+        <w:rPr>
+          <w:b/>
+          <w:bCs/>
+          <w:sz w:val="28"/>
+          <w:szCs w:val="28"/>
+        </w:rPr>
+      </w:pPr>
+      <w:r>
+        <w:rPr>
+          <w:b/>
+          <w:bCs/>
+          <w:sz w:val="28"/>
+          <w:szCs w:val="28"/>
+        </w:rPr>
+        <w:t>41 what is microservices?</w:t>
+      </w:r>
+    </w:p>
+    <w:p>
+      <w:pPr>
+        <w:rPr>
+          <w:b/>
+          <w:bCs/>
+        </w:rPr>
+      </w:pPr>
+      <w:r>
+        <w:rPr>
+          <w:b/>
+          <w:bCs/>
+          <w:sz w:val="24"/>
+          <w:szCs w:val="24"/>
+        </w:rPr>
+        <w:t xml:space="preserve">Ans: </w:t>
+      </w:r>
+      <w:r>
+        <w:rPr>
+          <w:b/>
+          <w:bCs/>
+        </w:rPr>
+        <w:t>A Microservice is a small, independent service that performs a specific function in an application. In a Microservices Architecture, an application is broken into multiple such services that communicate via APIs.</w:t>
+      </w:r>
+    </w:p>
+    <w:p>
+      <w:pPr>
+        <w:rPr>
+          <w:sz w:val="24"/>
+          <w:szCs w:val="24"/>
+        </w:rPr>
+      </w:pPr>
+      <w:r>
+        <w:rPr>
+          <w:sz w:val="24"/>
+          <w:szCs w:val="24"/>
+        </w:rPr>
+        <w:t>For example, in a food delivery app, User Management, Orders, Payments, and Notifications can be separate microservices. This makes development, scaling, and maintenance easier since each service works independently.</w:t>
+      </w:r>
+    </w:p>
+    <w:p>
+      <w:pPr>
+        <w:rPr>
+          <w:b/>
+          <w:bCs/>
+          <w:sz w:val="24"/>
+          <w:szCs w:val="24"/>
+        </w:rPr>
+      </w:pPr>
+      <w:r>
+        <w:rPr>
+          <w:b/>
+          <w:bCs/>
+          <w:sz w:val="24"/>
+          <w:szCs w:val="24"/>
+        </w:rPr>
+        <w:t>4</w:t>
+      </w:r>
+      <w:r>
+        <w:rPr>
+          <w:b/>
+          <w:bCs/>
+          <w:sz w:val="24"/>
+          <w:szCs w:val="24"/>
+        </w:rPr>
+        <w:t>2: What is Monolithic Architecture?</w:t>
+      </w:r>
+    </w:p>
+    <w:p>
+      <w:pPr>
+        <w:rPr>
+          <w:sz w:val="24"/>
+          <w:szCs w:val="24"/>
+        </w:rPr>
+      </w:pPr>
+      <w:r>
+        <w:rPr>
+          <w:sz w:val="24"/>
+          <w:szCs w:val="24"/>
+        </w:rPr>
+        <w:t>A: Monolithic Architecture is a traditional approach where the entire application is built as a single unit with all components (UI, business logic, and database) tightly integrated.</w:t>
+      </w:r>
+    </w:p>
+    <w:p>
+      <w:pPr>
+        <w:rPr>
+          <w:sz w:val="24"/>
+          <w:szCs w:val="24"/>
+        </w:rPr>
+      </w:pPr>
+      <w:r>
+        <w:rPr>
+          <w:sz w:val="24"/>
+          <w:szCs w:val="24"/>
+        </w:rPr>
+        <w:t>Example: A food delivery app in a monolith setup would have user management, orders, payments, and notifications all in one codebase and deployed together.</w:t>
+      </w:r>
+    </w:p>
+    <w:p>
+      <w:pPr>
+        <w:rPr>
+          <w:b/>
+          <w:bCs/>
+          <w:sz w:val="24"/>
+          <w:szCs w:val="24"/>
+        </w:rPr>
+      </w:pPr>
+      <w:r>
+        <w:rPr>
+          <w:b/>
+          <w:bCs/>
+          <w:sz w:val="24"/>
+          <w:szCs w:val="24"/>
+        </w:rPr>
+        <w:t>43</w:t>
+      </w:r>
+      <w:r>
+        <w:rPr>
+          <w:b/>
+          <w:bCs/>
+          <w:sz w:val="24"/>
+          <w:szCs w:val="24"/>
+        </w:rPr>
+        <w:t>: What are the key differences between Monolithic and Microservices Architecture?</w:t>
+      </w:r>
+    </w:p>
+    <w:tbl>
+      <w:tblPr>
+        <w:tblW w:w="0" w:type="auto"/>
+        <w:tblCellSpacing w:w="15" w:type="dxa"/>
+        <w:tblCellMar>
+          <w:top w:w="15" w:type="dxa"/>
+          <w:left w:w="15" w:type="dxa"/>
+          <w:bottom w:w="15" w:type="dxa"/>
+          <w:right w:w="15" w:type="dxa"/>
+        </w:tblCellMar>
+        <w:tblLook w:val="04A0" w:firstRow="1" w:lastRow="0" w:firstColumn="1" w:lastColumn="0" w:noHBand="0" w:noVBand="1"/>
+      </w:tblPr>
+      <w:tblGrid>
+        <w:gridCol w:w="2347"/>
+        <w:gridCol w:w="2912"/>
+        <w:gridCol w:w="4613"/>
+      </w:tblGrid>
+      <w:tr>
+        <w:trPr>
+          <w:tblHeader/>
+          <w:tblCellSpacing w:w="15" w:type="dxa"/>
+        </w:trPr>
+        <w:tc>
+          <w:tcPr>
+            <w:tcW w:w="0" w:type="auto"/>
+            <w:vAlign w:val="center"/>
+            <w:hideMark/>
+          </w:tcPr>
+          <w:p>
+            <w:pPr>
+              <w:rPr>
+                <w:b/>
+                <w:bCs/>
+                <w:sz w:val="24"/>
+                <w:szCs w:val="24"/>
+              </w:rPr>
+            </w:pPr>
+            <w:r>
+              <w:rPr>
+                <w:b/>
+                <w:bCs/>
+                <w:sz w:val="24"/>
+                <w:szCs w:val="24"/>
+              </w:rPr>
+              <w:t>Feature</w:t>
+            </w:r>
+          </w:p>
+        </w:tc>
+        <w:tc>
+          <w:tcPr>
+            <w:tcW w:w="0" w:type="auto"/>
+            <w:vAlign w:val="center"/>
+            <w:hideMark/>
+          </w:tcPr>
+          <w:p>
+            <w:pPr>
+              <w:rPr>
+                <w:b/>
+                <w:bCs/>
+                <w:sz w:val="24"/>
+                <w:szCs w:val="24"/>
+              </w:rPr>
+            </w:pPr>
+            <w:r>
+              <w:rPr>
+                <w:b/>
+                <w:bCs/>
+                <w:sz w:val="24"/>
+                <w:szCs w:val="24"/>
+              </w:rPr>
+              <w:t>Monolithic Architecture</w:t>
+            </w:r>
+          </w:p>
+        </w:tc>
+        <w:tc>
+          <w:tcPr>
+            <w:tcW w:w="0" w:type="auto"/>
+            <w:vAlign w:val="center"/>
+            <w:hideMark/>
+          </w:tcPr>
+          <w:p>
+            <w:pPr>
+              <w:rPr>
+                <w:b/>
+                <w:bCs/>
+                <w:sz w:val="24"/>
+                <w:szCs w:val="24"/>
+              </w:rPr>
+            </w:pPr>
+            <w:r>
+              <w:rPr>
+                <w:b/>
+                <w:bCs/>
+                <w:sz w:val="24"/>
+                <w:szCs w:val="24"/>
+              </w:rPr>
+              <w:t>Microservices Architecture</w:t>
+            </w:r>
+          </w:p>
+        </w:tc>
+      </w:tr>
+      <w:tr>
+        <w:trPr>
+          <w:tblCellSpacing w:w="15" w:type="dxa"/>
+        </w:trPr>
+        <w:tc>
+          <w:tcPr>
+            <w:tcW w:w="0" w:type="auto"/>
+            <w:vAlign w:val="center"/>
+            <w:hideMark/>
+          </w:tcPr>
+          <w:p>
+            <w:pPr>
+              <w:rPr>
+                <w:sz w:val="24"/>
+                <w:szCs w:val="24"/>
+              </w:rPr>
+            </w:pPr>
+            <w:r>
+              <w:rPr>
+                <w:b/>
+                <w:bCs/>
+                <w:sz w:val="24"/>
+                <w:szCs w:val="24"/>
+              </w:rPr>
+              <w:t>Structure</w:t>
+            </w:r>
+          </w:p>
+        </w:tc>
+        <w:tc>
+          <w:tcPr>
+            <w:tcW w:w="0" w:type="auto"/>
+            <w:vAlign w:val="center"/>
+            <w:hideMark/>
+          </w:tcPr>
+          <w:p>
+            <w:pPr>
+              <w:rPr>
+                <w:sz w:val="24"/>
+                <w:szCs w:val="24"/>
+              </w:rPr>
+            </w:pPr>
+            <w:r>
+              <w:rPr>
+                <w:sz w:val="24"/>
+                <w:szCs w:val="24"/>
+              </w:rPr>
+              <w:t>Single codebase &amp; unit</w:t>
+            </w:r>
+          </w:p>
+        </w:tc>
+        <w:tc>
+          <w:tcPr>
+            <w:tcW w:w="0" w:type="auto"/>
+            <w:vAlign w:val="center"/>
+            <w:hideMark/>
+          </w:tcPr>
+          <w:p>
+            <w:pPr>
+              <w:rPr>
+                <w:sz w:val="24"/>
+                <w:szCs w:val="24"/>
+              </w:rPr>
+            </w:pPr>
+            <w:r>
+              <w:rPr>
+                <w:sz w:val="24"/>
+                <w:szCs w:val="24"/>
+              </w:rPr>
+              <w:t>Multiple independent services</w:t>
+            </w:r>
+          </w:p>
+        </w:tc>
+      </w:tr>
+      <w:tr>
+        <w:trPr>
+          <w:tblCellSpacing w:w="15" w:type="dxa"/>
+        </w:trPr>
+        <w:tc>
+          <w:tcPr>
+            <w:tcW w:w="0" w:type="auto"/>
+            <w:vAlign w:val="center"/>
+            <w:hideMark/>
+          </w:tcPr>
+          <w:p>
+            <w:pPr>
+              <w:rPr>
+                <w:sz w:val="24"/>
+                <w:szCs w:val="24"/>
+              </w:rPr>
+            </w:pPr>
+            <w:r>
+              <w:rPr>
+                <w:b/>
+                <w:bCs/>
+                <w:sz w:val="24"/>
+                <w:szCs w:val="24"/>
+              </w:rPr>
+              <w:t>Scalability</w:t>
+            </w:r>
+          </w:p>
+        </w:tc>
+        <w:tc>
+          <w:tcPr>
+            <w:tcW w:w="0" w:type="auto"/>
+            <w:vAlign w:val="center"/>
+            <w:hideMark/>
+          </w:tcPr>
+          <w:p>
+            <w:pPr>
+              <w:rPr>
+                <w:sz w:val="24"/>
+                <w:szCs w:val="24"/>
+              </w:rPr>
+            </w:pPr>
+            <w:r>
+              <w:rPr>
+                <w:sz w:val="24"/>
+                <w:szCs w:val="24"/>
+              </w:rPr>
+              <w:t>Hard to scale specific parts</w:t>
+            </w:r>
+          </w:p>
+        </w:tc>
+        <w:tc>
+          <w:tcPr>
+            <w:tcW w:w="0" w:type="auto"/>
+            <w:vAlign w:val="center"/>
+            <w:hideMark/>
+          </w:tcPr>
+          <w:p>
+            <w:pPr>
+              <w:rPr>
+                <w:sz w:val="24"/>
+                <w:szCs w:val="24"/>
+              </w:rPr>
+            </w:pPr>
+            <w:r>
+              <w:rPr>
+                <w:sz w:val="24"/>
+                <w:szCs w:val="24"/>
+              </w:rPr>
+              <w:t>Easily scalable per service</w:t>
+            </w:r>
+          </w:p>
+        </w:tc>
+      </w:tr>
+      <w:tr>
+        <w:trPr>
+          <w:tblCellSpacing w:w="15" w:type="dxa"/>
+        </w:trPr>
+        <w:tc>
+          <w:tcPr>
+            <w:tcW w:w="0" w:type="auto"/>
+            <w:vAlign w:val="center"/>
+            <w:hideMark/>
+          </w:tcPr>
+          <w:p>
+            <w:pPr>
+              <w:rPr>
+                <w:sz w:val="24"/>
+                <w:szCs w:val="24"/>
+              </w:rPr>
+            </w:pPr>
+            <w:r>
+              <w:rPr>
+                <w:b/>
+                <w:bCs/>
+                <w:sz w:val="24"/>
+                <w:szCs w:val="24"/>
+              </w:rPr>
+              <w:t>Deployment</w:t>
+            </w:r>
+          </w:p>
+        </w:tc>
+        <w:tc>
+          <w:tcPr>
+            <w:tcW w:w="0" w:type="auto"/>
+            <w:vAlign w:val="center"/>
+            <w:hideMark/>
+          </w:tcPr>
+          <w:p>
+            <w:pPr>
+              <w:rPr>
+                <w:sz w:val="24"/>
+                <w:szCs w:val="24"/>
+              </w:rPr>
+            </w:pPr>
+            <w:r>
+              <w:rPr>
+                <w:sz w:val="24"/>
+                <w:szCs w:val="24"/>
+              </w:rPr>
+              <w:t>Entire app deployed together</w:t>
+            </w:r>
+          </w:p>
+        </w:tc>
+        <w:tc>
+          <w:tcPr>
+            <w:tcW w:w="0" w:type="auto"/>
+            <w:vAlign w:val="center"/>
+            <w:hideMark/>
+          </w:tcPr>
+          <w:p>
+            <w:pPr>
+              <w:rPr>
+                <w:sz w:val="24"/>
+                <w:szCs w:val="24"/>
+              </w:rPr>
+            </w:pPr>
+            <w:r>
+              <w:rPr>
+                <w:sz w:val="24"/>
+                <w:szCs w:val="24"/>
+              </w:rPr>
+              <w:t>Each service deployed separately</w:t>
+            </w:r>
+          </w:p>
+        </w:tc>
+      </w:tr>
+      <w:tr>
+        <w:trPr>
+          <w:tblCellSpacing w:w="15" w:type="dxa"/>
+        </w:trPr>
+        <w:tc>
+          <w:tcPr>
+            <w:tcW w:w="0" w:type="auto"/>
+            <w:vAlign w:val="center"/>
+            <w:hideMark/>
+          </w:tcPr>
+          <w:p>
+            <w:pPr>
+              <w:rPr>
+                <w:sz w:val="24"/>
+                <w:szCs w:val="24"/>
+              </w:rPr>
+            </w:pPr>
+            <w:r>
+              <w:rPr>
+                <w:b/>
+                <w:bCs/>
+                <w:sz w:val="24"/>
+                <w:szCs w:val="24"/>
+              </w:rPr>
+              <w:lastRenderedPageBreak/>
+              <w:t>Fault Tolerance</w:t>
+            </w:r>
+          </w:p>
+        </w:tc>
+        <w:tc>
+          <w:tcPr>
+            <w:tcW w:w="0" w:type="auto"/>
+            <w:vAlign w:val="center"/>
+            <w:hideMark/>
+          </w:tcPr>
+          <w:p>
+            <w:pPr>
+              <w:rPr>
+                <w:sz w:val="24"/>
+                <w:szCs w:val="24"/>
+              </w:rPr>
+            </w:pPr>
+            <w:r>
+              <w:rPr>
+                <w:sz w:val="24"/>
+                <w:szCs w:val="24"/>
+              </w:rPr>
+              <w:t>One failure can crash the app</w:t>
+            </w:r>
+          </w:p>
+        </w:tc>
+        <w:tc>
+          <w:tcPr>
+            <w:tcW w:w="0" w:type="auto"/>
+            <w:vAlign w:val="center"/>
+            <w:hideMark/>
+          </w:tcPr>
+          <w:p>
+            <w:pPr>
+              <w:rPr>
+                <w:sz w:val="24"/>
+                <w:szCs w:val="24"/>
+              </w:rPr>
+            </w:pPr>
+            <w:r>
+              <w:rPr>
+                <w:sz w:val="24"/>
+                <w:szCs w:val="24"/>
+              </w:rPr>
+              <w:t>Failure in one service doesn’t affect others</w:t>
+            </w:r>
+          </w:p>
+        </w:tc>
+      </w:tr>
+      <w:tr>
+        <w:trPr>
+          <w:tblCellSpacing w:w="15" w:type="dxa"/>
+        </w:trPr>
+        <w:tc>
+          <w:tcPr>
+            <w:tcW w:w="0" w:type="auto"/>
+            <w:vAlign w:val="center"/>
+            <w:hideMark/>
+          </w:tcPr>
+          <w:p>
+            <w:pPr>
+              <w:rPr>
+                <w:sz w:val="24"/>
+                <w:szCs w:val="24"/>
+              </w:rPr>
+            </w:pPr>
+            <w:r>
+              <w:rPr>
+                <w:b/>
+                <w:bCs/>
+                <w:sz w:val="24"/>
+                <w:szCs w:val="24"/>
+              </w:rPr>
+              <w:t>Technology</w:t>
+            </w:r>
+          </w:p>
+        </w:tc>
+        <w:tc>
+          <w:tcPr>
+            <w:tcW w:w="0" w:type="auto"/>
+            <w:vAlign w:val="center"/>
+            <w:hideMark/>
+          </w:tcPr>
+          <w:p>
+            <w:pPr>
+              <w:rPr>
+                <w:sz w:val="24"/>
+                <w:szCs w:val="24"/>
+              </w:rPr>
+            </w:pPr>
+            <w:r>
+              <w:rPr>
+                <w:sz w:val="24"/>
+                <w:szCs w:val="24"/>
+              </w:rPr>
+              <w:t>Uses a single tech stack</w:t>
+            </w:r>
+          </w:p>
+        </w:tc>
+        <w:tc>
+          <w:tcPr>
+            <w:tcW w:w="0" w:type="auto"/>
+            <w:vAlign w:val="center"/>
+            <w:hideMark/>
+          </w:tcPr>
+          <w:p>
+            <w:pPr>
+              <w:rPr>
+                <w:sz w:val="24"/>
+                <w:szCs w:val="24"/>
+              </w:rPr>
+            </w:pPr>
+            <w:r>
+              <w:rPr>
+                <w:sz w:val="24"/>
+                <w:szCs w:val="24"/>
+              </w:rPr>
+              <w:t>Can use different technologies for each service</w:t>
+            </w:r>
+          </w:p>
+        </w:tc>
+      </w:tr>
+      <w:tr>
+        <w:trPr>
+          <w:tblCellSpacing w:w="15" w:type="dxa"/>
+        </w:trPr>
+        <w:tc>
+          <w:tcPr>
+            <w:tcW w:w="0" w:type="auto"/>
+            <w:vAlign w:val="center"/>
+            <w:hideMark/>
+          </w:tcPr>
+          <w:p>
+            <w:pPr>
+              <w:rPr>
+                <w:sz w:val="24"/>
+                <w:szCs w:val="24"/>
+              </w:rPr>
+            </w:pPr>
+            <w:r>
+              <w:rPr>
+                <w:b/>
+                <w:bCs/>
+                <w:sz w:val="24"/>
+                <w:szCs w:val="24"/>
+              </w:rPr>
+              <w:t>Speed of Development</w:t>
+            </w:r>
+          </w:p>
+        </w:tc>
+        <w:tc>
+          <w:tcPr>
+            <w:tcW w:w="0" w:type="auto"/>
+            <w:vAlign w:val="center"/>
+            <w:hideMark/>
+          </w:tcPr>
+          <w:p>
+            <w:pPr>
+              <w:rPr>
+                <w:sz w:val="24"/>
+                <w:szCs w:val="24"/>
+              </w:rPr>
+            </w:pPr>
+            <w:r>
+              <w:rPr>
+                <w:sz w:val="24"/>
+                <w:szCs w:val="24"/>
+              </w:rPr>
+              <w:t>Faster for small apps</w:t>
+            </w:r>
+          </w:p>
+        </w:tc>
+        <w:tc>
+          <w:tcPr>
+            <w:tcW w:w="0" w:type="auto"/>
+            <w:vAlign w:val="center"/>
+            <w:hideMark/>
+          </w:tcPr>
+          <w:p>
+            <w:pPr>
+              <w:rPr>
+                <w:sz w:val="24"/>
+                <w:szCs w:val="24"/>
+              </w:rPr>
+            </w:pPr>
+            <w:r>
+              <w:rPr>
+                <w:sz w:val="24"/>
+                <w:szCs w:val="24"/>
+              </w:rPr>
+              <w:t>Better for large, complex apps</w:t>
+            </w:r>
+          </w:p>
+        </w:tc>
+      </w:tr>
+    </w:tbl>
+    <w:p>
+      <w:pPr>
+        <w:rPr>
+          <w:sz w:val="24"/>
+          <w:szCs w:val="24"/>
+        </w:rPr>
+      </w:pPr>
+    </w:p>
+    <w:p>
+      <w:pPr>
+        <w:rPr>
+          <w:b/>
+          <w:bCs/>
+          <w:sz w:val="24"/>
+          <w:szCs w:val="24"/>
+        </w:rPr>
+      </w:pPr>
+    </w:p>
+    <w:p>
+      <w:pPr>
+        <w:rPr>
+          <w:b/>
+          <w:bCs/>
+          <w:sz w:val="24"/>
+          <w:szCs w:val="24"/>
+        </w:rPr>
+      </w:pPr>
+      <w:r>
+        <w:rPr>
+          <w:b/>
+          <w:bCs/>
+          <w:sz w:val="24"/>
+          <w:szCs w:val="24"/>
+        </w:rPr>
+        <w:t>44</w:t>
+      </w:r>
+      <w:r>
+        <w:rPr>
+          <w:b/>
+          <w:bCs/>
+          <w:sz w:val="24"/>
+          <w:szCs w:val="24"/>
+        </w:rPr>
+        <w:t xml:space="preserve">: Why do we need the </w:t>
+      </w:r>
+      <w:proofErr w:type="spellStart"/>
+      <w:r>
+        <w:rPr>
+          <w:b/>
+          <w:bCs/>
+          <w:sz w:val="24"/>
+          <w:szCs w:val="24"/>
+        </w:rPr>
+        <w:t>useEffect</w:t>
+      </w:r>
+      <w:proofErr w:type="spellEnd"/>
+      <w:r>
+        <w:rPr>
+          <w:b/>
+          <w:bCs/>
+          <w:sz w:val="24"/>
+          <w:szCs w:val="24"/>
+        </w:rPr>
+        <w:t xml:space="preserve"> Hook?</w:t>
+      </w:r>
+    </w:p>
+    <w:p>
+      <w:pPr>
+        <w:rPr>
+          <w:sz w:val="24"/>
+          <w:szCs w:val="24"/>
+        </w:rPr>
+      </w:pPr>
+      <w:r>
+        <w:rPr>
+          <w:b/>
+          <w:bCs/>
+          <w:sz w:val="24"/>
+          <w:szCs w:val="24"/>
+        </w:rPr>
+        <w:t>A:</w:t>
+      </w:r>
+      <w:r>
+        <w:rPr>
+          <w:sz w:val="24"/>
+          <w:szCs w:val="24"/>
+        </w:rPr>
+        <w:t xml:space="preserve"> The </w:t>
+      </w:r>
+      <w:proofErr w:type="spellStart"/>
+      <w:r>
+        <w:rPr>
+          <w:sz w:val="24"/>
+          <w:szCs w:val="24"/>
+        </w:rPr>
+        <w:t>useEffect</w:t>
+      </w:r>
+      <w:proofErr w:type="spellEnd"/>
+      <w:r>
+        <w:rPr>
+          <w:sz w:val="24"/>
+          <w:szCs w:val="24"/>
+        </w:rPr>
+        <w:t xml:space="preserve"> hook is used in React functional components to handle </w:t>
+      </w:r>
+      <w:r>
+        <w:rPr>
+          <w:b/>
+          <w:bCs/>
+          <w:sz w:val="24"/>
+          <w:szCs w:val="24"/>
+        </w:rPr>
+        <w:t>side effects</w:t>
+      </w:r>
+      <w:r>
+        <w:rPr>
+          <w:sz w:val="24"/>
+          <w:szCs w:val="24"/>
+        </w:rPr>
+        <w:t>, such as:</w:t>
+      </w:r>
+      <w:r>
+        <w:rPr>
+          <w:sz w:val="24"/>
+          <w:szCs w:val="24"/>
+        </w:rPr>
+        <w:br/>
+        <w:t>1️</w:t>
+      </w:r>
+      <w:r>
+        <w:rPr>
+          <w:rFonts w:ascii="Segoe UI Symbol" w:hAnsi="Segoe UI Symbol" w:cs="Segoe UI Symbol"/>
+          <w:sz w:val="24"/>
+          <w:szCs w:val="24"/>
+        </w:rPr>
+        <w:t>⃣</w:t>
+      </w:r>
+      <w:r>
+        <w:rPr>
+          <w:sz w:val="24"/>
+          <w:szCs w:val="24"/>
+        </w:rPr>
+        <w:t xml:space="preserve"> Fetching data from an API.</w:t>
+      </w:r>
+      <w:r>
+        <w:rPr>
+          <w:sz w:val="24"/>
+          <w:szCs w:val="24"/>
+        </w:rPr>
+        <w:br/>
+        <w:t>2️</w:t>
+      </w:r>
+      <w:r>
+        <w:rPr>
+          <w:rFonts w:ascii="Segoe UI Symbol" w:hAnsi="Segoe UI Symbol" w:cs="Segoe UI Symbol"/>
+          <w:sz w:val="24"/>
+          <w:szCs w:val="24"/>
+        </w:rPr>
+        <w:t>⃣</w:t>
+      </w:r>
+      <w:r>
+        <w:rPr>
+          <w:sz w:val="24"/>
+          <w:szCs w:val="24"/>
+        </w:rPr>
+        <w:t xml:space="preserve"> Updating the DOM (e.g., changing the title).</w:t>
+      </w:r>
+      <w:r>
+        <w:rPr>
+          <w:sz w:val="24"/>
+          <w:szCs w:val="24"/>
+        </w:rPr>
+        <w:br/>
+        <w:t>3️</w:t>
+      </w:r>
+      <w:r>
+        <w:rPr>
+          <w:rFonts w:ascii="Segoe UI Symbol" w:hAnsi="Segoe UI Symbol" w:cs="Segoe UI Symbol"/>
+          <w:sz w:val="24"/>
+          <w:szCs w:val="24"/>
+        </w:rPr>
+        <w:t>⃣</w:t>
+      </w:r>
+      <w:r>
+        <w:rPr>
+          <w:sz w:val="24"/>
+          <w:szCs w:val="24"/>
+        </w:rPr>
+        <w:t xml:space="preserve"> Managing event listeners and subscriptions.</w:t>
+      </w:r>
+      <w:r>
+        <w:rPr>
+          <w:sz w:val="24"/>
+          <w:szCs w:val="24"/>
+        </w:rPr>
+        <w:br/>
+        <w:t>4️</w:t>
+      </w:r>
+      <w:r>
+        <w:rPr>
+          <w:rFonts w:ascii="Segoe UI Symbol" w:hAnsi="Segoe UI Symbol" w:cs="Segoe UI Symbol"/>
+          <w:sz w:val="24"/>
+          <w:szCs w:val="24"/>
+        </w:rPr>
+        <w:t>⃣</w:t>
+      </w:r>
+      <w:r>
+        <w:rPr>
+          <w:sz w:val="24"/>
+          <w:szCs w:val="24"/>
+        </w:rPr>
+        <w:t xml:space="preserve"> Handling timers and intervals.</w:t>
+      </w:r>
+      <w:r>
+        <w:rPr>
+          <w:sz w:val="24"/>
+          <w:szCs w:val="24"/>
+        </w:rPr>
+        <w:br/>
+        <w:t>5️</w:t>
+      </w:r>
+      <w:r>
+        <w:rPr>
+          <w:rFonts w:ascii="Segoe UI Symbol" w:hAnsi="Segoe UI Symbol" w:cs="Segoe UI Symbol"/>
+          <w:sz w:val="24"/>
+          <w:szCs w:val="24"/>
+        </w:rPr>
+        <w:t>⃣</w:t>
+      </w:r>
+      <w:r>
+        <w:rPr>
+          <w:sz w:val="24"/>
+          <w:szCs w:val="24"/>
+        </w:rPr>
+        <w:t xml:space="preserve"> Cleaning up resources when a component unmounts.</w:t>
+      </w:r>
+    </w:p>
+    <w:p>
+      <w:pPr>
+        <w:rPr>
+          <w:sz w:val="24"/>
+          <w:szCs w:val="24"/>
+        </w:rPr>
+      </w:pPr>
+      <w:r>
+        <w:rPr>
+          <w:rFonts w:ascii="Segoe UI Emoji" w:hAnsi="Segoe UI Emoji" w:cs="Segoe UI Emoji"/>
+          <w:sz w:val="24"/>
+          <w:szCs w:val="24"/>
+        </w:rPr>
+        <w:t>👉</w:t>
+      </w:r>
+      <w:r>
+        <w:rPr>
+          <w:sz w:val="24"/>
+          <w:szCs w:val="24"/>
+        </w:rPr>
+        <w:t xml:space="preserve"> Without </w:t>
+      </w:r>
+      <w:proofErr w:type="spellStart"/>
+      <w:r>
+        <w:rPr>
+          <w:sz w:val="24"/>
+          <w:szCs w:val="24"/>
+        </w:rPr>
+        <w:t>useEffect</w:t>
+      </w:r>
+      <w:proofErr w:type="spellEnd"/>
+      <w:r>
+        <w:rPr>
+          <w:sz w:val="24"/>
+          <w:szCs w:val="24"/>
+        </w:rPr>
+        <w:t>, side effects would run on every render, causing performance issues.</w:t>
+      </w:r>
+      <w:r>
+        <w:rPr>
+          <w:sz w:val="24"/>
+          <w:szCs w:val="24"/>
+        </w:rPr>
+        <w:br/>
+      </w:r>
+      <w:r>
+        <w:rPr>
+          <w:rFonts w:ascii="Segoe UI Emoji" w:hAnsi="Segoe UI Emoji" w:cs="Segoe UI Emoji"/>
+          <w:sz w:val="24"/>
+          <w:szCs w:val="24"/>
+        </w:rPr>
+        <w:t>👉</w:t>
+      </w:r>
+      <w:r>
+        <w:rPr>
+          <w:sz w:val="24"/>
+          <w:szCs w:val="24"/>
+        </w:rPr>
+        <w:t xml:space="preserve"> It replaces lifecycle methods like </w:t>
+      </w:r>
+      <w:proofErr w:type="spellStart"/>
+      <w:r>
+        <w:rPr>
+          <w:sz w:val="24"/>
+          <w:szCs w:val="24"/>
+        </w:rPr>
+        <w:t>componentDidMount</w:t>
+      </w:r>
+      <w:proofErr w:type="spellEnd"/>
+      <w:r>
+        <w:rPr>
+          <w:sz w:val="24"/>
+          <w:szCs w:val="24"/>
+        </w:rPr>
+        <w:t xml:space="preserve"> and </w:t>
+      </w:r>
+      <w:proofErr w:type="spellStart"/>
+      <w:r>
+        <w:rPr>
+          <w:sz w:val="24"/>
+          <w:szCs w:val="24"/>
+        </w:rPr>
+        <w:t>componentWillUnmount</w:t>
+      </w:r>
+      <w:proofErr w:type="spellEnd"/>
+      <w:r>
+        <w:rPr>
+          <w:sz w:val="24"/>
+          <w:szCs w:val="24"/>
+        </w:rPr>
+        <w:t xml:space="preserve"> in class components.</w:t>
+      </w:r>
+    </w:p>
+    <w:p>
+      <w:pPr>
+        <w:rPr>
+          <w:sz w:val="24"/>
+          <w:szCs w:val="24"/>
+        </w:rPr>
+      </w:pPr>
+    </w:p>
+    <w:p>
+      <w:pPr>
+        <w:rPr>
+          <w:b/>
+          <w:bCs/>
+          <w:sz w:val="24"/>
+          <w:szCs w:val="24"/>
+        </w:rPr>
+      </w:pPr>
+      <w:r>
+        <w:rPr>
+          <w:b/>
+          <w:bCs/>
+          <w:sz w:val="24"/>
+          <w:szCs w:val="24"/>
+        </w:rPr>
+        <w:t>45</w:t>
+      </w:r>
+      <w:r>
+        <w:rPr>
+          <w:b/>
+          <w:bCs/>
+          <w:sz w:val="24"/>
+          <w:szCs w:val="24"/>
+        </w:rPr>
+        <w:t>: What is Optional Chaining (?.) in JavaScript?</w:t>
+      </w:r>
+    </w:p>
+    <w:p>
+      <w:pPr>
+        <w:rPr>
+          <w:sz w:val="24"/>
+          <w:szCs w:val="24"/>
+        </w:rPr>
+      </w:pPr>
+      <w:r>
+        <w:rPr>
+          <w:b/>
+          <w:bCs/>
+          <w:sz w:val="24"/>
+          <w:szCs w:val="24"/>
+        </w:rPr>
+        <w:t>A:</w:t>
+      </w:r>
+      <w:r>
+        <w:rPr>
+          <w:sz w:val="24"/>
+          <w:szCs w:val="24"/>
+        </w:rPr>
+        <w:t xml:space="preserve"> </w:t>
+      </w:r>
+      <w:r>
+        <w:rPr>
+          <w:b/>
+          <w:bCs/>
+          <w:sz w:val="24"/>
+          <w:szCs w:val="24"/>
+        </w:rPr>
+        <w:t>Optional Chaining (?.)</w:t>
+      </w:r>
+      <w:r>
+        <w:rPr>
+          <w:sz w:val="24"/>
+          <w:szCs w:val="24"/>
+        </w:rPr>
+        <w:t xml:space="preserve"> is a feature in JavaScript that </w:t>
+      </w:r>
+      <w:r>
+        <w:rPr>
+          <w:b/>
+          <w:bCs/>
+          <w:sz w:val="24"/>
+          <w:szCs w:val="24"/>
+        </w:rPr>
+        <w:t>prevents errors</w:t>
+      </w:r>
+      <w:r>
+        <w:rPr>
+          <w:sz w:val="24"/>
+          <w:szCs w:val="24"/>
+        </w:rPr>
+        <w:t xml:space="preserve"> when accessing deeply nested properties in objects </w:t>
+      </w:r>
+      <w:r>
+        <w:rPr>
+          <w:b/>
+          <w:bCs/>
+          <w:sz w:val="24"/>
+          <w:szCs w:val="24"/>
+        </w:rPr>
+        <w:t>that might be null or undefined</w:t>
+      </w:r>
+      <w:r>
+        <w:rPr>
+          <w:sz w:val="24"/>
+          <w:szCs w:val="24"/>
+        </w:rPr>
+        <w:t>.</w:t>
+      </w:r>
+    </w:p>
+    <w:p>
+      <w:pPr>
+        <w:rPr>
+          <w:sz w:val="24"/>
+          <w:szCs w:val="24"/>
+        </w:rPr>
+      </w:pPr>
+      <w:r>
+        <w:rPr>
+          <w:rFonts w:ascii="Segoe UI Emoji" w:hAnsi="Segoe UI Emoji" w:cs="Segoe UI Emoji"/>
+          <w:sz w:val="24"/>
+          <w:szCs w:val="24"/>
+        </w:rPr>
+        <w:t>🔹</w:t>
+      </w:r>
+      <w:r>
+        <w:rPr>
+          <w:sz w:val="24"/>
+          <w:szCs w:val="24"/>
+        </w:rPr>
+        <w:t xml:space="preserve"> If profile exists, it returns name.</w:t>
+      </w:r>
+      <w:r>
+        <w:rPr>
+          <w:sz w:val="24"/>
+          <w:szCs w:val="24"/>
+        </w:rPr>
+        <w:br/>
+      </w:r>
+      <w:r>
+        <w:rPr>
+          <w:rFonts w:ascii="Segoe UI Emoji" w:hAnsi="Segoe UI Emoji" w:cs="Segoe UI Emoji"/>
+          <w:sz w:val="24"/>
+          <w:szCs w:val="24"/>
+        </w:rPr>
+        <w:t>🔹</w:t>
+      </w:r>
+      <w:r>
+        <w:rPr>
+          <w:sz w:val="24"/>
+          <w:szCs w:val="24"/>
+        </w:rPr>
+        <w:t xml:space="preserve"> If profile is undefined, it </w:t>
+      </w:r>
+      <w:r>
+        <w:rPr>
+          <w:b/>
+          <w:bCs/>
+          <w:sz w:val="24"/>
+          <w:szCs w:val="24"/>
+        </w:rPr>
+        <w:t>stops execution</w:t>
+      </w:r>
+      <w:r>
+        <w:rPr>
+          <w:sz w:val="24"/>
+          <w:szCs w:val="24"/>
+        </w:rPr>
+        <w:t xml:space="preserve"> and returns undefined instead of throwing an error.</w:t>
+      </w:r>
+    </w:p>
+    <w:p>
+      <w:pPr>
+        <w:rPr>
+          <w:b/>
+          <w:bCs/>
+          <w:sz w:val="24"/>
+          <w:szCs w:val="24"/>
+        </w:rPr>
+      </w:pPr>
+      <w:r>
+        <w:rPr>
+          <w:b/>
+          <w:bCs/>
+          <w:sz w:val="24"/>
+          <w:szCs w:val="24"/>
+        </w:rPr>
+        <w:t>46</w:t>
+      </w:r>
+      <w:r>
+        <w:rPr>
+          <w:b/>
+          <w:bCs/>
+          <w:sz w:val="24"/>
+          <w:szCs w:val="24"/>
+        </w:rPr>
+        <w:t>: What is Shimmer UI?</w:t>
+      </w:r>
+    </w:p>
+    <w:p>
+      <w:pPr>
+        <w:rPr>
+          <w:sz w:val="24"/>
+          <w:szCs w:val="24"/>
+        </w:rPr>
+      </w:pPr>
+      <w:r>
+        <w:rPr>
+          <w:b/>
+          <w:bCs/>
+          <w:sz w:val="24"/>
+          <w:szCs w:val="24"/>
+        </w:rPr>
+        <w:t>A:</w:t>
+      </w:r>
+      <w:r>
+        <w:rPr>
+          <w:sz w:val="24"/>
+          <w:szCs w:val="24"/>
+        </w:rPr>
+        <w:t xml:space="preserve"> </w:t>
+      </w:r>
+      <w:r>
+        <w:rPr>
+          <w:b/>
+          <w:bCs/>
+          <w:sz w:val="24"/>
+          <w:szCs w:val="24"/>
+        </w:rPr>
+        <w:t>Shimmer UI</w:t>
+      </w:r>
+      <w:r>
+        <w:rPr>
+          <w:sz w:val="24"/>
+          <w:szCs w:val="24"/>
+        </w:rPr>
+        <w:t xml:space="preserve"> is a </w:t>
+      </w:r>
+      <w:r>
+        <w:rPr>
+          <w:b/>
+          <w:bCs/>
+          <w:sz w:val="24"/>
+          <w:szCs w:val="24"/>
+        </w:rPr>
+        <w:t>loading placeholder effect</w:t>
+      </w:r>
+      <w:r>
+        <w:rPr>
+          <w:sz w:val="24"/>
+          <w:szCs w:val="24"/>
+        </w:rPr>
+        <w:t xml:space="preserve"> used in web applications to improve user experience while fetching data. Instead of showing a blank screen or a spinner, a </w:t>
+      </w:r>
+      <w:proofErr w:type="spellStart"/>
+      <w:r>
+        <w:rPr>
+          <w:b/>
+          <w:bCs/>
+          <w:sz w:val="24"/>
+          <w:szCs w:val="24"/>
+        </w:rPr>
+        <w:t>gray</w:t>
+      </w:r>
+      <w:proofErr w:type="spellEnd"/>
+      <w:r>
+        <w:rPr>
+          <w:b/>
+          <w:bCs/>
+          <w:sz w:val="24"/>
+          <w:szCs w:val="24"/>
+        </w:rPr>
+        <w:t xml:space="preserve"> animated skeleton</w:t>
+      </w:r>
+      <w:r>
+        <w:rPr>
+          <w:sz w:val="24"/>
+          <w:szCs w:val="24"/>
+        </w:rPr>
+        <w:t xml:space="preserve"> (shimmer effect) is displayed to indicate that content is loading.</w:t>
+      </w:r>
+    </w:p>
+    <w:p>
+      <w:pPr>
+        <w:rPr>
+          <w:sz w:val="24"/>
+          <w:szCs w:val="24"/>
+        </w:rPr>
+      </w:pPr>
+    </w:p>
+    <w:p>
+      <w:pPr>
+        <w:rPr>
+          <w:b/>
+          <w:bCs/>
+          <w:sz w:val="24"/>
+          <w:szCs w:val="24"/>
+        </w:rPr>
+      </w:pPr>
+      <w:r>
+        <w:rPr>
+          <w:b/>
+          <w:bCs/>
+          <w:sz w:val="24"/>
+          <w:szCs w:val="24"/>
+        </w:rPr>
+        <w:t>47</w:t>
+      </w:r>
+      <w:r>
+        <w:rPr>
+          <w:b/>
+          <w:bCs/>
+          <w:sz w:val="24"/>
+          <w:szCs w:val="24"/>
+        </w:rPr>
+        <w:t>: What is the difference between JS expression and JS statement? and how will use in react</w:t>
+      </w:r>
+    </w:p>
+    <w:p>
+      <w:pPr>
+        <w:rPr>
+          <w:sz w:val="24"/>
+          <w:szCs w:val="24"/>
+        </w:rPr>
+      </w:pPr>
+      <w:r>
+        <w:rPr>
+          <w:sz w:val="24"/>
+          <w:szCs w:val="24"/>
+        </w:rPr>
+        <w:t xml:space="preserve">An </w:t>
+      </w:r>
+      <w:r>
+        <w:rPr>
+          <w:b/>
+          <w:bCs/>
+          <w:sz w:val="24"/>
+          <w:szCs w:val="24"/>
+        </w:rPr>
+        <w:t>expression</w:t>
+      </w:r>
+      <w:r>
+        <w:rPr>
+          <w:sz w:val="24"/>
+          <w:szCs w:val="24"/>
+        </w:rPr>
+        <w:t xml:space="preserve"> is a piece of code that </w:t>
+      </w:r>
+      <w:r>
+        <w:rPr>
+          <w:b/>
+          <w:bCs/>
+          <w:sz w:val="24"/>
+          <w:szCs w:val="24"/>
+        </w:rPr>
+        <w:t>evaluates to a value</w:t>
+      </w:r>
+      <w:r>
+        <w:rPr>
+          <w:sz w:val="24"/>
+          <w:szCs w:val="24"/>
+        </w:rPr>
+        <w:t>. It can be used inside variables, function calls, or JSX in React.</w:t>
+      </w:r>
+    </w:p>
+    <w:p>
+      <w:pPr>
+        <w:rPr>
+          <w:sz w:val="24"/>
+          <w:szCs w:val="24"/>
+        </w:rPr>
+      </w:pPr>
+      <w:r>
+        <w:rPr>
+          <w:sz w:val="24"/>
+          <w:szCs w:val="24"/>
+        </w:rPr>
+        <w:t xml:space="preserve">A </w:t>
+      </w:r>
+      <w:r>
+        <w:rPr>
+          <w:b/>
+          <w:bCs/>
+          <w:sz w:val="24"/>
+          <w:szCs w:val="24"/>
+        </w:rPr>
+        <w:t>statement</w:t>
+      </w:r>
+      <w:r>
+        <w:rPr>
+          <w:sz w:val="24"/>
+          <w:szCs w:val="24"/>
+        </w:rPr>
+        <w:t xml:space="preserve"> is an instruction that </w:t>
+      </w:r>
+      <w:r>
+        <w:rPr>
+          <w:b/>
+          <w:bCs/>
+          <w:sz w:val="24"/>
+          <w:szCs w:val="24"/>
+        </w:rPr>
+        <w:t>performs an action</w:t>
+      </w:r>
+      <w:r>
+        <w:rPr>
+          <w:sz w:val="24"/>
+          <w:szCs w:val="24"/>
+        </w:rPr>
+        <w:t xml:space="preserve"> but does not necessarily return a value. Statements include conditionals, loops, and function declarations.</w:t>
+      </w:r>
+    </w:p>
+    <w:p>
+      <w:pPr>
+        <w:rPr>
+          <w:sz w:val="24"/>
+          <w:szCs w:val="24"/>
+        </w:rPr>
+      </w:pPr>
+    </w:p>
+    <w:p>
+      <w:pPr>
+        <w:rPr>
+          <w:sz w:val="24"/>
+          <w:szCs w:val="24"/>
+        </w:rPr>
+      </w:pPr>
+    </w:p>
+    <w:p>
+      <w:pPr>
+        <w:rPr>
+          <w:sz w:val="24"/>
+          <w:szCs w:val="24"/>
+        </w:rPr>
+      </w:pPr>
+    </w:p>
+    <w:p>
+      <w:pPr>
+        <w:rPr>
+          <w:b/>
+          <w:bCs/>
+          <w:sz w:val="24"/>
+          <w:szCs w:val="24"/>
+        </w:rPr>
+      </w:pPr>
+      <w:r>
+        <w:rPr>
+          <w:sz w:val="24"/>
+          <w:szCs w:val="24"/>
+        </w:rPr>
+        <w:lastRenderedPageBreak/>
+        <w:t>48.</w:t>
+      </w:r>
+      <w:r>
+        <w:rPr>
+          <w:rFonts w:ascii="Times New Roman" w:eastAsia="Times New Roman" w:hAnsi="Times New Roman" w:cs="Times New Roman"/>
+          <w:b/>
+          <w:bCs/>
+          <w:kern w:val="0"/>
+          <w:sz w:val="27"/>
+          <w:szCs w:val="27"/>
+          <w:lang w:eastAsia="en-IN"/>
+          <w14:ligatures w14:val="none"/>
+        </w:rPr>
+        <w:t xml:space="preserve"> </w:t>
+      </w:r>
+      <w:r>
+        <w:rPr>
+          <w:b/>
+          <w:bCs/>
+          <w:sz w:val="24"/>
+          <w:szCs w:val="24"/>
+        </w:rPr>
+        <w:t>Q: What is Conditional Rendering in React?</w:t>
+      </w:r>
+    </w:p>
+    <w:p>
+      <w:pPr>
+        <w:rPr>
+          <w:sz w:val="24"/>
+          <w:szCs w:val="24"/>
+        </w:rPr>
+      </w:pPr>
+      <w:r>
+        <w:rPr>
+          <w:b/>
+          <w:bCs/>
+          <w:sz w:val="24"/>
+          <w:szCs w:val="24"/>
+        </w:rPr>
+        <w:t>Conditional Rendering</w:t>
+      </w:r>
+      <w:r>
+        <w:rPr>
+          <w:sz w:val="24"/>
+          <w:szCs w:val="24"/>
+        </w:rPr>
+        <w:t xml:space="preserve"> in React refers to the process of dynamically displaying or hiding components based on certain conditions. Instead of rendering everything at once, React allows us to control what gets displayed based on logic.</w:t>
+      </w:r>
+    </w:p>
+    <w:p>
+      <w:pPr>
+        <w:rPr>
+          <w:sz w:val="24"/>
+          <w:szCs w:val="24"/>
+        </w:rPr>
+      </w:pPr>
+      <w:r>
+        <w:rPr>
+          <w:sz w:val="24"/>
+          <w:szCs w:val="24"/>
+        </w:rPr>
+        <w:t xml:space="preserve">For example, a website might show a </w:t>
+      </w:r>
+      <w:r>
+        <w:rPr>
+          <w:b/>
+          <w:bCs/>
+          <w:sz w:val="24"/>
+          <w:szCs w:val="24"/>
+        </w:rPr>
+        <w:t>login button</w:t>
+      </w:r>
+      <w:r>
+        <w:rPr>
+          <w:sz w:val="24"/>
+          <w:szCs w:val="24"/>
+        </w:rPr>
+        <w:t xml:space="preserve"> if a user is not logged in and a </w:t>
+      </w:r>
+      <w:r>
+        <w:rPr>
+          <w:b/>
+          <w:bCs/>
+          <w:sz w:val="24"/>
+          <w:szCs w:val="24"/>
+        </w:rPr>
+        <w:t>logout button</w:t>
+      </w:r>
+      <w:r>
+        <w:rPr>
+          <w:sz w:val="24"/>
+          <w:szCs w:val="24"/>
+        </w:rPr>
+        <w:t xml:space="preserve"> if the user is logged in.</w:t>
+      </w:r>
+    </w:p>
+    <w:p>
+      <w:pPr>
+        <w:rPr>
+          <w:sz w:val="24"/>
+          <w:szCs w:val="24"/>
+        </w:rPr>
+      </w:pPr>
+    </w:p>
+    <w:p>
+      <w:pPr>
+        <w:rPr>
+          <w:b/>
+          <w:bCs/>
+          <w:sz w:val="24"/>
+          <w:szCs w:val="24"/>
+        </w:rPr>
+      </w:pPr>
+      <w:r>
+        <w:rPr>
+          <w:sz w:val="24"/>
+          <w:szCs w:val="24"/>
+        </w:rPr>
+        <w:t>49.</w:t>
+      </w:r>
+      <w:r>
+        <w:rPr>
+          <w:rFonts w:ascii="Times New Roman" w:eastAsia="Times New Roman" w:hAnsi="Times New Roman" w:cs="Times New Roman"/>
+          <w:b/>
+          <w:bCs/>
+          <w:kern w:val="0"/>
+          <w:sz w:val="27"/>
+          <w:szCs w:val="27"/>
+          <w:lang w:eastAsia="en-IN"/>
+          <w14:ligatures w14:val="none"/>
+        </w:rPr>
+        <w:t xml:space="preserve"> </w:t>
+      </w:r>
+      <w:r>
+        <w:rPr>
+          <w:b/>
+          <w:bCs/>
+          <w:sz w:val="24"/>
+          <w:szCs w:val="24"/>
+        </w:rPr>
+        <w:t>Q: What is CORS?</w:t>
+      </w:r>
+    </w:p>
+    <w:p>
+      <w:pPr>
+        <w:rPr>
+          <w:sz w:val="24"/>
+          <w:szCs w:val="24"/>
+        </w:rPr>
+      </w:pPr>
+      <w:r>
+        <w:rPr>
+          <w:b/>
+          <w:bCs/>
+          <w:sz w:val="24"/>
+          <w:szCs w:val="24"/>
+        </w:rPr>
+        <w:t>CORS (Cross-Origin Resource Sharing)</w:t>
+      </w:r>
+      <w:r>
+        <w:rPr>
+          <w:sz w:val="24"/>
+          <w:szCs w:val="24"/>
+        </w:rPr>
+        <w:t xml:space="preserve"> is a security feature in web browsers that controls how resources (like APIs) can be accessed from a different domain than the one that served the webpage. It prevents unauthorized cross-origin requests for security reasons.</w:t>
+      </w:r>
+    </w:p>
+    <w:p>
+      <w:pPr>
+        <w:rPr>
+          <w:b/>
+          <w:bCs/>
+          <w:sz w:val="24"/>
+          <w:szCs w:val="24"/>
+        </w:rPr>
+      </w:pPr>
+      <w:r>
+        <w:rPr>
+          <w:b/>
+          <w:bCs/>
+          <w:sz w:val="24"/>
+          <w:szCs w:val="24"/>
+        </w:rPr>
+        <w:t>Why is CORS Needed?</w:t>
+      </w:r>
+    </w:p>
+    <w:p>
+      <w:pPr>
+        <w:rPr>
+          <w:sz w:val="24"/>
+          <w:szCs w:val="24"/>
+        </w:rPr>
+      </w:pPr>
+      <w:r>
+        <w:rPr>
+          <w:sz w:val="24"/>
+          <w:szCs w:val="24"/>
+        </w:rPr>
+        <w:t xml:space="preserve">By default, browsers follow the </w:t>
+      </w:r>
+      <w:r>
+        <w:rPr>
+          <w:b/>
+          <w:bCs/>
+          <w:sz w:val="24"/>
+          <w:szCs w:val="24"/>
+        </w:rPr>
+        <w:t>Same-Origin Policy (SOP)</w:t>
+      </w:r>
+      <w:r>
+        <w:rPr>
+          <w:sz w:val="24"/>
+          <w:szCs w:val="24"/>
+        </w:rPr>
+        <w:t xml:space="preserve">, which blocks requests from different origins to prevent security risks like </w:t>
+      </w:r>
+      <w:r>
+        <w:rPr>
+          <w:b/>
+          <w:bCs/>
+          <w:sz w:val="24"/>
+          <w:szCs w:val="24"/>
+        </w:rPr>
+        <w:t>cross-site request forgery (CSRF)</w:t>
+      </w:r>
+      <w:r>
+        <w:rPr>
+          <w:sz w:val="24"/>
+          <w:szCs w:val="24"/>
+        </w:rPr>
+        <w:t>. CORS allows safe exceptions by enabling servers to specify which origins can access their resources.</w:t>
+      </w:r>
+    </w:p>
+    <w:p>
+      <w:pPr>
+        <w:rPr>
+          <w:b/>
+          <w:bCs/>
+          <w:sz w:val="24"/>
+          <w:szCs w:val="24"/>
+        </w:rPr>
+      </w:pPr>
+      <w:r>
+        <w:rPr>
+          <w:b/>
+          <w:bCs/>
+          <w:sz w:val="24"/>
+          <w:szCs w:val="24"/>
+        </w:rPr>
+        <w:t>How CORS Works?</w:t>
+      </w:r>
+    </w:p>
+    <w:p>
+      <w:pPr>
+        <w:rPr>
+          <w:sz w:val="24"/>
+          <w:szCs w:val="24"/>
+        </w:rPr>
+      </w:pPr>
+      <w:r>
+        <w:rPr>
+          <w:sz w:val="24"/>
+          <w:szCs w:val="24"/>
+        </w:rPr>
+        <w:t xml:space="preserve">When a frontend app (e.g., example.com) requests data from a backend API (e.g., api.example.com), the server must send a </w:t>
+      </w:r>
+      <w:r>
+        <w:rPr>
+          <w:b/>
+          <w:bCs/>
+          <w:sz w:val="24"/>
+          <w:szCs w:val="24"/>
+        </w:rPr>
+        <w:t>CORS header</w:t>
+      </w:r>
+      <w:r>
+        <w:rPr>
+          <w:sz w:val="24"/>
+          <w:szCs w:val="24"/>
+        </w:rPr>
+        <w:t xml:space="preserve"> like</w:t>
+      </w:r>
+    </w:p>
+    <w:p>
+      <w:pPr>
+        <w:rPr>
+          <w:b/>
+          <w:bCs/>
+          <w:sz w:val="24"/>
+          <w:szCs w:val="24"/>
+        </w:rPr>
+      </w:pPr>
+      <w:r>
+        <w:rPr>
+          <w:b/>
+          <w:bCs/>
+          <w:sz w:val="24"/>
+          <w:szCs w:val="24"/>
+        </w:rPr>
+        <w:t>50</w:t>
+      </w:r>
+      <w:r>
+        <w:rPr>
+          <w:b/>
+          <w:bCs/>
+          <w:sz w:val="24"/>
+          <w:szCs w:val="24"/>
+        </w:rPr>
+        <w:t>: What is async and await in JavaScript?</w:t>
+      </w:r>
+    </w:p>
+    <w:p>
+      <w:pPr>
+        <w:rPr>
+          <w:sz w:val="24"/>
+          <w:szCs w:val="24"/>
+        </w:rPr>
+      </w:pPr>
+      <w:r>
+        <w:rPr>
+          <w:b/>
+          <w:bCs/>
+          <w:sz w:val="24"/>
+          <w:szCs w:val="24"/>
+        </w:rPr>
+        <w:t>async and await</w:t>
+      </w:r>
+      <w:r>
+        <w:rPr>
+          <w:sz w:val="24"/>
+          <w:szCs w:val="24"/>
+        </w:rPr>
+        <w:t xml:space="preserve"> are used in JavaScript to handle asynchronous operations in a cleaner and more readable way compared to Promises and callbacks.</w:t>
+      </w:r>
+    </w:p>
+    <w:p>
+      <w:pPr>
+        <w:numPr>
+          <w:ilvl w:val="0"/>
+          <w:numId w:val="41"/>
+        </w:numPr>
+        <w:rPr>
+          <w:sz w:val="24"/>
+          <w:szCs w:val="24"/>
+        </w:rPr>
+      </w:pPr>
+      <w:r>
+        <w:rPr>
+          <w:b/>
+          <w:bCs/>
+          <w:sz w:val="24"/>
+          <w:szCs w:val="24"/>
+        </w:rPr>
+        <w:t>async</w:t>
+      </w:r>
+      <w:r>
+        <w:rPr>
+          <w:sz w:val="24"/>
+          <w:szCs w:val="24"/>
+        </w:rPr>
+        <w:t>: Used to declare a function that always returns a Promise.</w:t>
+      </w:r>
+    </w:p>
+    <w:p>
+      <w:pPr>
+        <w:numPr>
+          <w:ilvl w:val="0"/>
+          <w:numId w:val="41"/>
+        </w:numPr>
+        <w:rPr>
+          <w:sz w:val="24"/>
+          <w:szCs w:val="24"/>
+        </w:rPr>
+      </w:pPr>
+      <w:r>
+        <w:rPr>
+          <w:b/>
+          <w:bCs/>
+          <w:sz w:val="24"/>
+          <w:szCs w:val="24"/>
+        </w:rPr>
+        <w:t>await</w:t>
+      </w:r>
+      <w:r>
+        <w:rPr>
+          <w:sz w:val="24"/>
+          <w:szCs w:val="24"/>
+        </w:rPr>
+        <w:t>: Pauses the execution inside an async function until the Promise resolves.</w:t>
+      </w:r>
+    </w:p>
+    <w:p>
+      <w:pPr>
+        <w:rPr>
+          <w:b/>
+          <w:bCs/>
+          <w:sz w:val="24"/>
+          <w:szCs w:val="24"/>
+        </w:rPr>
+      </w:pPr>
+      <w:r>
+        <w:rPr>
+          <w:sz w:val="24"/>
+          <w:szCs w:val="24"/>
+        </w:rPr>
+        <w:t>51.</w:t>
+      </w:r>
+      <w:r>
+        <w:rPr>
+          <w:rFonts w:ascii="Segoe UI" w:eastAsia="Times New Roman" w:hAnsi="Segoe UI" w:cs="Segoe UI"/>
+          <w:b/>
+          <w:bCs/>
+          <w:color w:val="F0F6FC"/>
+          <w:kern w:val="0"/>
+          <w:sz w:val="36"/>
+          <w:szCs w:val="36"/>
+          <w:lang w:eastAsia="en-IN"/>
+          <w14:ligatures w14:val="none"/>
+        </w:rPr>
+        <w:t xml:space="preserve"> </w:t>
+      </w:r>
+      <w:r>
+        <w:rPr>
+          <w:b/>
+          <w:bCs/>
+          <w:sz w:val="24"/>
+          <w:szCs w:val="24"/>
+        </w:rPr>
+        <w:t>Q: What is the use of </w:t>
+      </w:r>
+      <w:proofErr w:type="spellStart"/>
+      <w:r>
+        <w:rPr>
+          <w:b/>
+          <w:bCs/>
+          <w:sz w:val="24"/>
+          <w:szCs w:val="24"/>
+        </w:rPr>
+        <w:t>const</w:t>
+      </w:r>
+      <w:proofErr w:type="spellEnd"/>
+      <w:r>
+        <w:rPr>
+          <w:b/>
+          <w:bCs/>
+          <w:sz w:val="24"/>
+          <w:szCs w:val="24"/>
+        </w:rPr>
+        <w:t xml:space="preserve"> </w:t>
+      </w:r>
+      <w:proofErr w:type="spellStart"/>
+      <w:r>
+        <w:rPr>
+          <w:b/>
+          <w:bCs/>
+          <w:sz w:val="24"/>
+          <w:szCs w:val="24"/>
+        </w:rPr>
+        <w:t>json</w:t>
+      </w:r>
+      <w:proofErr w:type="spellEnd"/>
+      <w:r>
+        <w:rPr>
+          <w:b/>
+          <w:bCs/>
+          <w:sz w:val="24"/>
+          <w:szCs w:val="24"/>
+        </w:rPr>
+        <w:t xml:space="preserve"> = await </w:t>
+      </w:r>
+      <w:proofErr w:type="spellStart"/>
+      <w:proofErr w:type="gramStart"/>
+      <w:r>
+        <w:rPr>
+          <w:b/>
+          <w:bCs/>
+          <w:sz w:val="24"/>
+          <w:szCs w:val="24"/>
+        </w:rPr>
+        <w:t>data.json</w:t>
+      </w:r>
+      <w:proofErr w:type="spellEnd"/>
+      <w:proofErr w:type="gramEnd"/>
+      <w:r>
+        <w:rPr>
+          <w:b/>
+          <w:bCs/>
+          <w:sz w:val="24"/>
+          <w:szCs w:val="24"/>
+        </w:rPr>
+        <w:t>(); in </w:t>
+      </w:r>
+      <w:proofErr w:type="spellStart"/>
+      <w:r>
+        <w:rPr>
+          <w:b/>
+          <w:bCs/>
+          <w:sz w:val="24"/>
+          <w:szCs w:val="24"/>
+        </w:rPr>
+        <w:t>getRestaurants</w:t>
+      </w:r>
+      <w:proofErr w:type="spellEnd"/>
+      <w:r>
+        <w:rPr>
+          <w:b/>
+          <w:bCs/>
+          <w:sz w:val="24"/>
+          <w:szCs w:val="24"/>
+        </w:rPr>
+        <w:t>()?</w:t>
+      </w:r>
+    </w:p>
+    <w:p>
+      <w:pPr>
+        <w:rPr>
+          <w:sz w:val="24"/>
+          <w:szCs w:val="24"/>
+        </w:rPr>
+      </w:pPr>
+      <w:r>
+        <w:rPr>
+          <w:sz w:val="24"/>
+          <w:szCs w:val="24"/>
+        </w:rPr>
+        <w:t xml:space="preserve">When calling an API in JavaScript, we receive a </w:t>
+      </w:r>
+      <w:r>
+        <w:rPr>
+          <w:b/>
+          <w:bCs/>
+          <w:sz w:val="24"/>
+          <w:szCs w:val="24"/>
+        </w:rPr>
+        <w:t>Response object</w:t>
+      </w:r>
+      <w:r>
+        <w:rPr>
+          <w:sz w:val="24"/>
+          <w:szCs w:val="24"/>
+        </w:rPr>
+        <w:t>. The line:</w:t>
+      </w:r>
+    </w:p>
+    <w:p>
+      <w:pPr>
+        <w:rPr>
+          <w:sz w:val="24"/>
+          <w:szCs w:val="24"/>
+        </w:rPr>
+      </w:pPr>
+      <w:r>
+        <w:rPr>
+          <w:b/>
+          <w:bCs/>
+          <w:sz w:val="24"/>
+          <w:szCs w:val="24"/>
+        </w:rPr>
+        <w:t>Converts the API response into a usable JSON format.</w:t>
+      </w:r>
+    </w:p>
+    <w:p>
+      <w:pPr>
+        <w:rPr>
+          <w:b/>
+          <w:bCs/>
+          <w:sz w:val="24"/>
+          <w:szCs w:val="24"/>
+        </w:rPr>
+      </w:pPr>
+      <w:r>
+        <w:rPr>
+          <w:b/>
+          <w:bCs/>
+          <w:sz w:val="24"/>
+          <w:szCs w:val="24"/>
+        </w:rPr>
+        <w:t>Step-by-Step Explanation:</w:t>
+      </w:r>
+    </w:p>
+    <w:p>
+      <w:pPr>
+        <w:rPr>
+          <w:sz w:val="24"/>
+          <w:szCs w:val="24"/>
+        </w:rPr>
+      </w:pPr>
+      <w:r>
+        <w:rPr>
+          <w:sz w:val="24"/>
+          <w:szCs w:val="24"/>
+        </w:rPr>
+        <w:t>1️</w:t>
+      </w:r>
+      <w:r>
+        <w:rPr>
+          <w:rFonts w:ascii="Segoe UI Symbol" w:hAnsi="Segoe UI Symbol" w:cs="Segoe UI Symbol"/>
+          <w:sz w:val="24"/>
+          <w:szCs w:val="24"/>
+        </w:rPr>
+        <w:t>⃣</w:t>
+      </w:r>
+      <w:r>
+        <w:rPr>
+          <w:sz w:val="24"/>
+          <w:szCs w:val="24"/>
+        </w:rPr>
+        <w:t xml:space="preserve"> data holds the </w:t>
+      </w:r>
+      <w:r>
+        <w:rPr>
+          <w:b/>
+          <w:bCs/>
+          <w:sz w:val="24"/>
+          <w:szCs w:val="24"/>
+        </w:rPr>
+        <w:t>raw response</w:t>
+      </w:r>
+      <w:r>
+        <w:rPr>
+          <w:sz w:val="24"/>
+          <w:szCs w:val="24"/>
+        </w:rPr>
+        <w:t xml:space="preserve"> from the API.</w:t>
+      </w:r>
+      <w:r>
+        <w:rPr>
+          <w:sz w:val="24"/>
+          <w:szCs w:val="24"/>
+        </w:rPr>
+        <w:br/>
+        <w:t>2️</w:t>
+      </w:r>
+      <w:proofErr w:type="gramStart"/>
+      <w:r>
+        <w:rPr>
+          <w:rFonts w:ascii="Segoe UI Symbol" w:hAnsi="Segoe UI Symbol" w:cs="Segoe UI Symbol"/>
+          <w:sz w:val="24"/>
+          <w:szCs w:val="24"/>
+        </w:rPr>
+        <w:t>⃣</w:t>
+      </w:r>
+      <w:r>
+        <w:rPr>
+          <w:sz w:val="24"/>
+          <w:szCs w:val="24"/>
+        </w:rPr>
+        <w:t xml:space="preserve"> .</w:t>
+      </w:r>
+      <w:proofErr w:type="spellStart"/>
+      <w:r>
+        <w:rPr>
+          <w:sz w:val="24"/>
+          <w:szCs w:val="24"/>
+        </w:rPr>
+        <w:t>json</w:t>
+      </w:r>
+      <w:proofErr w:type="spellEnd"/>
+      <w:proofErr w:type="gramEnd"/>
+      <w:r>
+        <w:rPr>
+          <w:sz w:val="24"/>
+          <w:szCs w:val="24"/>
+        </w:rPr>
+        <w:t xml:space="preserve">() is a method that </w:t>
+      </w:r>
+      <w:r>
+        <w:rPr>
+          <w:b/>
+          <w:bCs/>
+          <w:sz w:val="24"/>
+          <w:szCs w:val="24"/>
+        </w:rPr>
+        <w:t>parses</w:t>
+      </w:r>
+      <w:r>
+        <w:rPr>
+          <w:sz w:val="24"/>
+          <w:szCs w:val="24"/>
+        </w:rPr>
+        <w:t xml:space="preserve"> the response into JavaScript objects.</w:t>
+      </w:r>
+      <w:r>
+        <w:rPr>
+          <w:sz w:val="24"/>
+          <w:szCs w:val="24"/>
+        </w:rPr>
+        <w:br/>
+        <w:t>3️</w:t>
+      </w:r>
+      <w:r>
+        <w:rPr>
+          <w:rFonts w:ascii="Segoe UI Symbol" w:hAnsi="Segoe UI Symbol" w:cs="Segoe UI Symbol"/>
+          <w:sz w:val="24"/>
+          <w:szCs w:val="24"/>
+        </w:rPr>
+        <w:t>⃣</w:t>
+      </w:r>
+      <w:r>
+        <w:rPr>
+          <w:sz w:val="24"/>
+          <w:szCs w:val="24"/>
+        </w:rPr>
+        <w:t xml:space="preserve"> await ensures we </w:t>
+      </w:r>
+      <w:r>
+        <w:rPr>
+          <w:b/>
+          <w:bCs/>
+          <w:sz w:val="24"/>
+          <w:szCs w:val="24"/>
+        </w:rPr>
+        <w:t>wait</w:t>
+      </w:r>
+      <w:r>
+        <w:rPr>
+          <w:sz w:val="24"/>
+          <w:szCs w:val="24"/>
+        </w:rPr>
+        <w:t xml:space="preserve"> for the conversion to complete before moving forward.</w:t>
+      </w:r>
+    </w:p>
+    <w:p>
+      <w:pPr>
+        <w:rPr>
+          <w:sz w:val="24"/>
+          <w:szCs w:val="24"/>
+        </w:rPr>
+      </w:pPr>
     </w:p>
     <w:p>
       <w:pPr>
@@ -15143,6 +18542,155 @@
     </w:lvl>
   </w:abstractNum>
   <w:abstractNum w:abstractNumId="12" w15:restartNumberingAfterBreak="0">
+    <w:nsid w:val="232C7515"/>
+    <w:multiLevelType w:val="multilevel"/>
+    <w:tmpl w:val="DF4E6A4A"/>
+    <w:lvl w:ilvl="0">
+      <w:start w:val="1"/>
+      <w:numFmt w:val="bullet"/>
+      <w:lvlText w:val=""/>
+      <w:lvlJc w:val="left"/>
+      <w:pPr>
+        <w:tabs>
+          <w:tab w:val="num" w:pos="720"/>
+        </w:tabs>
+        <w:ind w:left="720" w:hanging="360"/>
+      </w:pPr>
+      <w:rPr>
+        <w:rFonts w:ascii="Symbol" w:hAnsi="Symbol" w:hint="default"/>
+        <w:sz w:val="20"/>
+      </w:rPr>
+    </w:lvl>
+    <w:lvl w:ilvl="1" w:tentative="1">
+      <w:start w:val="1"/>
+      <w:numFmt w:val="bullet"/>
+      <w:lvlText w:val="o"/>
+      <w:lvlJc w:val="left"/>
+      <w:pPr>
+        <w:tabs>
+          <w:tab w:val="num" w:pos="1440"/>
+        </w:tabs>
+        <w:ind w:left="1440" w:hanging="360"/>
+      </w:pPr>
+      <w:rPr>
+        <w:rFonts w:ascii="Courier New" w:hAnsi="Courier New" w:hint="default"/>
+        <w:sz w:val="20"/>
+      </w:rPr>
+    </w:lvl>
+    <w:lvl w:ilvl="2" w:tentative="1">
+      <w:start w:val="1"/>
+      <w:numFmt w:val="bullet"/>
+      <w:lvlText w:val=""/>
+      <w:lvlJc w:val="left"/>
+      <w:pPr>
+        <w:tabs>
+          <w:tab w:val="num" w:pos="2160"/>
+        </w:tabs>
+        <w:ind w:left="2160" w:hanging="360"/>
+      </w:pPr>
+      <w:rPr>
+        <w:rFonts w:ascii="Wingdings" w:hAnsi="Wingdings" w:hint="default"/>
+        <w:sz w:val="20"/>
+      </w:rPr>
+    </w:lvl>
+    <w:lvl w:ilvl="3" w:tentative="1">
+      <w:start w:val="1"/>
+      <w:numFmt w:val="bullet"/>
+      <w:lvlText w:val=""/>
+      <w:lvlJc w:val="left"/>
+      <w:pPr>
+        <w:tabs>
+          <w:tab w:val="num" w:pos="2880"/>
+        </w:tabs>
+        <w:ind w:left="2880" w:hanging="360"/>
+      </w:pPr>
+      <w:rPr>
+        <w:rFonts w:ascii="Wingdings" w:hAnsi="Wingdings" w:hint="default"/>
+        <w:sz w:val="20"/>
+      </w:rPr>
+    </w:lvl>
+    <w:lvl w:ilvl="4" w:tentative="1">
+      <w:start w:val="1"/>
+      <w:numFmt w:val="bullet"/>
+      <w:lvlText w:val=""/>
+      <w:lvlJc w:val="left"/>
+      <w:pPr>
+        <w:tabs>
+          <w:tab w:val="num" w:pos="3600"/>
+        </w:tabs>
+        <w:ind w:left="3600" w:hanging="360"/>
+      </w:pPr>
+      <w:rPr>
+        <w:rFonts w:ascii="Wingdings" w:hAnsi="Wingdings" w:hint="default"/>
+        <w:sz w:val="20"/>
+      </w:rPr>
+    </w:lvl>
+    <w:lvl w:ilvl="5" w:tentative="1">
+      <w:start w:val="1"/>
+      <w:numFmt w:val="bullet"/>
+      <w:lvlText w:val=""/>
+      <w:lvlJc w:val="left"/>
+      <w:pPr>
+        <w:tabs>
+          <w:tab w:val="num" w:pos="4320"/>
+        </w:tabs>
+        <w:ind w:left="4320" w:hanging="360"/>
+      </w:pPr>
+      <w:rPr>
+        <w:rFonts w:ascii="Wingdings" w:hAnsi="Wingdings" w:hint="default"/>
+        <w:sz w:val="20"/>
+      </w:rPr>
+    </w:lvl>
+    <w:lvl w:ilvl="6" w:tentative="1">
+      <w:start w:val="1"/>
+      <w:numFmt w:val="bullet"/>
+      <w:lvlText w:val=""/>
+      <w:lvlJc w:val="left"/>
+      <w:pPr>
+        <w:tabs>
+          <w:tab w:val="num" w:pos="5040"/>
+        </w:tabs>
+        <w:ind w:left="5040" w:hanging="360"/>
+      </w:pPr>
+      <w:rPr>
+        <w:rFonts w:ascii="Wingdings" w:hAnsi="Wingdings" w:hint="default"/>
+        <w:sz w:val="20"/>
+      </w:rPr>
+    </w:lvl>
+    <w:lvl w:ilvl="7" w:tentative="1">
+      <w:start w:val="1"/>
+      <w:numFmt w:val="bullet"/>
+      <w:lvlText w:val=""/>
+      <w:lvlJc w:val="left"/>
+      <w:pPr>
+        <w:tabs>
+          <w:tab w:val="num" w:pos="5760"/>
+        </w:tabs>
+        <w:ind w:left="5760" w:hanging="360"/>
+      </w:pPr>
+      <w:rPr>
+        <w:rFonts w:ascii="Wingdings" w:hAnsi="Wingdings" w:hint="default"/>
+        <w:sz w:val="20"/>
+      </w:rPr>
+    </w:lvl>
+    <w:lvl w:ilvl="8" w:tentative="1">
+      <w:start w:val="1"/>
+      <w:numFmt w:val="bullet"/>
+      <w:lvlText w:val=""/>
+      <w:lvlJc w:val="left"/>
+      <w:pPr>
+        <w:tabs>
+          <w:tab w:val="num" w:pos="6480"/>
+        </w:tabs>
+        <w:ind w:left="6480" w:hanging="360"/>
+      </w:pPr>
+      <w:rPr>
+        <w:rFonts w:ascii="Wingdings" w:hAnsi="Wingdings" w:hint="default"/>
+        <w:sz w:val="20"/>
+      </w:rPr>
+    </w:lvl>
+  </w:abstractNum>
+  <w:abstractNum w:abstractNumId="13" w15:restartNumberingAfterBreak="0">
     <w:nsid w:val="24AD4558"/>
     <w:multiLevelType w:val="multilevel"/>
     <w:tmpl w:val="F53E0BC4"/>
@@ -15291,7 +18839,7 @@
       </w:rPr>
     </w:lvl>
   </w:abstractNum>
-  <w:abstractNum w:abstractNumId="13" w15:restartNumberingAfterBreak="0">
+  <w:abstractNum w:abstractNumId="14" w15:restartNumberingAfterBreak="0">
     <w:nsid w:val="2D2B7872"/>
     <w:multiLevelType w:val="multilevel"/>
     <w:tmpl w:val="F9A0F1DE"/>
@@ -15404,7 +18952,7 @@
       </w:pPr>
     </w:lvl>
   </w:abstractNum>
-  <w:abstractNum w:abstractNumId="14" w15:restartNumberingAfterBreak="0">
+  <w:abstractNum w:abstractNumId="15" w15:restartNumberingAfterBreak="0">
     <w:nsid w:val="2F440A94"/>
     <w:multiLevelType w:val="multilevel"/>
     <w:tmpl w:val="E1C26E2C"/>
@@ -15553,7 +19101,7 @@
       </w:rPr>
     </w:lvl>
   </w:abstractNum>
-  <w:abstractNum w:abstractNumId="15" w15:restartNumberingAfterBreak="0">
+  <w:abstractNum w:abstractNumId="16" w15:restartNumberingAfterBreak="0">
     <w:nsid w:val="301563DA"/>
     <w:multiLevelType w:val="multilevel"/>
     <w:tmpl w:val="C2C6C188"/>
@@ -15702,7 +19250,7 @@
       </w:rPr>
     </w:lvl>
   </w:abstractNum>
-  <w:abstractNum w:abstractNumId="16" w15:restartNumberingAfterBreak="0">
+  <w:abstractNum w:abstractNumId="17" w15:restartNumberingAfterBreak="0">
     <w:nsid w:val="32287227"/>
     <w:multiLevelType w:val="multilevel"/>
     <w:tmpl w:val="179E4DE2"/>
@@ -15851,7 +19399,7 @@
       </w:rPr>
     </w:lvl>
   </w:abstractNum>
-  <w:abstractNum w:abstractNumId="17" w15:restartNumberingAfterBreak="0">
+  <w:abstractNum w:abstractNumId="18" w15:restartNumberingAfterBreak="0">
     <w:nsid w:val="343C3026"/>
     <w:multiLevelType w:val="multilevel"/>
     <w:tmpl w:val="D4A20310"/>
@@ -16000,7 +19548,7 @@
       </w:rPr>
     </w:lvl>
   </w:abstractNum>
-  <w:abstractNum w:abstractNumId="18" w15:restartNumberingAfterBreak="0">
+  <w:abstractNum w:abstractNumId="19" w15:restartNumberingAfterBreak="0">
     <w:nsid w:val="399671C4"/>
     <w:multiLevelType w:val="multilevel"/>
     <w:tmpl w:val="6D3C2DC8"/>
@@ -16113,7 +19661,7 @@
       </w:pPr>
     </w:lvl>
   </w:abstractNum>
-  <w:abstractNum w:abstractNumId="19" w15:restartNumberingAfterBreak="0">
+  <w:abstractNum w:abstractNumId="20" w15:restartNumberingAfterBreak="0">
     <w:nsid w:val="39FC46EF"/>
     <w:multiLevelType w:val="multilevel"/>
     <w:tmpl w:val="090EDA40"/>
@@ -16262,7 +19810,7 @@
       </w:rPr>
     </w:lvl>
   </w:abstractNum>
-  <w:abstractNum w:abstractNumId="20" w15:restartNumberingAfterBreak="0">
+  <w:abstractNum w:abstractNumId="21" w15:restartNumberingAfterBreak="0">
     <w:nsid w:val="3A2560CA"/>
     <w:multiLevelType w:val="multilevel"/>
     <w:tmpl w:val="C0FC0A6A"/>
@@ -16375,7 +19923,7 @@
       </w:pPr>
     </w:lvl>
   </w:abstractNum>
-  <w:abstractNum w:abstractNumId="21" w15:restartNumberingAfterBreak="0">
+  <w:abstractNum w:abstractNumId="22" w15:restartNumberingAfterBreak="0">
     <w:nsid w:val="3E6A2450"/>
     <w:multiLevelType w:val="multilevel"/>
     <w:tmpl w:val="ADC60EDC"/>
@@ -16488,7 +20036,7 @@
       </w:pPr>
     </w:lvl>
   </w:abstractNum>
-  <w:abstractNum w:abstractNumId="22" w15:restartNumberingAfterBreak="0">
+  <w:abstractNum w:abstractNumId="23" w15:restartNumberingAfterBreak="0">
     <w:nsid w:val="41BF7EAD"/>
     <w:multiLevelType w:val="multilevel"/>
     <w:tmpl w:val="2B1E7B92"/>
@@ -16637,7 +20185,7 @@
       </w:rPr>
     </w:lvl>
   </w:abstractNum>
-  <w:abstractNum w:abstractNumId="23" w15:restartNumberingAfterBreak="0">
+  <w:abstractNum w:abstractNumId="24" w15:restartNumberingAfterBreak="0">
     <w:nsid w:val="425630FD"/>
     <w:multiLevelType w:val="multilevel"/>
     <w:tmpl w:val="11343834"/>
@@ -16750,7 +20298,7 @@
       </w:pPr>
     </w:lvl>
   </w:abstractNum>
-  <w:abstractNum w:abstractNumId="24" w15:restartNumberingAfterBreak="0">
+  <w:abstractNum w:abstractNumId="25" w15:restartNumberingAfterBreak="0">
     <w:nsid w:val="4493742A"/>
     <w:multiLevelType w:val="multilevel"/>
     <w:tmpl w:val="773A767E"/>
@@ -16899,7 +20447,7 @@
       </w:rPr>
     </w:lvl>
   </w:abstractNum>
-  <w:abstractNum w:abstractNumId="25" w15:restartNumberingAfterBreak="0">
+  <w:abstractNum w:abstractNumId="26" w15:restartNumberingAfterBreak="0">
     <w:nsid w:val="483134FB"/>
     <w:multiLevelType w:val="multilevel"/>
     <w:tmpl w:val="79B8115C"/>
@@ -17016,7 +20564,7 @@
       </w:pPr>
     </w:lvl>
   </w:abstractNum>
-  <w:abstractNum w:abstractNumId="26" w15:restartNumberingAfterBreak="0">
+  <w:abstractNum w:abstractNumId="27" w15:restartNumberingAfterBreak="0">
     <w:nsid w:val="4B210130"/>
     <w:multiLevelType w:val="multilevel"/>
     <w:tmpl w:val="7EECC1EE"/>
@@ -17165,7 +20713,7 @@
       </w:rPr>
     </w:lvl>
   </w:abstractNum>
-  <w:abstractNum w:abstractNumId="27" w15:restartNumberingAfterBreak="0">
+  <w:abstractNum w:abstractNumId="28" w15:restartNumberingAfterBreak="0">
     <w:nsid w:val="4C076CA3"/>
     <w:multiLevelType w:val="multilevel"/>
     <w:tmpl w:val="D86069E2"/>
@@ -17314,7 +20862,7 @@
       </w:rPr>
     </w:lvl>
   </w:abstractNum>
-  <w:abstractNum w:abstractNumId="28" w15:restartNumberingAfterBreak="0">
+  <w:abstractNum w:abstractNumId="29" w15:restartNumberingAfterBreak="0">
     <w:nsid w:val="4D0456BD"/>
     <w:multiLevelType w:val="multilevel"/>
     <w:tmpl w:val="CCF68E60"/>
@@ -17427,7 +20975,7 @@
       </w:pPr>
     </w:lvl>
   </w:abstractNum>
-  <w:abstractNum w:abstractNumId="29" w15:restartNumberingAfterBreak="0">
+  <w:abstractNum w:abstractNumId="30" w15:restartNumberingAfterBreak="0">
     <w:nsid w:val="4F1F1F02"/>
     <w:multiLevelType w:val="multilevel"/>
     <w:tmpl w:val="86DE6D66"/>
@@ -17576,7 +21124,7 @@
       </w:rPr>
     </w:lvl>
   </w:abstractNum>
-  <w:abstractNum w:abstractNumId="30" w15:restartNumberingAfterBreak="0">
+  <w:abstractNum w:abstractNumId="31" w15:restartNumberingAfterBreak="0">
     <w:nsid w:val="526C2D80"/>
     <w:multiLevelType w:val="multilevel"/>
     <w:tmpl w:val="8E8AB688"/>
@@ -17725,7 +21273,7 @@
       </w:rPr>
     </w:lvl>
   </w:abstractNum>
-  <w:abstractNum w:abstractNumId="31" w15:restartNumberingAfterBreak="0">
+  <w:abstractNum w:abstractNumId="32" w15:restartNumberingAfterBreak="0">
     <w:nsid w:val="54CA03B9"/>
     <w:multiLevelType w:val="multilevel"/>
     <w:tmpl w:val="DC3097A4"/>
@@ -17874,7 +21422,7 @@
       </w:rPr>
     </w:lvl>
   </w:abstractNum>
-  <w:abstractNum w:abstractNumId="32" w15:restartNumberingAfterBreak="0">
+  <w:abstractNum w:abstractNumId="33" w15:restartNumberingAfterBreak="0">
     <w:nsid w:val="5B407367"/>
     <w:multiLevelType w:val="multilevel"/>
     <w:tmpl w:val="1EC6FE94"/>
@@ -17987,7 +21535,7 @@
       </w:pPr>
     </w:lvl>
   </w:abstractNum>
-  <w:abstractNum w:abstractNumId="33" w15:restartNumberingAfterBreak="0">
+  <w:abstractNum w:abstractNumId="34" w15:restartNumberingAfterBreak="0">
     <w:nsid w:val="628A23F0"/>
     <w:multiLevelType w:val="multilevel"/>
     <w:tmpl w:val="F3A8F51A"/>
@@ -18136,7 +21684,7 @@
       </w:rPr>
     </w:lvl>
   </w:abstractNum>
-  <w:abstractNum w:abstractNumId="34" w15:restartNumberingAfterBreak="0">
+  <w:abstractNum w:abstractNumId="35" w15:restartNumberingAfterBreak="0">
     <w:nsid w:val="68583271"/>
     <w:multiLevelType w:val="multilevel"/>
     <w:tmpl w:val="B5F4C79A"/>
@@ -18285,7 +21833,7 @@
       </w:rPr>
     </w:lvl>
   </w:abstractNum>
-  <w:abstractNum w:abstractNumId="35" w15:restartNumberingAfterBreak="0">
+  <w:abstractNum w:abstractNumId="36" w15:restartNumberingAfterBreak="0">
     <w:nsid w:val="73997FA2"/>
     <w:multiLevelType w:val="multilevel"/>
     <w:tmpl w:val="71E606AE"/>
@@ -18434,7 +21982,7 @@
       </w:rPr>
     </w:lvl>
   </w:abstractNum>
-  <w:abstractNum w:abstractNumId="36" w15:restartNumberingAfterBreak="0">
+  <w:abstractNum w:abstractNumId="37" w15:restartNumberingAfterBreak="0">
     <w:nsid w:val="76154358"/>
     <w:multiLevelType w:val="multilevel"/>
     <w:tmpl w:val="9294D998"/>
@@ -18583,7 +22131,7 @@
       </w:rPr>
     </w:lvl>
   </w:abstractNum>
-  <w:abstractNum w:abstractNumId="37" w15:restartNumberingAfterBreak="0">
+  <w:abstractNum w:abstractNumId="38" w15:restartNumberingAfterBreak="0">
     <w:nsid w:val="7A9A45CF"/>
     <w:multiLevelType w:val="multilevel"/>
     <w:tmpl w:val="A1269A44"/>
@@ -18732,7 +22280,7 @@
       </w:rPr>
     </w:lvl>
   </w:abstractNum>
-  <w:abstractNum w:abstractNumId="38" w15:restartNumberingAfterBreak="0">
+  <w:abstractNum w:abstractNumId="39" w15:restartNumberingAfterBreak="0">
     <w:nsid w:val="7BAB1E7B"/>
     <w:multiLevelType w:val="multilevel"/>
     <w:tmpl w:val="0FB040AA"/>
@@ -18881,7 +22429,7 @@
       </w:rPr>
     </w:lvl>
   </w:abstractNum>
-  <w:abstractNum w:abstractNumId="39" w15:restartNumberingAfterBreak="0">
+  <w:abstractNum w:abstractNumId="40" w15:restartNumberingAfterBreak="0">
     <w:nsid w:val="7FD443CA"/>
     <w:multiLevelType w:val="multilevel"/>
     <w:tmpl w:val="A490C8F4"/>
@@ -19034,10 +22582,10 @@
     <w:abstractNumId w:val="11"/>
   </w:num>
   <w:num w:numId="2" w16cid:durableId="265818829">
-    <w:abstractNumId w:val="36"/>
+    <w:abstractNumId w:val="37"/>
   </w:num>
   <w:num w:numId="3" w16cid:durableId="115487112">
-    <w:abstractNumId w:val="30"/>
+    <w:abstractNumId w:val="31"/>
   </w:num>
   <w:num w:numId="4" w16cid:durableId="1195002596">
     <w:abstractNumId w:val="10"/>
@@ -19049,19 +22597,19 @@
     <w:abstractNumId w:val="3"/>
   </w:num>
   <w:num w:numId="7" w16cid:durableId="1378893329">
-    <w:abstractNumId w:val="33"/>
+    <w:abstractNumId w:val="34"/>
   </w:num>
   <w:num w:numId="8" w16cid:durableId="1603076479">
-    <w:abstractNumId w:val="12"/>
+    <w:abstractNumId w:val="13"/>
   </w:num>
   <w:num w:numId="9" w16cid:durableId="1521117620">
-    <w:abstractNumId w:val="23"/>
+    <w:abstractNumId w:val="24"/>
   </w:num>
   <w:num w:numId="10" w16cid:durableId="1540514697">
-    <w:abstractNumId w:val="39"/>
+    <w:abstractNumId w:val="40"/>
   </w:num>
   <w:num w:numId="11" w16cid:durableId="1488861672">
-    <w:abstractNumId w:val="37"/>
+    <w:abstractNumId w:val="38"/>
   </w:num>
   <w:num w:numId="12" w16cid:durableId="273438485">
     <w:abstractNumId w:val="4"/>
@@ -19070,7 +22618,7 @@
     <w:abstractNumId w:val="0"/>
   </w:num>
   <w:num w:numId="14" w16cid:durableId="763650902">
-    <w:abstractNumId w:val="27"/>
+    <w:abstractNumId w:val="28"/>
   </w:num>
   <w:num w:numId="15" w16cid:durableId="367948016">
     <w:abstractNumId w:val="6"/>
@@ -19079,76 +22627,79 @@
     <w:abstractNumId w:val="9"/>
   </w:num>
   <w:num w:numId="17" w16cid:durableId="528641631">
-    <w:abstractNumId w:val="24"/>
+    <w:abstractNumId w:val="25"/>
   </w:num>
   <w:num w:numId="18" w16cid:durableId="231162850">
-    <w:abstractNumId w:val="14"/>
+    <w:abstractNumId w:val="15"/>
   </w:num>
   <w:num w:numId="19" w16cid:durableId="808010782">
     <w:abstractNumId w:val="1"/>
   </w:num>
   <w:num w:numId="20" w16cid:durableId="519975834">
-    <w:abstractNumId w:val="38"/>
+    <w:abstractNumId w:val="39"/>
   </w:num>
   <w:num w:numId="21" w16cid:durableId="1869367930">
-    <w:abstractNumId w:val="31"/>
+    <w:abstractNumId w:val="32"/>
   </w:num>
   <w:num w:numId="22" w16cid:durableId="1672223203">
     <w:abstractNumId w:val="2"/>
   </w:num>
   <w:num w:numId="23" w16cid:durableId="901596038">
-    <w:abstractNumId w:val="29"/>
+    <w:abstractNumId w:val="30"/>
   </w:num>
   <w:num w:numId="24" w16cid:durableId="1695426529">
-    <w:abstractNumId w:val="17"/>
+    <w:abstractNumId w:val="18"/>
   </w:num>
   <w:num w:numId="25" w16cid:durableId="1620911233">
     <w:abstractNumId w:val="7"/>
   </w:num>
   <w:num w:numId="26" w16cid:durableId="1132865211">
-    <w:abstractNumId w:val="19"/>
+    <w:abstractNumId w:val="20"/>
   </w:num>
   <w:num w:numId="27" w16cid:durableId="1239943349">
-    <w:abstractNumId w:val="13"/>
+    <w:abstractNumId w:val="14"/>
   </w:num>
   <w:num w:numId="28" w16cid:durableId="946887717">
     <w:abstractNumId w:val="8"/>
   </w:num>
   <w:num w:numId="29" w16cid:durableId="959267188">
-    <w:abstractNumId w:val="28"/>
+    <w:abstractNumId w:val="29"/>
   </w:num>
   <w:num w:numId="30" w16cid:durableId="621040254">
+    <w:abstractNumId w:val="22"/>
+  </w:num>
+  <w:num w:numId="31" w16cid:durableId="2121296775">
+    <w:abstractNumId w:val="23"/>
+  </w:num>
+  <w:num w:numId="32" w16cid:durableId="719672426">
+    <w:abstractNumId w:val="17"/>
+  </w:num>
+  <w:num w:numId="33" w16cid:durableId="1638797645">
+    <w:abstractNumId w:val="36"/>
+  </w:num>
+  <w:num w:numId="34" w16cid:durableId="281112646">
+    <w:abstractNumId w:val="16"/>
+  </w:num>
+  <w:num w:numId="35" w16cid:durableId="1939438075">
+    <w:abstractNumId w:val="35"/>
+  </w:num>
+  <w:num w:numId="36" w16cid:durableId="1695957082">
+    <w:abstractNumId w:val="19"/>
+  </w:num>
+  <w:num w:numId="37" w16cid:durableId="1840389024">
     <w:abstractNumId w:val="21"/>
   </w:num>
-  <w:num w:numId="31" w16cid:durableId="2121296775">
-    <w:abstractNumId w:val="22"/>
+  <w:num w:numId="38" w16cid:durableId="814564482">
+    <w:abstractNumId w:val="27"/>
   </w:num>
-  <w:num w:numId="32" w16cid:durableId="719672426">
-    <w:abstractNumId w:val="16"/>
-  </w:num>
-  <w:num w:numId="33" w16cid:durableId="1638797645">
-    <w:abstractNumId w:val="35"/>
-  </w:num>
-  <w:num w:numId="34" w16cid:durableId="281112646">
-    <w:abstractNumId w:val="15"/>
-  </w:num>
-  <w:num w:numId="35" w16cid:durableId="1939438075">
-    <w:abstractNumId w:val="34"/>
-  </w:num>
-  <w:num w:numId="36" w16cid:durableId="1695957082">
-    <w:abstractNumId w:val="18"/>
-  </w:num>
-  <w:num w:numId="37" w16cid:durableId="1840389024">
-    <w:abstractNumId w:val="20"/>
-  </w:num>
-  <w:num w:numId="38" w16cid:durableId="814564482">
+  <w:num w:numId="39" w16cid:durableId="678166793">
     <w:abstractNumId w:val="26"/>
   </w:num>
-  <w:num w:numId="39" w16cid:durableId="678166793">
-    <w:abstractNumId w:val="25"/>
+  <w:num w:numId="40" w16cid:durableId="409813661">
+    <w:abstractNumId w:val="33"/>
   </w:num>
-  <w:num w:numId="40" w16cid:durableId="409813661">
-    <w:abstractNumId w:val="32"/>
+  <w:num w:numId="41" w16cid:durableId="457839075">
+    <w:abstractNumId w:val="12"/>
   </w:num>
 </w:numbering>
 </file>

--- a/React/Notes/React notes.docx
+++ b/React/Notes/React notes.docx
@@ -48,39 +48,7 @@
           <w:sz w:val="28"/>
           <w:szCs w:val="28"/>
         </w:rPr>
-        <w:t xml:space="preserve">Ans: </w:t>
-      </w:r>
-      <w:proofErr w:type="spellStart"/>
-      <w:r>
-        <w:rPr>
-          <w:sz w:val="28"/>
-          <w:szCs w:val="28"/>
-        </w:rPr>
-        <w:t>Js</w:t>
-      </w:r>
-      <w:proofErr w:type="spellEnd"/>
-      <w:r>
-        <w:rPr>
-          <w:sz w:val="28"/>
-          <w:szCs w:val="28"/>
-        </w:rPr>
-        <w:t xml:space="preserve"> fundamentals, array, arrow fun implicit return, map, filter, reduce, object, mutable and immutable and </w:t>
-      </w:r>
-      <w:proofErr w:type="spellStart"/>
-      <w:r>
-        <w:rPr>
-          <w:sz w:val="28"/>
-          <w:szCs w:val="28"/>
-        </w:rPr>
-        <w:t>DEstructuring</w:t>
-      </w:r>
-      <w:proofErr w:type="spellEnd"/>
-      <w:r>
-        <w:rPr>
-          <w:sz w:val="28"/>
-          <w:szCs w:val="28"/>
-        </w:rPr>
-        <w:t xml:space="preserve"> </w:t>
+        <w:t xml:space="preserve">Ans: Js fundamentals, array, arrow fun implicit return, map, filter, reduce, object, mutable and immutable and DEstructuring </w:t>
       </w:r>
     </w:p>
     <w:p>
@@ -333,27 +301,7 @@
           <w:sz w:val="28"/>
           <w:szCs w:val="28"/>
         </w:rPr>
-        <w:t xml:space="preserve">5. What is </w:t>
-      </w:r>
-      <w:proofErr w:type="spellStart"/>
-      <w:r>
-        <w:rPr>
-          <w:b/>
-          <w:bCs/>
-          <w:sz w:val="28"/>
-          <w:szCs w:val="28"/>
-        </w:rPr>
-        <w:t>crossorigin</w:t>
-      </w:r>
-      <w:proofErr w:type="spellEnd"/>
-      <w:r>
-        <w:rPr>
-          <w:b/>
-          <w:bCs/>
-          <w:sz w:val="28"/>
-          <w:szCs w:val="28"/>
-        </w:rPr>
-        <w:t xml:space="preserve"> in script tag? </w:t>
+        <w:t xml:space="preserve">5. What is crossorigin in script tag? </w:t>
       </w:r>
     </w:p>
     <w:p>
@@ -378,23 +326,7 @@
           <w:sz w:val="28"/>
           <w:szCs w:val="28"/>
         </w:rPr>
-        <w:t xml:space="preserve">The </w:t>
-      </w:r>
-      <w:proofErr w:type="spellStart"/>
-      <w:r>
-        <w:rPr>
-          <w:sz w:val="28"/>
-          <w:szCs w:val="28"/>
-        </w:rPr>
-        <w:t>crossorigin</w:t>
-      </w:r>
-      <w:proofErr w:type="spellEnd"/>
-      <w:r>
-        <w:rPr>
-          <w:sz w:val="28"/>
-          <w:szCs w:val="28"/>
-        </w:rPr>
-        <w:t xml:space="preserve"> attribute in a &lt;script&gt; tag is used when loading scripts from another domain. It helps control how the browser handles cross-origin requests, especially for security and caching purposes. It can have values like "anonymous" or "use-credentials".</w:t>
+        <w:t>The crossorigin attribute in a &lt;script&gt; tag is used when loading scripts from another domain. It helps control how the browser handles cross-origin requests, especially for security and caching purposes. It can have values like "anonymous" or "use-credentials".</w:t>
       </w:r>
     </w:p>
     <w:p>
@@ -402,15 +334,7 @@
         <w:t>(</w:t>
       </w:r>
       <w:r>
-        <w:t xml:space="preserve">The values "anonymous" and "use-credentials" in the </w:t>
-      </w:r>
-      <w:proofErr w:type="spellStart"/>
-      <w:r>
-        <w:t>crossorigin</w:t>
-      </w:r>
-      <w:proofErr w:type="spellEnd"/>
-      <w:r>
-        <w:t xml:space="preserve"> attribute control how the browser handles requests for external scripts:</w:t>
+        <w:t>The values "anonymous" and "use-credentials" in the crossorigin attribute control how the browser handles requests for external scripts:</w:t>
       </w:r>
     </w:p>
     <w:p>
@@ -456,23 +380,7 @@
     </w:p>
     <w:p>
       <w:r>
-        <w:t xml:space="preserve">) &lt;script </w:t>
-      </w:r>
-      <w:proofErr w:type="spellStart"/>
-      <w:r>
-        <w:t>crossorigin</w:t>
-      </w:r>
-      <w:proofErr w:type="spellEnd"/>
-      <w:r>
-        <w:t>="</w:t>
-      </w:r>
-      <w:proofErr w:type="spellStart"/>
-      <w:r>
-        <w:t>anonymous|use-credentials</w:t>
-      </w:r>
-      <w:proofErr w:type="spellEnd"/>
-      <w:r>
-        <w:t>"&gt;</w:t>
+        <w:t>) &lt;script crossorigin="anonymous|use-credentials"&gt;</w:t>
       </w:r>
     </w:p>
     <w:p>
@@ -500,58 +408,22 @@
           <w:sz w:val="28"/>
           <w:szCs w:val="28"/>
         </w:rPr>
-        <w:t xml:space="preserve">: What is difference between React and </w:t>
-      </w:r>
-      <w:proofErr w:type="spellStart"/>
-      <w:r>
-        <w:rPr>
-          <w:b/>
-          <w:bCs/>
-          <w:sz w:val="28"/>
-          <w:szCs w:val="28"/>
-        </w:rPr>
-        <w:t>ReactDOM</w:t>
-      </w:r>
-      <w:proofErr w:type="spellEnd"/>
-      <w:r>
-        <w:rPr>
-          <w:b/>
-          <w:bCs/>
-          <w:sz w:val="28"/>
-          <w:szCs w:val="28"/>
-        </w:rPr>
-        <w:t>?</w:t>
-      </w:r>
-    </w:p>
-    <w:p>
-      <w:pPr>
-        <w:rPr>
-          <w:sz w:val="28"/>
-          <w:szCs w:val="28"/>
-        </w:rPr>
-      </w:pPr>
-      <w:r>
-        <w:rPr>
-          <w:sz w:val="28"/>
-          <w:szCs w:val="28"/>
-        </w:rPr>
-        <w:t>A: React is a JavaScript library for building User Interfaces whereas </w:t>
-      </w:r>
-      <w:proofErr w:type="spellStart"/>
-      <w:r>
-        <w:rPr>
-          <w:sz w:val="28"/>
-          <w:szCs w:val="28"/>
-        </w:rPr>
-        <w:t>ReactDOM</w:t>
-      </w:r>
-      <w:proofErr w:type="spellEnd"/>
-      <w:r>
-        <w:rPr>
-          <w:sz w:val="28"/>
-          <w:szCs w:val="28"/>
-        </w:rPr>
-        <w:t> is also JavaScript library that allows React to interact with the DOM.</w:t>
+        <w:t>: What is difference between React and ReactDOM?</w:t>
+      </w:r>
+    </w:p>
+    <w:p>
+      <w:pPr>
+        <w:rPr>
+          <w:sz w:val="28"/>
+          <w:szCs w:val="28"/>
+        </w:rPr>
+      </w:pPr>
+      <w:r>
+        <w:rPr>
+          <w:sz w:val="28"/>
+          <w:szCs w:val="28"/>
+        </w:rPr>
+        <w:t>A: React is a JavaScript library for building User Interfaces whereas ReactDOM is also JavaScript library that allows React to interact with the DOM.</w:t>
       </w:r>
     </w:p>
     <w:p>
@@ -567,127 +439,22 @@
           <w:szCs w:val="28"/>
         </w:rPr>
         <w:lastRenderedPageBreak/>
-        <w:t>The react package contains </w:t>
-      </w:r>
-      <w:proofErr w:type="spellStart"/>
-      <w:r>
-        <w:rPr>
-          <w:sz w:val="28"/>
-          <w:szCs w:val="28"/>
-        </w:rPr>
-        <w:t>React.createElement</w:t>
-      </w:r>
-      <w:proofErr w:type="spellEnd"/>
-      <w:r>
-        <w:rPr>
-          <w:sz w:val="28"/>
-          <w:szCs w:val="28"/>
-        </w:rPr>
-        <w:t>(), </w:t>
-      </w:r>
-      <w:proofErr w:type="spellStart"/>
-      <w:r>
-        <w:rPr>
-          <w:sz w:val="28"/>
-          <w:szCs w:val="28"/>
-        </w:rPr>
-        <w:t>React.Component</w:t>
-      </w:r>
-      <w:proofErr w:type="spellEnd"/>
-      <w:r>
-        <w:rPr>
-          <w:sz w:val="28"/>
-          <w:szCs w:val="28"/>
-        </w:rPr>
-        <w:t>, </w:t>
-      </w:r>
-      <w:proofErr w:type="spellStart"/>
-      <w:proofErr w:type="gramStart"/>
-      <w:r>
-        <w:rPr>
-          <w:sz w:val="28"/>
-          <w:szCs w:val="28"/>
-        </w:rPr>
-        <w:t>React</w:t>
-      </w:r>
-      <w:proofErr w:type="gramEnd"/>
-      <w:r>
-        <w:rPr>
-          <w:sz w:val="28"/>
-          <w:szCs w:val="28"/>
-        </w:rPr>
-        <w:t>.Children</w:t>
-      </w:r>
-      <w:proofErr w:type="spellEnd"/>
-      <w:r>
-        <w:rPr>
-          <w:sz w:val="28"/>
-          <w:szCs w:val="28"/>
-        </w:rPr>
-        <w:t>, and other helpers related to elements and component classes.</w:t>
-      </w:r>
-    </w:p>
-    <w:p>
-      <w:pPr>
-        <w:rPr>
-          <w:sz w:val="28"/>
-          <w:szCs w:val="28"/>
-        </w:rPr>
-      </w:pPr>
-      <w:r>
-        <w:rPr>
-          <w:sz w:val="28"/>
-          <w:szCs w:val="28"/>
-        </w:rPr>
-        <w:t xml:space="preserve"> The react-</w:t>
-      </w:r>
-      <w:proofErr w:type="spellStart"/>
-      <w:r>
-        <w:rPr>
-          <w:sz w:val="28"/>
-          <w:szCs w:val="28"/>
-        </w:rPr>
-        <w:t>dom</w:t>
-      </w:r>
-      <w:proofErr w:type="spellEnd"/>
-      <w:r>
-        <w:rPr>
-          <w:sz w:val="28"/>
-          <w:szCs w:val="28"/>
-        </w:rPr>
-        <w:t xml:space="preserve"> package contains </w:t>
-      </w:r>
-      <w:proofErr w:type="spellStart"/>
-      <w:r>
-        <w:rPr>
-          <w:sz w:val="28"/>
-          <w:szCs w:val="28"/>
-        </w:rPr>
-        <w:t>ReactDOM.render</w:t>
-      </w:r>
-      <w:proofErr w:type="spellEnd"/>
-      <w:r>
-        <w:rPr>
-          <w:sz w:val="28"/>
-          <w:szCs w:val="28"/>
-        </w:rPr>
-        <w:t>(), and in react-</w:t>
-      </w:r>
-      <w:proofErr w:type="spellStart"/>
-      <w:r>
-        <w:rPr>
-          <w:sz w:val="28"/>
-          <w:szCs w:val="28"/>
-        </w:rPr>
-        <w:t>dom</w:t>
-      </w:r>
-      <w:proofErr w:type="spellEnd"/>
-      <w:r>
-        <w:rPr>
-          <w:sz w:val="28"/>
-          <w:szCs w:val="28"/>
-        </w:rPr>
-        <w:t>/server we have server-side rendering support with ReactDOMServer.renderToString() and ReactDOMServer.renderToStaticMarkup().</w:t>
+        <w:t>The react package contains React.createElement(), React.Component, React.Children, and other helpers related to elements and component classes.</w:t>
+      </w:r>
+    </w:p>
+    <w:p>
+      <w:pPr>
+        <w:rPr>
+          <w:sz w:val="28"/>
+          <w:szCs w:val="28"/>
+        </w:rPr>
+      </w:pPr>
+      <w:r>
+        <w:rPr>
+          <w:sz w:val="28"/>
+          <w:szCs w:val="28"/>
+        </w:rPr>
+        <w:t xml:space="preserve"> The react-dom package contains ReactDOM.render(), and in react-dom/server we have server-side rendering support with ReactDOMServer.renderToString() and ReactDOMServer.renderToStaticMarkup().</w:t>
       </w:r>
     </w:p>
     <w:p>
@@ -1059,31 +826,7 @@
           <w:lang w:eastAsia="en-IN"/>
           <w14:ligatures w14:val="none"/>
         </w:rPr>
-        <w:t xml:space="preserve">&lt;script </w:t>
-      </w:r>
-      <w:proofErr w:type="spellStart"/>
-      <w:r>
-        <w:rPr>
-          <w:rFonts w:ascii="Courier New" w:eastAsia="Times New Roman" w:hAnsi="Courier New" w:cs="Courier New"/>
-          <w:kern w:val="0"/>
-          <w:sz w:val="20"/>
-          <w:szCs w:val="20"/>
-          <w:lang w:eastAsia="en-IN"/>
-          <w14:ligatures w14:val="none"/>
-        </w:rPr>
-        <w:t>src</w:t>
-      </w:r>
-      <w:proofErr w:type="spellEnd"/>
-      <w:r>
-        <w:rPr>
-          <w:rFonts w:ascii="Courier New" w:eastAsia="Times New Roman" w:hAnsi="Courier New" w:cs="Courier New"/>
-          <w:kern w:val="0"/>
-          <w:sz w:val="20"/>
-          <w:szCs w:val="20"/>
-          <w:lang w:eastAsia="en-IN"/>
-          <w14:ligatures w14:val="none"/>
-        </w:rPr>
-        <w:t>="script.js" async&gt;&lt;/script&gt;</w:t>
+        <w:t>&lt;script src="script.js" async&gt;&lt;/script&gt;</w:t>
       </w:r>
     </w:p>
     <w:p>
@@ -1243,31 +986,7 @@
           <w:lang w:eastAsia="en-IN"/>
           <w14:ligatures w14:val="none"/>
         </w:rPr>
-        <w:t xml:space="preserve">Best for scripts that depend on the </w:t>
-      </w:r>
-      <w:proofErr w:type="gramStart"/>
-      <w:r>
-        <w:rPr>
-          <w:rFonts w:ascii="Times New Roman" w:eastAsia="Times New Roman" w:hAnsi="Times New Roman" w:cs="Times New Roman"/>
-          <w:kern w:val="0"/>
-          <w:sz w:val="24"/>
-          <w:szCs w:val="24"/>
-          <w:lang w:eastAsia="en-IN"/>
-          <w14:ligatures w14:val="none"/>
-        </w:rPr>
-        <w:t>full page</w:t>
-      </w:r>
-      <w:proofErr w:type="gramEnd"/>
-      <w:r>
-        <w:rPr>
-          <w:rFonts w:ascii="Times New Roman" w:eastAsia="Times New Roman" w:hAnsi="Times New Roman" w:cs="Times New Roman"/>
-          <w:kern w:val="0"/>
-          <w:sz w:val="24"/>
-          <w:szCs w:val="24"/>
-          <w:lang w:eastAsia="en-IN"/>
-          <w14:ligatures w14:val="none"/>
-        </w:rPr>
-        <w:t xml:space="preserve"> structure.</w:t>
+        <w:t>Best for scripts that depend on the full page structure.</w:t>
       </w:r>
     </w:p>
     <w:p>
@@ -1314,83 +1033,57 @@
           <w:lang w:eastAsia="en-IN"/>
           <w14:ligatures w14:val="none"/>
         </w:rPr>
-        <w:t xml:space="preserve">&lt;script </w:t>
-      </w:r>
-      <w:proofErr w:type="spellStart"/>
+        <w:t>&lt;script src="script.js" defer&gt;&lt;/script&gt;</w:t>
+      </w:r>
+    </w:p>
+    <w:p>
+      <w:pPr>
+        <w:pStyle w:val="ListParagraph"/>
+        <w:spacing w:beforeAutospacing="1" w:after="0" w:afterAutospacing="1" w:line="240" w:lineRule="auto"/>
+        <w:rPr>
+          <w:rFonts w:ascii="Times New Roman" w:eastAsia="Times New Roman" w:hAnsi="Times New Roman" w:cs="Times New Roman"/>
+          <w:kern w:val="0"/>
+          <w:sz w:val="24"/>
+          <w:szCs w:val="24"/>
+          <w:lang w:eastAsia="en-IN"/>
+          <w14:ligatures w14:val="none"/>
+        </w:rPr>
+      </w:pPr>
+      <w:r>
+        <w:rPr>
+          <w:rFonts w:ascii="Times New Roman" w:eastAsia="Times New Roman" w:hAnsi="Symbol" w:cs="Times New Roman"/>
+          <w:kern w:val="0"/>
+          <w:sz w:val="24"/>
+          <w:szCs w:val="24"/>
+          <w:lang w:eastAsia="en-IN"/>
+          <w14:ligatures w14:val="none"/>
+        </w:rPr>
+        <w:t></w:t>
+      </w:r>
+      <w:r>
+        <w:rPr>
+          <w:rFonts w:ascii="Times New Roman" w:eastAsia="Times New Roman" w:hAnsi="Times New Roman" w:cs="Times New Roman"/>
+          <w:kern w:val="0"/>
+          <w:sz w:val="24"/>
+          <w:szCs w:val="24"/>
+          <w:lang w:eastAsia="en-IN"/>
+          <w14:ligatures w14:val="none"/>
+        </w:rPr>
+        <w:t xml:space="preserve">  </w:t>
+      </w:r>
       <w:r>
         <w:rPr>
           <w:rFonts w:ascii="Courier New" w:eastAsia="Times New Roman" w:hAnsi="Courier New" w:cs="Courier New"/>
+          <w:b/>
+          <w:bCs/>
           <w:kern w:val="0"/>
           <w:sz w:val="20"/>
           <w:szCs w:val="20"/>
           <w:lang w:eastAsia="en-IN"/>
           <w14:ligatures w14:val="none"/>
         </w:rPr>
-        <w:t>src</w:t>
-      </w:r>
-      <w:proofErr w:type="spellEnd"/>
-      <w:r>
-        <w:rPr>
-          <w:rFonts w:ascii="Courier New" w:eastAsia="Times New Roman" w:hAnsi="Courier New" w:cs="Courier New"/>
-          <w:kern w:val="0"/>
-          <w:sz w:val="20"/>
-          <w:szCs w:val="20"/>
-          <w:lang w:eastAsia="en-IN"/>
-          <w14:ligatures w14:val="none"/>
-        </w:rPr>
-        <w:t>="script.js" defer&gt;&lt;/script&gt;</w:t>
-      </w:r>
-    </w:p>
-    <w:p>
-      <w:pPr>
-        <w:pStyle w:val="ListParagraph"/>
-        <w:spacing w:beforeAutospacing="1" w:after="0" w:afterAutospacing="1" w:line="240" w:lineRule="auto"/>
-        <w:rPr>
-          <w:rFonts w:ascii="Times New Roman" w:eastAsia="Times New Roman" w:hAnsi="Times New Roman" w:cs="Times New Roman"/>
-          <w:kern w:val="0"/>
-          <w:sz w:val="24"/>
-          <w:szCs w:val="24"/>
-          <w:lang w:eastAsia="en-IN"/>
-          <w14:ligatures w14:val="none"/>
-        </w:rPr>
-      </w:pPr>
-      <w:proofErr w:type="gramStart"/>
-      <w:r>
-        <w:rPr>
-          <w:rFonts w:ascii="Times New Roman" w:eastAsia="Times New Roman" w:hAnsi="Symbol" w:cs="Times New Roman"/>
-          <w:kern w:val="0"/>
-          <w:sz w:val="24"/>
-          <w:szCs w:val="24"/>
-          <w:lang w:eastAsia="en-IN"/>
-          <w14:ligatures w14:val="none"/>
-        </w:rPr>
-        <w:t></w:t>
-      </w:r>
-      <w:r>
-        <w:rPr>
-          <w:rFonts w:ascii="Times New Roman" w:eastAsia="Times New Roman" w:hAnsi="Times New Roman" w:cs="Times New Roman"/>
-          <w:kern w:val="0"/>
-          <w:sz w:val="24"/>
-          <w:szCs w:val="24"/>
-          <w:lang w:eastAsia="en-IN"/>
-          <w14:ligatures w14:val="none"/>
-        </w:rPr>
-        <w:t xml:space="preserve">  </w:t>
-      </w:r>
-      <w:r>
-        <w:rPr>
-          <w:rFonts w:ascii="Courier New" w:eastAsia="Times New Roman" w:hAnsi="Courier New" w:cs="Courier New"/>
-          <w:b/>
-          <w:bCs/>
-          <w:kern w:val="0"/>
-          <w:sz w:val="20"/>
-          <w:szCs w:val="20"/>
-          <w:lang w:eastAsia="en-IN"/>
-          <w14:ligatures w14:val="none"/>
-        </w:rPr>
         <w:t>async</w:t>
       </w:r>
-      <w:proofErr w:type="gramEnd"/>
       <w:r>
         <w:rPr>
           <w:rFonts w:ascii="Times New Roman" w:eastAsia="Times New Roman" w:hAnsi="Times New Roman" w:cs="Times New Roman"/>
@@ -1581,7 +1274,6 @@
         </w:rPr>
         <w:t xml:space="preserve"> </w:t>
       </w:r>
-      <w:proofErr w:type="spellStart"/>
       <w:r>
         <w:rPr>
           <w:rFonts w:ascii="Segoe UI Emoji" w:hAnsi="Segoe UI Emoji" w:cs="Segoe UI Emoji"/>
@@ -1592,53 +1284,26 @@
         </w:rPr>
         <w:t>createRoot</w:t>
       </w:r>
-      <w:proofErr w:type="spellEnd"/>
-      <w:r>
-        <w:rPr>
-          <w:rFonts w:ascii="Segoe UI Emoji" w:hAnsi="Segoe UI Emoji" w:cs="Segoe UI Emoji"/>
-          <w:b/>
-          <w:bCs/>
-          <w:sz w:val="28"/>
-          <w:szCs w:val="28"/>
-        </w:rPr>
-        <w:t xml:space="preserve"> and </w:t>
-      </w:r>
-      <w:proofErr w:type="spellStart"/>
-      <w:r>
-        <w:rPr>
-          <w:rFonts w:ascii="Segoe UI Emoji" w:hAnsi="Segoe UI Emoji" w:cs="Segoe UI Emoji"/>
-          <w:b/>
-          <w:bCs/>
-          <w:sz w:val="28"/>
-          <w:szCs w:val="28"/>
-        </w:rPr>
-        <w:t>CreateElement</w:t>
-      </w:r>
-      <w:proofErr w:type="spellEnd"/>
-      <w:r>
-        <w:rPr>
-          <w:rFonts w:ascii="Segoe UI Emoji" w:hAnsi="Segoe UI Emoji" w:cs="Segoe UI Emoji"/>
-          <w:b/>
-          <w:bCs/>
-          <w:sz w:val="28"/>
-          <w:szCs w:val="28"/>
-        </w:rPr>
-        <w:t xml:space="preserve"> and </w:t>
-      </w:r>
-      <w:proofErr w:type="spellStart"/>
-      <w:proofErr w:type="gramStart"/>
-      <w:r>
-        <w:rPr>
-          <w:rFonts w:ascii="Segoe UI Emoji" w:hAnsi="Segoe UI Emoji" w:cs="Segoe UI Emoji"/>
-          <w:b/>
-          <w:bCs/>
-          <w:sz w:val="28"/>
-          <w:szCs w:val="28"/>
-        </w:rPr>
-        <w:t>root.render</w:t>
-      </w:r>
-      <w:proofErr w:type="spellEnd"/>
-      <w:proofErr w:type="gramEnd"/>
+      <w:r>
+        <w:rPr>
+          <w:rFonts w:ascii="Segoe UI Emoji" w:hAnsi="Segoe UI Emoji" w:cs="Segoe UI Emoji"/>
+          <w:b/>
+          <w:bCs/>
+          <w:sz w:val="28"/>
+          <w:szCs w:val="28"/>
+        </w:rPr>
+        <w:t xml:space="preserve"> and CreateElement</w:t>
+      </w:r>
+      <w:r>
+        <w:rPr>
+          <w:rFonts w:ascii="Segoe UI Emoji" w:hAnsi="Segoe UI Emoji" w:cs="Segoe UI Emoji"/>
+          <w:b/>
+          <w:bCs/>
+          <w:sz w:val="28"/>
+          <w:szCs w:val="28"/>
+        </w:rPr>
+        <w:t xml:space="preserve"> and root.render</w:t>
+      </w:r>
     </w:p>
     <w:p>
       <w:pPr>
@@ -1657,7 +1322,6 @@
         <w:lastRenderedPageBreak/>
         <w:t xml:space="preserve"> </w:t>
       </w:r>
-      <w:proofErr w:type="spellStart"/>
       <w:r>
         <w:rPr>
           <w:rFonts w:ascii="Segoe UI Emoji" w:hAnsi="Segoe UI Emoji" w:cs="Segoe UI Emoji"/>
@@ -1666,7 +1330,6 @@
         </w:rPr>
         <w:t>createRoot</w:t>
       </w:r>
-      <w:proofErr w:type="spellEnd"/>
       <w:r>
         <w:rPr>
           <w:rFonts w:ascii="Segoe UI Emoji" w:hAnsi="Segoe UI Emoji" w:cs="Segoe UI Emoji"/>
@@ -1691,88 +1354,30 @@
         </w:rPr>
         <w:t xml:space="preserve"> </w:t>
       </w:r>
-      <w:proofErr w:type="spellStart"/>
-      <w:r>
-        <w:rPr>
-          <w:rFonts w:ascii="Segoe UI Emoji" w:hAnsi="Segoe UI Emoji" w:cs="Segoe UI Emoji"/>
-          <w:sz w:val="28"/>
-          <w:szCs w:val="28"/>
-        </w:rPr>
-        <w:t>const</w:t>
-      </w:r>
-      <w:proofErr w:type="spellEnd"/>
-      <w:r>
-        <w:rPr>
-          <w:rFonts w:ascii="Segoe UI Emoji" w:hAnsi="Segoe UI Emoji" w:cs="Segoe UI Emoji"/>
-          <w:sz w:val="28"/>
-          <w:szCs w:val="28"/>
-        </w:rPr>
-        <w:t xml:space="preserve"> root = </w:t>
-      </w:r>
-      <w:proofErr w:type="spellStart"/>
-      <w:proofErr w:type="gramStart"/>
-      <w:r>
-        <w:rPr>
-          <w:rFonts w:ascii="Segoe UI Emoji" w:hAnsi="Segoe UI Emoji" w:cs="Segoe UI Emoji"/>
-          <w:sz w:val="28"/>
-          <w:szCs w:val="28"/>
-        </w:rPr>
-        <w:t>createRoot</w:t>
-      </w:r>
-      <w:proofErr w:type="spellEnd"/>
-      <w:r>
-        <w:rPr>
-          <w:rFonts w:ascii="Segoe UI Emoji" w:hAnsi="Segoe UI Emoji" w:cs="Segoe UI Emoji"/>
-          <w:sz w:val="28"/>
-          <w:szCs w:val="28"/>
-        </w:rPr>
-        <w:t>(</w:t>
-      </w:r>
-      <w:proofErr w:type="spellStart"/>
-      <w:proofErr w:type="gramEnd"/>
-      <w:r>
-        <w:rPr>
-          <w:rFonts w:ascii="Segoe UI Emoji" w:hAnsi="Segoe UI Emoji" w:cs="Segoe UI Emoji"/>
-          <w:sz w:val="28"/>
-          <w:szCs w:val="28"/>
-        </w:rPr>
-        <w:t>domNode</w:t>
-      </w:r>
-      <w:proofErr w:type="spellEnd"/>
-      <w:r>
-        <w:rPr>
-          <w:rFonts w:ascii="Segoe UI Emoji" w:hAnsi="Segoe UI Emoji" w:cs="Segoe UI Emoji"/>
-          <w:sz w:val="28"/>
-          <w:szCs w:val="28"/>
-        </w:rPr>
-        <w:t>, options?)</w:t>
-      </w:r>
-    </w:p>
-    <w:p>
-      <w:pPr>
-        <w:rPr>
-          <w:rFonts w:ascii="Segoe UI Emoji" w:hAnsi="Segoe UI Emoji" w:cs="Segoe UI Emoji"/>
-          <w:sz w:val="28"/>
-          <w:szCs w:val="28"/>
-        </w:rPr>
-      </w:pPr>
-      <w:proofErr w:type="spellStart"/>
-      <w:r>
-        <w:rPr>
-          <w:rFonts w:ascii="Segoe UI Emoji" w:hAnsi="Segoe UI Emoji" w:cs="Segoe UI Emoji"/>
-          <w:sz w:val="28"/>
-          <w:szCs w:val="28"/>
-        </w:rPr>
-        <w:t>createElement</w:t>
-      </w:r>
-      <w:proofErr w:type="spellEnd"/>
-      <w:r>
-        <w:rPr>
-          <w:rFonts w:ascii="Segoe UI Emoji" w:hAnsi="Segoe UI Emoji" w:cs="Segoe UI Emoji"/>
-          <w:sz w:val="28"/>
-          <w:szCs w:val="28"/>
-        </w:rPr>
-        <w:t xml:space="preserve"> lets you create a React element. It serves as an alternative to writing </w:t>
+      <w:r>
+        <w:rPr>
+          <w:rFonts w:ascii="Segoe UI Emoji" w:hAnsi="Segoe UI Emoji" w:cs="Segoe UI Emoji"/>
+          <w:sz w:val="28"/>
+          <w:szCs w:val="28"/>
+        </w:rPr>
+        <w:t>const root = createRoot(domNode, options?)</w:t>
+      </w:r>
+    </w:p>
+    <w:p>
+      <w:pPr>
+        <w:rPr>
+          <w:rFonts w:ascii="Segoe UI Emoji" w:hAnsi="Segoe UI Emoji" w:cs="Segoe UI Emoji"/>
+          <w:sz w:val="28"/>
+          <w:szCs w:val="28"/>
+        </w:rPr>
+      </w:pPr>
+      <w:r>
+        <w:rPr>
+          <w:rFonts w:ascii="Segoe UI Emoji" w:hAnsi="Segoe UI Emoji" w:cs="Segoe UI Emoji"/>
+          <w:sz w:val="28"/>
+          <w:szCs w:val="28"/>
+        </w:rPr>
+        <w:t xml:space="preserve">createElement lets you create a React element. It serves as an alternative to writing </w:t>
       </w:r>
       <w:hyperlink r:id="rId6" w:history="1">
         <w:r>
@@ -1793,51 +1398,13 @@
         </w:rPr>
         <w:t xml:space="preserve"> </w:t>
       </w:r>
-      <w:proofErr w:type="spellStart"/>
-      <w:r>
-        <w:rPr>
-          <w:rFonts w:ascii="Segoe UI Emoji" w:hAnsi="Segoe UI Emoji" w:cs="Segoe UI Emoji"/>
-          <w:sz w:val="28"/>
-          <w:szCs w:val="28"/>
-        </w:rPr>
-        <w:t>const</w:t>
-      </w:r>
-      <w:proofErr w:type="spellEnd"/>
-      <w:r>
-        <w:rPr>
-          <w:rFonts w:ascii="Segoe UI Emoji" w:hAnsi="Segoe UI Emoji" w:cs="Segoe UI Emoji"/>
-          <w:sz w:val="28"/>
-          <w:szCs w:val="28"/>
-        </w:rPr>
-        <w:t xml:space="preserve"> element = </w:t>
-      </w:r>
-      <w:proofErr w:type="spellStart"/>
-      <w:proofErr w:type="gramStart"/>
-      <w:r>
-        <w:rPr>
-          <w:rFonts w:ascii="Segoe UI Emoji" w:hAnsi="Segoe UI Emoji" w:cs="Segoe UI Emoji"/>
-          <w:sz w:val="28"/>
-          <w:szCs w:val="28"/>
-        </w:rPr>
-        <w:t>createElement</w:t>
-      </w:r>
-      <w:proofErr w:type="spellEnd"/>
-      <w:r>
-        <w:rPr>
-          <w:rFonts w:ascii="Segoe UI Emoji" w:hAnsi="Segoe UI Emoji" w:cs="Segoe UI Emoji"/>
-          <w:sz w:val="28"/>
-          <w:szCs w:val="28"/>
-        </w:rPr>
-        <w:t>(</w:t>
-      </w:r>
-      <w:proofErr w:type="gramEnd"/>
-      <w:r>
-        <w:rPr>
-          <w:rFonts w:ascii="Segoe UI Emoji" w:hAnsi="Segoe UI Emoji" w:cs="Segoe UI Emoji"/>
-          <w:sz w:val="28"/>
-          <w:szCs w:val="28"/>
-        </w:rPr>
-        <w:t>type, props, ...children)</w:t>
+      <w:r>
+        <w:rPr>
+          <w:rFonts w:ascii="Segoe UI Emoji" w:hAnsi="Segoe UI Emoji" w:cs="Segoe UI Emoji"/>
+          <w:sz w:val="28"/>
+          <w:szCs w:val="28"/>
+        </w:rPr>
+        <w:t>const element = createElement(type, props, ...children)</w:t>
       </w:r>
     </w:p>
     <w:p>
@@ -1862,27 +1429,7 @@
           <w:sz w:val="28"/>
           <w:szCs w:val="28"/>
         </w:rPr>
-        <w:t xml:space="preserve">Call </w:t>
-      </w:r>
-      <w:proofErr w:type="spellStart"/>
-      <w:proofErr w:type="gramStart"/>
-      <w:r>
-        <w:rPr>
-          <w:rFonts w:ascii="Segoe UI Emoji" w:hAnsi="Segoe UI Emoji" w:cs="Segoe UI Emoji"/>
-          <w:sz w:val="28"/>
-          <w:szCs w:val="28"/>
-        </w:rPr>
-        <w:t>root.render</w:t>
-      </w:r>
-      <w:proofErr w:type="spellEnd"/>
-      <w:proofErr w:type="gramEnd"/>
-      <w:r>
-        <w:rPr>
-          <w:rFonts w:ascii="Segoe UI Emoji" w:hAnsi="Segoe UI Emoji" w:cs="Segoe UI Emoji"/>
-          <w:sz w:val="28"/>
-          <w:szCs w:val="28"/>
-        </w:rPr>
-        <w:t xml:space="preserve"> to display a piece of </w:t>
+        <w:t xml:space="preserve">Call root.render to display a piece of </w:t>
       </w:r>
       <w:hyperlink r:id="rId7" w:history="1">
         <w:r>
@@ -2190,27 +1737,15 @@
           <w:szCs w:val="28"/>
         </w:rPr>
       </w:pPr>
-      <w:proofErr w:type="spellStart"/>
-      <w:r>
-        <w:rPr>
-          <w:rFonts w:ascii="Segoe UI Emoji" w:hAnsi="Segoe UI Emoji" w:cs="Segoe UI Emoji"/>
-          <w:b/>
-          <w:bCs/>
-          <w:sz w:val="28"/>
-          <w:szCs w:val="28"/>
-        </w:rPr>
-        <w:t>Npm</w:t>
-      </w:r>
-      <w:proofErr w:type="spellEnd"/>
-      <w:r>
-        <w:rPr>
-          <w:rFonts w:ascii="Segoe UI Emoji" w:hAnsi="Segoe UI Emoji" w:cs="Segoe UI Emoji"/>
-          <w:b/>
-          <w:bCs/>
-          <w:sz w:val="28"/>
-          <w:szCs w:val="28"/>
-        </w:rPr>
-        <w:t xml:space="preserve"> install -D parcel   what is -D</w:t>
+      <w:r>
+        <w:rPr>
+          <w:rFonts w:ascii="Segoe UI Emoji" w:hAnsi="Segoe UI Emoji" w:cs="Segoe UI Emoji"/>
+          <w:b/>
+          <w:bCs/>
+          <w:sz w:val="28"/>
+          <w:szCs w:val="28"/>
+        </w:rPr>
+        <w:t>Npm install -D parcel   what is -D</w:t>
       </w:r>
     </w:p>
     <w:p>
@@ -2295,72 +1830,24 @@
           <w:sz w:val="28"/>
           <w:szCs w:val="28"/>
         </w:rPr>
-        <w:t xml:space="preserve">What is </w:t>
-      </w:r>
-      <w:proofErr w:type="spellStart"/>
-      <w:proofErr w:type="gramStart"/>
-      <w:r>
-        <w:rPr>
-          <w:rFonts w:ascii="Segoe UI Emoji" w:hAnsi="Segoe UI Emoji" w:cs="Segoe UI Emoji"/>
-          <w:sz w:val="28"/>
-          <w:szCs w:val="28"/>
-        </w:rPr>
-        <w:t>package.json</w:t>
-      </w:r>
-      <w:proofErr w:type="spellEnd"/>
-      <w:proofErr w:type="gramEnd"/>
-      <w:r>
-        <w:rPr>
-          <w:rFonts w:ascii="Segoe UI Emoji" w:hAnsi="Segoe UI Emoji" w:cs="Segoe UI Emoji"/>
-          <w:sz w:val="28"/>
-          <w:szCs w:val="28"/>
-        </w:rPr>
-        <w:t xml:space="preserve"> = is a configuration for are </w:t>
-      </w:r>
-      <w:proofErr w:type="spellStart"/>
-      <w:r>
-        <w:rPr>
-          <w:rFonts w:ascii="Segoe UI Emoji" w:hAnsi="Segoe UI Emoji" w:cs="Segoe UI Emoji"/>
-          <w:sz w:val="28"/>
-          <w:szCs w:val="28"/>
-        </w:rPr>
-        <w:t>npm</w:t>
-      </w:r>
-      <w:proofErr w:type="spellEnd"/>
-    </w:p>
-    <w:p>
-      <w:pPr>
-        <w:rPr>
-          <w:rFonts w:ascii="Segoe UI Emoji" w:hAnsi="Segoe UI Emoji" w:cs="Segoe UI Emoji"/>
-          <w:sz w:val="28"/>
-          <w:szCs w:val="28"/>
-        </w:rPr>
-      </w:pPr>
-      <w:r>
-        <w:rPr>
-          <w:rFonts w:ascii="Segoe UI Emoji" w:hAnsi="Segoe UI Emoji" w:cs="Segoe UI Emoji"/>
-          <w:sz w:val="28"/>
-          <w:szCs w:val="28"/>
-        </w:rPr>
-        <w:t xml:space="preserve">Node module </w:t>
-      </w:r>
-      <w:proofErr w:type="spellStart"/>
-      <w:r>
-        <w:rPr>
-          <w:rFonts w:ascii="Segoe UI Emoji" w:hAnsi="Segoe UI Emoji" w:cs="Segoe UI Emoji"/>
-          <w:sz w:val="28"/>
-          <w:szCs w:val="28"/>
-        </w:rPr>
-        <w:t>its</w:t>
-      </w:r>
-      <w:proofErr w:type="spellEnd"/>
-      <w:r>
-        <w:rPr>
-          <w:rFonts w:ascii="Segoe UI Emoji" w:hAnsi="Segoe UI Emoji" w:cs="Segoe UI Emoji"/>
-          <w:sz w:val="28"/>
-          <w:szCs w:val="28"/>
-        </w:rPr>
-        <w:t xml:space="preserve"> like a data base its content the actual data</w:t>
+        <w:t>What is package.json = is a configuration for are npm</w:t>
+      </w:r>
+    </w:p>
+    <w:p>
+      <w:pPr>
+        <w:rPr>
+          <w:rFonts w:ascii="Segoe UI Emoji" w:hAnsi="Segoe UI Emoji" w:cs="Segoe UI Emoji"/>
+          <w:sz w:val="28"/>
+          <w:szCs w:val="28"/>
+        </w:rPr>
+      </w:pPr>
+      <w:r>
+        <w:rPr>
+          <w:rFonts w:ascii="Segoe UI Emoji" w:hAnsi="Segoe UI Emoji" w:cs="Segoe UI Emoji"/>
+          <w:sz w:val="28"/>
+          <w:szCs w:val="28"/>
+        </w:rPr>
+        <w:t>Node module its like a data base its content the actual data</w:t>
       </w:r>
     </w:p>
     <w:p>
@@ -2481,25 +1968,7 @@
           <w:sz w:val="28"/>
           <w:szCs w:val="28"/>
         </w:rPr>
-        <w:t xml:space="preserve"> (</w:t>
-      </w:r>
-      <w:proofErr w:type="spellStart"/>
-      <w:r>
-        <w:rPr>
-          <w:rFonts w:ascii="Segoe UI Emoji" w:hAnsi="Segoe UI Emoji" w:cs="Segoe UI Emoji"/>
-          <w:sz w:val="28"/>
-          <w:szCs w:val="28"/>
-        </w:rPr>
-        <w:t>npm</w:t>
-      </w:r>
-      <w:proofErr w:type="spellEnd"/>
-      <w:r>
-        <w:rPr>
-          <w:rFonts w:ascii="Segoe UI Emoji" w:hAnsi="Segoe UI Emoji" w:cs="Segoe UI Emoji"/>
-          <w:sz w:val="28"/>
-          <w:szCs w:val="28"/>
-        </w:rPr>
-        <w:t xml:space="preserve"> install react).</w:t>
+        <w:t xml:space="preserve"> (npm install react).</w:t>
       </w:r>
     </w:p>
     <w:p>
@@ -2652,76 +2121,17 @@
           <w:sz w:val="28"/>
           <w:szCs w:val="28"/>
         </w:rPr>
-        <w:t xml:space="preserve"> if a won’t put </w:t>
-      </w:r>
-      <w:proofErr w:type="spellStart"/>
-      <w:r>
-        <w:rPr>
-          <w:rFonts w:ascii="Segoe UI Emoji" w:hAnsi="Segoe UI Emoji" w:cs="Segoe UI Emoji"/>
-          <w:b/>
-          <w:bCs/>
-          <w:sz w:val="28"/>
-          <w:szCs w:val="28"/>
-        </w:rPr>
-        <w:t>node_modules</w:t>
-      </w:r>
-      <w:proofErr w:type="spellEnd"/>
-      <w:r>
-        <w:rPr>
-          <w:rFonts w:ascii="Segoe UI Emoji" w:hAnsi="Segoe UI Emoji" w:cs="Segoe UI Emoji"/>
-          <w:b/>
-          <w:bCs/>
-          <w:sz w:val="28"/>
-          <w:szCs w:val="28"/>
-        </w:rPr>
-        <w:t xml:space="preserve"> in git only I put </w:t>
-      </w:r>
-      <w:proofErr w:type="spellStart"/>
-      <w:proofErr w:type="gramStart"/>
-      <w:r>
-        <w:rPr>
-          <w:rFonts w:ascii="Segoe UI Emoji" w:hAnsi="Segoe UI Emoji" w:cs="Segoe UI Emoji"/>
-          <w:b/>
-          <w:bCs/>
-          <w:sz w:val="28"/>
-          <w:szCs w:val="28"/>
-        </w:rPr>
-        <w:t>package.json</w:t>
-      </w:r>
-      <w:proofErr w:type="spellEnd"/>
-      <w:proofErr w:type="gramEnd"/>
-      <w:r>
-        <w:rPr>
-          <w:rFonts w:ascii="Segoe UI Emoji" w:hAnsi="Segoe UI Emoji" w:cs="Segoe UI Emoji"/>
-          <w:b/>
-          <w:bCs/>
-          <w:sz w:val="28"/>
-          <w:szCs w:val="28"/>
-        </w:rPr>
-        <w:t xml:space="preserve"> and </w:t>
-      </w:r>
-      <w:proofErr w:type="spellStart"/>
-      <w:r>
-        <w:rPr>
-          <w:rFonts w:ascii="Segoe UI Emoji" w:hAnsi="Segoe UI Emoji" w:cs="Segoe UI Emoji"/>
-          <w:b/>
-          <w:bCs/>
-          <w:sz w:val="28"/>
-          <w:szCs w:val="28"/>
-        </w:rPr>
-        <w:t>pacage-lock.json</w:t>
-      </w:r>
-      <w:proofErr w:type="spellEnd"/>
-    </w:p>
-    <w:p>
-      <w:pPr>
-        <w:rPr>
-          <w:rFonts w:ascii="Segoe UI Emoji" w:hAnsi="Segoe UI Emoji" w:cs="Segoe UI Emoji"/>
-          <w:sz w:val="28"/>
-          <w:szCs w:val="28"/>
-        </w:rPr>
-      </w:pPr>
-      <w:proofErr w:type="gramStart"/>
+        <w:t xml:space="preserve"> if a won’t put node_modules in git only I put package.json and pacage-lock.json</w:t>
+      </w:r>
+    </w:p>
+    <w:p>
+      <w:pPr>
+        <w:rPr>
+          <w:rFonts w:ascii="Segoe UI Emoji" w:hAnsi="Segoe UI Emoji" w:cs="Segoe UI Emoji"/>
+          <w:sz w:val="28"/>
+          <w:szCs w:val="28"/>
+        </w:rPr>
+      </w:pPr>
       <w:r>
         <w:rPr>
           <w:rFonts w:ascii="Segoe UI Emoji" w:hAnsi="Segoe UI Emoji" w:cs="Segoe UI Emoji"/>
@@ -2730,7 +2140,6 @@
         </w:rPr>
         <w:t>A :</w:t>
       </w:r>
-      <w:proofErr w:type="gramEnd"/>
       <w:r>
         <w:rPr>
           <w:rFonts w:ascii="Times New Roman" w:eastAsia="Times New Roman" w:hAnsi="Times New Roman" w:cs="Times New Roman"/>
@@ -2748,54 +2157,8 @@
           <w:sz w:val="28"/>
           <w:szCs w:val="28"/>
         </w:rPr>
-        <w:t xml:space="preserve">If you don’t add </w:t>
-      </w:r>
-      <w:proofErr w:type="spellStart"/>
-      <w:r>
-        <w:rPr>
-          <w:rFonts w:ascii="Segoe UI Emoji" w:hAnsi="Segoe UI Emoji" w:cs="Segoe UI Emoji"/>
-          <w:sz w:val="28"/>
-          <w:szCs w:val="28"/>
-        </w:rPr>
-        <w:t>node_modules</w:t>
-      </w:r>
-      <w:proofErr w:type="spellEnd"/>
-      <w:r>
-        <w:rPr>
-          <w:rFonts w:ascii="Segoe UI Emoji" w:hAnsi="Segoe UI Emoji" w:cs="Segoe UI Emoji"/>
-          <w:sz w:val="28"/>
-          <w:szCs w:val="28"/>
-        </w:rPr>
-        <w:t xml:space="preserve"> to Git but keep </w:t>
-      </w:r>
-      <w:proofErr w:type="spellStart"/>
-      <w:r>
-        <w:rPr>
-          <w:rFonts w:ascii="Segoe UI Emoji" w:hAnsi="Segoe UI Emoji" w:cs="Segoe UI Emoji"/>
-          <w:sz w:val="28"/>
-          <w:szCs w:val="28"/>
-        </w:rPr>
-        <w:t>package.json</w:t>
-      </w:r>
-      <w:proofErr w:type="spellEnd"/>
-      <w:r>
-        <w:rPr>
-          <w:rFonts w:ascii="Segoe UI Emoji" w:hAnsi="Segoe UI Emoji" w:cs="Segoe UI Emoji"/>
-          <w:sz w:val="28"/>
-          <w:szCs w:val="28"/>
-        </w:rPr>
-        <w:t xml:space="preserve"> and package-</w:t>
-      </w:r>
-      <w:proofErr w:type="spellStart"/>
-      <w:r>
-        <w:rPr>
-          <w:rFonts w:ascii="Segoe UI Emoji" w:hAnsi="Segoe UI Emoji" w:cs="Segoe UI Emoji"/>
-          <w:sz w:val="28"/>
-          <w:szCs w:val="28"/>
-        </w:rPr>
-        <w:t>lock.json</w:t>
-      </w:r>
-      <w:proofErr w:type="spellEnd"/>
+        <w:t>If you don’t add node_modules to Git but keep package.json and package-lock.json</w:t>
+      </w:r>
       <w:r>
         <w:rPr>
           <w:rFonts w:ascii="Segoe UI Emoji" w:hAnsi="Segoe UI Emoji" w:cs="Segoe UI Emoji"/>
@@ -2810,25 +2173,7 @@
           <w:sz w:val="28"/>
           <w:szCs w:val="28"/>
         </w:rPr>
-        <w:t xml:space="preserve">you can reinstall everything using </w:t>
-      </w:r>
-      <w:proofErr w:type="spellStart"/>
-      <w:r>
-        <w:rPr>
-          <w:rFonts w:ascii="Segoe UI Emoji" w:hAnsi="Segoe UI Emoji" w:cs="Segoe UI Emoji"/>
-          <w:sz w:val="28"/>
-          <w:szCs w:val="28"/>
-        </w:rPr>
-        <w:t>npm</w:t>
-      </w:r>
-      <w:proofErr w:type="spellEnd"/>
-      <w:r>
-        <w:rPr>
-          <w:rFonts w:ascii="Segoe UI Emoji" w:hAnsi="Segoe UI Emoji" w:cs="Segoe UI Emoji"/>
-          <w:sz w:val="28"/>
-          <w:szCs w:val="28"/>
-        </w:rPr>
-        <w:t xml:space="preserve"> install.</w:t>
+        <w:t>you can reinstall everything using npm install.</w:t>
       </w:r>
     </w:p>
     <w:p>
@@ -2843,7 +2188,6 @@
           <w:szCs w:val="28"/>
         </w:rPr>
       </w:pPr>
-      <w:proofErr w:type="spellStart"/>
       <w:r>
         <w:rPr>
           <w:rFonts w:ascii="Segoe UI Emoji" w:hAnsi="Segoe UI Emoji" w:cs="Segoe UI Emoji"/>
@@ -2854,7 +2198,6 @@
         </w:rPr>
         <w:t>npm</w:t>
       </w:r>
-      <w:proofErr w:type="spellEnd"/>
       <w:r>
         <w:rPr>
           <w:rFonts w:ascii="Segoe UI Emoji" w:hAnsi="Segoe UI Emoji" w:cs="Segoe UI Emoji"/>
@@ -2876,7 +2219,6 @@
           <w:szCs w:val="28"/>
         </w:rPr>
       </w:pPr>
-      <w:proofErr w:type="spellStart"/>
       <w:r>
         <w:rPr>
           <w:rFonts w:ascii="Segoe UI Emoji" w:hAnsi="Segoe UI Emoji" w:cs="Segoe UI Emoji"/>
@@ -2887,32 +2229,13 @@
         </w:rPr>
         <w:t>npx</w:t>
       </w:r>
-      <w:proofErr w:type="spellEnd"/>
-      <w:r>
-        <w:rPr>
-          <w:rFonts w:ascii="Segoe UI Emoji" w:hAnsi="Segoe UI Emoji" w:cs="Segoe UI Emoji"/>
-          <w:sz w:val="28"/>
-          <w:szCs w:val="28"/>
-        </w:rPr>
-        <w:t xml:space="preserve"> → Runs packages without installing them globally (e.g., </w:t>
-      </w:r>
-      <w:proofErr w:type="spellStart"/>
-      <w:r>
-        <w:rPr>
-          <w:rFonts w:ascii="Segoe UI Emoji" w:hAnsi="Segoe UI Emoji" w:cs="Segoe UI Emoji"/>
-          <w:sz w:val="28"/>
-          <w:szCs w:val="28"/>
-        </w:rPr>
-        <w:t>npx</w:t>
-      </w:r>
-      <w:proofErr w:type="spellEnd"/>
-      <w:r>
-        <w:rPr>
-          <w:rFonts w:ascii="Segoe UI Emoji" w:hAnsi="Segoe UI Emoji" w:cs="Segoe UI Emoji"/>
-          <w:sz w:val="28"/>
-          <w:szCs w:val="28"/>
-        </w:rPr>
-        <w:t xml:space="preserve"> parcel index.html).</w:t>
+      <w:r>
+        <w:rPr>
+          <w:rFonts w:ascii="Segoe UI Emoji" w:hAnsi="Segoe UI Emoji" w:cs="Segoe UI Emoji"/>
+          <w:sz w:val="28"/>
+          <w:szCs w:val="28"/>
+        </w:rPr>
+        <w:t xml:space="preserve"> → Runs packages without installing them globally (e.g., npx parcel index.html).</w:t>
       </w:r>
     </w:p>
     <w:p>
@@ -2997,25 +2320,7 @@
           <w:sz w:val="28"/>
           <w:szCs w:val="28"/>
         </w:rPr>
-        <w:t xml:space="preserve"> </w:t>
-      </w:r>
-      <w:proofErr w:type="spellStart"/>
-      <w:r>
-        <w:rPr>
-          <w:rFonts w:ascii="Segoe UI Emoji" w:hAnsi="Segoe UI Emoji" w:cs="Segoe UI Emoji"/>
-          <w:sz w:val="28"/>
-          <w:szCs w:val="28"/>
-        </w:rPr>
-        <w:t>npm</w:t>
-      </w:r>
-      <w:proofErr w:type="spellEnd"/>
-      <w:r>
-        <w:rPr>
-          <w:rFonts w:ascii="Segoe UI Emoji" w:hAnsi="Segoe UI Emoji" w:cs="Segoe UI Emoji"/>
-          <w:sz w:val="28"/>
-          <w:szCs w:val="28"/>
-        </w:rPr>
-        <w:t xml:space="preserve"> (Node Package Manager) is the world's largest software registry, used to install, manage, and share JavaScript packages.</w:t>
+        <w:t xml:space="preserve"> npm (Node Package Manager) is the world's largest software registry, used to install, manage, and share JavaScript packages.</w:t>
       </w:r>
     </w:p>
     <w:p>
@@ -3057,25 +2362,7 @@
           <w:sz w:val="28"/>
           <w:szCs w:val="28"/>
         </w:rPr>
-        <w:t xml:space="preserve">The </w:t>
-      </w:r>
-      <w:proofErr w:type="spellStart"/>
-      <w:r>
-        <w:rPr>
-          <w:rFonts w:ascii="Segoe UI Emoji" w:hAnsi="Segoe UI Emoji" w:cs="Segoe UI Emoji"/>
-          <w:sz w:val="28"/>
-          <w:szCs w:val="28"/>
-        </w:rPr>
-        <w:t>npm</w:t>
-      </w:r>
-      <w:proofErr w:type="spellEnd"/>
-      <w:r>
-        <w:rPr>
-          <w:rFonts w:ascii="Segoe UI Emoji" w:hAnsi="Segoe UI Emoji" w:cs="Segoe UI Emoji"/>
-          <w:sz w:val="28"/>
-          <w:szCs w:val="28"/>
-        </w:rPr>
-        <w:t xml:space="preserve"> registry hosts open-source packages for web apps, mobile apps, and more.</w:t>
+        <w:t>The npm registry hosts open-source packages for web apps, mobile apps, and more.</w:t>
       </w:r>
     </w:p>
     <w:p>
@@ -3135,29 +2422,7 @@
           <w:sz w:val="28"/>
           <w:szCs w:val="28"/>
         </w:rPr>
-        <w:t xml:space="preserve">How to initialize </w:t>
-      </w:r>
-      <w:proofErr w:type="spellStart"/>
-      <w:r>
-        <w:rPr>
-          <w:rFonts w:ascii="Segoe UI Emoji" w:hAnsi="Segoe UI Emoji" w:cs="Segoe UI Emoji"/>
-          <w:b/>
-          <w:bCs/>
-          <w:sz w:val="28"/>
-          <w:szCs w:val="28"/>
-        </w:rPr>
-        <w:t>npm</w:t>
-      </w:r>
-      <w:proofErr w:type="spellEnd"/>
-      <w:r>
-        <w:rPr>
-          <w:rFonts w:ascii="Segoe UI Emoji" w:hAnsi="Segoe UI Emoji" w:cs="Segoe UI Emoji"/>
-          <w:b/>
-          <w:bCs/>
-          <w:sz w:val="28"/>
-          <w:szCs w:val="28"/>
-        </w:rPr>
-        <w:t>?</w:t>
+        <w:t>How to initialize npm?</w:t>
       </w:r>
     </w:p>
     <w:p>
@@ -3172,41 +2437,13 @@
           <w:szCs w:val="28"/>
         </w:rPr>
       </w:pPr>
-      <w:proofErr w:type="spellStart"/>
-      <w:r>
-        <w:rPr>
-          <w:rFonts w:ascii="Segoe UI Emoji" w:hAnsi="Segoe UI Emoji" w:cs="Segoe UI Emoji"/>
-          <w:sz w:val="28"/>
-          <w:szCs w:val="28"/>
-        </w:rPr>
-        <w:t>npm</w:t>
-      </w:r>
-      <w:proofErr w:type="spellEnd"/>
-      <w:r>
-        <w:rPr>
-          <w:rFonts w:ascii="Segoe UI Emoji" w:hAnsi="Segoe UI Emoji" w:cs="Segoe UI Emoji"/>
-          <w:sz w:val="28"/>
-          <w:szCs w:val="28"/>
-        </w:rPr>
-        <w:t xml:space="preserve"> </w:t>
-      </w:r>
-      <w:proofErr w:type="spellStart"/>
-      <w:r>
-        <w:rPr>
-          <w:rFonts w:ascii="Segoe UI Emoji" w:hAnsi="Segoe UI Emoji" w:cs="Segoe UI Emoji"/>
-          <w:sz w:val="28"/>
-          <w:szCs w:val="28"/>
-        </w:rPr>
-        <w:t>init</w:t>
-      </w:r>
-      <w:proofErr w:type="spellEnd"/>
-      <w:r>
-        <w:rPr>
-          <w:rFonts w:ascii="Segoe UI Emoji" w:hAnsi="Segoe UI Emoji" w:cs="Segoe UI Emoji"/>
-          <w:sz w:val="28"/>
-          <w:szCs w:val="28"/>
-        </w:rPr>
-        <w:t xml:space="preserve"> → Starts package setup.</w:t>
+      <w:r>
+        <w:rPr>
+          <w:rFonts w:ascii="Segoe UI Emoji" w:hAnsi="Segoe UI Emoji" w:cs="Segoe UI Emoji"/>
+          <w:sz w:val="28"/>
+          <w:szCs w:val="28"/>
+        </w:rPr>
+        <w:t>npm init → Starts package setup.</w:t>
       </w:r>
     </w:p>
     <w:p>
@@ -3221,61 +2458,13 @@
           <w:szCs w:val="28"/>
         </w:rPr>
       </w:pPr>
-      <w:proofErr w:type="spellStart"/>
-      <w:r>
-        <w:rPr>
-          <w:rFonts w:ascii="Segoe UI Emoji" w:hAnsi="Segoe UI Emoji" w:cs="Segoe UI Emoji"/>
-          <w:sz w:val="28"/>
-          <w:szCs w:val="28"/>
-        </w:rPr>
-        <w:t>npm</w:t>
-      </w:r>
-      <w:proofErr w:type="spellEnd"/>
-      <w:r>
-        <w:rPr>
-          <w:rFonts w:ascii="Segoe UI Emoji" w:hAnsi="Segoe UI Emoji" w:cs="Segoe UI Emoji"/>
-          <w:sz w:val="28"/>
-          <w:szCs w:val="28"/>
-        </w:rPr>
-        <w:t xml:space="preserve"> </w:t>
-      </w:r>
-      <w:proofErr w:type="spellStart"/>
-      <w:r>
-        <w:rPr>
-          <w:rFonts w:ascii="Segoe UI Emoji" w:hAnsi="Segoe UI Emoji" w:cs="Segoe UI Emoji"/>
-          <w:sz w:val="28"/>
-          <w:szCs w:val="28"/>
-        </w:rPr>
-        <w:t>init</w:t>
-      </w:r>
-      <w:proofErr w:type="spellEnd"/>
-      <w:r>
-        <w:rPr>
-          <w:rFonts w:ascii="Segoe UI Emoji" w:hAnsi="Segoe UI Emoji" w:cs="Segoe UI Emoji"/>
-          <w:sz w:val="28"/>
-          <w:szCs w:val="28"/>
-        </w:rPr>
-        <w:t xml:space="preserve"> -y → Skips setup, auto-creates </w:t>
-      </w:r>
-      <w:proofErr w:type="spellStart"/>
-      <w:proofErr w:type="gramStart"/>
-      <w:r>
-        <w:rPr>
-          <w:rFonts w:ascii="Segoe UI Emoji" w:hAnsi="Segoe UI Emoji" w:cs="Segoe UI Emoji"/>
-          <w:sz w:val="28"/>
-          <w:szCs w:val="28"/>
-        </w:rPr>
-        <w:t>package.json</w:t>
-      </w:r>
-      <w:proofErr w:type="spellEnd"/>
-      <w:proofErr w:type="gramEnd"/>
-      <w:r>
-        <w:rPr>
-          <w:rFonts w:ascii="Segoe UI Emoji" w:hAnsi="Segoe UI Emoji" w:cs="Segoe UI Emoji"/>
-          <w:sz w:val="28"/>
-          <w:szCs w:val="28"/>
-        </w:rPr>
-        <w:t>.</w:t>
+      <w:r>
+        <w:rPr>
+          <w:rFonts w:ascii="Segoe UI Emoji" w:hAnsi="Segoe UI Emoji" w:cs="Segoe UI Emoji"/>
+          <w:sz w:val="28"/>
+          <w:szCs w:val="28"/>
+        </w:rPr>
+        <w:t>npm init -y → Skips setup, auto-creates package.json.</w:t>
       </w:r>
     </w:p>
     <w:p>
@@ -3629,40 +2818,17 @@
           <w:sz w:val="28"/>
           <w:szCs w:val="28"/>
         </w:rPr>
-        <w:t xml:space="preserve">What is </w:t>
-      </w:r>
-      <w:proofErr w:type="gramStart"/>
-      <w:r>
-        <w:rPr>
-          <w:rFonts w:ascii="Segoe UI Emoji" w:hAnsi="Segoe UI Emoji" w:cs="Segoe UI Emoji"/>
-          <w:b/>
-          <w:bCs/>
-          <w:sz w:val="28"/>
-          <w:szCs w:val="28"/>
-        </w:rPr>
-        <w:t>the .parcel</w:t>
-      </w:r>
-      <w:proofErr w:type="gramEnd"/>
-      <w:r>
-        <w:rPr>
-          <w:rFonts w:ascii="Segoe UI Emoji" w:hAnsi="Segoe UI Emoji" w:cs="Segoe UI Emoji"/>
-          <w:b/>
-          <w:bCs/>
-          <w:sz w:val="28"/>
-          <w:szCs w:val="28"/>
-        </w:rPr>
-        <w:t>-cache folder?</w:t>
-      </w:r>
-    </w:p>
-    <w:p>
-      <w:pPr>
-        <w:rPr>
-          <w:rFonts w:ascii="Segoe UI Emoji" w:hAnsi="Segoe UI Emoji" w:cs="Segoe UI Emoji"/>
-          <w:sz w:val="28"/>
-          <w:szCs w:val="28"/>
-        </w:rPr>
-      </w:pPr>
-      <w:proofErr w:type="gramStart"/>
+        <w:t>What is the .parcel-cache folder?</w:t>
+      </w:r>
+    </w:p>
+    <w:p>
+      <w:pPr>
+        <w:rPr>
+          <w:rFonts w:ascii="Segoe UI Emoji" w:hAnsi="Segoe UI Emoji" w:cs="Segoe UI Emoji"/>
+          <w:sz w:val="28"/>
+          <w:szCs w:val="28"/>
+        </w:rPr>
+      </w:pPr>
       <w:r>
         <w:rPr>
           <w:rFonts w:ascii="Segoe UI Emoji" w:hAnsi="Segoe UI Emoji" w:cs="Segoe UI Emoji"/>
@@ -3679,18 +2845,7 @@
           <w:sz w:val="28"/>
           <w:szCs w:val="28"/>
         </w:rPr>
-        <w:t>.parcel</w:t>
-      </w:r>
-      <w:proofErr w:type="gramEnd"/>
-      <w:r>
-        <w:rPr>
-          <w:rFonts w:ascii="Segoe UI Emoji" w:hAnsi="Segoe UI Emoji" w:cs="Segoe UI Emoji"/>
-          <w:b/>
-          <w:bCs/>
-          <w:sz w:val="28"/>
-          <w:szCs w:val="28"/>
-        </w:rPr>
-        <w:t>-cache</w:t>
+        <w:t>.parcel-cache</w:t>
       </w:r>
       <w:r>
         <w:rPr>
@@ -3760,20 +2915,8 @@
           <w:sz w:val="28"/>
           <w:szCs w:val="28"/>
         </w:rPr>
-        <w:t xml:space="preserve">Speeds up </w:t>
-      </w:r>
-      <w:proofErr w:type="gramStart"/>
-      <w:r>
-        <w:rPr>
-          <w:rFonts w:ascii="Segoe UI Emoji" w:hAnsi="Segoe UI Emoji" w:cs="Segoe UI Emoji"/>
-          <w:b/>
-          <w:bCs/>
-          <w:sz w:val="28"/>
-          <w:szCs w:val="28"/>
-        </w:rPr>
-        <w:t>builds</w:t>
-      </w:r>
-      <w:proofErr w:type="gramEnd"/>
+        <w:t>Speeds up builds</w:t>
+      </w:r>
       <w:r>
         <w:rPr>
           <w:rFonts w:ascii="Segoe UI Emoji" w:hAnsi="Segoe UI Emoji" w:cs="Segoe UI Emoji"/>
@@ -3859,25 +3002,7 @@
           <w:sz w:val="28"/>
           <w:szCs w:val="28"/>
         </w:rPr>
-        <w:t xml:space="preserve">You can </w:t>
-      </w:r>
-      <w:proofErr w:type="gramStart"/>
-      <w:r>
-        <w:rPr>
-          <w:rFonts w:ascii="Segoe UI Emoji" w:hAnsi="Segoe UI Emoji" w:cs="Segoe UI Emoji"/>
-          <w:sz w:val="28"/>
-          <w:szCs w:val="28"/>
-        </w:rPr>
-        <w:t>delete .parcel</w:t>
-      </w:r>
-      <w:proofErr w:type="gramEnd"/>
-      <w:r>
-        <w:rPr>
-          <w:rFonts w:ascii="Segoe UI Emoji" w:hAnsi="Segoe UI Emoji" w:cs="Segoe UI Emoji"/>
-          <w:sz w:val="28"/>
-          <w:szCs w:val="28"/>
-        </w:rPr>
-        <w:t>-cache if needed; Parcel will regenerate it on the next build. 🚀</w:t>
+        <w:t>You can delete .parcel-cache if needed; Parcel will regenerate it on the next build. 🚀</w:t>
       </w:r>
     </w:p>
     <w:p>
@@ -4151,29 +3276,7 @@
           <w:sz w:val="28"/>
           <w:szCs w:val="28"/>
         </w:rPr>
-        <w:t xml:space="preserve">: What is </w:t>
-      </w:r>
-      <w:proofErr w:type="spellStart"/>
-      <w:r>
-        <w:rPr>
-          <w:rFonts w:ascii="Segoe UI Emoji" w:hAnsi="Segoe UI Emoji" w:cs="Segoe UI Emoji"/>
-          <w:b/>
-          <w:bCs/>
-          <w:sz w:val="28"/>
-          <w:szCs w:val="28"/>
-        </w:rPr>
-        <w:t>npx</w:t>
-      </w:r>
-      <w:proofErr w:type="spellEnd"/>
-      <w:r>
-        <w:rPr>
-          <w:rFonts w:ascii="Segoe UI Emoji" w:hAnsi="Segoe UI Emoji" w:cs="Segoe UI Emoji"/>
-          <w:b/>
-          <w:bCs/>
-          <w:sz w:val="28"/>
-          <w:szCs w:val="28"/>
-        </w:rPr>
-        <w:t>?</w:t>
+        <w:t>: What is npx?</w:t>
       </w:r>
     </w:p>
     <w:p>
@@ -4200,43 +3303,7 @@
           <w:sz w:val="28"/>
           <w:szCs w:val="28"/>
         </w:rPr>
-        <w:t xml:space="preserve"> </w:t>
-      </w:r>
-      <w:proofErr w:type="spellStart"/>
-      <w:r>
-        <w:rPr>
-          <w:rFonts w:ascii="Segoe UI Emoji" w:hAnsi="Segoe UI Emoji" w:cs="Segoe UI Emoji"/>
-          <w:sz w:val="28"/>
-          <w:szCs w:val="28"/>
-        </w:rPr>
-        <w:t>npx</w:t>
-      </w:r>
-      <w:proofErr w:type="spellEnd"/>
-      <w:r>
-        <w:rPr>
-          <w:rFonts w:ascii="Segoe UI Emoji" w:hAnsi="Segoe UI Emoji" w:cs="Segoe UI Emoji"/>
-          <w:sz w:val="28"/>
-          <w:szCs w:val="28"/>
-        </w:rPr>
-        <w:t xml:space="preserve"> (Node Package </w:t>
-      </w:r>
-      <w:proofErr w:type="spellStart"/>
-      <w:r>
-        <w:rPr>
-          <w:rFonts w:ascii="Segoe UI Emoji" w:hAnsi="Segoe UI Emoji" w:cs="Segoe UI Emoji"/>
-          <w:sz w:val="28"/>
-          <w:szCs w:val="28"/>
-        </w:rPr>
-        <w:t>eXecute</w:t>
-      </w:r>
-      <w:proofErr w:type="spellEnd"/>
-      <w:r>
-        <w:rPr>
-          <w:rFonts w:ascii="Segoe UI Emoji" w:hAnsi="Segoe UI Emoji" w:cs="Segoe UI Emoji"/>
-          <w:sz w:val="28"/>
-          <w:szCs w:val="28"/>
-        </w:rPr>
-        <w:t xml:space="preserve">) is a command that runs </w:t>
+        <w:t xml:space="preserve"> npx (Node Package eXecute) is a command that runs </w:t>
       </w:r>
       <w:r>
         <w:rPr>
@@ -4275,29 +3342,7 @@
           <w:sz w:val="28"/>
           <w:szCs w:val="28"/>
         </w:rPr>
-        <w:t xml:space="preserve">Why use </w:t>
-      </w:r>
-      <w:proofErr w:type="spellStart"/>
-      <w:r>
-        <w:rPr>
-          <w:rFonts w:ascii="Segoe UI Emoji" w:hAnsi="Segoe UI Emoji" w:cs="Segoe UI Emoji"/>
-          <w:b/>
-          <w:bCs/>
-          <w:sz w:val="28"/>
-          <w:szCs w:val="28"/>
-        </w:rPr>
-        <w:t>npx</w:t>
-      </w:r>
-      <w:proofErr w:type="spellEnd"/>
-      <w:r>
-        <w:rPr>
-          <w:rFonts w:ascii="Segoe UI Emoji" w:hAnsi="Segoe UI Emoji" w:cs="Segoe UI Emoji"/>
-          <w:b/>
-          <w:bCs/>
-          <w:sz w:val="28"/>
-          <w:szCs w:val="28"/>
-        </w:rPr>
-        <w:t>?</w:t>
+        <w:t>Why use npx?</w:t>
       </w:r>
     </w:p>
     <w:p>
@@ -4396,43 +3441,7 @@
           <w:sz w:val="28"/>
           <w:szCs w:val="28"/>
         </w:rPr>
-        <w:t xml:space="preserve">Useful for tools like </w:t>
-      </w:r>
-      <w:proofErr w:type="spellStart"/>
-      <w:r>
-        <w:rPr>
-          <w:rFonts w:ascii="Segoe UI Emoji" w:hAnsi="Segoe UI Emoji" w:cs="Segoe UI Emoji"/>
-          <w:sz w:val="28"/>
-          <w:szCs w:val="28"/>
-        </w:rPr>
-        <w:t>npx</w:t>
-      </w:r>
-      <w:proofErr w:type="spellEnd"/>
-      <w:r>
-        <w:rPr>
-          <w:rFonts w:ascii="Segoe UI Emoji" w:hAnsi="Segoe UI Emoji" w:cs="Segoe UI Emoji"/>
-          <w:sz w:val="28"/>
-          <w:szCs w:val="28"/>
-        </w:rPr>
-        <w:t xml:space="preserve"> create-react-app or </w:t>
-      </w:r>
-      <w:proofErr w:type="spellStart"/>
-      <w:r>
-        <w:rPr>
-          <w:rFonts w:ascii="Segoe UI Emoji" w:hAnsi="Segoe UI Emoji" w:cs="Segoe UI Emoji"/>
-          <w:sz w:val="28"/>
-          <w:szCs w:val="28"/>
-        </w:rPr>
-        <w:t>npx</w:t>
-      </w:r>
-      <w:proofErr w:type="spellEnd"/>
-      <w:r>
-        <w:rPr>
-          <w:rFonts w:ascii="Segoe UI Emoji" w:hAnsi="Segoe UI Emoji" w:cs="Segoe UI Emoji"/>
-          <w:sz w:val="28"/>
-          <w:szCs w:val="28"/>
-        </w:rPr>
-        <w:t xml:space="preserve"> parcel index.html.</w:t>
+        <w:t>Useful for tools like npx create-react-app or npx parcel index.html.</w:t>
       </w:r>
     </w:p>
     <w:p>
@@ -4472,92 +3481,24 @@
           <w:sz w:val="28"/>
           <w:szCs w:val="28"/>
         </w:rPr>
-        <w:t xml:space="preserve"> What is difference between dependencies vs </w:t>
-      </w:r>
-      <w:proofErr w:type="spellStart"/>
-      <w:r>
-        <w:rPr>
-          <w:rFonts w:ascii="Segoe UI Emoji" w:hAnsi="Segoe UI Emoji" w:cs="Segoe UI Emoji"/>
-          <w:b/>
-          <w:bCs/>
-          <w:sz w:val="28"/>
-          <w:szCs w:val="28"/>
-        </w:rPr>
-        <w:t>devDependencies</w:t>
-      </w:r>
-      <w:proofErr w:type="spellEnd"/>
-      <w:r>
-        <w:rPr>
-          <w:rFonts w:ascii="Segoe UI Emoji" w:hAnsi="Segoe UI Emoji" w:cs="Segoe UI Emoji"/>
-          <w:b/>
-          <w:bCs/>
-          <w:sz w:val="28"/>
-          <w:szCs w:val="28"/>
-        </w:rPr>
-        <w:t>?</w:t>
-      </w:r>
-    </w:p>
-    <w:p>
-      <w:pPr>
-        <w:rPr>
-          <w:rFonts w:ascii="Segoe UI Emoji" w:hAnsi="Segoe UI Emoji" w:cs="Segoe UI Emoji"/>
-          <w:sz w:val="28"/>
-          <w:szCs w:val="28"/>
-        </w:rPr>
-      </w:pPr>
-      <w:r>
-        <w:rPr>
-          <w:rFonts w:ascii="Segoe UI Emoji" w:hAnsi="Segoe UI Emoji" w:cs="Segoe UI Emoji"/>
-          <w:sz w:val="28"/>
-          <w:szCs w:val="28"/>
-        </w:rPr>
-        <w:t xml:space="preserve">A: </w:t>
-      </w:r>
-      <w:proofErr w:type="gramStart"/>
-      <w:r>
-        <w:rPr>
-          <w:rFonts w:ascii="Segoe UI Emoji" w:hAnsi="Segoe UI Emoji" w:cs="Segoe UI Emoji"/>
-          <w:sz w:val="28"/>
-          <w:szCs w:val="28"/>
-        </w:rPr>
-        <w:t>dependencies :</w:t>
-      </w:r>
-      <w:proofErr w:type="gramEnd"/>
-      <w:r>
-        <w:rPr>
-          <w:rFonts w:ascii="Segoe UI Emoji" w:hAnsi="Segoe UI Emoji" w:cs="Segoe UI Emoji"/>
-          <w:sz w:val="28"/>
-          <w:szCs w:val="28"/>
-        </w:rPr>
-        <w:t xml:space="preserve"> Packages required by your application in production. </w:t>
-      </w:r>
-      <w:proofErr w:type="spellStart"/>
-      <w:proofErr w:type="gramStart"/>
-      <w:r>
-        <w:rPr>
-          <w:rFonts w:ascii="Segoe UI Emoji" w:hAnsi="Segoe UI Emoji" w:cs="Segoe UI Emoji"/>
-          <w:sz w:val="28"/>
-          <w:szCs w:val="28"/>
-        </w:rPr>
-        <w:t>devDependencies</w:t>
-      </w:r>
-      <w:proofErr w:type="spellEnd"/>
-      <w:r>
-        <w:rPr>
-          <w:rFonts w:ascii="Segoe UI Emoji" w:hAnsi="Segoe UI Emoji" w:cs="Segoe UI Emoji"/>
-          <w:sz w:val="28"/>
-          <w:szCs w:val="28"/>
-        </w:rPr>
-        <w:t xml:space="preserve"> :</w:t>
-      </w:r>
-      <w:proofErr w:type="gramEnd"/>
-      <w:r>
-        <w:rPr>
-          <w:rFonts w:ascii="Segoe UI Emoji" w:hAnsi="Segoe UI Emoji" w:cs="Segoe UI Emoji"/>
-          <w:sz w:val="28"/>
-          <w:szCs w:val="28"/>
-        </w:rPr>
-        <w:t xml:space="preserve"> Packages that are only needed for local development and testing.</w:t>
+        <w:t xml:space="preserve"> What is difference between dependencies vs devDependencies?</w:t>
+      </w:r>
+    </w:p>
+    <w:p>
+      <w:pPr>
+        <w:rPr>
+          <w:rFonts w:ascii="Segoe UI Emoji" w:hAnsi="Segoe UI Emoji" w:cs="Segoe UI Emoji"/>
+          <w:sz w:val="28"/>
+          <w:szCs w:val="28"/>
+        </w:rPr>
+      </w:pPr>
+      <w:r>
+        <w:rPr>
+          <w:rFonts w:ascii="Segoe UI Emoji" w:hAnsi="Segoe UI Emoji" w:cs="Segoe UI Emoji"/>
+          <w:sz w:val="28"/>
+          <w:szCs w:val="28"/>
+        </w:rPr>
+        <w:t>A: dependencies : Packages required by your application in production. devDependencies : Packages that are only needed for local development and testing.</w:t>
       </w:r>
     </w:p>
     <w:p>
@@ -4688,29 +3629,7 @@
           <w:sz w:val="28"/>
           <w:szCs w:val="28"/>
         </w:rPr>
-        <w:t xml:space="preserve">updates </w:t>
-      </w:r>
-      <w:proofErr w:type="gramStart"/>
-      <w:r>
-        <w:rPr>
-          <w:rFonts w:ascii="Segoe UI Emoji" w:hAnsi="Segoe UI Emoji" w:cs="Segoe UI Emoji"/>
-          <w:b/>
-          <w:bCs/>
-          <w:sz w:val="28"/>
-          <w:szCs w:val="28"/>
-        </w:rPr>
-        <w:t>changes</w:t>
-      </w:r>
-      <w:proofErr w:type="gramEnd"/>
-      <w:r>
-        <w:rPr>
-          <w:rFonts w:ascii="Segoe UI Emoji" w:hAnsi="Segoe UI Emoji" w:cs="Segoe UI Emoji"/>
-          <w:b/>
-          <w:bCs/>
-          <w:sz w:val="28"/>
-          <w:szCs w:val="28"/>
-        </w:rPr>
-        <w:t xml:space="preserve"> in your code without refreshing the entire page</w:t>
+        <w:t>updates changes in your code without refreshing the entire page</w:t>
       </w:r>
       <w:r>
         <w:rPr>
@@ -4910,29 +3829,7 @@
           <w:sz w:val="28"/>
           <w:szCs w:val="28"/>
         </w:rPr>
-        <w:t xml:space="preserve">: List your </w:t>
-      </w:r>
-      <w:proofErr w:type="spellStart"/>
-      <w:r>
-        <w:rPr>
-          <w:rFonts w:ascii="Segoe UI Emoji" w:hAnsi="Segoe UI Emoji" w:cs="Segoe UI Emoji"/>
-          <w:b/>
-          <w:bCs/>
-          <w:sz w:val="28"/>
-          <w:szCs w:val="28"/>
-        </w:rPr>
-        <w:t>favorite</w:t>
-      </w:r>
-      <w:proofErr w:type="spellEnd"/>
-      <w:r>
-        <w:rPr>
-          <w:rFonts w:ascii="Segoe UI Emoji" w:hAnsi="Segoe UI Emoji" w:cs="Segoe UI Emoji"/>
-          <w:b/>
-          <w:bCs/>
-          <w:sz w:val="28"/>
-          <w:szCs w:val="28"/>
-        </w:rPr>
-        <w:t xml:space="preserve"> 5 superpowers of Parcel and describe any 3.</w:t>
+        <w:t>: List your favorite 5 superpowers of Parcel and describe any 3.</w:t>
       </w:r>
     </w:p>
     <w:p>
@@ -5164,25 +4061,7 @@
           <w:sz w:val="28"/>
           <w:szCs w:val="28"/>
         </w:rPr>
-        <w:t xml:space="preserve"> without any config files. Just run </w:t>
-      </w:r>
-      <w:proofErr w:type="spellStart"/>
-      <w:r>
-        <w:rPr>
-          <w:rFonts w:ascii="Segoe UI Emoji" w:hAnsi="Segoe UI Emoji" w:cs="Segoe UI Emoji"/>
-          <w:sz w:val="28"/>
-          <w:szCs w:val="28"/>
-        </w:rPr>
-        <w:t>npx</w:t>
-      </w:r>
-      <w:proofErr w:type="spellEnd"/>
-      <w:r>
-        <w:rPr>
-          <w:rFonts w:ascii="Segoe UI Emoji" w:hAnsi="Segoe UI Emoji" w:cs="Segoe UI Emoji"/>
-          <w:sz w:val="28"/>
-          <w:szCs w:val="28"/>
-        </w:rPr>
-        <w:t xml:space="preserve"> parcel index.html, and it automatically detects and bundles everything.</w:t>
+        <w:t xml:space="preserve"> without any config files. Just run npx parcel index.html, and it automatically detects and bundles everything.</w:t>
       </w:r>
     </w:p>
     <w:p>
@@ -5350,7 +4229,6 @@
         </w:rPr>
         <w:t xml:space="preserve">, making it </w:t>
       </w:r>
-      <w:proofErr w:type="spellStart"/>
       <w:r>
         <w:rPr>
           <w:rFonts w:ascii="Segoe UI Emoji" w:hAnsi="Segoe UI Emoji" w:cs="Segoe UI Emoji"/>
@@ -5361,7 +4239,6 @@
         </w:rPr>
         <w:t>super fast</w:t>
       </w:r>
-      <w:proofErr w:type="spellEnd"/>
       <w:r>
         <w:rPr>
           <w:rFonts w:ascii="Segoe UI Emoji" w:hAnsi="Segoe UI Emoji" w:cs="Segoe UI Emoji"/>
@@ -5673,98 +4550,34 @@
           <w:sz w:val="28"/>
           <w:szCs w:val="28"/>
         </w:rPr>
-        <w:t xml:space="preserve">: What </w:t>
-      </w:r>
-      <w:proofErr w:type="gramStart"/>
-      <w:r>
-        <w:rPr>
-          <w:rFonts w:ascii="Segoe UI Emoji" w:hAnsi="Segoe UI Emoji" w:cs="Segoe UI Emoji"/>
-          <w:b/>
-          <w:bCs/>
-          <w:sz w:val="28"/>
-          <w:szCs w:val="28"/>
-        </w:rPr>
-        <w:t>is .</w:t>
-      </w:r>
-      <w:proofErr w:type="spellStart"/>
-      <w:r>
-        <w:rPr>
-          <w:rFonts w:ascii="Segoe UI Emoji" w:hAnsi="Segoe UI Emoji" w:cs="Segoe UI Emoji"/>
-          <w:b/>
-          <w:bCs/>
-          <w:sz w:val="28"/>
-          <w:szCs w:val="28"/>
-        </w:rPr>
-        <w:t>gitignore</w:t>
-      </w:r>
-      <w:proofErr w:type="spellEnd"/>
-      <w:proofErr w:type="gramEnd"/>
-      <w:r>
-        <w:rPr>
-          <w:rFonts w:ascii="Segoe UI Emoji" w:hAnsi="Segoe UI Emoji" w:cs="Segoe UI Emoji"/>
-          <w:b/>
-          <w:bCs/>
-          <w:sz w:val="28"/>
-          <w:szCs w:val="28"/>
-        </w:rPr>
-        <w:t>?</w:t>
-      </w:r>
-    </w:p>
-    <w:p>
-      <w:pPr>
-        <w:rPr>
-          <w:rFonts w:ascii="Segoe UI Emoji" w:hAnsi="Segoe UI Emoji" w:cs="Segoe UI Emoji"/>
-          <w:sz w:val="28"/>
-          <w:szCs w:val="28"/>
-        </w:rPr>
-      </w:pPr>
-      <w:r>
-        <w:rPr>
-          <w:rFonts w:ascii="Segoe UI Emoji" w:hAnsi="Segoe UI Emoji" w:cs="Segoe UI Emoji"/>
-          <w:b/>
-          <w:bCs/>
-          <w:sz w:val="28"/>
-          <w:szCs w:val="28"/>
-        </w:rPr>
-        <w:t>A</w:t>
-      </w:r>
-      <w:proofErr w:type="gramStart"/>
-      <w:r>
-        <w:rPr>
-          <w:rFonts w:ascii="Segoe UI Emoji" w:hAnsi="Segoe UI Emoji" w:cs="Segoe UI Emoji"/>
-          <w:b/>
-          <w:bCs/>
-          <w:sz w:val="28"/>
-          <w:szCs w:val="28"/>
-        </w:rPr>
-        <w:t>:</w:t>
-      </w:r>
-      <w:r>
-        <w:rPr>
-          <w:rFonts w:ascii="Segoe UI Emoji" w:hAnsi="Segoe UI Emoji" w:cs="Segoe UI Emoji"/>
-          <w:sz w:val="28"/>
-          <w:szCs w:val="28"/>
-        </w:rPr>
-        <w:t xml:space="preserve"> .</w:t>
-      </w:r>
-      <w:proofErr w:type="spellStart"/>
-      <w:r>
-        <w:rPr>
-          <w:rFonts w:ascii="Segoe UI Emoji" w:hAnsi="Segoe UI Emoji" w:cs="Segoe UI Emoji"/>
-          <w:sz w:val="28"/>
-          <w:szCs w:val="28"/>
-        </w:rPr>
-        <w:t>gitignore</w:t>
-      </w:r>
-      <w:proofErr w:type="spellEnd"/>
-      <w:proofErr w:type="gramEnd"/>
-      <w:r>
-        <w:rPr>
-          <w:rFonts w:ascii="Segoe UI Emoji" w:hAnsi="Segoe UI Emoji" w:cs="Segoe UI Emoji"/>
-          <w:sz w:val="28"/>
-          <w:szCs w:val="28"/>
-        </w:rPr>
-        <w:t xml:space="preserve"> is a file in a Git repository that tells Git </w:t>
+        <w:t>: What is .gitignore?</w:t>
+      </w:r>
+    </w:p>
+    <w:p>
+      <w:pPr>
+        <w:rPr>
+          <w:rFonts w:ascii="Segoe UI Emoji" w:hAnsi="Segoe UI Emoji" w:cs="Segoe UI Emoji"/>
+          <w:sz w:val="28"/>
+          <w:szCs w:val="28"/>
+        </w:rPr>
+      </w:pPr>
+      <w:r>
+        <w:rPr>
+          <w:rFonts w:ascii="Segoe UI Emoji" w:hAnsi="Segoe UI Emoji" w:cs="Segoe UI Emoji"/>
+          <w:b/>
+          <w:bCs/>
+          <w:sz w:val="28"/>
+          <w:szCs w:val="28"/>
+        </w:rPr>
+        <w:t>A:</w:t>
+      </w:r>
+      <w:r>
+        <w:rPr>
+          <w:rFonts w:ascii="Segoe UI Emoji" w:hAnsi="Segoe UI Emoji" w:cs="Segoe UI Emoji"/>
+          <w:sz w:val="28"/>
+          <w:szCs w:val="28"/>
+        </w:rPr>
+        <w:t xml:space="preserve"> .gitignore is a file in a Git repository that tells Git </w:t>
       </w:r>
       <w:r>
         <w:rPr>
@@ -5803,41 +4616,7 @@
           <w:sz w:val="28"/>
           <w:szCs w:val="28"/>
         </w:rPr>
-        <w:t xml:space="preserve">What Should You Add </w:t>
-      </w:r>
-      <w:proofErr w:type="gramStart"/>
-      <w:r>
-        <w:rPr>
-          <w:rFonts w:ascii="Segoe UI Emoji" w:hAnsi="Segoe UI Emoji" w:cs="Segoe UI Emoji"/>
-          <w:b/>
-          <w:bCs/>
-          <w:sz w:val="28"/>
-          <w:szCs w:val="28"/>
-        </w:rPr>
-        <w:t>to .</w:t>
-      </w:r>
-      <w:proofErr w:type="spellStart"/>
-      <w:r>
-        <w:rPr>
-          <w:rFonts w:ascii="Segoe UI Emoji" w:hAnsi="Segoe UI Emoji" w:cs="Segoe UI Emoji"/>
-          <w:b/>
-          <w:bCs/>
-          <w:sz w:val="28"/>
-          <w:szCs w:val="28"/>
-        </w:rPr>
-        <w:t>gitignore</w:t>
-      </w:r>
-      <w:proofErr w:type="spellEnd"/>
-      <w:proofErr w:type="gramEnd"/>
-      <w:r>
-        <w:rPr>
-          <w:rFonts w:ascii="Segoe UI Emoji" w:hAnsi="Segoe UI Emoji" w:cs="Segoe UI Emoji"/>
-          <w:b/>
-          <w:bCs/>
-          <w:sz w:val="28"/>
-          <w:szCs w:val="28"/>
-        </w:rPr>
-        <w:t>? ✅</w:t>
+        <w:t>What Should You Add to .gitignore? ✅</w:t>
       </w:r>
     </w:p>
     <w:p>
@@ -5852,23 +4631,13 @@
           <w:szCs w:val="28"/>
         </w:rPr>
       </w:pPr>
-      <w:proofErr w:type="spellStart"/>
-      <w:r>
-        <w:rPr>
-          <w:rFonts w:ascii="Segoe UI Emoji" w:hAnsi="Segoe UI Emoji" w:cs="Segoe UI Emoji"/>
-          <w:sz w:val="28"/>
-          <w:szCs w:val="28"/>
-        </w:rPr>
-        <w:t>node_modules</w:t>
-      </w:r>
-      <w:proofErr w:type="spellEnd"/>
-      <w:r>
-        <w:rPr>
-          <w:rFonts w:ascii="Segoe UI Emoji" w:hAnsi="Segoe UI Emoji" w:cs="Segoe UI Emoji"/>
-          <w:sz w:val="28"/>
-          <w:szCs w:val="28"/>
-        </w:rPr>
-        <w:t>/ → Installed dependencies (can be reinstalled).</w:t>
+      <w:r>
+        <w:rPr>
+          <w:rFonts w:ascii="Segoe UI Emoji" w:hAnsi="Segoe UI Emoji" w:cs="Segoe UI Emoji"/>
+          <w:sz w:val="28"/>
+          <w:szCs w:val="28"/>
+        </w:rPr>
+        <w:t>node_modules/ → Installed dependencies (can be reinstalled).</w:t>
       </w:r>
     </w:p>
     <w:p>
@@ -5883,23 +4652,13 @@
           <w:szCs w:val="28"/>
         </w:rPr>
       </w:pPr>
-      <w:proofErr w:type="gramStart"/>
-      <w:r>
-        <w:rPr>
-          <w:rFonts w:ascii="Segoe UI Emoji" w:hAnsi="Segoe UI Emoji" w:cs="Segoe UI Emoji"/>
-          <w:sz w:val="28"/>
-          <w:szCs w:val="28"/>
-        </w:rPr>
-        <w:t>.parcel</w:t>
-      </w:r>
-      <w:proofErr w:type="gramEnd"/>
-      <w:r>
-        <w:rPr>
-          <w:rFonts w:ascii="Segoe UI Emoji" w:hAnsi="Segoe UI Emoji" w:cs="Segoe UI Emoji"/>
-          <w:sz w:val="28"/>
-          <w:szCs w:val="28"/>
-        </w:rPr>
-        <w:t>-cache/ → Parcel's build cache (not needed in Git).</w:t>
+      <w:r>
+        <w:rPr>
+          <w:rFonts w:ascii="Segoe UI Emoji" w:hAnsi="Segoe UI Emoji" w:cs="Segoe UI Emoji"/>
+          <w:sz w:val="28"/>
+          <w:szCs w:val="28"/>
+        </w:rPr>
+        <w:t>.parcel-cache/ → Parcel's build cache (not needed in Git).</w:t>
       </w:r>
     </w:p>
     <w:p>
@@ -5914,23 +4673,13 @@
           <w:szCs w:val="28"/>
         </w:rPr>
       </w:pPr>
-      <w:proofErr w:type="gramStart"/>
-      <w:r>
-        <w:rPr>
-          <w:rFonts w:ascii="Segoe UI Emoji" w:hAnsi="Segoe UI Emoji" w:cs="Segoe UI Emoji"/>
-          <w:sz w:val="28"/>
-          <w:szCs w:val="28"/>
-        </w:rPr>
-        <w:t>.env</w:t>
-      </w:r>
-      <w:proofErr w:type="gramEnd"/>
-      <w:r>
-        <w:rPr>
-          <w:rFonts w:ascii="Segoe UI Emoji" w:hAnsi="Segoe UI Emoji" w:cs="Segoe UI Emoji"/>
-          <w:sz w:val="28"/>
-          <w:szCs w:val="28"/>
-        </w:rPr>
-        <w:t xml:space="preserve"> → Environment variables (API keys, secrets).</w:t>
+      <w:r>
+        <w:rPr>
+          <w:rFonts w:ascii="Segoe UI Emoji" w:hAnsi="Segoe UI Emoji" w:cs="Segoe UI Emoji"/>
+          <w:sz w:val="28"/>
+          <w:szCs w:val="28"/>
+        </w:rPr>
+        <w:t>.env → Environment variables (API keys, secrets).</w:t>
       </w:r>
     </w:p>
     <w:p>
@@ -5945,23 +4694,13 @@
           <w:szCs w:val="28"/>
         </w:rPr>
       </w:pPr>
-      <w:proofErr w:type="spellStart"/>
-      <w:r>
-        <w:rPr>
-          <w:rFonts w:ascii="Segoe UI Emoji" w:hAnsi="Segoe UI Emoji" w:cs="Segoe UI Emoji"/>
-          <w:sz w:val="28"/>
-          <w:szCs w:val="28"/>
-        </w:rPr>
-        <w:t>dist</w:t>
-      </w:r>
-      <w:proofErr w:type="spellEnd"/>
-      <w:r>
-        <w:rPr>
-          <w:rFonts w:ascii="Segoe UI Emoji" w:hAnsi="Segoe UI Emoji" w:cs="Segoe UI Emoji"/>
-          <w:sz w:val="28"/>
-          <w:szCs w:val="28"/>
-        </w:rPr>
-        <w:t>/ or build/ → Compiled output files.</w:t>
+      <w:r>
+        <w:rPr>
+          <w:rFonts w:ascii="Segoe UI Emoji" w:hAnsi="Segoe UI Emoji" w:cs="Segoe UI Emoji"/>
+          <w:sz w:val="28"/>
+          <w:szCs w:val="28"/>
+        </w:rPr>
+        <w:t>dist/ or build/ → Compiled output files.</w:t>
       </w:r>
     </w:p>
     <w:p>
@@ -6022,10 +4761,17 @@
           <w:sz w:val="28"/>
           <w:szCs w:val="28"/>
         </w:rPr>
-        <w:t xml:space="preserve">: What is the difference between </w:t>
-      </w:r>
-      <w:proofErr w:type="spellStart"/>
-      <w:proofErr w:type="gramStart"/>
+        <w:t>: What is the difference between package.json and package-lock.json?</w:t>
+      </w:r>
+    </w:p>
+    <w:p>
+      <w:pPr>
+        <w:rPr>
+          <w:rFonts w:ascii="Segoe UI Emoji" w:hAnsi="Segoe UI Emoji" w:cs="Segoe UI Emoji"/>
+          <w:sz w:val="28"/>
+          <w:szCs w:val="28"/>
+        </w:rPr>
+      </w:pPr>
       <w:r>
         <w:rPr>
           <w:rFonts w:ascii="Segoe UI Emoji" w:hAnsi="Segoe UI Emoji" w:cs="Segoe UI Emoji"/>
@@ -6036,63 +4782,6 @@
         </w:rPr>
         <w:t>package.json</w:t>
       </w:r>
-      <w:proofErr w:type="spellEnd"/>
-      <w:proofErr w:type="gramEnd"/>
-      <w:r>
-        <w:rPr>
-          <w:rFonts w:ascii="Segoe UI Emoji" w:hAnsi="Segoe UI Emoji" w:cs="Segoe UI Emoji"/>
-          <w:b/>
-          <w:bCs/>
-          <w:sz w:val="28"/>
-          <w:szCs w:val="28"/>
-        </w:rPr>
-        <w:t xml:space="preserve"> and package-</w:t>
-      </w:r>
-      <w:proofErr w:type="spellStart"/>
-      <w:r>
-        <w:rPr>
-          <w:rFonts w:ascii="Segoe UI Emoji" w:hAnsi="Segoe UI Emoji" w:cs="Segoe UI Emoji"/>
-          <w:b/>
-          <w:bCs/>
-          <w:sz w:val="28"/>
-          <w:szCs w:val="28"/>
-        </w:rPr>
-        <w:t>lock.json</w:t>
-      </w:r>
-      <w:proofErr w:type="spellEnd"/>
-      <w:r>
-        <w:rPr>
-          <w:rFonts w:ascii="Segoe UI Emoji" w:hAnsi="Segoe UI Emoji" w:cs="Segoe UI Emoji"/>
-          <w:b/>
-          <w:bCs/>
-          <w:sz w:val="28"/>
-          <w:szCs w:val="28"/>
-        </w:rPr>
-        <w:t>?</w:t>
-      </w:r>
-    </w:p>
-    <w:p>
-      <w:pPr>
-        <w:rPr>
-          <w:rFonts w:ascii="Segoe UI Emoji" w:hAnsi="Segoe UI Emoji" w:cs="Segoe UI Emoji"/>
-          <w:sz w:val="28"/>
-          <w:szCs w:val="28"/>
-        </w:rPr>
-      </w:pPr>
-      <w:proofErr w:type="spellStart"/>
-      <w:proofErr w:type="gramStart"/>
-      <w:r>
-        <w:rPr>
-          <w:rFonts w:ascii="Segoe UI Emoji" w:hAnsi="Segoe UI Emoji" w:cs="Segoe UI Emoji"/>
-          <w:b/>
-          <w:bCs/>
-          <w:sz w:val="28"/>
-          <w:szCs w:val="28"/>
-        </w:rPr>
-        <w:t>package.json</w:t>
-      </w:r>
-      <w:proofErr w:type="spellEnd"/>
-      <w:proofErr w:type="gramEnd"/>
       <w:r>
         <w:rPr>
           <w:rFonts w:ascii="Segoe UI Emoji" w:hAnsi="Segoe UI Emoji" w:cs="Segoe UI Emoji"/>
@@ -6118,22 +4807,8 @@
           <w:sz w:val="28"/>
           <w:szCs w:val="28"/>
         </w:rPr>
-        <w:t>package-</w:t>
-      </w:r>
-      <w:proofErr w:type="spellStart"/>
-      <w:proofErr w:type="gramStart"/>
-      <w:r>
-        <w:rPr>
-          <w:rFonts w:ascii="Segoe UI Emoji" w:hAnsi="Segoe UI Emoji" w:cs="Segoe UI Emoji"/>
-          <w:b/>
-          <w:bCs/>
-          <w:sz w:val="28"/>
-          <w:szCs w:val="28"/>
-        </w:rPr>
-        <w:t>lock.json</w:t>
-      </w:r>
-      <w:proofErr w:type="spellEnd"/>
-      <w:proofErr w:type="gramEnd"/>
+        <w:t>package-lock.json</w:t>
+      </w:r>
       <w:r>
         <w:rPr>
           <w:rFonts w:ascii="Segoe UI Emoji" w:hAnsi="Segoe UI Emoji" w:cs="Segoe UI Emoji"/>
@@ -6157,45 +4832,7 @@
           <w:sz w:val="28"/>
           <w:szCs w:val="28"/>
         </w:rPr>
-        <w:t xml:space="preserve">In short, </w:t>
-      </w:r>
-      <w:proofErr w:type="spellStart"/>
-      <w:proofErr w:type="gramStart"/>
-      <w:r>
-        <w:rPr>
-          <w:rFonts w:ascii="Segoe UI Emoji" w:hAnsi="Segoe UI Emoji" w:cs="Segoe UI Emoji"/>
-          <w:sz w:val="28"/>
-          <w:szCs w:val="28"/>
-        </w:rPr>
-        <w:t>package.json</w:t>
-      </w:r>
-      <w:proofErr w:type="spellEnd"/>
-      <w:proofErr w:type="gramEnd"/>
-      <w:r>
-        <w:rPr>
-          <w:rFonts w:ascii="Segoe UI Emoji" w:hAnsi="Segoe UI Emoji" w:cs="Segoe UI Emoji"/>
-          <w:sz w:val="28"/>
-          <w:szCs w:val="28"/>
-        </w:rPr>
-        <w:t xml:space="preserve"> defines what your project needs, while package-</w:t>
-      </w:r>
-      <w:proofErr w:type="spellStart"/>
-      <w:r>
-        <w:rPr>
-          <w:rFonts w:ascii="Segoe UI Emoji" w:hAnsi="Segoe UI Emoji" w:cs="Segoe UI Emoji"/>
-          <w:sz w:val="28"/>
-          <w:szCs w:val="28"/>
-        </w:rPr>
-        <w:t>lock.json</w:t>
-      </w:r>
-      <w:proofErr w:type="spellEnd"/>
-      <w:r>
-        <w:rPr>
-          <w:rFonts w:ascii="Segoe UI Emoji" w:hAnsi="Segoe UI Emoji" w:cs="Segoe UI Emoji"/>
-          <w:sz w:val="28"/>
-          <w:szCs w:val="28"/>
-        </w:rPr>
-        <w:t xml:space="preserve"> locks the exact versions to maintain consistency. Both files should be committed to Git for a stable and predictable development environment. 🚀</w:t>
+        <w:t>In short, package.json defines what your project needs, while package-lock.json locks the exact versions to maintain consistency. Both files should be committed to Git for a stable and predictable development environment. 🚀</w:t>
       </w:r>
     </w:p>
     <w:p>
@@ -6235,70 +4872,25 @@
           <w:sz w:val="28"/>
           <w:szCs w:val="28"/>
         </w:rPr>
-        <w:t>: Why should I not modify package-</w:t>
-      </w:r>
-      <w:proofErr w:type="spellStart"/>
-      <w:proofErr w:type="gramStart"/>
-      <w:r>
-        <w:rPr>
-          <w:rFonts w:ascii="Segoe UI Emoji" w:hAnsi="Segoe UI Emoji" w:cs="Segoe UI Emoji"/>
-          <w:b/>
-          <w:bCs/>
-          <w:sz w:val="28"/>
-          <w:szCs w:val="28"/>
-        </w:rPr>
-        <w:t>lock.json</w:t>
-      </w:r>
-      <w:proofErr w:type="spellEnd"/>
-      <w:proofErr w:type="gramEnd"/>
-      <w:r>
-        <w:rPr>
-          <w:rFonts w:ascii="Segoe UI Emoji" w:hAnsi="Segoe UI Emoji" w:cs="Segoe UI Emoji"/>
-          <w:b/>
-          <w:bCs/>
-          <w:sz w:val="28"/>
-          <w:szCs w:val="28"/>
-        </w:rPr>
-        <w:t>?</w:t>
-      </w:r>
-    </w:p>
-    <w:p>
-      <w:pPr>
-        <w:rPr>
-          <w:rFonts w:ascii="Segoe UI Emoji" w:hAnsi="Segoe UI Emoji" w:cs="Segoe UI Emoji"/>
-          <w:sz w:val="28"/>
-          <w:szCs w:val="28"/>
-        </w:rPr>
-      </w:pPr>
-      <w:r>
-        <w:rPr>
-          <w:rFonts w:ascii="Segoe UI Emoji" w:hAnsi="Segoe UI Emoji" w:cs="Segoe UI Emoji"/>
-          <w:sz w:val="28"/>
-          <w:szCs w:val="28"/>
-        </w:rPr>
-        <w:t>You should not manually modify package-</w:t>
-      </w:r>
-      <w:proofErr w:type="spellStart"/>
-      <w:proofErr w:type="gramStart"/>
-      <w:r>
-        <w:rPr>
-          <w:rFonts w:ascii="Segoe UI Emoji" w:hAnsi="Segoe UI Emoji" w:cs="Segoe UI Emoji"/>
-          <w:sz w:val="28"/>
-          <w:szCs w:val="28"/>
-        </w:rPr>
-        <w:t>lock.json</w:t>
-      </w:r>
-      <w:proofErr w:type="spellEnd"/>
-      <w:proofErr w:type="gramEnd"/>
-      <w:r>
-        <w:rPr>
-          <w:rFonts w:ascii="Segoe UI Emoji" w:hAnsi="Segoe UI Emoji" w:cs="Segoe UI Emoji"/>
-          <w:sz w:val="28"/>
-          <w:szCs w:val="28"/>
-        </w:rPr>
-        <w:t xml:space="preserve"> because it is automatically generated by </w:t>
-      </w:r>
-      <w:proofErr w:type="spellStart"/>
+        <w:t>: Why should I not modify package-lock.json?</w:t>
+      </w:r>
+    </w:p>
+    <w:p>
+      <w:pPr>
+        <w:rPr>
+          <w:rFonts w:ascii="Segoe UI Emoji" w:hAnsi="Segoe UI Emoji" w:cs="Segoe UI Emoji"/>
+          <w:sz w:val="28"/>
+          <w:szCs w:val="28"/>
+        </w:rPr>
+      </w:pPr>
+      <w:r>
+        <w:rPr>
+          <w:rFonts w:ascii="Segoe UI Emoji" w:hAnsi="Segoe UI Emoji" w:cs="Segoe UI Emoji"/>
+          <w:sz w:val="28"/>
+          <w:szCs w:val="28"/>
+        </w:rPr>
+        <w:t xml:space="preserve">You should not manually modify package-lock.json because it is automatically generated by </w:t>
+      </w:r>
       <w:r>
         <w:rPr>
           <w:rFonts w:ascii="Segoe UI Emoji" w:hAnsi="Segoe UI Emoji" w:cs="Segoe UI Emoji"/>
@@ -6309,7 +4901,6 @@
         </w:rPr>
         <w:t>npm</w:t>
       </w:r>
-      <w:proofErr w:type="spellEnd"/>
       <w:r>
         <w:rPr>
           <w:rFonts w:ascii="Segoe UI Emoji" w:hAnsi="Segoe UI Emoji" w:cs="Segoe UI Emoji"/>
@@ -6365,25 +4956,7 @@
           <w:sz w:val="28"/>
           <w:szCs w:val="28"/>
         </w:rPr>
-        <w:t xml:space="preserve"> – </w:t>
-      </w:r>
-      <w:proofErr w:type="spellStart"/>
-      <w:r>
-        <w:rPr>
-          <w:rFonts w:ascii="Segoe UI Emoji" w:hAnsi="Segoe UI Emoji" w:cs="Segoe UI Emoji"/>
-          <w:sz w:val="28"/>
-          <w:szCs w:val="28"/>
-        </w:rPr>
-        <w:t>npm</w:t>
-      </w:r>
-      <w:proofErr w:type="spellEnd"/>
-      <w:r>
-        <w:rPr>
-          <w:rFonts w:ascii="Segoe UI Emoji" w:hAnsi="Segoe UI Emoji" w:cs="Segoe UI Emoji"/>
-          <w:sz w:val="28"/>
-          <w:szCs w:val="28"/>
-        </w:rPr>
-        <w:t xml:space="preserve"> may not recognize the correct versions when installing packages.</w:t>
+        <w:t xml:space="preserve"> – npm may not recognize the correct versions when installing packages.</w:t>
       </w:r>
     </w:p>
     <w:p>
@@ -6462,43 +5035,7 @@
           <w:sz w:val="28"/>
           <w:szCs w:val="28"/>
         </w:rPr>
-        <w:t xml:space="preserve">Instead of editing it, always use commands like </w:t>
-      </w:r>
-      <w:proofErr w:type="spellStart"/>
-      <w:r>
-        <w:rPr>
-          <w:rFonts w:ascii="Segoe UI Emoji" w:hAnsi="Segoe UI Emoji" w:cs="Segoe UI Emoji"/>
-          <w:sz w:val="28"/>
-          <w:szCs w:val="28"/>
-        </w:rPr>
-        <w:t>npm</w:t>
-      </w:r>
-      <w:proofErr w:type="spellEnd"/>
-      <w:r>
-        <w:rPr>
-          <w:rFonts w:ascii="Segoe UI Emoji" w:hAnsi="Segoe UI Emoji" w:cs="Segoe UI Emoji"/>
-          <w:sz w:val="28"/>
-          <w:szCs w:val="28"/>
-        </w:rPr>
-        <w:t xml:space="preserve"> install or </w:t>
-      </w:r>
-      <w:proofErr w:type="spellStart"/>
-      <w:r>
-        <w:rPr>
-          <w:rFonts w:ascii="Segoe UI Emoji" w:hAnsi="Segoe UI Emoji" w:cs="Segoe UI Emoji"/>
-          <w:sz w:val="28"/>
-          <w:szCs w:val="28"/>
-        </w:rPr>
-        <w:t>npm</w:t>
-      </w:r>
-      <w:proofErr w:type="spellEnd"/>
-      <w:r>
-        <w:rPr>
-          <w:rFonts w:ascii="Segoe UI Emoji" w:hAnsi="Segoe UI Emoji" w:cs="Segoe UI Emoji"/>
-          <w:sz w:val="28"/>
-          <w:szCs w:val="28"/>
-        </w:rPr>
-        <w:t xml:space="preserve"> update to modify dependencies properly. 🚀</w:t>
+        <w:t>Instead of editing it, always use commands like npm install or npm update to modify dependencies properly. 🚀</w:t>
       </w:r>
     </w:p>
     <w:p>
@@ -6538,9 +5075,17 @@
           <w:sz w:val="28"/>
           <w:szCs w:val="28"/>
         </w:rPr>
-        <w:t xml:space="preserve">: What is </w:t>
-      </w:r>
-      <w:proofErr w:type="spellStart"/>
+        <w:t>: What is node_modules?</w:t>
+      </w:r>
+    </w:p>
+    <w:p>
+      <w:pPr>
+        <w:rPr>
+          <w:rFonts w:ascii="Segoe UI Emoji" w:hAnsi="Segoe UI Emoji" w:cs="Segoe UI Emoji"/>
+          <w:sz w:val="28"/>
+          <w:szCs w:val="28"/>
+        </w:rPr>
+      </w:pPr>
       <w:r>
         <w:rPr>
           <w:rFonts w:ascii="Segoe UI Emoji" w:hAnsi="Segoe UI Emoji" w:cs="Segoe UI Emoji"/>
@@ -6551,106 +5096,34 @@
         </w:rPr>
         <w:t>node_modules</w:t>
       </w:r>
-      <w:proofErr w:type="spellEnd"/>
-      <w:r>
-        <w:rPr>
-          <w:rFonts w:ascii="Segoe UI Emoji" w:hAnsi="Segoe UI Emoji" w:cs="Segoe UI Emoji"/>
-          <w:b/>
-          <w:bCs/>
-          <w:sz w:val="28"/>
-          <w:szCs w:val="28"/>
-        </w:rPr>
-        <w:t>?</w:t>
-      </w:r>
-    </w:p>
-    <w:p>
-      <w:pPr>
-        <w:rPr>
-          <w:rFonts w:ascii="Segoe UI Emoji" w:hAnsi="Segoe UI Emoji" w:cs="Segoe UI Emoji"/>
-          <w:sz w:val="28"/>
-          <w:szCs w:val="28"/>
-        </w:rPr>
-      </w:pPr>
-      <w:proofErr w:type="spellStart"/>
-      <w:r>
-        <w:rPr>
-          <w:rFonts w:ascii="Segoe UI Emoji" w:hAnsi="Segoe UI Emoji" w:cs="Segoe UI Emoji"/>
-          <w:b/>
-          <w:bCs/>
-          <w:sz w:val="28"/>
-          <w:szCs w:val="28"/>
-        </w:rPr>
-        <w:t>node_modules</w:t>
-      </w:r>
-      <w:proofErr w:type="spellEnd"/>
-      <w:r>
-        <w:rPr>
-          <w:rFonts w:ascii="Segoe UI Emoji" w:hAnsi="Segoe UI Emoji" w:cs="Segoe UI Emoji"/>
-          <w:sz w:val="28"/>
-          <w:szCs w:val="28"/>
-        </w:rPr>
-        <w:t xml:space="preserve"> is a folder created when you run </w:t>
-      </w:r>
-      <w:proofErr w:type="spellStart"/>
-      <w:r>
-        <w:rPr>
-          <w:rFonts w:ascii="Segoe UI Emoji" w:hAnsi="Segoe UI Emoji" w:cs="Segoe UI Emoji"/>
-          <w:sz w:val="28"/>
-          <w:szCs w:val="28"/>
-        </w:rPr>
-        <w:t>npm</w:t>
-      </w:r>
-      <w:proofErr w:type="spellEnd"/>
-      <w:r>
-        <w:rPr>
-          <w:rFonts w:ascii="Segoe UI Emoji" w:hAnsi="Segoe UI Emoji" w:cs="Segoe UI Emoji"/>
-          <w:sz w:val="28"/>
-          <w:szCs w:val="28"/>
-        </w:rPr>
-        <w:t xml:space="preserve"> install. It stores all the installed dependencies required for your project.</w:t>
-      </w:r>
-    </w:p>
-    <w:p>
-      <w:pPr>
-        <w:rPr>
-          <w:rFonts w:ascii="Segoe UI Emoji" w:hAnsi="Segoe UI Emoji" w:cs="Segoe UI Emoji"/>
-          <w:b/>
-          <w:bCs/>
-          <w:sz w:val="28"/>
-          <w:szCs w:val="28"/>
-        </w:rPr>
-      </w:pPr>
-      <w:r>
-        <w:rPr>
-          <w:rFonts w:ascii="Segoe UI Emoji" w:hAnsi="Segoe UI Emoji" w:cs="Segoe UI Emoji"/>
-          <w:b/>
-          <w:bCs/>
-          <w:sz w:val="28"/>
-          <w:szCs w:val="28"/>
-        </w:rPr>
-        <w:t xml:space="preserve">Why is </w:t>
-      </w:r>
-      <w:proofErr w:type="spellStart"/>
-      <w:r>
-        <w:rPr>
-          <w:rFonts w:ascii="Segoe UI Emoji" w:hAnsi="Segoe UI Emoji" w:cs="Segoe UI Emoji"/>
-          <w:b/>
-          <w:bCs/>
-          <w:sz w:val="28"/>
-          <w:szCs w:val="28"/>
-        </w:rPr>
-        <w:t>node_modules</w:t>
-      </w:r>
-      <w:proofErr w:type="spellEnd"/>
-      <w:r>
-        <w:rPr>
-          <w:rFonts w:ascii="Segoe UI Emoji" w:hAnsi="Segoe UI Emoji" w:cs="Segoe UI Emoji"/>
-          <w:b/>
-          <w:bCs/>
-          <w:sz w:val="28"/>
-          <w:szCs w:val="28"/>
-        </w:rPr>
-        <w:t xml:space="preserve"> important?</w:t>
+      <w:r>
+        <w:rPr>
+          <w:rFonts w:ascii="Segoe UI Emoji" w:hAnsi="Segoe UI Emoji" w:cs="Segoe UI Emoji"/>
+          <w:sz w:val="28"/>
+          <w:szCs w:val="28"/>
+        </w:rPr>
+        <w:t xml:space="preserve"> is a folder created when you run npm install. It stores all the installed dependencies required for your project.</w:t>
+      </w:r>
+    </w:p>
+    <w:p>
+      <w:pPr>
+        <w:rPr>
+          <w:rFonts w:ascii="Segoe UI Emoji" w:hAnsi="Segoe UI Emoji" w:cs="Segoe UI Emoji"/>
+          <w:b/>
+          <w:bCs/>
+          <w:sz w:val="28"/>
+          <w:szCs w:val="28"/>
+        </w:rPr>
+      </w:pPr>
+      <w:r>
+        <w:rPr>
+          <w:rFonts w:ascii="Segoe UI Emoji" w:hAnsi="Segoe UI Emoji" w:cs="Segoe UI Emoji"/>
+          <w:b/>
+          <w:bCs/>
+          <w:sz w:val="28"/>
+          <w:szCs w:val="28"/>
+        </w:rPr>
+        <w:t>Why is node_modules important?</w:t>
       </w:r>
     </w:p>
     <w:p>
@@ -6681,27 +5154,7 @@
           <w:sz w:val="28"/>
           <w:szCs w:val="28"/>
         </w:rPr>
-        <w:t xml:space="preserve"> – Any dependencies listed in </w:t>
-      </w:r>
-      <w:proofErr w:type="spellStart"/>
-      <w:proofErr w:type="gramStart"/>
-      <w:r>
-        <w:rPr>
-          <w:rFonts w:ascii="Segoe UI Emoji" w:hAnsi="Segoe UI Emoji" w:cs="Segoe UI Emoji"/>
-          <w:sz w:val="28"/>
-          <w:szCs w:val="28"/>
-        </w:rPr>
-        <w:t>package.json</w:t>
-      </w:r>
-      <w:proofErr w:type="spellEnd"/>
-      <w:proofErr w:type="gramEnd"/>
-      <w:r>
-        <w:rPr>
-          <w:rFonts w:ascii="Segoe UI Emoji" w:hAnsi="Segoe UI Emoji" w:cs="Segoe UI Emoji"/>
-          <w:sz w:val="28"/>
-          <w:szCs w:val="28"/>
-        </w:rPr>
-        <w:t xml:space="preserve"> get downloaded here.</w:t>
+        <w:t xml:space="preserve"> – Any dependencies listed in package.json get downloaded here.</w:t>
       </w:r>
     </w:p>
     <w:p>
@@ -6784,29 +5237,7 @@
           <w:sz w:val="28"/>
           <w:szCs w:val="28"/>
         </w:rPr>
-        <w:t xml:space="preserve">Should </w:t>
-      </w:r>
-      <w:proofErr w:type="spellStart"/>
-      <w:r>
-        <w:rPr>
-          <w:rFonts w:ascii="Segoe UI Emoji" w:hAnsi="Segoe UI Emoji" w:cs="Segoe UI Emoji"/>
-          <w:b/>
-          <w:bCs/>
-          <w:sz w:val="28"/>
-          <w:szCs w:val="28"/>
-        </w:rPr>
-        <w:t>node_modules</w:t>
-      </w:r>
-      <w:proofErr w:type="spellEnd"/>
-      <w:r>
-        <w:rPr>
-          <w:rFonts w:ascii="Segoe UI Emoji" w:hAnsi="Segoe UI Emoji" w:cs="Segoe UI Emoji"/>
-          <w:b/>
-          <w:bCs/>
-          <w:sz w:val="28"/>
-          <w:szCs w:val="28"/>
-        </w:rPr>
-        <w:t xml:space="preserve"> be added to Git?</w:t>
+        <w:t>Should node_modules be added to Git?</w:t>
       </w:r>
     </w:p>
     <w:p>
@@ -6841,53 +5272,7 @@
           <w:sz w:val="28"/>
           <w:szCs w:val="28"/>
         </w:rPr>
-        <w:t xml:space="preserve"> It is too large and can be regenerated anytime using </w:t>
-      </w:r>
-      <w:proofErr w:type="spellStart"/>
-      <w:r>
-        <w:rPr>
-          <w:rFonts w:ascii="Segoe UI Emoji" w:hAnsi="Segoe UI Emoji" w:cs="Segoe UI Emoji"/>
-          <w:sz w:val="28"/>
-          <w:szCs w:val="28"/>
-        </w:rPr>
-        <w:t>npm</w:t>
-      </w:r>
-      <w:proofErr w:type="spellEnd"/>
-      <w:r>
-        <w:rPr>
-          <w:rFonts w:ascii="Segoe UI Emoji" w:hAnsi="Segoe UI Emoji" w:cs="Segoe UI Emoji"/>
-          <w:sz w:val="28"/>
-          <w:szCs w:val="28"/>
-        </w:rPr>
-        <w:t xml:space="preserve"> install, so it's usually added </w:t>
-      </w:r>
-      <w:proofErr w:type="gramStart"/>
-      <w:r>
-        <w:rPr>
-          <w:rFonts w:ascii="Segoe UI Emoji" w:hAnsi="Segoe UI Emoji" w:cs="Segoe UI Emoji"/>
-          <w:sz w:val="28"/>
-          <w:szCs w:val="28"/>
-        </w:rPr>
-        <w:t>to .</w:t>
-      </w:r>
-      <w:proofErr w:type="spellStart"/>
-      <w:r>
-        <w:rPr>
-          <w:rFonts w:ascii="Segoe UI Emoji" w:hAnsi="Segoe UI Emoji" w:cs="Segoe UI Emoji"/>
-          <w:sz w:val="28"/>
-          <w:szCs w:val="28"/>
-        </w:rPr>
-        <w:t>gitignore</w:t>
-      </w:r>
-      <w:proofErr w:type="spellEnd"/>
-      <w:proofErr w:type="gramEnd"/>
-      <w:r>
-        <w:rPr>
-          <w:rFonts w:ascii="Segoe UI Emoji" w:hAnsi="Segoe UI Emoji" w:cs="Segoe UI Emoji"/>
-          <w:sz w:val="28"/>
-          <w:szCs w:val="28"/>
-        </w:rPr>
-        <w:t>. 🚀</w:t>
+        <w:t xml:space="preserve"> It is too large and can be regenerated anytime using npm install, so it's usually added to .gitignore. 🚀</w:t>
       </w:r>
     </w:p>
     <w:p>
@@ -6927,29 +5312,7 @@
           <w:sz w:val="28"/>
           <w:szCs w:val="28"/>
         </w:rPr>
-        <w:t xml:space="preserve">: What is the </w:t>
-      </w:r>
-      <w:proofErr w:type="spellStart"/>
-      <w:r>
-        <w:rPr>
-          <w:rFonts w:ascii="Segoe UI Emoji" w:hAnsi="Segoe UI Emoji" w:cs="Segoe UI Emoji"/>
-          <w:b/>
-          <w:bCs/>
-          <w:sz w:val="28"/>
-          <w:szCs w:val="28"/>
-        </w:rPr>
-        <w:t>dist</w:t>
-      </w:r>
-      <w:proofErr w:type="spellEnd"/>
-      <w:r>
-        <w:rPr>
-          <w:rFonts w:ascii="Segoe UI Emoji" w:hAnsi="Segoe UI Emoji" w:cs="Segoe UI Emoji"/>
-          <w:b/>
-          <w:bCs/>
-          <w:sz w:val="28"/>
-          <w:szCs w:val="28"/>
-        </w:rPr>
-        <w:t xml:space="preserve"> folder?</w:t>
+        <w:t>: What is the dist folder?</w:t>
       </w:r>
     </w:p>
     <w:p>
@@ -6968,27 +5331,15 @@
         </w:rPr>
         <w:t xml:space="preserve">The </w:t>
       </w:r>
-      <w:proofErr w:type="spellStart"/>
-      <w:r>
-        <w:rPr>
-          <w:rFonts w:ascii="Segoe UI Emoji" w:hAnsi="Segoe UI Emoji" w:cs="Segoe UI Emoji"/>
-          <w:b/>
-          <w:bCs/>
-          <w:sz w:val="28"/>
-          <w:szCs w:val="28"/>
-        </w:rPr>
-        <w:t>dist</w:t>
-      </w:r>
-      <w:proofErr w:type="spellEnd"/>
-      <w:r>
-        <w:rPr>
-          <w:rFonts w:ascii="Segoe UI Emoji" w:hAnsi="Segoe UI Emoji" w:cs="Segoe UI Emoji"/>
-          <w:b/>
-          <w:bCs/>
-          <w:sz w:val="28"/>
-          <w:szCs w:val="28"/>
-        </w:rPr>
-        <w:t xml:space="preserve"> (distribution)</w:t>
+      <w:r>
+        <w:rPr>
+          <w:rFonts w:ascii="Segoe UI Emoji" w:hAnsi="Segoe UI Emoji" w:cs="Segoe UI Emoji"/>
+          <w:b/>
+          <w:bCs/>
+          <w:sz w:val="28"/>
+          <w:szCs w:val="28"/>
+        </w:rPr>
+        <w:t>dist (distribution)</w:t>
       </w:r>
       <w:r>
         <w:rPr>
@@ -7035,29 +5386,7 @@
           <w:sz w:val="28"/>
           <w:szCs w:val="28"/>
         </w:rPr>
-        <w:t xml:space="preserve">Why is the </w:t>
-      </w:r>
-      <w:proofErr w:type="spellStart"/>
-      <w:r>
-        <w:rPr>
-          <w:rFonts w:ascii="Segoe UI Emoji" w:hAnsi="Segoe UI Emoji" w:cs="Segoe UI Emoji"/>
-          <w:b/>
-          <w:bCs/>
-          <w:sz w:val="28"/>
-          <w:szCs w:val="28"/>
-        </w:rPr>
-        <w:t>dist</w:t>
-      </w:r>
-      <w:proofErr w:type="spellEnd"/>
-      <w:r>
-        <w:rPr>
-          <w:rFonts w:ascii="Segoe UI Emoji" w:hAnsi="Segoe UI Emoji" w:cs="Segoe UI Emoji"/>
-          <w:b/>
-          <w:bCs/>
-          <w:sz w:val="28"/>
-          <w:szCs w:val="28"/>
-        </w:rPr>
-        <w:t xml:space="preserve"> folder important?</w:t>
+        <w:t>Why is the dist folder important?</w:t>
       </w:r>
     </w:p>
     <w:p>
@@ -7172,29 +5501,7 @@
           <w:sz w:val="28"/>
           <w:szCs w:val="28"/>
         </w:rPr>
-        <w:t xml:space="preserve">Should the </w:t>
-      </w:r>
-      <w:proofErr w:type="spellStart"/>
-      <w:r>
-        <w:rPr>
-          <w:rFonts w:ascii="Segoe UI Emoji" w:hAnsi="Segoe UI Emoji" w:cs="Segoe UI Emoji"/>
-          <w:b/>
-          <w:bCs/>
-          <w:sz w:val="28"/>
-          <w:szCs w:val="28"/>
-        </w:rPr>
-        <w:t>dist</w:t>
-      </w:r>
-      <w:proofErr w:type="spellEnd"/>
-      <w:r>
-        <w:rPr>
-          <w:rFonts w:ascii="Segoe UI Emoji" w:hAnsi="Segoe UI Emoji" w:cs="Segoe UI Emoji"/>
-          <w:b/>
-          <w:bCs/>
-          <w:sz w:val="28"/>
-          <w:szCs w:val="28"/>
-        </w:rPr>
-        <w:t xml:space="preserve"> folder be added to Git?</w:t>
+        <w:t>Should the dist folder be added to Git?</w:t>
       </w:r>
     </w:p>
     <w:p>
@@ -7229,53 +5536,7 @@
           <w:sz w:val="28"/>
           <w:szCs w:val="28"/>
         </w:rPr>
-        <w:t xml:space="preserve"> Since it can be regenerated using a build tool (</w:t>
-      </w:r>
-      <w:proofErr w:type="spellStart"/>
-      <w:r>
-        <w:rPr>
-          <w:rFonts w:ascii="Segoe UI Emoji" w:hAnsi="Segoe UI Emoji" w:cs="Segoe UI Emoji"/>
-          <w:sz w:val="28"/>
-          <w:szCs w:val="28"/>
-        </w:rPr>
-        <w:t>npm</w:t>
-      </w:r>
-      <w:proofErr w:type="spellEnd"/>
-      <w:r>
-        <w:rPr>
-          <w:rFonts w:ascii="Segoe UI Emoji" w:hAnsi="Segoe UI Emoji" w:cs="Segoe UI Emoji"/>
-          <w:sz w:val="28"/>
-          <w:szCs w:val="28"/>
-        </w:rPr>
-        <w:t xml:space="preserve"> run build), it’s usually added </w:t>
-      </w:r>
-      <w:proofErr w:type="gramStart"/>
-      <w:r>
-        <w:rPr>
-          <w:rFonts w:ascii="Segoe UI Emoji" w:hAnsi="Segoe UI Emoji" w:cs="Segoe UI Emoji"/>
-          <w:sz w:val="28"/>
-          <w:szCs w:val="28"/>
-        </w:rPr>
-        <w:t>to .</w:t>
-      </w:r>
-      <w:proofErr w:type="spellStart"/>
-      <w:r>
-        <w:rPr>
-          <w:rFonts w:ascii="Segoe UI Emoji" w:hAnsi="Segoe UI Emoji" w:cs="Segoe UI Emoji"/>
-          <w:sz w:val="28"/>
-          <w:szCs w:val="28"/>
-        </w:rPr>
-        <w:t>gitignore</w:t>
-      </w:r>
-      <w:proofErr w:type="spellEnd"/>
-      <w:proofErr w:type="gramEnd"/>
-      <w:r>
-        <w:rPr>
-          <w:rFonts w:ascii="Segoe UI Emoji" w:hAnsi="Segoe UI Emoji" w:cs="Segoe UI Emoji"/>
-          <w:sz w:val="28"/>
-          <w:szCs w:val="28"/>
-        </w:rPr>
-        <w:t>. 🚀</w:t>
+        <w:t xml:space="preserve"> Since it can be regenerated using a build tool (npm run build), it’s usually added to .gitignore. 🚀</w:t>
       </w:r>
     </w:p>
     <w:p>
@@ -7315,9 +5576,17 @@
           <w:sz w:val="28"/>
           <w:szCs w:val="28"/>
         </w:rPr>
-        <w:t xml:space="preserve">: What is </w:t>
-      </w:r>
-      <w:proofErr w:type="spellStart"/>
+        <w:t>: What is browserslist?</w:t>
+      </w:r>
+    </w:p>
+    <w:p>
+      <w:pPr>
+        <w:rPr>
+          <w:rFonts w:ascii="Segoe UI Emoji" w:hAnsi="Segoe UI Emoji" w:cs="Segoe UI Emoji"/>
+          <w:sz w:val="28"/>
+          <w:szCs w:val="28"/>
+        </w:rPr>
+      </w:pPr>
       <w:r>
         <w:rPr>
           <w:rFonts w:ascii="Segoe UI Emoji" w:hAnsi="Segoe UI Emoji" w:cs="Segoe UI Emoji"/>
@@ -7328,38 +5597,6 @@
         </w:rPr>
         <w:t>browserslist</w:t>
       </w:r>
-      <w:proofErr w:type="spellEnd"/>
-      <w:r>
-        <w:rPr>
-          <w:rFonts w:ascii="Segoe UI Emoji" w:hAnsi="Segoe UI Emoji" w:cs="Segoe UI Emoji"/>
-          <w:b/>
-          <w:bCs/>
-          <w:sz w:val="28"/>
-          <w:szCs w:val="28"/>
-        </w:rPr>
-        <w:t>?</w:t>
-      </w:r>
-    </w:p>
-    <w:p>
-      <w:pPr>
-        <w:rPr>
-          <w:rFonts w:ascii="Segoe UI Emoji" w:hAnsi="Segoe UI Emoji" w:cs="Segoe UI Emoji"/>
-          <w:sz w:val="28"/>
-          <w:szCs w:val="28"/>
-        </w:rPr>
-      </w:pPr>
-      <w:proofErr w:type="spellStart"/>
-      <w:r>
-        <w:rPr>
-          <w:rFonts w:ascii="Segoe UI Emoji" w:hAnsi="Segoe UI Emoji" w:cs="Segoe UI Emoji"/>
-          <w:b/>
-          <w:bCs/>
-          <w:sz w:val="28"/>
-          <w:szCs w:val="28"/>
-        </w:rPr>
-        <w:t>browserslist</w:t>
-      </w:r>
-      <w:proofErr w:type="spellEnd"/>
       <w:r>
         <w:rPr>
           <w:rFonts w:ascii="Segoe UI Emoji" w:hAnsi="Segoe UI Emoji" w:cs="Segoe UI Emoji"/>
@@ -7394,29 +5631,7 @@
           <w:sz w:val="28"/>
           <w:szCs w:val="28"/>
         </w:rPr>
-        <w:t xml:space="preserve">Babel, </w:t>
-      </w:r>
-      <w:proofErr w:type="spellStart"/>
-      <w:r>
-        <w:rPr>
-          <w:rFonts w:ascii="Segoe UI Emoji" w:hAnsi="Segoe UI Emoji" w:cs="Segoe UI Emoji"/>
-          <w:b/>
-          <w:bCs/>
-          <w:sz w:val="28"/>
-          <w:szCs w:val="28"/>
-        </w:rPr>
-        <w:t>Autoprefixer</w:t>
-      </w:r>
-      <w:proofErr w:type="spellEnd"/>
-      <w:r>
-        <w:rPr>
-          <w:rFonts w:ascii="Segoe UI Emoji" w:hAnsi="Segoe UI Emoji" w:cs="Segoe UI Emoji"/>
-          <w:b/>
-          <w:bCs/>
-          <w:sz w:val="28"/>
-          <w:szCs w:val="28"/>
-        </w:rPr>
-        <w:t>, and Parcel</w:t>
+        <w:t>Babel, Autoprefixer, and Parcel</w:t>
       </w:r>
       <w:r>
         <w:rPr>
@@ -7669,25 +5884,7 @@
           <w:sz w:val="28"/>
           <w:szCs w:val="28"/>
         </w:rPr>
-        <w:t xml:space="preserve"> – Browsers don’t understand JSX, so Babel converts it to standard JavaScript (</w:t>
-      </w:r>
-      <w:proofErr w:type="spellStart"/>
-      <w:r>
-        <w:rPr>
-          <w:rFonts w:ascii="Segoe UI Emoji" w:hAnsi="Segoe UI Emoji" w:cs="Segoe UI Emoji"/>
-          <w:sz w:val="28"/>
-          <w:szCs w:val="28"/>
-        </w:rPr>
-        <w:t>React.createElement</w:t>
-      </w:r>
-      <w:proofErr w:type="spellEnd"/>
-      <w:r>
-        <w:rPr>
-          <w:rFonts w:ascii="Segoe UI Emoji" w:hAnsi="Segoe UI Emoji" w:cs="Segoe UI Emoji"/>
-          <w:sz w:val="28"/>
-          <w:szCs w:val="28"/>
-        </w:rPr>
-        <w:t>).</w:t>
+        <w:t xml:space="preserve"> – Browsers don’t understand JSX, so Babel converts it to standard JavaScript (React.createElement).</w:t>
       </w:r>
     </w:p>
     <w:p>
@@ -7809,29 +6006,7 @@
           <w:sz w:val="28"/>
           <w:szCs w:val="28"/>
         </w:rPr>
-        <w:t>type="text/</w:t>
-      </w:r>
-      <w:proofErr w:type="spellStart"/>
-      <w:r>
-        <w:rPr>
-          <w:rFonts w:ascii="Segoe UI Emoji" w:hAnsi="Segoe UI Emoji" w:cs="Segoe UI Emoji"/>
-          <w:b/>
-          <w:bCs/>
-          <w:sz w:val="28"/>
-          <w:szCs w:val="28"/>
-        </w:rPr>
-        <w:t>javascript</w:t>
-      </w:r>
-      <w:proofErr w:type="spellEnd"/>
-      <w:r>
-        <w:rPr>
-          <w:rFonts w:ascii="Segoe UI Emoji" w:hAnsi="Segoe UI Emoji" w:cs="Segoe UI Emoji"/>
-          <w:b/>
-          <w:bCs/>
-          <w:sz w:val="28"/>
-          <w:szCs w:val="28"/>
-        </w:rPr>
-        <w:t>"</w:t>
+        <w:t>type="text/javascript"</w:t>
       </w:r>
       <w:r>
         <w:rPr>
@@ -7860,23 +6035,13 @@
         </w:rPr>
         <w:t xml:space="preserve"> </w:t>
       </w:r>
-      <w:proofErr w:type="gramStart"/>
-      <w:r>
-        <w:rPr>
-          <w:rFonts w:ascii="Segoe UI Emoji" w:hAnsi="Segoe UI Emoji" w:cs="Segoe UI Emoji"/>
-          <w:sz w:val="28"/>
-          <w:szCs w:val="28"/>
-        </w:rPr>
-        <w:t>  Modern</w:t>
-      </w:r>
-      <w:proofErr w:type="gramEnd"/>
-      <w:r>
-        <w:rPr>
-          <w:rFonts w:ascii="Segoe UI Emoji" w:hAnsi="Segoe UI Emoji" w:cs="Segoe UI Emoji"/>
-          <w:sz w:val="28"/>
-          <w:szCs w:val="28"/>
-        </w:rPr>
-        <w:t xml:space="preserve"> browsers assume JavaScript by default, so it's optional.</w:t>
+      <w:r>
+        <w:rPr>
+          <w:rFonts w:ascii="Segoe UI Emoji" w:hAnsi="Segoe UI Emoji" w:cs="Segoe UI Emoji"/>
+          <w:sz w:val="28"/>
+          <w:szCs w:val="28"/>
+        </w:rPr>
+        <w:t>  Modern browsers assume JavaScript by default, so it's optional.</w:t>
       </w:r>
     </w:p>
     <w:p>
@@ -7975,7 +6140,6 @@
         </w:rPr>
         <w:t xml:space="preserve">  </w:t>
       </w:r>
-      <w:proofErr w:type="gramStart"/>
       <w:r>
         <w:rPr>
           <w:rFonts w:ascii="Segoe UI Emoji" w:hAnsi="Segoe UI Emoji" w:cs="Segoe UI Emoji"/>
@@ -8002,40 +6166,7 @@
           <w:sz w:val="28"/>
           <w:szCs w:val="28"/>
         </w:rPr>
-        <w:t>type</w:t>
-      </w:r>
-      <w:proofErr w:type="gramEnd"/>
-      <w:r>
-        <w:rPr>
-          <w:rFonts w:ascii="Segoe UI Emoji" w:hAnsi="Segoe UI Emoji" w:cs="Segoe UI Emoji"/>
-          <w:b/>
-          <w:bCs/>
-          <w:sz w:val="28"/>
-          <w:szCs w:val="28"/>
-        </w:rPr>
-        <w:t>="application/</w:t>
-      </w:r>
-      <w:proofErr w:type="spellStart"/>
-      <w:r>
-        <w:rPr>
-          <w:rFonts w:ascii="Segoe UI Emoji" w:hAnsi="Segoe UI Emoji" w:cs="Segoe UI Emoji"/>
-          <w:b/>
-          <w:bCs/>
-          <w:sz w:val="28"/>
-          <w:szCs w:val="28"/>
-        </w:rPr>
-        <w:t>json</w:t>
-      </w:r>
-      <w:proofErr w:type="spellEnd"/>
-      <w:r>
-        <w:rPr>
-          <w:rFonts w:ascii="Segoe UI Emoji" w:hAnsi="Segoe UI Emoji" w:cs="Segoe UI Emoji"/>
-          <w:b/>
-          <w:bCs/>
-          <w:sz w:val="28"/>
-          <w:szCs w:val="28"/>
-        </w:rPr>
-        <w:t>"</w:t>
+        <w:t>type="application/json"</w:t>
       </w:r>
     </w:p>
     <w:p>
@@ -8070,7 +6201,6 @@
           <w:szCs w:val="28"/>
         </w:rPr>
       </w:pPr>
-      <w:proofErr w:type="gramStart"/>
       <w:r>
         <w:rPr>
           <w:rFonts w:ascii="Segoe UI Emoji" w:hAnsi="Segoe UI Emoji" w:cs="Segoe UI Emoji"/>
@@ -8081,7 +6211,6 @@
         </w:rPr>
         <w:t>4 .</w:t>
       </w:r>
-      <w:proofErr w:type="gramEnd"/>
       <w:r>
         <w:rPr>
           <w:rFonts w:ascii="Courier New" w:eastAsia="Times New Roman" w:hAnsi="Courier New" w:cs="Courier New"/>
@@ -8179,95 +6308,7 @@
           <w:sz w:val="28"/>
           <w:szCs w:val="28"/>
         </w:rPr>
-        <w:t>{</w:t>
-      </w:r>
-      <w:proofErr w:type="spellStart"/>
-      <w:r>
-        <w:rPr>
-          <w:rFonts w:ascii="Segoe UI Emoji" w:hAnsi="Segoe UI Emoji" w:cs="Segoe UI Emoji"/>
-          <w:b/>
-          <w:bCs/>
-          <w:sz w:val="28"/>
-          <w:szCs w:val="28"/>
-        </w:rPr>
-        <w:t>TitleComponent</w:t>
-      </w:r>
-      <w:proofErr w:type="spellEnd"/>
-      <w:r>
-        <w:rPr>
-          <w:rFonts w:ascii="Segoe UI Emoji" w:hAnsi="Segoe UI Emoji" w:cs="Segoe UI Emoji"/>
-          <w:b/>
-          <w:bCs/>
-          <w:sz w:val="28"/>
-          <w:szCs w:val="28"/>
-        </w:rPr>
-        <w:t>} vs {&lt;</w:t>
-      </w:r>
-      <w:proofErr w:type="spellStart"/>
-      <w:r>
-        <w:rPr>
-          <w:rFonts w:ascii="Segoe UI Emoji" w:hAnsi="Segoe UI Emoji" w:cs="Segoe UI Emoji"/>
-          <w:b/>
-          <w:bCs/>
-          <w:sz w:val="28"/>
-          <w:szCs w:val="28"/>
-        </w:rPr>
-        <w:t>TitleComponent</w:t>
-      </w:r>
-      <w:proofErr w:type="spellEnd"/>
-      <w:r>
-        <w:rPr>
-          <w:rFonts w:ascii="Segoe UI Emoji" w:hAnsi="Segoe UI Emoji" w:cs="Segoe UI Emoji"/>
-          <w:b/>
-          <w:bCs/>
-          <w:sz w:val="28"/>
-          <w:szCs w:val="28"/>
-        </w:rPr>
-        <w:t>/&gt;} vs {&lt;</w:t>
-      </w:r>
-      <w:proofErr w:type="spellStart"/>
-      <w:r>
-        <w:rPr>
-          <w:rFonts w:ascii="Segoe UI Emoji" w:hAnsi="Segoe UI Emoji" w:cs="Segoe UI Emoji"/>
-          <w:b/>
-          <w:bCs/>
-          <w:sz w:val="28"/>
-          <w:szCs w:val="28"/>
-        </w:rPr>
-        <w:t>TitleComponent</w:t>
-      </w:r>
-      <w:proofErr w:type="spellEnd"/>
-      <w:r>
-        <w:rPr>
-          <w:rFonts w:ascii="Segoe UI Emoji" w:hAnsi="Segoe UI Emoji" w:cs="Segoe UI Emoji"/>
-          <w:b/>
-          <w:bCs/>
-          <w:sz w:val="28"/>
-          <w:szCs w:val="28"/>
-        </w:rPr>
-        <w:t>&gt;&lt;/</w:t>
-      </w:r>
-      <w:proofErr w:type="spellStart"/>
-      <w:r>
-        <w:rPr>
-          <w:rFonts w:ascii="Segoe UI Emoji" w:hAnsi="Segoe UI Emoji" w:cs="Segoe UI Emoji"/>
-          <w:b/>
-          <w:bCs/>
-          <w:sz w:val="28"/>
-          <w:szCs w:val="28"/>
-        </w:rPr>
-        <w:t>TitleComponent</w:t>
-      </w:r>
-      <w:proofErr w:type="spellEnd"/>
-      <w:r>
-        <w:rPr>
-          <w:rFonts w:ascii="Segoe UI Emoji" w:hAnsi="Segoe UI Emoji" w:cs="Segoe UI Emoji"/>
-          <w:b/>
-          <w:bCs/>
-          <w:sz w:val="28"/>
-          <w:szCs w:val="28"/>
-        </w:rPr>
-        <w:t>&gt;} in JSX.</w:t>
+        <w:t>{TitleComponent} vs {&lt;TitleComponent/&gt;} vs {&lt;TitleComponent&gt;&lt;/TitleComponent&gt;} in JSX.</w:t>
       </w:r>
     </w:p>
     <w:p>
@@ -8307,25 +6348,7 @@
           <w:sz w:val="28"/>
           <w:szCs w:val="28"/>
         </w:rPr>
-        <w:t>{</w:t>
-      </w:r>
-      <w:proofErr w:type="spellStart"/>
-      <w:r>
-        <w:rPr>
-          <w:rFonts w:ascii="Segoe UI Emoji" w:hAnsi="Segoe UI Emoji" w:cs="Segoe UI Emoji"/>
-          <w:sz w:val="28"/>
-          <w:szCs w:val="28"/>
-        </w:rPr>
-        <w:t>TitleComponent</w:t>
-      </w:r>
-      <w:proofErr w:type="spellEnd"/>
-      <w:r>
-        <w:rPr>
-          <w:rFonts w:ascii="Segoe UI Emoji" w:hAnsi="Segoe UI Emoji" w:cs="Segoe UI Emoji"/>
-          <w:sz w:val="28"/>
-          <w:szCs w:val="28"/>
-        </w:rPr>
-        <w:t>} → Refers to the component function itself (not rendered).</w:t>
+        <w:t>{TitleComponent} → Refers to the component function itself (not rendered).</w:t>
       </w:r>
     </w:p>
     <w:p>
@@ -8346,25 +6369,7 @@
           <w:sz w:val="28"/>
           <w:szCs w:val="28"/>
         </w:rPr>
-        <w:t>{&lt;</w:t>
-      </w:r>
-      <w:proofErr w:type="spellStart"/>
-      <w:r>
-        <w:rPr>
-          <w:rFonts w:ascii="Segoe UI Emoji" w:hAnsi="Segoe UI Emoji" w:cs="Segoe UI Emoji"/>
-          <w:sz w:val="28"/>
-          <w:szCs w:val="28"/>
-        </w:rPr>
-        <w:t>TitleComponent</w:t>
-      </w:r>
-      <w:proofErr w:type="spellEnd"/>
-      <w:r>
-        <w:rPr>
-          <w:rFonts w:ascii="Segoe UI Emoji" w:hAnsi="Segoe UI Emoji" w:cs="Segoe UI Emoji"/>
-          <w:sz w:val="28"/>
-          <w:szCs w:val="28"/>
-        </w:rPr>
-        <w:t>/&gt;} → Calls &amp; renders the component (self-closing).</w:t>
+        <w:t>{&lt;TitleComponent/&gt;} → Calls &amp; renders the component (self-closing).</w:t>
       </w:r>
     </w:p>
     <w:p>
@@ -8385,43 +6390,7 @@
           <w:sz w:val="28"/>
           <w:szCs w:val="28"/>
         </w:rPr>
-        <w:t>{&lt;</w:t>
-      </w:r>
-      <w:proofErr w:type="spellStart"/>
-      <w:r>
-        <w:rPr>
-          <w:rFonts w:ascii="Segoe UI Emoji" w:hAnsi="Segoe UI Emoji" w:cs="Segoe UI Emoji"/>
-          <w:sz w:val="28"/>
-          <w:szCs w:val="28"/>
-        </w:rPr>
-        <w:t>TitleComponent</w:t>
-      </w:r>
-      <w:proofErr w:type="spellEnd"/>
-      <w:r>
-        <w:rPr>
-          <w:rFonts w:ascii="Segoe UI Emoji" w:hAnsi="Segoe UI Emoji" w:cs="Segoe UI Emoji"/>
-          <w:sz w:val="28"/>
-          <w:szCs w:val="28"/>
-        </w:rPr>
-        <w:t>&gt;&lt;/</w:t>
-      </w:r>
-      <w:proofErr w:type="spellStart"/>
-      <w:r>
-        <w:rPr>
-          <w:rFonts w:ascii="Segoe UI Emoji" w:hAnsi="Segoe UI Emoji" w:cs="Segoe UI Emoji"/>
-          <w:sz w:val="28"/>
-          <w:szCs w:val="28"/>
-        </w:rPr>
-        <w:t>TitleComponent</w:t>
-      </w:r>
-      <w:proofErr w:type="spellEnd"/>
-      <w:r>
-        <w:rPr>
-          <w:rFonts w:ascii="Segoe UI Emoji" w:hAnsi="Segoe UI Emoji" w:cs="Segoe UI Emoji"/>
-          <w:sz w:val="28"/>
-          <w:szCs w:val="28"/>
-        </w:rPr>
-        <w:t>&gt;} → Same as above but used for components with children.</w:t>
+        <w:t>{&lt;TitleComponent&gt;&lt;/TitleComponent&gt;} → Same as above but used for components with children.</w:t>
       </w:r>
     </w:p>
     <w:p>
@@ -8538,27 +6507,15 @@
         </w:rPr>
         <w:t xml:space="preserve"> but it makes writing UI components easier and more readable. React can work without JSX by using </w:t>
       </w:r>
-      <w:proofErr w:type="spellStart"/>
-      <w:r>
-        <w:rPr>
-          <w:rFonts w:ascii="Segoe UI Emoji" w:hAnsi="Segoe UI Emoji" w:cs="Segoe UI Emoji"/>
-          <w:b/>
-          <w:bCs/>
-          <w:sz w:val="28"/>
-          <w:szCs w:val="28"/>
-        </w:rPr>
-        <w:t>React.createElement</w:t>
-      </w:r>
-      <w:proofErr w:type="spellEnd"/>
-      <w:r>
-        <w:rPr>
-          <w:rFonts w:ascii="Segoe UI Emoji" w:hAnsi="Segoe UI Emoji" w:cs="Segoe UI Emoji"/>
-          <w:b/>
-          <w:bCs/>
-          <w:sz w:val="28"/>
-          <w:szCs w:val="28"/>
-        </w:rPr>
-        <w:t>()</w:t>
+      <w:r>
+        <w:rPr>
+          <w:rFonts w:ascii="Segoe UI Emoji" w:hAnsi="Segoe UI Emoji" w:cs="Segoe UI Emoji"/>
+          <w:b/>
+          <w:bCs/>
+          <w:sz w:val="28"/>
+          <w:szCs w:val="28"/>
+        </w:rPr>
+        <w:t>React.createElement()</w:t>
       </w:r>
       <w:r>
         <w:rPr>
@@ -8689,29 +6646,7 @@
           <w:sz w:val="28"/>
           <w:szCs w:val="28"/>
         </w:rPr>
-        <w:t>Arrow Functions (</w:t>
-      </w:r>
-      <w:proofErr w:type="gramStart"/>
-      <w:r>
-        <w:rPr>
-          <w:rFonts w:ascii="Segoe UI Emoji" w:hAnsi="Segoe UI Emoji" w:cs="Segoe UI Emoji"/>
-          <w:b/>
-          <w:bCs/>
-          <w:sz w:val="28"/>
-          <w:szCs w:val="28"/>
-        </w:rPr>
-        <w:t>()=</w:t>
-      </w:r>
-      <w:proofErr w:type="gramEnd"/>
-      <w:r>
-        <w:rPr>
-          <w:rFonts w:ascii="Segoe UI Emoji" w:hAnsi="Segoe UI Emoji" w:cs="Segoe UI Emoji"/>
-          <w:b/>
-          <w:bCs/>
-          <w:sz w:val="28"/>
-          <w:szCs w:val="28"/>
-        </w:rPr>
-        <w:t>&gt;{})</w:t>
+        <w:t>Arrow Functions (()=&gt;{})</w:t>
       </w:r>
       <w:r>
         <w:rPr>
@@ -8730,27 +6665,15 @@
         <w:br/>
         <w:t xml:space="preserve">✅ </w:t>
       </w:r>
-      <w:proofErr w:type="spellStart"/>
-      <w:r>
-        <w:rPr>
-          <w:rFonts w:ascii="Segoe UI Emoji" w:hAnsi="Segoe UI Emoji" w:cs="Segoe UI Emoji"/>
-          <w:b/>
-          <w:bCs/>
-          <w:sz w:val="28"/>
-          <w:szCs w:val="28"/>
-        </w:rPr>
-        <w:t>const</w:t>
-      </w:r>
-      <w:proofErr w:type="spellEnd"/>
-      <w:r>
-        <w:rPr>
-          <w:rFonts w:ascii="Segoe UI Emoji" w:hAnsi="Segoe UI Emoji" w:cs="Segoe UI Emoji"/>
-          <w:b/>
-          <w:bCs/>
-          <w:sz w:val="28"/>
-          <w:szCs w:val="28"/>
-        </w:rPr>
-        <w:t xml:space="preserve"> and let</w:t>
+      <w:r>
+        <w:rPr>
+          <w:rFonts w:ascii="Segoe UI Emoji" w:hAnsi="Segoe UI Emoji" w:cs="Segoe UI Emoji"/>
+          <w:b/>
+          <w:bCs/>
+          <w:sz w:val="28"/>
+          <w:szCs w:val="28"/>
+        </w:rPr>
+        <w:t>const and let</w:t>
       </w:r>
       <w:r>
         <w:rPr>
@@ -8769,7 +6692,6 @@
         <w:br/>
         <w:t xml:space="preserve">✅ </w:t>
       </w:r>
-      <w:proofErr w:type="spellStart"/>
       <w:r>
         <w:rPr>
           <w:rFonts w:ascii="Segoe UI Emoji" w:hAnsi="Segoe UI Emoji" w:cs="Segoe UI Emoji"/>
@@ -8780,7 +6702,6 @@
         </w:rPr>
         <w:t>Destructuring</w:t>
       </w:r>
-      <w:proofErr w:type="spellEnd"/>
       <w:r>
         <w:rPr>
           <w:rFonts w:ascii="Segoe UI Emoji" w:hAnsi="Segoe UI Emoji" w:cs="Segoe UI Emoji"/>
@@ -9112,51 +7033,7 @@
           <w:sz w:val="28"/>
           <w:szCs w:val="28"/>
         </w:rPr>
-        <w:t>What is &lt;</w:t>
-      </w:r>
-      <w:proofErr w:type="spellStart"/>
-      <w:r>
-        <w:rPr>
-          <w:rFonts w:ascii="Segoe UI Emoji" w:hAnsi="Segoe UI Emoji" w:cs="Segoe UI Emoji"/>
-          <w:b/>
-          <w:bCs/>
-          <w:sz w:val="28"/>
-          <w:szCs w:val="28"/>
-        </w:rPr>
-        <w:t>React.Fragment</w:t>
-      </w:r>
-      <w:proofErr w:type="spellEnd"/>
-      <w:r>
-        <w:rPr>
-          <w:rFonts w:ascii="Segoe UI Emoji" w:hAnsi="Segoe UI Emoji" w:cs="Segoe UI Emoji"/>
-          <w:b/>
-          <w:bCs/>
-          <w:sz w:val="28"/>
-          <w:szCs w:val="28"/>
-        </w:rPr>
-        <w:t>&gt;&lt;/</w:t>
-      </w:r>
-      <w:proofErr w:type="spellStart"/>
-      <w:r>
-        <w:rPr>
-          <w:rFonts w:ascii="Segoe UI Emoji" w:hAnsi="Segoe UI Emoji" w:cs="Segoe UI Emoji"/>
-          <w:b/>
-          <w:bCs/>
-          <w:sz w:val="28"/>
-          <w:szCs w:val="28"/>
-        </w:rPr>
-        <w:t>React.Fragment</w:t>
-      </w:r>
-      <w:proofErr w:type="spellEnd"/>
-      <w:r>
-        <w:rPr>
-          <w:rFonts w:ascii="Segoe UI Emoji" w:hAnsi="Segoe UI Emoji" w:cs="Segoe UI Emoji"/>
-          <w:b/>
-          <w:bCs/>
-          <w:sz w:val="28"/>
-          <w:szCs w:val="28"/>
-        </w:rPr>
-        <w:t>&gt; and &lt;&gt;&lt;/&gt;?</w:t>
+        <w:t>What is &lt;React.Fragment&gt;&lt;/React.Fragment&gt; and &lt;&gt;&lt;/&gt;?</w:t>
       </w:r>
     </w:p>
     <w:p>
@@ -9183,29 +7060,7 @@
           <w:sz w:val="28"/>
           <w:szCs w:val="28"/>
         </w:rPr>
-        <w:t>&lt;</w:t>
-      </w:r>
-      <w:proofErr w:type="spellStart"/>
-      <w:r>
-        <w:rPr>
-          <w:rFonts w:ascii="Segoe UI Emoji" w:hAnsi="Segoe UI Emoji" w:cs="Segoe UI Emoji"/>
-          <w:b/>
-          <w:bCs/>
-          <w:sz w:val="28"/>
-          <w:szCs w:val="28"/>
-        </w:rPr>
-        <w:t>React.Fragment</w:t>
-      </w:r>
-      <w:proofErr w:type="spellEnd"/>
-      <w:r>
-        <w:rPr>
-          <w:rFonts w:ascii="Segoe UI Emoji" w:hAnsi="Segoe UI Emoji" w:cs="Segoe UI Emoji"/>
-          <w:b/>
-          <w:bCs/>
-          <w:sz w:val="28"/>
-          <w:szCs w:val="28"/>
-        </w:rPr>
-        <w:t>&gt;</w:t>
+        <w:t>&lt;React.Fragment&gt;</w:t>
       </w:r>
       <w:r>
         <w:rPr>
@@ -9280,51 +7135,7 @@
           <w:sz w:val="28"/>
           <w:szCs w:val="28"/>
         </w:rPr>
-        <w:t>&lt;</w:t>
-      </w:r>
-      <w:proofErr w:type="spellStart"/>
-      <w:r>
-        <w:rPr>
-          <w:rFonts w:ascii="Segoe UI Emoji" w:hAnsi="Segoe UI Emoji" w:cs="Segoe UI Emoji"/>
-          <w:b/>
-          <w:bCs/>
-          <w:sz w:val="28"/>
-          <w:szCs w:val="28"/>
-        </w:rPr>
-        <w:t>React.Fragment</w:t>
-      </w:r>
-      <w:proofErr w:type="spellEnd"/>
-      <w:r>
-        <w:rPr>
-          <w:rFonts w:ascii="Segoe UI Emoji" w:hAnsi="Segoe UI Emoji" w:cs="Segoe UI Emoji"/>
-          <w:b/>
-          <w:bCs/>
-          <w:sz w:val="28"/>
-          <w:szCs w:val="28"/>
-        </w:rPr>
-        <w:t>&gt;&lt;/</w:t>
-      </w:r>
-      <w:proofErr w:type="spellStart"/>
-      <w:r>
-        <w:rPr>
-          <w:rFonts w:ascii="Segoe UI Emoji" w:hAnsi="Segoe UI Emoji" w:cs="Segoe UI Emoji"/>
-          <w:b/>
-          <w:bCs/>
-          <w:sz w:val="28"/>
-          <w:szCs w:val="28"/>
-        </w:rPr>
-        <w:t>React.Fragment</w:t>
-      </w:r>
-      <w:proofErr w:type="spellEnd"/>
-      <w:r>
-        <w:rPr>
-          <w:rFonts w:ascii="Segoe UI Emoji" w:hAnsi="Segoe UI Emoji" w:cs="Segoe UI Emoji"/>
-          <w:b/>
-          <w:bCs/>
-          <w:sz w:val="28"/>
-          <w:szCs w:val="28"/>
-        </w:rPr>
-        <w:t>&gt;</w:t>
+        <w:t>&lt;React.Fragment&gt;&lt;/React.Fragment&gt;</w:t>
       </w:r>
     </w:p>
     <w:p>
@@ -9416,64 +7227,24 @@
           <w:sz w:val="28"/>
           <w:szCs w:val="28"/>
         </w:rPr>
-        <w:t xml:space="preserve">Short Syntax: &lt;&gt;&lt;/&gt; (Shorthand for </w:t>
-      </w:r>
-      <w:proofErr w:type="spellStart"/>
-      <w:r>
-        <w:rPr>
-          <w:rFonts w:ascii="Segoe UI Emoji" w:hAnsi="Segoe UI Emoji" w:cs="Segoe UI Emoji"/>
-          <w:b/>
-          <w:bCs/>
-          <w:sz w:val="28"/>
-          <w:szCs w:val="28"/>
-        </w:rPr>
-        <w:t>React.Fragment</w:t>
-      </w:r>
-      <w:proofErr w:type="spellEnd"/>
-      <w:r>
-        <w:rPr>
-          <w:rFonts w:ascii="Segoe UI Emoji" w:hAnsi="Segoe UI Emoji" w:cs="Segoe UI Emoji"/>
-          <w:b/>
-          <w:bCs/>
-          <w:sz w:val="28"/>
-          <w:szCs w:val="28"/>
-        </w:rPr>
-        <w:t>)</w:t>
-      </w:r>
-    </w:p>
-    <w:p>
-      <w:pPr>
-        <w:rPr>
-          <w:rFonts w:ascii="Segoe UI Emoji" w:hAnsi="Segoe UI Emoji" w:cs="Segoe UI Emoji"/>
-          <w:sz w:val="28"/>
-          <w:szCs w:val="28"/>
-        </w:rPr>
-      </w:pPr>
-      <w:r>
-        <w:rPr>
-          <w:rFonts w:ascii="Segoe UI Emoji" w:hAnsi="Segoe UI Emoji" w:cs="Segoe UI Emoji"/>
-          <w:sz w:val="28"/>
-          <w:szCs w:val="28"/>
-        </w:rPr>
-        <w:t>✅ Works exactly like &lt;</w:t>
-      </w:r>
-      <w:proofErr w:type="spellStart"/>
-      <w:r>
-        <w:rPr>
-          <w:rFonts w:ascii="Segoe UI Emoji" w:hAnsi="Segoe UI Emoji" w:cs="Segoe UI Emoji"/>
-          <w:sz w:val="28"/>
-          <w:szCs w:val="28"/>
-        </w:rPr>
-        <w:t>React.Fragment</w:t>
-      </w:r>
-      <w:proofErr w:type="spellEnd"/>
-      <w:r>
-        <w:rPr>
-          <w:rFonts w:ascii="Segoe UI Emoji" w:hAnsi="Segoe UI Emoji" w:cs="Segoe UI Emoji"/>
-          <w:sz w:val="28"/>
-          <w:szCs w:val="28"/>
-        </w:rPr>
-        <w:t xml:space="preserve">&gt;, but is </w:t>
+        <w:t>Short Syntax: &lt;&gt;&lt;/&gt; (Shorthand for React.Fragment)</w:t>
+      </w:r>
+    </w:p>
+    <w:p>
+      <w:pPr>
+        <w:rPr>
+          <w:rFonts w:ascii="Segoe UI Emoji" w:hAnsi="Segoe UI Emoji" w:cs="Segoe UI Emoji"/>
+          <w:sz w:val="28"/>
+          <w:szCs w:val="28"/>
+        </w:rPr>
+      </w:pPr>
+      <w:r>
+        <w:rPr>
+          <w:rFonts w:ascii="Segoe UI Emoji" w:hAnsi="Segoe UI Emoji" w:cs="Segoe UI Emoji"/>
+          <w:sz w:val="28"/>
+          <w:szCs w:val="28"/>
+        </w:rPr>
+        <w:t xml:space="preserve">✅ Works exactly like &lt;React.Fragment&gt;, but is </w:t>
       </w:r>
       <w:r>
         <w:rPr>
@@ -9958,25 +7729,7 @@
           <w:sz w:val="28"/>
           <w:szCs w:val="28"/>
         </w:rPr>
-        <w:t xml:space="preserve"> introduced in React 16. It improves </w:t>
-      </w:r>
-      <w:proofErr w:type="spellStart"/>
-      <w:r>
-        <w:rPr>
-          <w:rFonts w:ascii="Segoe UI Emoji" w:hAnsi="Segoe UI Emoji" w:cs="Segoe UI Emoji"/>
-          <w:sz w:val="28"/>
-          <w:szCs w:val="28"/>
-        </w:rPr>
-        <w:t>React’s</w:t>
-      </w:r>
-      <w:proofErr w:type="spellEnd"/>
-      <w:r>
-        <w:rPr>
-          <w:rFonts w:ascii="Segoe UI Emoji" w:hAnsi="Segoe UI Emoji" w:cs="Segoe UI Emoji"/>
-          <w:sz w:val="28"/>
-          <w:szCs w:val="28"/>
-        </w:rPr>
-        <w:t xml:space="preserve"> rendering performance by making updates faster and smoother, especially for complex UIs.</w:t>
+        <w:t xml:space="preserve"> introduced in React 16. It improves React’s rendering performance by making updates faster and smoother, especially for complex UIs.</w:t>
       </w:r>
     </w:p>
     <w:p>
@@ -11043,58 +8796,30 @@
           <w:szCs w:val="28"/>
         </w:rPr>
       </w:pPr>
-      <w:proofErr w:type="spellStart"/>
-      <w:r>
-        <w:rPr>
-          <w:rFonts w:ascii="Segoe UI Emoji" w:hAnsi="Segoe UI Emoji" w:cs="Segoe UI Emoji"/>
-          <w:sz w:val="28"/>
-          <w:szCs w:val="28"/>
-        </w:rPr>
-        <w:t>const</w:t>
-      </w:r>
-      <w:proofErr w:type="spellEnd"/>
-      <w:r>
-        <w:rPr>
-          <w:rFonts w:ascii="Segoe UI Emoji" w:hAnsi="Segoe UI Emoji" w:cs="Segoe UI Emoji"/>
-          <w:sz w:val="28"/>
-          <w:szCs w:val="28"/>
-        </w:rPr>
-        <w:t xml:space="preserve"> Greeting = (props) =&gt; {</w:t>
-      </w:r>
-    </w:p>
-    <w:p>
-      <w:pPr>
-        <w:rPr>
-          <w:rFonts w:ascii="Segoe UI Emoji" w:hAnsi="Segoe UI Emoji" w:cs="Segoe UI Emoji"/>
-          <w:sz w:val="28"/>
-          <w:szCs w:val="28"/>
-        </w:rPr>
-      </w:pPr>
-      <w:r>
-        <w:rPr>
-          <w:rFonts w:ascii="Segoe UI Emoji" w:hAnsi="Segoe UI Emoji" w:cs="Segoe UI Emoji"/>
-          <w:sz w:val="28"/>
-          <w:szCs w:val="28"/>
-        </w:rPr>
-        <w:t xml:space="preserve">  return &lt;h1&gt;Hello, {props.name</w:t>
-      </w:r>
-      <w:proofErr w:type="gramStart"/>
-      <w:r>
-        <w:rPr>
-          <w:rFonts w:ascii="Segoe UI Emoji" w:hAnsi="Segoe UI Emoji" w:cs="Segoe UI Emoji"/>
-          <w:sz w:val="28"/>
-          <w:szCs w:val="28"/>
-        </w:rPr>
-        <w:t>}!&lt;</w:t>
-      </w:r>
-      <w:proofErr w:type="gramEnd"/>
-      <w:r>
-        <w:rPr>
-          <w:rFonts w:ascii="Segoe UI Emoji" w:hAnsi="Segoe UI Emoji" w:cs="Segoe UI Emoji"/>
-          <w:sz w:val="28"/>
-          <w:szCs w:val="28"/>
-        </w:rPr>
-        <w:t>/h1&gt;;</w:t>
+      <w:r>
+        <w:rPr>
+          <w:rFonts w:ascii="Segoe UI Emoji" w:hAnsi="Segoe UI Emoji" w:cs="Segoe UI Emoji"/>
+          <w:sz w:val="28"/>
+          <w:szCs w:val="28"/>
+        </w:rPr>
+        <w:t>const Greeting = (props) =&gt; {</w:t>
+      </w:r>
+    </w:p>
+    <w:p>
+      <w:pPr>
+        <w:rPr>
+          <w:rFonts w:ascii="Segoe UI Emoji" w:hAnsi="Segoe UI Emoji" w:cs="Segoe UI Emoji"/>
+          <w:sz w:val="28"/>
+          <w:szCs w:val="28"/>
+        </w:rPr>
+      </w:pPr>
+      <w:r>
+        <w:rPr>
+          <w:rFonts w:ascii="Segoe UI Emoji" w:hAnsi="Segoe UI Emoji" w:cs="Segoe UI Emoji"/>
+          <w:sz w:val="28"/>
+          <w:szCs w:val="28"/>
+        </w:rPr>
+        <w:t xml:space="preserve">  return &lt;h1&gt;Hello, {props.name}!&lt;/h1&gt;;</w:t>
       </w:r>
     </w:p>
     <w:p>
@@ -11122,23 +8847,13 @@
           <w:szCs w:val="28"/>
         </w:rPr>
       </w:pPr>
-      <w:proofErr w:type="spellStart"/>
-      <w:r>
-        <w:rPr>
-          <w:rFonts w:ascii="Segoe UI Emoji" w:hAnsi="Segoe UI Emoji" w:cs="Segoe UI Emoji"/>
-          <w:sz w:val="28"/>
-          <w:szCs w:val="28"/>
-        </w:rPr>
-        <w:t>const</w:t>
-      </w:r>
-      <w:proofErr w:type="spellEnd"/>
-      <w:r>
-        <w:rPr>
-          <w:rFonts w:ascii="Segoe UI Emoji" w:hAnsi="Segoe UI Emoji" w:cs="Segoe UI Emoji"/>
-          <w:sz w:val="28"/>
-          <w:szCs w:val="28"/>
-        </w:rPr>
-        <w:t xml:space="preserve"> App = () =&gt; {</w:t>
+      <w:r>
+        <w:rPr>
+          <w:rFonts w:ascii="Segoe UI Emoji" w:hAnsi="Segoe UI Emoji" w:cs="Segoe UI Emoji"/>
+          <w:sz w:val="28"/>
+          <w:szCs w:val="28"/>
+        </w:rPr>
+        <w:t>const App = () =&gt; {</w:t>
       </w:r>
     </w:p>
     <w:p>
@@ -11230,29 +8945,7 @@
           <w:sz w:val="28"/>
           <w:szCs w:val="28"/>
         </w:rPr>
-        <w:t xml:space="preserve">2. </w:t>
-      </w:r>
-      <w:proofErr w:type="spellStart"/>
-      <w:r>
-        <w:rPr>
-          <w:rFonts w:ascii="Segoe UI Emoji" w:hAnsi="Segoe UI Emoji" w:cs="Segoe UI Emoji"/>
-          <w:b/>
-          <w:bCs/>
-          <w:sz w:val="28"/>
-          <w:szCs w:val="28"/>
-        </w:rPr>
-        <w:t>Destructuring</w:t>
-      </w:r>
-      <w:proofErr w:type="spellEnd"/>
-      <w:r>
-        <w:rPr>
-          <w:rFonts w:ascii="Segoe UI Emoji" w:hAnsi="Segoe UI Emoji" w:cs="Segoe UI Emoji"/>
-          <w:b/>
-          <w:bCs/>
-          <w:sz w:val="28"/>
-          <w:szCs w:val="28"/>
-        </w:rPr>
-        <w:t xml:space="preserve"> Props (Cleaner Syntax)</w:t>
+        <w:t>2. Destructuring Props (Cleaner Syntax)</w:t>
       </w:r>
     </w:p>
     <w:p>
@@ -11271,7 +8964,6 @@
         </w:rPr>
         <w:t xml:space="preserve">Instead of using props.name, you can </w:t>
       </w:r>
-      <w:proofErr w:type="spellStart"/>
       <w:r>
         <w:rPr>
           <w:rFonts w:ascii="Segoe UI Emoji" w:hAnsi="Segoe UI Emoji" w:cs="Segoe UI Emoji"/>
@@ -11282,7 +8974,6 @@
         </w:rPr>
         <w:t>destructure</w:t>
       </w:r>
-      <w:proofErr w:type="spellEnd"/>
       <w:r>
         <w:rPr>
           <w:rFonts w:ascii="Segoe UI Emoji" w:hAnsi="Segoe UI Emoji" w:cs="Segoe UI Emoji"/>
@@ -11300,41 +8991,13 @@
           <w:szCs w:val="28"/>
         </w:rPr>
       </w:pPr>
-      <w:proofErr w:type="spellStart"/>
-      <w:r>
-        <w:rPr>
-          <w:rFonts w:ascii="Segoe UI Emoji" w:hAnsi="Segoe UI Emoji" w:cs="Segoe UI Emoji"/>
-          <w:sz w:val="28"/>
-          <w:szCs w:val="28"/>
-        </w:rPr>
-        <w:t>const</w:t>
-      </w:r>
-      <w:proofErr w:type="spellEnd"/>
-      <w:r>
-        <w:rPr>
-          <w:rFonts w:ascii="Segoe UI Emoji" w:hAnsi="Segoe UI Emoji" w:cs="Segoe UI Emoji"/>
-          <w:sz w:val="28"/>
-          <w:szCs w:val="28"/>
-        </w:rPr>
-        <w:t xml:space="preserve"> Greeting = </w:t>
-      </w:r>
-      <w:proofErr w:type="gramStart"/>
-      <w:r>
-        <w:rPr>
-          <w:rFonts w:ascii="Segoe UI Emoji" w:hAnsi="Segoe UI Emoji" w:cs="Segoe UI Emoji"/>
-          <w:sz w:val="28"/>
-          <w:szCs w:val="28"/>
-        </w:rPr>
-        <w:t>({ name</w:t>
-      </w:r>
-      <w:proofErr w:type="gramEnd"/>
-      <w:r>
-        <w:rPr>
-          <w:rFonts w:ascii="Segoe UI Emoji" w:hAnsi="Segoe UI Emoji" w:cs="Segoe UI Emoji"/>
-          <w:sz w:val="28"/>
-          <w:szCs w:val="28"/>
-        </w:rPr>
-        <w:t xml:space="preserve"> }) =&gt; &lt;h1&gt;Hello, {name}!&lt;/h1&gt;;</w:t>
+      <w:r>
+        <w:rPr>
+          <w:rFonts w:ascii="Segoe UI Emoji" w:hAnsi="Segoe UI Emoji" w:cs="Segoe UI Emoji"/>
+          <w:sz w:val="28"/>
+          <w:szCs w:val="28"/>
+        </w:rPr>
+        <w:t>const Greeting = ({ name }) =&gt; &lt;h1&gt;Hello, {name}!&lt;/h1&gt;;</w:t>
       </w:r>
     </w:p>
     <w:p>
@@ -11437,41 +9100,13 @@
           <w:szCs w:val="28"/>
         </w:rPr>
       </w:pPr>
-      <w:proofErr w:type="spellStart"/>
-      <w:r>
-        <w:rPr>
-          <w:rFonts w:ascii="Segoe UI Emoji" w:hAnsi="Segoe UI Emoji" w:cs="Segoe UI Emoji"/>
-          <w:sz w:val="28"/>
-          <w:szCs w:val="28"/>
-        </w:rPr>
-        <w:t>const</w:t>
-      </w:r>
-      <w:proofErr w:type="spellEnd"/>
-      <w:r>
-        <w:rPr>
-          <w:rFonts w:ascii="Segoe UI Emoji" w:hAnsi="Segoe UI Emoji" w:cs="Segoe UI Emoji"/>
-          <w:sz w:val="28"/>
-          <w:szCs w:val="28"/>
-        </w:rPr>
-        <w:t xml:space="preserve"> Greeting = </w:t>
-      </w:r>
-      <w:proofErr w:type="gramStart"/>
-      <w:r>
-        <w:rPr>
-          <w:rFonts w:ascii="Segoe UI Emoji" w:hAnsi="Segoe UI Emoji" w:cs="Segoe UI Emoji"/>
-          <w:sz w:val="28"/>
-          <w:szCs w:val="28"/>
-        </w:rPr>
-        <w:t>({ name</w:t>
-      </w:r>
-      <w:proofErr w:type="gramEnd"/>
-      <w:r>
-        <w:rPr>
-          <w:rFonts w:ascii="Segoe UI Emoji" w:hAnsi="Segoe UI Emoji" w:cs="Segoe UI Emoji"/>
-          <w:sz w:val="28"/>
-          <w:szCs w:val="28"/>
-        </w:rPr>
-        <w:t xml:space="preserve"> = "Guest" }) =&gt; &lt;h1&gt;Hello, {name}!&lt;/h1&gt;;</w:t>
+      <w:r>
+        <w:rPr>
+          <w:rFonts w:ascii="Segoe UI Emoji" w:hAnsi="Segoe UI Emoji" w:cs="Segoe UI Emoji"/>
+          <w:sz w:val="28"/>
+          <w:szCs w:val="28"/>
+        </w:rPr>
+        <w:t>const Greeting = ({ name = "Guest" }) =&gt; &lt;h1&gt;Hello, {name}!&lt;/h1&gt;;</w:t>
       </w:r>
     </w:p>
     <w:p>
@@ -11539,94 +9174,30 @@
           <w:szCs w:val="28"/>
         </w:rPr>
       </w:pPr>
-      <w:proofErr w:type="spellStart"/>
-      <w:r>
-        <w:rPr>
-          <w:rFonts w:ascii="Segoe UI Emoji" w:hAnsi="Segoe UI Emoji" w:cs="Segoe UI Emoji"/>
-          <w:sz w:val="28"/>
-          <w:szCs w:val="28"/>
-        </w:rPr>
-        <w:t>const</w:t>
-      </w:r>
-      <w:proofErr w:type="spellEnd"/>
-      <w:r>
-        <w:rPr>
-          <w:rFonts w:ascii="Segoe UI Emoji" w:hAnsi="Segoe UI Emoji" w:cs="Segoe UI Emoji"/>
-          <w:sz w:val="28"/>
-          <w:szCs w:val="28"/>
-        </w:rPr>
-        <w:t xml:space="preserve"> </w:t>
-      </w:r>
-      <w:proofErr w:type="spellStart"/>
-      <w:r>
-        <w:rPr>
-          <w:rFonts w:ascii="Segoe UI Emoji" w:hAnsi="Segoe UI Emoji" w:cs="Segoe UI Emoji"/>
-          <w:sz w:val="28"/>
-          <w:szCs w:val="28"/>
-        </w:rPr>
-        <w:t>UserCard</w:t>
-      </w:r>
-      <w:proofErr w:type="spellEnd"/>
-      <w:r>
-        <w:rPr>
-          <w:rFonts w:ascii="Segoe UI Emoji" w:hAnsi="Segoe UI Emoji" w:cs="Segoe UI Emoji"/>
-          <w:sz w:val="28"/>
-          <w:szCs w:val="28"/>
-        </w:rPr>
-        <w:t xml:space="preserve"> = </w:t>
-      </w:r>
-      <w:proofErr w:type="gramStart"/>
-      <w:r>
-        <w:rPr>
-          <w:rFonts w:ascii="Segoe UI Emoji" w:hAnsi="Segoe UI Emoji" w:cs="Segoe UI Emoji"/>
-          <w:sz w:val="28"/>
-          <w:szCs w:val="28"/>
-        </w:rPr>
-        <w:t>({ name</w:t>
-      </w:r>
-      <w:proofErr w:type="gramEnd"/>
-      <w:r>
-        <w:rPr>
-          <w:rFonts w:ascii="Segoe UI Emoji" w:hAnsi="Segoe UI Emoji" w:cs="Segoe UI Emoji"/>
-          <w:sz w:val="28"/>
-          <w:szCs w:val="28"/>
-        </w:rPr>
-        <w:t>, age }) =&gt; (</w:t>
-      </w:r>
-    </w:p>
-    <w:p>
-      <w:pPr>
-        <w:rPr>
-          <w:rFonts w:ascii="Segoe UI Emoji" w:hAnsi="Segoe UI Emoji" w:cs="Segoe UI Emoji"/>
-          <w:sz w:val="28"/>
-          <w:szCs w:val="28"/>
-        </w:rPr>
-      </w:pPr>
-      <w:r>
-        <w:rPr>
-          <w:rFonts w:ascii="Segoe UI Emoji" w:hAnsi="Segoe UI Emoji" w:cs="Segoe UI Emoji"/>
-          <w:sz w:val="28"/>
-          <w:szCs w:val="28"/>
-        </w:rPr>
-        <w:t xml:space="preserve">  &lt;p&gt;{name} is {age} years </w:t>
-      </w:r>
-      <w:proofErr w:type="gramStart"/>
-      <w:r>
-        <w:rPr>
-          <w:rFonts w:ascii="Segoe UI Emoji" w:hAnsi="Segoe UI Emoji" w:cs="Segoe UI Emoji"/>
-          <w:sz w:val="28"/>
-          <w:szCs w:val="28"/>
-        </w:rPr>
-        <w:t>old.&lt;</w:t>
-      </w:r>
-      <w:proofErr w:type="gramEnd"/>
-      <w:r>
-        <w:rPr>
-          <w:rFonts w:ascii="Segoe UI Emoji" w:hAnsi="Segoe UI Emoji" w:cs="Segoe UI Emoji"/>
-          <w:sz w:val="28"/>
-          <w:szCs w:val="28"/>
-        </w:rPr>
-        <w:t>/p&gt;</w:t>
+      <w:r>
+        <w:rPr>
+          <w:rFonts w:ascii="Segoe UI Emoji" w:hAnsi="Segoe UI Emoji" w:cs="Segoe UI Emoji"/>
+          <w:sz w:val="28"/>
+          <w:szCs w:val="28"/>
+        </w:rPr>
+        <w:t>const UserCard = ({ name, age }) =&gt; (</w:t>
+      </w:r>
+    </w:p>
+    <w:p>
+      <w:pPr>
+        <w:rPr>
+          <w:rFonts w:ascii="Segoe UI Emoji" w:hAnsi="Segoe UI Emoji" w:cs="Segoe UI Emoji"/>
+          <w:sz w:val="28"/>
+          <w:szCs w:val="28"/>
+        </w:rPr>
+      </w:pPr>
+      <w:r>
+        <w:rPr>
+          <w:rFonts w:ascii="Segoe UI Emoji" w:hAnsi="Segoe UI Emoji" w:cs="Segoe UI Emoji"/>
+          <w:sz w:val="28"/>
+          <w:szCs w:val="28"/>
+        </w:rPr>
+        <w:t xml:space="preserve">  &lt;p&gt;{name} is {age} years old.&lt;/p&gt;</w:t>
       </w:r>
     </w:p>
     <w:p>
@@ -11654,59 +9225,13 @@
           <w:szCs w:val="28"/>
         </w:rPr>
       </w:pPr>
-      <w:proofErr w:type="spellStart"/>
-      <w:r>
-        <w:rPr>
-          <w:rFonts w:ascii="Segoe UI Emoji" w:hAnsi="Segoe UI Emoji" w:cs="Segoe UI Emoji"/>
-          <w:sz w:val="28"/>
-          <w:szCs w:val="28"/>
-        </w:rPr>
-        <w:t>const</w:t>
-      </w:r>
-      <w:proofErr w:type="spellEnd"/>
-      <w:r>
-        <w:rPr>
-          <w:rFonts w:ascii="Segoe UI Emoji" w:hAnsi="Segoe UI Emoji" w:cs="Segoe UI Emoji"/>
-          <w:sz w:val="28"/>
-          <w:szCs w:val="28"/>
-        </w:rPr>
-        <w:t xml:space="preserve"> App = () =&gt; &lt;</w:t>
-      </w:r>
-      <w:proofErr w:type="spellStart"/>
-      <w:r>
-        <w:rPr>
-          <w:rFonts w:ascii="Segoe UI Emoji" w:hAnsi="Segoe UI Emoji" w:cs="Segoe UI Emoji"/>
-          <w:sz w:val="28"/>
-          <w:szCs w:val="28"/>
-        </w:rPr>
-        <w:t>UserCard</w:t>
-      </w:r>
-      <w:proofErr w:type="spellEnd"/>
-      <w:r>
-        <w:rPr>
-          <w:rFonts w:ascii="Segoe UI Emoji" w:hAnsi="Segoe UI Emoji" w:cs="Segoe UI Emoji"/>
-          <w:sz w:val="28"/>
-          <w:szCs w:val="28"/>
-        </w:rPr>
-        <w:t xml:space="preserve"> name="Bob" age</w:t>
-      </w:r>
-      <w:proofErr w:type="gramStart"/>
-      <w:r>
-        <w:rPr>
-          <w:rFonts w:ascii="Segoe UI Emoji" w:hAnsi="Segoe UI Emoji" w:cs="Segoe UI Emoji"/>
-          <w:sz w:val="28"/>
-          <w:szCs w:val="28"/>
-        </w:rPr>
-        <w:t>={</w:t>
-      </w:r>
-      <w:proofErr w:type="gramEnd"/>
-      <w:r>
-        <w:rPr>
-          <w:rFonts w:ascii="Segoe UI Emoji" w:hAnsi="Segoe UI Emoji" w:cs="Segoe UI Emoji"/>
-          <w:sz w:val="28"/>
-          <w:szCs w:val="28"/>
-        </w:rPr>
-        <w:t>25} /&gt;;</w:t>
+      <w:r>
+        <w:rPr>
+          <w:rFonts w:ascii="Segoe UI Emoji" w:hAnsi="Segoe UI Emoji" w:cs="Segoe UI Emoji"/>
+          <w:sz w:val="28"/>
+          <w:szCs w:val="28"/>
+        </w:rPr>
+        <w:t>const App = () =&gt; &lt;UserCard name="Bob" age={25} /&gt;;</w:t>
       </w:r>
     </w:p>
     <w:p>
@@ -11791,157 +9316,47 @@
           <w:szCs w:val="28"/>
         </w:rPr>
       </w:pPr>
-      <w:proofErr w:type="spellStart"/>
-      <w:r>
-        <w:rPr>
-          <w:rFonts w:ascii="Segoe UI Emoji" w:hAnsi="Segoe UI Emoji" w:cs="Segoe UI Emoji"/>
-          <w:sz w:val="28"/>
-          <w:szCs w:val="28"/>
-        </w:rPr>
-        <w:t>const</w:t>
-      </w:r>
-      <w:proofErr w:type="spellEnd"/>
-      <w:r>
-        <w:rPr>
-          <w:rFonts w:ascii="Segoe UI Emoji" w:hAnsi="Segoe UI Emoji" w:cs="Segoe UI Emoji"/>
-          <w:sz w:val="28"/>
-          <w:szCs w:val="28"/>
-        </w:rPr>
-        <w:t xml:space="preserve"> user = </w:t>
-      </w:r>
-      <w:proofErr w:type="gramStart"/>
-      <w:r>
-        <w:rPr>
-          <w:rFonts w:ascii="Segoe UI Emoji" w:hAnsi="Segoe UI Emoji" w:cs="Segoe UI Emoji"/>
-          <w:sz w:val="28"/>
-          <w:szCs w:val="28"/>
-        </w:rPr>
-        <w:t>{ name</w:t>
-      </w:r>
-      <w:proofErr w:type="gramEnd"/>
-      <w:r>
-        <w:rPr>
-          <w:rFonts w:ascii="Segoe UI Emoji" w:hAnsi="Segoe UI Emoji" w:cs="Segoe UI Emoji"/>
-          <w:sz w:val="28"/>
-          <w:szCs w:val="28"/>
-        </w:rPr>
-        <w:t>: "Charlie", age: 30 };</w:t>
-      </w:r>
-    </w:p>
-    <w:p>
-      <w:pPr>
-        <w:rPr>
-          <w:rFonts w:ascii="Segoe UI Emoji" w:hAnsi="Segoe UI Emoji" w:cs="Segoe UI Emoji"/>
-          <w:sz w:val="28"/>
-          <w:szCs w:val="28"/>
-        </w:rPr>
-      </w:pPr>
-      <w:proofErr w:type="spellStart"/>
-      <w:r>
-        <w:rPr>
-          <w:rFonts w:ascii="Segoe UI Emoji" w:hAnsi="Segoe UI Emoji" w:cs="Segoe UI Emoji"/>
-          <w:sz w:val="28"/>
-          <w:szCs w:val="28"/>
-        </w:rPr>
-        <w:t>const</w:t>
-      </w:r>
-      <w:proofErr w:type="spellEnd"/>
-      <w:r>
-        <w:rPr>
-          <w:rFonts w:ascii="Segoe UI Emoji" w:hAnsi="Segoe UI Emoji" w:cs="Segoe UI Emoji"/>
-          <w:sz w:val="28"/>
-          <w:szCs w:val="28"/>
-        </w:rPr>
-        <w:t xml:space="preserve"> </w:t>
-      </w:r>
-      <w:proofErr w:type="spellStart"/>
-      <w:r>
-        <w:rPr>
-          <w:rFonts w:ascii="Segoe UI Emoji" w:hAnsi="Segoe UI Emoji" w:cs="Segoe UI Emoji"/>
-          <w:sz w:val="28"/>
-          <w:szCs w:val="28"/>
-        </w:rPr>
-        <w:t>UserCard</w:t>
-      </w:r>
-      <w:proofErr w:type="spellEnd"/>
-      <w:r>
-        <w:rPr>
-          <w:rFonts w:ascii="Segoe UI Emoji" w:hAnsi="Segoe UI Emoji" w:cs="Segoe UI Emoji"/>
-          <w:sz w:val="28"/>
-          <w:szCs w:val="28"/>
-        </w:rPr>
-        <w:t xml:space="preserve"> = </w:t>
-      </w:r>
-      <w:proofErr w:type="gramStart"/>
-      <w:r>
-        <w:rPr>
-          <w:rFonts w:ascii="Segoe UI Emoji" w:hAnsi="Segoe UI Emoji" w:cs="Segoe UI Emoji"/>
-          <w:sz w:val="28"/>
-          <w:szCs w:val="28"/>
-        </w:rPr>
-        <w:t>({ user</w:t>
-      </w:r>
-      <w:proofErr w:type="gramEnd"/>
-      <w:r>
-        <w:rPr>
-          <w:rFonts w:ascii="Segoe UI Emoji" w:hAnsi="Segoe UI Emoji" w:cs="Segoe UI Emoji"/>
-          <w:sz w:val="28"/>
-          <w:szCs w:val="28"/>
-        </w:rPr>
-        <w:t xml:space="preserve"> }) =&gt; (</w:t>
-      </w:r>
-    </w:p>
-    <w:p>
-      <w:pPr>
-        <w:rPr>
-          <w:rFonts w:ascii="Segoe UI Emoji" w:hAnsi="Segoe UI Emoji" w:cs="Segoe UI Emoji"/>
-          <w:sz w:val="28"/>
-          <w:szCs w:val="28"/>
-        </w:rPr>
-      </w:pPr>
-      <w:r>
-        <w:rPr>
-          <w:rFonts w:ascii="Segoe UI Emoji" w:hAnsi="Segoe UI Emoji" w:cs="Segoe UI Emoji"/>
-          <w:sz w:val="28"/>
-          <w:szCs w:val="28"/>
-        </w:rPr>
-        <w:t xml:space="preserve">  &lt;p&gt;{user.name} is {</w:t>
-      </w:r>
-      <w:proofErr w:type="spellStart"/>
-      <w:r>
-        <w:rPr>
-          <w:rFonts w:ascii="Segoe UI Emoji" w:hAnsi="Segoe UI Emoji" w:cs="Segoe UI Emoji"/>
-          <w:sz w:val="28"/>
-          <w:szCs w:val="28"/>
-        </w:rPr>
-        <w:t>user.age</w:t>
-      </w:r>
-      <w:proofErr w:type="spellEnd"/>
-      <w:r>
-        <w:rPr>
-          <w:rFonts w:ascii="Segoe UI Emoji" w:hAnsi="Segoe UI Emoji" w:cs="Segoe UI Emoji"/>
-          <w:sz w:val="28"/>
-          <w:szCs w:val="28"/>
-        </w:rPr>
-        <w:t xml:space="preserve">} years </w:t>
-      </w:r>
-      <w:proofErr w:type="gramStart"/>
-      <w:r>
-        <w:rPr>
-          <w:rFonts w:ascii="Segoe UI Emoji" w:hAnsi="Segoe UI Emoji" w:cs="Segoe UI Emoji"/>
-          <w:sz w:val="28"/>
-          <w:szCs w:val="28"/>
-        </w:rPr>
-        <w:t>old.&lt;</w:t>
-      </w:r>
-      <w:proofErr w:type="gramEnd"/>
-      <w:r>
-        <w:rPr>
-          <w:rFonts w:ascii="Segoe UI Emoji" w:hAnsi="Segoe UI Emoji" w:cs="Segoe UI Emoji"/>
-          <w:sz w:val="28"/>
-          <w:szCs w:val="28"/>
-        </w:rPr>
-        <w:t>/p&gt;</w:t>
+      <w:r>
+        <w:rPr>
+          <w:rFonts w:ascii="Segoe UI Emoji" w:hAnsi="Segoe UI Emoji" w:cs="Segoe UI Emoji"/>
+          <w:sz w:val="28"/>
+          <w:szCs w:val="28"/>
+        </w:rPr>
+        <w:t>const user = { name: "Charlie", age: 30 };</w:t>
+      </w:r>
+    </w:p>
+    <w:p>
+      <w:pPr>
+        <w:rPr>
+          <w:rFonts w:ascii="Segoe UI Emoji" w:hAnsi="Segoe UI Emoji" w:cs="Segoe UI Emoji"/>
+          <w:sz w:val="28"/>
+          <w:szCs w:val="28"/>
+        </w:rPr>
+      </w:pPr>
+      <w:r>
+        <w:rPr>
+          <w:rFonts w:ascii="Segoe UI Emoji" w:hAnsi="Segoe UI Emoji" w:cs="Segoe UI Emoji"/>
+          <w:sz w:val="28"/>
+          <w:szCs w:val="28"/>
+        </w:rPr>
+        <w:t>const UserCard = ({ user }) =&gt; (</w:t>
+      </w:r>
+    </w:p>
+    <w:p>
+      <w:pPr>
+        <w:rPr>
+          <w:rFonts w:ascii="Segoe UI Emoji" w:hAnsi="Segoe UI Emoji" w:cs="Segoe UI Emoji"/>
+          <w:sz w:val="28"/>
+          <w:szCs w:val="28"/>
+        </w:rPr>
+      </w:pPr>
+      <w:r>
+        <w:rPr>
+          <w:rFonts w:ascii="Segoe UI Emoji" w:hAnsi="Segoe UI Emoji" w:cs="Segoe UI Emoji"/>
+          <w:sz w:val="28"/>
+          <w:szCs w:val="28"/>
+        </w:rPr>
+        <w:t xml:space="preserve">  &lt;p&gt;{user.name} is {user.age} years old.&lt;/p&gt;</w:t>
       </w:r>
     </w:p>
     <w:p>
@@ -11969,41 +9384,13 @@
           <w:szCs w:val="28"/>
         </w:rPr>
       </w:pPr>
-      <w:proofErr w:type="spellStart"/>
-      <w:r>
-        <w:rPr>
-          <w:rFonts w:ascii="Segoe UI Emoji" w:hAnsi="Segoe UI Emoji" w:cs="Segoe UI Emoji"/>
-          <w:sz w:val="28"/>
-          <w:szCs w:val="28"/>
-        </w:rPr>
-        <w:t>const</w:t>
-      </w:r>
-      <w:proofErr w:type="spellEnd"/>
-      <w:r>
-        <w:rPr>
-          <w:rFonts w:ascii="Segoe UI Emoji" w:hAnsi="Segoe UI Emoji" w:cs="Segoe UI Emoji"/>
-          <w:sz w:val="28"/>
-          <w:szCs w:val="28"/>
-        </w:rPr>
-        <w:t xml:space="preserve"> App = () =&gt; &lt;</w:t>
-      </w:r>
-      <w:proofErr w:type="spellStart"/>
-      <w:r>
-        <w:rPr>
-          <w:rFonts w:ascii="Segoe UI Emoji" w:hAnsi="Segoe UI Emoji" w:cs="Segoe UI Emoji"/>
-          <w:sz w:val="28"/>
-          <w:szCs w:val="28"/>
-        </w:rPr>
-        <w:t>UserCard</w:t>
-      </w:r>
-      <w:proofErr w:type="spellEnd"/>
-      <w:r>
-        <w:rPr>
-          <w:rFonts w:ascii="Segoe UI Emoji" w:hAnsi="Segoe UI Emoji" w:cs="Segoe UI Emoji"/>
-          <w:sz w:val="28"/>
-          <w:szCs w:val="28"/>
-        </w:rPr>
-        <w:t xml:space="preserve"> user={user} /&gt;;</w:t>
+      <w:r>
+        <w:rPr>
+          <w:rFonts w:ascii="Segoe UI Emoji" w:hAnsi="Segoe UI Emoji" w:cs="Segoe UI Emoji"/>
+          <w:sz w:val="28"/>
+          <w:szCs w:val="28"/>
+        </w:rPr>
+        <w:t>const App = () =&gt; &lt;UserCard user={user} /&gt;;</w:t>
       </w:r>
     </w:p>
     <w:p>
@@ -12107,104 +9494,30 @@
           <w:szCs w:val="28"/>
         </w:rPr>
       </w:pPr>
-      <w:proofErr w:type="spellStart"/>
-      <w:r>
-        <w:rPr>
-          <w:rFonts w:ascii="Segoe UI Emoji" w:hAnsi="Segoe UI Emoji" w:cs="Segoe UI Emoji"/>
-          <w:sz w:val="28"/>
-          <w:szCs w:val="28"/>
-        </w:rPr>
-        <w:t>const</w:t>
-      </w:r>
-      <w:proofErr w:type="spellEnd"/>
-      <w:r>
-        <w:rPr>
-          <w:rFonts w:ascii="Segoe UI Emoji" w:hAnsi="Segoe UI Emoji" w:cs="Segoe UI Emoji"/>
-          <w:sz w:val="28"/>
-          <w:szCs w:val="28"/>
-        </w:rPr>
-        <w:t xml:space="preserve"> Button = </w:t>
-      </w:r>
-      <w:proofErr w:type="gramStart"/>
-      <w:r>
-        <w:rPr>
-          <w:rFonts w:ascii="Segoe UI Emoji" w:hAnsi="Segoe UI Emoji" w:cs="Segoe UI Emoji"/>
-          <w:sz w:val="28"/>
-          <w:szCs w:val="28"/>
-        </w:rPr>
-        <w:t xml:space="preserve">({ </w:t>
-      </w:r>
-      <w:proofErr w:type="spellStart"/>
-      <w:r>
-        <w:rPr>
-          <w:rFonts w:ascii="Segoe UI Emoji" w:hAnsi="Segoe UI Emoji" w:cs="Segoe UI Emoji"/>
-          <w:sz w:val="28"/>
-          <w:szCs w:val="28"/>
-        </w:rPr>
-        <w:t>handleClick</w:t>
-      </w:r>
-      <w:proofErr w:type="spellEnd"/>
-      <w:proofErr w:type="gramEnd"/>
-      <w:r>
-        <w:rPr>
-          <w:rFonts w:ascii="Segoe UI Emoji" w:hAnsi="Segoe UI Emoji" w:cs="Segoe UI Emoji"/>
-          <w:sz w:val="28"/>
-          <w:szCs w:val="28"/>
-        </w:rPr>
-        <w:t xml:space="preserve"> }) =&gt; (</w:t>
-      </w:r>
-    </w:p>
-    <w:p>
-      <w:pPr>
-        <w:rPr>
-          <w:rFonts w:ascii="Segoe UI Emoji" w:hAnsi="Segoe UI Emoji" w:cs="Segoe UI Emoji"/>
-          <w:sz w:val="28"/>
-          <w:szCs w:val="28"/>
-        </w:rPr>
-      </w:pPr>
-      <w:r>
-        <w:rPr>
-          <w:rFonts w:ascii="Segoe UI Emoji" w:hAnsi="Segoe UI Emoji" w:cs="Segoe UI Emoji"/>
-          <w:sz w:val="28"/>
-          <w:szCs w:val="28"/>
-        </w:rPr>
-        <w:t xml:space="preserve">  &lt;button </w:t>
-      </w:r>
-      <w:proofErr w:type="spellStart"/>
-      <w:r>
-        <w:rPr>
-          <w:rFonts w:ascii="Segoe UI Emoji" w:hAnsi="Segoe UI Emoji" w:cs="Segoe UI Emoji"/>
-          <w:sz w:val="28"/>
-          <w:szCs w:val="28"/>
-        </w:rPr>
-        <w:t>onClick</w:t>
-      </w:r>
-      <w:proofErr w:type="spellEnd"/>
-      <w:r>
-        <w:rPr>
-          <w:rFonts w:ascii="Segoe UI Emoji" w:hAnsi="Segoe UI Emoji" w:cs="Segoe UI Emoji"/>
-          <w:sz w:val="28"/>
-          <w:szCs w:val="28"/>
-        </w:rPr>
-        <w:t>={</w:t>
-      </w:r>
-      <w:proofErr w:type="spellStart"/>
-      <w:r>
-        <w:rPr>
-          <w:rFonts w:ascii="Segoe UI Emoji" w:hAnsi="Segoe UI Emoji" w:cs="Segoe UI Emoji"/>
-          <w:sz w:val="28"/>
-          <w:szCs w:val="28"/>
-        </w:rPr>
-        <w:t>handleClick</w:t>
-      </w:r>
-      <w:proofErr w:type="spellEnd"/>
-      <w:r>
-        <w:rPr>
-          <w:rFonts w:ascii="Segoe UI Emoji" w:hAnsi="Segoe UI Emoji" w:cs="Segoe UI Emoji"/>
-          <w:sz w:val="28"/>
-          <w:szCs w:val="28"/>
-        </w:rPr>
-        <w:t>}&gt;Click Me&lt;/button&gt;</w:t>
+      <w:r>
+        <w:rPr>
+          <w:rFonts w:ascii="Segoe UI Emoji" w:hAnsi="Segoe UI Emoji" w:cs="Segoe UI Emoji"/>
+          <w:sz w:val="28"/>
+          <w:szCs w:val="28"/>
+        </w:rPr>
+        <w:t>const Button = ({ handleClick }) =&gt; (</w:t>
+      </w:r>
+    </w:p>
+    <w:p>
+      <w:pPr>
+        <w:rPr>
+          <w:rFonts w:ascii="Segoe UI Emoji" w:hAnsi="Segoe UI Emoji" w:cs="Segoe UI Emoji"/>
+          <w:sz w:val="28"/>
+          <w:szCs w:val="28"/>
+        </w:rPr>
+      </w:pPr>
+      <w:r>
+        <w:rPr>
+          <w:rFonts w:ascii="Segoe UI Emoji" w:hAnsi="Segoe UI Emoji" w:cs="Segoe UI Emoji"/>
+          <w:sz w:val="28"/>
+          <w:szCs w:val="28"/>
+        </w:rPr>
+        <w:t xml:space="preserve">  &lt;button onClick={handleClick}&gt;Click Me&lt;/button&gt;</w:t>
       </w:r>
     </w:p>
     <w:p>
@@ -12232,147 +9545,47 @@
           <w:szCs w:val="28"/>
         </w:rPr>
       </w:pPr>
-      <w:proofErr w:type="spellStart"/>
-      <w:r>
-        <w:rPr>
-          <w:rFonts w:ascii="Segoe UI Emoji" w:hAnsi="Segoe UI Emoji" w:cs="Segoe UI Emoji"/>
-          <w:sz w:val="28"/>
-          <w:szCs w:val="28"/>
-        </w:rPr>
-        <w:t>const</w:t>
-      </w:r>
-      <w:proofErr w:type="spellEnd"/>
-      <w:r>
-        <w:rPr>
-          <w:rFonts w:ascii="Segoe UI Emoji" w:hAnsi="Segoe UI Emoji" w:cs="Segoe UI Emoji"/>
-          <w:sz w:val="28"/>
-          <w:szCs w:val="28"/>
-        </w:rPr>
-        <w:t xml:space="preserve"> App = () =&gt; {</w:t>
-      </w:r>
-    </w:p>
-    <w:p>
-      <w:pPr>
-        <w:rPr>
-          <w:rFonts w:ascii="Segoe UI Emoji" w:hAnsi="Segoe UI Emoji" w:cs="Segoe UI Emoji"/>
-          <w:sz w:val="28"/>
-          <w:szCs w:val="28"/>
-        </w:rPr>
-      </w:pPr>
-      <w:r>
-        <w:rPr>
-          <w:rFonts w:ascii="Segoe UI Emoji" w:hAnsi="Segoe UI Emoji" w:cs="Segoe UI Emoji"/>
-          <w:sz w:val="28"/>
-          <w:szCs w:val="28"/>
-        </w:rPr>
-        <w:t xml:space="preserve">  </w:t>
-      </w:r>
-      <w:proofErr w:type="spellStart"/>
-      <w:r>
-        <w:rPr>
-          <w:rFonts w:ascii="Segoe UI Emoji" w:hAnsi="Segoe UI Emoji" w:cs="Segoe UI Emoji"/>
-          <w:sz w:val="28"/>
-          <w:szCs w:val="28"/>
-        </w:rPr>
-        <w:t>const</w:t>
-      </w:r>
-      <w:proofErr w:type="spellEnd"/>
-      <w:r>
-        <w:rPr>
-          <w:rFonts w:ascii="Segoe UI Emoji" w:hAnsi="Segoe UI Emoji" w:cs="Segoe UI Emoji"/>
-          <w:sz w:val="28"/>
-          <w:szCs w:val="28"/>
-        </w:rPr>
-        <w:t xml:space="preserve"> </w:t>
-      </w:r>
-      <w:proofErr w:type="spellStart"/>
-      <w:r>
-        <w:rPr>
-          <w:rFonts w:ascii="Segoe UI Emoji" w:hAnsi="Segoe UI Emoji" w:cs="Segoe UI Emoji"/>
-          <w:sz w:val="28"/>
-          <w:szCs w:val="28"/>
-        </w:rPr>
-        <w:t>showMessage</w:t>
-      </w:r>
-      <w:proofErr w:type="spellEnd"/>
-      <w:r>
-        <w:rPr>
-          <w:rFonts w:ascii="Segoe UI Emoji" w:hAnsi="Segoe UI Emoji" w:cs="Segoe UI Emoji"/>
-          <w:sz w:val="28"/>
-          <w:szCs w:val="28"/>
-        </w:rPr>
-        <w:t xml:space="preserve"> = () =&gt; </w:t>
-      </w:r>
-      <w:proofErr w:type="gramStart"/>
-      <w:r>
-        <w:rPr>
-          <w:rFonts w:ascii="Segoe UI Emoji" w:hAnsi="Segoe UI Emoji" w:cs="Segoe UI Emoji"/>
-          <w:sz w:val="28"/>
-          <w:szCs w:val="28"/>
-        </w:rPr>
-        <w:t>alert(</w:t>
-      </w:r>
-      <w:proofErr w:type="gramEnd"/>
-      <w:r>
-        <w:rPr>
-          <w:rFonts w:ascii="Segoe UI Emoji" w:hAnsi="Segoe UI Emoji" w:cs="Segoe UI Emoji"/>
-          <w:sz w:val="28"/>
-          <w:szCs w:val="28"/>
-        </w:rPr>
-        <w:t>"Button Clicked!");</w:t>
-      </w:r>
-    </w:p>
-    <w:p>
-      <w:pPr>
-        <w:rPr>
-          <w:rFonts w:ascii="Segoe UI Emoji" w:hAnsi="Segoe UI Emoji" w:cs="Segoe UI Emoji"/>
-          <w:sz w:val="28"/>
-          <w:szCs w:val="28"/>
-        </w:rPr>
-      </w:pPr>
-      <w:r>
-        <w:rPr>
-          <w:rFonts w:ascii="Segoe UI Emoji" w:hAnsi="Segoe UI Emoji" w:cs="Segoe UI Emoji"/>
-          <w:sz w:val="28"/>
-          <w:szCs w:val="28"/>
-        </w:rPr>
-        <w:t xml:space="preserve">  return &lt;Button </w:t>
-      </w:r>
-      <w:proofErr w:type="spellStart"/>
-      <w:r>
-        <w:rPr>
-          <w:rFonts w:ascii="Segoe UI Emoji" w:hAnsi="Segoe UI Emoji" w:cs="Segoe UI Emoji"/>
-          <w:sz w:val="28"/>
-          <w:szCs w:val="28"/>
-        </w:rPr>
-        <w:t>handleClick</w:t>
-      </w:r>
-      <w:proofErr w:type="spellEnd"/>
-      <w:r>
-        <w:rPr>
-          <w:rFonts w:ascii="Segoe UI Emoji" w:hAnsi="Segoe UI Emoji" w:cs="Segoe UI Emoji"/>
-          <w:sz w:val="28"/>
-          <w:szCs w:val="28"/>
-        </w:rPr>
-        <w:t>={</w:t>
-      </w:r>
-      <w:proofErr w:type="spellStart"/>
-      <w:r>
-        <w:rPr>
-          <w:rFonts w:ascii="Segoe UI Emoji" w:hAnsi="Segoe UI Emoji" w:cs="Segoe UI Emoji"/>
-          <w:sz w:val="28"/>
-          <w:szCs w:val="28"/>
-        </w:rPr>
-        <w:t>showMessage</w:t>
-      </w:r>
-      <w:proofErr w:type="spellEnd"/>
-      <w:r>
-        <w:rPr>
-          <w:rFonts w:ascii="Segoe UI Emoji" w:hAnsi="Segoe UI Emoji" w:cs="Segoe UI Emoji"/>
-          <w:sz w:val="28"/>
-          <w:szCs w:val="28"/>
-        </w:rPr>
-        <w:t>} /&gt;;</w:t>
+      <w:r>
+        <w:rPr>
+          <w:rFonts w:ascii="Segoe UI Emoji" w:hAnsi="Segoe UI Emoji" w:cs="Segoe UI Emoji"/>
+          <w:sz w:val="28"/>
+          <w:szCs w:val="28"/>
+        </w:rPr>
+        <w:t>const App = () =&gt; {</w:t>
+      </w:r>
+    </w:p>
+    <w:p>
+      <w:pPr>
+        <w:rPr>
+          <w:rFonts w:ascii="Segoe UI Emoji" w:hAnsi="Segoe UI Emoji" w:cs="Segoe UI Emoji"/>
+          <w:sz w:val="28"/>
+          <w:szCs w:val="28"/>
+        </w:rPr>
+      </w:pPr>
+      <w:r>
+        <w:rPr>
+          <w:rFonts w:ascii="Segoe UI Emoji" w:hAnsi="Segoe UI Emoji" w:cs="Segoe UI Emoji"/>
+          <w:sz w:val="28"/>
+          <w:szCs w:val="28"/>
+        </w:rPr>
+        <w:t xml:space="preserve">  const showMessage = () =&gt; alert("Button Clicked!");</w:t>
+      </w:r>
+    </w:p>
+    <w:p>
+      <w:pPr>
+        <w:rPr>
+          <w:rFonts w:ascii="Segoe UI Emoji" w:hAnsi="Segoe UI Emoji" w:cs="Segoe UI Emoji"/>
+          <w:sz w:val="28"/>
+          <w:szCs w:val="28"/>
+        </w:rPr>
+      </w:pPr>
+      <w:r>
+        <w:rPr>
+          <w:rFonts w:ascii="Segoe UI Emoji" w:hAnsi="Segoe UI Emoji" w:cs="Segoe UI Emoji"/>
+          <w:sz w:val="28"/>
+          <w:szCs w:val="28"/>
+        </w:rPr>
+        <w:t xml:space="preserve">  return &lt;Button handleClick={showMessage} /&gt;;</w:t>
       </w:r>
     </w:p>
     <w:p>
@@ -12527,20 +9740,8 @@
           <w:sz w:val="28"/>
           <w:szCs w:val="28"/>
         </w:rPr>
-        <w:t xml:space="preserve">Use </w:t>
-      </w:r>
-      <w:proofErr w:type="spellStart"/>
-      <w:r>
-        <w:rPr>
-          <w:rFonts w:ascii="Segoe UI Emoji" w:hAnsi="Segoe UI Emoji" w:cs="Segoe UI Emoji"/>
-          <w:b/>
-          <w:bCs/>
-          <w:sz w:val="28"/>
-          <w:szCs w:val="28"/>
-        </w:rPr>
-        <w:t>destructuring</w:t>
-      </w:r>
-      <w:proofErr w:type="spellEnd"/>
+        <w:t>Use destructuring</w:t>
+      </w:r>
       <w:r>
         <w:rPr>
           <w:rFonts w:ascii="Segoe UI Emoji" w:hAnsi="Segoe UI Emoji" w:cs="Segoe UI Emoji"/>
@@ -12892,61 +10093,13 @@
           <w:szCs w:val="28"/>
         </w:rPr>
       </w:pPr>
-      <w:proofErr w:type="spellStart"/>
-      <w:proofErr w:type="gramStart"/>
-      <w:r>
-        <w:rPr>
-          <w:rFonts w:ascii="Segoe UI Emoji" w:hAnsi="Segoe UI Emoji" w:cs="Segoe UI Emoji"/>
-          <w:sz w:val="28"/>
-          <w:szCs w:val="28"/>
-        </w:rPr>
-        <w:t>document.getElementById</w:t>
-      </w:r>
-      <w:proofErr w:type="spellEnd"/>
-      <w:proofErr w:type="gramEnd"/>
-      <w:r>
-        <w:rPr>
-          <w:rFonts w:ascii="Segoe UI Emoji" w:hAnsi="Segoe UI Emoji" w:cs="Segoe UI Emoji"/>
-          <w:sz w:val="28"/>
-          <w:szCs w:val="28"/>
-        </w:rPr>
-        <w:t>("</w:t>
-      </w:r>
-      <w:proofErr w:type="spellStart"/>
-      <w:r>
-        <w:rPr>
-          <w:rFonts w:ascii="Segoe UI Emoji" w:hAnsi="Segoe UI Emoji" w:cs="Segoe UI Emoji"/>
-          <w:sz w:val="28"/>
-          <w:szCs w:val="28"/>
-        </w:rPr>
-        <w:t>btn</w:t>
-      </w:r>
-      <w:proofErr w:type="spellEnd"/>
-      <w:r>
-        <w:rPr>
-          <w:rFonts w:ascii="Segoe UI Emoji" w:hAnsi="Segoe UI Emoji" w:cs="Segoe UI Emoji"/>
-          <w:sz w:val="28"/>
-          <w:szCs w:val="28"/>
-        </w:rPr>
-        <w:t>").</w:t>
-      </w:r>
-      <w:proofErr w:type="spellStart"/>
-      <w:r>
-        <w:rPr>
-          <w:rFonts w:ascii="Segoe UI Emoji" w:hAnsi="Segoe UI Emoji" w:cs="Segoe UI Emoji"/>
-          <w:sz w:val="28"/>
-          <w:szCs w:val="28"/>
-        </w:rPr>
-        <w:t>innerText</w:t>
-      </w:r>
-      <w:proofErr w:type="spellEnd"/>
-      <w:r>
-        <w:rPr>
-          <w:rFonts w:ascii="Segoe UI Emoji" w:hAnsi="Segoe UI Emoji" w:cs="Segoe UI Emoji"/>
-          <w:sz w:val="28"/>
-          <w:szCs w:val="28"/>
-        </w:rPr>
-        <w:t xml:space="preserve"> = "Clicked!";</w:t>
+      <w:r>
+        <w:rPr>
+          <w:rFonts w:ascii="Segoe UI Emoji" w:hAnsi="Segoe UI Emoji" w:cs="Segoe UI Emoji"/>
+          <w:sz w:val="28"/>
+          <w:szCs w:val="28"/>
+        </w:rPr>
+        <w:t>document.getElementById("btn").innerText = "Clicked!";</w:t>
       </w:r>
     </w:p>
     <w:p>
@@ -13083,94 +10236,30 @@
           <w:szCs w:val="28"/>
         </w:rPr>
       </w:pPr>
-      <w:proofErr w:type="spellStart"/>
-      <w:r>
-        <w:rPr>
-          <w:rFonts w:ascii="Segoe UI Emoji" w:hAnsi="Segoe UI Emoji" w:cs="Segoe UI Emoji"/>
-          <w:sz w:val="28"/>
-          <w:szCs w:val="28"/>
-        </w:rPr>
-        <w:t>const</w:t>
-      </w:r>
-      <w:proofErr w:type="spellEnd"/>
-      <w:r>
-        <w:rPr>
-          <w:rFonts w:ascii="Segoe UI Emoji" w:hAnsi="Segoe UI Emoji" w:cs="Segoe UI Emoji"/>
-          <w:sz w:val="28"/>
-          <w:szCs w:val="28"/>
-        </w:rPr>
-        <w:t xml:space="preserve"> App = () =&gt; {</w:t>
-      </w:r>
-    </w:p>
-    <w:p>
-      <w:pPr>
-        <w:rPr>
-          <w:rFonts w:ascii="Segoe UI Emoji" w:hAnsi="Segoe UI Emoji" w:cs="Segoe UI Emoji"/>
-          <w:sz w:val="28"/>
-          <w:szCs w:val="28"/>
-        </w:rPr>
-      </w:pPr>
-      <w:r>
-        <w:rPr>
-          <w:rFonts w:ascii="Segoe UI Emoji" w:hAnsi="Segoe UI Emoji" w:cs="Segoe UI Emoji"/>
-          <w:sz w:val="28"/>
-          <w:szCs w:val="28"/>
-        </w:rPr>
-        <w:t xml:space="preserve">  </w:t>
-      </w:r>
-      <w:proofErr w:type="spellStart"/>
-      <w:r>
-        <w:rPr>
-          <w:rFonts w:ascii="Segoe UI Emoji" w:hAnsi="Segoe UI Emoji" w:cs="Segoe UI Emoji"/>
-          <w:sz w:val="28"/>
-          <w:szCs w:val="28"/>
-        </w:rPr>
-        <w:t>const</w:t>
-      </w:r>
-      <w:proofErr w:type="spellEnd"/>
-      <w:r>
-        <w:rPr>
-          <w:rFonts w:ascii="Segoe UI Emoji" w:hAnsi="Segoe UI Emoji" w:cs="Segoe UI Emoji"/>
-          <w:sz w:val="28"/>
-          <w:szCs w:val="28"/>
-        </w:rPr>
-        <w:t xml:space="preserve"> [count, </w:t>
-      </w:r>
-      <w:proofErr w:type="spellStart"/>
-      <w:r>
-        <w:rPr>
-          <w:rFonts w:ascii="Segoe UI Emoji" w:hAnsi="Segoe UI Emoji" w:cs="Segoe UI Emoji"/>
-          <w:sz w:val="28"/>
-          <w:szCs w:val="28"/>
-        </w:rPr>
-        <w:t>setCount</w:t>
-      </w:r>
-      <w:proofErr w:type="spellEnd"/>
-      <w:r>
-        <w:rPr>
-          <w:rFonts w:ascii="Segoe UI Emoji" w:hAnsi="Segoe UI Emoji" w:cs="Segoe UI Emoji"/>
-          <w:sz w:val="28"/>
-          <w:szCs w:val="28"/>
-        </w:rPr>
-        <w:t xml:space="preserve">] = </w:t>
-      </w:r>
-      <w:proofErr w:type="spellStart"/>
-      <w:r>
-        <w:rPr>
-          <w:rFonts w:ascii="Segoe UI Emoji" w:hAnsi="Segoe UI Emoji" w:cs="Segoe UI Emoji"/>
-          <w:sz w:val="28"/>
-          <w:szCs w:val="28"/>
-        </w:rPr>
-        <w:t>React.useState</w:t>
-      </w:r>
-      <w:proofErr w:type="spellEnd"/>
-      <w:r>
-        <w:rPr>
-          <w:rFonts w:ascii="Segoe UI Emoji" w:hAnsi="Segoe UI Emoji" w:cs="Segoe UI Emoji"/>
-          <w:sz w:val="28"/>
-          <w:szCs w:val="28"/>
-        </w:rPr>
-        <w:t>(0);</w:t>
+      <w:r>
+        <w:rPr>
+          <w:rFonts w:ascii="Segoe UI Emoji" w:hAnsi="Segoe UI Emoji" w:cs="Segoe UI Emoji"/>
+          <w:sz w:val="28"/>
+          <w:szCs w:val="28"/>
+        </w:rPr>
+        <w:t>const App = () =&gt; {</w:t>
+      </w:r>
+    </w:p>
+    <w:p>
+      <w:pPr>
+        <w:rPr>
+          <w:rFonts w:ascii="Segoe UI Emoji" w:hAnsi="Segoe UI Emoji" w:cs="Segoe UI Emoji"/>
+          <w:sz w:val="28"/>
+          <w:szCs w:val="28"/>
+        </w:rPr>
+      </w:pPr>
+      <w:r>
+        <w:rPr>
+          <w:rFonts w:ascii="Segoe UI Emoji" w:hAnsi="Segoe UI Emoji" w:cs="Segoe UI Emoji"/>
+          <w:sz w:val="28"/>
+          <w:szCs w:val="28"/>
+        </w:rPr>
+        <w:t xml:space="preserve">  const [count, setCount] = React.useState(0);</w:t>
       </w:r>
     </w:p>
     <w:p>
@@ -13221,88 +10310,24 @@
           <w:sz w:val="28"/>
           <w:szCs w:val="28"/>
         </w:rPr>
-        <w:t xml:space="preserve">      &lt;h1&gt;Count: {count}&lt;/h1&gt; {/* Only </w:t>
-      </w:r>
-      <w:proofErr w:type="gramStart"/>
-      <w:r>
-        <w:rPr>
-          <w:rFonts w:ascii="Segoe UI Emoji" w:hAnsi="Segoe UI Emoji" w:cs="Segoe UI Emoji"/>
-          <w:sz w:val="28"/>
-          <w:szCs w:val="28"/>
-        </w:rPr>
-        <w:t>this updates</w:t>
-      </w:r>
-      <w:proofErr w:type="gramEnd"/>
-      <w:r>
-        <w:rPr>
-          <w:rFonts w:ascii="Segoe UI Emoji" w:hAnsi="Segoe UI Emoji" w:cs="Segoe UI Emoji"/>
-          <w:sz w:val="28"/>
-          <w:szCs w:val="28"/>
-        </w:rPr>
-        <w:t>, not the entire UI */}</w:t>
-      </w:r>
-    </w:p>
-    <w:p>
-      <w:pPr>
-        <w:rPr>
-          <w:rFonts w:ascii="Segoe UI Emoji" w:hAnsi="Segoe UI Emoji" w:cs="Segoe UI Emoji"/>
-          <w:sz w:val="28"/>
-          <w:szCs w:val="28"/>
-        </w:rPr>
-      </w:pPr>
-      <w:r>
-        <w:rPr>
-          <w:rFonts w:ascii="Segoe UI Emoji" w:hAnsi="Segoe UI Emoji" w:cs="Segoe UI Emoji"/>
-          <w:sz w:val="28"/>
-          <w:szCs w:val="28"/>
-        </w:rPr>
-        <w:t xml:space="preserve">      &lt;button </w:t>
-      </w:r>
-      <w:proofErr w:type="spellStart"/>
-      <w:r>
-        <w:rPr>
-          <w:rFonts w:ascii="Segoe UI Emoji" w:hAnsi="Segoe UI Emoji" w:cs="Segoe UI Emoji"/>
-          <w:sz w:val="28"/>
-          <w:szCs w:val="28"/>
-        </w:rPr>
-        <w:t>onClick</w:t>
-      </w:r>
-      <w:proofErr w:type="spellEnd"/>
-      <w:proofErr w:type="gramStart"/>
-      <w:r>
-        <w:rPr>
-          <w:rFonts w:ascii="Segoe UI Emoji" w:hAnsi="Segoe UI Emoji" w:cs="Segoe UI Emoji"/>
-          <w:sz w:val="28"/>
-          <w:szCs w:val="28"/>
-        </w:rPr>
-        <w:t>={</w:t>
-      </w:r>
-      <w:proofErr w:type="gramEnd"/>
-      <w:r>
-        <w:rPr>
-          <w:rFonts w:ascii="Segoe UI Emoji" w:hAnsi="Segoe UI Emoji" w:cs="Segoe UI Emoji"/>
-          <w:sz w:val="28"/>
-          <w:szCs w:val="28"/>
-        </w:rPr>
-        <w:t xml:space="preserve">() =&gt; </w:t>
-      </w:r>
-      <w:proofErr w:type="spellStart"/>
-      <w:r>
-        <w:rPr>
-          <w:rFonts w:ascii="Segoe UI Emoji" w:hAnsi="Segoe UI Emoji" w:cs="Segoe UI Emoji"/>
-          <w:sz w:val="28"/>
-          <w:szCs w:val="28"/>
-        </w:rPr>
-        <w:t>setCount</w:t>
-      </w:r>
-      <w:proofErr w:type="spellEnd"/>
-      <w:r>
-        <w:rPr>
-          <w:rFonts w:ascii="Segoe UI Emoji" w:hAnsi="Segoe UI Emoji" w:cs="Segoe UI Emoji"/>
-          <w:sz w:val="28"/>
-          <w:szCs w:val="28"/>
-        </w:rPr>
-        <w:t>(count + 1)}&gt;Increment&lt;/button&gt;</w:t>
+        <w:t xml:space="preserve">      &lt;h1&gt;Count: {count}&lt;/h1&gt; {/* Only this updates, not the entire UI */}</w:t>
+      </w:r>
+    </w:p>
+    <w:p>
+      <w:pPr>
+        <w:rPr>
+          <w:rFonts w:ascii="Segoe UI Emoji" w:hAnsi="Segoe UI Emoji" w:cs="Segoe UI Emoji"/>
+          <w:sz w:val="28"/>
+          <w:szCs w:val="28"/>
+        </w:rPr>
+      </w:pPr>
+      <w:r>
+        <w:rPr>
+          <w:rFonts w:ascii="Segoe UI Emoji" w:hAnsi="Segoe UI Emoji" w:cs="Segoe UI Emoji"/>
+          <w:sz w:val="28"/>
+          <w:szCs w:val="28"/>
+        </w:rPr>
+        <w:t xml:space="preserve">      &lt;button onClick={() =&gt; setCount(count + 1)}&gt;Increment&lt;/button&gt;</w:t>
       </w:r>
     </w:p>
     <w:p>
@@ -13498,36 +10523,16 @@
           <w:sz w:val="28"/>
           <w:szCs w:val="28"/>
         </w:rPr>
-        <w:t>38.</w:t>
-      </w:r>
-      <w:proofErr w:type="gramStart"/>
-      <w:r>
-        <w:rPr>
-          <w:b/>
-          <w:bCs/>
-          <w:sz w:val="28"/>
-          <w:szCs w:val="28"/>
-        </w:rPr>
-        <w:t>React</w:t>
-      </w:r>
-      <w:r>
-        <w:rPr>
-          <w:b/>
-          <w:bCs/>
-          <w:sz w:val="28"/>
-          <w:szCs w:val="28"/>
-        </w:rPr>
-        <w:t>(</w:t>
-      </w:r>
-      <w:proofErr w:type="gramEnd"/>
-      <w:r>
-        <w:rPr>
-          <w:b/>
-          <w:bCs/>
-          <w:sz w:val="28"/>
-          <w:szCs w:val="28"/>
-        </w:rPr>
-        <w:t>or JavaScript in general), there are three main types of exports:</w:t>
+        <w:t>38.React</w:t>
+      </w:r>
+      <w:r>
+        <w:rPr>
+          <w:b/>
+          <w:bCs/>
+          <w:sz w:val="28"/>
+          <w:szCs w:val="28"/>
+        </w:rPr>
+        <w:t>(or JavaScript in general), there are three main types of exports:</w:t>
       </w:r>
     </w:p>
     <w:p>
@@ -13624,23 +10629,7 @@
           <w:sz w:val="24"/>
           <w:szCs w:val="24"/>
         </w:rPr>
-        <w:t xml:space="preserve">export </w:t>
-      </w:r>
-      <w:proofErr w:type="spellStart"/>
-      <w:r>
-        <w:rPr>
-          <w:sz w:val="24"/>
-          <w:szCs w:val="24"/>
-        </w:rPr>
-        <w:t>const</w:t>
-      </w:r>
-      <w:proofErr w:type="spellEnd"/>
-      <w:r>
-        <w:rPr>
-          <w:sz w:val="24"/>
-          <w:szCs w:val="24"/>
-        </w:rPr>
-        <w:t xml:space="preserve"> hello = () =&gt; console.log("Hello");</w:t>
+        <w:t>export const hello = () =&gt; console.log("Hello");</w:t>
       </w:r>
     </w:p>
     <w:p>
@@ -13659,23 +10648,7 @@
           <w:sz w:val="24"/>
           <w:szCs w:val="24"/>
         </w:rPr>
-        <w:t xml:space="preserve">export </w:t>
-      </w:r>
-      <w:proofErr w:type="spellStart"/>
-      <w:r>
-        <w:rPr>
-          <w:sz w:val="24"/>
-          <w:szCs w:val="24"/>
-        </w:rPr>
-        <w:t>const</w:t>
-      </w:r>
-      <w:proofErr w:type="spellEnd"/>
-      <w:r>
-        <w:rPr>
-          <w:sz w:val="24"/>
-          <w:szCs w:val="24"/>
-        </w:rPr>
-        <w:t xml:space="preserve"> goodbye = () =&gt; console.log("Goodbye");</w:t>
+        <w:t>export const goodbye = () =&gt; console.log("Goodbye");</w:t>
       </w:r>
     </w:p>
     <w:p>
@@ -13694,23 +10667,7 @@
           <w:sz w:val="24"/>
           <w:szCs w:val="24"/>
         </w:rPr>
-        <w:t xml:space="preserve">import </w:t>
-      </w:r>
-      <w:proofErr w:type="gramStart"/>
-      <w:r>
-        <w:rPr>
-          <w:sz w:val="24"/>
-          <w:szCs w:val="24"/>
-        </w:rPr>
-        <w:t>{ hello</w:t>
-      </w:r>
-      <w:proofErr w:type="gramEnd"/>
-      <w:r>
-        <w:rPr>
-          <w:sz w:val="24"/>
-          <w:szCs w:val="24"/>
-        </w:rPr>
-        <w:t>, goodbye } from "./file";</w:t>
+        <w:t>import { hello, goodbye } from "./file";</w:t>
       </w:r>
     </w:p>
     <w:p>
@@ -13807,23 +10764,7 @@
           <w:sz w:val="24"/>
           <w:szCs w:val="24"/>
         </w:rPr>
-        <w:t xml:space="preserve">export default function </w:t>
-      </w:r>
-      <w:proofErr w:type="gramStart"/>
-      <w:r>
-        <w:rPr>
-          <w:sz w:val="24"/>
-          <w:szCs w:val="24"/>
-        </w:rPr>
-        <w:t>greet(</w:t>
-      </w:r>
-      <w:proofErr w:type="gramEnd"/>
-      <w:r>
-        <w:rPr>
-          <w:sz w:val="24"/>
-          <w:szCs w:val="24"/>
-        </w:rPr>
-        <w:t>) {</w:t>
+        <w:t>export default function greet() {</w:t>
       </w:r>
     </w:p>
     <w:p>
@@ -13861,23 +10802,7 @@
           <w:sz w:val="24"/>
           <w:szCs w:val="24"/>
         </w:rPr>
-        <w:t xml:space="preserve">import greet from </w:t>
-      </w:r>
-      <w:proofErr w:type="gramStart"/>
-      <w:r>
-        <w:rPr>
-          <w:sz w:val="24"/>
-          <w:szCs w:val="24"/>
-        </w:rPr>
-        <w:t>"./</w:t>
-      </w:r>
-      <w:proofErr w:type="gramEnd"/>
-      <w:r>
-        <w:rPr>
-          <w:sz w:val="24"/>
-          <w:szCs w:val="24"/>
-        </w:rPr>
-        <w:t>file"; // Can be any name</w:t>
+        <w:t>import greet from "./file"; // Can be any name</w:t>
       </w:r>
     </w:p>
     <w:p>
@@ -13898,19 +10823,8 @@
           <w:sz w:val="24"/>
           <w:szCs w:val="24"/>
         </w:rPr>
-        <w:t xml:space="preserve">* as Export (export * as &amp; import * </w:t>
-      </w:r>
-      <w:proofErr w:type="gramStart"/>
-      <w:r>
-        <w:rPr>
-          <w:b/>
-          <w:bCs/>
-          <w:sz w:val="24"/>
-          <w:szCs w:val="24"/>
-        </w:rPr>
-        <w:t>as )</w:t>
-      </w:r>
-      <w:proofErr w:type="gramEnd"/>
+        <w:t>* as Export (export * as &amp; import * as )</w:t>
+      </w:r>
     </w:p>
     <w:p>
       <w:pPr>
@@ -13985,23 +10899,7 @@
           <w:sz w:val="24"/>
           <w:szCs w:val="24"/>
         </w:rPr>
-        <w:t xml:space="preserve">export </w:t>
-      </w:r>
-      <w:proofErr w:type="spellStart"/>
-      <w:r>
-        <w:rPr>
-          <w:sz w:val="24"/>
-          <w:szCs w:val="24"/>
-        </w:rPr>
-        <w:t>const</w:t>
-      </w:r>
-      <w:proofErr w:type="spellEnd"/>
-      <w:r>
-        <w:rPr>
-          <w:sz w:val="24"/>
-          <w:szCs w:val="24"/>
-        </w:rPr>
-        <w:t xml:space="preserve"> hello = () =&gt; console.log("Hello");</w:t>
+        <w:t>export const hello = () =&gt; console.log("Hello");</w:t>
       </w:r>
     </w:p>
     <w:p>
@@ -14020,23 +10918,7 @@
           <w:sz w:val="24"/>
           <w:szCs w:val="24"/>
         </w:rPr>
-        <w:t xml:space="preserve">export </w:t>
-      </w:r>
-      <w:proofErr w:type="spellStart"/>
-      <w:r>
-        <w:rPr>
-          <w:sz w:val="24"/>
-          <w:szCs w:val="24"/>
-        </w:rPr>
-        <w:t>const</w:t>
-      </w:r>
-      <w:proofErr w:type="spellEnd"/>
-      <w:r>
-        <w:rPr>
-          <w:sz w:val="24"/>
-          <w:szCs w:val="24"/>
-        </w:rPr>
-        <w:t xml:space="preserve"> goodbye = () =&gt; console.log("Goodbye");</w:t>
+        <w:t>export const goodbye = () =&gt; console.log("Goodbye");</w:t>
       </w:r>
     </w:p>
     <w:p>
@@ -14055,23 +10937,7 @@
           <w:sz w:val="24"/>
           <w:szCs w:val="24"/>
         </w:rPr>
-        <w:t xml:space="preserve">import * as messages from </w:t>
-      </w:r>
-      <w:proofErr w:type="gramStart"/>
-      <w:r>
-        <w:rPr>
-          <w:sz w:val="24"/>
-          <w:szCs w:val="24"/>
-        </w:rPr>
-        <w:t>"./</w:t>
-      </w:r>
-      <w:proofErr w:type="gramEnd"/>
-      <w:r>
-        <w:rPr>
-          <w:sz w:val="24"/>
-          <w:szCs w:val="24"/>
-        </w:rPr>
-        <w:t>file";</w:t>
+        <w:t>import * as messages from "./file";</w:t>
       </w:r>
     </w:p>
     <w:p>
@@ -14085,23 +10951,12 @@
           <w:szCs w:val="24"/>
         </w:rPr>
       </w:pPr>
-      <w:proofErr w:type="spellStart"/>
-      <w:proofErr w:type="gramStart"/>
-      <w:r>
-        <w:rPr>
-          <w:sz w:val="24"/>
-          <w:szCs w:val="24"/>
-        </w:rPr>
-        <w:t>messages.hello</w:t>
-      </w:r>
-      <w:proofErr w:type="spellEnd"/>
-      <w:proofErr w:type="gramEnd"/>
-      <w:r>
-        <w:rPr>
-          <w:sz w:val="24"/>
-          <w:szCs w:val="24"/>
-        </w:rPr>
-        <w:t>();</w:t>
+      <w:r>
+        <w:rPr>
+          <w:sz w:val="24"/>
+          <w:szCs w:val="24"/>
+        </w:rPr>
+        <w:t>messages.hello();</w:t>
       </w:r>
     </w:p>
     <w:p>
@@ -14115,23 +10970,12 @@
           <w:szCs w:val="24"/>
         </w:rPr>
       </w:pPr>
-      <w:proofErr w:type="spellStart"/>
-      <w:proofErr w:type="gramStart"/>
-      <w:r>
-        <w:rPr>
-          <w:sz w:val="24"/>
-          <w:szCs w:val="24"/>
-        </w:rPr>
-        <w:t>messages.goodbye</w:t>
-      </w:r>
-      <w:proofErr w:type="spellEnd"/>
-      <w:proofErr w:type="gramEnd"/>
-      <w:r>
-        <w:rPr>
-          <w:sz w:val="24"/>
-          <w:szCs w:val="24"/>
-        </w:rPr>
-        <w:t>();</w:t>
+      <w:r>
+        <w:rPr>
+          <w:sz w:val="24"/>
+          <w:szCs w:val="24"/>
+        </w:rPr>
+        <w:t>messages.goodbye();</w:t>
       </w:r>
     </w:p>
     <w:p>
@@ -14258,7 +11102,6 @@
           <w:szCs w:val="24"/>
         </w:rPr>
       </w:pPr>
-      <w:proofErr w:type="spellStart"/>
       <w:r>
         <w:rPr>
           <w:b/>
@@ -14268,7 +11111,6 @@
         </w:rPr>
         <w:t>useState</w:t>
       </w:r>
-      <w:proofErr w:type="spellEnd"/>
       <w:r>
         <w:rPr>
           <w:sz w:val="24"/>
@@ -14294,7 +11136,6 @@
           <w14:ligatures w14:val="none"/>
         </w:rPr>
       </w:pPr>
-      <w:proofErr w:type="spellStart"/>
       <w:r>
         <w:rPr>
           <w:rFonts w:ascii="Courier New" w:eastAsia="Times New Roman" w:hAnsi="Courier New" w:cs="Courier New"/>
@@ -14308,7 +11149,6 @@
         </w:rPr>
         <w:t>useEffect</w:t>
       </w:r>
-      <w:proofErr w:type="spellEnd"/>
       <w:r>
         <w:rPr>
           <w:rFonts w:ascii="Times New Roman" w:eastAsia="Times New Roman" w:hAnsi="Times New Roman" w:cs="Times New Roman"/>
@@ -14338,7 +11178,6 @@
           <w14:ligatures w14:val="none"/>
         </w:rPr>
       </w:pPr>
-      <w:proofErr w:type="spellStart"/>
       <w:r>
         <w:rPr>
           <w:rFonts w:ascii="Courier New" w:eastAsia="Times New Roman" w:hAnsi="Courier New" w:cs="Courier New"/>
@@ -14352,7 +11191,6 @@
         </w:rPr>
         <w:t>useContext</w:t>
       </w:r>
-      <w:proofErr w:type="spellEnd"/>
       <w:r>
         <w:rPr>
           <w:rFonts w:ascii="Times New Roman" w:eastAsia="Times New Roman" w:hAnsi="Times New Roman" w:cs="Times New Roman"/>
@@ -14389,27 +11227,7 @@
           <w:sz w:val="28"/>
           <w:szCs w:val="28"/>
         </w:rPr>
-        <w:t xml:space="preserve">40.Why do we need the </w:t>
-      </w:r>
-      <w:proofErr w:type="spellStart"/>
-      <w:r>
-        <w:rPr>
-          <w:b/>
-          <w:bCs/>
-          <w:sz w:val="28"/>
-          <w:szCs w:val="28"/>
-        </w:rPr>
-        <w:t>useState</w:t>
-      </w:r>
-      <w:proofErr w:type="spellEnd"/>
-      <w:r>
-        <w:rPr>
-          <w:b/>
-          <w:bCs/>
-          <w:sz w:val="28"/>
-          <w:szCs w:val="28"/>
-        </w:rPr>
-        <w:t xml:space="preserve"> Hook?</w:t>
+        <w:t>40.Why do we need the useState Hook?</w:t>
       </w:r>
     </w:p>
     <w:p>
@@ -14487,23 +11305,7 @@
           <w:sz w:val="24"/>
           <w:szCs w:val="24"/>
         </w:rPr>
-        <w:t xml:space="preserve">The </w:t>
-      </w:r>
-      <w:proofErr w:type="spellStart"/>
-      <w:r>
-        <w:rPr>
-          <w:sz w:val="24"/>
-          <w:szCs w:val="24"/>
-        </w:rPr>
-        <w:t>useState</w:t>
-      </w:r>
-      <w:proofErr w:type="spellEnd"/>
-      <w:r>
-        <w:rPr>
-          <w:sz w:val="24"/>
-          <w:szCs w:val="24"/>
-        </w:rPr>
-        <w:t xml:space="preserve"> Hook allows us to </w:t>
+        <w:t xml:space="preserve">The useState Hook allows us to </w:t>
       </w:r>
       <w:r>
         <w:rPr>
@@ -14538,27 +11340,7 @@
           <w:sz w:val="24"/>
           <w:szCs w:val="24"/>
         </w:rPr>
-        <w:t xml:space="preserve">Why </w:t>
-      </w:r>
-      <w:proofErr w:type="spellStart"/>
-      <w:r>
-        <w:rPr>
-          <w:b/>
-          <w:bCs/>
-          <w:sz w:val="24"/>
-          <w:szCs w:val="24"/>
-        </w:rPr>
-        <w:t>useState</w:t>
-      </w:r>
-      <w:proofErr w:type="spellEnd"/>
-      <w:r>
-        <w:rPr>
-          <w:b/>
-          <w:bCs/>
-          <w:sz w:val="24"/>
-          <w:szCs w:val="24"/>
-        </w:rPr>
-        <w:t xml:space="preserve"> is needed?</w:t>
+        <w:t>Why useState is needed?</w:t>
       </w:r>
       <w:r>
         <w:rPr>
@@ -15399,27 +12181,7 @@
           <w:sz w:val="24"/>
           <w:szCs w:val="24"/>
         </w:rPr>
-        <w:t xml:space="preserve">: Why do we need the </w:t>
-      </w:r>
-      <w:proofErr w:type="spellStart"/>
-      <w:r>
-        <w:rPr>
-          <w:b/>
-          <w:bCs/>
-          <w:sz w:val="24"/>
-          <w:szCs w:val="24"/>
-        </w:rPr>
-        <w:t>useEffect</w:t>
-      </w:r>
-      <w:proofErr w:type="spellEnd"/>
-      <w:r>
-        <w:rPr>
-          <w:b/>
-          <w:bCs/>
-          <w:sz w:val="24"/>
-          <w:szCs w:val="24"/>
-        </w:rPr>
-        <w:t xml:space="preserve"> Hook?</w:t>
+        <w:t>: Why do we need the useEffect Hook?</w:t>
       </w:r>
     </w:p>
     <w:p>
@@ -15443,23 +12205,7 @@
           <w:sz w:val="24"/>
           <w:szCs w:val="24"/>
         </w:rPr>
-        <w:t xml:space="preserve"> The </w:t>
-      </w:r>
-      <w:proofErr w:type="spellStart"/>
-      <w:r>
-        <w:rPr>
-          <w:sz w:val="24"/>
-          <w:szCs w:val="24"/>
-        </w:rPr>
-        <w:t>useEffect</w:t>
-      </w:r>
-      <w:proofErr w:type="spellEnd"/>
-      <w:r>
-        <w:rPr>
-          <w:sz w:val="24"/>
-          <w:szCs w:val="24"/>
-        </w:rPr>
-        <w:t xml:space="preserve"> hook is used in React functional components to handle </w:t>
+        <w:t xml:space="preserve"> The useEffect hook is used in React functional components to handle </w:t>
       </w:r>
       <w:r>
         <w:rPr>
@@ -15613,23 +12359,7 @@
           <w:sz w:val="24"/>
           <w:szCs w:val="24"/>
         </w:rPr>
-        <w:t xml:space="preserve"> Without </w:t>
-      </w:r>
-      <w:proofErr w:type="spellStart"/>
-      <w:r>
-        <w:rPr>
-          <w:sz w:val="24"/>
-          <w:szCs w:val="24"/>
-        </w:rPr>
-        <w:t>useEffect</w:t>
-      </w:r>
-      <w:proofErr w:type="spellEnd"/>
-      <w:r>
-        <w:rPr>
-          <w:sz w:val="24"/>
-          <w:szCs w:val="24"/>
-        </w:rPr>
-        <w:t>, side effects would run on every render, causing performance issues.</w:t>
+        <w:t xml:space="preserve"> Without useEffect, side effects would run on every render, causing performance issues.</w:t>
       </w:r>
       <w:r>
         <w:rPr>
@@ -15651,39 +12381,7 @@
           <w:sz w:val="24"/>
           <w:szCs w:val="24"/>
         </w:rPr>
-        <w:t xml:space="preserve"> It replaces lifecycle methods like </w:t>
-      </w:r>
-      <w:proofErr w:type="spellStart"/>
-      <w:r>
-        <w:rPr>
-          <w:sz w:val="24"/>
-          <w:szCs w:val="24"/>
-        </w:rPr>
-        <w:t>componentDidMount</w:t>
-      </w:r>
-      <w:proofErr w:type="spellEnd"/>
-      <w:r>
-        <w:rPr>
-          <w:sz w:val="24"/>
-          <w:szCs w:val="24"/>
-        </w:rPr>
-        <w:t xml:space="preserve"> and </w:t>
-      </w:r>
-      <w:proofErr w:type="spellStart"/>
-      <w:r>
-        <w:rPr>
-          <w:sz w:val="24"/>
-          <w:szCs w:val="24"/>
-        </w:rPr>
-        <w:t>componentWillUnmount</w:t>
-      </w:r>
-      <w:proofErr w:type="spellEnd"/>
-      <w:r>
-        <w:rPr>
-          <w:sz w:val="24"/>
-          <w:szCs w:val="24"/>
-        </w:rPr>
-        <w:t xml:space="preserve"> in class components.</w:t>
+        <w:t xml:space="preserve"> It replaces lifecycle methods like componentDidMount and componentWillUnmount in class components.</w:t>
       </w:r>
     </w:p>
     <w:p>
@@ -15938,25 +12636,14 @@
         </w:rPr>
         <w:t xml:space="preserve"> used in web applications to improve user experience while fetching data. Instead of showing a blank screen or a spinner, a </w:t>
       </w:r>
-      <w:proofErr w:type="spellStart"/>
-      <w:r>
-        <w:rPr>
-          <w:b/>
-          <w:bCs/>
-          <w:sz w:val="24"/>
-          <w:szCs w:val="24"/>
-        </w:rPr>
-        <w:t>gray</w:t>
-      </w:r>
-      <w:proofErr w:type="spellEnd"/>
-      <w:r>
-        <w:rPr>
-          <w:b/>
-          <w:bCs/>
-          <w:sz w:val="24"/>
-          <w:szCs w:val="24"/>
-        </w:rPr>
-        <w:t xml:space="preserve"> animated skeleton</w:t>
+      <w:r>
+        <w:rPr>
+          <w:b/>
+          <w:bCs/>
+          <w:sz w:val="24"/>
+          <w:szCs w:val="24"/>
+        </w:rPr>
+        <w:t>gray animated skeleton</w:t>
       </w:r>
       <w:r>
         <w:rPr>
@@ -15990,16 +12677,7 @@
           <w:sz w:val="24"/>
           <w:szCs w:val="24"/>
         </w:rPr>
-        <w:t>47</w:t>
-      </w:r>
-      <w:r>
-        <w:rPr>
-          <w:b/>
-          <w:bCs/>
-          <w:sz w:val="24"/>
-          <w:szCs w:val="24"/>
-        </w:rPr>
-        <w:t>: What is the difference between JS expression and JS statement? and how will use in react</w:t>
+        <w:t>47: What is the difference between JS expression and JS statement? and how will use in react</w:t>
       </w:r>
     </w:p>
     <w:p>
@@ -16563,89 +13241,7 @@
           <w:sz w:val="24"/>
           <w:szCs w:val="24"/>
         </w:rPr>
-        <w:t>Q: What is the use of </w:t>
-      </w:r>
-      <w:proofErr w:type="spellStart"/>
-      <w:r>
-        <w:rPr>
-          <w:b/>
-          <w:bCs/>
-          <w:sz w:val="24"/>
-          <w:szCs w:val="24"/>
-        </w:rPr>
-        <w:t>const</w:t>
-      </w:r>
-      <w:proofErr w:type="spellEnd"/>
-      <w:r>
-        <w:rPr>
-          <w:b/>
-          <w:bCs/>
-          <w:sz w:val="24"/>
-          <w:szCs w:val="24"/>
-        </w:rPr>
-        <w:t xml:space="preserve"> </w:t>
-      </w:r>
-      <w:proofErr w:type="spellStart"/>
-      <w:r>
-        <w:rPr>
-          <w:b/>
-          <w:bCs/>
-          <w:sz w:val="24"/>
-          <w:szCs w:val="24"/>
-        </w:rPr>
-        <w:t>json</w:t>
-      </w:r>
-      <w:proofErr w:type="spellEnd"/>
-      <w:r>
-        <w:rPr>
-          <w:b/>
-          <w:bCs/>
-          <w:sz w:val="24"/>
-          <w:szCs w:val="24"/>
-        </w:rPr>
-        <w:t xml:space="preserve"> = await </w:t>
-      </w:r>
-      <w:proofErr w:type="spellStart"/>
-      <w:proofErr w:type="gramStart"/>
-      <w:r>
-        <w:rPr>
-          <w:b/>
-          <w:bCs/>
-          <w:sz w:val="24"/>
-          <w:szCs w:val="24"/>
-        </w:rPr>
-        <w:t>data.json</w:t>
-      </w:r>
-      <w:proofErr w:type="spellEnd"/>
-      <w:proofErr w:type="gramEnd"/>
-      <w:r>
-        <w:rPr>
-          <w:b/>
-          <w:bCs/>
-          <w:sz w:val="24"/>
-          <w:szCs w:val="24"/>
-        </w:rPr>
-        <w:t>(); in </w:t>
-      </w:r>
-      <w:proofErr w:type="spellStart"/>
-      <w:r>
-        <w:rPr>
-          <w:b/>
-          <w:bCs/>
-          <w:sz w:val="24"/>
-          <w:szCs w:val="24"/>
-        </w:rPr>
-        <w:t>getRestaurants</w:t>
-      </w:r>
-      <w:proofErr w:type="spellEnd"/>
-      <w:r>
-        <w:rPr>
-          <w:b/>
-          <w:bCs/>
-          <w:sz w:val="24"/>
-          <w:szCs w:val="24"/>
-        </w:rPr>
-        <w:t>()?</w:t>
+        <w:t>Q: What is the use of const json = await data.json(); in getRestaurants()?</w:t>
       </w:r>
     </w:p>
     <w:p>
@@ -16768,7 +13364,6 @@
         <w:br/>
         <w:t>2️</w:t>
       </w:r>
-      <w:proofErr w:type="gramStart"/>
       <w:r>
         <w:rPr>
           <w:rFonts w:ascii="Segoe UI Symbol" w:hAnsi="Segoe UI Symbol" w:cs="Segoe UI Symbol"/>
@@ -16782,24 +13377,7 @@
           <w:sz w:val="24"/>
           <w:szCs w:val="24"/>
         </w:rPr>
-        <w:t xml:space="preserve"> .</w:t>
-      </w:r>
-      <w:proofErr w:type="spellStart"/>
-      <w:r>
-        <w:rPr>
-          <w:sz w:val="24"/>
-          <w:szCs w:val="24"/>
-        </w:rPr>
-        <w:t>json</w:t>
-      </w:r>
-      <w:proofErr w:type="spellEnd"/>
-      <w:proofErr w:type="gramEnd"/>
-      <w:r>
-        <w:rPr>
-          <w:sz w:val="24"/>
-          <w:szCs w:val="24"/>
-        </w:rPr>
-        <w:t xml:space="preserve">() is a method that </w:t>
+        <w:t xml:space="preserve"> .json() is a method that </w:t>
       </w:r>
       <w:r>
         <w:rPr>
@@ -16865,13 +13443,2196 @@
         </w:rPr>
       </w:pPr>
     </w:p>
-    <w:p>
-      <w:pPr>
-        <w:rPr>
-          <w:sz w:val="24"/>
-          <w:szCs w:val="24"/>
-        </w:rPr>
-      </w:pPr>
+    <w:tbl>
+      <w:tblPr>
+        <w:tblW w:w="0" w:type="auto"/>
+        <w:tblCellSpacing w:w="15" w:type="dxa"/>
+        <w:tblCellMar>
+          <w:top w:w="15" w:type="dxa"/>
+          <w:left w:w="15" w:type="dxa"/>
+          <w:bottom w:w="15" w:type="dxa"/>
+          <w:right w:w="15" w:type="dxa"/>
+        </w:tblCellMar>
+        <w:tblLook w:val="04A0" w:firstRow="1" w:lastRow="0" w:firstColumn="1" w:lastColumn="0" w:noHBand="0" w:noVBand="1"/>
+      </w:tblPr>
+      <w:tblGrid>
+        <w:gridCol w:w="10466"/>
+      </w:tblGrid>
+      <w:tr>
+        <w:trPr>
+          <w:tblHeader/>
+          <w:tblCellSpacing w:w="15" w:type="dxa"/>
+        </w:trPr>
+        <w:tc>
+          <w:tcPr>
+            <w:tcW w:w="0" w:type="auto"/>
+            <w:vAlign w:val="center"/>
+            <w:hideMark/>
+          </w:tcPr>
+          <w:p>
+            <w:pPr>
+              <w:rPr>
+                <w:b/>
+                <w:bCs/>
+                <w:sz w:val="24"/>
+                <w:szCs w:val="24"/>
+              </w:rPr>
+            </w:pPr>
+            <w:r>
+              <w:rPr>
+                <w:b/>
+                <w:bCs/>
+                <w:sz w:val="24"/>
+                <w:szCs w:val="24"/>
+              </w:rPr>
+              <w:t>52.</w:t>
+            </w:r>
+            <w:r>
+              <w:rPr>
+                <w:rFonts w:ascii="Times New Roman" w:eastAsia="Times New Roman" w:hAnsi="Times New Roman" w:cs="Times New Roman"/>
+                <w:b/>
+                <w:bCs/>
+                <w:kern w:val="0"/>
+                <w:sz w:val="24"/>
+                <w:szCs w:val="24"/>
+                <w:lang w:eastAsia="en-IN"/>
+                <w14:ligatures w14:val="none"/>
+              </w:rPr>
+              <w:t xml:space="preserve"> </w:t>
+            </w:r>
+            <w:r>
+              <w:rPr>
+                <w:b/>
+                <w:bCs/>
+                <w:sz w:val="24"/>
+                <w:szCs w:val="24"/>
+              </w:rPr>
+              <w:t>What are various ways to add images into our react project? Explain simple answer with code examples.</w:t>
+            </w:r>
+          </w:p>
+        </w:tc>
+      </w:tr>
+    </w:tbl>
+    <w:p>
+      <w:pPr>
+        <w:rPr>
+          <w:vanish/>
+          <w:sz w:val="24"/>
+          <w:szCs w:val="24"/>
+        </w:rPr>
+      </w:pPr>
+    </w:p>
+    <w:tbl>
+      <w:tblPr>
+        <w:tblW w:w="0" w:type="auto"/>
+        <w:tblCellSpacing w:w="15" w:type="dxa"/>
+        <w:tblCellMar>
+          <w:top w:w="15" w:type="dxa"/>
+          <w:left w:w="15" w:type="dxa"/>
+          <w:bottom w:w="15" w:type="dxa"/>
+          <w:right w:w="15" w:type="dxa"/>
+        </w:tblCellMar>
+        <w:tblLook w:val="04A0" w:firstRow="1" w:lastRow="0" w:firstColumn="1" w:lastColumn="0" w:noHBand="0" w:noVBand="1"/>
+      </w:tblPr>
+      <w:tblGrid>
+        <w:gridCol w:w="1600"/>
+        <w:gridCol w:w="3223"/>
+      </w:tblGrid>
+      <w:tr>
+        <w:trPr>
+          <w:tblCellSpacing w:w="15" w:type="dxa"/>
+        </w:trPr>
+        <w:tc>
+          <w:tcPr>
+            <w:tcW w:w="0" w:type="auto"/>
+            <w:vAlign w:val="center"/>
+            <w:hideMark/>
+          </w:tcPr>
+          <w:p>
+            <w:pPr>
+              <w:rPr>
+                <w:sz w:val="24"/>
+                <w:szCs w:val="24"/>
+              </w:rPr>
+            </w:pPr>
+            <w:r>
+              <w:rPr>
+                <w:b/>
+                <w:bCs/>
+                <w:sz w:val="24"/>
+                <w:szCs w:val="24"/>
+              </w:rPr>
+              <w:t>Import method</w:t>
+            </w:r>
+          </w:p>
+        </w:tc>
+        <w:tc>
+          <w:tcPr>
+            <w:tcW w:w="0" w:type="auto"/>
+            <w:vAlign w:val="center"/>
+            <w:hideMark/>
+          </w:tcPr>
+          <w:p>
+            <w:pPr>
+              <w:rPr>
+                <w:sz w:val="24"/>
+                <w:szCs w:val="24"/>
+              </w:rPr>
+            </w:pPr>
+            <w:r>
+              <w:rPr>
+                <w:sz w:val="24"/>
+                <w:szCs w:val="24"/>
+              </w:rPr>
+              <w:t xml:space="preserve">Jab image </w:t>
+            </w:r>
+            <w:r>
+              <w:rPr>
+                <w:b/>
+                <w:bCs/>
+                <w:sz w:val="24"/>
+                <w:szCs w:val="24"/>
+              </w:rPr>
+              <w:t>src folder</w:t>
+            </w:r>
+            <w:r>
+              <w:rPr>
+                <w:sz w:val="24"/>
+                <w:szCs w:val="24"/>
+              </w:rPr>
+              <w:t xml:space="preserve"> ke andar ho</w:t>
+            </w:r>
+          </w:p>
+        </w:tc>
+      </w:tr>
+    </w:tbl>
+    <w:p>
+      <w:pPr>
+        <w:rPr>
+          <w:vanish/>
+          <w:sz w:val="24"/>
+          <w:szCs w:val="24"/>
+        </w:rPr>
+      </w:pPr>
+    </w:p>
+    <w:tbl>
+      <w:tblPr>
+        <w:tblW w:w="0" w:type="auto"/>
+        <w:tblCellSpacing w:w="15" w:type="dxa"/>
+        <w:tblCellMar>
+          <w:top w:w="15" w:type="dxa"/>
+          <w:left w:w="15" w:type="dxa"/>
+          <w:bottom w:w="15" w:type="dxa"/>
+          <w:right w:w="15" w:type="dxa"/>
+        </w:tblCellMar>
+        <w:tblLook w:val="04A0" w:firstRow="1" w:lastRow="0" w:firstColumn="1" w:lastColumn="0" w:noHBand="0" w:noVBand="1"/>
+      </w:tblPr>
+      <w:tblGrid>
+        <w:gridCol w:w="2167"/>
+        <w:gridCol w:w="3020"/>
+      </w:tblGrid>
+      <w:tr>
+        <w:trPr>
+          <w:tblCellSpacing w:w="15" w:type="dxa"/>
+        </w:trPr>
+        <w:tc>
+          <w:tcPr>
+            <w:tcW w:w="0" w:type="auto"/>
+            <w:vAlign w:val="center"/>
+            <w:hideMark/>
+          </w:tcPr>
+          <w:p>
+            <w:pPr>
+              <w:rPr>
+                <w:sz w:val="24"/>
+                <w:szCs w:val="24"/>
+              </w:rPr>
+            </w:pPr>
+            <w:r>
+              <w:rPr>
+                <w:b/>
+                <w:bCs/>
+                <w:sz w:val="24"/>
+                <w:szCs w:val="24"/>
+              </w:rPr>
+              <w:t>Public folder method</w:t>
+            </w:r>
+          </w:p>
+        </w:tc>
+        <w:tc>
+          <w:tcPr>
+            <w:tcW w:w="0" w:type="auto"/>
+            <w:vAlign w:val="center"/>
+            <w:hideMark/>
+          </w:tcPr>
+          <w:p>
+            <w:pPr>
+              <w:rPr>
+                <w:sz w:val="24"/>
+                <w:szCs w:val="24"/>
+              </w:rPr>
+            </w:pPr>
+            <w:r>
+              <w:rPr>
+                <w:sz w:val="24"/>
+                <w:szCs w:val="24"/>
+              </w:rPr>
+              <w:t xml:space="preserve">Jab image </w:t>
+            </w:r>
+            <w:r>
+              <w:rPr>
+                <w:b/>
+                <w:bCs/>
+                <w:sz w:val="24"/>
+                <w:szCs w:val="24"/>
+              </w:rPr>
+              <w:t>public folder</w:t>
+            </w:r>
+            <w:r>
+              <w:rPr>
+                <w:sz w:val="24"/>
+                <w:szCs w:val="24"/>
+              </w:rPr>
+              <w:t xml:space="preserve"> me ho</w:t>
+            </w:r>
+          </w:p>
+        </w:tc>
+      </w:tr>
+    </w:tbl>
+    <w:p>
+      <w:pPr>
+        <w:rPr>
+          <w:vanish/>
+          <w:sz w:val="24"/>
+          <w:szCs w:val="24"/>
+        </w:rPr>
+      </w:pPr>
+    </w:p>
+    <w:tbl>
+      <w:tblPr>
+        <w:tblW w:w="0" w:type="auto"/>
+        <w:tblCellSpacing w:w="15" w:type="dxa"/>
+        <w:tblCellMar>
+          <w:top w:w="15" w:type="dxa"/>
+          <w:left w:w="15" w:type="dxa"/>
+          <w:bottom w:w="15" w:type="dxa"/>
+          <w:right w:w="15" w:type="dxa"/>
+        </w:tblCellMar>
+        <w:tblLook w:val="04A0" w:firstRow="1" w:lastRow="0" w:firstColumn="1" w:lastColumn="0" w:noHBand="0" w:noVBand="1"/>
+      </w:tblPr>
+      <w:tblGrid>
+        <w:gridCol w:w="1343"/>
+        <w:gridCol w:w="3183"/>
+      </w:tblGrid>
+      <w:tr>
+        <w:trPr>
+          <w:tblCellSpacing w:w="15" w:type="dxa"/>
+        </w:trPr>
+        <w:tc>
+          <w:tcPr>
+            <w:tcW w:w="0" w:type="auto"/>
+            <w:vAlign w:val="center"/>
+            <w:hideMark/>
+          </w:tcPr>
+          <w:p>
+            <w:pPr>
+              <w:rPr>
+                <w:sz w:val="24"/>
+                <w:szCs w:val="24"/>
+              </w:rPr>
+            </w:pPr>
+            <w:r>
+              <w:rPr>
+                <w:b/>
+                <w:bCs/>
+                <w:sz w:val="24"/>
+                <w:szCs w:val="24"/>
+              </w:rPr>
+              <w:lastRenderedPageBreak/>
+              <w:t>External URL</w:t>
+            </w:r>
+          </w:p>
+        </w:tc>
+        <w:tc>
+          <w:tcPr>
+            <w:tcW w:w="0" w:type="auto"/>
+            <w:vAlign w:val="center"/>
+            <w:hideMark/>
+          </w:tcPr>
+          <w:p>
+            <w:pPr>
+              <w:rPr>
+                <w:sz w:val="24"/>
+                <w:szCs w:val="24"/>
+              </w:rPr>
+            </w:pPr>
+            <w:r>
+              <w:rPr>
+                <w:sz w:val="24"/>
+                <w:szCs w:val="24"/>
+              </w:rPr>
+              <w:t xml:space="preserve">Jab image </w:t>
+            </w:r>
+            <w:r>
+              <w:rPr>
+                <w:b/>
+                <w:bCs/>
+                <w:sz w:val="24"/>
+                <w:szCs w:val="24"/>
+              </w:rPr>
+              <w:t>online ya API se aaye</w:t>
+            </w:r>
+          </w:p>
+        </w:tc>
+      </w:tr>
+    </w:tbl>
+    <w:p>
+      <w:pPr>
+        <w:rPr>
+          <w:vanish/>
+          <w:sz w:val="24"/>
+          <w:szCs w:val="24"/>
+        </w:rPr>
+      </w:pPr>
+    </w:p>
+    <w:tbl>
+      <w:tblPr>
+        <w:tblW w:w="0" w:type="auto"/>
+        <w:tblCellSpacing w:w="15" w:type="dxa"/>
+        <w:tblCellMar>
+          <w:top w:w="15" w:type="dxa"/>
+          <w:left w:w="15" w:type="dxa"/>
+          <w:bottom w:w="15" w:type="dxa"/>
+          <w:right w:w="15" w:type="dxa"/>
+        </w:tblCellMar>
+        <w:tblLook w:val="04A0" w:firstRow="1" w:lastRow="0" w:firstColumn="1" w:lastColumn="0" w:noHBand="0" w:noVBand="1"/>
+      </w:tblPr>
+      <w:tblGrid>
+        <w:gridCol w:w="1664"/>
+        <w:gridCol w:w="3598"/>
+      </w:tblGrid>
+      <w:tr>
+        <w:trPr>
+          <w:tblCellSpacing w:w="15" w:type="dxa"/>
+        </w:trPr>
+        <w:tc>
+          <w:tcPr>
+            <w:tcW w:w="0" w:type="auto"/>
+            <w:vAlign w:val="center"/>
+            <w:hideMark/>
+          </w:tcPr>
+          <w:p>
+            <w:pPr>
+              <w:rPr>
+                <w:sz w:val="24"/>
+                <w:szCs w:val="24"/>
+              </w:rPr>
+            </w:pPr>
+            <w:r>
+              <w:rPr>
+                <w:b/>
+                <w:bCs/>
+                <w:sz w:val="24"/>
+                <w:szCs w:val="24"/>
+              </w:rPr>
+              <w:t>CSS Background</w:t>
+            </w:r>
+          </w:p>
+        </w:tc>
+        <w:tc>
+          <w:tcPr>
+            <w:tcW w:w="0" w:type="auto"/>
+            <w:vAlign w:val="center"/>
+            <w:hideMark/>
+          </w:tcPr>
+          <w:p>
+            <w:pPr>
+              <w:rPr>
+                <w:sz w:val="24"/>
+                <w:szCs w:val="24"/>
+              </w:rPr>
+            </w:pPr>
+            <w:r>
+              <w:rPr>
+                <w:sz w:val="24"/>
+                <w:szCs w:val="24"/>
+              </w:rPr>
+              <w:t xml:space="preserve">Jab image </w:t>
+            </w:r>
+            <w:r>
+              <w:rPr>
+                <w:b/>
+                <w:bCs/>
+                <w:sz w:val="24"/>
+                <w:szCs w:val="24"/>
+              </w:rPr>
+              <w:t>background me lagani ho</w:t>
+            </w:r>
+          </w:p>
+        </w:tc>
+      </w:tr>
+    </w:tbl>
+    <w:p>
+      <w:pPr>
+        <w:rPr>
+          <w:vanish/>
+          <w:sz w:val="24"/>
+          <w:szCs w:val="24"/>
+        </w:rPr>
+      </w:pPr>
+    </w:p>
+    <w:tbl>
+      <w:tblPr>
+        <w:tblW w:w="0" w:type="auto"/>
+        <w:tblCellSpacing w:w="15" w:type="dxa"/>
+        <w:tblCellMar>
+          <w:top w:w="15" w:type="dxa"/>
+          <w:left w:w="15" w:type="dxa"/>
+          <w:bottom w:w="15" w:type="dxa"/>
+          <w:right w:w="15" w:type="dxa"/>
+        </w:tblCellMar>
+        <w:tblLook w:val="04A0" w:firstRow="1" w:lastRow="0" w:firstColumn="1" w:lastColumn="0" w:noHBand="0" w:noVBand="1"/>
+      </w:tblPr>
+      <w:tblGrid>
+        <w:gridCol w:w="1606"/>
+        <w:gridCol w:w="4389"/>
+      </w:tblGrid>
+      <w:tr>
+        <w:trPr>
+          <w:tblCellSpacing w:w="15" w:type="dxa"/>
+        </w:trPr>
+        <w:tc>
+          <w:tcPr>
+            <w:tcW w:w="0" w:type="auto"/>
+            <w:vAlign w:val="center"/>
+            <w:hideMark/>
+          </w:tcPr>
+          <w:p>
+            <w:pPr>
+              <w:rPr>
+                <w:sz w:val="24"/>
+                <w:szCs w:val="24"/>
+              </w:rPr>
+            </w:pPr>
+            <w:r>
+              <w:rPr>
+                <w:b/>
+                <w:bCs/>
+                <w:sz w:val="24"/>
+                <w:szCs w:val="24"/>
+              </w:rPr>
+              <w:t>Dynamic Image</w:t>
+            </w:r>
+          </w:p>
+        </w:tc>
+        <w:tc>
+          <w:tcPr>
+            <w:tcW w:w="0" w:type="auto"/>
+            <w:vAlign w:val="center"/>
+            <w:hideMark/>
+          </w:tcPr>
+          <w:p>
+            <w:pPr>
+              <w:rPr>
+                <w:sz w:val="24"/>
+                <w:szCs w:val="24"/>
+              </w:rPr>
+            </w:pPr>
+            <w:r>
+              <w:rPr>
+                <w:sz w:val="24"/>
+                <w:szCs w:val="24"/>
+              </w:rPr>
+              <w:t xml:space="preserve">Jab image </w:t>
+            </w:r>
+            <w:r>
+              <w:rPr>
+                <w:b/>
+                <w:bCs/>
+                <w:sz w:val="24"/>
+                <w:szCs w:val="24"/>
+              </w:rPr>
+              <w:t>state ya props se change karni ho</w:t>
+            </w:r>
+          </w:p>
+        </w:tc>
+      </w:tr>
+    </w:tbl>
+    <w:p>
+      <w:pPr>
+        <w:rPr>
+          <w:sz w:val="24"/>
+          <w:szCs w:val="24"/>
+        </w:rPr>
+      </w:pPr>
+    </w:p>
+    <w:p>
+      <w:pPr>
+        <w:rPr>
+          <w:b/>
+          <w:bCs/>
+          <w:sz w:val="24"/>
+          <w:szCs w:val="24"/>
+        </w:rPr>
+      </w:pPr>
+      <w:r>
+        <w:rPr>
+          <w:b/>
+          <w:bCs/>
+          <w:sz w:val="24"/>
+          <w:szCs w:val="24"/>
+        </w:rPr>
+        <w:t> </w:t>
+      </w:r>
+      <w:r>
+        <w:rPr>
+          <w:b/>
+          <w:bCs/>
+          <w:sz w:val="24"/>
+          <w:szCs w:val="24"/>
+        </w:rPr>
+        <w:t>53.</w:t>
+      </w:r>
+      <w:r>
+        <w:rPr>
+          <w:b/>
+          <w:bCs/>
+          <w:sz w:val="24"/>
+          <w:szCs w:val="24"/>
+        </w:rPr>
+        <w:t>What would happen if we do console.log(useState())?</w:t>
+      </w:r>
+    </w:p>
+    <w:p>
+      <w:pPr>
+        <w:rPr>
+          <w:sz w:val="24"/>
+          <w:szCs w:val="24"/>
+        </w:rPr>
+      </w:pPr>
+      <w:r>
+        <w:rPr>
+          <w:sz w:val="24"/>
+          <w:szCs w:val="24"/>
+        </w:rPr>
+        <w:t>A: If we do console.log(useState()), we get an array [undefined, function] where first item in an array is state is undefined and the second item in an array is setState function is bound dispatchSetState.</w:t>
+      </w:r>
+    </w:p>
+    <w:p>
+      <w:pPr>
+        <w:rPr>
+          <w:sz w:val="24"/>
+          <w:szCs w:val="24"/>
+        </w:rPr>
+      </w:pPr>
+    </w:p>
+    <w:p>
+      <w:pPr>
+        <w:rPr>
+          <w:b/>
+          <w:bCs/>
+          <w:sz w:val="24"/>
+          <w:szCs w:val="24"/>
+        </w:rPr>
+      </w:pPr>
+      <w:r>
+        <w:rPr>
+          <w:b/>
+          <w:bCs/>
+          <w:sz w:val="24"/>
+          <w:szCs w:val="24"/>
+        </w:rPr>
+        <w:t>54</w:t>
+      </w:r>
+      <w:r>
+        <w:rPr>
+          <w:sz w:val="24"/>
+          <w:szCs w:val="24"/>
+        </w:rPr>
+        <w:t xml:space="preserve">. </w:t>
+      </w:r>
+      <w:r>
+        <w:rPr>
+          <w:b/>
+          <w:bCs/>
+          <w:sz w:val="24"/>
+          <w:szCs w:val="24"/>
+        </w:rPr>
+        <w:t>Q: How will useEffect behave if we don't add a dependency array?</w:t>
+      </w:r>
+    </w:p>
+    <w:p>
+      <w:pPr>
+        <w:rPr>
+          <w:sz w:val="24"/>
+          <w:szCs w:val="24"/>
+        </w:rPr>
+      </w:pPr>
+      <w:r>
+        <w:rPr>
+          <w:sz w:val="24"/>
+          <w:szCs w:val="24"/>
+        </w:rPr>
+        <w:t xml:space="preserve">Ans </w:t>
+      </w:r>
+      <w:r>
+        <w:rPr>
+          <w:sz w:val="24"/>
+          <w:szCs w:val="24"/>
+        </w:rPr>
+        <w:t>Syntax of useEffect is:</w:t>
+      </w:r>
+    </w:p>
+    <w:p>
+      <w:pPr>
+        <w:rPr>
+          <w:sz w:val="24"/>
+          <w:szCs w:val="24"/>
+        </w:rPr>
+      </w:pPr>
+      <w:r>
+        <w:rPr>
+          <w:sz w:val="24"/>
+          <w:szCs w:val="24"/>
+        </w:rPr>
+        <w:t xml:space="preserve">         </w:t>
+      </w:r>
+      <w:r>
+        <w:rPr>
+          <w:sz w:val="24"/>
+          <w:szCs w:val="24"/>
+        </w:rPr>
+        <w:t>useEffect(() =&gt; {}, []);</w:t>
+      </w:r>
+    </w:p>
+    <w:p>
+      <w:pPr>
+        <w:rPr>
+          <w:sz w:val="24"/>
+          <w:szCs w:val="24"/>
+        </w:rPr>
+      </w:pPr>
+      <w:r>
+        <w:rPr>
+          <w:sz w:val="24"/>
+          <w:szCs w:val="24"/>
+        </w:rPr>
+        <w:t>Case 1 : When the dependency array is not included in the arguments of useEffect() hook, the callback function will be executed every time the component is rendered and re-rendered.</w:t>
+      </w:r>
+    </w:p>
+    <w:p>
+      <w:pPr>
+        <w:rPr>
+          <w:sz w:val="24"/>
+          <w:szCs w:val="24"/>
+        </w:rPr>
+      </w:pPr>
+      <w:r>
+        <w:rPr>
+          <w:sz w:val="24"/>
+          <w:szCs w:val="24"/>
+        </w:rPr>
+        <w:t>Case 2 : When the dependency array is empty in the arguments of useEffect() hook, the callback function will be executed only one time during the initial render of the component.</w:t>
+      </w:r>
+    </w:p>
+    <w:p>
+      <w:pPr>
+        <w:rPr>
+          <w:sz w:val="24"/>
+          <w:szCs w:val="24"/>
+        </w:rPr>
+      </w:pPr>
+      <w:r>
+        <w:rPr>
+          <w:sz w:val="24"/>
+          <w:szCs w:val="24"/>
+        </w:rPr>
+        <w:t>Case 3 : When the dependency array contains a condition, the callback function will be executed one time during the initial render of the component and also re</w:t>
+      </w:r>
+      <w:r>
+        <w:rPr>
+          <w:sz w:val="24"/>
+          <w:szCs w:val="24"/>
+        </w:rPr>
+        <w:t>-</w:t>
+      </w:r>
+      <w:r>
+        <w:rPr>
+          <w:sz w:val="24"/>
+          <w:szCs w:val="24"/>
+        </w:rPr>
+        <w:t>render if there is a change in the condition.</w:t>
+      </w:r>
+    </w:p>
+    <w:p>
+      <w:pPr>
+        <w:rPr>
+          <w:sz w:val="24"/>
+          <w:szCs w:val="24"/>
+        </w:rPr>
+      </w:pPr>
+    </w:p>
+    <w:p>
+      <w:pPr>
+        <w:rPr>
+          <w:b/>
+          <w:bCs/>
+          <w:sz w:val="24"/>
+          <w:szCs w:val="24"/>
+        </w:rPr>
+      </w:pPr>
+      <w:r>
+        <w:rPr>
+          <w:b/>
+          <w:bCs/>
+          <w:sz w:val="24"/>
+          <w:szCs w:val="24"/>
+        </w:rPr>
+        <w:t>55</w:t>
+      </w:r>
+      <w:r>
+        <w:rPr>
+          <w:b/>
+          <w:bCs/>
+          <w:sz w:val="24"/>
+          <w:szCs w:val="24"/>
+        </w:rPr>
+        <w:t>: What is SPA?</w:t>
+      </w:r>
+    </w:p>
+    <w:p>
+      <w:pPr>
+        <w:rPr>
+          <w:sz w:val="24"/>
+          <w:szCs w:val="24"/>
+        </w:rPr>
+      </w:pPr>
+      <w:r>
+        <w:rPr>
+          <w:sz w:val="24"/>
+          <w:szCs w:val="24"/>
+        </w:rPr>
+        <w:t>A: Single Page Application (SPA) is a web application that dynamically updates the webpage with data from web server without reloading/refreshing the entire page. All the HTML, CSS, JS are retrieved in the initial load and other data/resources can be loaded dynamically whenever required. An SPA is sometimes referred to as a single-page interface (SPI).</w:t>
+      </w:r>
+    </w:p>
+    <w:p>
+      <w:pPr>
+        <w:rPr>
+          <w:sz w:val="24"/>
+          <w:szCs w:val="24"/>
+        </w:rPr>
+      </w:pPr>
+    </w:p>
+    <w:p>
+      <w:pPr>
+        <w:rPr>
+          <w:b/>
+          <w:bCs/>
+          <w:sz w:val="24"/>
+          <w:szCs w:val="24"/>
+        </w:rPr>
+      </w:pPr>
+      <w:r>
+        <w:rPr>
+          <w:b/>
+          <w:bCs/>
+          <w:sz w:val="24"/>
+          <w:szCs w:val="24"/>
+        </w:rPr>
+        <w:t>56</w:t>
+      </w:r>
+      <w:r>
+        <w:rPr>
+          <w:sz w:val="24"/>
+          <w:szCs w:val="24"/>
+        </w:rPr>
+        <w:t>.</w:t>
+      </w:r>
+      <w:r>
+        <w:rPr>
+          <w:rFonts w:ascii="Times New Roman" w:eastAsia="Times New Roman" w:hAnsi="Times New Roman" w:cs="Times New Roman"/>
+          <w:b/>
+          <w:bCs/>
+          <w:kern w:val="0"/>
+          <w:sz w:val="27"/>
+          <w:szCs w:val="27"/>
+          <w:lang w:eastAsia="en-IN"/>
+          <w14:ligatures w14:val="none"/>
+        </w:rPr>
+        <w:t xml:space="preserve"> </w:t>
+      </w:r>
+      <w:r>
+        <w:rPr>
+          <w:b/>
+          <w:bCs/>
+          <w:sz w:val="24"/>
+          <w:szCs w:val="24"/>
+        </w:rPr>
+        <w:t>Client-Side Routing vs Server-Side Routing</w:t>
+      </w:r>
+    </w:p>
+    <w:p>
+      <w:pPr>
+        <w:rPr>
+          <w:sz w:val="24"/>
+          <w:szCs w:val="24"/>
+        </w:rPr>
+      </w:pPr>
+      <w:r>
+        <w:rPr>
+          <w:b/>
+          <w:bCs/>
+          <w:sz w:val="24"/>
+          <w:szCs w:val="24"/>
+        </w:rPr>
+        <w:t>1️</w:t>
+      </w:r>
+      <w:r>
+        <w:rPr>
+          <w:b/>
+          <w:bCs/>
+          <w:sz w:val="24"/>
+          <w:szCs w:val="24"/>
+        </w:rPr>
+        <w:t xml:space="preserve"> </w:t>
+      </w:r>
+      <w:r>
+        <w:rPr>
+          <w:b/>
+          <w:bCs/>
+          <w:sz w:val="24"/>
+          <w:szCs w:val="24"/>
+        </w:rPr>
+        <w:t>Server-Side Routing (SSR):</w:t>
+      </w:r>
+      <w:r>
+        <w:rPr>
+          <w:sz w:val="24"/>
+          <w:szCs w:val="24"/>
+        </w:rPr>
+        <w:br/>
+        <w:t xml:space="preserve">In </w:t>
+      </w:r>
+      <w:r>
+        <w:rPr>
+          <w:b/>
+          <w:bCs/>
+          <w:sz w:val="24"/>
+          <w:szCs w:val="24"/>
+        </w:rPr>
+        <w:t>server-side routing</w:t>
+      </w:r>
+      <w:r>
+        <w:rPr>
+          <w:sz w:val="24"/>
+          <w:szCs w:val="24"/>
+        </w:rPr>
+        <w:t>, every time a user navigates to a new page, a request is sent to the server. The server processes this request, fetches the required data, generates a new HTML page, and sends it back to the browser. This approach ensures that each page is fully loaded from the server, which improves SEO but results in slower navigation due to full-page reloads. It is commonly used in traditional websites built with PHP, Django, or ASP.NET.</w:t>
+      </w:r>
+    </w:p>
+    <w:p>
+      <w:pPr>
+        <w:rPr>
+          <w:sz w:val="24"/>
+          <w:szCs w:val="24"/>
+        </w:rPr>
+      </w:pPr>
+      <w:r>
+        <w:rPr>
+          <w:b/>
+          <w:bCs/>
+          <w:sz w:val="24"/>
+          <w:szCs w:val="24"/>
+        </w:rPr>
+        <w:t>2️</w:t>
+      </w:r>
+      <w:r>
+        <w:rPr>
+          <w:rFonts w:ascii="Segoe UI Symbol" w:hAnsi="Segoe UI Symbol" w:cs="Segoe UI Symbol"/>
+          <w:b/>
+          <w:bCs/>
+          <w:sz w:val="24"/>
+          <w:szCs w:val="24"/>
+        </w:rPr>
+        <w:t xml:space="preserve">  </w:t>
+      </w:r>
+      <w:r>
+        <w:rPr>
+          <w:b/>
+          <w:bCs/>
+          <w:sz w:val="24"/>
+          <w:szCs w:val="24"/>
+        </w:rPr>
+        <w:t>Client-Side Routing (CSR):</w:t>
+      </w:r>
+      <w:r>
+        <w:rPr>
+          <w:sz w:val="24"/>
+          <w:szCs w:val="24"/>
+        </w:rPr>
+        <w:br/>
+        <w:t xml:space="preserve">In </w:t>
+      </w:r>
+      <w:r>
+        <w:rPr>
+          <w:b/>
+          <w:bCs/>
+          <w:sz w:val="24"/>
+          <w:szCs w:val="24"/>
+        </w:rPr>
+        <w:t>client-side routing</w:t>
+      </w:r>
+      <w:r>
+        <w:rPr>
+          <w:sz w:val="24"/>
+          <w:szCs w:val="24"/>
+        </w:rPr>
+        <w:t>, navigation happens within the browser using JavaScript without requesting a new page from the server. Instead, JavaScript dynamically updates the content of the page while keeping the URL in sync. This approach makes navigation much faster and provides a smoother user experience. However, it requires additional work for SEO optimization since search engines may struggle to index JavaScript-rendered content. CSR is widely used in modern JavaScript frameworks like React, Angular, and Vue.</w:t>
+      </w:r>
+    </w:p>
+    <w:p>
+      <w:pPr>
+        <w:rPr>
+          <w:sz w:val="24"/>
+          <w:szCs w:val="24"/>
+        </w:rPr>
+      </w:pPr>
+      <w:r>
+        <w:rPr>
+          <w:b/>
+          <w:bCs/>
+          <w:sz w:val="24"/>
+          <w:szCs w:val="24"/>
+        </w:rPr>
+        <w:lastRenderedPageBreak/>
+        <w:t>Key Differences:</w:t>
+      </w:r>
+    </w:p>
+    <w:p>
+      <w:pPr>
+        <w:numPr>
+          <w:ilvl w:val="0"/>
+          <w:numId w:val="42"/>
+        </w:numPr>
+        <w:rPr>
+          <w:sz w:val="24"/>
+          <w:szCs w:val="24"/>
+        </w:rPr>
+      </w:pPr>
+      <w:r>
+        <w:rPr>
+          <w:sz w:val="24"/>
+          <w:szCs w:val="24"/>
+        </w:rPr>
+        <w:t xml:space="preserve">SSR is </w:t>
+      </w:r>
+      <w:r>
+        <w:rPr>
+          <w:b/>
+          <w:bCs/>
+          <w:sz w:val="24"/>
+          <w:szCs w:val="24"/>
+        </w:rPr>
+        <w:t>slower</w:t>
+      </w:r>
+      <w:r>
+        <w:rPr>
+          <w:sz w:val="24"/>
+          <w:szCs w:val="24"/>
+        </w:rPr>
+        <w:t xml:space="preserve"> because it reloads the full page, while CSR is </w:t>
+      </w:r>
+      <w:r>
+        <w:rPr>
+          <w:b/>
+          <w:bCs/>
+          <w:sz w:val="24"/>
+          <w:szCs w:val="24"/>
+        </w:rPr>
+        <w:t>faster</w:t>
+      </w:r>
+      <w:r>
+        <w:rPr>
+          <w:sz w:val="24"/>
+          <w:szCs w:val="24"/>
+        </w:rPr>
+        <w:t xml:space="preserve"> as it only updates necessary content.</w:t>
+      </w:r>
+    </w:p>
+    <w:p>
+      <w:pPr>
+        <w:numPr>
+          <w:ilvl w:val="0"/>
+          <w:numId w:val="42"/>
+        </w:numPr>
+        <w:rPr>
+          <w:sz w:val="24"/>
+          <w:szCs w:val="24"/>
+        </w:rPr>
+      </w:pPr>
+      <w:r>
+        <w:rPr>
+          <w:sz w:val="24"/>
+          <w:szCs w:val="24"/>
+        </w:rPr>
+        <w:t xml:space="preserve">SSR is </w:t>
+      </w:r>
+      <w:r>
+        <w:rPr>
+          <w:b/>
+          <w:bCs/>
+          <w:sz w:val="24"/>
+          <w:szCs w:val="24"/>
+        </w:rPr>
+        <w:t>better for SEO</w:t>
+      </w:r>
+      <w:r>
+        <w:rPr>
+          <w:sz w:val="24"/>
+          <w:szCs w:val="24"/>
+        </w:rPr>
+        <w:t xml:space="preserve">, whereas CSR requires </w:t>
+      </w:r>
+      <w:r>
+        <w:rPr>
+          <w:b/>
+          <w:bCs/>
+          <w:sz w:val="24"/>
+          <w:szCs w:val="24"/>
+        </w:rPr>
+        <w:t>extra efforts</w:t>
+      </w:r>
+      <w:r>
+        <w:rPr>
+          <w:sz w:val="24"/>
+          <w:szCs w:val="24"/>
+        </w:rPr>
+        <w:t xml:space="preserve"> like server-side rendering (e.g., Next.js) to improve SEO.</w:t>
+      </w:r>
+    </w:p>
+    <w:p>
+      <w:pPr>
+        <w:numPr>
+          <w:ilvl w:val="0"/>
+          <w:numId w:val="42"/>
+        </w:numPr>
+        <w:rPr>
+          <w:sz w:val="24"/>
+          <w:szCs w:val="24"/>
+        </w:rPr>
+      </w:pPr>
+      <w:r>
+        <w:rPr>
+          <w:sz w:val="24"/>
+          <w:szCs w:val="24"/>
+        </w:rPr>
+        <w:t xml:space="preserve">CSR provides a </w:t>
+      </w:r>
+      <w:r>
+        <w:rPr>
+          <w:b/>
+          <w:bCs/>
+          <w:sz w:val="24"/>
+          <w:szCs w:val="24"/>
+        </w:rPr>
+        <w:t>better user experience</w:t>
+      </w:r>
+      <w:r>
+        <w:rPr>
+          <w:sz w:val="24"/>
+          <w:szCs w:val="24"/>
+        </w:rPr>
+        <w:t xml:space="preserve"> with smooth transitions, whereas SSR may cause flickering due to full-page reloads.</w:t>
+      </w:r>
+    </w:p>
+    <w:p>
+      <w:pPr>
+        <w:rPr>
+          <w:b/>
+          <w:bCs/>
+          <w:sz w:val="24"/>
+          <w:szCs w:val="24"/>
+        </w:rPr>
+      </w:pPr>
+      <w:r>
+        <w:rPr>
+          <w:sz w:val="24"/>
+          <w:szCs w:val="24"/>
+        </w:rPr>
+        <w:t>56.</w:t>
+      </w:r>
+      <w:r>
+        <w:rPr>
+          <w:rFonts w:ascii="Segoe UI" w:eastAsia="Times New Roman" w:hAnsi="Segoe UI" w:cs="Segoe UI"/>
+          <w:b/>
+          <w:bCs/>
+          <w:color w:val="F0F6FC"/>
+          <w:kern w:val="0"/>
+          <w:sz w:val="36"/>
+          <w:szCs w:val="36"/>
+          <w:lang w:eastAsia="en-IN"/>
+          <w14:ligatures w14:val="none"/>
+        </w:rPr>
+        <w:t xml:space="preserve"> </w:t>
+      </w:r>
+      <w:r>
+        <w:rPr>
+          <w:b/>
+          <w:bCs/>
+          <w:sz w:val="24"/>
+          <w:szCs w:val="24"/>
+        </w:rPr>
+        <w:t>What is the order of life cycle method calls in Class Based Components?</w:t>
+      </w:r>
+    </w:p>
+    <w:p>
+      <w:pPr>
+        <w:rPr>
+          <w:sz w:val="24"/>
+          <w:szCs w:val="24"/>
+        </w:rPr>
+      </w:pPr>
+      <w:r>
+        <w:rPr>
+          <w:sz w:val="24"/>
+          <w:szCs w:val="24"/>
+        </w:rPr>
+        <w:t>A: Following is the order of lifecycle methods calls in Class Based Components:</w:t>
+      </w:r>
+    </w:p>
+    <w:p>
+      <w:pPr>
+        <w:numPr>
+          <w:ilvl w:val="0"/>
+          <w:numId w:val="43"/>
+        </w:numPr>
+        <w:rPr>
+          <w:sz w:val="24"/>
+          <w:szCs w:val="24"/>
+        </w:rPr>
+      </w:pPr>
+      <w:r>
+        <w:rPr>
+          <w:sz w:val="24"/>
+          <w:szCs w:val="24"/>
+        </w:rPr>
+        <w:t>constructor()</w:t>
+      </w:r>
+    </w:p>
+    <w:p>
+      <w:pPr>
+        <w:numPr>
+          <w:ilvl w:val="0"/>
+          <w:numId w:val="43"/>
+        </w:numPr>
+        <w:rPr>
+          <w:sz w:val="24"/>
+          <w:szCs w:val="24"/>
+        </w:rPr>
+      </w:pPr>
+      <w:r>
+        <w:rPr>
+          <w:sz w:val="24"/>
+          <w:szCs w:val="24"/>
+        </w:rPr>
+        <w:t>render ()</w:t>
+      </w:r>
+    </w:p>
+    <w:p>
+      <w:pPr>
+        <w:numPr>
+          <w:ilvl w:val="0"/>
+          <w:numId w:val="43"/>
+        </w:numPr>
+        <w:rPr>
+          <w:sz w:val="24"/>
+          <w:szCs w:val="24"/>
+        </w:rPr>
+      </w:pPr>
+      <w:r>
+        <w:rPr>
+          <w:sz w:val="24"/>
+          <w:szCs w:val="24"/>
+        </w:rPr>
+        <w:t>componentDidMount()</w:t>
+      </w:r>
+    </w:p>
+    <w:p>
+      <w:pPr>
+        <w:numPr>
+          <w:ilvl w:val="0"/>
+          <w:numId w:val="43"/>
+        </w:numPr>
+        <w:rPr>
+          <w:sz w:val="24"/>
+          <w:szCs w:val="24"/>
+        </w:rPr>
+      </w:pPr>
+      <w:r>
+        <w:rPr>
+          <w:sz w:val="24"/>
+          <w:szCs w:val="24"/>
+        </w:rPr>
+        <w:t>componentDidUpdate()</w:t>
+      </w:r>
+    </w:p>
+    <w:p>
+      <w:pPr>
+        <w:numPr>
+          <w:ilvl w:val="0"/>
+          <w:numId w:val="43"/>
+        </w:numPr>
+        <w:rPr>
+          <w:sz w:val="24"/>
+          <w:szCs w:val="24"/>
+        </w:rPr>
+      </w:pPr>
+      <w:r>
+        <w:rPr>
+          <w:sz w:val="24"/>
+          <w:szCs w:val="24"/>
+        </w:rPr>
+        <w:t>componentWillUnmount()</w:t>
+      </w:r>
+    </w:p>
+    <w:p>
+      <w:pPr>
+        <w:rPr>
+          <w:sz w:val="24"/>
+          <w:szCs w:val="24"/>
+        </w:rPr>
+      </w:pPr>
+      <w:r>
+        <w:rPr>
+          <w:sz w:val="24"/>
+          <w:szCs w:val="24"/>
+        </w:rPr>
+        <w:t>For more reference </w:t>
+      </w:r>
+      <w:hyperlink r:id="rId8" w:history="1">
+        <w:r>
+          <w:rPr>
+            <w:rStyle w:val="Hyperlink"/>
+            <w:sz w:val="24"/>
+            <w:szCs w:val="24"/>
+          </w:rPr>
+          <w:t>React-Lifecycle-methods-Diagram</w:t>
+        </w:r>
+      </w:hyperlink>
+    </w:p>
+    <w:p>
+      <w:pPr>
+        <w:rPr>
+          <w:sz w:val="24"/>
+          <w:szCs w:val="24"/>
+        </w:rPr>
+      </w:pPr>
+    </w:p>
+    <w:p>
+      <w:pPr>
+        <w:rPr>
+          <w:b/>
+          <w:bCs/>
+          <w:sz w:val="24"/>
+          <w:szCs w:val="24"/>
+        </w:rPr>
+      </w:pPr>
+      <w:r>
+        <w:rPr>
+          <w:b/>
+          <w:bCs/>
+          <w:sz w:val="24"/>
+          <w:szCs w:val="24"/>
+        </w:rPr>
+        <w:t xml:space="preserve">57. </w:t>
+      </w:r>
+      <w:r>
+        <w:rPr>
+          <w:b/>
+          <w:bCs/>
+          <w:sz w:val="24"/>
+          <w:szCs w:val="24"/>
+        </w:rPr>
+        <w:t xml:space="preserve"> Why do we use componentDidMount? </w:t>
+      </w:r>
+    </w:p>
+    <w:p>
+      <w:pPr>
+        <w:rPr>
+          <w:b/>
+          <w:bCs/>
+          <w:sz w:val="24"/>
+          <w:szCs w:val="24"/>
+        </w:rPr>
+      </w:pPr>
+      <w:r>
+        <w:rPr>
+          <w:b/>
+          <w:bCs/>
+          <w:sz w:val="24"/>
+          <w:szCs w:val="24"/>
+        </w:rPr>
+        <w:t>Why Do We Use componentDidMount()?</w:t>
+      </w:r>
+    </w:p>
+    <w:p>
+      <w:pPr>
+        <w:rPr>
+          <w:sz w:val="24"/>
+          <w:szCs w:val="24"/>
+        </w:rPr>
+      </w:pPr>
+      <w:r>
+        <w:rPr>
+          <w:sz w:val="24"/>
+          <w:szCs w:val="24"/>
+        </w:rPr>
+        <w:t xml:space="preserve">componentDidMount() is a lifecycle method in </w:t>
+      </w:r>
+      <w:r>
+        <w:rPr>
+          <w:b/>
+          <w:bCs/>
+          <w:sz w:val="24"/>
+          <w:szCs w:val="24"/>
+        </w:rPr>
+        <w:t>class-based components</w:t>
+      </w:r>
+      <w:r>
+        <w:rPr>
+          <w:sz w:val="24"/>
+          <w:szCs w:val="24"/>
+        </w:rPr>
+        <w:t xml:space="preserve"> in React. It runs </w:t>
+      </w:r>
+      <w:r>
+        <w:rPr>
+          <w:b/>
+          <w:bCs/>
+          <w:sz w:val="24"/>
+          <w:szCs w:val="24"/>
+        </w:rPr>
+        <w:t>only once</w:t>
+      </w:r>
+      <w:r>
+        <w:rPr>
+          <w:sz w:val="24"/>
+          <w:szCs w:val="24"/>
+        </w:rPr>
+        <w:t>, after the component has been rendered (mounted) to the DOM.</w:t>
+      </w:r>
+    </w:p>
+    <w:p>
+      <w:pPr>
+        <w:rPr>
+          <w:b/>
+          <w:bCs/>
+          <w:sz w:val="24"/>
+          <w:szCs w:val="24"/>
+        </w:rPr>
+      </w:pPr>
+      <w:r>
+        <w:rPr>
+          <w:b/>
+          <w:bCs/>
+          <w:sz w:val="24"/>
+          <w:szCs w:val="24"/>
+        </w:rPr>
+        <w:t>Uses of componentDidMount()</w:t>
+      </w:r>
+    </w:p>
+    <w:p>
+      <w:pPr>
+        <w:numPr>
+          <w:ilvl w:val="0"/>
+          <w:numId w:val="44"/>
+        </w:numPr>
+        <w:rPr>
+          <w:sz w:val="24"/>
+          <w:szCs w:val="24"/>
+        </w:rPr>
+      </w:pPr>
+      <w:r>
+        <w:rPr>
+          <w:b/>
+          <w:bCs/>
+          <w:sz w:val="24"/>
+          <w:szCs w:val="24"/>
+        </w:rPr>
+        <w:t>Fetching Data from APIs</w:t>
+      </w:r>
+      <w:r>
+        <w:rPr>
+          <w:sz w:val="24"/>
+          <w:szCs w:val="24"/>
+        </w:rPr>
+        <w:t xml:space="preserve"> – It is commonly used to make API calls when the component loads.</w:t>
+      </w:r>
+    </w:p>
+    <w:p>
+      <w:pPr>
+        <w:numPr>
+          <w:ilvl w:val="0"/>
+          <w:numId w:val="44"/>
+        </w:numPr>
+        <w:rPr>
+          <w:sz w:val="24"/>
+          <w:szCs w:val="24"/>
+        </w:rPr>
+      </w:pPr>
+      <w:r>
+        <w:rPr>
+          <w:b/>
+          <w:bCs/>
+          <w:sz w:val="24"/>
+          <w:szCs w:val="24"/>
+        </w:rPr>
+        <w:t>Adding Event Listeners</w:t>
+      </w:r>
+      <w:r>
+        <w:rPr>
+          <w:sz w:val="24"/>
+          <w:szCs w:val="24"/>
+        </w:rPr>
+        <w:t xml:space="preserve"> – Used to attach event listeners like window.addEventListener().</w:t>
+      </w:r>
+    </w:p>
+    <w:p>
+      <w:pPr>
+        <w:numPr>
+          <w:ilvl w:val="0"/>
+          <w:numId w:val="44"/>
+        </w:numPr>
+        <w:rPr>
+          <w:sz w:val="24"/>
+          <w:szCs w:val="24"/>
+        </w:rPr>
+      </w:pPr>
+      <w:r>
+        <w:rPr>
+          <w:b/>
+          <w:bCs/>
+          <w:sz w:val="24"/>
+          <w:szCs w:val="24"/>
+        </w:rPr>
+        <w:t>Setting up Subscriptions</w:t>
+      </w:r>
+      <w:r>
+        <w:rPr>
+          <w:sz w:val="24"/>
+          <w:szCs w:val="24"/>
+        </w:rPr>
+        <w:t xml:space="preserve"> – Useful for setting up WebSockets, timers, or intervals.</w:t>
+      </w:r>
+    </w:p>
+    <w:p>
+      <w:pPr>
+        <w:numPr>
+          <w:ilvl w:val="0"/>
+          <w:numId w:val="44"/>
+        </w:numPr>
+        <w:rPr>
+          <w:sz w:val="24"/>
+          <w:szCs w:val="24"/>
+        </w:rPr>
+      </w:pPr>
+      <w:r>
+        <w:rPr>
+          <w:b/>
+          <w:bCs/>
+          <w:sz w:val="24"/>
+          <w:szCs w:val="24"/>
+        </w:rPr>
+        <w:t>Manipulating the DOM</w:t>
+      </w:r>
+      <w:r>
+        <w:rPr>
+          <w:sz w:val="24"/>
+          <w:szCs w:val="24"/>
+        </w:rPr>
+        <w:t xml:space="preserve"> – Can be used to access and modify the DOM after the component is mounted.</w:t>
+      </w:r>
+    </w:p>
+    <w:p>
+      <w:pPr>
+        <w:rPr>
+          <w:sz w:val="24"/>
+          <w:szCs w:val="24"/>
+        </w:rPr>
+      </w:pPr>
+    </w:p>
+    <w:p>
+      <w:pPr>
+        <w:rPr>
+          <w:b/>
+          <w:bCs/>
+          <w:sz w:val="24"/>
+          <w:szCs w:val="24"/>
+        </w:rPr>
+      </w:pPr>
+      <w:r>
+        <w:rPr>
+          <w:b/>
+          <w:bCs/>
+          <w:sz w:val="24"/>
+          <w:szCs w:val="24"/>
+        </w:rPr>
+        <w:t>58</w:t>
+      </w:r>
+      <w:r>
+        <w:rPr>
+          <w:b/>
+          <w:bCs/>
+          <w:sz w:val="24"/>
+          <w:szCs w:val="24"/>
+        </w:rPr>
+        <w:t xml:space="preserve">: Why do we use componentWillUnmount? Show with example. </w:t>
+      </w:r>
+    </w:p>
+    <w:p>
+      <w:pPr>
+        <w:rPr>
+          <w:b/>
+          <w:bCs/>
+          <w:sz w:val="24"/>
+          <w:szCs w:val="24"/>
+        </w:rPr>
+      </w:pPr>
+      <w:r>
+        <w:rPr>
+          <w:b/>
+          <w:bCs/>
+          <w:sz w:val="24"/>
+          <w:szCs w:val="24"/>
+        </w:rPr>
+        <w:t>Why Do We Use componentWillUnmount()?</w:t>
+      </w:r>
+    </w:p>
+    <w:p>
+      <w:pPr>
+        <w:rPr>
+          <w:sz w:val="24"/>
+          <w:szCs w:val="24"/>
+        </w:rPr>
+      </w:pPr>
+      <w:r>
+        <w:rPr>
+          <w:sz w:val="24"/>
+          <w:szCs w:val="24"/>
+        </w:rPr>
+        <w:t xml:space="preserve">componentWillUnmount() is a lifecycle method in </w:t>
+      </w:r>
+      <w:r>
+        <w:rPr>
+          <w:b/>
+          <w:bCs/>
+          <w:sz w:val="24"/>
+          <w:szCs w:val="24"/>
+        </w:rPr>
+        <w:t>class-based components</w:t>
+      </w:r>
+      <w:r>
+        <w:rPr>
+          <w:sz w:val="24"/>
+          <w:szCs w:val="24"/>
+        </w:rPr>
+        <w:t xml:space="preserve"> in React. It is called </w:t>
+      </w:r>
+      <w:r>
+        <w:rPr>
+          <w:b/>
+          <w:bCs/>
+          <w:sz w:val="24"/>
+          <w:szCs w:val="24"/>
+        </w:rPr>
+        <w:t>just before a component is removed (unmounted) from the DOM</w:t>
+      </w:r>
+      <w:r>
+        <w:rPr>
+          <w:sz w:val="24"/>
+          <w:szCs w:val="24"/>
+        </w:rPr>
+        <w:t>.</w:t>
+      </w:r>
+    </w:p>
+    <w:p>
+      <w:pPr>
+        <w:rPr>
+          <w:b/>
+          <w:bCs/>
+          <w:sz w:val="24"/>
+          <w:szCs w:val="24"/>
+        </w:rPr>
+      </w:pPr>
+      <w:r>
+        <w:rPr>
+          <w:b/>
+          <w:bCs/>
+          <w:sz w:val="24"/>
+          <w:szCs w:val="24"/>
+        </w:rPr>
+        <w:t>Uses of componentWillUnmount()</w:t>
+      </w:r>
+    </w:p>
+    <w:p>
+      <w:pPr>
+        <w:numPr>
+          <w:ilvl w:val="0"/>
+          <w:numId w:val="45"/>
+        </w:numPr>
+        <w:rPr>
+          <w:sz w:val="24"/>
+          <w:szCs w:val="24"/>
+        </w:rPr>
+      </w:pPr>
+      <w:r>
+        <w:rPr>
+          <w:b/>
+          <w:bCs/>
+          <w:sz w:val="24"/>
+          <w:szCs w:val="24"/>
+        </w:rPr>
+        <w:t>Cleaning up event listeners</w:t>
+      </w:r>
+      <w:r>
+        <w:rPr>
+          <w:sz w:val="24"/>
+          <w:szCs w:val="24"/>
+        </w:rPr>
+        <w:t xml:space="preserve"> – Removing event listeners to prevent memory leaks.</w:t>
+      </w:r>
+    </w:p>
+    <w:p>
+      <w:pPr>
+        <w:numPr>
+          <w:ilvl w:val="0"/>
+          <w:numId w:val="45"/>
+        </w:numPr>
+        <w:rPr>
+          <w:sz w:val="24"/>
+          <w:szCs w:val="24"/>
+        </w:rPr>
+      </w:pPr>
+      <w:r>
+        <w:rPr>
+          <w:b/>
+          <w:bCs/>
+          <w:sz w:val="24"/>
+          <w:szCs w:val="24"/>
+        </w:rPr>
+        <w:t>Clearing timers or intervals</w:t>
+      </w:r>
+      <w:r>
+        <w:rPr>
+          <w:sz w:val="24"/>
+          <w:szCs w:val="24"/>
+        </w:rPr>
+        <w:t xml:space="preserve"> – Stopping setTimeout or setInterval functions.</w:t>
+      </w:r>
+    </w:p>
+    <w:p>
+      <w:pPr>
+        <w:numPr>
+          <w:ilvl w:val="0"/>
+          <w:numId w:val="45"/>
+        </w:numPr>
+        <w:rPr>
+          <w:sz w:val="24"/>
+          <w:szCs w:val="24"/>
+        </w:rPr>
+      </w:pPr>
+      <w:r>
+        <w:rPr>
+          <w:b/>
+          <w:bCs/>
+          <w:sz w:val="24"/>
+          <w:szCs w:val="24"/>
+        </w:rPr>
+        <w:lastRenderedPageBreak/>
+        <w:t>Unsubscribing from API calls or WebSockets</w:t>
+      </w:r>
+      <w:r>
+        <w:rPr>
+          <w:sz w:val="24"/>
+          <w:szCs w:val="24"/>
+        </w:rPr>
+        <w:t xml:space="preserve"> – Preventing unwanted network requests.</w:t>
+      </w:r>
+    </w:p>
+    <w:p>
+      <w:pPr>
+        <w:numPr>
+          <w:ilvl w:val="0"/>
+          <w:numId w:val="45"/>
+        </w:numPr>
+        <w:rPr>
+          <w:sz w:val="24"/>
+          <w:szCs w:val="24"/>
+        </w:rPr>
+      </w:pPr>
+      <w:r>
+        <w:rPr>
+          <w:b/>
+          <w:bCs/>
+          <w:sz w:val="24"/>
+          <w:szCs w:val="24"/>
+        </w:rPr>
+        <w:t>Removing side effects</w:t>
+      </w:r>
+      <w:r>
+        <w:rPr>
+          <w:sz w:val="24"/>
+          <w:szCs w:val="24"/>
+        </w:rPr>
+        <w:t xml:space="preserve"> – Any side effect that should not persist after the component is gone.</w:t>
+      </w:r>
+    </w:p>
+    <w:p>
+      <w:pPr>
+        <w:rPr>
+          <w:sz w:val="24"/>
+          <w:szCs w:val="24"/>
+        </w:rPr>
+      </w:pPr>
+    </w:p>
+    <w:p>
+      <w:pPr>
+        <w:rPr>
+          <w:b/>
+          <w:bCs/>
+          <w:sz w:val="24"/>
+          <w:szCs w:val="24"/>
+        </w:rPr>
+      </w:pPr>
+      <w:r>
+        <w:rPr>
+          <w:b/>
+          <w:bCs/>
+          <w:sz w:val="24"/>
+          <w:szCs w:val="24"/>
+        </w:rPr>
+        <w:t>59.</w:t>
+      </w:r>
+      <w:r>
+        <w:rPr>
+          <w:rFonts w:ascii="Times New Roman" w:eastAsia="Times New Roman" w:hAnsi="Times New Roman" w:cs="Times New Roman"/>
+          <w:b/>
+          <w:bCs/>
+          <w:kern w:val="0"/>
+          <w:sz w:val="24"/>
+          <w:szCs w:val="24"/>
+          <w:lang w:eastAsia="en-IN"/>
+          <w14:ligatures w14:val="none"/>
+        </w:rPr>
+        <w:t xml:space="preserve"> </w:t>
+      </w:r>
+      <w:r>
+        <w:rPr>
+          <w:b/>
+          <w:bCs/>
+          <w:sz w:val="24"/>
+          <w:szCs w:val="24"/>
+        </w:rPr>
+        <w:t>Why do we use super(props) in constructor?</w:t>
+      </w:r>
+    </w:p>
+    <w:p>
+      <w:pPr>
+        <w:rPr>
+          <w:b/>
+          <w:bCs/>
+          <w:sz w:val="24"/>
+          <w:szCs w:val="24"/>
+        </w:rPr>
+      </w:pPr>
+      <w:r>
+        <w:rPr>
+          <w:b/>
+          <w:bCs/>
+          <w:sz w:val="24"/>
+          <w:szCs w:val="24"/>
+        </w:rPr>
+        <w:t>Why Do We Use super(props) in Constructor?</w:t>
+      </w:r>
+    </w:p>
+    <w:p>
+      <w:pPr>
+        <w:rPr>
+          <w:sz w:val="24"/>
+          <w:szCs w:val="24"/>
+        </w:rPr>
+      </w:pPr>
+      <w:r>
+        <w:rPr>
+          <w:sz w:val="24"/>
+          <w:szCs w:val="24"/>
+        </w:rPr>
+        <w:t xml:space="preserve">In </w:t>
+      </w:r>
+      <w:r>
+        <w:rPr>
+          <w:b/>
+          <w:bCs/>
+          <w:sz w:val="24"/>
+          <w:szCs w:val="24"/>
+        </w:rPr>
+        <w:t>class-based components</w:t>
+      </w:r>
+      <w:r>
+        <w:rPr>
+          <w:sz w:val="24"/>
+          <w:szCs w:val="24"/>
+        </w:rPr>
+        <w:t xml:space="preserve"> in React, we use super(props) inside the constructor to correctly initialize the </w:t>
+      </w:r>
+      <w:r>
+        <w:rPr>
+          <w:b/>
+          <w:bCs/>
+          <w:sz w:val="24"/>
+          <w:szCs w:val="24"/>
+        </w:rPr>
+        <w:t>this keyword</w:t>
+      </w:r>
+      <w:r>
+        <w:rPr>
+          <w:sz w:val="24"/>
+          <w:szCs w:val="24"/>
+        </w:rPr>
+        <w:t xml:space="preserve"> and access props inside the class.</w:t>
+      </w:r>
+    </w:p>
+    <w:p>
+      <w:pPr>
+        <w:rPr>
+          <w:sz w:val="24"/>
+          <w:szCs w:val="24"/>
+        </w:rPr>
+      </w:pPr>
+      <w:r>
+        <w:rPr>
+          <w:sz w:val="24"/>
+          <w:szCs w:val="24"/>
+        </w:rPr>
+        <w:pict w14:anchorId="5F1747D0">
+          <v:rect id="_x0000_i1041" style="width:0;height:1.5pt" o:hralign="center" o:hrstd="t" o:hr="t" fillcolor="#a0a0a0" stroked="f"/>
+        </w:pict>
+      </w:r>
+    </w:p>
+    <w:p>
+      <w:pPr>
+        <w:rPr>
+          <w:b/>
+          <w:bCs/>
+          <w:sz w:val="24"/>
+          <w:szCs w:val="24"/>
+        </w:rPr>
+      </w:pPr>
+      <w:r>
+        <w:rPr>
+          <w:b/>
+          <w:bCs/>
+          <w:sz w:val="24"/>
+          <w:szCs w:val="24"/>
+        </w:rPr>
+        <w:t>1️</w:t>
+      </w:r>
+      <w:r>
+        <w:rPr>
+          <w:rFonts w:ascii="Segoe UI Symbol" w:hAnsi="Segoe UI Symbol" w:cs="Segoe UI Symbol"/>
+          <w:b/>
+          <w:bCs/>
+          <w:sz w:val="24"/>
+          <w:szCs w:val="24"/>
+        </w:rPr>
+        <w:t>⃣</w:t>
+      </w:r>
+      <w:r>
+        <w:rPr>
+          <w:b/>
+          <w:bCs/>
+          <w:sz w:val="24"/>
+          <w:szCs w:val="24"/>
+        </w:rPr>
+        <w:t xml:space="preserve"> Key Reasons for Using super(props)</w:t>
+      </w:r>
+    </w:p>
+    <w:p>
+      <w:pPr>
+        <w:numPr>
+          <w:ilvl w:val="0"/>
+          <w:numId w:val="46"/>
+        </w:numPr>
+        <w:rPr>
+          <w:sz w:val="24"/>
+          <w:szCs w:val="24"/>
+        </w:rPr>
+      </w:pPr>
+      <w:r>
+        <w:rPr>
+          <w:b/>
+          <w:bCs/>
+          <w:sz w:val="24"/>
+          <w:szCs w:val="24"/>
+        </w:rPr>
+        <w:t>To Call the Parent Class Constructor (React.Component)</w:t>
+      </w:r>
+    </w:p>
+    <w:p>
+      <w:pPr>
+        <w:numPr>
+          <w:ilvl w:val="1"/>
+          <w:numId w:val="46"/>
+        </w:numPr>
+        <w:rPr>
+          <w:sz w:val="24"/>
+          <w:szCs w:val="24"/>
+        </w:rPr>
+      </w:pPr>
+      <w:r>
+        <w:rPr>
+          <w:sz w:val="24"/>
+          <w:szCs w:val="24"/>
+        </w:rPr>
+        <w:t>In JavaScript, when a class extends another class, we must call super() before using this.</w:t>
+      </w:r>
+    </w:p>
+    <w:p>
+      <w:pPr>
+        <w:numPr>
+          <w:ilvl w:val="1"/>
+          <w:numId w:val="46"/>
+        </w:numPr>
+        <w:rPr>
+          <w:sz w:val="24"/>
+          <w:szCs w:val="24"/>
+        </w:rPr>
+      </w:pPr>
+      <w:r>
+        <w:rPr>
+          <w:sz w:val="24"/>
+          <w:szCs w:val="24"/>
+        </w:rPr>
+        <w:t>super(props) calls the constructor of React.Component, ensuring the component is initialized properly.</w:t>
+      </w:r>
+    </w:p>
+    <w:p>
+      <w:pPr>
+        <w:numPr>
+          <w:ilvl w:val="0"/>
+          <w:numId w:val="46"/>
+        </w:numPr>
+        <w:rPr>
+          <w:sz w:val="24"/>
+          <w:szCs w:val="24"/>
+        </w:rPr>
+      </w:pPr>
+      <w:r>
+        <w:rPr>
+          <w:b/>
+          <w:bCs/>
+          <w:sz w:val="24"/>
+          <w:szCs w:val="24"/>
+        </w:rPr>
+        <w:t>To Allow Access to this.props Inside the Constructor</w:t>
+      </w:r>
+    </w:p>
+    <w:p>
+      <w:pPr>
+        <w:numPr>
+          <w:ilvl w:val="1"/>
+          <w:numId w:val="46"/>
+        </w:numPr>
+        <w:rPr>
+          <w:sz w:val="24"/>
+          <w:szCs w:val="24"/>
+        </w:rPr>
+      </w:pPr>
+      <w:r>
+        <w:rPr>
+          <w:sz w:val="24"/>
+          <w:szCs w:val="24"/>
+        </w:rPr>
+        <w:t>Without super(props), this.props will be undefined inside the constructor.</w:t>
+      </w:r>
+    </w:p>
+    <w:p>
+      <w:pPr>
+        <w:rPr>
+          <w:sz w:val="24"/>
+          <w:szCs w:val="24"/>
+        </w:rPr>
+      </w:pPr>
+    </w:p>
+    <w:p>
+      <w:pPr>
+        <w:rPr>
+          <w:sz w:val="24"/>
+          <w:szCs w:val="24"/>
+        </w:rPr>
+      </w:pPr>
+      <w:r>
+        <w:rPr>
+          <w:b/>
+          <w:bCs/>
+          <w:sz w:val="24"/>
+          <w:szCs w:val="24"/>
+        </w:rPr>
+        <w:t>60.</w:t>
+      </w:r>
+      <w:r>
+        <w:rPr>
+          <w:rFonts w:ascii="Times New Roman" w:eastAsia="Times New Roman" w:hAnsi="Times New Roman" w:cs="Times New Roman"/>
+          <w:b/>
+          <w:bCs/>
+          <w:kern w:val="0"/>
+          <w:sz w:val="24"/>
+          <w:szCs w:val="24"/>
+          <w:lang w:eastAsia="en-IN"/>
+          <w14:ligatures w14:val="none"/>
+        </w:rPr>
+        <w:t xml:space="preserve"> </w:t>
+      </w:r>
+      <w:r>
+        <w:rPr>
+          <w:b/>
+          <w:bCs/>
+          <w:sz w:val="24"/>
+          <w:szCs w:val="24"/>
+        </w:rPr>
+        <w:t>Why can't we have the callback function of useEffect async?</w:t>
+      </w:r>
+    </w:p>
+    <w:p>
+      <w:pPr>
+        <w:rPr>
+          <w:sz w:val="24"/>
+          <w:szCs w:val="24"/>
+        </w:rPr>
+      </w:pPr>
+      <w:r>
+        <w:rPr>
+          <w:rFonts w:ascii="Segoe UI Emoji" w:hAnsi="Segoe UI Emoji" w:cs="Segoe UI Emoji"/>
+          <w:sz w:val="24"/>
+          <w:szCs w:val="24"/>
+        </w:rPr>
+        <w:t>❌</w:t>
+      </w:r>
+      <w:r>
+        <w:rPr>
+          <w:sz w:val="24"/>
+          <w:szCs w:val="24"/>
+        </w:rPr>
+        <w:t xml:space="preserve"> </w:t>
+      </w:r>
+      <w:r>
+        <w:rPr>
+          <w:b/>
+          <w:bCs/>
+          <w:sz w:val="24"/>
+          <w:szCs w:val="24"/>
+        </w:rPr>
+        <w:t>Don't use async directly in useEffect</w:t>
+      </w:r>
+      <w:r>
+        <w:rPr>
+          <w:sz w:val="24"/>
+          <w:szCs w:val="24"/>
+        </w:rPr>
+        <w:t xml:space="preserve"> because it returns a Promise.</w:t>
+      </w:r>
+      <w:r>
+        <w:rPr>
+          <w:sz w:val="24"/>
+          <w:szCs w:val="24"/>
+        </w:rPr>
+        <w:br/>
+      </w:r>
+      <w:r>
+        <w:rPr>
+          <w:rFonts w:ascii="Segoe UI Emoji" w:hAnsi="Segoe UI Emoji" w:cs="Segoe UI Emoji"/>
+          <w:sz w:val="24"/>
+          <w:szCs w:val="24"/>
+        </w:rPr>
+        <w:t>✅</w:t>
+      </w:r>
+      <w:r>
+        <w:rPr>
+          <w:sz w:val="24"/>
+          <w:szCs w:val="24"/>
+        </w:rPr>
+        <w:t xml:space="preserve"> </w:t>
+      </w:r>
+      <w:r>
+        <w:rPr>
+          <w:b/>
+          <w:bCs/>
+          <w:sz w:val="24"/>
+          <w:szCs w:val="24"/>
+        </w:rPr>
+        <w:t>Use an inner async function inside useEffect</w:t>
+      </w:r>
+      <w:r>
+        <w:rPr>
+          <w:sz w:val="24"/>
+          <w:szCs w:val="24"/>
+        </w:rPr>
+        <w:t xml:space="preserve"> or an </w:t>
+      </w:r>
+      <w:r>
+        <w:rPr>
+          <w:b/>
+          <w:bCs/>
+          <w:sz w:val="24"/>
+          <w:szCs w:val="24"/>
+        </w:rPr>
+        <w:t>IIFE</w:t>
+      </w:r>
+      <w:r>
+        <w:rPr>
+          <w:sz w:val="24"/>
+          <w:szCs w:val="24"/>
+        </w:rPr>
+        <w:t>.</w:t>
+      </w:r>
+      <w:r>
+        <w:rPr>
+          <w:sz w:val="24"/>
+          <w:szCs w:val="24"/>
+        </w:rPr>
+        <w:br/>
+      </w:r>
+      <w:r>
+        <w:rPr>
+          <w:rFonts w:ascii="Segoe UI Emoji" w:hAnsi="Segoe UI Emoji" w:cs="Segoe UI Emoji"/>
+          <w:sz w:val="24"/>
+          <w:szCs w:val="24"/>
+        </w:rPr>
+        <w:t>✅</w:t>
+      </w:r>
+      <w:r>
+        <w:rPr>
+          <w:sz w:val="24"/>
+          <w:szCs w:val="24"/>
+        </w:rPr>
+        <w:t xml:space="preserve"> </w:t>
+      </w:r>
+      <w:r>
+        <w:rPr>
+          <w:b/>
+          <w:bCs/>
+          <w:sz w:val="24"/>
+          <w:szCs w:val="24"/>
+        </w:rPr>
+        <w:t>For cleanup, use the return function correctly</w:t>
+      </w:r>
+      <w:r>
+        <w:rPr>
+          <w:sz w:val="24"/>
+          <w:szCs w:val="24"/>
+        </w:rPr>
+        <w:t>.</w:t>
+      </w:r>
     </w:p>
     <w:sectPr>
       <w:pgSz w:w="11906" w:h="16838"/>
@@ -19251,6 +18012,119 @@
     </w:lvl>
   </w:abstractNum>
   <w:abstractNum w:abstractNumId="17" w15:restartNumberingAfterBreak="0">
+    <w:nsid w:val="31A9518E"/>
+    <w:multiLevelType w:val="multilevel"/>
+    <w:tmpl w:val="FF367C6C"/>
+    <w:lvl w:ilvl="0">
+      <w:start w:val="1"/>
+      <w:numFmt w:val="decimal"/>
+      <w:lvlText w:val="%1."/>
+      <w:lvlJc w:val="left"/>
+      <w:pPr>
+        <w:tabs>
+          <w:tab w:val="num" w:pos="720"/>
+        </w:tabs>
+        <w:ind w:left="720" w:hanging="360"/>
+      </w:pPr>
+    </w:lvl>
+    <w:lvl w:ilvl="1" w:tentative="1">
+      <w:start w:val="1"/>
+      <w:numFmt w:val="decimal"/>
+      <w:lvlText w:val="%2."/>
+      <w:lvlJc w:val="left"/>
+      <w:pPr>
+        <w:tabs>
+          <w:tab w:val="num" w:pos="1440"/>
+        </w:tabs>
+        <w:ind w:left="1440" w:hanging="360"/>
+      </w:pPr>
+    </w:lvl>
+    <w:lvl w:ilvl="2" w:tentative="1">
+      <w:start w:val="1"/>
+      <w:numFmt w:val="decimal"/>
+      <w:lvlText w:val="%3."/>
+      <w:lvlJc w:val="left"/>
+      <w:pPr>
+        <w:tabs>
+          <w:tab w:val="num" w:pos="2160"/>
+        </w:tabs>
+        <w:ind w:left="2160" w:hanging="360"/>
+      </w:pPr>
+    </w:lvl>
+    <w:lvl w:ilvl="3" w:tentative="1">
+      <w:start w:val="1"/>
+      <w:numFmt w:val="decimal"/>
+      <w:lvlText w:val="%4."/>
+      <w:lvlJc w:val="left"/>
+      <w:pPr>
+        <w:tabs>
+          <w:tab w:val="num" w:pos="2880"/>
+        </w:tabs>
+        <w:ind w:left="2880" w:hanging="360"/>
+      </w:pPr>
+    </w:lvl>
+    <w:lvl w:ilvl="4" w:tentative="1">
+      <w:start w:val="1"/>
+      <w:numFmt w:val="decimal"/>
+      <w:lvlText w:val="%5."/>
+      <w:lvlJc w:val="left"/>
+      <w:pPr>
+        <w:tabs>
+          <w:tab w:val="num" w:pos="3600"/>
+        </w:tabs>
+        <w:ind w:left="3600" w:hanging="360"/>
+      </w:pPr>
+    </w:lvl>
+    <w:lvl w:ilvl="5" w:tentative="1">
+      <w:start w:val="1"/>
+      <w:numFmt w:val="decimal"/>
+      <w:lvlText w:val="%6."/>
+      <w:lvlJc w:val="left"/>
+      <w:pPr>
+        <w:tabs>
+          <w:tab w:val="num" w:pos="4320"/>
+        </w:tabs>
+        <w:ind w:left="4320" w:hanging="360"/>
+      </w:pPr>
+    </w:lvl>
+    <w:lvl w:ilvl="6" w:tentative="1">
+      <w:start w:val="1"/>
+      <w:numFmt w:val="decimal"/>
+      <w:lvlText w:val="%7."/>
+      <w:lvlJc w:val="left"/>
+      <w:pPr>
+        <w:tabs>
+          <w:tab w:val="num" w:pos="5040"/>
+        </w:tabs>
+        <w:ind w:left="5040" w:hanging="360"/>
+      </w:pPr>
+    </w:lvl>
+    <w:lvl w:ilvl="7" w:tentative="1">
+      <w:start w:val="1"/>
+      <w:numFmt w:val="decimal"/>
+      <w:lvlText w:val="%8."/>
+      <w:lvlJc w:val="left"/>
+      <w:pPr>
+        <w:tabs>
+          <w:tab w:val="num" w:pos="5760"/>
+        </w:tabs>
+        <w:ind w:left="5760" w:hanging="360"/>
+      </w:pPr>
+    </w:lvl>
+    <w:lvl w:ilvl="8" w:tentative="1">
+      <w:start w:val="1"/>
+      <w:numFmt w:val="decimal"/>
+      <w:lvlText w:val="%9."/>
+      <w:lvlJc w:val="left"/>
+      <w:pPr>
+        <w:tabs>
+          <w:tab w:val="num" w:pos="6480"/>
+        </w:tabs>
+        <w:ind w:left="6480" w:hanging="360"/>
+      </w:pPr>
+    </w:lvl>
+  </w:abstractNum>
+  <w:abstractNum w:abstractNumId="18" w15:restartNumberingAfterBreak="0">
     <w:nsid w:val="32287227"/>
     <w:multiLevelType w:val="multilevel"/>
     <w:tmpl w:val="179E4DE2"/>
@@ -19399,7 +18273,7 @@
       </w:rPr>
     </w:lvl>
   </w:abstractNum>
-  <w:abstractNum w:abstractNumId="18" w15:restartNumberingAfterBreak="0">
+  <w:abstractNum w:abstractNumId="19" w15:restartNumberingAfterBreak="0">
     <w:nsid w:val="343C3026"/>
     <w:multiLevelType w:val="multilevel"/>
     <w:tmpl w:val="D4A20310"/>
@@ -19548,7 +18422,7 @@
       </w:rPr>
     </w:lvl>
   </w:abstractNum>
-  <w:abstractNum w:abstractNumId="19" w15:restartNumberingAfterBreak="0">
+  <w:abstractNum w:abstractNumId="20" w15:restartNumberingAfterBreak="0">
     <w:nsid w:val="399671C4"/>
     <w:multiLevelType w:val="multilevel"/>
     <w:tmpl w:val="6D3C2DC8"/>
@@ -19661,7 +18535,7 @@
       </w:pPr>
     </w:lvl>
   </w:abstractNum>
-  <w:abstractNum w:abstractNumId="20" w15:restartNumberingAfterBreak="0">
+  <w:abstractNum w:abstractNumId="21" w15:restartNumberingAfterBreak="0">
     <w:nsid w:val="39FC46EF"/>
     <w:multiLevelType w:val="multilevel"/>
     <w:tmpl w:val="090EDA40"/>
@@ -19810,7 +18684,7 @@
       </w:rPr>
     </w:lvl>
   </w:abstractNum>
-  <w:abstractNum w:abstractNumId="21" w15:restartNumberingAfterBreak="0">
+  <w:abstractNum w:abstractNumId="22" w15:restartNumberingAfterBreak="0">
     <w:nsid w:val="3A2560CA"/>
     <w:multiLevelType w:val="multilevel"/>
     <w:tmpl w:val="C0FC0A6A"/>
@@ -19923,7 +18797,7 @@
       </w:pPr>
     </w:lvl>
   </w:abstractNum>
-  <w:abstractNum w:abstractNumId="22" w15:restartNumberingAfterBreak="0">
+  <w:abstractNum w:abstractNumId="23" w15:restartNumberingAfterBreak="0">
     <w:nsid w:val="3E6A2450"/>
     <w:multiLevelType w:val="multilevel"/>
     <w:tmpl w:val="ADC60EDC"/>
@@ -20036,7 +18910,7 @@
       </w:pPr>
     </w:lvl>
   </w:abstractNum>
-  <w:abstractNum w:abstractNumId="23" w15:restartNumberingAfterBreak="0">
+  <w:abstractNum w:abstractNumId="24" w15:restartNumberingAfterBreak="0">
     <w:nsid w:val="41BF7EAD"/>
     <w:multiLevelType w:val="multilevel"/>
     <w:tmpl w:val="2B1E7B92"/>
@@ -20185,7 +19059,7 @@
       </w:rPr>
     </w:lvl>
   </w:abstractNum>
-  <w:abstractNum w:abstractNumId="24" w15:restartNumberingAfterBreak="0">
+  <w:abstractNum w:abstractNumId="25" w15:restartNumberingAfterBreak="0">
     <w:nsid w:val="425630FD"/>
     <w:multiLevelType w:val="multilevel"/>
     <w:tmpl w:val="11343834"/>
@@ -20298,7 +19172,7 @@
       </w:pPr>
     </w:lvl>
   </w:abstractNum>
-  <w:abstractNum w:abstractNumId="25" w15:restartNumberingAfterBreak="0">
+  <w:abstractNum w:abstractNumId="26" w15:restartNumberingAfterBreak="0">
     <w:nsid w:val="4493742A"/>
     <w:multiLevelType w:val="multilevel"/>
     <w:tmpl w:val="773A767E"/>
@@ -20447,7 +19321,7 @@
       </w:rPr>
     </w:lvl>
   </w:abstractNum>
-  <w:abstractNum w:abstractNumId="26" w15:restartNumberingAfterBreak="0">
+  <w:abstractNum w:abstractNumId="27" w15:restartNumberingAfterBreak="0">
     <w:nsid w:val="483134FB"/>
     <w:multiLevelType w:val="multilevel"/>
     <w:tmpl w:val="79B8115C"/>
@@ -20564,7 +19438,7 @@
       </w:pPr>
     </w:lvl>
   </w:abstractNum>
-  <w:abstractNum w:abstractNumId="27" w15:restartNumberingAfterBreak="0">
+  <w:abstractNum w:abstractNumId="28" w15:restartNumberingAfterBreak="0">
     <w:nsid w:val="4B210130"/>
     <w:multiLevelType w:val="multilevel"/>
     <w:tmpl w:val="7EECC1EE"/>
@@ -20713,7 +19587,269 @@
       </w:rPr>
     </w:lvl>
   </w:abstractNum>
-  <w:abstractNum w:abstractNumId="28" w15:restartNumberingAfterBreak="0">
+  <w:abstractNum w:abstractNumId="29" w15:restartNumberingAfterBreak="0">
+    <w:nsid w:val="4BA13336"/>
+    <w:multiLevelType w:val="multilevel"/>
+    <w:tmpl w:val="C3CA90D8"/>
+    <w:lvl w:ilvl="0">
+      <w:start w:val="1"/>
+      <w:numFmt w:val="decimal"/>
+      <w:lvlText w:val="%1."/>
+      <w:lvlJc w:val="left"/>
+      <w:pPr>
+        <w:tabs>
+          <w:tab w:val="num" w:pos="720"/>
+        </w:tabs>
+        <w:ind w:left="720" w:hanging="360"/>
+      </w:pPr>
+    </w:lvl>
+    <w:lvl w:ilvl="1" w:tentative="1">
+      <w:start w:val="1"/>
+      <w:numFmt w:val="decimal"/>
+      <w:lvlText w:val="%2."/>
+      <w:lvlJc w:val="left"/>
+      <w:pPr>
+        <w:tabs>
+          <w:tab w:val="num" w:pos="1440"/>
+        </w:tabs>
+        <w:ind w:left="1440" w:hanging="360"/>
+      </w:pPr>
+    </w:lvl>
+    <w:lvl w:ilvl="2" w:tentative="1">
+      <w:start w:val="1"/>
+      <w:numFmt w:val="decimal"/>
+      <w:lvlText w:val="%3."/>
+      <w:lvlJc w:val="left"/>
+      <w:pPr>
+        <w:tabs>
+          <w:tab w:val="num" w:pos="2160"/>
+        </w:tabs>
+        <w:ind w:left="2160" w:hanging="360"/>
+      </w:pPr>
+    </w:lvl>
+    <w:lvl w:ilvl="3" w:tentative="1">
+      <w:start w:val="1"/>
+      <w:numFmt w:val="decimal"/>
+      <w:lvlText w:val="%4."/>
+      <w:lvlJc w:val="left"/>
+      <w:pPr>
+        <w:tabs>
+          <w:tab w:val="num" w:pos="2880"/>
+        </w:tabs>
+        <w:ind w:left="2880" w:hanging="360"/>
+      </w:pPr>
+    </w:lvl>
+    <w:lvl w:ilvl="4" w:tentative="1">
+      <w:start w:val="1"/>
+      <w:numFmt w:val="decimal"/>
+      <w:lvlText w:val="%5."/>
+      <w:lvlJc w:val="left"/>
+      <w:pPr>
+        <w:tabs>
+          <w:tab w:val="num" w:pos="3600"/>
+        </w:tabs>
+        <w:ind w:left="3600" w:hanging="360"/>
+      </w:pPr>
+    </w:lvl>
+    <w:lvl w:ilvl="5" w:tentative="1">
+      <w:start w:val="1"/>
+      <w:numFmt w:val="decimal"/>
+      <w:lvlText w:val="%6."/>
+      <w:lvlJc w:val="left"/>
+      <w:pPr>
+        <w:tabs>
+          <w:tab w:val="num" w:pos="4320"/>
+        </w:tabs>
+        <w:ind w:left="4320" w:hanging="360"/>
+      </w:pPr>
+    </w:lvl>
+    <w:lvl w:ilvl="6" w:tentative="1">
+      <w:start w:val="1"/>
+      <w:numFmt w:val="decimal"/>
+      <w:lvlText w:val="%7."/>
+      <w:lvlJc w:val="left"/>
+      <w:pPr>
+        <w:tabs>
+          <w:tab w:val="num" w:pos="5040"/>
+        </w:tabs>
+        <w:ind w:left="5040" w:hanging="360"/>
+      </w:pPr>
+    </w:lvl>
+    <w:lvl w:ilvl="7" w:tentative="1">
+      <w:start w:val="1"/>
+      <w:numFmt w:val="decimal"/>
+      <w:lvlText w:val="%8."/>
+      <w:lvlJc w:val="left"/>
+      <w:pPr>
+        <w:tabs>
+          <w:tab w:val="num" w:pos="5760"/>
+        </w:tabs>
+        <w:ind w:left="5760" w:hanging="360"/>
+      </w:pPr>
+    </w:lvl>
+    <w:lvl w:ilvl="8" w:tentative="1">
+      <w:start w:val="1"/>
+      <w:numFmt w:val="decimal"/>
+      <w:lvlText w:val="%9."/>
+      <w:lvlJc w:val="left"/>
+      <w:pPr>
+        <w:tabs>
+          <w:tab w:val="num" w:pos="6480"/>
+        </w:tabs>
+        <w:ind w:left="6480" w:hanging="360"/>
+      </w:pPr>
+    </w:lvl>
+  </w:abstractNum>
+  <w:abstractNum w:abstractNumId="30" w15:restartNumberingAfterBreak="0">
+    <w:nsid w:val="4BD55D26"/>
+    <w:multiLevelType w:val="multilevel"/>
+    <w:tmpl w:val="A02667CA"/>
+    <w:lvl w:ilvl="0">
+      <w:start w:val="1"/>
+      <w:numFmt w:val="bullet"/>
+      <w:lvlText w:val=""/>
+      <w:lvlJc w:val="left"/>
+      <w:pPr>
+        <w:tabs>
+          <w:tab w:val="num" w:pos="720"/>
+        </w:tabs>
+        <w:ind w:left="720" w:hanging="360"/>
+      </w:pPr>
+      <w:rPr>
+        <w:rFonts w:ascii="Symbol" w:hAnsi="Symbol" w:hint="default"/>
+        <w:sz w:val="20"/>
+      </w:rPr>
+    </w:lvl>
+    <w:lvl w:ilvl="1" w:tentative="1">
+      <w:start w:val="1"/>
+      <w:numFmt w:val="bullet"/>
+      <w:lvlText w:val="o"/>
+      <w:lvlJc w:val="left"/>
+      <w:pPr>
+        <w:tabs>
+          <w:tab w:val="num" w:pos="1440"/>
+        </w:tabs>
+        <w:ind w:left="1440" w:hanging="360"/>
+      </w:pPr>
+      <w:rPr>
+        <w:rFonts w:ascii="Courier New" w:hAnsi="Courier New" w:hint="default"/>
+        <w:sz w:val="20"/>
+      </w:rPr>
+    </w:lvl>
+    <w:lvl w:ilvl="2" w:tentative="1">
+      <w:start w:val="1"/>
+      <w:numFmt w:val="bullet"/>
+      <w:lvlText w:val=""/>
+      <w:lvlJc w:val="left"/>
+      <w:pPr>
+        <w:tabs>
+          <w:tab w:val="num" w:pos="2160"/>
+        </w:tabs>
+        <w:ind w:left="2160" w:hanging="360"/>
+      </w:pPr>
+      <w:rPr>
+        <w:rFonts w:ascii="Wingdings" w:hAnsi="Wingdings" w:hint="default"/>
+        <w:sz w:val="20"/>
+      </w:rPr>
+    </w:lvl>
+    <w:lvl w:ilvl="3" w:tentative="1">
+      <w:start w:val="1"/>
+      <w:numFmt w:val="bullet"/>
+      <w:lvlText w:val=""/>
+      <w:lvlJc w:val="left"/>
+      <w:pPr>
+        <w:tabs>
+          <w:tab w:val="num" w:pos="2880"/>
+        </w:tabs>
+        <w:ind w:left="2880" w:hanging="360"/>
+      </w:pPr>
+      <w:rPr>
+        <w:rFonts w:ascii="Wingdings" w:hAnsi="Wingdings" w:hint="default"/>
+        <w:sz w:val="20"/>
+      </w:rPr>
+    </w:lvl>
+    <w:lvl w:ilvl="4" w:tentative="1">
+      <w:start w:val="1"/>
+      <w:numFmt w:val="bullet"/>
+      <w:lvlText w:val=""/>
+      <w:lvlJc w:val="left"/>
+      <w:pPr>
+        <w:tabs>
+          <w:tab w:val="num" w:pos="3600"/>
+        </w:tabs>
+        <w:ind w:left="3600" w:hanging="360"/>
+      </w:pPr>
+      <w:rPr>
+        <w:rFonts w:ascii="Wingdings" w:hAnsi="Wingdings" w:hint="default"/>
+        <w:sz w:val="20"/>
+      </w:rPr>
+    </w:lvl>
+    <w:lvl w:ilvl="5" w:tentative="1">
+      <w:start w:val="1"/>
+      <w:numFmt w:val="bullet"/>
+      <w:lvlText w:val=""/>
+      <w:lvlJc w:val="left"/>
+      <w:pPr>
+        <w:tabs>
+          <w:tab w:val="num" w:pos="4320"/>
+        </w:tabs>
+        <w:ind w:left="4320" w:hanging="360"/>
+      </w:pPr>
+      <w:rPr>
+        <w:rFonts w:ascii="Wingdings" w:hAnsi="Wingdings" w:hint="default"/>
+        <w:sz w:val="20"/>
+      </w:rPr>
+    </w:lvl>
+    <w:lvl w:ilvl="6" w:tentative="1">
+      <w:start w:val="1"/>
+      <w:numFmt w:val="bullet"/>
+      <w:lvlText w:val=""/>
+      <w:lvlJc w:val="left"/>
+      <w:pPr>
+        <w:tabs>
+          <w:tab w:val="num" w:pos="5040"/>
+        </w:tabs>
+        <w:ind w:left="5040" w:hanging="360"/>
+      </w:pPr>
+      <w:rPr>
+        <w:rFonts w:ascii="Wingdings" w:hAnsi="Wingdings" w:hint="default"/>
+        <w:sz w:val="20"/>
+      </w:rPr>
+    </w:lvl>
+    <w:lvl w:ilvl="7" w:tentative="1">
+      <w:start w:val="1"/>
+      <w:numFmt w:val="bullet"/>
+      <w:lvlText w:val=""/>
+      <w:lvlJc w:val="left"/>
+      <w:pPr>
+        <w:tabs>
+          <w:tab w:val="num" w:pos="5760"/>
+        </w:tabs>
+        <w:ind w:left="5760" w:hanging="360"/>
+      </w:pPr>
+      <w:rPr>
+        <w:rFonts w:ascii="Wingdings" w:hAnsi="Wingdings" w:hint="default"/>
+        <w:sz w:val="20"/>
+      </w:rPr>
+    </w:lvl>
+    <w:lvl w:ilvl="8" w:tentative="1">
+      <w:start w:val="1"/>
+      <w:numFmt w:val="bullet"/>
+      <w:lvlText w:val=""/>
+      <w:lvlJc w:val="left"/>
+      <w:pPr>
+        <w:tabs>
+          <w:tab w:val="num" w:pos="6480"/>
+        </w:tabs>
+        <w:ind w:left="6480" w:hanging="360"/>
+      </w:pPr>
+      <w:rPr>
+        <w:rFonts w:ascii="Wingdings" w:hAnsi="Wingdings" w:hint="default"/>
+        <w:sz w:val="20"/>
+      </w:rPr>
+    </w:lvl>
+  </w:abstractNum>
+  <w:abstractNum w:abstractNumId="31" w15:restartNumberingAfterBreak="0">
     <w:nsid w:val="4C076CA3"/>
     <w:multiLevelType w:val="multilevel"/>
     <w:tmpl w:val="D86069E2"/>
@@ -20862,7 +19998,7 @@
       </w:rPr>
     </w:lvl>
   </w:abstractNum>
-  <w:abstractNum w:abstractNumId="29" w15:restartNumberingAfterBreak="0">
+  <w:abstractNum w:abstractNumId="32" w15:restartNumberingAfterBreak="0">
     <w:nsid w:val="4D0456BD"/>
     <w:multiLevelType w:val="multilevel"/>
     <w:tmpl w:val="CCF68E60"/>
@@ -20975,7 +20111,7 @@
       </w:pPr>
     </w:lvl>
   </w:abstractNum>
-  <w:abstractNum w:abstractNumId="30" w15:restartNumberingAfterBreak="0">
+  <w:abstractNum w:abstractNumId="33" w15:restartNumberingAfterBreak="0">
     <w:nsid w:val="4F1F1F02"/>
     <w:multiLevelType w:val="multilevel"/>
     <w:tmpl w:val="86DE6D66"/>
@@ -21124,7 +20260,7 @@
       </w:rPr>
     </w:lvl>
   </w:abstractNum>
-  <w:abstractNum w:abstractNumId="31" w15:restartNumberingAfterBreak="0">
+  <w:abstractNum w:abstractNumId="34" w15:restartNumberingAfterBreak="0">
     <w:nsid w:val="526C2D80"/>
     <w:multiLevelType w:val="multilevel"/>
     <w:tmpl w:val="8E8AB688"/>
@@ -21273,7 +20409,7 @@
       </w:rPr>
     </w:lvl>
   </w:abstractNum>
-  <w:abstractNum w:abstractNumId="32" w15:restartNumberingAfterBreak="0">
+  <w:abstractNum w:abstractNumId="35" w15:restartNumberingAfterBreak="0">
     <w:nsid w:val="54CA03B9"/>
     <w:multiLevelType w:val="multilevel"/>
     <w:tmpl w:val="DC3097A4"/>
@@ -21422,7 +20558,7 @@
       </w:rPr>
     </w:lvl>
   </w:abstractNum>
-  <w:abstractNum w:abstractNumId="33" w15:restartNumberingAfterBreak="0">
+  <w:abstractNum w:abstractNumId="36" w15:restartNumberingAfterBreak="0">
     <w:nsid w:val="5B407367"/>
     <w:multiLevelType w:val="multilevel"/>
     <w:tmpl w:val="1EC6FE94"/>
@@ -21535,7 +20671,120 @@
       </w:pPr>
     </w:lvl>
   </w:abstractNum>
-  <w:abstractNum w:abstractNumId="34" w15:restartNumberingAfterBreak="0">
+  <w:abstractNum w:abstractNumId="37" w15:restartNumberingAfterBreak="0">
+    <w:nsid w:val="61EA2B11"/>
+    <w:multiLevelType w:val="multilevel"/>
+    <w:tmpl w:val="C810CC4E"/>
+    <w:lvl w:ilvl="0">
+      <w:start w:val="1"/>
+      <w:numFmt w:val="decimal"/>
+      <w:lvlText w:val="%1."/>
+      <w:lvlJc w:val="left"/>
+      <w:pPr>
+        <w:tabs>
+          <w:tab w:val="num" w:pos="720"/>
+        </w:tabs>
+        <w:ind w:left="720" w:hanging="360"/>
+      </w:pPr>
+    </w:lvl>
+    <w:lvl w:ilvl="1" w:tentative="1">
+      <w:start w:val="1"/>
+      <w:numFmt w:val="decimal"/>
+      <w:lvlText w:val="%2."/>
+      <w:lvlJc w:val="left"/>
+      <w:pPr>
+        <w:tabs>
+          <w:tab w:val="num" w:pos="1440"/>
+        </w:tabs>
+        <w:ind w:left="1440" w:hanging="360"/>
+      </w:pPr>
+    </w:lvl>
+    <w:lvl w:ilvl="2" w:tentative="1">
+      <w:start w:val="1"/>
+      <w:numFmt w:val="decimal"/>
+      <w:lvlText w:val="%3."/>
+      <w:lvlJc w:val="left"/>
+      <w:pPr>
+        <w:tabs>
+          <w:tab w:val="num" w:pos="2160"/>
+        </w:tabs>
+        <w:ind w:left="2160" w:hanging="360"/>
+      </w:pPr>
+    </w:lvl>
+    <w:lvl w:ilvl="3" w:tentative="1">
+      <w:start w:val="1"/>
+      <w:numFmt w:val="decimal"/>
+      <w:lvlText w:val="%4."/>
+      <w:lvlJc w:val="left"/>
+      <w:pPr>
+        <w:tabs>
+          <w:tab w:val="num" w:pos="2880"/>
+        </w:tabs>
+        <w:ind w:left="2880" w:hanging="360"/>
+      </w:pPr>
+    </w:lvl>
+    <w:lvl w:ilvl="4" w:tentative="1">
+      <w:start w:val="1"/>
+      <w:numFmt w:val="decimal"/>
+      <w:lvlText w:val="%5."/>
+      <w:lvlJc w:val="left"/>
+      <w:pPr>
+        <w:tabs>
+          <w:tab w:val="num" w:pos="3600"/>
+        </w:tabs>
+        <w:ind w:left="3600" w:hanging="360"/>
+      </w:pPr>
+    </w:lvl>
+    <w:lvl w:ilvl="5" w:tentative="1">
+      <w:start w:val="1"/>
+      <w:numFmt w:val="decimal"/>
+      <w:lvlText w:val="%6."/>
+      <w:lvlJc w:val="left"/>
+      <w:pPr>
+        <w:tabs>
+          <w:tab w:val="num" w:pos="4320"/>
+        </w:tabs>
+        <w:ind w:left="4320" w:hanging="360"/>
+      </w:pPr>
+    </w:lvl>
+    <w:lvl w:ilvl="6" w:tentative="1">
+      <w:start w:val="1"/>
+      <w:numFmt w:val="decimal"/>
+      <w:lvlText w:val="%7."/>
+      <w:lvlJc w:val="left"/>
+      <w:pPr>
+        <w:tabs>
+          <w:tab w:val="num" w:pos="5040"/>
+        </w:tabs>
+        <w:ind w:left="5040" w:hanging="360"/>
+      </w:pPr>
+    </w:lvl>
+    <w:lvl w:ilvl="7" w:tentative="1">
+      <w:start w:val="1"/>
+      <w:numFmt w:val="decimal"/>
+      <w:lvlText w:val="%8."/>
+      <w:lvlJc w:val="left"/>
+      <w:pPr>
+        <w:tabs>
+          <w:tab w:val="num" w:pos="5760"/>
+        </w:tabs>
+        <w:ind w:left="5760" w:hanging="360"/>
+      </w:pPr>
+    </w:lvl>
+    <w:lvl w:ilvl="8" w:tentative="1">
+      <w:start w:val="1"/>
+      <w:numFmt w:val="decimal"/>
+      <w:lvlText w:val="%9."/>
+      <w:lvlJc w:val="left"/>
+      <w:pPr>
+        <w:tabs>
+          <w:tab w:val="num" w:pos="6480"/>
+        </w:tabs>
+        <w:ind w:left="6480" w:hanging="360"/>
+      </w:pPr>
+    </w:lvl>
+  </w:abstractNum>
+  <w:abstractNum w:abstractNumId="38" w15:restartNumberingAfterBreak="0">
     <w:nsid w:val="628A23F0"/>
     <w:multiLevelType w:val="multilevel"/>
     <w:tmpl w:val="F3A8F51A"/>
@@ -21684,7 +20933,7 @@
       </w:rPr>
     </w:lvl>
   </w:abstractNum>
-  <w:abstractNum w:abstractNumId="35" w15:restartNumberingAfterBreak="0">
+  <w:abstractNum w:abstractNumId="39" w15:restartNumberingAfterBreak="0">
     <w:nsid w:val="68583271"/>
     <w:multiLevelType w:val="multilevel"/>
     <w:tmpl w:val="B5F4C79A"/>
@@ -21833,7 +21082,7 @@
       </w:rPr>
     </w:lvl>
   </w:abstractNum>
-  <w:abstractNum w:abstractNumId="36" w15:restartNumberingAfterBreak="0">
+  <w:abstractNum w:abstractNumId="40" w15:restartNumberingAfterBreak="0">
     <w:nsid w:val="73997FA2"/>
     <w:multiLevelType w:val="multilevel"/>
     <w:tmpl w:val="71E606AE"/>
@@ -21982,7 +21231,7 @@
       </w:rPr>
     </w:lvl>
   </w:abstractNum>
-  <w:abstractNum w:abstractNumId="37" w15:restartNumberingAfterBreak="0">
+  <w:abstractNum w:abstractNumId="41" w15:restartNumberingAfterBreak="0">
     <w:nsid w:val="76154358"/>
     <w:multiLevelType w:val="multilevel"/>
     <w:tmpl w:val="9294D998"/>
@@ -22131,7 +21380,124 @@
       </w:rPr>
     </w:lvl>
   </w:abstractNum>
-  <w:abstractNum w:abstractNumId="38" w15:restartNumberingAfterBreak="0">
+  <w:abstractNum w:abstractNumId="42" w15:restartNumberingAfterBreak="0">
+    <w:nsid w:val="792300DC"/>
+    <w:multiLevelType w:val="multilevel"/>
+    <w:tmpl w:val="7124FF0A"/>
+    <w:lvl w:ilvl="0">
+      <w:start w:val="1"/>
+      <w:numFmt w:val="decimal"/>
+      <w:lvlText w:val="%1."/>
+      <w:lvlJc w:val="left"/>
+      <w:pPr>
+        <w:tabs>
+          <w:tab w:val="num" w:pos="720"/>
+        </w:tabs>
+        <w:ind w:left="720" w:hanging="360"/>
+      </w:pPr>
+    </w:lvl>
+    <w:lvl w:ilvl="1">
+      <w:start w:val="1"/>
+      <w:numFmt w:val="bullet"/>
+      <w:lvlText w:val="o"/>
+      <w:lvlJc w:val="left"/>
+      <w:pPr>
+        <w:tabs>
+          <w:tab w:val="num" w:pos="1440"/>
+        </w:tabs>
+        <w:ind w:left="1440" w:hanging="360"/>
+      </w:pPr>
+      <w:rPr>
+        <w:rFonts w:ascii="Courier New" w:hAnsi="Courier New" w:hint="default"/>
+        <w:sz w:val="20"/>
+      </w:rPr>
+    </w:lvl>
+    <w:lvl w:ilvl="2" w:tentative="1">
+      <w:start w:val="1"/>
+      <w:numFmt w:val="decimal"/>
+      <w:lvlText w:val="%3."/>
+      <w:lvlJc w:val="left"/>
+      <w:pPr>
+        <w:tabs>
+          <w:tab w:val="num" w:pos="2160"/>
+        </w:tabs>
+        <w:ind w:left="2160" w:hanging="360"/>
+      </w:pPr>
+    </w:lvl>
+    <w:lvl w:ilvl="3" w:tentative="1">
+      <w:start w:val="1"/>
+      <w:numFmt w:val="decimal"/>
+      <w:lvlText w:val="%4."/>
+      <w:lvlJc w:val="left"/>
+      <w:pPr>
+        <w:tabs>
+          <w:tab w:val="num" w:pos="2880"/>
+        </w:tabs>
+        <w:ind w:left="2880" w:hanging="360"/>
+      </w:pPr>
+    </w:lvl>
+    <w:lvl w:ilvl="4" w:tentative="1">
+      <w:start w:val="1"/>
+      <w:numFmt w:val="decimal"/>
+      <w:lvlText w:val="%5."/>
+      <w:lvlJc w:val="left"/>
+      <w:pPr>
+        <w:tabs>
+          <w:tab w:val="num" w:pos="3600"/>
+        </w:tabs>
+        <w:ind w:left="3600" w:hanging="360"/>
+      </w:pPr>
+    </w:lvl>
+    <w:lvl w:ilvl="5" w:tentative="1">
+      <w:start w:val="1"/>
+      <w:numFmt w:val="decimal"/>
+      <w:lvlText w:val="%6."/>
+      <w:lvlJc w:val="left"/>
+      <w:pPr>
+        <w:tabs>
+          <w:tab w:val="num" w:pos="4320"/>
+        </w:tabs>
+        <w:ind w:left="4320" w:hanging="360"/>
+      </w:pPr>
+    </w:lvl>
+    <w:lvl w:ilvl="6" w:tentative="1">
+      <w:start w:val="1"/>
+      <w:numFmt w:val="decimal"/>
+      <w:lvlText w:val="%7."/>
+      <w:lvlJc w:val="left"/>
+      <w:pPr>
+        <w:tabs>
+          <w:tab w:val="num" w:pos="5040"/>
+        </w:tabs>
+        <w:ind w:left="5040" w:hanging="360"/>
+      </w:pPr>
+    </w:lvl>
+    <w:lvl w:ilvl="7" w:tentative="1">
+      <w:start w:val="1"/>
+      <w:numFmt w:val="decimal"/>
+      <w:lvlText w:val="%8."/>
+      <w:lvlJc w:val="left"/>
+      <w:pPr>
+        <w:tabs>
+          <w:tab w:val="num" w:pos="5760"/>
+        </w:tabs>
+        <w:ind w:left="5760" w:hanging="360"/>
+      </w:pPr>
+    </w:lvl>
+    <w:lvl w:ilvl="8" w:tentative="1">
+      <w:start w:val="1"/>
+      <w:numFmt w:val="decimal"/>
+      <w:lvlText w:val="%9."/>
+      <w:lvlJc w:val="left"/>
+      <w:pPr>
+        <w:tabs>
+          <w:tab w:val="num" w:pos="6480"/>
+        </w:tabs>
+        <w:ind w:left="6480" w:hanging="360"/>
+      </w:pPr>
+    </w:lvl>
+  </w:abstractNum>
+  <w:abstractNum w:abstractNumId="43" w15:restartNumberingAfterBreak="0">
     <w:nsid w:val="7A9A45CF"/>
     <w:multiLevelType w:val="multilevel"/>
     <w:tmpl w:val="A1269A44"/>
@@ -22280,7 +21646,7 @@
       </w:rPr>
     </w:lvl>
   </w:abstractNum>
-  <w:abstractNum w:abstractNumId="39" w15:restartNumberingAfterBreak="0">
+  <w:abstractNum w:abstractNumId="44" w15:restartNumberingAfterBreak="0">
     <w:nsid w:val="7BAB1E7B"/>
     <w:multiLevelType w:val="multilevel"/>
     <w:tmpl w:val="0FB040AA"/>
@@ -22429,7 +21795,7 @@
       </w:rPr>
     </w:lvl>
   </w:abstractNum>
-  <w:abstractNum w:abstractNumId="40" w15:restartNumberingAfterBreak="0">
+  <w:abstractNum w:abstractNumId="45" w15:restartNumberingAfterBreak="0">
     <w:nsid w:val="7FD443CA"/>
     <w:multiLevelType w:val="multilevel"/>
     <w:tmpl w:val="A490C8F4"/>
@@ -22582,10 +21948,10 @@
     <w:abstractNumId w:val="11"/>
   </w:num>
   <w:num w:numId="2" w16cid:durableId="265818829">
-    <w:abstractNumId w:val="37"/>
+    <w:abstractNumId w:val="41"/>
   </w:num>
   <w:num w:numId="3" w16cid:durableId="115487112">
-    <w:abstractNumId w:val="31"/>
+    <w:abstractNumId w:val="34"/>
   </w:num>
   <w:num w:numId="4" w16cid:durableId="1195002596">
     <w:abstractNumId w:val="10"/>
@@ -22597,19 +21963,19 @@
     <w:abstractNumId w:val="3"/>
   </w:num>
   <w:num w:numId="7" w16cid:durableId="1378893329">
-    <w:abstractNumId w:val="34"/>
+    <w:abstractNumId w:val="38"/>
   </w:num>
   <w:num w:numId="8" w16cid:durableId="1603076479">
     <w:abstractNumId w:val="13"/>
   </w:num>
   <w:num w:numId="9" w16cid:durableId="1521117620">
-    <w:abstractNumId w:val="24"/>
+    <w:abstractNumId w:val="25"/>
   </w:num>
   <w:num w:numId="10" w16cid:durableId="1540514697">
-    <w:abstractNumId w:val="40"/>
+    <w:abstractNumId w:val="45"/>
   </w:num>
   <w:num w:numId="11" w16cid:durableId="1488861672">
-    <w:abstractNumId w:val="38"/>
+    <w:abstractNumId w:val="43"/>
   </w:num>
   <w:num w:numId="12" w16cid:durableId="273438485">
     <w:abstractNumId w:val="4"/>
@@ -22618,7 +21984,7 @@
     <w:abstractNumId w:val="0"/>
   </w:num>
   <w:num w:numId="14" w16cid:durableId="763650902">
-    <w:abstractNumId w:val="28"/>
+    <w:abstractNumId w:val="31"/>
   </w:num>
   <w:num w:numId="15" w16cid:durableId="367948016">
     <w:abstractNumId w:val="6"/>
@@ -22627,7 +21993,7 @@
     <w:abstractNumId w:val="9"/>
   </w:num>
   <w:num w:numId="17" w16cid:durableId="528641631">
-    <w:abstractNumId w:val="25"/>
+    <w:abstractNumId w:val="26"/>
   </w:num>
   <w:num w:numId="18" w16cid:durableId="231162850">
     <w:abstractNumId w:val="15"/>
@@ -22636,25 +22002,25 @@
     <w:abstractNumId w:val="1"/>
   </w:num>
   <w:num w:numId="20" w16cid:durableId="519975834">
-    <w:abstractNumId w:val="39"/>
+    <w:abstractNumId w:val="44"/>
   </w:num>
   <w:num w:numId="21" w16cid:durableId="1869367930">
-    <w:abstractNumId w:val="32"/>
+    <w:abstractNumId w:val="35"/>
   </w:num>
   <w:num w:numId="22" w16cid:durableId="1672223203">
     <w:abstractNumId w:val="2"/>
   </w:num>
   <w:num w:numId="23" w16cid:durableId="901596038">
-    <w:abstractNumId w:val="30"/>
+    <w:abstractNumId w:val="33"/>
   </w:num>
   <w:num w:numId="24" w16cid:durableId="1695426529">
-    <w:abstractNumId w:val="18"/>
+    <w:abstractNumId w:val="19"/>
   </w:num>
   <w:num w:numId="25" w16cid:durableId="1620911233">
     <w:abstractNumId w:val="7"/>
   </w:num>
   <w:num w:numId="26" w16cid:durableId="1132865211">
-    <w:abstractNumId w:val="20"/>
+    <w:abstractNumId w:val="21"/>
   </w:num>
   <w:num w:numId="27" w16cid:durableId="1239943349">
     <w:abstractNumId w:val="14"/>
@@ -22663,43 +22029,58 @@
     <w:abstractNumId w:val="8"/>
   </w:num>
   <w:num w:numId="29" w16cid:durableId="959267188">
-    <w:abstractNumId w:val="29"/>
+    <w:abstractNumId w:val="32"/>
   </w:num>
   <w:num w:numId="30" w16cid:durableId="621040254">
-    <w:abstractNumId w:val="22"/>
+    <w:abstractNumId w:val="23"/>
   </w:num>
   <w:num w:numId="31" w16cid:durableId="2121296775">
-    <w:abstractNumId w:val="23"/>
+    <w:abstractNumId w:val="24"/>
   </w:num>
   <w:num w:numId="32" w16cid:durableId="719672426">
-    <w:abstractNumId w:val="17"/>
+    <w:abstractNumId w:val="18"/>
   </w:num>
   <w:num w:numId="33" w16cid:durableId="1638797645">
-    <w:abstractNumId w:val="36"/>
+    <w:abstractNumId w:val="40"/>
   </w:num>
   <w:num w:numId="34" w16cid:durableId="281112646">
     <w:abstractNumId w:val="16"/>
   </w:num>
   <w:num w:numId="35" w16cid:durableId="1939438075">
-    <w:abstractNumId w:val="35"/>
+    <w:abstractNumId w:val="39"/>
   </w:num>
   <w:num w:numId="36" w16cid:durableId="1695957082">
-    <w:abstractNumId w:val="19"/>
+    <w:abstractNumId w:val="20"/>
   </w:num>
   <w:num w:numId="37" w16cid:durableId="1840389024">
-    <w:abstractNumId w:val="21"/>
+    <w:abstractNumId w:val="22"/>
   </w:num>
   <w:num w:numId="38" w16cid:durableId="814564482">
+    <w:abstractNumId w:val="28"/>
+  </w:num>
+  <w:num w:numId="39" w16cid:durableId="678166793">
     <w:abstractNumId w:val="27"/>
   </w:num>
-  <w:num w:numId="39" w16cid:durableId="678166793">
-    <w:abstractNumId w:val="26"/>
-  </w:num>
   <w:num w:numId="40" w16cid:durableId="409813661">
-    <w:abstractNumId w:val="33"/>
+    <w:abstractNumId w:val="36"/>
   </w:num>
   <w:num w:numId="41" w16cid:durableId="457839075">
     <w:abstractNumId w:val="12"/>
+  </w:num>
+  <w:num w:numId="42" w16cid:durableId="652636129">
+    <w:abstractNumId w:val="30"/>
+  </w:num>
+  <w:num w:numId="43" w16cid:durableId="1834026823">
+    <w:abstractNumId w:val="17"/>
+  </w:num>
+  <w:num w:numId="44" w16cid:durableId="1114641042">
+    <w:abstractNumId w:val="37"/>
+  </w:num>
+  <w:num w:numId="45" w16cid:durableId="596987020">
+    <w:abstractNumId w:val="29"/>
+  </w:num>
+  <w:num w:numId="46" w16cid:durableId="1679967997">
+    <w:abstractNumId w:val="42"/>
   </w:num>
 </w:numbering>
 </file>

--- a/React/Notes/React notes.docx
+++ b/React/Notes/React notes.docx
@@ -61,42 +61,211 @@
       </w:pPr>
       <w:r>
         <w:rPr>
-          <w:sz w:val="28"/>
-          <w:szCs w:val="28"/>
-        </w:rPr>
-        <w:t>React is a JavaScript library for building user interfaces.</w:t>
+          <w:b/>
+          <w:bCs/>
+          <w:sz w:val="28"/>
+          <w:szCs w:val="28"/>
+        </w:rPr>
+        <w:t>React</w:t>
+      </w:r>
+      <w:r>
+        <w:rPr>
+          <w:sz w:val="28"/>
+          <w:szCs w:val="28"/>
+        </w:rPr>
+        <w:t xml:space="preserve"> is a </w:t>
+      </w:r>
+      <w:r>
+        <w:rPr>
+          <w:b/>
+          <w:bCs/>
+          <w:sz w:val="28"/>
+          <w:szCs w:val="28"/>
+        </w:rPr>
+        <w:t>JavaScript library</w:t>
+      </w:r>
+      <w:r>
+        <w:rPr>
+          <w:sz w:val="28"/>
+          <w:szCs w:val="28"/>
+        </w:rPr>
+        <w:t xml:space="preserve"> for building </w:t>
+      </w:r>
+      <w:r>
+        <w:rPr>
+          <w:b/>
+          <w:bCs/>
+          <w:sz w:val="28"/>
+          <w:szCs w:val="28"/>
+        </w:rPr>
+        <w:t>fast and interactive</w:t>
+      </w:r>
+      <w:r>
+        <w:rPr>
+          <w:sz w:val="28"/>
+          <w:szCs w:val="28"/>
+        </w:rPr>
+        <w:t xml:space="preserve"> user interfaces.</w:t>
       </w:r>
     </w:p>
     <w:p>
       <w:pPr>
         <w:ind w:left="360"/>
         <w:rPr>
-          <w:sz w:val="28"/>
-          <w:szCs w:val="28"/>
-        </w:rPr>
-      </w:pPr>
-      <w:r>
-        <w:rPr>
-          <w:sz w:val="28"/>
-          <w:szCs w:val="28"/>
-        </w:rPr>
-        <w:t>React is used to build single-page applications.</w:t>
-      </w:r>
-    </w:p>
-    <w:p>
-      <w:pPr>
-        <w:ind w:left="360"/>
-        <w:rPr>
-          <w:sz w:val="28"/>
-          <w:szCs w:val="28"/>
-        </w:rPr>
-      </w:pPr>
-      <w:r>
-        <w:rPr>
-          <w:sz w:val="28"/>
-          <w:szCs w:val="28"/>
-        </w:rPr>
-        <w:t>React allows us to create reusable UI components.</w:t>
+          <w:b/>
+          <w:bCs/>
+          <w:sz w:val="28"/>
+          <w:szCs w:val="28"/>
+        </w:rPr>
+      </w:pPr>
+      <w:r>
+        <w:rPr>
+          <w:b/>
+          <w:bCs/>
+          <w:sz w:val="28"/>
+          <w:szCs w:val="28"/>
+        </w:rPr>
+        <w:t>Key Points:</w:t>
+      </w:r>
+    </w:p>
+    <w:p>
+      <w:pPr>
+        <w:numPr>
+          <w:ilvl w:val="0"/>
+          <w:numId w:val="47"/>
+        </w:numPr>
+        <w:rPr>
+          <w:sz w:val="28"/>
+          <w:szCs w:val="28"/>
+        </w:rPr>
+      </w:pPr>
+      <w:r>
+        <w:rPr>
+          <w:sz w:val="28"/>
+          <w:szCs w:val="28"/>
+        </w:rPr>
+        <w:t xml:space="preserve">Used for </w:t>
+      </w:r>
+      <w:r>
+        <w:rPr>
+          <w:b/>
+          <w:bCs/>
+          <w:sz w:val="28"/>
+          <w:szCs w:val="28"/>
+        </w:rPr>
+        <w:t>Single Page Applications (SPA)</w:t>
+      </w:r>
+      <w:r>
+        <w:rPr>
+          <w:sz w:val="28"/>
+          <w:szCs w:val="28"/>
+        </w:rPr>
+        <w:t>.</w:t>
+      </w:r>
+    </w:p>
+    <w:p>
+      <w:pPr>
+        <w:numPr>
+          <w:ilvl w:val="0"/>
+          <w:numId w:val="47"/>
+        </w:numPr>
+        <w:rPr>
+          <w:sz w:val="28"/>
+          <w:szCs w:val="28"/>
+        </w:rPr>
+      </w:pPr>
+      <w:r>
+        <w:rPr>
+          <w:sz w:val="28"/>
+          <w:szCs w:val="28"/>
+        </w:rPr>
+        <w:t xml:space="preserve">Allows </w:t>
+      </w:r>
+      <w:r>
+        <w:rPr>
+          <w:b/>
+          <w:bCs/>
+          <w:sz w:val="28"/>
+          <w:szCs w:val="28"/>
+        </w:rPr>
+        <w:t>reusable UI components</w:t>
+      </w:r>
+      <w:r>
+        <w:rPr>
+          <w:sz w:val="28"/>
+          <w:szCs w:val="28"/>
+        </w:rPr>
+        <w:t>.</w:t>
+      </w:r>
+    </w:p>
+    <w:p>
+      <w:pPr>
+        <w:numPr>
+          <w:ilvl w:val="0"/>
+          <w:numId w:val="47"/>
+        </w:numPr>
+        <w:rPr>
+          <w:sz w:val="28"/>
+          <w:szCs w:val="28"/>
+        </w:rPr>
+      </w:pPr>
+      <w:r>
+        <w:rPr>
+          <w:sz w:val="28"/>
+          <w:szCs w:val="28"/>
+        </w:rPr>
+        <w:t xml:space="preserve">Uses </w:t>
+      </w:r>
+      <w:r>
+        <w:rPr>
+          <w:b/>
+          <w:bCs/>
+          <w:sz w:val="28"/>
+          <w:szCs w:val="28"/>
+        </w:rPr>
+        <w:t>Virtual DOM</w:t>
+      </w:r>
+      <w:r>
+        <w:rPr>
+          <w:sz w:val="28"/>
+          <w:szCs w:val="28"/>
+        </w:rPr>
+        <w:t xml:space="preserve"> for better performance.</w:t>
+      </w:r>
+    </w:p>
+    <w:p>
+      <w:pPr>
+        <w:numPr>
+          <w:ilvl w:val="0"/>
+          <w:numId w:val="47"/>
+        </w:numPr>
+        <w:rPr>
+          <w:sz w:val="28"/>
+          <w:szCs w:val="28"/>
+        </w:rPr>
+      </w:pPr>
+      <w:r>
+        <w:rPr>
+          <w:sz w:val="28"/>
+          <w:szCs w:val="28"/>
+        </w:rPr>
+        <w:t xml:space="preserve">Follows a </w:t>
+      </w:r>
+      <w:r>
+        <w:rPr>
+          <w:b/>
+          <w:bCs/>
+          <w:sz w:val="28"/>
+          <w:szCs w:val="28"/>
+        </w:rPr>
+        <w:t>component-based architecture</w:t>
+      </w:r>
+      <w:r>
+        <w:rPr>
+          <w:sz w:val="28"/>
+          <w:szCs w:val="28"/>
+        </w:rPr>
+        <w:t>.</w:t>
       </w:r>
     </w:p>
     <w:p>
@@ -231,7 +400,39 @@
           <w:sz w:val="28"/>
           <w:szCs w:val="28"/>
         </w:rPr>
-        <w:t>A: A content delivery network (CDN) refers to a geographically distributed group of servers that work together to provide fast delivery of Internet content. The goal is to provide high availability and performance by distributing the service spatially relative to end users.</w:t>
+        <w:t xml:space="preserve">A </w:t>
+      </w:r>
+      <w:r>
+        <w:rPr>
+          <w:b/>
+          <w:bCs/>
+          <w:sz w:val="28"/>
+          <w:szCs w:val="28"/>
+        </w:rPr>
+        <w:t>Content Delivery Network (CDN)</w:t>
+      </w:r>
+      <w:r>
+        <w:rPr>
+          <w:sz w:val="28"/>
+          <w:szCs w:val="28"/>
+        </w:rPr>
+        <w:t xml:space="preserve"> is a network of </w:t>
+      </w:r>
+      <w:r>
+        <w:rPr>
+          <w:b/>
+          <w:bCs/>
+          <w:sz w:val="28"/>
+          <w:szCs w:val="28"/>
+        </w:rPr>
+        <w:t>geographically distributed servers</w:t>
+      </w:r>
+      <w:r>
+        <w:rPr>
+          <w:sz w:val="28"/>
+          <w:szCs w:val="28"/>
+        </w:rPr>
+        <w:t xml:space="preserve"> that work together to deliver internet content quickly.</w:t>
       </w:r>
     </w:p>
     <w:p>
@@ -251,136 +452,372 @@
           <w:sz w:val="28"/>
           <w:szCs w:val="28"/>
         </w:rPr>
-        <w:t xml:space="preserve">4. Why is React known as React? </w:t>
-      </w:r>
-    </w:p>
-    <w:p>
-      <w:pPr>
-        <w:ind w:left="360"/>
-        <w:rPr>
-          <w:sz w:val="28"/>
-          <w:szCs w:val="28"/>
-        </w:rPr>
-      </w:pPr>
-      <w:r>
-        <w:rPr>
-          <w:sz w:val="28"/>
-          <w:szCs w:val="28"/>
-        </w:rPr>
-        <w:t xml:space="preserve">A: </w:t>
-      </w:r>
-      <w:r>
-        <w:rPr>
-          <w:sz w:val="28"/>
-          <w:szCs w:val="28"/>
-        </w:rPr>
-        <w:t>React is called "React" because it quickly updates and reacts to changes in the user interface. It makes web pages update smoothly when something changes.</w:t>
-      </w:r>
-      <w:r>
-        <w:rPr>
-          <w:sz w:val="28"/>
-          <w:szCs w:val="28"/>
-        </w:rPr>
-        <w:t xml:space="preserve"> And it is developed by Facebook </w:t>
-      </w:r>
-    </w:p>
-    <w:p>
-      <w:pPr>
-        <w:ind w:left="360"/>
-        <w:rPr>
-          <w:b/>
-          <w:bCs/>
-          <w:sz w:val="28"/>
-          <w:szCs w:val="28"/>
-        </w:rPr>
-      </w:pPr>
-      <w:r>
-        <w:rPr>
-          <w:b/>
-          <w:bCs/>
-          <w:sz w:val="28"/>
-          <w:szCs w:val="28"/>
-        </w:rPr>
-        <w:t xml:space="preserve">5. What is crossorigin in script tag? </w:t>
-      </w:r>
-    </w:p>
-    <w:p>
-      <w:pPr>
-        <w:ind w:left="360"/>
-        <w:rPr>
-          <w:sz w:val="28"/>
-          <w:szCs w:val="28"/>
-        </w:rPr>
-      </w:pPr>
-      <w:r>
-        <w:rPr>
-          <w:b/>
-          <w:bCs/>
-          <w:sz w:val="28"/>
-          <w:szCs w:val="28"/>
-        </w:rPr>
-        <w:t xml:space="preserve">A: </w:t>
-      </w:r>
-      <w:r>
-        <w:rPr>
-          <w:sz w:val="28"/>
-          <w:szCs w:val="28"/>
-        </w:rPr>
-        <w:t>The crossorigin attribute in a &lt;script&gt; tag is used when loading scripts from another domain. It helps control how the browser handles cross-origin requests, especially for security and caching purposes. It can have values like "anonymous" or "use-credentials".</w:t>
-      </w:r>
-    </w:p>
-    <w:p>
-      <w:r>
-        <w:t>(</w:t>
-      </w:r>
-      <w:r>
-        <w:t>The values "anonymous" and "use-credentials" in the crossorigin attribute control how the browser handles requests for external scripts:</w:t>
+        <w:t>Why do we use it?</w:t>
       </w:r>
     </w:p>
     <w:p>
       <w:pPr>
         <w:numPr>
           <w:ilvl w:val="0"/>
-          <w:numId w:val="2"/>
+          <w:numId w:val="48"/>
         </w:numPr>
-      </w:pPr>
-      <w:r>
-        <w:rPr>
-          <w:b/>
-          <w:bCs/>
-        </w:rPr>
-        <w:t>anonymous</w:t>
-      </w:r>
-      <w:r>
-        <w:t>: The browser requests the script without sending cookies or authentication information. If the script allows cross-origin access, it can be used normally.</w:t>
+        <w:rPr>
+          <w:sz w:val="28"/>
+          <w:szCs w:val="28"/>
+        </w:rPr>
+      </w:pPr>
+      <w:r>
+        <w:rPr>
+          <w:sz w:val="28"/>
+          <w:szCs w:val="28"/>
+        </w:rPr>
+        <w:t xml:space="preserve">Improves </w:t>
+      </w:r>
+      <w:r>
+        <w:rPr>
+          <w:b/>
+          <w:bCs/>
+          <w:sz w:val="28"/>
+          <w:szCs w:val="28"/>
+        </w:rPr>
+        <w:t>website speed and performance</w:t>
+      </w:r>
+      <w:r>
+        <w:rPr>
+          <w:sz w:val="28"/>
+          <w:szCs w:val="28"/>
+        </w:rPr>
+        <w:t>.</w:t>
       </w:r>
     </w:p>
     <w:p>
       <w:pPr>
         <w:numPr>
           <w:ilvl w:val="0"/>
-          <w:numId w:val="2"/>
+          <w:numId w:val="48"/>
         </w:numPr>
-      </w:pPr>
-      <w:r>
-        <w:rPr>
-          <w:b/>
-          <w:bCs/>
-        </w:rPr>
-        <w:t>use-credentials</w:t>
-      </w:r>
-      <w:r>
-        <w:t>: The browser includes cookies and authentication data when requesting the script. The server must allow credentials; otherwise, the request will fail.</w:t>
-      </w:r>
-    </w:p>
-    <w:p>
-      <w:r>
-        <w:t>These settings are useful for security and caching when loading scripts from other websites.</w:t>
-      </w:r>
-    </w:p>
-    <w:p>
-      <w:r>
-        <w:t>) &lt;script crossorigin="anonymous|use-credentials"&gt;</w:t>
+        <w:rPr>
+          <w:sz w:val="28"/>
+          <w:szCs w:val="28"/>
+        </w:rPr>
+      </w:pPr>
+      <w:r>
+        <w:rPr>
+          <w:sz w:val="28"/>
+          <w:szCs w:val="28"/>
+        </w:rPr>
+        <w:t xml:space="preserve">Reduces </w:t>
+      </w:r>
+      <w:r>
+        <w:rPr>
+          <w:b/>
+          <w:bCs/>
+          <w:sz w:val="28"/>
+          <w:szCs w:val="28"/>
+        </w:rPr>
+        <w:t>server load</w:t>
+      </w:r>
+      <w:r>
+        <w:rPr>
+          <w:sz w:val="28"/>
+          <w:szCs w:val="28"/>
+        </w:rPr>
+        <w:t xml:space="preserve"> by caching content.</w:t>
+      </w:r>
+    </w:p>
+    <w:p>
+      <w:pPr>
+        <w:numPr>
+          <w:ilvl w:val="0"/>
+          <w:numId w:val="48"/>
+        </w:numPr>
+        <w:rPr>
+          <w:sz w:val="28"/>
+          <w:szCs w:val="28"/>
+        </w:rPr>
+      </w:pPr>
+      <w:r>
+        <w:rPr>
+          <w:sz w:val="28"/>
+          <w:szCs w:val="28"/>
+        </w:rPr>
+        <w:t xml:space="preserve">Enhances </w:t>
+      </w:r>
+      <w:r>
+        <w:rPr>
+          <w:b/>
+          <w:bCs/>
+          <w:sz w:val="28"/>
+          <w:szCs w:val="28"/>
+        </w:rPr>
+        <w:t>availability and reliability</w:t>
+      </w:r>
+      <w:r>
+        <w:rPr>
+          <w:sz w:val="28"/>
+          <w:szCs w:val="28"/>
+        </w:rPr>
+        <w:t>.</w:t>
+      </w:r>
+    </w:p>
+    <w:p>
+      <w:pPr>
+        <w:numPr>
+          <w:ilvl w:val="0"/>
+          <w:numId w:val="48"/>
+        </w:numPr>
+        <w:rPr>
+          <w:sz w:val="28"/>
+          <w:szCs w:val="28"/>
+        </w:rPr>
+      </w:pPr>
+      <w:r>
+        <w:rPr>
+          <w:sz w:val="28"/>
+          <w:szCs w:val="28"/>
+        </w:rPr>
+        <w:t xml:space="preserve">Provides </w:t>
+      </w:r>
+      <w:r>
+        <w:rPr>
+          <w:b/>
+          <w:bCs/>
+          <w:sz w:val="28"/>
+          <w:szCs w:val="28"/>
+        </w:rPr>
+        <w:t>better security</w:t>
+      </w:r>
+      <w:r>
+        <w:rPr>
+          <w:sz w:val="28"/>
+          <w:szCs w:val="28"/>
+        </w:rPr>
+        <w:t xml:space="preserve"> against DDoS attacks.</w:t>
+      </w:r>
+    </w:p>
+    <w:p>
+      <w:pPr>
+        <w:ind w:left="360"/>
+        <w:rPr>
+          <w:sz w:val="28"/>
+          <w:szCs w:val="28"/>
+        </w:rPr>
+      </w:pPr>
+      <w:r>
+        <w:rPr>
+          <w:sz w:val="28"/>
+          <w:szCs w:val="28"/>
+        </w:rPr>
+        <w:t>.</w:t>
+      </w:r>
+    </w:p>
+    <w:p>
+      <w:pPr>
+        <w:ind w:left="360"/>
+        <w:rPr>
+          <w:b/>
+          <w:bCs/>
+          <w:sz w:val="28"/>
+          <w:szCs w:val="28"/>
+        </w:rPr>
+      </w:pPr>
+      <w:r>
+        <w:rPr>
+          <w:b/>
+          <w:bCs/>
+          <w:sz w:val="28"/>
+          <w:szCs w:val="28"/>
+        </w:rPr>
+        <w:t xml:space="preserve">4. Why is React known as React? </w:t>
+      </w:r>
+    </w:p>
+    <w:p>
+      <w:pPr>
+        <w:ind w:left="360"/>
+        <w:rPr>
+          <w:sz w:val="28"/>
+          <w:szCs w:val="28"/>
+        </w:rPr>
+      </w:pPr>
+      <w:r>
+        <w:rPr>
+          <w:sz w:val="28"/>
+          <w:szCs w:val="28"/>
+        </w:rPr>
+        <w:t xml:space="preserve">React is called </w:t>
+      </w:r>
+      <w:r>
+        <w:rPr>
+          <w:b/>
+          <w:bCs/>
+          <w:sz w:val="28"/>
+          <w:szCs w:val="28"/>
+        </w:rPr>
+        <w:t>"React"</w:t>
+      </w:r>
+      <w:r>
+        <w:rPr>
+          <w:sz w:val="28"/>
+          <w:szCs w:val="28"/>
+        </w:rPr>
+        <w:t xml:space="preserve"> because it </w:t>
+      </w:r>
+      <w:r>
+        <w:rPr>
+          <w:b/>
+          <w:bCs/>
+          <w:sz w:val="28"/>
+          <w:szCs w:val="28"/>
+        </w:rPr>
+        <w:t>reacts</w:t>
+      </w:r>
+      <w:r>
+        <w:rPr>
+          <w:sz w:val="28"/>
+          <w:szCs w:val="28"/>
+        </w:rPr>
+        <w:t xml:space="preserve"> efficiently to UI changes by updating components quickly. It ensures smooth and fast updates on web pages. React was developed by </w:t>
+      </w:r>
+      <w:r>
+        <w:rPr>
+          <w:b/>
+          <w:bCs/>
+          <w:sz w:val="28"/>
+          <w:szCs w:val="28"/>
+        </w:rPr>
+        <w:t>Facebook</w:t>
+      </w:r>
+      <w:r>
+        <w:rPr>
+          <w:sz w:val="28"/>
+          <w:szCs w:val="28"/>
+        </w:rPr>
+        <w:t>.</w:t>
+      </w:r>
+    </w:p>
+    <w:p>
+      <w:pPr>
+        <w:rPr>
+          <w:b/>
+          <w:bCs/>
+          <w:sz w:val="28"/>
+          <w:szCs w:val="28"/>
+        </w:rPr>
+      </w:pPr>
+      <w:r>
+        <w:rPr>
+          <w:b/>
+          <w:bCs/>
+          <w:sz w:val="28"/>
+          <w:szCs w:val="28"/>
+        </w:rPr>
+        <w:t xml:space="preserve">5. What is crossorigin in script tag? </w:t>
+      </w:r>
+    </w:p>
+    <w:p>
+      <w:pPr>
+        <w:rPr>
+          <w:sz w:val="28"/>
+          <w:szCs w:val="28"/>
+        </w:rPr>
+      </w:pPr>
+      <w:r>
+        <w:rPr>
+          <w:sz w:val="28"/>
+          <w:szCs w:val="28"/>
+        </w:rPr>
+        <w:t xml:space="preserve">A. </w:t>
+      </w:r>
+      <w:r>
+        <w:rPr>
+          <w:sz w:val="28"/>
+          <w:szCs w:val="28"/>
+        </w:rPr>
+        <w:t>The crossorigin attribute in the &lt;script&gt; tag is used for loading scripts from another domain while controlling security and caching.</w:t>
+      </w:r>
+    </w:p>
+    <w:p>
+      <w:pPr>
+        <w:rPr>
+          <w:sz w:val="28"/>
+          <w:szCs w:val="28"/>
+        </w:rPr>
+      </w:pPr>
+      <w:r>
+        <w:rPr>
+          <w:sz w:val="28"/>
+          <w:szCs w:val="28"/>
+        </w:rPr>
+        <w:t>Values:</w:t>
+      </w:r>
+    </w:p>
+    <w:p>
+      <w:pPr>
+        <w:numPr>
+          <w:ilvl w:val="0"/>
+          <w:numId w:val="49"/>
+        </w:numPr>
+        <w:rPr>
+          <w:sz w:val="28"/>
+          <w:szCs w:val="28"/>
+        </w:rPr>
+      </w:pPr>
+      <w:r>
+        <w:rPr>
+          <w:sz w:val="28"/>
+          <w:szCs w:val="28"/>
+        </w:rPr>
+        <w:t>anonymous: Requests script without cookies or authentication.</w:t>
+      </w:r>
+    </w:p>
+    <w:p>
+      <w:pPr>
+        <w:numPr>
+          <w:ilvl w:val="0"/>
+          <w:numId w:val="49"/>
+        </w:numPr>
+        <w:rPr>
+          <w:sz w:val="28"/>
+          <w:szCs w:val="28"/>
+        </w:rPr>
+      </w:pPr>
+      <w:r>
+        <w:rPr>
+          <w:sz w:val="28"/>
+          <w:szCs w:val="28"/>
+        </w:rPr>
+        <w:lastRenderedPageBreak/>
+        <w:t>use-credentials: Requests script with cookies and authentication (server must allow it).</w:t>
+      </w:r>
+    </w:p>
+    <w:p>
+      <w:pPr>
+        <w:rPr>
+          <w:sz w:val="28"/>
+          <w:szCs w:val="28"/>
+        </w:rPr>
+      </w:pPr>
+      <w:r>
+        <w:rPr>
+          <w:sz w:val="28"/>
+          <w:szCs w:val="28"/>
+        </w:rPr>
+        <w:t>This helps manage cross-origin security policies when fetching external scripts</w:t>
+      </w:r>
+    </w:p>
+    <w:p>
+      <w:pPr>
+        <w:rPr>
+          <w:sz w:val="28"/>
+          <w:szCs w:val="28"/>
+        </w:rPr>
+      </w:pPr>
+      <w:r>
+        <w:rPr>
+          <w:sz w:val="28"/>
+          <w:szCs w:val="28"/>
+        </w:rPr>
+        <w:t xml:space="preserve"> &lt;script crossorigin="anonymous|use-credentials"&gt;</w:t>
       </w:r>
     </w:p>
     <w:p>
@@ -413,48 +850,122 @@
     </w:p>
     <w:p>
       <w:pPr>
-        <w:rPr>
-          <w:sz w:val="28"/>
-          <w:szCs w:val="28"/>
-        </w:rPr>
-      </w:pPr>
-      <w:r>
-        <w:rPr>
-          <w:sz w:val="28"/>
-          <w:szCs w:val="28"/>
-        </w:rPr>
-        <w:t>A: React is a JavaScript library for building User Interfaces whereas ReactDOM is also JavaScript library that allows React to interact with the DOM.</w:t>
-      </w:r>
-    </w:p>
-    <w:p>
-      <w:pPr>
-        <w:rPr>
-          <w:sz w:val="28"/>
-          <w:szCs w:val="28"/>
-        </w:rPr>
-      </w:pPr>
-      <w:r>
-        <w:rPr>
-          <w:sz w:val="28"/>
-          <w:szCs w:val="28"/>
-        </w:rPr>
-        <w:lastRenderedPageBreak/>
-        <w:t>The react package contains React.createElement(), React.Component, React.Children, and other helpers related to elements and component classes.</w:t>
-      </w:r>
-    </w:p>
-    <w:p>
-      <w:pPr>
-        <w:rPr>
-          <w:sz w:val="28"/>
-          <w:szCs w:val="28"/>
-        </w:rPr>
-      </w:pPr>
-      <w:r>
-        <w:rPr>
-          <w:sz w:val="28"/>
-          <w:szCs w:val="28"/>
-        </w:rPr>
-        <w:t xml:space="preserve"> The react-dom package contains ReactDOM.render(), and in react-dom/server we have server-side rendering support with ReactDOMServer.renderToString() and ReactDOMServer.renderToStaticMarkup().</w:t>
+        <w:numPr>
+          <w:ilvl w:val="0"/>
+          <w:numId w:val="50"/>
+        </w:numPr>
+        <w:rPr>
+          <w:sz w:val="28"/>
+          <w:szCs w:val="28"/>
+        </w:rPr>
+      </w:pPr>
+      <w:r>
+        <w:rPr>
+          <w:b/>
+          <w:bCs/>
+          <w:sz w:val="28"/>
+          <w:szCs w:val="28"/>
+        </w:rPr>
+        <w:t>React</w:t>
+      </w:r>
+      <w:r>
+        <w:rPr>
+          <w:sz w:val="28"/>
+          <w:szCs w:val="28"/>
+        </w:rPr>
+        <w:t xml:space="preserve">: A </w:t>
+      </w:r>
+      <w:r>
+        <w:rPr>
+          <w:b/>
+          <w:bCs/>
+          <w:sz w:val="28"/>
+          <w:szCs w:val="28"/>
+        </w:rPr>
+        <w:t>JavaScript library</w:t>
+      </w:r>
+      <w:r>
+        <w:rPr>
+          <w:sz w:val="28"/>
+          <w:szCs w:val="28"/>
+        </w:rPr>
+        <w:t xml:space="preserve"> for building </w:t>
+      </w:r>
+      <w:r>
+        <w:rPr>
+          <w:b/>
+          <w:bCs/>
+          <w:sz w:val="28"/>
+          <w:szCs w:val="28"/>
+        </w:rPr>
+        <w:t>user interfaces</w:t>
+      </w:r>
+      <w:r>
+        <w:rPr>
+          <w:sz w:val="28"/>
+          <w:szCs w:val="28"/>
+        </w:rPr>
+        <w:t>. It provides core features like React.createElement(), React.Component, and React.Children.</w:t>
+      </w:r>
+    </w:p>
+    <w:p>
+      <w:pPr>
+        <w:numPr>
+          <w:ilvl w:val="0"/>
+          <w:numId w:val="50"/>
+        </w:numPr>
+        <w:rPr>
+          <w:sz w:val="28"/>
+          <w:szCs w:val="28"/>
+        </w:rPr>
+      </w:pPr>
+      <w:r>
+        <w:rPr>
+          <w:b/>
+          <w:bCs/>
+          <w:sz w:val="28"/>
+          <w:szCs w:val="28"/>
+        </w:rPr>
+        <w:t>ReactDOM</w:t>
+      </w:r>
+      <w:r>
+        <w:rPr>
+          <w:sz w:val="28"/>
+          <w:szCs w:val="28"/>
+        </w:rPr>
+        <w:t xml:space="preserve">: A </w:t>
+      </w:r>
+      <w:r>
+        <w:rPr>
+          <w:b/>
+          <w:bCs/>
+          <w:sz w:val="28"/>
+          <w:szCs w:val="28"/>
+        </w:rPr>
+        <w:t>library that connects React to the DOM</w:t>
+      </w:r>
+      <w:r>
+        <w:rPr>
+          <w:sz w:val="28"/>
+          <w:szCs w:val="28"/>
+        </w:rPr>
+        <w:t xml:space="preserve">. It provides methods like ReactDOM.render() for rendering components and ReactDOMServer for </w:t>
+      </w:r>
+      <w:r>
+        <w:rPr>
+          <w:b/>
+          <w:bCs/>
+          <w:sz w:val="28"/>
+          <w:szCs w:val="28"/>
+        </w:rPr>
+        <w:t>server-side rendering</w:t>
+      </w:r>
+      <w:r>
+        <w:rPr>
+          <w:sz w:val="28"/>
+          <w:szCs w:val="28"/>
+        </w:rPr>
+        <w:t>.</w:t>
       </w:r>
     </w:p>
     <w:p>
@@ -688,555 +1199,521 @@
     </w:p>
     <w:p>
       <w:pPr>
-        <w:rPr>
-          <w:rFonts w:ascii="Segoe UI Emoji" w:hAnsi="Segoe UI Emoji" w:cs="Segoe UI Emoji"/>
-          <w:b/>
-          <w:bCs/>
-        </w:rPr>
-      </w:pPr>
-      <w:r>
-        <w:rPr>
-          <w:rFonts w:ascii="Segoe UI Emoji" w:hAnsi="Segoe UI Emoji" w:cs="Segoe UI Emoji"/>
-          <w:b/>
-          <w:bCs/>
-        </w:rPr>
-        <w:t>1. async (Asynchronous Loading)</w:t>
-      </w:r>
-    </w:p>
-    <w:p>
-      <w:pPr>
         <w:numPr>
           <w:ilvl w:val="0"/>
-          <w:numId w:val="4"/>
+          <w:numId w:val="51"/>
         </w:numPr>
         <w:rPr>
           <w:rFonts w:ascii="Segoe UI Emoji" w:hAnsi="Segoe UI Emoji" w:cs="Segoe UI Emoji"/>
-        </w:rPr>
-      </w:pPr>
-      <w:r>
-        <w:rPr>
-          <w:rFonts w:ascii="Segoe UI Emoji" w:hAnsi="Segoe UI Emoji" w:cs="Segoe UI Emoji"/>
-        </w:rPr>
-        <w:t xml:space="preserve">Loads the script </w:t>
-      </w:r>
-      <w:r>
-        <w:rPr>
-          <w:rFonts w:ascii="Segoe UI Emoji" w:hAnsi="Segoe UI Emoji" w:cs="Segoe UI Emoji"/>
-          <w:b/>
-          <w:bCs/>
-        </w:rPr>
-        <w:t>while</w:t>
-      </w:r>
-      <w:r>
-        <w:rPr>
-          <w:rFonts w:ascii="Segoe UI Emoji" w:hAnsi="Segoe UI Emoji" w:cs="Segoe UI Emoji"/>
-        </w:rPr>
-        <w:t xml:space="preserve"> the HTML is still being processed.</w:t>
+          <w:b/>
+          <w:bCs/>
+        </w:rPr>
+      </w:pPr>
+      <w:r>
+        <w:rPr>
+          <w:rFonts w:ascii="Segoe UI Emoji" w:hAnsi="Segoe UI Emoji" w:cs="Segoe UI Emoji"/>
+          <w:b/>
+          <w:bCs/>
+        </w:rPr>
+        <w:t>async (Asynchronous Loading)</w:t>
+      </w:r>
+    </w:p>
+    <w:p>
+      <w:pPr>
+        <w:numPr>
+          <w:ilvl w:val="1"/>
+          <w:numId w:val="51"/>
+        </w:numPr>
+        <w:rPr>
+          <w:rFonts w:ascii="Segoe UI Emoji" w:hAnsi="Segoe UI Emoji" w:cs="Segoe UI Emoji"/>
+          <w:b/>
+          <w:bCs/>
+        </w:rPr>
+      </w:pPr>
+      <w:r>
+        <w:rPr>
+          <w:rFonts w:ascii="Segoe UI Emoji" w:hAnsi="Segoe UI Emoji" w:cs="Segoe UI Emoji"/>
+          <w:b/>
+          <w:bCs/>
+        </w:rPr>
+        <w:t>Loads while HTML is being processed.</w:t>
+      </w:r>
+    </w:p>
+    <w:p>
+      <w:pPr>
+        <w:numPr>
+          <w:ilvl w:val="1"/>
+          <w:numId w:val="51"/>
+        </w:numPr>
+        <w:rPr>
+          <w:rFonts w:ascii="Segoe UI Emoji" w:hAnsi="Segoe UI Emoji" w:cs="Segoe UI Emoji"/>
+          <w:b/>
+          <w:bCs/>
+        </w:rPr>
+      </w:pPr>
+      <w:r>
+        <w:rPr>
+          <w:rFonts w:ascii="Segoe UI Emoji" w:hAnsi="Segoe UI Emoji" w:cs="Segoe UI Emoji"/>
+          <w:b/>
+          <w:bCs/>
+        </w:rPr>
+        <w:t>Executes immediately once downloaded.</w:t>
+      </w:r>
+    </w:p>
+    <w:p>
+      <w:pPr>
+        <w:numPr>
+          <w:ilvl w:val="1"/>
+          <w:numId w:val="51"/>
+        </w:numPr>
+        <w:rPr>
+          <w:rFonts w:ascii="Segoe UI Emoji" w:hAnsi="Segoe UI Emoji" w:cs="Segoe UI Emoji"/>
+          <w:b/>
+          <w:bCs/>
+        </w:rPr>
+      </w:pPr>
+      <w:r>
+        <w:rPr>
+          <w:rFonts w:ascii="Segoe UI Emoji" w:hAnsi="Segoe UI Emoji" w:cs="Segoe UI Emoji"/>
+          <w:b/>
+          <w:bCs/>
+        </w:rPr>
+        <w:t>Best for independent scripts.</w:t>
+      </w:r>
+    </w:p>
+    <w:p>
+      <w:pPr>
+        <w:numPr>
+          <w:ilvl w:val="1"/>
+          <w:numId w:val="51"/>
+        </w:numPr>
+        <w:rPr>
+          <w:rFonts w:ascii="Segoe UI Emoji" w:hAnsi="Segoe UI Emoji" w:cs="Segoe UI Emoji"/>
+          <w:b/>
+          <w:bCs/>
+        </w:rPr>
+      </w:pPr>
+      <w:r>
+        <w:rPr>
+          <w:rFonts w:ascii="Segoe UI Emoji" w:hAnsi="Segoe UI Emoji" w:cs="Segoe UI Emoji"/>
+          <w:b/>
+          <w:bCs/>
+        </w:rPr>
+        <w:t xml:space="preserve">&lt;script </w:t>
+      </w:r>
+      <w:proofErr w:type="spellStart"/>
+      <w:r>
+        <w:rPr>
+          <w:rFonts w:ascii="Segoe UI Emoji" w:hAnsi="Segoe UI Emoji" w:cs="Segoe UI Emoji"/>
+          <w:b/>
+          <w:bCs/>
+        </w:rPr>
+        <w:t>src</w:t>
+      </w:r>
+      <w:proofErr w:type="spellEnd"/>
+      <w:r>
+        <w:rPr>
+          <w:rFonts w:ascii="Segoe UI Emoji" w:hAnsi="Segoe UI Emoji" w:cs="Segoe UI Emoji"/>
+          <w:b/>
+          <w:bCs/>
+        </w:rPr>
+        <w:t>="script.js" async&gt;&lt;/script&gt;</w:t>
       </w:r>
     </w:p>
     <w:p>
       <w:pPr>
         <w:numPr>
           <w:ilvl w:val="0"/>
-          <w:numId w:val="4"/>
+          <w:numId w:val="51"/>
         </w:numPr>
         <w:rPr>
           <w:rFonts w:ascii="Segoe UI Emoji" w:hAnsi="Segoe UI Emoji" w:cs="Segoe UI Emoji"/>
-        </w:rPr>
-      </w:pPr>
-      <w:r>
-        <w:rPr>
-          <w:rFonts w:ascii="Segoe UI Emoji" w:hAnsi="Segoe UI Emoji" w:cs="Segoe UI Emoji"/>
-        </w:rPr>
-        <w:t xml:space="preserve">Executes </w:t>
-      </w:r>
-      <w:r>
-        <w:rPr>
-          <w:rFonts w:ascii="Segoe UI Emoji" w:hAnsi="Segoe UI Emoji" w:cs="Segoe UI Emoji"/>
-          <w:b/>
-          <w:bCs/>
-        </w:rPr>
-        <w:t>immediately</w:t>
-      </w:r>
-      <w:r>
-        <w:rPr>
-          <w:rFonts w:ascii="Segoe UI Emoji" w:hAnsi="Segoe UI Emoji" w:cs="Segoe UI Emoji"/>
-        </w:rPr>
-        <w:t xml:space="preserve"> once downloaded.</w:t>
+          <w:b/>
+          <w:bCs/>
+        </w:rPr>
+      </w:pPr>
+      <w:r>
+        <w:rPr>
+          <w:rFonts w:ascii="Segoe UI Emoji" w:hAnsi="Segoe UI Emoji" w:cs="Segoe UI Emoji"/>
+          <w:b/>
+          <w:bCs/>
+        </w:rPr>
+        <w:t>defer (Deferred Loading)</w:t>
+      </w:r>
+    </w:p>
+    <w:p>
+      <w:pPr>
+        <w:numPr>
+          <w:ilvl w:val="1"/>
+          <w:numId w:val="51"/>
+        </w:numPr>
+        <w:rPr>
+          <w:rFonts w:ascii="Segoe UI Emoji" w:hAnsi="Segoe UI Emoji" w:cs="Segoe UI Emoji"/>
+          <w:b/>
+          <w:bCs/>
+        </w:rPr>
+      </w:pPr>
+      <w:r>
+        <w:rPr>
+          <w:rFonts w:ascii="Segoe UI Emoji" w:hAnsi="Segoe UI Emoji" w:cs="Segoe UI Emoji"/>
+          <w:b/>
+          <w:bCs/>
+        </w:rPr>
+        <w:t>Loads while HTML is being processed.</w:t>
+      </w:r>
+    </w:p>
+    <w:p>
+      <w:pPr>
+        <w:numPr>
+          <w:ilvl w:val="1"/>
+          <w:numId w:val="51"/>
+        </w:numPr>
+        <w:rPr>
+          <w:rFonts w:ascii="Segoe UI Emoji" w:hAnsi="Segoe UI Emoji" w:cs="Segoe UI Emoji"/>
+          <w:b/>
+          <w:bCs/>
+        </w:rPr>
+      </w:pPr>
+      <w:r>
+        <w:rPr>
+          <w:rFonts w:ascii="Segoe UI Emoji" w:hAnsi="Segoe UI Emoji" w:cs="Segoe UI Emoji"/>
+          <w:b/>
+          <w:bCs/>
+        </w:rPr>
+        <w:t>Executes after the full HTML is loaded.</w:t>
+      </w:r>
+    </w:p>
+    <w:p>
+      <w:pPr>
+        <w:numPr>
+          <w:ilvl w:val="1"/>
+          <w:numId w:val="51"/>
+        </w:numPr>
+        <w:rPr>
+          <w:rFonts w:ascii="Segoe UI Emoji" w:hAnsi="Segoe UI Emoji" w:cs="Segoe UI Emoji"/>
+          <w:b/>
+          <w:bCs/>
+        </w:rPr>
+      </w:pPr>
+      <w:r>
+        <w:rPr>
+          <w:rFonts w:ascii="Segoe UI Emoji" w:hAnsi="Segoe UI Emoji" w:cs="Segoe UI Emoji"/>
+          <w:b/>
+          <w:bCs/>
+        </w:rPr>
+        <w:t>Best for scripts that depend on the page structure.</w:t>
+      </w:r>
+    </w:p>
+    <w:p>
+      <w:pPr>
+        <w:numPr>
+          <w:ilvl w:val="1"/>
+          <w:numId w:val="51"/>
+        </w:numPr>
+        <w:rPr>
+          <w:rFonts w:ascii="Segoe UI Emoji" w:hAnsi="Segoe UI Emoji" w:cs="Segoe UI Emoji"/>
+          <w:b/>
+          <w:bCs/>
+        </w:rPr>
+      </w:pPr>
+      <w:r>
+        <w:rPr>
+          <w:rFonts w:ascii="Segoe UI Emoji" w:hAnsi="Segoe UI Emoji" w:cs="Segoe UI Emoji"/>
+          <w:b/>
+          <w:bCs/>
+        </w:rPr>
+        <w:t xml:space="preserve">&lt;script </w:t>
+      </w:r>
+      <w:proofErr w:type="spellStart"/>
+      <w:r>
+        <w:rPr>
+          <w:rFonts w:ascii="Segoe UI Emoji" w:hAnsi="Segoe UI Emoji" w:cs="Segoe UI Emoji"/>
+          <w:b/>
+          <w:bCs/>
+        </w:rPr>
+        <w:t>src</w:t>
+      </w:r>
+      <w:proofErr w:type="spellEnd"/>
+      <w:r>
+        <w:rPr>
+          <w:rFonts w:ascii="Segoe UI Emoji" w:hAnsi="Segoe UI Emoji" w:cs="Segoe UI Emoji"/>
+          <w:b/>
+          <w:bCs/>
+        </w:rPr>
+        <w:t>="script.js" defer&gt;&lt;/script&gt;</w:t>
+      </w:r>
+    </w:p>
+    <w:p>
+      <w:pPr>
+        <w:rPr>
+          <w:rFonts w:ascii="Segoe UI Emoji" w:hAnsi="Segoe UI Emoji" w:cs="Segoe UI Emoji"/>
+          <w:b/>
+          <w:bCs/>
+        </w:rPr>
+      </w:pPr>
+      <w:r>
+        <w:rPr>
+          <w:rFonts w:ascii="Segoe UI Emoji" w:hAnsi="Segoe UI Emoji" w:cs="Segoe UI Emoji"/>
+          <w:b/>
+          <w:bCs/>
+        </w:rPr>
+        <w:t>🔹 async: Loads and runs as soon as possible (may block rendering).</w:t>
+      </w:r>
+      <w:r>
+        <w:rPr>
+          <w:rFonts w:ascii="Segoe UI Emoji" w:hAnsi="Segoe UI Emoji" w:cs="Segoe UI Emoji"/>
+          <w:b/>
+          <w:bCs/>
+        </w:rPr>
+        <w:br/>
+        <w:t>🔹 defer: Loads in the background and runs after HTML is fully loaded.</w:t>
+      </w:r>
+    </w:p>
+    <w:p>
+      <w:pPr>
+        <w:rPr>
+          <w:rFonts w:ascii="Segoe UI Emoji" w:hAnsi="Segoe UI Emoji" w:cs="Segoe UI Emoji"/>
+          <w:b/>
+          <w:bCs/>
+          <w:sz w:val="28"/>
+          <w:szCs w:val="28"/>
+        </w:rPr>
+      </w:pPr>
+      <w:r>
+        <w:rPr>
+          <w:rFonts w:ascii="Segoe UI Emoji" w:hAnsi="Segoe UI Emoji" w:cs="Segoe UI Emoji"/>
+          <w:b/>
+          <w:bCs/>
+          <w:sz w:val="28"/>
+          <w:szCs w:val="28"/>
+        </w:rPr>
+        <w:t>9.</w:t>
+      </w:r>
+      <w:r>
+        <w:rPr>
+          <w:rFonts w:ascii="Segoe UI Emoji" w:hAnsi="Segoe UI Emoji" w:cs="Segoe UI Emoji"/>
+          <w:b/>
+          <w:bCs/>
+          <w:sz w:val="28"/>
+          <w:szCs w:val="28"/>
+        </w:rPr>
+        <w:t>Difference Between Library and Framework</w:t>
       </w:r>
     </w:p>
     <w:p>
       <w:pPr>
         <w:numPr>
           <w:ilvl w:val="0"/>
-          <w:numId w:val="4"/>
+          <w:numId w:val="52"/>
         </w:numPr>
         <w:rPr>
           <w:rFonts w:ascii="Segoe UI Emoji" w:hAnsi="Segoe UI Emoji" w:cs="Segoe UI Emoji"/>
-        </w:rPr>
-      </w:pPr>
-      <w:r>
-        <w:rPr>
-          <w:rFonts w:ascii="Segoe UI Emoji" w:hAnsi="Segoe UI Emoji" w:cs="Segoe UI Emoji"/>
-        </w:rPr>
-        <w:t>Best for scripts that don’t depend on the rest of the page.</w:t>
+          <w:sz w:val="28"/>
+          <w:szCs w:val="28"/>
+        </w:rPr>
+      </w:pPr>
+      <w:r>
+        <w:rPr>
+          <w:rFonts w:ascii="Segoe UI Emoji" w:hAnsi="Segoe UI Emoji" w:cs="Segoe UI Emoji"/>
+          <w:b/>
+          <w:bCs/>
+          <w:sz w:val="28"/>
+          <w:szCs w:val="28"/>
+        </w:rPr>
+        <w:lastRenderedPageBreak/>
+        <w:t>Library</w:t>
+      </w:r>
+      <w:r>
+        <w:rPr>
+          <w:rFonts w:ascii="Segoe UI Emoji" w:hAnsi="Segoe UI Emoji" w:cs="Segoe UI Emoji"/>
+          <w:sz w:val="28"/>
+          <w:szCs w:val="28"/>
+        </w:rPr>
+        <w:t xml:space="preserve">: A collection of </w:t>
+      </w:r>
+      <w:r>
+        <w:rPr>
+          <w:rFonts w:ascii="Segoe UI Emoji" w:hAnsi="Segoe UI Emoji" w:cs="Segoe UI Emoji"/>
+          <w:b/>
+          <w:bCs/>
+          <w:sz w:val="28"/>
+          <w:szCs w:val="28"/>
+        </w:rPr>
+        <w:t>pre-written code</w:t>
+      </w:r>
+      <w:r>
+        <w:rPr>
+          <w:rFonts w:ascii="Segoe UI Emoji" w:hAnsi="Segoe UI Emoji" w:cs="Segoe UI Emoji"/>
+          <w:sz w:val="28"/>
+          <w:szCs w:val="28"/>
+        </w:rPr>
+        <w:t xml:space="preserve"> for specific tasks. Developers </w:t>
+      </w:r>
+      <w:r>
+        <w:rPr>
+          <w:rFonts w:ascii="Segoe UI Emoji" w:hAnsi="Segoe UI Emoji" w:cs="Segoe UI Emoji"/>
+          <w:b/>
+          <w:bCs/>
+          <w:sz w:val="28"/>
+          <w:szCs w:val="28"/>
+        </w:rPr>
+        <w:t>call</w:t>
+      </w:r>
+      <w:r>
+        <w:rPr>
+          <w:rFonts w:ascii="Segoe UI Emoji" w:hAnsi="Segoe UI Emoji" w:cs="Segoe UI Emoji"/>
+          <w:sz w:val="28"/>
+          <w:szCs w:val="28"/>
+        </w:rPr>
+        <w:t xml:space="preserve"> library functions as needed. Example: </w:t>
+      </w:r>
+      <w:r>
+        <w:rPr>
+          <w:rFonts w:ascii="Segoe UI Emoji" w:hAnsi="Segoe UI Emoji" w:cs="Segoe UI Emoji"/>
+          <w:b/>
+          <w:bCs/>
+          <w:sz w:val="28"/>
+          <w:szCs w:val="28"/>
+        </w:rPr>
+        <w:t>React</w:t>
+      </w:r>
+      <w:r>
+        <w:rPr>
+          <w:rFonts w:ascii="Segoe UI Emoji" w:hAnsi="Segoe UI Emoji" w:cs="Segoe UI Emoji"/>
+          <w:sz w:val="28"/>
+          <w:szCs w:val="28"/>
+        </w:rPr>
+        <w:t>.</w:t>
       </w:r>
     </w:p>
     <w:p>
       <w:pPr>
         <w:numPr>
           <w:ilvl w:val="0"/>
-          <w:numId w:val="4"/>
+          <w:numId w:val="52"/>
         </w:numPr>
-        <w:tabs>
-          <w:tab w:val="clear" w:pos="720"/>
-          <w:tab w:val="left" w:pos="916"/>
-          <w:tab w:val="left" w:pos="1832"/>
-          <w:tab w:val="left" w:pos="2748"/>
-          <w:tab w:val="left" w:pos="3664"/>
-          <w:tab w:val="left" w:pos="4580"/>
-          <w:tab w:val="left" w:pos="5496"/>
-          <w:tab w:val="left" w:pos="6412"/>
-          <w:tab w:val="left" w:pos="7328"/>
-          <w:tab w:val="left" w:pos="8244"/>
-          <w:tab w:val="left" w:pos="9160"/>
-          <w:tab w:val="left" w:pos="10076"/>
-          <w:tab w:val="left" w:pos="10992"/>
-          <w:tab w:val="left" w:pos="11908"/>
-          <w:tab w:val="left" w:pos="12824"/>
-          <w:tab w:val="left" w:pos="13740"/>
-          <w:tab w:val="left" w:pos="14656"/>
-        </w:tabs>
-        <w:spacing w:after="0" w:line="240" w:lineRule="auto"/>
-        <w:rPr>
-          <w:rFonts w:ascii="Courier New" w:eastAsia="Times New Roman" w:hAnsi="Courier New" w:cs="Courier New"/>
-          <w:kern w:val="0"/>
-          <w:sz w:val="20"/>
-          <w:szCs w:val="20"/>
-          <w:lang w:eastAsia="en-IN"/>
-          <w14:ligatures w14:val="none"/>
-        </w:rPr>
-      </w:pPr>
-      <w:r>
-        <w:rPr>
-          <w:rFonts w:ascii="Courier New" w:eastAsia="Times New Roman" w:hAnsi="Courier New" w:cs="Courier New"/>
-          <w:kern w:val="0"/>
-          <w:sz w:val="20"/>
-          <w:szCs w:val="20"/>
-          <w:lang w:eastAsia="en-IN"/>
-          <w14:ligatures w14:val="none"/>
-        </w:rPr>
-        <w:t>&lt;script src="script.js" async&gt;&lt;/script&gt;</w:t>
-      </w:r>
-    </w:p>
-    <w:p>
-      <w:pPr>
-        <w:spacing w:beforeAutospacing="1" w:after="0" w:afterAutospacing="1" w:line="240" w:lineRule="auto"/>
-        <w:rPr>
-          <w:rFonts w:ascii="Times New Roman" w:eastAsia="Times New Roman" w:hAnsi="Times New Roman" w:cs="Times New Roman"/>
-          <w:b/>
-          <w:bCs/>
-          <w:kern w:val="0"/>
-          <w:sz w:val="24"/>
-          <w:szCs w:val="24"/>
-          <w:lang w:eastAsia="en-IN"/>
-          <w14:ligatures w14:val="none"/>
-        </w:rPr>
-      </w:pPr>
-      <w:r>
-        <w:rPr>
-          <w:rFonts w:ascii="Times New Roman" w:eastAsia="Times New Roman" w:hAnsi="Times New Roman" w:cs="Times New Roman"/>
-          <w:b/>
-          <w:bCs/>
-          <w:kern w:val="0"/>
-          <w:sz w:val="24"/>
-          <w:szCs w:val="24"/>
-          <w:lang w:eastAsia="en-IN"/>
-          <w14:ligatures w14:val="none"/>
-        </w:rPr>
-        <w:t>2. defer (Deferred Loading)</w:t>
-      </w:r>
-    </w:p>
-    <w:p>
-      <w:pPr>
-        <w:numPr>
-          <w:ilvl w:val="0"/>
-          <w:numId w:val="6"/>
-        </w:numPr>
-        <w:spacing w:beforeAutospacing="1" w:after="0" w:afterAutospacing="1" w:line="240" w:lineRule="auto"/>
-        <w:rPr>
-          <w:rFonts w:ascii="Times New Roman" w:eastAsia="Times New Roman" w:hAnsi="Times New Roman" w:cs="Times New Roman"/>
-          <w:kern w:val="0"/>
-          <w:sz w:val="24"/>
-          <w:szCs w:val="24"/>
-          <w:lang w:eastAsia="en-IN"/>
-          <w14:ligatures w14:val="none"/>
-        </w:rPr>
-      </w:pPr>
-      <w:r>
-        <w:rPr>
-          <w:rFonts w:ascii="Times New Roman" w:eastAsia="Times New Roman" w:hAnsi="Times New Roman" w:cs="Times New Roman"/>
-          <w:kern w:val="0"/>
-          <w:sz w:val="24"/>
-          <w:szCs w:val="24"/>
-          <w:lang w:eastAsia="en-IN"/>
-          <w14:ligatures w14:val="none"/>
-        </w:rPr>
-        <w:t xml:space="preserve">Loads the script </w:t>
-      </w:r>
-      <w:r>
-        <w:rPr>
-          <w:rFonts w:ascii="Times New Roman" w:eastAsia="Times New Roman" w:hAnsi="Times New Roman" w:cs="Times New Roman"/>
-          <w:b/>
-          <w:bCs/>
-          <w:kern w:val="0"/>
-          <w:sz w:val="24"/>
-          <w:szCs w:val="24"/>
-          <w:lang w:eastAsia="en-IN"/>
-          <w14:ligatures w14:val="none"/>
-        </w:rPr>
-        <w:t>while</w:t>
-      </w:r>
-      <w:r>
-        <w:rPr>
-          <w:rFonts w:ascii="Times New Roman" w:eastAsia="Times New Roman" w:hAnsi="Times New Roman" w:cs="Times New Roman"/>
-          <w:kern w:val="0"/>
-          <w:sz w:val="24"/>
-          <w:szCs w:val="24"/>
-          <w:lang w:eastAsia="en-IN"/>
-          <w14:ligatures w14:val="none"/>
-        </w:rPr>
-        <w:t xml:space="preserve"> the HTML is still being processed.</w:t>
-      </w:r>
-    </w:p>
-    <w:p>
-      <w:pPr>
-        <w:numPr>
-          <w:ilvl w:val="0"/>
-          <w:numId w:val="6"/>
-        </w:numPr>
-        <w:spacing w:beforeAutospacing="1" w:after="0" w:afterAutospacing="1" w:line="240" w:lineRule="auto"/>
-        <w:rPr>
-          <w:rFonts w:ascii="Times New Roman" w:eastAsia="Times New Roman" w:hAnsi="Times New Roman" w:cs="Times New Roman"/>
-          <w:kern w:val="0"/>
-          <w:sz w:val="24"/>
-          <w:szCs w:val="24"/>
-          <w:lang w:eastAsia="en-IN"/>
-          <w14:ligatures w14:val="none"/>
-        </w:rPr>
-      </w:pPr>
-      <w:r>
-        <w:rPr>
-          <w:rFonts w:ascii="Times New Roman" w:eastAsia="Times New Roman" w:hAnsi="Times New Roman" w:cs="Times New Roman"/>
-          <w:kern w:val="0"/>
-          <w:sz w:val="24"/>
-          <w:szCs w:val="24"/>
-          <w:lang w:eastAsia="en-IN"/>
-          <w14:ligatures w14:val="none"/>
-        </w:rPr>
-        <w:t xml:space="preserve">Executes </w:t>
-      </w:r>
-      <w:r>
-        <w:rPr>
-          <w:rFonts w:ascii="Times New Roman" w:eastAsia="Times New Roman" w:hAnsi="Times New Roman" w:cs="Times New Roman"/>
-          <w:b/>
-          <w:bCs/>
-          <w:kern w:val="0"/>
-          <w:sz w:val="24"/>
-          <w:szCs w:val="24"/>
-          <w:lang w:eastAsia="en-IN"/>
-          <w14:ligatures w14:val="none"/>
-        </w:rPr>
-        <w:t>only after</w:t>
-      </w:r>
-      <w:r>
-        <w:rPr>
-          <w:rFonts w:ascii="Times New Roman" w:eastAsia="Times New Roman" w:hAnsi="Times New Roman" w:cs="Times New Roman"/>
-          <w:kern w:val="0"/>
-          <w:sz w:val="24"/>
-          <w:szCs w:val="24"/>
-          <w:lang w:eastAsia="en-IN"/>
-          <w14:ligatures w14:val="none"/>
-        </w:rPr>
-        <w:t xml:space="preserve"> the full HTML is loaded.</w:t>
-      </w:r>
-    </w:p>
-    <w:p>
-      <w:pPr>
-        <w:numPr>
-          <w:ilvl w:val="0"/>
-          <w:numId w:val="6"/>
-        </w:numPr>
-        <w:spacing w:beforeAutospacing="1" w:after="0" w:afterAutospacing="1" w:line="240" w:lineRule="auto"/>
-        <w:rPr>
-          <w:rFonts w:ascii="Times New Roman" w:eastAsia="Times New Roman" w:hAnsi="Times New Roman" w:cs="Times New Roman"/>
-          <w:kern w:val="0"/>
-          <w:sz w:val="24"/>
-          <w:szCs w:val="24"/>
-          <w:lang w:eastAsia="en-IN"/>
-          <w14:ligatures w14:val="none"/>
-        </w:rPr>
-      </w:pPr>
-      <w:r>
-        <w:rPr>
-          <w:rFonts w:ascii="Times New Roman" w:eastAsia="Times New Roman" w:hAnsi="Times New Roman" w:cs="Times New Roman"/>
-          <w:kern w:val="0"/>
-          <w:sz w:val="24"/>
-          <w:szCs w:val="24"/>
-          <w:lang w:eastAsia="en-IN"/>
-          <w14:ligatures w14:val="none"/>
-        </w:rPr>
-        <w:t>Best for scripts that depend on the full page structure.</w:t>
-      </w:r>
-    </w:p>
-    <w:p>
-      <w:pPr>
-        <w:numPr>
-          <w:ilvl w:val="0"/>
-          <w:numId w:val="6"/>
-        </w:numPr>
-        <w:tabs>
-          <w:tab w:val="clear" w:pos="720"/>
-          <w:tab w:val="left" w:pos="916"/>
-          <w:tab w:val="left" w:pos="1832"/>
-          <w:tab w:val="left" w:pos="2748"/>
-          <w:tab w:val="left" w:pos="3664"/>
-          <w:tab w:val="left" w:pos="4580"/>
-          <w:tab w:val="left" w:pos="5496"/>
-          <w:tab w:val="left" w:pos="6412"/>
-          <w:tab w:val="left" w:pos="7328"/>
-          <w:tab w:val="left" w:pos="8244"/>
-          <w:tab w:val="left" w:pos="9160"/>
-          <w:tab w:val="left" w:pos="10076"/>
-          <w:tab w:val="left" w:pos="10992"/>
-          <w:tab w:val="left" w:pos="11908"/>
-          <w:tab w:val="left" w:pos="12824"/>
-          <w:tab w:val="left" w:pos="13740"/>
-          <w:tab w:val="left" w:pos="14656"/>
-        </w:tabs>
-        <w:spacing w:beforeAutospacing="1" w:after="0" w:afterAutospacing="1" w:line="240" w:lineRule="auto"/>
-        <w:rPr>
-          <w:rFonts w:ascii="Times New Roman" w:eastAsia="Times New Roman" w:hAnsi="Times New Roman" w:cs="Times New Roman"/>
-          <w:kern w:val="0"/>
-          <w:sz w:val="24"/>
-          <w:szCs w:val="24"/>
-          <w:lang w:eastAsia="en-IN"/>
-          <w14:ligatures w14:val="none"/>
-        </w:rPr>
-      </w:pPr>
-      <w:r>
-        <w:rPr>
-          <w:rFonts w:ascii="Courier New" w:eastAsia="Times New Roman" w:hAnsi="Courier New" w:cs="Courier New"/>
-          <w:kern w:val="0"/>
-          <w:sz w:val="20"/>
-          <w:szCs w:val="20"/>
-          <w:lang w:eastAsia="en-IN"/>
-          <w14:ligatures w14:val="none"/>
-        </w:rPr>
-        <w:t>&lt;script src="script.js" defer&gt;&lt;/script&gt;</w:t>
-      </w:r>
-    </w:p>
-    <w:p>
-      <w:pPr>
-        <w:pStyle w:val="ListParagraph"/>
-        <w:spacing w:beforeAutospacing="1" w:after="0" w:afterAutospacing="1" w:line="240" w:lineRule="auto"/>
-        <w:rPr>
-          <w:rFonts w:ascii="Times New Roman" w:eastAsia="Times New Roman" w:hAnsi="Times New Roman" w:cs="Times New Roman"/>
-          <w:kern w:val="0"/>
-          <w:sz w:val="24"/>
-          <w:szCs w:val="24"/>
-          <w:lang w:eastAsia="en-IN"/>
-          <w14:ligatures w14:val="none"/>
-        </w:rPr>
-      </w:pPr>
-      <w:r>
-        <w:rPr>
-          <w:rFonts w:ascii="Times New Roman" w:eastAsia="Times New Roman" w:hAnsi="Symbol" w:cs="Times New Roman"/>
-          <w:kern w:val="0"/>
-          <w:sz w:val="24"/>
-          <w:szCs w:val="24"/>
-          <w:lang w:eastAsia="en-IN"/>
-          <w14:ligatures w14:val="none"/>
-        </w:rPr>
-        <w:t></w:t>
-      </w:r>
-      <w:r>
-        <w:rPr>
-          <w:rFonts w:ascii="Times New Roman" w:eastAsia="Times New Roman" w:hAnsi="Times New Roman" w:cs="Times New Roman"/>
-          <w:kern w:val="0"/>
-          <w:sz w:val="24"/>
-          <w:szCs w:val="24"/>
-          <w:lang w:eastAsia="en-IN"/>
-          <w14:ligatures w14:val="none"/>
-        </w:rPr>
-        <w:t xml:space="preserve">  </w:t>
-      </w:r>
-      <w:r>
-        <w:rPr>
-          <w:rFonts w:ascii="Courier New" w:eastAsia="Times New Roman" w:hAnsi="Courier New" w:cs="Courier New"/>
-          <w:b/>
-          <w:bCs/>
-          <w:kern w:val="0"/>
-          <w:sz w:val="20"/>
-          <w:szCs w:val="20"/>
-          <w:lang w:eastAsia="en-IN"/>
-          <w14:ligatures w14:val="none"/>
-        </w:rPr>
-        <w:t>async</w:t>
-      </w:r>
-      <w:r>
-        <w:rPr>
-          <w:rFonts w:ascii="Times New Roman" w:eastAsia="Times New Roman" w:hAnsi="Times New Roman" w:cs="Times New Roman"/>
-          <w:kern w:val="0"/>
-          <w:sz w:val="24"/>
-          <w:szCs w:val="24"/>
-          <w:lang w:eastAsia="en-IN"/>
-          <w14:ligatures w14:val="none"/>
-        </w:rPr>
-        <w:t>: Loads and runs as soon as possible (may block rendering).</w:t>
-      </w:r>
-    </w:p>
-    <w:p>
-      <w:pPr>
-        <w:pStyle w:val="ListParagraph"/>
-        <w:numPr>
-          <w:ilvl w:val="0"/>
-          <w:numId w:val="8"/>
-        </w:numPr>
-        <w:spacing w:after="0"/>
-        <w:rPr>
-          <w:rFonts w:ascii="Times New Roman" w:eastAsia="Times New Roman" w:hAnsi="Times New Roman" w:cs="Times New Roman"/>
-          <w:kern w:val="0"/>
-          <w:sz w:val="24"/>
-          <w:szCs w:val="24"/>
-          <w:lang w:eastAsia="en-IN"/>
-          <w14:ligatures w14:val="none"/>
-        </w:rPr>
-      </w:pPr>
-      <w:r>
-        <w:rPr>
-          <w:rFonts w:ascii="Times New Roman" w:eastAsia="Times New Roman" w:hAnsi="Times New Roman" w:cs="Times New Roman"/>
-          <w:b/>
-          <w:bCs/>
-          <w:kern w:val="0"/>
-          <w:sz w:val="24"/>
-          <w:szCs w:val="24"/>
-          <w:lang w:eastAsia="en-IN"/>
-          <w14:ligatures w14:val="none"/>
-        </w:rPr>
-        <w:t>defer</w:t>
-      </w:r>
-      <w:r>
-        <w:rPr>
-          <w:rFonts w:ascii="Times New Roman" w:eastAsia="Times New Roman" w:hAnsi="Times New Roman" w:cs="Times New Roman"/>
-          <w:kern w:val="0"/>
-          <w:sz w:val="24"/>
-          <w:szCs w:val="24"/>
-          <w:lang w:eastAsia="en-IN"/>
-          <w14:ligatures w14:val="none"/>
-        </w:rPr>
-        <w:t xml:space="preserve">: Loads in the background and runs </w:t>
-      </w:r>
-      <w:r>
-        <w:rPr>
-          <w:rFonts w:ascii="Times New Roman" w:eastAsia="Times New Roman" w:hAnsi="Times New Roman" w:cs="Times New Roman"/>
-          <w:b/>
-          <w:bCs/>
-          <w:kern w:val="0"/>
-          <w:sz w:val="24"/>
-          <w:szCs w:val="24"/>
-          <w:lang w:eastAsia="en-IN"/>
-          <w14:ligatures w14:val="none"/>
-        </w:rPr>
-        <w:t>after</w:t>
-      </w:r>
-      <w:r>
-        <w:rPr>
-          <w:rFonts w:ascii="Times New Roman" w:eastAsia="Times New Roman" w:hAnsi="Times New Roman" w:cs="Times New Roman"/>
-          <w:kern w:val="0"/>
-          <w:sz w:val="24"/>
-          <w:szCs w:val="24"/>
-          <w:lang w:eastAsia="en-IN"/>
-          <w14:ligatures w14:val="none"/>
-        </w:rPr>
-        <w:t xml:space="preserve"> the HTML is fully loaded.</w:t>
-      </w:r>
-    </w:p>
-    <w:p>
-      <w:pPr>
-        <w:pStyle w:val="ListParagraph"/>
-        <w:spacing w:beforeAutospacing="1" w:after="0" w:afterAutospacing="1" w:line="240" w:lineRule="auto"/>
-        <w:rPr>
-          <w:rFonts w:ascii="Times New Roman" w:eastAsia="Times New Roman" w:hAnsi="Times New Roman" w:cs="Times New Roman"/>
-          <w:kern w:val="0"/>
-          <w:sz w:val="24"/>
-          <w:szCs w:val="24"/>
-          <w:lang w:eastAsia="en-IN"/>
-          <w14:ligatures w14:val="none"/>
-        </w:rPr>
-      </w:pPr>
-    </w:p>
-    <w:p>
-      <w:pPr>
-        <w:rPr>
-          <w:rFonts w:ascii="Segoe UI Emoji" w:hAnsi="Segoe UI Emoji" w:cs="Segoe UI Emoji"/>
-          <w:b/>
-          <w:bCs/>
-          <w:sz w:val="28"/>
-          <w:szCs w:val="28"/>
-        </w:rPr>
-      </w:pPr>
-      <w:r>
-        <w:rPr>
-          <w:rFonts w:ascii="Segoe UI Emoji" w:hAnsi="Segoe UI Emoji" w:cs="Segoe UI Emoji"/>
-          <w:sz w:val="28"/>
-          <w:szCs w:val="28"/>
-        </w:rPr>
-        <w:t>9.</w:t>
-      </w:r>
-      <w:r>
-        <w:rPr>
-          <w:rFonts w:ascii="Segoe UI Emoji" w:hAnsi="Segoe UI Emoji" w:cs="Segoe UI Emoji"/>
-          <w:b/>
-          <w:bCs/>
-          <w:sz w:val="28"/>
-          <w:szCs w:val="28"/>
-        </w:rPr>
-        <w:t>Difference between a Library and Framework?</w:t>
-      </w:r>
-    </w:p>
-    <w:p>
-      <w:pPr>
-        <w:rPr>
-          <w:rFonts w:ascii="Segoe UI Emoji" w:hAnsi="Segoe UI Emoji" w:cs="Segoe UI Emoji"/>
-          <w:sz w:val="28"/>
-          <w:szCs w:val="28"/>
-        </w:rPr>
-      </w:pPr>
-      <w:r>
-        <w:rPr>
-          <w:rFonts w:ascii="Segoe UI Emoji" w:hAnsi="Segoe UI Emoji" w:cs="Segoe UI Emoji"/>
-          <w:sz w:val="28"/>
-          <w:szCs w:val="28"/>
-        </w:rPr>
-        <w:t xml:space="preserve">A: A framework is a set of pre-written code that provides a structure for developing software applications. </w:t>
-      </w:r>
-    </w:p>
-    <w:p>
-      <w:pPr>
-        <w:rPr>
-          <w:rFonts w:ascii="Segoe UI Emoji" w:hAnsi="Segoe UI Emoji" w:cs="Segoe UI Emoji"/>
-          <w:sz w:val="28"/>
-          <w:szCs w:val="28"/>
-        </w:rPr>
-      </w:pPr>
-      <w:r>
-        <w:rPr>
-          <w:rFonts w:ascii="Segoe UI Emoji" w:hAnsi="Segoe UI Emoji" w:cs="Segoe UI Emoji"/>
-          <w:sz w:val="28"/>
-          <w:szCs w:val="28"/>
-        </w:rPr>
-        <w:t>A library, on the other hand, is a collection of pre-written code that can be used to perform specific tasks.</w:t>
+        <w:rPr>
+          <w:rFonts w:ascii="Segoe UI Emoji" w:hAnsi="Segoe UI Emoji" w:cs="Segoe UI Emoji"/>
+          <w:sz w:val="28"/>
+          <w:szCs w:val="28"/>
+        </w:rPr>
+      </w:pPr>
+      <w:r>
+        <w:rPr>
+          <w:rFonts w:ascii="Segoe UI Emoji" w:hAnsi="Segoe UI Emoji" w:cs="Segoe UI Emoji"/>
+          <w:b/>
+          <w:bCs/>
+          <w:sz w:val="28"/>
+          <w:szCs w:val="28"/>
+        </w:rPr>
+        <w:t>Framework</w:t>
+      </w:r>
+      <w:r>
+        <w:rPr>
+          <w:rFonts w:ascii="Segoe UI Emoji" w:hAnsi="Segoe UI Emoji" w:cs="Segoe UI Emoji"/>
+          <w:sz w:val="28"/>
+          <w:szCs w:val="28"/>
+        </w:rPr>
+        <w:t xml:space="preserve">: A structured environment that dictates the architecture of an application. It </w:t>
+      </w:r>
+      <w:r>
+        <w:rPr>
+          <w:rFonts w:ascii="Segoe UI Emoji" w:hAnsi="Segoe UI Emoji" w:cs="Segoe UI Emoji"/>
+          <w:b/>
+          <w:bCs/>
+          <w:sz w:val="28"/>
+          <w:szCs w:val="28"/>
+        </w:rPr>
+        <w:t>calls</w:t>
+      </w:r>
+      <w:r>
+        <w:rPr>
+          <w:rFonts w:ascii="Segoe UI Emoji" w:hAnsi="Segoe UI Emoji" w:cs="Segoe UI Emoji"/>
+          <w:sz w:val="28"/>
+          <w:szCs w:val="28"/>
+        </w:rPr>
+        <w:t xml:space="preserve"> the developer’s code. Example: </w:t>
+      </w:r>
+      <w:r>
+        <w:rPr>
+          <w:rFonts w:ascii="Segoe UI Emoji" w:hAnsi="Segoe UI Emoji" w:cs="Segoe UI Emoji"/>
+          <w:b/>
+          <w:bCs/>
+          <w:sz w:val="28"/>
+          <w:szCs w:val="28"/>
+        </w:rPr>
+        <w:t>Angular</w:t>
+      </w:r>
+      <w:r>
+        <w:rPr>
+          <w:rFonts w:ascii="Segoe UI Emoji" w:hAnsi="Segoe UI Emoji" w:cs="Segoe UI Emoji"/>
+          <w:sz w:val="28"/>
+          <w:szCs w:val="28"/>
+        </w:rPr>
+        <w:t>.</w:t>
+      </w:r>
+    </w:p>
+    <w:p>
+      <w:pPr>
+        <w:rPr>
+          <w:rFonts w:ascii="Segoe UI Emoji" w:hAnsi="Segoe UI Emoji" w:cs="Segoe UI Emoji"/>
+          <w:sz w:val="28"/>
+          <w:szCs w:val="28"/>
+        </w:rPr>
+      </w:pPr>
+      <w:r>
+        <w:rPr>
+          <w:rFonts w:ascii="Segoe UI Emoji" w:hAnsi="Segoe UI Emoji" w:cs="Segoe UI Emoji"/>
+          <w:sz w:val="28"/>
+          <w:szCs w:val="28"/>
+        </w:rPr>
+        <w:t xml:space="preserve">🔹 </w:t>
+      </w:r>
+      <w:r>
+        <w:rPr>
+          <w:rFonts w:ascii="Segoe UI Emoji" w:hAnsi="Segoe UI Emoji" w:cs="Segoe UI Emoji"/>
+          <w:b/>
+          <w:bCs/>
+          <w:sz w:val="28"/>
+          <w:szCs w:val="28"/>
+        </w:rPr>
+        <w:t>Library = You control the flow.</w:t>
+      </w:r>
+      <w:r>
+        <w:rPr>
+          <w:rFonts w:ascii="Segoe UI Emoji" w:hAnsi="Segoe UI Emoji" w:cs="Segoe UI Emoji"/>
+          <w:sz w:val="28"/>
+          <w:szCs w:val="28"/>
+        </w:rPr>
+        <w:br/>
+        <w:t xml:space="preserve">🔹 </w:t>
+      </w:r>
+      <w:r>
+        <w:rPr>
+          <w:rFonts w:ascii="Segoe UI Emoji" w:hAnsi="Segoe UI Emoji" w:cs="Segoe UI Emoji"/>
+          <w:b/>
+          <w:bCs/>
+          <w:sz w:val="28"/>
+          <w:szCs w:val="28"/>
+        </w:rPr>
+        <w:t>Framework = It controls the flow.</w:t>
+      </w:r>
+    </w:p>
+    <w:p>
+      <w:pPr>
+        <w:rPr>
+          <w:rFonts w:ascii="Segoe UI Emoji" w:hAnsi="Segoe UI Emoji" w:cs="Segoe UI Emoji"/>
+          <w:sz w:val="28"/>
+          <w:szCs w:val="28"/>
+        </w:rPr>
+      </w:pPr>
+      <w:r>
+        <w:rPr>
+          <w:rFonts w:ascii="Segoe UI Emoji" w:hAnsi="Segoe UI Emoji" w:cs="Segoe UI Emoji"/>
+          <w:sz w:val="28"/>
+          <w:szCs w:val="28"/>
+        </w:rPr>
+        <w:t>.</w:t>
       </w:r>
     </w:p>
     <w:p>
@@ -1274,6 +1751,7 @@
         </w:rPr>
         <w:t xml:space="preserve"> </w:t>
       </w:r>
+      <w:proofErr w:type="spellStart"/>
       <w:r>
         <w:rPr>
           <w:rFonts w:ascii="Segoe UI Emoji" w:hAnsi="Segoe UI Emoji" w:cs="Segoe UI Emoji"/>
@@ -1284,100 +1762,81 @@
         </w:rPr>
         <w:t>createRoot</w:t>
       </w:r>
-      <w:r>
-        <w:rPr>
-          <w:rFonts w:ascii="Segoe UI Emoji" w:hAnsi="Segoe UI Emoji" w:cs="Segoe UI Emoji"/>
-          <w:b/>
-          <w:bCs/>
-          <w:sz w:val="28"/>
-          <w:szCs w:val="28"/>
-        </w:rPr>
-        <w:t xml:space="preserve"> and CreateElement</w:t>
-      </w:r>
-      <w:r>
-        <w:rPr>
-          <w:rFonts w:ascii="Segoe UI Emoji" w:hAnsi="Segoe UI Emoji" w:cs="Segoe UI Emoji"/>
-          <w:b/>
-          <w:bCs/>
-          <w:sz w:val="28"/>
-          <w:szCs w:val="28"/>
-        </w:rPr>
-        <w:t xml:space="preserve"> and root.render</w:t>
-      </w:r>
-    </w:p>
-    <w:p>
-      <w:pPr>
-        <w:rPr>
-          <w:rFonts w:ascii="Segoe UI Emoji" w:hAnsi="Segoe UI Emoji" w:cs="Segoe UI Emoji"/>
-          <w:sz w:val="28"/>
-          <w:szCs w:val="28"/>
-        </w:rPr>
-      </w:pPr>
-      <w:r>
-        <w:rPr>
-          <w:rFonts w:ascii="Segoe UI Emoji" w:hAnsi="Segoe UI Emoji" w:cs="Segoe UI Emoji"/>
-          <w:sz w:val="28"/>
-          <w:szCs w:val="28"/>
-        </w:rPr>
-        <w:lastRenderedPageBreak/>
-        <w:t xml:space="preserve"> </w:t>
-      </w:r>
-      <w:r>
-        <w:rPr>
-          <w:rFonts w:ascii="Segoe UI Emoji" w:hAnsi="Segoe UI Emoji" w:cs="Segoe UI Emoji"/>
-          <w:sz w:val="28"/>
-          <w:szCs w:val="28"/>
-        </w:rPr>
-        <w:t>createRoot</w:t>
-      </w:r>
-      <w:r>
-        <w:rPr>
-          <w:rFonts w:ascii="Segoe UI Emoji" w:hAnsi="Segoe UI Emoji" w:cs="Segoe UI Emoji"/>
-          <w:sz w:val="28"/>
-          <w:szCs w:val="28"/>
-        </w:rPr>
-        <w:t xml:space="preserve"> </w:t>
-      </w:r>
-      <w:r>
-        <w:rPr>
-          <w:rFonts w:ascii="Segoe UI Emoji" w:hAnsi="Segoe UI Emoji" w:cs="Segoe UI Emoji"/>
-          <w:sz w:val="28"/>
-          <w:szCs w:val="28"/>
-        </w:rPr>
-        <w:t>lets you create a root to display React components inside a browser DOM node.</w:t>
-      </w:r>
-      <w:r>
-        <w:rPr>
-          <w:rFonts w:ascii="Segoe UI Emoji" w:hAnsi="Segoe UI Emoji" w:cs="Segoe UI Emoji"/>
-          <w:sz w:val="28"/>
-          <w:szCs w:val="28"/>
-        </w:rPr>
-        <w:t xml:space="preserve"> </w:t>
-      </w:r>
-      <w:r>
-        <w:rPr>
-          <w:rFonts w:ascii="Segoe UI Emoji" w:hAnsi="Segoe UI Emoji" w:cs="Segoe UI Emoji"/>
-          <w:sz w:val="28"/>
-          <w:szCs w:val="28"/>
-        </w:rPr>
-        <w:t>const root = createRoot(domNode, options?)</w:t>
-      </w:r>
-    </w:p>
-    <w:p>
-      <w:pPr>
-        <w:rPr>
-          <w:rFonts w:ascii="Segoe UI Emoji" w:hAnsi="Segoe UI Emoji" w:cs="Segoe UI Emoji"/>
-          <w:sz w:val="28"/>
-          <w:szCs w:val="28"/>
-        </w:rPr>
-      </w:pPr>
-      <w:r>
-        <w:rPr>
-          <w:rFonts w:ascii="Segoe UI Emoji" w:hAnsi="Segoe UI Emoji" w:cs="Segoe UI Emoji"/>
-          <w:sz w:val="28"/>
-          <w:szCs w:val="28"/>
-        </w:rPr>
-        <w:t xml:space="preserve">createElement lets you create a React element. It serves as an alternative to writing </w:t>
+      <w:proofErr w:type="spellEnd"/>
+      <w:r>
+        <w:rPr>
+          <w:rFonts w:ascii="Segoe UI Emoji" w:hAnsi="Segoe UI Emoji" w:cs="Segoe UI Emoji"/>
+          <w:b/>
+          <w:bCs/>
+          <w:sz w:val="28"/>
+          <w:szCs w:val="28"/>
+        </w:rPr>
+        <w:t xml:space="preserve"> and </w:t>
+      </w:r>
+      <w:proofErr w:type="spellStart"/>
+      <w:r>
+        <w:rPr>
+          <w:rFonts w:ascii="Segoe UI Emoji" w:hAnsi="Segoe UI Emoji" w:cs="Segoe UI Emoji"/>
+          <w:b/>
+          <w:bCs/>
+          <w:sz w:val="28"/>
+          <w:szCs w:val="28"/>
+        </w:rPr>
+        <w:t>CreateElement</w:t>
+      </w:r>
+      <w:proofErr w:type="spellEnd"/>
+      <w:r>
+        <w:rPr>
+          <w:rFonts w:ascii="Segoe UI Emoji" w:hAnsi="Segoe UI Emoji" w:cs="Segoe UI Emoji"/>
+          <w:b/>
+          <w:bCs/>
+          <w:sz w:val="28"/>
+          <w:szCs w:val="28"/>
+        </w:rPr>
+        <w:t xml:space="preserve"> and </w:t>
+      </w:r>
+      <w:proofErr w:type="spellStart"/>
+      <w:proofErr w:type="gramStart"/>
+      <w:r>
+        <w:rPr>
+          <w:rFonts w:ascii="Segoe UI Emoji" w:hAnsi="Segoe UI Emoji" w:cs="Segoe UI Emoji"/>
+          <w:b/>
+          <w:bCs/>
+          <w:sz w:val="28"/>
+          <w:szCs w:val="28"/>
+        </w:rPr>
+        <w:t>root.render</w:t>
+      </w:r>
+      <w:proofErr w:type="spellEnd"/>
+      <w:proofErr w:type="gramEnd"/>
+    </w:p>
+    <w:p>
+      <w:pPr>
+        <w:rPr>
+          <w:rFonts w:ascii="Segoe UI Emoji" w:hAnsi="Segoe UI Emoji" w:cs="Segoe UI Emoji"/>
+          <w:b/>
+          <w:bCs/>
+          <w:sz w:val="28"/>
+          <w:szCs w:val="28"/>
+        </w:rPr>
+      </w:pPr>
+      <w:proofErr w:type="spellStart"/>
+      <w:r>
+        <w:rPr>
+          <w:rFonts w:ascii="Segoe UI Emoji" w:hAnsi="Segoe UI Emoji" w:cs="Segoe UI Emoji"/>
+          <w:sz w:val="28"/>
+          <w:szCs w:val="28"/>
+        </w:rPr>
+        <w:t>createElement</w:t>
+      </w:r>
+      <w:proofErr w:type="spellEnd"/>
+      <w:r>
+        <w:rPr>
+          <w:rFonts w:ascii="Segoe UI Emoji" w:hAnsi="Segoe UI Emoji" w:cs="Segoe UI Emoji"/>
+          <w:sz w:val="28"/>
+          <w:szCs w:val="28"/>
+        </w:rPr>
+        <w:t xml:space="preserve"> lets you create a React element. It serves as an alternative to writing </w:t>
       </w:r>
       <w:hyperlink r:id="rId6" w:history="1">
         <w:r>
@@ -1398,13 +1857,158 @@
         </w:rPr>
         <w:t xml:space="preserve"> </w:t>
       </w:r>
-      <w:r>
-        <w:rPr>
-          <w:rFonts w:ascii="Segoe UI Emoji" w:hAnsi="Segoe UI Emoji" w:cs="Segoe UI Emoji"/>
-          <w:sz w:val="28"/>
-          <w:szCs w:val="28"/>
-        </w:rPr>
-        <w:t>const element = createElement(type, props, ...children)</w:t>
+      <w:proofErr w:type="spellStart"/>
+      <w:r>
+        <w:rPr>
+          <w:rFonts w:ascii="Segoe UI Emoji" w:hAnsi="Segoe UI Emoji" w:cs="Segoe UI Emoji"/>
+          <w:sz w:val="28"/>
+          <w:szCs w:val="28"/>
+        </w:rPr>
+        <w:t>const</w:t>
+      </w:r>
+      <w:proofErr w:type="spellEnd"/>
+      <w:r>
+        <w:rPr>
+          <w:rFonts w:ascii="Segoe UI Emoji" w:hAnsi="Segoe UI Emoji" w:cs="Segoe UI Emoji"/>
+          <w:sz w:val="28"/>
+          <w:szCs w:val="28"/>
+        </w:rPr>
+        <w:t xml:space="preserve"> element = </w:t>
+      </w:r>
+      <w:proofErr w:type="spellStart"/>
+      <w:proofErr w:type="gramStart"/>
+      <w:r>
+        <w:rPr>
+          <w:rFonts w:ascii="Segoe UI Emoji" w:hAnsi="Segoe UI Emoji" w:cs="Segoe UI Emoji"/>
+          <w:sz w:val="28"/>
+          <w:szCs w:val="28"/>
+        </w:rPr>
+        <w:t>createElement</w:t>
+      </w:r>
+      <w:proofErr w:type="spellEnd"/>
+      <w:r>
+        <w:rPr>
+          <w:rFonts w:ascii="Segoe UI Emoji" w:hAnsi="Segoe UI Emoji" w:cs="Segoe UI Emoji"/>
+          <w:sz w:val="28"/>
+          <w:szCs w:val="28"/>
+        </w:rPr>
+        <w:t>(</w:t>
+      </w:r>
+      <w:proofErr w:type="gramEnd"/>
+      <w:r>
+        <w:rPr>
+          <w:rFonts w:ascii="Segoe UI Emoji" w:hAnsi="Segoe UI Emoji" w:cs="Segoe UI Emoji"/>
+          <w:sz w:val="28"/>
+          <w:szCs w:val="28"/>
+        </w:rPr>
+        <w:t>type, props, ...children)</w:t>
+      </w:r>
+    </w:p>
+    <w:p>
+      <w:pPr>
+        <w:rPr>
+          <w:rFonts w:ascii="Segoe UI Emoji" w:hAnsi="Segoe UI Emoji" w:cs="Segoe UI Emoji"/>
+          <w:sz w:val="28"/>
+          <w:szCs w:val="28"/>
+        </w:rPr>
+      </w:pPr>
+      <w:r>
+        <w:rPr>
+          <w:rFonts w:ascii="Segoe UI Emoji" w:hAnsi="Segoe UI Emoji" w:cs="Segoe UI Emoji"/>
+          <w:sz w:val="28"/>
+          <w:szCs w:val="28"/>
+        </w:rPr>
+        <w:t xml:space="preserve"> </w:t>
+      </w:r>
+      <w:proofErr w:type="spellStart"/>
+      <w:r>
+        <w:rPr>
+          <w:rFonts w:ascii="Segoe UI Emoji" w:hAnsi="Segoe UI Emoji" w:cs="Segoe UI Emoji"/>
+          <w:sz w:val="28"/>
+          <w:szCs w:val="28"/>
+        </w:rPr>
+        <w:t>createRoot</w:t>
+      </w:r>
+      <w:proofErr w:type="spellEnd"/>
+      <w:r>
+        <w:rPr>
+          <w:rFonts w:ascii="Segoe UI Emoji" w:hAnsi="Segoe UI Emoji" w:cs="Segoe UI Emoji"/>
+          <w:sz w:val="28"/>
+          <w:szCs w:val="28"/>
+        </w:rPr>
+        <w:t xml:space="preserve"> </w:t>
+      </w:r>
+      <w:r>
+        <w:rPr>
+          <w:rFonts w:ascii="Segoe UI Emoji" w:hAnsi="Segoe UI Emoji" w:cs="Segoe UI Emoji"/>
+          <w:sz w:val="28"/>
+          <w:szCs w:val="28"/>
+        </w:rPr>
+        <w:t>lets you create a root to display React components inside a browser DOM node.</w:t>
+      </w:r>
+      <w:r>
+        <w:rPr>
+          <w:rFonts w:ascii="Segoe UI Emoji" w:hAnsi="Segoe UI Emoji" w:cs="Segoe UI Emoji"/>
+          <w:sz w:val="28"/>
+          <w:szCs w:val="28"/>
+        </w:rPr>
+        <w:t xml:space="preserve"> </w:t>
+      </w:r>
+      <w:proofErr w:type="spellStart"/>
+      <w:r>
+        <w:rPr>
+          <w:rFonts w:ascii="Segoe UI Emoji" w:hAnsi="Segoe UI Emoji" w:cs="Segoe UI Emoji"/>
+          <w:sz w:val="28"/>
+          <w:szCs w:val="28"/>
+        </w:rPr>
+        <w:t>const</w:t>
+      </w:r>
+      <w:proofErr w:type="spellEnd"/>
+      <w:r>
+        <w:rPr>
+          <w:rFonts w:ascii="Segoe UI Emoji" w:hAnsi="Segoe UI Emoji" w:cs="Segoe UI Emoji"/>
+          <w:sz w:val="28"/>
+          <w:szCs w:val="28"/>
+        </w:rPr>
+        <w:t xml:space="preserve"> root = </w:t>
+      </w:r>
+      <w:proofErr w:type="spellStart"/>
+      <w:proofErr w:type="gramStart"/>
+      <w:r>
+        <w:rPr>
+          <w:rFonts w:ascii="Segoe UI Emoji" w:hAnsi="Segoe UI Emoji" w:cs="Segoe UI Emoji"/>
+          <w:sz w:val="28"/>
+          <w:szCs w:val="28"/>
+        </w:rPr>
+        <w:t>createRoot</w:t>
+      </w:r>
+      <w:proofErr w:type="spellEnd"/>
+      <w:r>
+        <w:rPr>
+          <w:rFonts w:ascii="Segoe UI Emoji" w:hAnsi="Segoe UI Emoji" w:cs="Segoe UI Emoji"/>
+          <w:sz w:val="28"/>
+          <w:szCs w:val="28"/>
+        </w:rPr>
+        <w:t>(</w:t>
+      </w:r>
+      <w:proofErr w:type="spellStart"/>
+      <w:proofErr w:type="gramEnd"/>
+      <w:r>
+        <w:rPr>
+          <w:rFonts w:ascii="Segoe UI Emoji" w:hAnsi="Segoe UI Emoji" w:cs="Segoe UI Emoji"/>
+          <w:sz w:val="28"/>
+          <w:szCs w:val="28"/>
+        </w:rPr>
+        <w:t>domNode</w:t>
+      </w:r>
+      <w:proofErr w:type="spellEnd"/>
+      <w:r>
+        <w:rPr>
+          <w:rFonts w:ascii="Segoe UI Emoji" w:hAnsi="Segoe UI Emoji" w:cs="Segoe UI Emoji"/>
+          <w:sz w:val="28"/>
+          <w:szCs w:val="28"/>
+        </w:rPr>
+        <w:t>, options?)</w:t>
       </w:r>
     </w:p>
     <w:p>
@@ -1429,7 +2033,27 @@
           <w:sz w:val="28"/>
           <w:szCs w:val="28"/>
         </w:rPr>
-        <w:t xml:space="preserve">Call root.render to display a piece of </w:t>
+        <w:t xml:space="preserve">Call </w:t>
+      </w:r>
+      <w:proofErr w:type="spellStart"/>
+      <w:proofErr w:type="gramStart"/>
+      <w:r>
+        <w:rPr>
+          <w:rFonts w:ascii="Segoe UI Emoji" w:hAnsi="Segoe UI Emoji" w:cs="Segoe UI Emoji"/>
+          <w:sz w:val="28"/>
+          <w:szCs w:val="28"/>
+        </w:rPr>
+        <w:t>root.render</w:t>
+      </w:r>
+      <w:proofErr w:type="spellEnd"/>
+      <w:proofErr w:type="gramEnd"/>
+      <w:r>
+        <w:rPr>
+          <w:rFonts w:ascii="Segoe UI Emoji" w:hAnsi="Segoe UI Emoji" w:cs="Segoe UI Emoji"/>
+          <w:sz w:val="28"/>
+          <w:szCs w:val="28"/>
+        </w:rPr>
+        <w:t xml:space="preserve"> to display a piece of </w:t>
       </w:r>
       <w:hyperlink r:id="rId7" w:history="1">
         <w:r>
@@ -1737,15 +2361,27 @@
           <w:szCs w:val="28"/>
         </w:rPr>
       </w:pPr>
-      <w:r>
-        <w:rPr>
-          <w:rFonts w:ascii="Segoe UI Emoji" w:hAnsi="Segoe UI Emoji" w:cs="Segoe UI Emoji"/>
-          <w:b/>
-          <w:bCs/>
-          <w:sz w:val="28"/>
-          <w:szCs w:val="28"/>
-        </w:rPr>
-        <w:t>Npm install -D parcel   what is -D</w:t>
+      <w:proofErr w:type="spellStart"/>
+      <w:r>
+        <w:rPr>
+          <w:rFonts w:ascii="Segoe UI Emoji" w:hAnsi="Segoe UI Emoji" w:cs="Segoe UI Emoji"/>
+          <w:b/>
+          <w:bCs/>
+          <w:sz w:val="28"/>
+          <w:szCs w:val="28"/>
+        </w:rPr>
+        <w:t>Npm</w:t>
+      </w:r>
+      <w:proofErr w:type="spellEnd"/>
+      <w:r>
+        <w:rPr>
+          <w:rFonts w:ascii="Segoe UI Emoji" w:hAnsi="Segoe UI Emoji" w:cs="Segoe UI Emoji"/>
+          <w:b/>
+          <w:bCs/>
+          <w:sz w:val="28"/>
+          <w:szCs w:val="28"/>
+        </w:rPr>
+        <w:t xml:space="preserve"> install -D parcel   what is -D</w:t>
       </w:r>
     </w:p>
     <w:p>
@@ -1813,6 +2449,7 @@
           <w:sz w:val="28"/>
           <w:szCs w:val="28"/>
         </w:rPr>
+        <w:lastRenderedPageBreak/>
         <w:t>..</w:t>
       </w:r>
     </w:p>
@@ -1830,24 +2467,72 @@
           <w:sz w:val="28"/>
           <w:szCs w:val="28"/>
         </w:rPr>
-        <w:t>What is package.json = is a configuration for are npm</w:t>
-      </w:r>
-    </w:p>
-    <w:p>
-      <w:pPr>
-        <w:rPr>
-          <w:rFonts w:ascii="Segoe UI Emoji" w:hAnsi="Segoe UI Emoji" w:cs="Segoe UI Emoji"/>
-          <w:sz w:val="28"/>
-          <w:szCs w:val="28"/>
-        </w:rPr>
-      </w:pPr>
-      <w:r>
-        <w:rPr>
-          <w:rFonts w:ascii="Segoe UI Emoji" w:hAnsi="Segoe UI Emoji" w:cs="Segoe UI Emoji"/>
-          <w:sz w:val="28"/>
-          <w:szCs w:val="28"/>
-        </w:rPr>
-        <w:t>Node module its like a data base its content the actual data</w:t>
+        <w:t xml:space="preserve">What is </w:t>
+      </w:r>
+      <w:proofErr w:type="spellStart"/>
+      <w:proofErr w:type="gramStart"/>
+      <w:r>
+        <w:rPr>
+          <w:rFonts w:ascii="Segoe UI Emoji" w:hAnsi="Segoe UI Emoji" w:cs="Segoe UI Emoji"/>
+          <w:sz w:val="28"/>
+          <w:szCs w:val="28"/>
+        </w:rPr>
+        <w:t>package.json</w:t>
+      </w:r>
+      <w:proofErr w:type="spellEnd"/>
+      <w:proofErr w:type="gramEnd"/>
+      <w:r>
+        <w:rPr>
+          <w:rFonts w:ascii="Segoe UI Emoji" w:hAnsi="Segoe UI Emoji" w:cs="Segoe UI Emoji"/>
+          <w:sz w:val="28"/>
+          <w:szCs w:val="28"/>
+        </w:rPr>
+        <w:t xml:space="preserve"> = is a configuration for are </w:t>
+      </w:r>
+      <w:proofErr w:type="spellStart"/>
+      <w:r>
+        <w:rPr>
+          <w:rFonts w:ascii="Segoe UI Emoji" w:hAnsi="Segoe UI Emoji" w:cs="Segoe UI Emoji"/>
+          <w:sz w:val="28"/>
+          <w:szCs w:val="28"/>
+        </w:rPr>
+        <w:t>npm</w:t>
+      </w:r>
+      <w:proofErr w:type="spellEnd"/>
+    </w:p>
+    <w:p>
+      <w:pPr>
+        <w:rPr>
+          <w:rFonts w:ascii="Segoe UI Emoji" w:hAnsi="Segoe UI Emoji" w:cs="Segoe UI Emoji"/>
+          <w:sz w:val="28"/>
+          <w:szCs w:val="28"/>
+        </w:rPr>
+      </w:pPr>
+      <w:r>
+        <w:rPr>
+          <w:rFonts w:ascii="Segoe UI Emoji" w:hAnsi="Segoe UI Emoji" w:cs="Segoe UI Emoji"/>
+          <w:sz w:val="28"/>
+          <w:szCs w:val="28"/>
+        </w:rPr>
+        <w:t xml:space="preserve">Node module </w:t>
+      </w:r>
+      <w:proofErr w:type="spellStart"/>
+      <w:r>
+        <w:rPr>
+          <w:rFonts w:ascii="Segoe UI Emoji" w:hAnsi="Segoe UI Emoji" w:cs="Segoe UI Emoji"/>
+          <w:sz w:val="28"/>
+          <w:szCs w:val="28"/>
+        </w:rPr>
+        <w:t>its</w:t>
+      </w:r>
+      <w:proofErr w:type="spellEnd"/>
+      <w:r>
+        <w:rPr>
+          <w:rFonts w:ascii="Segoe UI Emoji" w:hAnsi="Segoe UI Emoji" w:cs="Segoe UI Emoji"/>
+          <w:sz w:val="28"/>
+          <w:szCs w:val="28"/>
+        </w:rPr>
+        <w:t xml:space="preserve"> like a data base its content the actual data</w:t>
       </w:r>
     </w:p>
     <w:p>
@@ -1949,7 +2634,6 @@
           <w:sz w:val="28"/>
           <w:szCs w:val="28"/>
         </w:rPr>
-        <w:lastRenderedPageBreak/>
         <w:t xml:space="preserve">You install </w:t>
       </w:r>
       <w:r>
@@ -1968,7 +2652,25 @@
           <w:sz w:val="28"/>
           <w:szCs w:val="28"/>
         </w:rPr>
-        <w:t xml:space="preserve"> (npm install react).</w:t>
+        <w:t xml:space="preserve"> (</w:t>
+      </w:r>
+      <w:proofErr w:type="spellStart"/>
+      <w:r>
+        <w:rPr>
+          <w:rFonts w:ascii="Segoe UI Emoji" w:hAnsi="Segoe UI Emoji" w:cs="Segoe UI Emoji"/>
+          <w:sz w:val="28"/>
+          <w:szCs w:val="28"/>
+        </w:rPr>
+        <w:t>npm</w:t>
+      </w:r>
+      <w:proofErr w:type="spellEnd"/>
+      <w:r>
+        <w:rPr>
+          <w:rFonts w:ascii="Segoe UI Emoji" w:hAnsi="Segoe UI Emoji" w:cs="Segoe UI Emoji"/>
+          <w:sz w:val="28"/>
+          <w:szCs w:val="28"/>
+        </w:rPr>
+        <w:t xml:space="preserve"> install react).</w:t>
       </w:r>
     </w:p>
     <w:p>
@@ -2121,17 +2823,76 @@
           <w:sz w:val="28"/>
           <w:szCs w:val="28"/>
         </w:rPr>
-        <w:t xml:space="preserve"> if a won’t put node_modules in git only I put package.json and pacage-lock.json</w:t>
-      </w:r>
-    </w:p>
-    <w:p>
-      <w:pPr>
-        <w:rPr>
-          <w:rFonts w:ascii="Segoe UI Emoji" w:hAnsi="Segoe UI Emoji" w:cs="Segoe UI Emoji"/>
-          <w:sz w:val="28"/>
-          <w:szCs w:val="28"/>
-        </w:rPr>
-      </w:pPr>
+        <w:t xml:space="preserve"> if a won’t put </w:t>
+      </w:r>
+      <w:proofErr w:type="spellStart"/>
+      <w:r>
+        <w:rPr>
+          <w:rFonts w:ascii="Segoe UI Emoji" w:hAnsi="Segoe UI Emoji" w:cs="Segoe UI Emoji"/>
+          <w:b/>
+          <w:bCs/>
+          <w:sz w:val="28"/>
+          <w:szCs w:val="28"/>
+        </w:rPr>
+        <w:t>node_modules</w:t>
+      </w:r>
+      <w:proofErr w:type="spellEnd"/>
+      <w:r>
+        <w:rPr>
+          <w:rFonts w:ascii="Segoe UI Emoji" w:hAnsi="Segoe UI Emoji" w:cs="Segoe UI Emoji"/>
+          <w:b/>
+          <w:bCs/>
+          <w:sz w:val="28"/>
+          <w:szCs w:val="28"/>
+        </w:rPr>
+        <w:t xml:space="preserve"> in git only I put </w:t>
+      </w:r>
+      <w:proofErr w:type="spellStart"/>
+      <w:proofErr w:type="gramStart"/>
+      <w:r>
+        <w:rPr>
+          <w:rFonts w:ascii="Segoe UI Emoji" w:hAnsi="Segoe UI Emoji" w:cs="Segoe UI Emoji"/>
+          <w:b/>
+          <w:bCs/>
+          <w:sz w:val="28"/>
+          <w:szCs w:val="28"/>
+        </w:rPr>
+        <w:t>package.json</w:t>
+      </w:r>
+      <w:proofErr w:type="spellEnd"/>
+      <w:proofErr w:type="gramEnd"/>
+      <w:r>
+        <w:rPr>
+          <w:rFonts w:ascii="Segoe UI Emoji" w:hAnsi="Segoe UI Emoji" w:cs="Segoe UI Emoji"/>
+          <w:b/>
+          <w:bCs/>
+          <w:sz w:val="28"/>
+          <w:szCs w:val="28"/>
+        </w:rPr>
+        <w:t xml:space="preserve"> and </w:t>
+      </w:r>
+      <w:proofErr w:type="spellStart"/>
+      <w:r>
+        <w:rPr>
+          <w:rFonts w:ascii="Segoe UI Emoji" w:hAnsi="Segoe UI Emoji" w:cs="Segoe UI Emoji"/>
+          <w:b/>
+          <w:bCs/>
+          <w:sz w:val="28"/>
+          <w:szCs w:val="28"/>
+        </w:rPr>
+        <w:t>pacage-lock.json</w:t>
+      </w:r>
+      <w:proofErr w:type="spellEnd"/>
+    </w:p>
+    <w:p>
+      <w:pPr>
+        <w:rPr>
+          <w:rFonts w:ascii="Segoe UI Emoji" w:hAnsi="Segoe UI Emoji" w:cs="Segoe UI Emoji"/>
+          <w:sz w:val="28"/>
+          <w:szCs w:val="28"/>
+        </w:rPr>
+      </w:pPr>
+      <w:proofErr w:type="gramStart"/>
       <w:r>
         <w:rPr>
           <w:rFonts w:ascii="Segoe UI Emoji" w:hAnsi="Segoe UI Emoji" w:cs="Segoe UI Emoji"/>
@@ -2140,6 +2901,7 @@
         </w:rPr>
         <w:t>A :</w:t>
       </w:r>
+      <w:proofErr w:type="gramEnd"/>
       <w:r>
         <w:rPr>
           <w:rFonts w:ascii="Times New Roman" w:eastAsia="Times New Roman" w:hAnsi="Times New Roman" w:cs="Times New Roman"/>
@@ -2157,8 +2919,54 @@
           <w:sz w:val="28"/>
           <w:szCs w:val="28"/>
         </w:rPr>
-        <w:t>If you don’t add node_modules to Git but keep package.json and package-lock.json</w:t>
-      </w:r>
+        <w:t xml:space="preserve">If you don’t add </w:t>
+      </w:r>
+      <w:proofErr w:type="spellStart"/>
+      <w:r>
+        <w:rPr>
+          <w:rFonts w:ascii="Segoe UI Emoji" w:hAnsi="Segoe UI Emoji" w:cs="Segoe UI Emoji"/>
+          <w:sz w:val="28"/>
+          <w:szCs w:val="28"/>
+        </w:rPr>
+        <w:t>node_modules</w:t>
+      </w:r>
+      <w:proofErr w:type="spellEnd"/>
+      <w:r>
+        <w:rPr>
+          <w:rFonts w:ascii="Segoe UI Emoji" w:hAnsi="Segoe UI Emoji" w:cs="Segoe UI Emoji"/>
+          <w:sz w:val="28"/>
+          <w:szCs w:val="28"/>
+        </w:rPr>
+        <w:t xml:space="preserve"> to Git but keep </w:t>
+      </w:r>
+      <w:proofErr w:type="spellStart"/>
+      <w:r>
+        <w:rPr>
+          <w:rFonts w:ascii="Segoe UI Emoji" w:hAnsi="Segoe UI Emoji" w:cs="Segoe UI Emoji"/>
+          <w:sz w:val="28"/>
+          <w:szCs w:val="28"/>
+        </w:rPr>
+        <w:t>package.json</w:t>
+      </w:r>
+      <w:proofErr w:type="spellEnd"/>
+      <w:r>
+        <w:rPr>
+          <w:rFonts w:ascii="Segoe UI Emoji" w:hAnsi="Segoe UI Emoji" w:cs="Segoe UI Emoji"/>
+          <w:sz w:val="28"/>
+          <w:szCs w:val="28"/>
+        </w:rPr>
+        <w:t xml:space="preserve"> and package-</w:t>
+      </w:r>
+      <w:proofErr w:type="spellStart"/>
+      <w:r>
+        <w:rPr>
+          <w:rFonts w:ascii="Segoe UI Emoji" w:hAnsi="Segoe UI Emoji" w:cs="Segoe UI Emoji"/>
+          <w:sz w:val="28"/>
+          <w:szCs w:val="28"/>
+        </w:rPr>
+        <w:t>lock.json</w:t>
+      </w:r>
+      <w:proofErr w:type="spellEnd"/>
       <w:r>
         <w:rPr>
           <w:rFonts w:ascii="Segoe UI Emoji" w:hAnsi="Segoe UI Emoji" w:cs="Segoe UI Emoji"/>
@@ -2173,7 +2981,25 @@
           <w:sz w:val="28"/>
           <w:szCs w:val="28"/>
         </w:rPr>
-        <w:t>you can reinstall everything using npm install.</w:t>
+        <w:t xml:space="preserve">you can reinstall everything using </w:t>
+      </w:r>
+      <w:proofErr w:type="spellStart"/>
+      <w:r>
+        <w:rPr>
+          <w:rFonts w:ascii="Segoe UI Emoji" w:hAnsi="Segoe UI Emoji" w:cs="Segoe UI Emoji"/>
+          <w:sz w:val="28"/>
+          <w:szCs w:val="28"/>
+        </w:rPr>
+        <w:t>npm</w:t>
+      </w:r>
+      <w:proofErr w:type="spellEnd"/>
+      <w:r>
+        <w:rPr>
+          <w:rFonts w:ascii="Segoe UI Emoji" w:hAnsi="Segoe UI Emoji" w:cs="Segoe UI Emoji"/>
+          <w:sz w:val="28"/>
+          <w:szCs w:val="28"/>
+        </w:rPr>
+        <w:t xml:space="preserve"> install.</w:t>
       </w:r>
     </w:p>
     <w:p>
@@ -2188,6 +3014,7 @@
           <w:szCs w:val="28"/>
         </w:rPr>
       </w:pPr>
+      <w:proofErr w:type="spellStart"/>
       <w:r>
         <w:rPr>
           <w:rFonts w:ascii="Segoe UI Emoji" w:hAnsi="Segoe UI Emoji" w:cs="Segoe UI Emoji"/>
@@ -2198,6 +3025,7 @@
         </w:rPr>
         <w:t>npm</w:t>
       </w:r>
+      <w:proofErr w:type="spellEnd"/>
       <w:r>
         <w:rPr>
           <w:rFonts w:ascii="Segoe UI Emoji" w:hAnsi="Segoe UI Emoji" w:cs="Segoe UI Emoji"/>
@@ -2219,6 +3047,7 @@
           <w:szCs w:val="28"/>
         </w:rPr>
       </w:pPr>
+      <w:proofErr w:type="spellStart"/>
       <w:r>
         <w:rPr>
           <w:rFonts w:ascii="Segoe UI Emoji" w:hAnsi="Segoe UI Emoji" w:cs="Segoe UI Emoji"/>
@@ -2229,13 +3058,32 @@
         </w:rPr>
         <w:t>npx</w:t>
       </w:r>
-      <w:r>
-        <w:rPr>
-          <w:rFonts w:ascii="Segoe UI Emoji" w:hAnsi="Segoe UI Emoji" w:cs="Segoe UI Emoji"/>
-          <w:sz w:val="28"/>
-          <w:szCs w:val="28"/>
-        </w:rPr>
-        <w:t xml:space="preserve"> → Runs packages without installing them globally (e.g., npx parcel index.html).</w:t>
+      <w:proofErr w:type="spellEnd"/>
+      <w:r>
+        <w:rPr>
+          <w:rFonts w:ascii="Segoe UI Emoji" w:hAnsi="Segoe UI Emoji" w:cs="Segoe UI Emoji"/>
+          <w:sz w:val="28"/>
+          <w:szCs w:val="28"/>
+        </w:rPr>
+        <w:t xml:space="preserve"> → Runs packages without installing them globally (e.g., </w:t>
+      </w:r>
+      <w:proofErr w:type="spellStart"/>
+      <w:r>
+        <w:rPr>
+          <w:rFonts w:ascii="Segoe UI Emoji" w:hAnsi="Segoe UI Emoji" w:cs="Segoe UI Emoji"/>
+          <w:sz w:val="28"/>
+          <w:szCs w:val="28"/>
+        </w:rPr>
+        <w:t>npx</w:t>
+      </w:r>
+      <w:proofErr w:type="spellEnd"/>
+      <w:r>
+        <w:rPr>
+          <w:rFonts w:ascii="Segoe UI Emoji" w:hAnsi="Segoe UI Emoji" w:cs="Segoe UI Emoji"/>
+          <w:sz w:val="28"/>
+          <w:szCs w:val="28"/>
+        </w:rPr>
+        <w:t xml:space="preserve"> parcel index.html).</w:t>
       </w:r>
     </w:p>
     <w:p>
@@ -2320,7 +3168,25 @@
           <w:sz w:val="28"/>
           <w:szCs w:val="28"/>
         </w:rPr>
-        <w:t xml:space="preserve"> npm (Node Package Manager) is the world's largest software registry, used to install, manage, and share JavaScript packages.</w:t>
+        <w:t xml:space="preserve"> </w:t>
+      </w:r>
+      <w:proofErr w:type="spellStart"/>
+      <w:r>
+        <w:rPr>
+          <w:rFonts w:ascii="Segoe UI Emoji" w:hAnsi="Segoe UI Emoji" w:cs="Segoe UI Emoji"/>
+          <w:sz w:val="28"/>
+          <w:szCs w:val="28"/>
+        </w:rPr>
+        <w:t>npm</w:t>
+      </w:r>
+      <w:proofErr w:type="spellEnd"/>
+      <w:r>
+        <w:rPr>
+          <w:rFonts w:ascii="Segoe UI Emoji" w:hAnsi="Segoe UI Emoji" w:cs="Segoe UI Emoji"/>
+          <w:sz w:val="28"/>
+          <w:szCs w:val="28"/>
+        </w:rPr>
+        <w:t xml:space="preserve"> (Node Package Manager) is the world's largest software registry, used to install, manage, and share JavaScript packages.</w:t>
       </w:r>
     </w:p>
     <w:p>
@@ -2362,7 +3228,25 @@
           <w:sz w:val="28"/>
           <w:szCs w:val="28"/>
         </w:rPr>
-        <w:t>The npm registry hosts open-source packages for web apps, mobile apps, and more.</w:t>
+        <w:t xml:space="preserve">The </w:t>
+      </w:r>
+      <w:proofErr w:type="spellStart"/>
+      <w:r>
+        <w:rPr>
+          <w:rFonts w:ascii="Segoe UI Emoji" w:hAnsi="Segoe UI Emoji" w:cs="Segoe UI Emoji"/>
+          <w:sz w:val="28"/>
+          <w:szCs w:val="28"/>
+        </w:rPr>
+        <w:t>npm</w:t>
+      </w:r>
+      <w:proofErr w:type="spellEnd"/>
+      <w:r>
+        <w:rPr>
+          <w:rFonts w:ascii="Segoe UI Emoji" w:hAnsi="Segoe UI Emoji" w:cs="Segoe UI Emoji"/>
+          <w:sz w:val="28"/>
+          <w:szCs w:val="28"/>
+        </w:rPr>
+        <w:t xml:space="preserve"> registry hosts open-source packages for web apps, mobile apps, and more.</w:t>
       </w:r>
     </w:p>
     <w:p>
@@ -2422,7 +3306,30 @@
           <w:sz w:val="28"/>
           <w:szCs w:val="28"/>
         </w:rPr>
-        <w:t>How to initialize npm?</w:t>
+        <w:lastRenderedPageBreak/>
+        <w:t xml:space="preserve">How to initialize </w:t>
+      </w:r>
+      <w:proofErr w:type="spellStart"/>
+      <w:r>
+        <w:rPr>
+          <w:rFonts w:ascii="Segoe UI Emoji" w:hAnsi="Segoe UI Emoji" w:cs="Segoe UI Emoji"/>
+          <w:b/>
+          <w:bCs/>
+          <w:sz w:val="28"/>
+          <w:szCs w:val="28"/>
+        </w:rPr>
+        <w:t>npm</w:t>
+      </w:r>
+      <w:proofErr w:type="spellEnd"/>
+      <w:r>
+        <w:rPr>
+          <w:rFonts w:ascii="Segoe UI Emoji" w:hAnsi="Segoe UI Emoji" w:cs="Segoe UI Emoji"/>
+          <w:b/>
+          <w:bCs/>
+          <w:sz w:val="28"/>
+          <w:szCs w:val="28"/>
+        </w:rPr>
+        <w:t>?</w:t>
       </w:r>
     </w:p>
     <w:p>
@@ -2437,13 +3344,41 @@
           <w:szCs w:val="28"/>
         </w:rPr>
       </w:pPr>
-      <w:r>
-        <w:rPr>
-          <w:rFonts w:ascii="Segoe UI Emoji" w:hAnsi="Segoe UI Emoji" w:cs="Segoe UI Emoji"/>
-          <w:sz w:val="28"/>
-          <w:szCs w:val="28"/>
-        </w:rPr>
-        <w:t>npm init → Starts package setup.</w:t>
+      <w:proofErr w:type="spellStart"/>
+      <w:r>
+        <w:rPr>
+          <w:rFonts w:ascii="Segoe UI Emoji" w:hAnsi="Segoe UI Emoji" w:cs="Segoe UI Emoji"/>
+          <w:sz w:val="28"/>
+          <w:szCs w:val="28"/>
+        </w:rPr>
+        <w:t>npm</w:t>
+      </w:r>
+      <w:proofErr w:type="spellEnd"/>
+      <w:r>
+        <w:rPr>
+          <w:rFonts w:ascii="Segoe UI Emoji" w:hAnsi="Segoe UI Emoji" w:cs="Segoe UI Emoji"/>
+          <w:sz w:val="28"/>
+          <w:szCs w:val="28"/>
+        </w:rPr>
+        <w:t xml:space="preserve"> </w:t>
+      </w:r>
+      <w:proofErr w:type="spellStart"/>
+      <w:r>
+        <w:rPr>
+          <w:rFonts w:ascii="Segoe UI Emoji" w:hAnsi="Segoe UI Emoji" w:cs="Segoe UI Emoji"/>
+          <w:sz w:val="28"/>
+          <w:szCs w:val="28"/>
+        </w:rPr>
+        <w:t>init</w:t>
+      </w:r>
+      <w:proofErr w:type="spellEnd"/>
+      <w:r>
+        <w:rPr>
+          <w:rFonts w:ascii="Segoe UI Emoji" w:hAnsi="Segoe UI Emoji" w:cs="Segoe UI Emoji"/>
+          <w:sz w:val="28"/>
+          <w:szCs w:val="28"/>
+        </w:rPr>
+        <w:t xml:space="preserve"> → Starts package setup.</w:t>
       </w:r>
     </w:p>
     <w:p>
@@ -2458,13 +3393,61 @@
           <w:szCs w:val="28"/>
         </w:rPr>
       </w:pPr>
-      <w:r>
-        <w:rPr>
-          <w:rFonts w:ascii="Segoe UI Emoji" w:hAnsi="Segoe UI Emoji" w:cs="Segoe UI Emoji"/>
-          <w:sz w:val="28"/>
-          <w:szCs w:val="28"/>
-        </w:rPr>
-        <w:t>npm init -y → Skips setup, auto-creates package.json.</w:t>
+      <w:proofErr w:type="spellStart"/>
+      <w:r>
+        <w:rPr>
+          <w:rFonts w:ascii="Segoe UI Emoji" w:hAnsi="Segoe UI Emoji" w:cs="Segoe UI Emoji"/>
+          <w:sz w:val="28"/>
+          <w:szCs w:val="28"/>
+        </w:rPr>
+        <w:t>npm</w:t>
+      </w:r>
+      <w:proofErr w:type="spellEnd"/>
+      <w:r>
+        <w:rPr>
+          <w:rFonts w:ascii="Segoe UI Emoji" w:hAnsi="Segoe UI Emoji" w:cs="Segoe UI Emoji"/>
+          <w:sz w:val="28"/>
+          <w:szCs w:val="28"/>
+        </w:rPr>
+        <w:t xml:space="preserve"> </w:t>
+      </w:r>
+      <w:proofErr w:type="spellStart"/>
+      <w:r>
+        <w:rPr>
+          <w:rFonts w:ascii="Segoe UI Emoji" w:hAnsi="Segoe UI Emoji" w:cs="Segoe UI Emoji"/>
+          <w:sz w:val="28"/>
+          <w:szCs w:val="28"/>
+        </w:rPr>
+        <w:t>init</w:t>
+      </w:r>
+      <w:proofErr w:type="spellEnd"/>
+      <w:r>
+        <w:rPr>
+          <w:rFonts w:ascii="Segoe UI Emoji" w:hAnsi="Segoe UI Emoji" w:cs="Segoe UI Emoji"/>
+          <w:sz w:val="28"/>
+          <w:szCs w:val="28"/>
+        </w:rPr>
+        <w:t xml:space="preserve"> -y → Skips setup, auto-creates </w:t>
+      </w:r>
+      <w:proofErr w:type="spellStart"/>
+      <w:proofErr w:type="gramStart"/>
+      <w:r>
+        <w:rPr>
+          <w:rFonts w:ascii="Segoe UI Emoji" w:hAnsi="Segoe UI Emoji" w:cs="Segoe UI Emoji"/>
+          <w:sz w:val="28"/>
+          <w:szCs w:val="28"/>
+        </w:rPr>
+        <w:t>package.json</w:t>
+      </w:r>
+      <w:proofErr w:type="spellEnd"/>
+      <w:proofErr w:type="gramEnd"/>
+      <w:r>
+        <w:rPr>
+          <w:rFonts w:ascii="Segoe UI Emoji" w:hAnsi="Segoe UI Emoji" w:cs="Segoe UI Emoji"/>
+          <w:sz w:val="28"/>
+          <w:szCs w:val="28"/>
+        </w:rPr>
+        <w:t>.</w:t>
       </w:r>
     </w:p>
     <w:p>
@@ -2570,7 +3553,6 @@
           <w:sz w:val="28"/>
           <w:szCs w:val="28"/>
         </w:rPr>
-        <w:lastRenderedPageBreak/>
         <w:t>Why do we need them?</w:t>
       </w:r>
     </w:p>
@@ -2818,17 +3800,40 @@
           <w:sz w:val="28"/>
           <w:szCs w:val="28"/>
         </w:rPr>
-        <w:t>What is the .parcel-cache folder?</w:t>
-      </w:r>
-    </w:p>
-    <w:p>
-      <w:pPr>
-        <w:rPr>
-          <w:rFonts w:ascii="Segoe UI Emoji" w:hAnsi="Segoe UI Emoji" w:cs="Segoe UI Emoji"/>
-          <w:sz w:val="28"/>
-          <w:szCs w:val="28"/>
-        </w:rPr>
-      </w:pPr>
+        <w:t xml:space="preserve">What is </w:t>
+      </w:r>
+      <w:proofErr w:type="gramStart"/>
+      <w:r>
+        <w:rPr>
+          <w:rFonts w:ascii="Segoe UI Emoji" w:hAnsi="Segoe UI Emoji" w:cs="Segoe UI Emoji"/>
+          <w:b/>
+          <w:bCs/>
+          <w:sz w:val="28"/>
+          <w:szCs w:val="28"/>
+        </w:rPr>
+        <w:t>the .parcel</w:t>
+      </w:r>
+      <w:proofErr w:type="gramEnd"/>
+      <w:r>
+        <w:rPr>
+          <w:rFonts w:ascii="Segoe UI Emoji" w:hAnsi="Segoe UI Emoji" w:cs="Segoe UI Emoji"/>
+          <w:b/>
+          <w:bCs/>
+          <w:sz w:val="28"/>
+          <w:szCs w:val="28"/>
+        </w:rPr>
+        <w:t>-cache folder?</w:t>
+      </w:r>
+    </w:p>
+    <w:p>
+      <w:pPr>
+        <w:rPr>
+          <w:rFonts w:ascii="Segoe UI Emoji" w:hAnsi="Segoe UI Emoji" w:cs="Segoe UI Emoji"/>
+          <w:sz w:val="28"/>
+          <w:szCs w:val="28"/>
+        </w:rPr>
+      </w:pPr>
+      <w:proofErr w:type="gramStart"/>
       <w:r>
         <w:rPr>
           <w:rFonts w:ascii="Segoe UI Emoji" w:hAnsi="Segoe UI Emoji" w:cs="Segoe UI Emoji"/>
@@ -2845,7 +3850,18 @@
           <w:sz w:val="28"/>
           <w:szCs w:val="28"/>
         </w:rPr>
-        <w:t>.parcel-cache</w:t>
+        <w:t>.parcel</w:t>
+      </w:r>
+      <w:proofErr w:type="gramEnd"/>
+      <w:r>
+        <w:rPr>
+          <w:rFonts w:ascii="Segoe UI Emoji" w:hAnsi="Segoe UI Emoji" w:cs="Segoe UI Emoji"/>
+          <w:b/>
+          <w:bCs/>
+          <w:sz w:val="28"/>
+          <w:szCs w:val="28"/>
+        </w:rPr>
+        <w:t>-cache</w:t>
       </w:r>
       <w:r>
         <w:rPr>
@@ -2915,8 +3931,20 @@
           <w:sz w:val="28"/>
           <w:szCs w:val="28"/>
         </w:rPr>
-        <w:t>Speeds up builds</w:t>
-      </w:r>
+        <w:t xml:space="preserve">Speeds up </w:t>
+      </w:r>
+      <w:proofErr w:type="gramStart"/>
+      <w:r>
+        <w:rPr>
+          <w:rFonts w:ascii="Segoe UI Emoji" w:hAnsi="Segoe UI Emoji" w:cs="Segoe UI Emoji"/>
+          <w:b/>
+          <w:bCs/>
+          <w:sz w:val="28"/>
+          <w:szCs w:val="28"/>
+        </w:rPr>
+        <w:t>builds</w:t>
+      </w:r>
+      <w:proofErr w:type="gramEnd"/>
       <w:r>
         <w:rPr>
           <w:rFonts w:ascii="Segoe UI Emoji" w:hAnsi="Segoe UI Emoji" w:cs="Segoe UI Emoji"/>
@@ -3002,7 +4030,25 @@
           <w:sz w:val="28"/>
           <w:szCs w:val="28"/>
         </w:rPr>
-        <w:t>You can delete .parcel-cache if needed; Parcel will regenerate it on the next build. 🚀</w:t>
+        <w:t xml:space="preserve">You can </w:t>
+      </w:r>
+      <w:proofErr w:type="gramStart"/>
+      <w:r>
+        <w:rPr>
+          <w:rFonts w:ascii="Segoe UI Emoji" w:hAnsi="Segoe UI Emoji" w:cs="Segoe UI Emoji"/>
+          <w:sz w:val="28"/>
+          <w:szCs w:val="28"/>
+        </w:rPr>
+        <w:t>delete .parcel</w:t>
+      </w:r>
+      <w:proofErr w:type="gramEnd"/>
+      <w:r>
+        <w:rPr>
+          <w:rFonts w:ascii="Segoe UI Emoji" w:hAnsi="Segoe UI Emoji" w:cs="Segoe UI Emoji"/>
+          <w:sz w:val="28"/>
+          <w:szCs w:val="28"/>
+        </w:rPr>
+        <w:t>-cache if needed; Parcel will regenerate it on the next build. 🚀</w:t>
       </w:r>
     </w:p>
     <w:p>
@@ -3157,6 +4203,7 @@
           <w:sz w:val="28"/>
           <w:szCs w:val="28"/>
         </w:rPr>
+        <w:lastRenderedPageBreak/>
         <w:t>Reduces file size by optimizing the code further (e.g., renaming variables, removing redundant code).</w:t>
       </w:r>
     </w:p>
@@ -3265,7 +4312,6 @@
           <w:sz w:val="28"/>
           <w:szCs w:val="28"/>
         </w:rPr>
-        <w:lastRenderedPageBreak/>
         <w:t>18</w:t>
       </w:r>
       <w:r>
@@ -3276,7 +4322,29 @@
           <w:sz w:val="28"/>
           <w:szCs w:val="28"/>
         </w:rPr>
-        <w:t>: What is npx?</w:t>
+        <w:t xml:space="preserve">: What is </w:t>
+      </w:r>
+      <w:proofErr w:type="spellStart"/>
+      <w:r>
+        <w:rPr>
+          <w:rFonts w:ascii="Segoe UI Emoji" w:hAnsi="Segoe UI Emoji" w:cs="Segoe UI Emoji"/>
+          <w:b/>
+          <w:bCs/>
+          <w:sz w:val="28"/>
+          <w:szCs w:val="28"/>
+        </w:rPr>
+        <w:t>npx</w:t>
+      </w:r>
+      <w:proofErr w:type="spellEnd"/>
+      <w:r>
+        <w:rPr>
+          <w:rFonts w:ascii="Segoe UI Emoji" w:hAnsi="Segoe UI Emoji" w:cs="Segoe UI Emoji"/>
+          <w:b/>
+          <w:bCs/>
+          <w:sz w:val="28"/>
+          <w:szCs w:val="28"/>
+        </w:rPr>
+        <w:t>?</w:t>
       </w:r>
     </w:p>
     <w:p>
@@ -3303,7 +4371,43 @@
           <w:sz w:val="28"/>
           <w:szCs w:val="28"/>
         </w:rPr>
-        <w:t xml:space="preserve"> npx (Node Package eXecute) is a command that runs </w:t>
+        <w:t xml:space="preserve"> </w:t>
+      </w:r>
+      <w:proofErr w:type="spellStart"/>
+      <w:r>
+        <w:rPr>
+          <w:rFonts w:ascii="Segoe UI Emoji" w:hAnsi="Segoe UI Emoji" w:cs="Segoe UI Emoji"/>
+          <w:sz w:val="28"/>
+          <w:szCs w:val="28"/>
+        </w:rPr>
+        <w:t>npx</w:t>
+      </w:r>
+      <w:proofErr w:type="spellEnd"/>
+      <w:r>
+        <w:rPr>
+          <w:rFonts w:ascii="Segoe UI Emoji" w:hAnsi="Segoe UI Emoji" w:cs="Segoe UI Emoji"/>
+          <w:sz w:val="28"/>
+          <w:szCs w:val="28"/>
+        </w:rPr>
+        <w:t xml:space="preserve"> (Node Package </w:t>
+      </w:r>
+      <w:proofErr w:type="spellStart"/>
+      <w:r>
+        <w:rPr>
+          <w:rFonts w:ascii="Segoe UI Emoji" w:hAnsi="Segoe UI Emoji" w:cs="Segoe UI Emoji"/>
+          <w:sz w:val="28"/>
+          <w:szCs w:val="28"/>
+        </w:rPr>
+        <w:t>eXecute</w:t>
+      </w:r>
+      <w:proofErr w:type="spellEnd"/>
+      <w:r>
+        <w:rPr>
+          <w:rFonts w:ascii="Segoe UI Emoji" w:hAnsi="Segoe UI Emoji" w:cs="Segoe UI Emoji"/>
+          <w:sz w:val="28"/>
+          <w:szCs w:val="28"/>
+        </w:rPr>
+        <w:t xml:space="preserve">) is a command that runs </w:t>
       </w:r>
       <w:r>
         <w:rPr>
@@ -3342,7 +4446,29 @@
           <w:sz w:val="28"/>
           <w:szCs w:val="28"/>
         </w:rPr>
-        <w:t>Why use npx?</w:t>
+        <w:t xml:space="preserve">Why use </w:t>
+      </w:r>
+      <w:proofErr w:type="spellStart"/>
+      <w:r>
+        <w:rPr>
+          <w:rFonts w:ascii="Segoe UI Emoji" w:hAnsi="Segoe UI Emoji" w:cs="Segoe UI Emoji"/>
+          <w:b/>
+          <w:bCs/>
+          <w:sz w:val="28"/>
+          <w:szCs w:val="28"/>
+        </w:rPr>
+        <w:t>npx</w:t>
+      </w:r>
+      <w:proofErr w:type="spellEnd"/>
+      <w:r>
+        <w:rPr>
+          <w:rFonts w:ascii="Segoe UI Emoji" w:hAnsi="Segoe UI Emoji" w:cs="Segoe UI Emoji"/>
+          <w:b/>
+          <w:bCs/>
+          <w:sz w:val="28"/>
+          <w:szCs w:val="28"/>
+        </w:rPr>
+        <w:t>?</w:t>
       </w:r>
     </w:p>
     <w:p>
@@ -3441,7 +4567,43 @@
           <w:sz w:val="28"/>
           <w:szCs w:val="28"/>
         </w:rPr>
-        <w:t>Useful for tools like npx create-react-app or npx parcel index.html.</w:t>
+        <w:t xml:space="preserve">Useful for tools like </w:t>
+      </w:r>
+      <w:proofErr w:type="spellStart"/>
+      <w:r>
+        <w:rPr>
+          <w:rFonts w:ascii="Segoe UI Emoji" w:hAnsi="Segoe UI Emoji" w:cs="Segoe UI Emoji"/>
+          <w:sz w:val="28"/>
+          <w:szCs w:val="28"/>
+        </w:rPr>
+        <w:t>npx</w:t>
+      </w:r>
+      <w:proofErr w:type="spellEnd"/>
+      <w:r>
+        <w:rPr>
+          <w:rFonts w:ascii="Segoe UI Emoji" w:hAnsi="Segoe UI Emoji" w:cs="Segoe UI Emoji"/>
+          <w:sz w:val="28"/>
+          <w:szCs w:val="28"/>
+        </w:rPr>
+        <w:t xml:space="preserve"> create-react-app or </w:t>
+      </w:r>
+      <w:proofErr w:type="spellStart"/>
+      <w:r>
+        <w:rPr>
+          <w:rFonts w:ascii="Segoe UI Emoji" w:hAnsi="Segoe UI Emoji" w:cs="Segoe UI Emoji"/>
+          <w:sz w:val="28"/>
+          <w:szCs w:val="28"/>
+        </w:rPr>
+        <w:t>npx</w:t>
+      </w:r>
+      <w:proofErr w:type="spellEnd"/>
+      <w:r>
+        <w:rPr>
+          <w:rFonts w:ascii="Segoe UI Emoji" w:hAnsi="Segoe UI Emoji" w:cs="Segoe UI Emoji"/>
+          <w:sz w:val="28"/>
+          <w:szCs w:val="28"/>
+        </w:rPr>
+        <w:t xml:space="preserve"> parcel index.html.</w:t>
       </w:r>
     </w:p>
     <w:p>
@@ -3481,24 +4643,92 @@
           <w:sz w:val="28"/>
           <w:szCs w:val="28"/>
         </w:rPr>
-        <w:t xml:space="preserve"> What is difference between dependencies vs devDependencies?</w:t>
-      </w:r>
-    </w:p>
-    <w:p>
-      <w:pPr>
-        <w:rPr>
-          <w:rFonts w:ascii="Segoe UI Emoji" w:hAnsi="Segoe UI Emoji" w:cs="Segoe UI Emoji"/>
-          <w:sz w:val="28"/>
-          <w:szCs w:val="28"/>
-        </w:rPr>
-      </w:pPr>
-      <w:r>
-        <w:rPr>
-          <w:rFonts w:ascii="Segoe UI Emoji" w:hAnsi="Segoe UI Emoji" w:cs="Segoe UI Emoji"/>
-          <w:sz w:val="28"/>
-          <w:szCs w:val="28"/>
-        </w:rPr>
-        <w:t>A: dependencies : Packages required by your application in production. devDependencies : Packages that are only needed for local development and testing.</w:t>
+        <w:t xml:space="preserve"> What is difference between dependencies vs </w:t>
+      </w:r>
+      <w:proofErr w:type="spellStart"/>
+      <w:r>
+        <w:rPr>
+          <w:rFonts w:ascii="Segoe UI Emoji" w:hAnsi="Segoe UI Emoji" w:cs="Segoe UI Emoji"/>
+          <w:b/>
+          <w:bCs/>
+          <w:sz w:val="28"/>
+          <w:szCs w:val="28"/>
+        </w:rPr>
+        <w:t>devDependencies</w:t>
+      </w:r>
+      <w:proofErr w:type="spellEnd"/>
+      <w:r>
+        <w:rPr>
+          <w:rFonts w:ascii="Segoe UI Emoji" w:hAnsi="Segoe UI Emoji" w:cs="Segoe UI Emoji"/>
+          <w:b/>
+          <w:bCs/>
+          <w:sz w:val="28"/>
+          <w:szCs w:val="28"/>
+        </w:rPr>
+        <w:t>?</w:t>
+      </w:r>
+    </w:p>
+    <w:p>
+      <w:pPr>
+        <w:rPr>
+          <w:rFonts w:ascii="Segoe UI Emoji" w:hAnsi="Segoe UI Emoji" w:cs="Segoe UI Emoji"/>
+          <w:sz w:val="28"/>
+          <w:szCs w:val="28"/>
+        </w:rPr>
+      </w:pPr>
+      <w:r>
+        <w:rPr>
+          <w:rFonts w:ascii="Segoe UI Emoji" w:hAnsi="Segoe UI Emoji" w:cs="Segoe UI Emoji"/>
+          <w:sz w:val="28"/>
+          <w:szCs w:val="28"/>
+        </w:rPr>
+        <w:t xml:space="preserve">A: </w:t>
+      </w:r>
+      <w:proofErr w:type="gramStart"/>
+      <w:r>
+        <w:rPr>
+          <w:rFonts w:ascii="Segoe UI Emoji" w:hAnsi="Segoe UI Emoji" w:cs="Segoe UI Emoji"/>
+          <w:sz w:val="28"/>
+          <w:szCs w:val="28"/>
+        </w:rPr>
+        <w:t>dependencies :</w:t>
+      </w:r>
+      <w:proofErr w:type="gramEnd"/>
+      <w:r>
+        <w:rPr>
+          <w:rFonts w:ascii="Segoe UI Emoji" w:hAnsi="Segoe UI Emoji" w:cs="Segoe UI Emoji"/>
+          <w:sz w:val="28"/>
+          <w:szCs w:val="28"/>
+        </w:rPr>
+        <w:t xml:space="preserve"> Packages required by your application in production. </w:t>
+      </w:r>
+      <w:proofErr w:type="spellStart"/>
+      <w:proofErr w:type="gramStart"/>
+      <w:r>
+        <w:rPr>
+          <w:rFonts w:ascii="Segoe UI Emoji" w:hAnsi="Segoe UI Emoji" w:cs="Segoe UI Emoji"/>
+          <w:sz w:val="28"/>
+          <w:szCs w:val="28"/>
+        </w:rPr>
+        <w:t>devDependencies</w:t>
+      </w:r>
+      <w:proofErr w:type="spellEnd"/>
+      <w:r>
+        <w:rPr>
+          <w:rFonts w:ascii="Segoe UI Emoji" w:hAnsi="Segoe UI Emoji" w:cs="Segoe UI Emoji"/>
+          <w:sz w:val="28"/>
+          <w:szCs w:val="28"/>
+        </w:rPr>
+        <w:t xml:space="preserve"> :</w:t>
+      </w:r>
+      <w:proofErr w:type="gramEnd"/>
+      <w:r>
+        <w:rPr>
+          <w:rFonts w:ascii="Segoe UI Emoji" w:hAnsi="Segoe UI Emoji" w:cs="Segoe UI Emoji"/>
+          <w:sz w:val="28"/>
+          <w:szCs w:val="28"/>
+        </w:rPr>
+        <w:t xml:space="preserve"> Packages that are only needed for local development and testing.</w:t>
       </w:r>
     </w:p>
     <w:p>
@@ -3629,7 +4859,29 @@
           <w:sz w:val="28"/>
           <w:szCs w:val="28"/>
         </w:rPr>
-        <w:t>updates changes in your code without refreshing the entire page</w:t>
+        <w:t xml:space="preserve">updates </w:t>
+      </w:r>
+      <w:proofErr w:type="gramStart"/>
+      <w:r>
+        <w:rPr>
+          <w:rFonts w:ascii="Segoe UI Emoji" w:hAnsi="Segoe UI Emoji" w:cs="Segoe UI Emoji"/>
+          <w:b/>
+          <w:bCs/>
+          <w:sz w:val="28"/>
+          <w:szCs w:val="28"/>
+        </w:rPr>
+        <w:t>changes</w:t>
+      </w:r>
+      <w:proofErr w:type="gramEnd"/>
+      <w:r>
+        <w:rPr>
+          <w:rFonts w:ascii="Segoe UI Emoji" w:hAnsi="Segoe UI Emoji" w:cs="Segoe UI Emoji"/>
+          <w:b/>
+          <w:bCs/>
+          <w:sz w:val="28"/>
+          <w:szCs w:val="28"/>
+        </w:rPr>
+        <w:t xml:space="preserve"> in your code without refreshing the entire page</w:t>
       </w:r>
       <w:r>
         <w:rPr>
@@ -3789,6 +5041,7 @@
           <w:sz w:val="28"/>
           <w:szCs w:val="28"/>
         </w:rPr>
+        <w:lastRenderedPageBreak/>
         <w:t>When editing a React component, HMR updates only that component instead of reloading the whole page. 🚀</w:t>
       </w:r>
     </w:p>
@@ -3829,7 +5082,29 @@
           <w:sz w:val="28"/>
           <w:szCs w:val="28"/>
         </w:rPr>
-        <w:t>: List your favorite 5 superpowers of Parcel and describe any 3.</w:t>
+        <w:t xml:space="preserve">: List your </w:t>
+      </w:r>
+      <w:proofErr w:type="spellStart"/>
+      <w:r>
+        <w:rPr>
+          <w:rFonts w:ascii="Segoe UI Emoji" w:hAnsi="Segoe UI Emoji" w:cs="Segoe UI Emoji"/>
+          <w:b/>
+          <w:bCs/>
+          <w:sz w:val="28"/>
+          <w:szCs w:val="28"/>
+        </w:rPr>
+        <w:t>favorite</w:t>
+      </w:r>
+      <w:proofErr w:type="spellEnd"/>
+      <w:r>
+        <w:rPr>
+          <w:rFonts w:ascii="Segoe UI Emoji" w:hAnsi="Segoe UI Emoji" w:cs="Segoe UI Emoji"/>
+          <w:b/>
+          <w:bCs/>
+          <w:sz w:val="28"/>
+          <w:szCs w:val="28"/>
+        </w:rPr>
+        <w:t xml:space="preserve"> 5 superpowers of Parcel and describe any 3.</w:t>
       </w:r>
     </w:p>
     <w:p>
@@ -3942,7 +5217,6 @@
           <w:sz w:val="28"/>
           <w:szCs w:val="28"/>
         </w:rPr>
-        <w:lastRenderedPageBreak/>
         <w:t>Code Splitting</w:t>
       </w:r>
     </w:p>
@@ -4061,7 +5335,25 @@
           <w:sz w:val="28"/>
           <w:szCs w:val="28"/>
         </w:rPr>
-        <w:t xml:space="preserve"> without any config files. Just run npx parcel index.html, and it automatically detects and bundles everything.</w:t>
+        <w:t xml:space="preserve"> without any config files. Just run </w:t>
+      </w:r>
+      <w:proofErr w:type="spellStart"/>
+      <w:r>
+        <w:rPr>
+          <w:rFonts w:ascii="Segoe UI Emoji" w:hAnsi="Segoe UI Emoji" w:cs="Segoe UI Emoji"/>
+          <w:sz w:val="28"/>
+          <w:szCs w:val="28"/>
+        </w:rPr>
+        <w:t>npx</w:t>
+      </w:r>
+      <w:proofErr w:type="spellEnd"/>
+      <w:r>
+        <w:rPr>
+          <w:rFonts w:ascii="Segoe UI Emoji" w:hAnsi="Segoe UI Emoji" w:cs="Segoe UI Emoji"/>
+          <w:sz w:val="28"/>
+          <w:szCs w:val="28"/>
+        </w:rPr>
+        <w:t xml:space="preserve"> parcel index.html, and it automatically detects and bundles everything.</w:t>
       </w:r>
     </w:p>
     <w:p>
@@ -4229,6 +5521,7 @@
         </w:rPr>
         <w:t xml:space="preserve">, making it </w:t>
       </w:r>
+      <w:proofErr w:type="spellStart"/>
       <w:r>
         <w:rPr>
           <w:rFonts w:ascii="Segoe UI Emoji" w:hAnsi="Segoe UI Emoji" w:cs="Segoe UI Emoji"/>
@@ -4239,6 +5532,7 @@
         </w:rPr>
         <w:t>super fast</w:t>
       </w:r>
+      <w:proofErr w:type="spellEnd"/>
       <w:r>
         <w:rPr>
           <w:rFonts w:ascii="Segoe UI Emoji" w:hAnsi="Segoe UI Emoji" w:cs="Segoe UI Emoji"/>
@@ -4390,6 +5684,7 @@
           <w:sz w:val="28"/>
           <w:szCs w:val="28"/>
         </w:rPr>
+        <w:lastRenderedPageBreak/>
         <w:t>- Consistent Hashing</w:t>
       </w:r>
     </w:p>
@@ -4509,7 +5804,6 @@
           <w:sz w:val="28"/>
           <w:szCs w:val="28"/>
         </w:rPr>
-        <w:lastRenderedPageBreak/>
         <w:t>- Different Build for dev and prod bundles</w:t>
       </w:r>
     </w:p>
@@ -4550,34 +5844,98 @@
           <w:sz w:val="28"/>
           <w:szCs w:val="28"/>
         </w:rPr>
-        <w:t>: What is .gitignore?</w:t>
-      </w:r>
-    </w:p>
-    <w:p>
-      <w:pPr>
-        <w:rPr>
-          <w:rFonts w:ascii="Segoe UI Emoji" w:hAnsi="Segoe UI Emoji" w:cs="Segoe UI Emoji"/>
-          <w:sz w:val="28"/>
-          <w:szCs w:val="28"/>
-        </w:rPr>
-      </w:pPr>
-      <w:r>
-        <w:rPr>
-          <w:rFonts w:ascii="Segoe UI Emoji" w:hAnsi="Segoe UI Emoji" w:cs="Segoe UI Emoji"/>
-          <w:b/>
-          <w:bCs/>
-          <w:sz w:val="28"/>
-          <w:szCs w:val="28"/>
-        </w:rPr>
-        <w:t>A:</w:t>
-      </w:r>
-      <w:r>
-        <w:rPr>
-          <w:rFonts w:ascii="Segoe UI Emoji" w:hAnsi="Segoe UI Emoji" w:cs="Segoe UI Emoji"/>
-          <w:sz w:val="28"/>
-          <w:szCs w:val="28"/>
-        </w:rPr>
-        <w:t xml:space="preserve"> .gitignore is a file in a Git repository that tells Git </w:t>
+        <w:t xml:space="preserve">: What </w:t>
+      </w:r>
+      <w:proofErr w:type="gramStart"/>
+      <w:r>
+        <w:rPr>
+          <w:rFonts w:ascii="Segoe UI Emoji" w:hAnsi="Segoe UI Emoji" w:cs="Segoe UI Emoji"/>
+          <w:b/>
+          <w:bCs/>
+          <w:sz w:val="28"/>
+          <w:szCs w:val="28"/>
+        </w:rPr>
+        <w:t>is .</w:t>
+      </w:r>
+      <w:proofErr w:type="spellStart"/>
+      <w:r>
+        <w:rPr>
+          <w:rFonts w:ascii="Segoe UI Emoji" w:hAnsi="Segoe UI Emoji" w:cs="Segoe UI Emoji"/>
+          <w:b/>
+          <w:bCs/>
+          <w:sz w:val="28"/>
+          <w:szCs w:val="28"/>
+        </w:rPr>
+        <w:t>gitignore</w:t>
+      </w:r>
+      <w:proofErr w:type="spellEnd"/>
+      <w:proofErr w:type="gramEnd"/>
+      <w:r>
+        <w:rPr>
+          <w:rFonts w:ascii="Segoe UI Emoji" w:hAnsi="Segoe UI Emoji" w:cs="Segoe UI Emoji"/>
+          <w:b/>
+          <w:bCs/>
+          <w:sz w:val="28"/>
+          <w:szCs w:val="28"/>
+        </w:rPr>
+        <w:t>?</w:t>
+      </w:r>
+    </w:p>
+    <w:p>
+      <w:pPr>
+        <w:rPr>
+          <w:rFonts w:ascii="Segoe UI Emoji" w:hAnsi="Segoe UI Emoji" w:cs="Segoe UI Emoji"/>
+          <w:sz w:val="28"/>
+          <w:szCs w:val="28"/>
+        </w:rPr>
+      </w:pPr>
+      <w:r>
+        <w:rPr>
+          <w:rFonts w:ascii="Segoe UI Emoji" w:hAnsi="Segoe UI Emoji" w:cs="Segoe UI Emoji"/>
+          <w:b/>
+          <w:bCs/>
+          <w:sz w:val="28"/>
+          <w:szCs w:val="28"/>
+        </w:rPr>
+        <w:t>A</w:t>
+      </w:r>
+      <w:proofErr w:type="gramStart"/>
+      <w:r>
+        <w:rPr>
+          <w:rFonts w:ascii="Segoe UI Emoji" w:hAnsi="Segoe UI Emoji" w:cs="Segoe UI Emoji"/>
+          <w:b/>
+          <w:bCs/>
+          <w:sz w:val="28"/>
+          <w:szCs w:val="28"/>
+        </w:rPr>
+        <w:t>:</w:t>
+      </w:r>
+      <w:r>
+        <w:rPr>
+          <w:rFonts w:ascii="Segoe UI Emoji" w:hAnsi="Segoe UI Emoji" w:cs="Segoe UI Emoji"/>
+          <w:sz w:val="28"/>
+          <w:szCs w:val="28"/>
+        </w:rPr>
+        <w:t xml:space="preserve"> .</w:t>
+      </w:r>
+      <w:proofErr w:type="spellStart"/>
+      <w:r>
+        <w:rPr>
+          <w:rFonts w:ascii="Segoe UI Emoji" w:hAnsi="Segoe UI Emoji" w:cs="Segoe UI Emoji"/>
+          <w:sz w:val="28"/>
+          <w:szCs w:val="28"/>
+        </w:rPr>
+        <w:t>gitignore</w:t>
+      </w:r>
+      <w:proofErr w:type="spellEnd"/>
+      <w:proofErr w:type="gramEnd"/>
+      <w:r>
+        <w:rPr>
+          <w:rFonts w:ascii="Segoe UI Emoji" w:hAnsi="Segoe UI Emoji" w:cs="Segoe UI Emoji"/>
+          <w:sz w:val="28"/>
+          <w:szCs w:val="28"/>
+        </w:rPr>
+        <w:t xml:space="preserve"> is a file in a Git repository that tells Git </w:t>
       </w:r>
       <w:r>
         <w:rPr>
@@ -4616,7 +5974,41 @@
           <w:sz w:val="28"/>
           <w:szCs w:val="28"/>
         </w:rPr>
-        <w:t>What Should You Add to .gitignore? ✅</w:t>
+        <w:t xml:space="preserve">What Should You Add </w:t>
+      </w:r>
+      <w:proofErr w:type="gramStart"/>
+      <w:r>
+        <w:rPr>
+          <w:rFonts w:ascii="Segoe UI Emoji" w:hAnsi="Segoe UI Emoji" w:cs="Segoe UI Emoji"/>
+          <w:b/>
+          <w:bCs/>
+          <w:sz w:val="28"/>
+          <w:szCs w:val="28"/>
+        </w:rPr>
+        <w:t>to .</w:t>
+      </w:r>
+      <w:proofErr w:type="spellStart"/>
+      <w:r>
+        <w:rPr>
+          <w:rFonts w:ascii="Segoe UI Emoji" w:hAnsi="Segoe UI Emoji" w:cs="Segoe UI Emoji"/>
+          <w:b/>
+          <w:bCs/>
+          <w:sz w:val="28"/>
+          <w:szCs w:val="28"/>
+        </w:rPr>
+        <w:t>gitignore</w:t>
+      </w:r>
+      <w:proofErr w:type="spellEnd"/>
+      <w:proofErr w:type="gramEnd"/>
+      <w:r>
+        <w:rPr>
+          <w:rFonts w:ascii="Segoe UI Emoji" w:hAnsi="Segoe UI Emoji" w:cs="Segoe UI Emoji"/>
+          <w:b/>
+          <w:bCs/>
+          <w:sz w:val="28"/>
+          <w:szCs w:val="28"/>
+        </w:rPr>
+        <w:t>? ✅</w:t>
       </w:r>
     </w:p>
     <w:p>
@@ -4631,13 +6023,23 @@
           <w:szCs w:val="28"/>
         </w:rPr>
       </w:pPr>
-      <w:r>
-        <w:rPr>
-          <w:rFonts w:ascii="Segoe UI Emoji" w:hAnsi="Segoe UI Emoji" w:cs="Segoe UI Emoji"/>
-          <w:sz w:val="28"/>
-          <w:szCs w:val="28"/>
-        </w:rPr>
-        <w:t>node_modules/ → Installed dependencies (can be reinstalled).</w:t>
+      <w:proofErr w:type="spellStart"/>
+      <w:r>
+        <w:rPr>
+          <w:rFonts w:ascii="Segoe UI Emoji" w:hAnsi="Segoe UI Emoji" w:cs="Segoe UI Emoji"/>
+          <w:sz w:val="28"/>
+          <w:szCs w:val="28"/>
+        </w:rPr>
+        <w:t>node_modules</w:t>
+      </w:r>
+      <w:proofErr w:type="spellEnd"/>
+      <w:r>
+        <w:rPr>
+          <w:rFonts w:ascii="Segoe UI Emoji" w:hAnsi="Segoe UI Emoji" w:cs="Segoe UI Emoji"/>
+          <w:sz w:val="28"/>
+          <w:szCs w:val="28"/>
+        </w:rPr>
+        <w:t>/ → Installed dependencies (can be reinstalled).</w:t>
       </w:r>
     </w:p>
     <w:p>
@@ -4652,13 +6054,23 @@
           <w:szCs w:val="28"/>
         </w:rPr>
       </w:pPr>
-      <w:r>
-        <w:rPr>
-          <w:rFonts w:ascii="Segoe UI Emoji" w:hAnsi="Segoe UI Emoji" w:cs="Segoe UI Emoji"/>
-          <w:sz w:val="28"/>
-          <w:szCs w:val="28"/>
-        </w:rPr>
-        <w:t>.parcel-cache/ → Parcel's build cache (not needed in Git).</w:t>
+      <w:proofErr w:type="gramStart"/>
+      <w:r>
+        <w:rPr>
+          <w:rFonts w:ascii="Segoe UI Emoji" w:hAnsi="Segoe UI Emoji" w:cs="Segoe UI Emoji"/>
+          <w:sz w:val="28"/>
+          <w:szCs w:val="28"/>
+        </w:rPr>
+        <w:t>.parcel</w:t>
+      </w:r>
+      <w:proofErr w:type="gramEnd"/>
+      <w:r>
+        <w:rPr>
+          <w:rFonts w:ascii="Segoe UI Emoji" w:hAnsi="Segoe UI Emoji" w:cs="Segoe UI Emoji"/>
+          <w:sz w:val="28"/>
+          <w:szCs w:val="28"/>
+        </w:rPr>
+        <w:t>-cache/ → Parcel's build cache (not needed in Git).</w:t>
       </w:r>
     </w:p>
     <w:p>
@@ -4673,13 +6085,23 @@
           <w:szCs w:val="28"/>
         </w:rPr>
       </w:pPr>
-      <w:r>
-        <w:rPr>
-          <w:rFonts w:ascii="Segoe UI Emoji" w:hAnsi="Segoe UI Emoji" w:cs="Segoe UI Emoji"/>
-          <w:sz w:val="28"/>
-          <w:szCs w:val="28"/>
-        </w:rPr>
-        <w:t>.env → Environment variables (API keys, secrets).</w:t>
+      <w:proofErr w:type="gramStart"/>
+      <w:r>
+        <w:rPr>
+          <w:rFonts w:ascii="Segoe UI Emoji" w:hAnsi="Segoe UI Emoji" w:cs="Segoe UI Emoji"/>
+          <w:sz w:val="28"/>
+          <w:szCs w:val="28"/>
+        </w:rPr>
+        <w:t>.env</w:t>
+      </w:r>
+      <w:proofErr w:type="gramEnd"/>
+      <w:r>
+        <w:rPr>
+          <w:rFonts w:ascii="Segoe UI Emoji" w:hAnsi="Segoe UI Emoji" w:cs="Segoe UI Emoji"/>
+          <w:sz w:val="28"/>
+          <w:szCs w:val="28"/>
+        </w:rPr>
+        <w:t xml:space="preserve"> → Environment variables (API keys, secrets).</w:t>
       </w:r>
     </w:p>
     <w:p>
@@ -4694,13 +6116,23 @@
           <w:szCs w:val="28"/>
         </w:rPr>
       </w:pPr>
-      <w:r>
-        <w:rPr>
-          <w:rFonts w:ascii="Segoe UI Emoji" w:hAnsi="Segoe UI Emoji" w:cs="Segoe UI Emoji"/>
-          <w:sz w:val="28"/>
-          <w:szCs w:val="28"/>
-        </w:rPr>
-        <w:t>dist/ or build/ → Compiled output files.</w:t>
+      <w:proofErr w:type="spellStart"/>
+      <w:r>
+        <w:rPr>
+          <w:rFonts w:ascii="Segoe UI Emoji" w:hAnsi="Segoe UI Emoji" w:cs="Segoe UI Emoji"/>
+          <w:sz w:val="28"/>
+          <w:szCs w:val="28"/>
+        </w:rPr>
+        <w:t>dist</w:t>
+      </w:r>
+      <w:proofErr w:type="spellEnd"/>
+      <w:r>
+        <w:rPr>
+          <w:rFonts w:ascii="Segoe UI Emoji" w:hAnsi="Segoe UI Emoji" w:cs="Segoe UI Emoji"/>
+          <w:sz w:val="28"/>
+          <w:szCs w:val="28"/>
+        </w:rPr>
+        <w:t>/ or build/ → Compiled output files.</w:t>
       </w:r>
     </w:p>
     <w:p>
@@ -4761,17 +6193,10 @@
           <w:sz w:val="28"/>
           <w:szCs w:val="28"/>
         </w:rPr>
-        <w:t>: What is the difference between package.json and package-lock.json?</w:t>
-      </w:r>
-    </w:p>
-    <w:p>
-      <w:pPr>
-        <w:rPr>
-          <w:rFonts w:ascii="Segoe UI Emoji" w:hAnsi="Segoe UI Emoji" w:cs="Segoe UI Emoji"/>
-          <w:sz w:val="28"/>
-          <w:szCs w:val="28"/>
-        </w:rPr>
-      </w:pPr>
+        <w:t xml:space="preserve">: What is the difference between </w:t>
+      </w:r>
+      <w:proofErr w:type="spellStart"/>
+      <w:proofErr w:type="gramStart"/>
       <w:r>
         <w:rPr>
           <w:rFonts w:ascii="Segoe UI Emoji" w:hAnsi="Segoe UI Emoji" w:cs="Segoe UI Emoji"/>
@@ -4782,6 +6207,63 @@
         </w:rPr>
         <w:t>package.json</w:t>
       </w:r>
+      <w:proofErr w:type="spellEnd"/>
+      <w:proofErr w:type="gramEnd"/>
+      <w:r>
+        <w:rPr>
+          <w:rFonts w:ascii="Segoe UI Emoji" w:hAnsi="Segoe UI Emoji" w:cs="Segoe UI Emoji"/>
+          <w:b/>
+          <w:bCs/>
+          <w:sz w:val="28"/>
+          <w:szCs w:val="28"/>
+        </w:rPr>
+        <w:t xml:space="preserve"> and package-</w:t>
+      </w:r>
+      <w:proofErr w:type="spellStart"/>
+      <w:r>
+        <w:rPr>
+          <w:rFonts w:ascii="Segoe UI Emoji" w:hAnsi="Segoe UI Emoji" w:cs="Segoe UI Emoji"/>
+          <w:b/>
+          <w:bCs/>
+          <w:sz w:val="28"/>
+          <w:szCs w:val="28"/>
+        </w:rPr>
+        <w:t>lock.json</w:t>
+      </w:r>
+      <w:proofErr w:type="spellEnd"/>
+      <w:r>
+        <w:rPr>
+          <w:rFonts w:ascii="Segoe UI Emoji" w:hAnsi="Segoe UI Emoji" w:cs="Segoe UI Emoji"/>
+          <w:b/>
+          <w:bCs/>
+          <w:sz w:val="28"/>
+          <w:szCs w:val="28"/>
+        </w:rPr>
+        <w:t>?</w:t>
+      </w:r>
+    </w:p>
+    <w:p>
+      <w:pPr>
+        <w:rPr>
+          <w:rFonts w:ascii="Segoe UI Emoji" w:hAnsi="Segoe UI Emoji" w:cs="Segoe UI Emoji"/>
+          <w:sz w:val="28"/>
+          <w:szCs w:val="28"/>
+        </w:rPr>
+      </w:pPr>
+      <w:proofErr w:type="spellStart"/>
+      <w:proofErr w:type="gramStart"/>
+      <w:r>
+        <w:rPr>
+          <w:rFonts w:ascii="Segoe UI Emoji" w:hAnsi="Segoe UI Emoji" w:cs="Segoe UI Emoji"/>
+          <w:b/>
+          <w:bCs/>
+          <w:sz w:val="28"/>
+          <w:szCs w:val="28"/>
+        </w:rPr>
+        <w:t>package.json</w:t>
+      </w:r>
+      <w:proofErr w:type="spellEnd"/>
+      <w:proofErr w:type="gramEnd"/>
       <w:r>
         <w:rPr>
           <w:rFonts w:ascii="Segoe UI Emoji" w:hAnsi="Segoe UI Emoji" w:cs="Segoe UI Emoji"/>
@@ -4807,8 +6289,22 @@
           <w:sz w:val="28"/>
           <w:szCs w:val="28"/>
         </w:rPr>
-        <w:t>package-lock.json</w:t>
-      </w:r>
+        <w:t>package-</w:t>
+      </w:r>
+      <w:proofErr w:type="spellStart"/>
+      <w:proofErr w:type="gramStart"/>
+      <w:r>
+        <w:rPr>
+          <w:rFonts w:ascii="Segoe UI Emoji" w:hAnsi="Segoe UI Emoji" w:cs="Segoe UI Emoji"/>
+          <w:b/>
+          <w:bCs/>
+          <w:sz w:val="28"/>
+          <w:szCs w:val="28"/>
+        </w:rPr>
+        <w:t>lock.json</w:t>
+      </w:r>
+      <w:proofErr w:type="spellEnd"/>
+      <w:proofErr w:type="gramEnd"/>
       <w:r>
         <w:rPr>
           <w:rFonts w:ascii="Segoe UI Emoji" w:hAnsi="Segoe UI Emoji" w:cs="Segoe UI Emoji"/>
@@ -4832,7 +6328,46 @@
           <w:sz w:val="28"/>
           <w:szCs w:val="28"/>
         </w:rPr>
-        <w:t>In short, package.json defines what your project needs, while package-lock.json locks the exact versions to maintain consistency. Both files should be committed to Git for a stable and predictable development environment. 🚀</w:t>
+        <w:lastRenderedPageBreak/>
+        <w:t xml:space="preserve">In short, </w:t>
+      </w:r>
+      <w:proofErr w:type="spellStart"/>
+      <w:proofErr w:type="gramStart"/>
+      <w:r>
+        <w:rPr>
+          <w:rFonts w:ascii="Segoe UI Emoji" w:hAnsi="Segoe UI Emoji" w:cs="Segoe UI Emoji"/>
+          <w:sz w:val="28"/>
+          <w:szCs w:val="28"/>
+        </w:rPr>
+        <w:t>package.json</w:t>
+      </w:r>
+      <w:proofErr w:type="spellEnd"/>
+      <w:proofErr w:type="gramEnd"/>
+      <w:r>
+        <w:rPr>
+          <w:rFonts w:ascii="Segoe UI Emoji" w:hAnsi="Segoe UI Emoji" w:cs="Segoe UI Emoji"/>
+          <w:sz w:val="28"/>
+          <w:szCs w:val="28"/>
+        </w:rPr>
+        <w:t xml:space="preserve"> defines what your project needs, while package-</w:t>
+      </w:r>
+      <w:proofErr w:type="spellStart"/>
+      <w:r>
+        <w:rPr>
+          <w:rFonts w:ascii="Segoe UI Emoji" w:hAnsi="Segoe UI Emoji" w:cs="Segoe UI Emoji"/>
+          <w:sz w:val="28"/>
+          <w:szCs w:val="28"/>
+        </w:rPr>
+        <w:t>lock.json</w:t>
+      </w:r>
+      <w:proofErr w:type="spellEnd"/>
+      <w:r>
+        <w:rPr>
+          <w:rFonts w:ascii="Segoe UI Emoji" w:hAnsi="Segoe UI Emoji" w:cs="Segoe UI Emoji"/>
+          <w:sz w:val="28"/>
+          <w:szCs w:val="28"/>
+        </w:rPr>
+        <w:t xml:space="preserve"> locks the exact versions to maintain consistency. Both files should be committed to Git for a stable and predictable development environment. 🚀</w:t>
       </w:r>
     </w:p>
     <w:p>
@@ -4872,25 +6407,70 @@
           <w:sz w:val="28"/>
           <w:szCs w:val="28"/>
         </w:rPr>
-        <w:t>: Why should I not modify package-lock.json?</w:t>
-      </w:r>
-    </w:p>
-    <w:p>
-      <w:pPr>
-        <w:rPr>
-          <w:rFonts w:ascii="Segoe UI Emoji" w:hAnsi="Segoe UI Emoji" w:cs="Segoe UI Emoji"/>
-          <w:sz w:val="28"/>
-          <w:szCs w:val="28"/>
-        </w:rPr>
-      </w:pPr>
-      <w:r>
-        <w:rPr>
-          <w:rFonts w:ascii="Segoe UI Emoji" w:hAnsi="Segoe UI Emoji" w:cs="Segoe UI Emoji"/>
-          <w:sz w:val="28"/>
-          <w:szCs w:val="28"/>
-        </w:rPr>
-        <w:t xml:space="preserve">You should not manually modify package-lock.json because it is automatically generated by </w:t>
-      </w:r>
+        <w:t>: Why should I not modify package-</w:t>
+      </w:r>
+      <w:proofErr w:type="spellStart"/>
+      <w:proofErr w:type="gramStart"/>
+      <w:r>
+        <w:rPr>
+          <w:rFonts w:ascii="Segoe UI Emoji" w:hAnsi="Segoe UI Emoji" w:cs="Segoe UI Emoji"/>
+          <w:b/>
+          <w:bCs/>
+          <w:sz w:val="28"/>
+          <w:szCs w:val="28"/>
+        </w:rPr>
+        <w:t>lock.json</w:t>
+      </w:r>
+      <w:proofErr w:type="spellEnd"/>
+      <w:proofErr w:type="gramEnd"/>
+      <w:r>
+        <w:rPr>
+          <w:rFonts w:ascii="Segoe UI Emoji" w:hAnsi="Segoe UI Emoji" w:cs="Segoe UI Emoji"/>
+          <w:b/>
+          <w:bCs/>
+          <w:sz w:val="28"/>
+          <w:szCs w:val="28"/>
+        </w:rPr>
+        <w:t>?</w:t>
+      </w:r>
+    </w:p>
+    <w:p>
+      <w:pPr>
+        <w:rPr>
+          <w:rFonts w:ascii="Segoe UI Emoji" w:hAnsi="Segoe UI Emoji" w:cs="Segoe UI Emoji"/>
+          <w:sz w:val="28"/>
+          <w:szCs w:val="28"/>
+        </w:rPr>
+      </w:pPr>
+      <w:r>
+        <w:rPr>
+          <w:rFonts w:ascii="Segoe UI Emoji" w:hAnsi="Segoe UI Emoji" w:cs="Segoe UI Emoji"/>
+          <w:sz w:val="28"/>
+          <w:szCs w:val="28"/>
+        </w:rPr>
+        <w:t>You should not manually modify package-</w:t>
+      </w:r>
+      <w:proofErr w:type="spellStart"/>
+      <w:proofErr w:type="gramStart"/>
+      <w:r>
+        <w:rPr>
+          <w:rFonts w:ascii="Segoe UI Emoji" w:hAnsi="Segoe UI Emoji" w:cs="Segoe UI Emoji"/>
+          <w:sz w:val="28"/>
+          <w:szCs w:val="28"/>
+        </w:rPr>
+        <w:t>lock.json</w:t>
+      </w:r>
+      <w:proofErr w:type="spellEnd"/>
+      <w:proofErr w:type="gramEnd"/>
+      <w:r>
+        <w:rPr>
+          <w:rFonts w:ascii="Segoe UI Emoji" w:hAnsi="Segoe UI Emoji" w:cs="Segoe UI Emoji"/>
+          <w:sz w:val="28"/>
+          <w:szCs w:val="28"/>
+        </w:rPr>
+        <w:t xml:space="preserve"> because it is automatically generated by </w:t>
+      </w:r>
+      <w:proofErr w:type="spellStart"/>
       <w:r>
         <w:rPr>
           <w:rFonts w:ascii="Segoe UI Emoji" w:hAnsi="Segoe UI Emoji" w:cs="Segoe UI Emoji"/>
@@ -4901,6 +6481,7 @@
         </w:rPr>
         <w:t>npm</w:t>
       </w:r>
+      <w:proofErr w:type="spellEnd"/>
       <w:r>
         <w:rPr>
           <w:rFonts w:ascii="Segoe UI Emoji" w:hAnsi="Segoe UI Emoji" w:cs="Segoe UI Emoji"/>
@@ -4924,7 +6505,6 @@
           <w:sz w:val="28"/>
           <w:szCs w:val="28"/>
         </w:rPr>
-        <w:lastRenderedPageBreak/>
         <w:t>If you edit it manually, you might:</w:t>
       </w:r>
     </w:p>
@@ -4956,7 +6536,25 @@
           <w:sz w:val="28"/>
           <w:szCs w:val="28"/>
         </w:rPr>
-        <w:t xml:space="preserve"> – npm may not recognize the correct versions when installing packages.</w:t>
+        <w:t xml:space="preserve"> – </w:t>
+      </w:r>
+      <w:proofErr w:type="spellStart"/>
+      <w:r>
+        <w:rPr>
+          <w:rFonts w:ascii="Segoe UI Emoji" w:hAnsi="Segoe UI Emoji" w:cs="Segoe UI Emoji"/>
+          <w:sz w:val="28"/>
+          <w:szCs w:val="28"/>
+        </w:rPr>
+        <w:t>npm</w:t>
+      </w:r>
+      <w:proofErr w:type="spellEnd"/>
+      <w:r>
+        <w:rPr>
+          <w:rFonts w:ascii="Segoe UI Emoji" w:hAnsi="Segoe UI Emoji" w:cs="Segoe UI Emoji"/>
+          <w:sz w:val="28"/>
+          <w:szCs w:val="28"/>
+        </w:rPr>
+        <w:t xml:space="preserve"> may not recognize the correct versions when installing packages.</w:t>
       </w:r>
     </w:p>
     <w:p>
@@ -5035,7 +6633,43 @@
           <w:sz w:val="28"/>
           <w:szCs w:val="28"/>
         </w:rPr>
-        <w:t>Instead of editing it, always use commands like npm install or npm update to modify dependencies properly. 🚀</w:t>
+        <w:t xml:space="preserve">Instead of editing it, always use commands like </w:t>
+      </w:r>
+      <w:proofErr w:type="spellStart"/>
+      <w:r>
+        <w:rPr>
+          <w:rFonts w:ascii="Segoe UI Emoji" w:hAnsi="Segoe UI Emoji" w:cs="Segoe UI Emoji"/>
+          <w:sz w:val="28"/>
+          <w:szCs w:val="28"/>
+        </w:rPr>
+        <w:t>npm</w:t>
+      </w:r>
+      <w:proofErr w:type="spellEnd"/>
+      <w:r>
+        <w:rPr>
+          <w:rFonts w:ascii="Segoe UI Emoji" w:hAnsi="Segoe UI Emoji" w:cs="Segoe UI Emoji"/>
+          <w:sz w:val="28"/>
+          <w:szCs w:val="28"/>
+        </w:rPr>
+        <w:t xml:space="preserve"> install or </w:t>
+      </w:r>
+      <w:proofErr w:type="spellStart"/>
+      <w:r>
+        <w:rPr>
+          <w:rFonts w:ascii="Segoe UI Emoji" w:hAnsi="Segoe UI Emoji" w:cs="Segoe UI Emoji"/>
+          <w:sz w:val="28"/>
+          <w:szCs w:val="28"/>
+        </w:rPr>
+        <w:t>npm</w:t>
+      </w:r>
+      <w:proofErr w:type="spellEnd"/>
+      <w:r>
+        <w:rPr>
+          <w:rFonts w:ascii="Segoe UI Emoji" w:hAnsi="Segoe UI Emoji" w:cs="Segoe UI Emoji"/>
+          <w:sz w:val="28"/>
+          <w:szCs w:val="28"/>
+        </w:rPr>
+        <w:t xml:space="preserve"> update to modify dependencies properly. 🚀</w:t>
       </w:r>
     </w:p>
     <w:p>
@@ -5075,17 +6709,9 @@
           <w:sz w:val="28"/>
           <w:szCs w:val="28"/>
         </w:rPr>
-        <w:t>: What is node_modules?</w:t>
-      </w:r>
-    </w:p>
-    <w:p>
-      <w:pPr>
-        <w:rPr>
-          <w:rFonts w:ascii="Segoe UI Emoji" w:hAnsi="Segoe UI Emoji" w:cs="Segoe UI Emoji"/>
-          <w:sz w:val="28"/>
-          <w:szCs w:val="28"/>
-        </w:rPr>
-      </w:pPr>
+        <w:t xml:space="preserve">: What is </w:t>
+      </w:r>
+      <w:proofErr w:type="spellStart"/>
       <w:r>
         <w:rPr>
           <w:rFonts w:ascii="Segoe UI Emoji" w:hAnsi="Segoe UI Emoji" w:cs="Segoe UI Emoji"/>
@@ -5096,34 +6722,106 @@
         </w:rPr>
         <w:t>node_modules</w:t>
       </w:r>
-      <w:r>
-        <w:rPr>
-          <w:rFonts w:ascii="Segoe UI Emoji" w:hAnsi="Segoe UI Emoji" w:cs="Segoe UI Emoji"/>
-          <w:sz w:val="28"/>
-          <w:szCs w:val="28"/>
-        </w:rPr>
-        <w:t xml:space="preserve"> is a folder created when you run npm install. It stores all the installed dependencies required for your project.</w:t>
-      </w:r>
-    </w:p>
-    <w:p>
-      <w:pPr>
-        <w:rPr>
-          <w:rFonts w:ascii="Segoe UI Emoji" w:hAnsi="Segoe UI Emoji" w:cs="Segoe UI Emoji"/>
-          <w:b/>
-          <w:bCs/>
-          <w:sz w:val="28"/>
-          <w:szCs w:val="28"/>
-        </w:rPr>
-      </w:pPr>
-      <w:r>
-        <w:rPr>
-          <w:rFonts w:ascii="Segoe UI Emoji" w:hAnsi="Segoe UI Emoji" w:cs="Segoe UI Emoji"/>
-          <w:b/>
-          <w:bCs/>
-          <w:sz w:val="28"/>
-          <w:szCs w:val="28"/>
-        </w:rPr>
-        <w:t>Why is node_modules important?</w:t>
+      <w:proofErr w:type="spellEnd"/>
+      <w:r>
+        <w:rPr>
+          <w:rFonts w:ascii="Segoe UI Emoji" w:hAnsi="Segoe UI Emoji" w:cs="Segoe UI Emoji"/>
+          <w:b/>
+          <w:bCs/>
+          <w:sz w:val="28"/>
+          <w:szCs w:val="28"/>
+        </w:rPr>
+        <w:t>?</w:t>
+      </w:r>
+    </w:p>
+    <w:p>
+      <w:pPr>
+        <w:rPr>
+          <w:rFonts w:ascii="Segoe UI Emoji" w:hAnsi="Segoe UI Emoji" w:cs="Segoe UI Emoji"/>
+          <w:sz w:val="28"/>
+          <w:szCs w:val="28"/>
+        </w:rPr>
+      </w:pPr>
+      <w:proofErr w:type="spellStart"/>
+      <w:r>
+        <w:rPr>
+          <w:rFonts w:ascii="Segoe UI Emoji" w:hAnsi="Segoe UI Emoji" w:cs="Segoe UI Emoji"/>
+          <w:b/>
+          <w:bCs/>
+          <w:sz w:val="28"/>
+          <w:szCs w:val="28"/>
+        </w:rPr>
+        <w:t>node_modules</w:t>
+      </w:r>
+      <w:proofErr w:type="spellEnd"/>
+      <w:r>
+        <w:rPr>
+          <w:rFonts w:ascii="Segoe UI Emoji" w:hAnsi="Segoe UI Emoji" w:cs="Segoe UI Emoji"/>
+          <w:sz w:val="28"/>
+          <w:szCs w:val="28"/>
+        </w:rPr>
+        <w:t xml:space="preserve"> is a folder created when you run </w:t>
+      </w:r>
+      <w:proofErr w:type="spellStart"/>
+      <w:r>
+        <w:rPr>
+          <w:rFonts w:ascii="Segoe UI Emoji" w:hAnsi="Segoe UI Emoji" w:cs="Segoe UI Emoji"/>
+          <w:sz w:val="28"/>
+          <w:szCs w:val="28"/>
+        </w:rPr>
+        <w:t>npm</w:t>
+      </w:r>
+      <w:proofErr w:type="spellEnd"/>
+      <w:r>
+        <w:rPr>
+          <w:rFonts w:ascii="Segoe UI Emoji" w:hAnsi="Segoe UI Emoji" w:cs="Segoe UI Emoji"/>
+          <w:sz w:val="28"/>
+          <w:szCs w:val="28"/>
+        </w:rPr>
+        <w:t xml:space="preserve"> install. It stores all the installed dependencies required for your project.</w:t>
+      </w:r>
+    </w:p>
+    <w:p>
+      <w:pPr>
+        <w:rPr>
+          <w:rFonts w:ascii="Segoe UI Emoji" w:hAnsi="Segoe UI Emoji" w:cs="Segoe UI Emoji"/>
+          <w:b/>
+          <w:bCs/>
+          <w:sz w:val="28"/>
+          <w:szCs w:val="28"/>
+        </w:rPr>
+      </w:pPr>
+      <w:r>
+        <w:rPr>
+          <w:rFonts w:ascii="Segoe UI Emoji" w:hAnsi="Segoe UI Emoji" w:cs="Segoe UI Emoji"/>
+          <w:b/>
+          <w:bCs/>
+          <w:sz w:val="28"/>
+          <w:szCs w:val="28"/>
+        </w:rPr>
+        <w:t xml:space="preserve">Why is </w:t>
+      </w:r>
+      <w:proofErr w:type="spellStart"/>
+      <w:r>
+        <w:rPr>
+          <w:rFonts w:ascii="Segoe UI Emoji" w:hAnsi="Segoe UI Emoji" w:cs="Segoe UI Emoji"/>
+          <w:b/>
+          <w:bCs/>
+          <w:sz w:val="28"/>
+          <w:szCs w:val="28"/>
+        </w:rPr>
+        <w:t>node_modules</w:t>
+      </w:r>
+      <w:proofErr w:type="spellEnd"/>
+      <w:r>
+        <w:rPr>
+          <w:rFonts w:ascii="Segoe UI Emoji" w:hAnsi="Segoe UI Emoji" w:cs="Segoe UI Emoji"/>
+          <w:b/>
+          <w:bCs/>
+          <w:sz w:val="28"/>
+          <w:szCs w:val="28"/>
+        </w:rPr>
+        <w:t xml:space="preserve"> important?</w:t>
       </w:r>
     </w:p>
     <w:p>
@@ -5154,7 +6852,27 @@
           <w:sz w:val="28"/>
           <w:szCs w:val="28"/>
         </w:rPr>
-        <w:t xml:space="preserve"> – Any dependencies listed in package.json get downloaded here.</w:t>
+        <w:t xml:space="preserve"> – Any dependencies listed in </w:t>
+      </w:r>
+      <w:proofErr w:type="spellStart"/>
+      <w:proofErr w:type="gramStart"/>
+      <w:r>
+        <w:rPr>
+          <w:rFonts w:ascii="Segoe UI Emoji" w:hAnsi="Segoe UI Emoji" w:cs="Segoe UI Emoji"/>
+          <w:sz w:val="28"/>
+          <w:szCs w:val="28"/>
+        </w:rPr>
+        <w:t>package.json</w:t>
+      </w:r>
+      <w:proofErr w:type="spellEnd"/>
+      <w:proofErr w:type="gramEnd"/>
+      <w:r>
+        <w:rPr>
+          <w:rFonts w:ascii="Segoe UI Emoji" w:hAnsi="Segoe UI Emoji" w:cs="Segoe UI Emoji"/>
+          <w:sz w:val="28"/>
+          <w:szCs w:val="28"/>
+        </w:rPr>
+        <w:t xml:space="preserve"> get downloaded here.</w:t>
       </w:r>
     </w:p>
     <w:p>
@@ -5237,7 +6955,29 @@
           <w:sz w:val="28"/>
           <w:szCs w:val="28"/>
         </w:rPr>
-        <w:t>Should node_modules be added to Git?</w:t>
+        <w:t xml:space="preserve">Should </w:t>
+      </w:r>
+      <w:proofErr w:type="spellStart"/>
+      <w:r>
+        <w:rPr>
+          <w:rFonts w:ascii="Segoe UI Emoji" w:hAnsi="Segoe UI Emoji" w:cs="Segoe UI Emoji"/>
+          <w:b/>
+          <w:bCs/>
+          <w:sz w:val="28"/>
+          <w:szCs w:val="28"/>
+        </w:rPr>
+        <w:t>node_modules</w:t>
+      </w:r>
+      <w:proofErr w:type="spellEnd"/>
+      <w:r>
+        <w:rPr>
+          <w:rFonts w:ascii="Segoe UI Emoji" w:hAnsi="Segoe UI Emoji" w:cs="Segoe UI Emoji"/>
+          <w:b/>
+          <w:bCs/>
+          <w:sz w:val="28"/>
+          <w:szCs w:val="28"/>
+        </w:rPr>
+        <w:t xml:space="preserve"> be added to Git?</w:t>
       </w:r>
     </w:p>
     <w:p>
@@ -5272,7 +7012,53 @@
           <w:sz w:val="28"/>
           <w:szCs w:val="28"/>
         </w:rPr>
-        <w:t xml:space="preserve"> It is too large and can be regenerated anytime using npm install, so it's usually added to .gitignore. 🚀</w:t>
+        <w:t xml:space="preserve"> It is too large and can be regenerated anytime using </w:t>
+      </w:r>
+      <w:proofErr w:type="spellStart"/>
+      <w:r>
+        <w:rPr>
+          <w:rFonts w:ascii="Segoe UI Emoji" w:hAnsi="Segoe UI Emoji" w:cs="Segoe UI Emoji"/>
+          <w:sz w:val="28"/>
+          <w:szCs w:val="28"/>
+        </w:rPr>
+        <w:t>npm</w:t>
+      </w:r>
+      <w:proofErr w:type="spellEnd"/>
+      <w:r>
+        <w:rPr>
+          <w:rFonts w:ascii="Segoe UI Emoji" w:hAnsi="Segoe UI Emoji" w:cs="Segoe UI Emoji"/>
+          <w:sz w:val="28"/>
+          <w:szCs w:val="28"/>
+        </w:rPr>
+        <w:t xml:space="preserve"> install, so it's usually added </w:t>
+      </w:r>
+      <w:proofErr w:type="gramStart"/>
+      <w:r>
+        <w:rPr>
+          <w:rFonts w:ascii="Segoe UI Emoji" w:hAnsi="Segoe UI Emoji" w:cs="Segoe UI Emoji"/>
+          <w:sz w:val="28"/>
+          <w:szCs w:val="28"/>
+        </w:rPr>
+        <w:t>to .</w:t>
+      </w:r>
+      <w:proofErr w:type="spellStart"/>
+      <w:r>
+        <w:rPr>
+          <w:rFonts w:ascii="Segoe UI Emoji" w:hAnsi="Segoe UI Emoji" w:cs="Segoe UI Emoji"/>
+          <w:sz w:val="28"/>
+          <w:szCs w:val="28"/>
+        </w:rPr>
+        <w:t>gitignore</w:t>
+      </w:r>
+      <w:proofErr w:type="spellEnd"/>
+      <w:proofErr w:type="gramEnd"/>
+      <w:r>
+        <w:rPr>
+          <w:rFonts w:ascii="Segoe UI Emoji" w:hAnsi="Segoe UI Emoji" w:cs="Segoe UI Emoji"/>
+          <w:sz w:val="28"/>
+          <w:szCs w:val="28"/>
+        </w:rPr>
+        <w:t>. 🚀</w:t>
       </w:r>
     </w:p>
     <w:p>
@@ -5312,7 +7098,29 @@
           <w:sz w:val="28"/>
           <w:szCs w:val="28"/>
         </w:rPr>
-        <w:t>: What is the dist folder?</w:t>
+        <w:t xml:space="preserve">: What is the </w:t>
+      </w:r>
+      <w:proofErr w:type="spellStart"/>
+      <w:r>
+        <w:rPr>
+          <w:rFonts w:ascii="Segoe UI Emoji" w:hAnsi="Segoe UI Emoji" w:cs="Segoe UI Emoji"/>
+          <w:b/>
+          <w:bCs/>
+          <w:sz w:val="28"/>
+          <w:szCs w:val="28"/>
+        </w:rPr>
+        <w:t>dist</w:t>
+      </w:r>
+      <w:proofErr w:type="spellEnd"/>
+      <w:r>
+        <w:rPr>
+          <w:rFonts w:ascii="Segoe UI Emoji" w:hAnsi="Segoe UI Emoji" w:cs="Segoe UI Emoji"/>
+          <w:b/>
+          <w:bCs/>
+          <w:sz w:val="28"/>
+          <w:szCs w:val="28"/>
+        </w:rPr>
+        <w:t xml:space="preserve"> folder?</w:t>
       </w:r>
     </w:p>
     <w:p>
@@ -5331,15 +7139,27 @@
         </w:rPr>
         <w:t xml:space="preserve">The </w:t>
       </w:r>
-      <w:r>
-        <w:rPr>
-          <w:rFonts w:ascii="Segoe UI Emoji" w:hAnsi="Segoe UI Emoji" w:cs="Segoe UI Emoji"/>
-          <w:b/>
-          <w:bCs/>
-          <w:sz w:val="28"/>
-          <w:szCs w:val="28"/>
-        </w:rPr>
-        <w:t>dist (distribution)</w:t>
+      <w:proofErr w:type="spellStart"/>
+      <w:r>
+        <w:rPr>
+          <w:rFonts w:ascii="Segoe UI Emoji" w:hAnsi="Segoe UI Emoji" w:cs="Segoe UI Emoji"/>
+          <w:b/>
+          <w:bCs/>
+          <w:sz w:val="28"/>
+          <w:szCs w:val="28"/>
+        </w:rPr>
+        <w:t>dist</w:t>
+      </w:r>
+      <w:proofErr w:type="spellEnd"/>
+      <w:r>
+        <w:rPr>
+          <w:rFonts w:ascii="Segoe UI Emoji" w:hAnsi="Segoe UI Emoji" w:cs="Segoe UI Emoji"/>
+          <w:b/>
+          <w:bCs/>
+          <w:sz w:val="28"/>
+          <w:szCs w:val="28"/>
+        </w:rPr>
+        <w:t xml:space="preserve"> (distribution)</w:t>
       </w:r>
       <w:r>
         <w:rPr>
@@ -5386,7 +7206,29 @@
           <w:sz w:val="28"/>
           <w:szCs w:val="28"/>
         </w:rPr>
-        <w:t>Why is the dist folder important?</w:t>
+        <w:t xml:space="preserve">Why is the </w:t>
+      </w:r>
+      <w:proofErr w:type="spellStart"/>
+      <w:r>
+        <w:rPr>
+          <w:rFonts w:ascii="Segoe UI Emoji" w:hAnsi="Segoe UI Emoji" w:cs="Segoe UI Emoji"/>
+          <w:b/>
+          <w:bCs/>
+          <w:sz w:val="28"/>
+          <w:szCs w:val="28"/>
+        </w:rPr>
+        <w:t>dist</w:t>
+      </w:r>
+      <w:proofErr w:type="spellEnd"/>
+      <w:r>
+        <w:rPr>
+          <w:rFonts w:ascii="Segoe UI Emoji" w:hAnsi="Segoe UI Emoji" w:cs="Segoe UI Emoji"/>
+          <w:b/>
+          <w:bCs/>
+          <w:sz w:val="28"/>
+          <w:szCs w:val="28"/>
+        </w:rPr>
+        <w:t xml:space="preserve"> folder important?</w:t>
       </w:r>
     </w:p>
     <w:p>
@@ -5440,7 +7282,6 @@
           <w:sz w:val="28"/>
           <w:szCs w:val="28"/>
         </w:rPr>
-        <w:lastRenderedPageBreak/>
         <w:t>Contains compiled code</w:t>
       </w:r>
       <w:r>
@@ -5501,7 +7342,29 @@
           <w:sz w:val="28"/>
           <w:szCs w:val="28"/>
         </w:rPr>
-        <w:t>Should the dist folder be added to Git?</w:t>
+        <w:t xml:space="preserve">Should the </w:t>
+      </w:r>
+      <w:proofErr w:type="spellStart"/>
+      <w:r>
+        <w:rPr>
+          <w:rFonts w:ascii="Segoe UI Emoji" w:hAnsi="Segoe UI Emoji" w:cs="Segoe UI Emoji"/>
+          <w:b/>
+          <w:bCs/>
+          <w:sz w:val="28"/>
+          <w:szCs w:val="28"/>
+        </w:rPr>
+        <w:t>dist</w:t>
+      </w:r>
+      <w:proofErr w:type="spellEnd"/>
+      <w:r>
+        <w:rPr>
+          <w:rFonts w:ascii="Segoe UI Emoji" w:hAnsi="Segoe UI Emoji" w:cs="Segoe UI Emoji"/>
+          <w:b/>
+          <w:bCs/>
+          <w:sz w:val="28"/>
+          <w:szCs w:val="28"/>
+        </w:rPr>
+        <w:t xml:space="preserve"> folder be added to Git?</w:t>
       </w:r>
     </w:p>
     <w:p>
@@ -5536,7 +7399,53 @@
           <w:sz w:val="28"/>
           <w:szCs w:val="28"/>
         </w:rPr>
-        <w:t xml:space="preserve"> Since it can be regenerated using a build tool (npm run build), it’s usually added to .gitignore. 🚀</w:t>
+        <w:t xml:space="preserve"> Since it can be regenerated using a build tool (</w:t>
+      </w:r>
+      <w:proofErr w:type="spellStart"/>
+      <w:r>
+        <w:rPr>
+          <w:rFonts w:ascii="Segoe UI Emoji" w:hAnsi="Segoe UI Emoji" w:cs="Segoe UI Emoji"/>
+          <w:sz w:val="28"/>
+          <w:szCs w:val="28"/>
+        </w:rPr>
+        <w:t>npm</w:t>
+      </w:r>
+      <w:proofErr w:type="spellEnd"/>
+      <w:r>
+        <w:rPr>
+          <w:rFonts w:ascii="Segoe UI Emoji" w:hAnsi="Segoe UI Emoji" w:cs="Segoe UI Emoji"/>
+          <w:sz w:val="28"/>
+          <w:szCs w:val="28"/>
+        </w:rPr>
+        <w:t xml:space="preserve"> run build), it’s usually added </w:t>
+      </w:r>
+      <w:proofErr w:type="gramStart"/>
+      <w:r>
+        <w:rPr>
+          <w:rFonts w:ascii="Segoe UI Emoji" w:hAnsi="Segoe UI Emoji" w:cs="Segoe UI Emoji"/>
+          <w:sz w:val="28"/>
+          <w:szCs w:val="28"/>
+        </w:rPr>
+        <w:t>to .</w:t>
+      </w:r>
+      <w:proofErr w:type="spellStart"/>
+      <w:r>
+        <w:rPr>
+          <w:rFonts w:ascii="Segoe UI Emoji" w:hAnsi="Segoe UI Emoji" w:cs="Segoe UI Emoji"/>
+          <w:sz w:val="28"/>
+          <w:szCs w:val="28"/>
+        </w:rPr>
+        <w:t>gitignore</w:t>
+      </w:r>
+      <w:proofErr w:type="spellEnd"/>
+      <w:proofErr w:type="gramEnd"/>
+      <w:r>
+        <w:rPr>
+          <w:rFonts w:ascii="Segoe UI Emoji" w:hAnsi="Segoe UI Emoji" w:cs="Segoe UI Emoji"/>
+          <w:sz w:val="28"/>
+          <w:szCs w:val="28"/>
+        </w:rPr>
+        <w:t>. 🚀</w:t>
       </w:r>
     </w:p>
     <w:p>
@@ -5576,17 +7485,9 @@
           <w:sz w:val="28"/>
           <w:szCs w:val="28"/>
         </w:rPr>
-        <w:t>: What is browserslist?</w:t>
-      </w:r>
-    </w:p>
-    <w:p>
-      <w:pPr>
-        <w:rPr>
-          <w:rFonts w:ascii="Segoe UI Emoji" w:hAnsi="Segoe UI Emoji" w:cs="Segoe UI Emoji"/>
-          <w:sz w:val="28"/>
-          <w:szCs w:val="28"/>
-        </w:rPr>
-      </w:pPr>
+        <w:t xml:space="preserve">: What is </w:t>
+      </w:r>
+      <w:proofErr w:type="spellStart"/>
       <w:r>
         <w:rPr>
           <w:rFonts w:ascii="Segoe UI Emoji" w:hAnsi="Segoe UI Emoji" w:cs="Segoe UI Emoji"/>
@@ -5597,6 +7498,38 @@
         </w:rPr>
         <w:t>browserslist</w:t>
       </w:r>
+      <w:proofErr w:type="spellEnd"/>
+      <w:r>
+        <w:rPr>
+          <w:rFonts w:ascii="Segoe UI Emoji" w:hAnsi="Segoe UI Emoji" w:cs="Segoe UI Emoji"/>
+          <w:b/>
+          <w:bCs/>
+          <w:sz w:val="28"/>
+          <w:szCs w:val="28"/>
+        </w:rPr>
+        <w:t>?</w:t>
+      </w:r>
+    </w:p>
+    <w:p>
+      <w:pPr>
+        <w:rPr>
+          <w:rFonts w:ascii="Segoe UI Emoji" w:hAnsi="Segoe UI Emoji" w:cs="Segoe UI Emoji"/>
+          <w:sz w:val="28"/>
+          <w:szCs w:val="28"/>
+        </w:rPr>
+      </w:pPr>
+      <w:proofErr w:type="spellStart"/>
+      <w:r>
+        <w:rPr>
+          <w:rFonts w:ascii="Segoe UI Emoji" w:hAnsi="Segoe UI Emoji" w:cs="Segoe UI Emoji"/>
+          <w:b/>
+          <w:bCs/>
+          <w:sz w:val="28"/>
+          <w:szCs w:val="28"/>
+        </w:rPr>
+        <w:t>browserslist</w:t>
+      </w:r>
+      <w:proofErr w:type="spellEnd"/>
       <w:r>
         <w:rPr>
           <w:rFonts w:ascii="Segoe UI Emoji" w:hAnsi="Segoe UI Emoji" w:cs="Segoe UI Emoji"/>
@@ -5631,7 +7564,29 @@
           <w:sz w:val="28"/>
           <w:szCs w:val="28"/>
         </w:rPr>
-        <w:t>Babel, Autoprefixer, and Parcel</w:t>
+        <w:t xml:space="preserve">Babel, </w:t>
+      </w:r>
+      <w:proofErr w:type="spellStart"/>
+      <w:r>
+        <w:rPr>
+          <w:rFonts w:ascii="Segoe UI Emoji" w:hAnsi="Segoe UI Emoji" w:cs="Segoe UI Emoji"/>
+          <w:b/>
+          <w:bCs/>
+          <w:sz w:val="28"/>
+          <w:szCs w:val="28"/>
+        </w:rPr>
+        <w:t>Autoprefixer</w:t>
+      </w:r>
+      <w:proofErr w:type="spellEnd"/>
+      <w:r>
+        <w:rPr>
+          <w:rFonts w:ascii="Segoe UI Emoji" w:hAnsi="Segoe UI Emoji" w:cs="Segoe UI Emoji"/>
+          <w:b/>
+          <w:bCs/>
+          <w:sz w:val="28"/>
+          <w:szCs w:val="28"/>
+        </w:rPr>
+        <w:t>, and Parcel</w:t>
       </w:r>
       <w:r>
         <w:rPr>
@@ -6006,7 +7961,29 @@
           <w:sz w:val="28"/>
           <w:szCs w:val="28"/>
         </w:rPr>
-        <w:t>type="text/javascript"</w:t>
+        <w:t>type="text/</w:t>
+      </w:r>
+      <w:proofErr w:type="spellStart"/>
+      <w:r>
+        <w:rPr>
+          <w:rFonts w:ascii="Segoe UI Emoji" w:hAnsi="Segoe UI Emoji" w:cs="Segoe UI Emoji"/>
+          <w:b/>
+          <w:bCs/>
+          <w:sz w:val="28"/>
+          <w:szCs w:val="28"/>
+        </w:rPr>
+        <w:t>javascript</w:t>
+      </w:r>
+      <w:proofErr w:type="spellEnd"/>
+      <w:r>
+        <w:rPr>
+          <w:rFonts w:ascii="Segoe UI Emoji" w:hAnsi="Segoe UI Emoji" w:cs="Segoe UI Emoji"/>
+          <w:b/>
+          <w:bCs/>
+          <w:sz w:val="28"/>
+          <w:szCs w:val="28"/>
+        </w:rPr>
+        <w:t>"</w:t>
       </w:r>
       <w:r>
         <w:rPr>
@@ -6035,13 +8012,23 @@
         </w:rPr>
         <w:t xml:space="preserve"> </w:t>
       </w:r>
-      <w:r>
-        <w:rPr>
-          <w:rFonts w:ascii="Segoe UI Emoji" w:hAnsi="Segoe UI Emoji" w:cs="Segoe UI Emoji"/>
-          <w:sz w:val="28"/>
-          <w:szCs w:val="28"/>
-        </w:rPr>
-        <w:t>  Modern browsers assume JavaScript by default, so it's optional.</w:t>
+      <w:proofErr w:type="gramStart"/>
+      <w:r>
+        <w:rPr>
+          <w:rFonts w:ascii="Segoe UI Emoji" w:hAnsi="Segoe UI Emoji" w:cs="Segoe UI Emoji"/>
+          <w:sz w:val="28"/>
+          <w:szCs w:val="28"/>
+        </w:rPr>
+        <w:t>  Modern</w:t>
+      </w:r>
+      <w:proofErr w:type="gramEnd"/>
+      <w:r>
+        <w:rPr>
+          <w:rFonts w:ascii="Segoe UI Emoji" w:hAnsi="Segoe UI Emoji" w:cs="Segoe UI Emoji"/>
+          <w:sz w:val="28"/>
+          <w:szCs w:val="28"/>
+        </w:rPr>
+        <w:t xml:space="preserve"> browsers assume JavaScript by default, so it's optional.</w:t>
       </w:r>
     </w:p>
     <w:p>
@@ -6120,7 +8107,6 @@
           <w:sz w:val="28"/>
           <w:szCs w:val="28"/>
         </w:rPr>
-        <w:lastRenderedPageBreak/>
         <w:t>Runs the script in strict mode by default.</w:t>
       </w:r>
     </w:p>
@@ -6140,6 +8126,7 @@
         </w:rPr>
         <w:t xml:space="preserve">  </w:t>
       </w:r>
+      <w:proofErr w:type="gramStart"/>
       <w:r>
         <w:rPr>
           <w:rFonts w:ascii="Segoe UI Emoji" w:hAnsi="Segoe UI Emoji" w:cs="Segoe UI Emoji"/>
@@ -6166,7 +8153,40 @@
           <w:sz w:val="28"/>
           <w:szCs w:val="28"/>
         </w:rPr>
-        <w:t>type="application/json"</w:t>
+        <w:t>type</w:t>
+      </w:r>
+      <w:proofErr w:type="gramEnd"/>
+      <w:r>
+        <w:rPr>
+          <w:rFonts w:ascii="Segoe UI Emoji" w:hAnsi="Segoe UI Emoji" w:cs="Segoe UI Emoji"/>
+          <w:b/>
+          <w:bCs/>
+          <w:sz w:val="28"/>
+          <w:szCs w:val="28"/>
+        </w:rPr>
+        <w:t>="application/</w:t>
+      </w:r>
+      <w:proofErr w:type="spellStart"/>
+      <w:r>
+        <w:rPr>
+          <w:rFonts w:ascii="Segoe UI Emoji" w:hAnsi="Segoe UI Emoji" w:cs="Segoe UI Emoji"/>
+          <w:b/>
+          <w:bCs/>
+          <w:sz w:val="28"/>
+          <w:szCs w:val="28"/>
+        </w:rPr>
+        <w:t>json</w:t>
+      </w:r>
+      <w:proofErr w:type="spellEnd"/>
+      <w:r>
+        <w:rPr>
+          <w:rFonts w:ascii="Segoe UI Emoji" w:hAnsi="Segoe UI Emoji" w:cs="Segoe UI Emoji"/>
+          <w:b/>
+          <w:bCs/>
+          <w:sz w:val="28"/>
+          <w:szCs w:val="28"/>
+        </w:rPr>
+        <w:t>"</w:t>
       </w:r>
     </w:p>
     <w:p>
@@ -6201,6 +8221,7 @@
           <w:szCs w:val="28"/>
         </w:rPr>
       </w:pPr>
+      <w:proofErr w:type="gramStart"/>
       <w:r>
         <w:rPr>
           <w:rFonts w:ascii="Segoe UI Emoji" w:hAnsi="Segoe UI Emoji" w:cs="Segoe UI Emoji"/>
@@ -6211,6 +8232,7 @@
         </w:rPr>
         <w:t>4 .</w:t>
       </w:r>
+      <w:proofErr w:type="gramEnd"/>
       <w:r>
         <w:rPr>
           <w:rFonts w:ascii="Courier New" w:eastAsia="Times New Roman" w:hAnsi="Courier New" w:cs="Courier New"/>
@@ -6308,7 +8330,95 @@
           <w:sz w:val="28"/>
           <w:szCs w:val="28"/>
         </w:rPr>
-        <w:t>{TitleComponent} vs {&lt;TitleComponent/&gt;} vs {&lt;TitleComponent&gt;&lt;/TitleComponent&gt;} in JSX.</w:t>
+        <w:t>{</w:t>
+      </w:r>
+      <w:proofErr w:type="spellStart"/>
+      <w:r>
+        <w:rPr>
+          <w:rFonts w:ascii="Segoe UI Emoji" w:hAnsi="Segoe UI Emoji" w:cs="Segoe UI Emoji"/>
+          <w:b/>
+          <w:bCs/>
+          <w:sz w:val="28"/>
+          <w:szCs w:val="28"/>
+        </w:rPr>
+        <w:t>TitleComponent</w:t>
+      </w:r>
+      <w:proofErr w:type="spellEnd"/>
+      <w:r>
+        <w:rPr>
+          <w:rFonts w:ascii="Segoe UI Emoji" w:hAnsi="Segoe UI Emoji" w:cs="Segoe UI Emoji"/>
+          <w:b/>
+          <w:bCs/>
+          <w:sz w:val="28"/>
+          <w:szCs w:val="28"/>
+        </w:rPr>
+        <w:t>} vs {&lt;</w:t>
+      </w:r>
+      <w:proofErr w:type="spellStart"/>
+      <w:r>
+        <w:rPr>
+          <w:rFonts w:ascii="Segoe UI Emoji" w:hAnsi="Segoe UI Emoji" w:cs="Segoe UI Emoji"/>
+          <w:b/>
+          <w:bCs/>
+          <w:sz w:val="28"/>
+          <w:szCs w:val="28"/>
+        </w:rPr>
+        <w:t>TitleComponent</w:t>
+      </w:r>
+      <w:proofErr w:type="spellEnd"/>
+      <w:r>
+        <w:rPr>
+          <w:rFonts w:ascii="Segoe UI Emoji" w:hAnsi="Segoe UI Emoji" w:cs="Segoe UI Emoji"/>
+          <w:b/>
+          <w:bCs/>
+          <w:sz w:val="28"/>
+          <w:szCs w:val="28"/>
+        </w:rPr>
+        <w:t>/&gt;} vs {&lt;</w:t>
+      </w:r>
+      <w:proofErr w:type="spellStart"/>
+      <w:r>
+        <w:rPr>
+          <w:rFonts w:ascii="Segoe UI Emoji" w:hAnsi="Segoe UI Emoji" w:cs="Segoe UI Emoji"/>
+          <w:b/>
+          <w:bCs/>
+          <w:sz w:val="28"/>
+          <w:szCs w:val="28"/>
+        </w:rPr>
+        <w:t>TitleComponent</w:t>
+      </w:r>
+      <w:proofErr w:type="spellEnd"/>
+      <w:r>
+        <w:rPr>
+          <w:rFonts w:ascii="Segoe UI Emoji" w:hAnsi="Segoe UI Emoji" w:cs="Segoe UI Emoji"/>
+          <w:b/>
+          <w:bCs/>
+          <w:sz w:val="28"/>
+          <w:szCs w:val="28"/>
+        </w:rPr>
+        <w:t>&gt;&lt;/</w:t>
+      </w:r>
+      <w:proofErr w:type="spellStart"/>
+      <w:r>
+        <w:rPr>
+          <w:rFonts w:ascii="Segoe UI Emoji" w:hAnsi="Segoe UI Emoji" w:cs="Segoe UI Emoji"/>
+          <w:b/>
+          <w:bCs/>
+          <w:sz w:val="28"/>
+          <w:szCs w:val="28"/>
+        </w:rPr>
+        <w:t>TitleComponent</w:t>
+      </w:r>
+      <w:proofErr w:type="spellEnd"/>
+      <w:r>
+        <w:rPr>
+          <w:rFonts w:ascii="Segoe UI Emoji" w:hAnsi="Segoe UI Emoji" w:cs="Segoe UI Emoji"/>
+          <w:b/>
+          <w:bCs/>
+          <w:sz w:val="28"/>
+          <w:szCs w:val="28"/>
+        </w:rPr>
+        <w:t>&gt;} in JSX.</w:t>
       </w:r>
     </w:p>
     <w:p>
@@ -6348,7 +8458,25 @@
           <w:sz w:val="28"/>
           <w:szCs w:val="28"/>
         </w:rPr>
-        <w:t>{TitleComponent} → Refers to the component function itself (not rendered).</w:t>
+        <w:t>{</w:t>
+      </w:r>
+      <w:proofErr w:type="spellStart"/>
+      <w:r>
+        <w:rPr>
+          <w:rFonts w:ascii="Segoe UI Emoji" w:hAnsi="Segoe UI Emoji" w:cs="Segoe UI Emoji"/>
+          <w:sz w:val="28"/>
+          <w:szCs w:val="28"/>
+        </w:rPr>
+        <w:t>TitleComponent</w:t>
+      </w:r>
+      <w:proofErr w:type="spellEnd"/>
+      <w:r>
+        <w:rPr>
+          <w:rFonts w:ascii="Segoe UI Emoji" w:hAnsi="Segoe UI Emoji" w:cs="Segoe UI Emoji"/>
+          <w:sz w:val="28"/>
+          <w:szCs w:val="28"/>
+        </w:rPr>
+        <w:t>} → Refers to the component function itself (not rendered).</w:t>
       </w:r>
     </w:p>
     <w:p>
@@ -6369,7 +8497,25 @@
           <w:sz w:val="28"/>
           <w:szCs w:val="28"/>
         </w:rPr>
-        <w:t>{&lt;TitleComponent/&gt;} → Calls &amp; renders the component (self-closing).</w:t>
+        <w:t>{&lt;</w:t>
+      </w:r>
+      <w:proofErr w:type="spellStart"/>
+      <w:r>
+        <w:rPr>
+          <w:rFonts w:ascii="Segoe UI Emoji" w:hAnsi="Segoe UI Emoji" w:cs="Segoe UI Emoji"/>
+          <w:sz w:val="28"/>
+          <w:szCs w:val="28"/>
+        </w:rPr>
+        <w:t>TitleComponent</w:t>
+      </w:r>
+      <w:proofErr w:type="spellEnd"/>
+      <w:r>
+        <w:rPr>
+          <w:rFonts w:ascii="Segoe UI Emoji" w:hAnsi="Segoe UI Emoji" w:cs="Segoe UI Emoji"/>
+          <w:sz w:val="28"/>
+          <w:szCs w:val="28"/>
+        </w:rPr>
+        <w:t>/&gt;} → Calls &amp; renders the component (self-closing).</w:t>
       </w:r>
     </w:p>
     <w:p>
@@ -6390,7 +8536,43 @@
           <w:sz w:val="28"/>
           <w:szCs w:val="28"/>
         </w:rPr>
-        <w:t>{&lt;TitleComponent&gt;&lt;/TitleComponent&gt;} → Same as above but used for components with children.</w:t>
+        <w:t>{&lt;</w:t>
+      </w:r>
+      <w:proofErr w:type="spellStart"/>
+      <w:r>
+        <w:rPr>
+          <w:rFonts w:ascii="Segoe UI Emoji" w:hAnsi="Segoe UI Emoji" w:cs="Segoe UI Emoji"/>
+          <w:sz w:val="28"/>
+          <w:szCs w:val="28"/>
+        </w:rPr>
+        <w:t>TitleComponent</w:t>
+      </w:r>
+      <w:proofErr w:type="spellEnd"/>
+      <w:r>
+        <w:rPr>
+          <w:rFonts w:ascii="Segoe UI Emoji" w:hAnsi="Segoe UI Emoji" w:cs="Segoe UI Emoji"/>
+          <w:sz w:val="28"/>
+          <w:szCs w:val="28"/>
+        </w:rPr>
+        <w:t>&gt;&lt;/</w:t>
+      </w:r>
+      <w:proofErr w:type="spellStart"/>
+      <w:r>
+        <w:rPr>
+          <w:rFonts w:ascii="Segoe UI Emoji" w:hAnsi="Segoe UI Emoji" w:cs="Segoe UI Emoji"/>
+          <w:sz w:val="28"/>
+          <w:szCs w:val="28"/>
+        </w:rPr>
+        <w:t>TitleComponent</w:t>
+      </w:r>
+      <w:proofErr w:type="spellEnd"/>
+      <w:r>
+        <w:rPr>
+          <w:rFonts w:ascii="Segoe UI Emoji" w:hAnsi="Segoe UI Emoji" w:cs="Segoe UI Emoji"/>
+          <w:sz w:val="28"/>
+          <w:szCs w:val="28"/>
+        </w:rPr>
+        <w:t>&gt;} → Same as above but used for components with children.</w:t>
       </w:r>
     </w:p>
     <w:p>
@@ -6553,6 +8735,7 @@
           <w:sz w:val="32"/>
           <w:szCs w:val="32"/>
         </w:rPr>
+        <w:lastRenderedPageBreak/>
         <w:t>30</w:t>
       </w:r>
       <w:r>
@@ -6646,7 +8829,29 @@
           <w:sz w:val="28"/>
           <w:szCs w:val="28"/>
         </w:rPr>
-        <w:t>Arrow Functions (()=&gt;{})</w:t>
+        <w:t>Arrow Functions (</w:t>
+      </w:r>
+      <w:proofErr w:type="gramStart"/>
+      <w:r>
+        <w:rPr>
+          <w:rFonts w:ascii="Segoe UI Emoji" w:hAnsi="Segoe UI Emoji" w:cs="Segoe UI Emoji"/>
+          <w:b/>
+          <w:bCs/>
+          <w:sz w:val="28"/>
+          <w:szCs w:val="28"/>
+        </w:rPr>
+        <w:t>()=</w:t>
+      </w:r>
+      <w:proofErr w:type="gramEnd"/>
+      <w:r>
+        <w:rPr>
+          <w:rFonts w:ascii="Segoe UI Emoji" w:hAnsi="Segoe UI Emoji" w:cs="Segoe UI Emoji"/>
+          <w:b/>
+          <w:bCs/>
+          <w:sz w:val="28"/>
+          <w:szCs w:val="28"/>
+        </w:rPr>
+        <w:t>&gt;{})</w:t>
       </w:r>
       <w:r>
         <w:rPr>
@@ -6665,15 +8870,27 @@
         <w:br/>
         <w:t xml:space="preserve">✅ </w:t>
       </w:r>
-      <w:r>
-        <w:rPr>
-          <w:rFonts w:ascii="Segoe UI Emoji" w:hAnsi="Segoe UI Emoji" w:cs="Segoe UI Emoji"/>
-          <w:b/>
-          <w:bCs/>
-          <w:sz w:val="28"/>
-          <w:szCs w:val="28"/>
-        </w:rPr>
-        <w:t>const and let</w:t>
+      <w:proofErr w:type="spellStart"/>
+      <w:r>
+        <w:rPr>
+          <w:rFonts w:ascii="Segoe UI Emoji" w:hAnsi="Segoe UI Emoji" w:cs="Segoe UI Emoji"/>
+          <w:b/>
+          <w:bCs/>
+          <w:sz w:val="28"/>
+          <w:szCs w:val="28"/>
+        </w:rPr>
+        <w:t>const</w:t>
+      </w:r>
+      <w:proofErr w:type="spellEnd"/>
+      <w:r>
+        <w:rPr>
+          <w:rFonts w:ascii="Segoe UI Emoji" w:hAnsi="Segoe UI Emoji" w:cs="Segoe UI Emoji"/>
+          <w:b/>
+          <w:bCs/>
+          <w:sz w:val="28"/>
+          <w:szCs w:val="28"/>
+        </w:rPr>
+        <w:t xml:space="preserve"> and let</w:t>
       </w:r>
       <w:r>
         <w:rPr>
@@ -6692,6 +8909,7 @@
         <w:br/>
         <w:t xml:space="preserve">✅ </w:t>
       </w:r>
+      <w:proofErr w:type="spellStart"/>
       <w:r>
         <w:rPr>
           <w:rFonts w:ascii="Segoe UI Emoji" w:hAnsi="Segoe UI Emoji" w:cs="Segoe UI Emoji"/>
@@ -6702,6 +8920,7 @@
         </w:rPr>
         <w:t>Destructuring</w:t>
       </w:r>
+      <w:proofErr w:type="spellEnd"/>
       <w:r>
         <w:rPr>
           <w:rFonts w:ascii="Segoe UI Emoji" w:hAnsi="Segoe UI Emoji" w:cs="Segoe UI Emoji"/>
@@ -6717,14 +8936,6 @@
           <w:szCs w:val="28"/>
         </w:rPr>
         <w:br/>
-      </w:r>
-      <w:r>
-        <w:rPr>
-          <w:rFonts w:ascii="Segoe UI Emoji" w:hAnsi="Segoe UI Emoji" w:cs="Segoe UI Emoji"/>
-          <w:sz w:val="28"/>
-          <w:szCs w:val="28"/>
-        </w:rPr>
-        <w:lastRenderedPageBreak/>
         <w:t xml:space="preserve">✅ </w:t>
       </w:r>
       <w:r>
@@ -7033,7 +9244,51 @@
           <w:sz w:val="28"/>
           <w:szCs w:val="28"/>
         </w:rPr>
-        <w:t>What is &lt;React.Fragment&gt;&lt;/React.Fragment&gt; and &lt;&gt;&lt;/&gt;?</w:t>
+        <w:t>What is &lt;</w:t>
+      </w:r>
+      <w:proofErr w:type="spellStart"/>
+      <w:r>
+        <w:rPr>
+          <w:rFonts w:ascii="Segoe UI Emoji" w:hAnsi="Segoe UI Emoji" w:cs="Segoe UI Emoji"/>
+          <w:b/>
+          <w:bCs/>
+          <w:sz w:val="28"/>
+          <w:szCs w:val="28"/>
+        </w:rPr>
+        <w:t>React.Fragment</w:t>
+      </w:r>
+      <w:proofErr w:type="spellEnd"/>
+      <w:r>
+        <w:rPr>
+          <w:rFonts w:ascii="Segoe UI Emoji" w:hAnsi="Segoe UI Emoji" w:cs="Segoe UI Emoji"/>
+          <w:b/>
+          <w:bCs/>
+          <w:sz w:val="28"/>
+          <w:szCs w:val="28"/>
+        </w:rPr>
+        <w:t>&gt;&lt;/</w:t>
+      </w:r>
+      <w:proofErr w:type="spellStart"/>
+      <w:r>
+        <w:rPr>
+          <w:rFonts w:ascii="Segoe UI Emoji" w:hAnsi="Segoe UI Emoji" w:cs="Segoe UI Emoji"/>
+          <w:b/>
+          <w:bCs/>
+          <w:sz w:val="28"/>
+          <w:szCs w:val="28"/>
+        </w:rPr>
+        <w:t>React.Fragment</w:t>
+      </w:r>
+      <w:proofErr w:type="spellEnd"/>
+      <w:r>
+        <w:rPr>
+          <w:rFonts w:ascii="Segoe UI Emoji" w:hAnsi="Segoe UI Emoji" w:cs="Segoe UI Emoji"/>
+          <w:b/>
+          <w:bCs/>
+          <w:sz w:val="28"/>
+          <w:szCs w:val="28"/>
+        </w:rPr>
+        <w:t>&gt; and &lt;&gt;&lt;/&gt;?</w:t>
       </w:r>
     </w:p>
     <w:p>
@@ -7060,7 +9315,29 @@
           <w:sz w:val="28"/>
           <w:szCs w:val="28"/>
         </w:rPr>
-        <w:t>&lt;React.Fragment&gt;</w:t>
+        <w:t>&lt;</w:t>
+      </w:r>
+      <w:proofErr w:type="spellStart"/>
+      <w:r>
+        <w:rPr>
+          <w:rFonts w:ascii="Segoe UI Emoji" w:hAnsi="Segoe UI Emoji" w:cs="Segoe UI Emoji"/>
+          <w:b/>
+          <w:bCs/>
+          <w:sz w:val="28"/>
+          <w:szCs w:val="28"/>
+        </w:rPr>
+        <w:t>React.Fragment</w:t>
+      </w:r>
+      <w:proofErr w:type="spellEnd"/>
+      <w:r>
+        <w:rPr>
+          <w:rFonts w:ascii="Segoe UI Emoji" w:hAnsi="Segoe UI Emoji" w:cs="Segoe UI Emoji"/>
+          <w:b/>
+          <w:bCs/>
+          <w:sz w:val="28"/>
+          <w:szCs w:val="28"/>
+        </w:rPr>
+        <w:t>&gt;</w:t>
       </w:r>
       <w:r>
         <w:rPr>
@@ -7135,7 +9412,51 @@
           <w:sz w:val="28"/>
           <w:szCs w:val="28"/>
         </w:rPr>
-        <w:t>&lt;React.Fragment&gt;&lt;/React.Fragment&gt;</w:t>
+        <w:t>&lt;</w:t>
+      </w:r>
+      <w:proofErr w:type="spellStart"/>
+      <w:r>
+        <w:rPr>
+          <w:rFonts w:ascii="Segoe UI Emoji" w:hAnsi="Segoe UI Emoji" w:cs="Segoe UI Emoji"/>
+          <w:b/>
+          <w:bCs/>
+          <w:sz w:val="28"/>
+          <w:szCs w:val="28"/>
+        </w:rPr>
+        <w:t>React.Fragment</w:t>
+      </w:r>
+      <w:proofErr w:type="spellEnd"/>
+      <w:r>
+        <w:rPr>
+          <w:rFonts w:ascii="Segoe UI Emoji" w:hAnsi="Segoe UI Emoji" w:cs="Segoe UI Emoji"/>
+          <w:b/>
+          <w:bCs/>
+          <w:sz w:val="28"/>
+          <w:szCs w:val="28"/>
+        </w:rPr>
+        <w:t>&gt;&lt;/</w:t>
+      </w:r>
+      <w:proofErr w:type="spellStart"/>
+      <w:r>
+        <w:rPr>
+          <w:rFonts w:ascii="Segoe UI Emoji" w:hAnsi="Segoe UI Emoji" w:cs="Segoe UI Emoji"/>
+          <w:b/>
+          <w:bCs/>
+          <w:sz w:val="28"/>
+          <w:szCs w:val="28"/>
+        </w:rPr>
+        <w:t>React.Fragment</w:t>
+      </w:r>
+      <w:proofErr w:type="spellEnd"/>
+      <w:r>
+        <w:rPr>
+          <w:rFonts w:ascii="Segoe UI Emoji" w:hAnsi="Segoe UI Emoji" w:cs="Segoe UI Emoji"/>
+          <w:b/>
+          <w:bCs/>
+          <w:sz w:val="28"/>
+          <w:szCs w:val="28"/>
+        </w:rPr>
+        <w:t>&gt;</w:t>
       </w:r>
     </w:p>
     <w:p>
@@ -7227,24 +9548,64 @@
           <w:sz w:val="28"/>
           <w:szCs w:val="28"/>
         </w:rPr>
-        <w:t>Short Syntax: &lt;&gt;&lt;/&gt; (Shorthand for React.Fragment)</w:t>
-      </w:r>
-    </w:p>
-    <w:p>
-      <w:pPr>
-        <w:rPr>
-          <w:rFonts w:ascii="Segoe UI Emoji" w:hAnsi="Segoe UI Emoji" w:cs="Segoe UI Emoji"/>
-          <w:sz w:val="28"/>
-          <w:szCs w:val="28"/>
-        </w:rPr>
-      </w:pPr>
-      <w:r>
-        <w:rPr>
-          <w:rFonts w:ascii="Segoe UI Emoji" w:hAnsi="Segoe UI Emoji" w:cs="Segoe UI Emoji"/>
-          <w:sz w:val="28"/>
-          <w:szCs w:val="28"/>
-        </w:rPr>
-        <w:t xml:space="preserve">✅ Works exactly like &lt;React.Fragment&gt;, but is </w:t>
+        <w:t xml:space="preserve">Short Syntax: &lt;&gt;&lt;/&gt; (Shorthand for </w:t>
+      </w:r>
+      <w:proofErr w:type="spellStart"/>
+      <w:r>
+        <w:rPr>
+          <w:rFonts w:ascii="Segoe UI Emoji" w:hAnsi="Segoe UI Emoji" w:cs="Segoe UI Emoji"/>
+          <w:b/>
+          <w:bCs/>
+          <w:sz w:val="28"/>
+          <w:szCs w:val="28"/>
+        </w:rPr>
+        <w:t>React.Fragment</w:t>
+      </w:r>
+      <w:proofErr w:type="spellEnd"/>
+      <w:r>
+        <w:rPr>
+          <w:rFonts w:ascii="Segoe UI Emoji" w:hAnsi="Segoe UI Emoji" w:cs="Segoe UI Emoji"/>
+          <w:b/>
+          <w:bCs/>
+          <w:sz w:val="28"/>
+          <w:szCs w:val="28"/>
+        </w:rPr>
+        <w:t>)</w:t>
+      </w:r>
+    </w:p>
+    <w:p>
+      <w:pPr>
+        <w:rPr>
+          <w:rFonts w:ascii="Segoe UI Emoji" w:hAnsi="Segoe UI Emoji" w:cs="Segoe UI Emoji"/>
+          <w:sz w:val="28"/>
+          <w:szCs w:val="28"/>
+        </w:rPr>
+      </w:pPr>
+      <w:r>
+        <w:rPr>
+          <w:rFonts w:ascii="Segoe UI Emoji" w:hAnsi="Segoe UI Emoji" w:cs="Segoe UI Emoji"/>
+          <w:sz w:val="28"/>
+          <w:szCs w:val="28"/>
+        </w:rPr>
+        <w:t>✅ Works exactly like &lt;</w:t>
+      </w:r>
+      <w:proofErr w:type="spellStart"/>
+      <w:r>
+        <w:rPr>
+          <w:rFonts w:ascii="Segoe UI Emoji" w:hAnsi="Segoe UI Emoji" w:cs="Segoe UI Emoji"/>
+          <w:sz w:val="28"/>
+          <w:szCs w:val="28"/>
+        </w:rPr>
+        <w:t>React.Fragment</w:t>
+      </w:r>
+      <w:proofErr w:type="spellEnd"/>
+      <w:r>
+        <w:rPr>
+          <w:rFonts w:ascii="Segoe UI Emoji" w:hAnsi="Segoe UI Emoji" w:cs="Segoe UI Emoji"/>
+          <w:sz w:val="28"/>
+          <w:szCs w:val="28"/>
+        </w:rPr>
+        <w:t xml:space="preserve">&gt;, but is </w:t>
       </w:r>
       <w:r>
         <w:rPr>
@@ -7377,6 +9738,7 @@
           <w:sz w:val="28"/>
           <w:szCs w:val="28"/>
         </w:rPr>
+        <w:lastRenderedPageBreak/>
         <w:t>How Reconciliation Works:</w:t>
       </w:r>
     </w:p>
@@ -7571,7 +9933,6 @@
           <w:sz w:val="28"/>
           <w:szCs w:val="28"/>
         </w:rPr>
-        <w:lastRenderedPageBreak/>
         <w:t xml:space="preserve">✅ </w:t>
       </w:r>
       <w:r>
@@ -7729,7 +10090,25 @@
           <w:sz w:val="28"/>
           <w:szCs w:val="28"/>
         </w:rPr>
-        <w:t xml:space="preserve"> introduced in React 16. It improves React’s rendering performance by making updates faster and smoother, especially for complex UIs.</w:t>
+        <w:t xml:space="preserve"> introduced in React 16. It improves </w:t>
+      </w:r>
+      <w:proofErr w:type="spellStart"/>
+      <w:r>
+        <w:rPr>
+          <w:rFonts w:ascii="Segoe UI Emoji" w:hAnsi="Segoe UI Emoji" w:cs="Segoe UI Emoji"/>
+          <w:sz w:val="28"/>
+          <w:szCs w:val="28"/>
+        </w:rPr>
+        <w:t>React’s</w:t>
+      </w:r>
+      <w:proofErr w:type="spellEnd"/>
+      <w:r>
+        <w:rPr>
+          <w:rFonts w:ascii="Segoe UI Emoji" w:hAnsi="Segoe UI Emoji" w:cs="Segoe UI Emoji"/>
+          <w:sz w:val="28"/>
+          <w:szCs w:val="28"/>
+        </w:rPr>
+        <w:t xml:space="preserve"> rendering performance by making updates faster and smoother, especially for complex UIs.</w:t>
       </w:r>
     </w:p>
     <w:p>
@@ -8118,6 +10497,7 @@
           <w:sz w:val="28"/>
           <w:szCs w:val="28"/>
         </w:rPr>
+        <w:lastRenderedPageBreak/>
         <w:t>Can pause and resume rendering</w:t>
       </w:r>
       <w:r>
@@ -8249,7 +10629,6 @@
           <w:sz w:val="28"/>
           <w:szCs w:val="28"/>
         </w:rPr>
-        <w:lastRenderedPageBreak/>
         <w:t xml:space="preserve">✅ </w:t>
       </w:r>
       <w:r>
@@ -8796,30 +11175,59 @@
           <w:szCs w:val="28"/>
         </w:rPr>
       </w:pPr>
-      <w:r>
-        <w:rPr>
-          <w:rFonts w:ascii="Segoe UI Emoji" w:hAnsi="Segoe UI Emoji" w:cs="Segoe UI Emoji"/>
-          <w:sz w:val="28"/>
-          <w:szCs w:val="28"/>
-        </w:rPr>
-        <w:t>const Greeting = (props) =&gt; {</w:t>
-      </w:r>
-    </w:p>
-    <w:p>
-      <w:pPr>
-        <w:rPr>
-          <w:rFonts w:ascii="Segoe UI Emoji" w:hAnsi="Segoe UI Emoji" w:cs="Segoe UI Emoji"/>
-          <w:sz w:val="28"/>
-          <w:szCs w:val="28"/>
-        </w:rPr>
-      </w:pPr>
-      <w:r>
-        <w:rPr>
-          <w:rFonts w:ascii="Segoe UI Emoji" w:hAnsi="Segoe UI Emoji" w:cs="Segoe UI Emoji"/>
-          <w:sz w:val="28"/>
-          <w:szCs w:val="28"/>
-        </w:rPr>
-        <w:t xml:space="preserve">  return &lt;h1&gt;Hello, {props.name}!&lt;/h1&gt;;</w:t>
+      <w:proofErr w:type="spellStart"/>
+      <w:r>
+        <w:rPr>
+          <w:rFonts w:ascii="Segoe UI Emoji" w:hAnsi="Segoe UI Emoji" w:cs="Segoe UI Emoji"/>
+          <w:sz w:val="28"/>
+          <w:szCs w:val="28"/>
+        </w:rPr>
+        <w:t>const</w:t>
+      </w:r>
+      <w:proofErr w:type="spellEnd"/>
+      <w:r>
+        <w:rPr>
+          <w:rFonts w:ascii="Segoe UI Emoji" w:hAnsi="Segoe UI Emoji" w:cs="Segoe UI Emoji"/>
+          <w:sz w:val="28"/>
+          <w:szCs w:val="28"/>
+        </w:rPr>
+        <w:t xml:space="preserve"> Greeting = (props) =&gt; {</w:t>
+      </w:r>
+    </w:p>
+    <w:p>
+      <w:pPr>
+        <w:rPr>
+          <w:rFonts w:ascii="Segoe UI Emoji" w:hAnsi="Segoe UI Emoji" w:cs="Segoe UI Emoji"/>
+          <w:sz w:val="28"/>
+          <w:szCs w:val="28"/>
+        </w:rPr>
+      </w:pPr>
+      <w:r>
+        <w:rPr>
+          <w:rFonts w:ascii="Segoe UI Emoji" w:hAnsi="Segoe UI Emoji" w:cs="Segoe UI Emoji"/>
+          <w:sz w:val="28"/>
+          <w:szCs w:val="28"/>
+        </w:rPr>
+        <w:lastRenderedPageBreak/>
+        <w:t xml:space="preserve">  return &lt;h1&gt;Hello, {props.name</w:t>
+      </w:r>
+      <w:proofErr w:type="gramStart"/>
+      <w:r>
+        <w:rPr>
+          <w:rFonts w:ascii="Segoe UI Emoji" w:hAnsi="Segoe UI Emoji" w:cs="Segoe UI Emoji"/>
+          <w:sz w:val="28"/>
+          <w:szCs w:val="28"/>
+        </w:rPr>
+        <w:t>}!&lt;</w:t>
+      </w:r>
+      <w:proofErr w:type="gramEnd"/>
+      <w:r>
+        <w:rPr>
+          <w:rFonts w:ascii="Segoe UI Emoji" w:hAnsi="Segoe UI Emoji" w:cs="Segoe UI Emoji"/>
+          <w:sz w:val="28"/>
+          <w:szCs w:val="28"/>
+        </w:rPr>
+        <w:t>/h1&gt;;</w:t>
       </w:r>
     </w:p>
     <w:p>
@@ -8847,13 +11255,23 @@
           <w:szCs w:val="28"/>
         </w:rPr>
       </w:pPr>
-      <w:r>
-        <w:rPr>
-          <w:rFonts w:ascii="Segoe UI Emoji" w:hAnsi="Segoe UI Emoji" w:cs="Segoe UI Emoji"/>
-          <w:sz w:val="28"/>
-          <w:szCs w:val="28"/>
-        </w:rPr>
-        <w:t>const App = () =&gt; {</w:t>
+      <w:proofErr w:type="spellStart"/>
+      <w:r>
+        <w:rPr>
+          <w:rFonts w:ascii="Segoe UI Emoji" w:hAnsi="Segoe UI Emoji" w:cs="Segoe UI Emoji"/>
+          <w:sz w:val="28"/>
+          <w:szCs w:val="28"/>
+        </w:rPr>
+        <w:t>const</w:t>
+      </w:r>
+      <w:proofErr w:type="spellEnd"/>
+      <w:r>
+        <w:rPr>
+          <w:rFonts w:ascii="Segoe UI Emoji" w:hAnsi="Segoe UI Emoji" w:cs="Segoe UI Emoji"/>
+          <w:sz w:val="28"/>
+          <w:szCs w:val="28"/>
+        </w:rPr>
+        <w:t xml:space="preserve"> App = () =&gt; {</w:t>
       </w:r>
     </w:p>
     <w:p>
@@ -8921,7 +11339,6 @@
           <w:sz w:val="28"/>
           <w:szCs w:val="28"/>
         </w:rPr>
-        <w:lastRenderedPageBreak/>
         <w:pict w14:anchorId="1D072455">
           <v:rect id="_x0000_i1026" style="width:0;height:1.5pt" o:hralign="center" o:hrstd="t" o:hr="t" fillcolor="#a0a0a0" stroked="f"/>
         </w:pict>
@@ -8945,7 +11362,29 @@
           <w:sz w:val="28"/>
           <w:szCs w:val="28"/>
         </w:rPr>
-        <w:t>2. Destructuring Props (Cleaner Syntax)</w:t>
+        <w:t xml:space="preserve">2. </w:t>
+      </w:r>
+      <w:proofErr w:type="spellStart"/>
+      <w:r>
+        <w:rPr>
+          <w:rFonts w:ascii="Segoe UI Emoji" w:hAnsi="Segoe UI Emoji" w:cs="Segoe UI Emoji"/>
+          <w:b/>
+          <w:bCs/>
+          <w:sz w:val="28"/>
+          <w:szCs w:val="28"/>
+        </w:rPr>
+        <w:t>Destructuring</w:t>
+      </w:r>
+      <w:proofErr w:type="spellEnd"/>
+      <w:r>
+        <w:rPr>
+          <w:rFonts w:ascii="Segoe UI Emoji" w:hAnsi="Segoe UI Emoji" w:cs="Segoe UI Emoji"/>
+          <w:b/>
+          <w:bCs/>
+          <w:sz w:val="28"/>
+          <w:szCs w:val="28"/>
+        </w:rPr>
+        <w:t xml:space="preserve"> Props (Cleaner Syntax)</w:t>
       </w:r>
     </w:p>
     <w:p>
@@ -8964,6 +11403,7 @@
         </w:rPr>
         <w:t xml:space="preserve">Instead of using props.name, you can </w:t>
       </w:r>
+      <w:proofErr w:type="spellStart"/>
       <w:r>
         <w:rPr>
           <w:rFonts w:ascii="Segoe UI Emoji" w:hAnsi="Segoe UI Emoji" w:cs="Segoe UI Emoji"/>
@@ -8974,6 +11414,7 @@
         </w:rPr>
         <w:t>destructure</w:t>
       </w:r>
+      <w:proofErr w:type="spellEnd"/>
       <w:r>
         <w:rPr>
           <w:rFonts w:ascii="Segoe UI Emoji" w:hAnsi="Segoe UI Emoji" w:cs="Segoe UI Emoji"/>
@@ -8991,13 +11432,41 @@
           <w:szCs w:val="28"/>
         </w:rPr>
       </w:pPr>
-      <w:r>
-        <w:rPr>
-          <w:rFonts w:ascii="Segoe UI Emoji" w:hAnsi="Segoe UI Emoji" w:cs="Segoe UI Emoji"/>
-          <w:sz w:val="28"/>
-          <w:szCs w:val="28"/>
-        </w:rPr>
-        <w:t>const Greeting = ({ name }) =&gt; &lt;h1&gt;Hello, {name}!&lt;/h1&gt;;</w:t>
+      <w:proofErr w:type="spellStart"/>
+      <w:r>
+        <w:rPr>
+          <w:rFonts w:ascii="Segoe UI Emoji" w:hAnsi="Segoe UI Emoji" w:cs="Segoe UI Emoji"/>
+          <w:sz w:val="28"/>
+          <w:szCs w:val="28"/>
+        </w:rPr>
+        <w:t>const</w:t>
+      </w:r>
+      <w:proofErr w:type="spellEnd"/>
+      <w:r>
+        <w:rPr>
+          <w:rFonts w:ascii="Segoe UI Emoji" w:hAnsi="Segoe UI Emoji" w:cs="Segoe UI Emoji"/>
+          <w:sz w:val="28"/>
+          <w:szCs w:val="28"/>
+        </w:rPr>
+        <w:t xml:space="preserve"> Greeting = </w:t>
+      </w:r>
+      <w:proofErr w:type="gramStart"/>
+      <w:r>
+        <w:rPr>
+          <w:rFonts w:ascii="Segoe UI Emoji" w:hAnsi="Segoe UI Emoji" w:cs="Segoe UI Emoji"/>
+          <w:sz w:val="28"/>
+          <w:szCs w:val="28"/>
+        </w:rPr>
+        <w:t>({ name</w:t>
+      </w:r>
+      <w:proofErr w:type="gramEnd"/>
+      <w:r>
+        <w:rPr>
+          <w:rFonts w:ascii="Segoe UI Emoji" w:hAnsi="Segoe UI Emoji" w:cs="Segoe UI Emoji"/>
+          <w:sz w:val="28"/>
+          <w:szCs w:val="28"/>
+        </w:rPr>
+        <w:t xml:space="preserve"> }) =&gt; &lt;h1&gt;Hello, {name}!&lt;/h1&gt;;</w:t>
       </w:r>
     </w:p>
     <w:p>
@@ -9100,13 +11569,41 @@
           <w:szCs w:val="28"/>
         </w:rPr>
       </w:pPr>
-      <w:r>
-        <w:rPr>
-          <w:rFonts w:ascii="Segoe UI Emoji" w:hAnsi="Segoe UI Emoji" w:cs="Segoe UI Emoji"/>
-          <w:sz w:val="28"/>
-          <w:szCs w:val="28"/>
-        </w:rPr>
-        <w:t>const Greeting = ({ name = "Guest" }) =&gt; &lt;h1&gt;Hello, {name}!&lt;/h1&gt;;</w:t>
+      <w:proofErr w:type="spellStart"/>
+      <w:r>
+        <w:rPr>
+          <w:rFonts w:ascii="Segoe UI Emoji" w:hAnsi="Segoe UI Emoji" w:cs="Segoe UI Emoji"/>
+          <w:sz w:val="28"/>
+          <w:szCs w:val="28"/>
+        </w:rPr>
+        <w:t>const</w:t>
+      </w:r>
+      <w:proofErr w:type="spellEnd"/>
+      <w:r>
+        <w:rPr>
+          <w:rFonts w:ascii="Segoe UI Emoji" w:hAnsi="Segoe UI Emoji" w:cs="Segoe UI Emoji"/>
+          <w:sz w:val="28"/>
+          <w:szCs w:val="28"/>
+        </w:rPr>
+        <w:t xml:space="preserve"> Greeting = </w:t>
+      </w:r>
+      <w:proofErr w:type="gramStart"/>
+      <w:r>
+        <w:rPr>
+          <w:rFonts w:ascii="Segoe UI Emoji" w:hAnsi="Segoe UI Emoji" w:cs="Segoe UI Emoji"/>
+          <w:sz w:val="28"/>
+          <w:szCs w:val="28"/>
+        </w:rPr>
+        <w:t>({ name</w:t>
+      </w:r>
+      <w:proofErr w:type="gramEnd"/>
+      <w:r>
+        <w:rPr>
+          <w:rFonts w:ascii="Segoe UI Emoji" w:hAnsi="Segoe UI Emoji" w:cs="Segoe UI Emoji"/>
+          <w:sz w:val="28"/>
+          <w:szCs w:val="28"/>
+        </w:rPr>
+        <w:t xml:space="preserve"> = "Guest" }) =&gt; &lt;h1&gt;Hello, {name}!&lt;/h1&gt;;</w:t>
       </w:r>
     </w:p>
     <w:p>
@@ -9174,30 +11671,94 @@
           <w:szCs w:val="28"/>
         </w:rPr>
       </w:pPr>
-      <w:r>
-        <w:rPr>
-          <w:rFonts w:ascii="Segoe UI Emoji" w:hAnsi="Segoe UI Emoji" w:cs="Segoe UI Emoji"/>
-          <w:sz w:val="28"/>
-          <w:szCs w:val="28"/>
-        </w:rPr>
-        <w:t>const UserCard = ({ name, age }) =&gt; (</w:t>
-      </w:r>
-    </w:p>
-    <w:p>
-      <w:pPr>
-        <w:rPr>
-          <w:rFonts w:ascii="Segoe UI Emoji" w:hAnsi="Segoe UI Emoji" w:cs="Segoe UI Emoji"/>
-          <w:sz w:val="28"/>
-          <w:szCs w:val="28"/>
-        </w:rPr>
-      </w:pPr>
-      <w:r>
-        <w:rPr>
-          <w:rFonts w:ascii="Segoe UI Emoji" w:hAnsi="Segoe UI Emoji" w:cs="Segoe UI Emoji"/>
-          <w:sz w:val="28"/>
-          <w:szCs w:val="28"/>
-        </w:rPr>
-        <w:t xml:space="preserve">  &lt;p&gt;{name} is {age} years old.&lt;/p&gt;</w:t>
+      <w:proofErr w:type="spellStart"/>
+      <w:r>
+        <w:rPr>
+          <w:rFonts w:ascii="Segoe UI Emoji" w:hAnsi="Segoe UI Emoji" w:cs="Segoe UI Emoji"/>
+          <w:sz w:val="28"/>
+          <w:szCs w:val="28"/>
+        </w:rPr>
+        <w:t>const</w:t>
+      </w:r>
+      <w:proofErr w:type="spellEnd"/>
+      <w:r>
+        <w:rPr>
+          <w:rFonts w:ascii="Segoe UI Emoji" w:hAnsi="Segoe UI Emoji" w:cs="Segoe UI Emoji"/>
+          <w:sz w:val="28"/>
+          <w:szCs w:val="28"/>
+        </w:rPr>
+        <w:t xml:space="preserve"> </w:t>
+      </w:r>
+      <w:proofErr w:type="spellStart"/>
+      <w:r>
+        <w:rPr>
+          <w:rFonts w:ascii="Segoe UI Emoji" w:hAnsi="Segoe UI Emoji" w:cs="Segoe UI Emoji"/>
+          <w:sz w:val="28"/>
+          <w:szCs w:val="28"/>
+        </w:rPr>
+        <w:t>UserCard</w:t>
+      </w:r>
+      <w:proofErr w:type="spellEnd"/>
+      <w:r>
+        <w:rPr>
+          <w:rFonts w:ascii="Segoe UI Emoji" w:hAnsi="Segoe UI Emoji" w:cs="Segoe UI Emoji"/>
+          <w:sz w:val="28"/>
+          <w:szCs w:val="28"/>
+        </w:rPr>
+        <w:t xml:space="preserve"> = </w:t>
+      </w:r>
+      <w:proofErr w:type="gramStart"/>
+      <w:r>
+        <w:rPr>
+          <w:rFonts w:ascii="Segoe UI Emoji" w:hAnsi="Segoe UI Emoji" w:cs="Segoe UI Emoji"/>
+          <w:sz w:val="28"/>
+          <w:szCs w:val="28"/>
+        </w:rPr>
+        <w:t>({ name</w:t>
+      </w:r>
+      <w:proofErr w:type="gramEnd"/>
+      <w:r>
+        <w:rPr>
+          <w:rFonts w:ascii="Segoe UI Emoji" w:hAnsi="Segoe UI Emoji" w:cs="Segoe UI Emoji"/>
+          <w:sz w:val="28"/>
+          <w:szCs w:val="28"/>
+        </w:rPr>
+        <w:t>, age }) =&gt; (</w:t>
+      </w:r>
+    </w:p>
+    <w:p>
+      <w:pPr>
+        <w:rPr>
+          <w:rFonts w:ascii="Segoe UI Emoji" w:hAnsi="Segoe UI Emoji" w:cs="Segoe UI Emoji"/>
+          <w:sz w:val="28"/>
+          <w:szCs w:val="28"/>
+        </w:rPr>
+      </w:pPr>
+      <w:r>
+        <w:rPr>
+          <w:rFonts w:ascii="Segoe UI Emoji" w:hAnsi="Segoe UI Emoji" w:cs="Segoe UI Emoji"/>
+          <w:sz w:val="28"/>
+          <w:szCs w:val="28"/>
+        </w:rPr>
+        <w:t xml:space="preserve">  &lt;p&gt;{name} is {age} years </w:t>
+      </w:r>
+      <w:proofErr w:type="gramStart"/>
+      <w:r>
+        <w:rPr>
+          <w:rFonts w:ascii="Segoe UI Emoji" w:hAnsi="Segoe UI Emoji" w:cs="Segoe UI Emoji"/>
+          <w:sz w:val="28"/>
+          <w:szCs w:val="28"/>
+        </w:rPr>
+        <w:t>old.&lt;</w:t>
+      </w:r>
+      <w:proofErr w:type="gramEnd"/>
+      <w:r>
+        <w:rPr>
+          <w:rFonts w:ascii="Segoe UI Emoji" w:hAnsi="Segoe UI Emoji" w:cs="Segoe UI Emoji"/>
+          <w:sz w:val="28"/>
+          <w:szCs w:val="28"/>
+        </w:rPr>
+        <w:t>/p&gt;</w:t>
       </w:r>
     </w:p>
     <w:p>
@@ -9225,13 +11786,59 @@
           <w:szCs w:val="28"/>
         </w:rPr>
       </w:pPr>
-      <w:r>
-        <w:rPr>
-          <w:rFonts w:ascii="Segoe UI Emoji" w:hAnsi="Segoe UI Emoji" w:cs="Segoe UI Emoji"/>
-          <w:sz w:val="28"/>
-          <w:szCs w:val="28"/>
-        </w:rPr>
-        <w:t>const App = () =&gt; &lt;UserCard name="Bob" age={25} /&gt;;</w:t>
+      <w:proofErr w:type="spellStart"/>
+      <w:r>
+        <w:rPr>
+          <w:rFonts w:ascii="Segoe UI Emoji" w:hAnsi="Segoe UI Emoji" w:cs="Segoe UI Emoji"/>
+          <w:sz w:val="28"/>
+          <w:szCs w:val="28"/>
+        </w:rPr>
+        <w:t>const</w:t>
+      </w:r>
+      <w:proofErr w:type="spellEnd"/>
+      <w:r>
+        <w:rPr>
+          <w:rFonts w:ascii="Segoe UI Emoji" w:hAnsi="Segoe UI Emoji" w:cs="Segoe UI Emoji"/>
+          <w:sz w:val="28"/>
+          <w:szCs w:val="28"/>
+        </w:rPr>
+        <w:t xml:space="preserve"> App = () =&gt; &lt;</w:t>
+      </w:r>
+      <w:proofErr w:type="spellStart"/>
+      <w:r>
+        <w:rPr>
+          <w:rFonts w:ascii="Segoe UI Emoji" w:hAnsi="Segoe UI Emoji" w:cs="Segoe UI Emoji"/>
+          <w:sz w:val="28"/>
+          <w:szCs w:val="28"/>
+        </w:rPr>
+        <w:t>UserCard</w:t>
+      </w:r>
+      <w:proofErr w:type="spellEnd"/>
+      <w:r>
+        <w:rPr>
+          <w:rFonts w:ascii="Segoe UI Emoji" w:hAnsi="Segoe UI Emoji" w:cs="Segoe UI Emoji"/>
+          <w:sz w:val="28"/>
+          <w:szCs w:val="28"/>
+        </w:rPr>
+        <w:t xml:space="preserve"> name="Bob" age</w:t>
+      </w:r>
+      <w:proofErr w:type="gramStart"/>
+      <w:r>
+        <w:rPr>
+          <w:rFonts w:ascii="Segoe UI Emoji" w:hAnsi="Segoe UI Emoji" w:cs="Segoe UI Emoji"/>
+          <w:sz w:val="28"/>
+          <w:szCs w:val="28"/>
+        </w:rPr>
+        <w:t>={</w:t>
+      </w:r>
+      <w:proofErr w:type="gramEnd"/>
+      <w:r>
+        <w:rPr>
+          <w:rFonts w:ascii="Segoe UI Emoji" w:hAnsi="Segoe UI Emoji" w:cs="Segoe UI Emoji"/>
+          <w:sz w:val="28"/>
+          <w:szCs w:val="28"/>
+        </w:rPr>
+        <w:t>25} /&gt;;</w:t>
       </w:r>
     </w:p>
     <w:p>
@@ -9316,47 +11923,158 @@
           <w:szCs w:val="28"/>
         </w:rPr>
       </w:pPr>
-      <w:r>
-        <w:rPr>
-          <w:rFonts w:ascii="Segoe UI Emoji" w:hAnsi="Segoe UI Emoji" w:cs="Segoe UI Emoji"/>
-          <w:sz w:val="28"/>
-          <w:szCs w:val="28"/>
-        </w:rPr>
-        <w:t>const user = { name: "Charlie", age: 30 };</w:t>
-      </w:r>
-    </w:p>
-    <w:p>
-      <w:pPr>
-        <w:rPr>
-          <w:rFonts w:ascii="Segoe UI Emoji" w:hAnsi="Segoe UI Emoji" w:cs="Segoe UI Emoji"/>
-          <w:sz w:val="28"/>
-          <w:szCs w:val="28"/>
-        </w:rPr>
-      </w:pPr>
-      <w:r>
-        <w:rPr>
-          <w:rFonts w:ascii="Segoe UI Emoji" w:hAnsi="Segoe UI Emoji" w:cs="Segoe UI Emoji"/>
-          <w:sz w:val="28"/>
-          <w:szCs w:val="28"/>
-        </w:rPr>
-        <w:t>const UserCard = ({ user }) =&gt; (</w:t>
-      </w:r>
-    </w:p>
-    <w:p>
-      <w:pPr>
-        <w:rPr>
-          <w:rFonts w:ascii="Segoe UI Emoji" w:hAnsi="Segoe UI Emoji" w:cs="Segoe UI Emoji"/>
-          <w:sz w:val="28"/>
-          <w:szCs w:val="28"/>
-        </w:rPr>
-      </w:pPr>
-      <w:r>
-        <w:rPr>
-          <w:rFonts w:ascii="Segoe UI Emoji" w:hAnsi="Segoe UI Emoji" w:cs="Segoe UI Emoji"/>
-          <w:sz w:val="28"/>
-          <w:szCs w:val="28"/>
-        </w:rPr>
-        <w:t xml:space="preserve">  &lt;p&gt;{user.name} is {user.age} years old.&lt;/p&gt;</w:t>
+      <w:proofErr w:type="spellStart"/>
+      <w:r>
+        <w:rPr>
+          <w:rFonts w:ascii="Segoe UI Emoji" w:hAnsi="Segoe UI Emoji" w:cs="Segoe UI Emoji"/>
+          <w:sz w:val="28"/>
+          <w:szCs w:val="28"/>
+        </w:rPr>
+        <w:t>const</w:t>
+      </w:r>
+      <w:proofErr w:type="spellEnd"/>
+      <w:r>
+        <w:rPr>
+          <w:rFonts w:ascii="Segoe UI Emoji" w:hAnsi="Segoe UI Emoji" w:cs="Segoe UI Emoji"/>
+          <w:sz w:val="28"/>
+          <w:szCs w:val="28"/>
+        </w:rPr>
+        <w:t xml:space="preserve"> user = </w:t>
+      </w:r>
+      <w:proofErr w:type="gramStart"/>
+      <w:r>
+        <w:rPr>
+          <w:rFonts w:ascii="Segoe UI Emoji" w:hAnsi="Segoe UI Emoji" w:cs="Segoe UI Emoji"/>
+          <w:sz w:val="28"/>
+          <w:szCs w:val="28"/>
+        </w:rPr>
+        <w:t>{ name</w:t>
+      </w:r>
+      <w:proofErr w:type="gramEnd"/>
+      <w:r>
+        <w:rPr>
+          <w:rFonts w:ascii="Segoe UI Emoji" w:hAnsi="Segoe UI Emoji" w:cs="Segoe UI Emoji"/>
+          <w:sz w:val="28"/>
+          <w:szCs w:val="28"/>
+        </w:rPr>
+        <w:t>: "Charlie", age: 30 };</w:t>
+      </w:r>
+    </w:p>
+    <w:p>
+      <w:pPr>
+        <w:rPr>
+          <w:rFonts w:ascii="Segoe UI Emoji" w:hAnsi="Segoe UI Emoji" w:cs="Segoe UI Emoji"/>
+          <w:sz w:val="28"/>
+          <w:szCs w:val="28"/>
+        </w:rPr>
+      </w:pPr>
+      <w:proofErr w:type="spellStart"/>
+      <w:r>
+        <w:rPr>
+          <w:rFonts w:ascii="Segoe UI Emoji" w:hAnsi="Segoe UI Emoji" w:cs="Segoe UI Emoji"/>
+          <w:sz w:val="28"/>
+          <w:szCs w:val="28"/>
+        </w:rPr>
+        <w:lastRenderedPageBreak/>
+        <w:t>const</w:t>
+      </w:r>
+      <w:proofErr w:type="spellEnd"/>
+      <w:r>
+        <w:rPr>
+          <w:rFonts w:ascii="Segoe UI Emoji" w:hAnsi="Segoe UI Emoji" w:cs="Segoe UI Emoji"/>
+          <w:sz w:val="28"/>
+          <w:szCs w:val="28"/>
+        </w:rPr>
+        <w:t xml:space="preserve"> </w:t>
+      </w:r>
+      <w:proofErr w:type="spellStart"/>
+      <w:r>
+        <w:rPr>
+          <w:rFonts w:ascii="Segoe UI Emoji" w:hAnsi="Segoe UI Emoji" w:cs="Segoe UI Emoji"/>
+          <w:sz w:val="28"/>
+          <w:szCs w:val="28"/>
+        </w:rPr>
+        <w:t>UserCard</w:t>
+      </w:r>
+      <w:proofErr w:type="spellEnd"/>
+      <w:r>
+        <w:rPr>
+          <w:rFonts w:ascii="Segoe UI Emoji" w:hAnsi="Segoe UI Emoji" w:cs="Segoe UI Emoji"/>
+          <w:sz w:val="28"/>
+          <w:szCs w:val="28"/>
+        </w:rPr>
+        <w:t xml:space="preserve"> = </w:t>
+      </w:r>
+      <w:proofErr w:type="gramStart"/>
+      <w:r>
+        <w:rPr>
+          <w:rFonts w:ascii="Segoe UI Emoji" w:hAnsi="Segoe UI Emoji" w:cs="Segoe UI Emoji"/>
+          <w:sz w:val="28"/>
+          <w:szCs w:val="28"/>
+        </w:rPr>
+        <w:t>({ user</w:t>
+      </w:r>
+      <w:proofErr w:type="gramEnd"/>
+      <w:r>
+        <w:rPr>
+          <w:rFonts w:ascii="Segoe UI Emoji" w:hAnsi="Segoe UI Emoji" w:cs="Segoe UI Emoji"/>
+          <w:sz w:val="28"/>
+          <w:szCs w:val="28"/>
+        </w:rPr>
+        <w:t xml:space="preserve"> }) =&gt; (</w:t>
+      </w:r>
+    </w:p>
+    <w:p>
+      <w:pPr>
+        <w:rPr>
+          <w:rFonts w:ascii="Segoe UI Emoji" w:hAnsi="Segoe UI Emoji" w:cs="Segoe UI Emoji"/>
+          <w:sz w:val="28"/>
+          <w:szCs w:val="28"/>
+        </w:rPr>
+      </w:pPr>
+      <w:r>
+        <w:rPr>
+          <w:rFonts w:ascii="Segoe UI Emoji" w:hAnsi="Segoe UI Emoji" w:cs="Segoe UI Emoji"/>
+          <w:sz w:val="28"/>
+          <w:szCs w:val="28"/>
+        </w:rPr>
+        <w:t xml:space="preserve">  &lt;p&gt;{user.name} is {</w:t>
+      </w:r>
+      <w:proofErr w:type="spellStart"/>
+      <w:r>
+        <w:rPr>
+          <w:rFonts w:ascii="Segoe UI Emoji" w:hAnsi="Segoe UI Emoji" w:cs="Segoe UI Emoji"/>
+          <w:sz w:val="28"/>
+          <w:szCs w:val="28"/>
+        </w:rPr>
+        <w:t>user.age</w:t>
+      </w:r>
+      <w:proofErr w:type="spellEnd"/>
+      <w:r>
+        <w:rPr>
+          <w:rFonts w:ascii="Segoe UI Emoji" w:hAnsi="Segoe UI Emoji" w:cs="Segoe UI Emoji"/>
+          <w:sz w:val="28"/>
+          <w:szCs w:val="28"/>
+        </w:rPr>
+        <w:t xml:space="preserve">} years </w:t>
+      </w:r>
+      <w:proofErr w:type="gramStart"/>
+      <w:r>
+        <w:rPr>
+          <w:rFonts w:ascii="Segoe UI Emoji" w:hAnsi="Segoe UI Emoji" w:cs="Segoe UI Emoji"/>
+          <w:sz w:val="28"/>
+          <w:szCs w:val="28"/>
+        </w:rPr>
+        <w:t>old.&lt;</w:t>
+      </w:r>
+      <w:proofErr w:type="gramEnd"/>
+      <w:r>
+        <w:rPr>
+          <w:rFonts w:ascii="Segoe UI Emoji" w:hAnsi="Segoe UI Emoji" w:cs="Segoe UI Emoji"/>
+          <w:sz w:val="28"/>
+          <w:szCs w:val="28"/>
+        </w:rPr>
+        <w:t>/p&gt;</w:t>
       </w:r>
     </w:p>
     <w:p>
@@ -9384,13 +12102,41 @@
           <w:szCs w:val="28"/>
         </w:rPr>
       </w:pPr>
-      <w:r>
-        <w:rPr>
-          <w:rFonts w:ascii="Segoe UI Emoji" w:hAnsi="Segoe UI Emoji" w:cs="Segoe UI Emoji"/>
-          <w:sz w:val="28"/>
-          <w:szCs w:val="28"/>
-        </w:rPr>
-        <w:t>const App = () =&gt; &lt;UserCard user={user} /&gt;;</w:t>
+      <w:proofErr w:type="spellStart"/>
+      <w:r>
+        <w:rPr>
+          <w:rFonts w:ascii="Segoe UI Emoji" w:hAnsi="Segoe UI Emoji" w:cs="Segoe UI Emoji"/>
+          <w:sz w:val="28"/>
+          <w:szCs w:val="28"/>
+        </w:rPr>
+        <w:t>const</w:t>
+      </w:r>
+      <w:proofErr w:type="spellEnd"/>
+      <w:r>
+        <w:rPr>
+          <w:rFonts w:ascii="Segoe UI Emoji" w:hAnsi="Segoe UI Emoji" w:cs="Segoe UI Emoji"/>
+          <w:sz w:val="28"/>
+          <w:szCs w:val="28"/>
+        </w:rPr>
+        <w:t xml:space="preserve"> App = () =&gt; &lt;</w:t>
+      </w:r>
+      <w:proofErr w:type="spellStart"/>
+      <w:r>
+        <w:rPr>
+          <w:rFonts w:ascii="Segoe UI Emoji" w:hAnsi="Segoe UI Emoji" w:cs="Segoe UI Emoji"/>
+          <w:sz w:val="28"/>
+          <w:szCs w:val="28"/>
+        </w:rPr>
+        <w:t>UserCard</w:t>
+      </w:r>
+      <w:proofErr w:type="spellEnd"/>
+      <w:r>
+        <w:rPr>
+          <w:rFonts w:ascii="Segoe UI Emoji" w:hAnsi="Segoe UI Emoji" w:cs="Segoe UI Emoji"/>
+          <w:sz w:val="28"/>
+          <w:szCs w:val="28"/>
+        </w:rPr>
+        <w:t xml:space="preserve"> user={user} /&gt;;</w:t>
       </w:r>
     </w:p>
     <w:p>
@@ -9447,7 +12193,6 @@
           <w:sz w:val="28"/>
           <w:szCs w:val="28"/>
         </w:rPr>
-        <w:lastRenderedPageBreak/>
         <w:t>6. Passing Functions as Props (Callback Props)</w:t>
       </w:r>
     </w:p>
@@ -9494,30 +12239,104 @@
           <w:szCs w:val="28"/>
         </w:rPr>
       </w:pPr>
-      <w:r>
-        <w:rPr>
-          <w:rFonts w:ascii="Segoe UI Emoji" w:hAnsi="Segoe UI Emoji" w:cs="Segoe UI Emoji"/>
-          <w:sz w:val="28"/>
-          <w:szCs w:val="28"/>
-        </w:rPr>
-        <w:t>const Button = ({ handleClick }) =&gt; (</w:t>
-      </w:r>
-    </w:p>
-    <w:p>
-      <w:pPr>
-        <w:rPr>
-          <w:rFonts w:ascii="Segoe UI Emoji" w:hAnsi="Segoe UI Emoji" w:cs="Segoe UI Emoji"/>
-          <w:sz w:val="28"/>
-          <w:szCs w:val="28"/>
-        </w:rPr>
-      </w:pPr>
-      <w:r>
-        <w:rPr>
-          <w:rFonts w:ascii="Segoe UI Emoji" w:hAnsi="Segoe UI Emoji" w:cs="Segoe UI Emoji"/>
-          <w:sz w:val="28"/>
-          <w:szCs w:val="28"/>
-        </w:rPr>
-        <w:t xml:space="preserve">  &lt;button onClick={handleClick}&gt;Click Me&lt;/button&gt;</w:t>
+      <w:proofErr w:type="spellStart"/>
+      <w:r>
+        <w:rPr>
+          <w:rFonts w:ascii="Segoe UI Emoji" w:hAnsi="Segoe UI Emoji" w:cs="Segoe UI Emoji"/>
+          <w:sz w:val="28"/>
+          <w:szCs w:val="28"/>
+        </w:rPr>
+        <w:t>const</w:t>
+      </w:r>
+      <w:proofErr w:type="spellEnd"/>
+      <w:r>
+        <w:rPr>
+          <w:rFonts w:ascii="Segoe UI Emoji" w:hAnsi="Segoe UI Emoji" w:cs="Segoe UI Emoji"/>
+          <w:sz w:val="28"/>
+          <w:szCs w:val="28"/>
+        </w:rPr>
+        <w:t xml:space="preserve"> Button = </w:t>
+      </w:r>
+      <w:proofErr w:type="gramStart"/>
+      <w:r>
+        <w:rPr>
+          <w:rFonts w:ascii="Segoe UI Emoji" w:hAnsi="Segoe UI Emoji" w:cs="Segoe UI Emoji"/>
+          <w:sz w:val="28"/>
+          <w:szCs w:val="28"/>
+        </w:rPr>
+        <w:t xml:space="preserve">({ </w:t>
+      </w:r>
+      <w:proofErr w:type="spellStart"/>
+      <w:r>
+        <w:rPr>
+          <w:rFonts w:ascii="Segoe UI Emoji" w:hAnsi="Segoe UI Emoji" w:cs="Segoe UI Emoji"/>
+          <w:sz w:val="28"/>
+          <w:szCs w:val="28"/>
+        </w:rPr>
+        <w:t>handleClick</w:t>
+      </w:r>
+      <w:proofErr w:type="spellEnd"/>
+      <w:proofErr w:type="gramEnd"/>
+      <w:r>
+        <w:rPr>
+          <w:rFonts w:ascii="Segoe UI Emoji" w:hAnsi="Segoe UI Emoji" w:cs="Segoe UI Emoji"/>
+          <w:sz w:val="28"/>
+          <w:szCs w:val="28"/>
+        </w:rPr>
+        <w:t xml:space="preserve"> }) =&gt; (</w:t>
+      </w:r>
+    </w:p>
+    <w:p>
+      <w:pPr>
+        <w:rPr>
+          <w:rFonts w:ascii="Segoe UI Emoji" w:hAnsi="Segoe UI Emoji" w:cs="Segoe UI Emoji"/>
+          <w:sz w:val="28"/>
+          <w:szCs w:val="28"/>
+        </w:rPr>
+      </w:pPr>
+      <w:r>
+        <w:rPr>
+          <w:rFonts w:ascii="Segoe UI Emoji" w:hAnsi="Segoe UI Emoji" w:cs="Segoe UI Emoji"/>
+          <w:sz w:val="28"/>
+          <w:szCs w:val="28"/>
+        </w:rPr>
+        <w:t xml:space="preserve">  &lt;button </w:t>
+      </w:r>
+      <w:proofErr w:type="spellStart"/>
+      <w:r>
+        <w:rPr>
+          <w:rFonts w:ascii="Segoe UI Emoji" w:hAnsi="Segoe UI Emoji" w:cs="Segoe UI Emoji"/>
+          <w:sz w:val="28"/>
+          <w:szCs w:val="28"/>
+        </w:rPr>
+        <w:t>onClick</w:t>
+      </w:r>
+      <w:proofErr w:type="spellEnd"/>
+      <w:r>
+        <w:rPr>
+          <w:rFonts w:ascii="Segoe UI Emoji" w:hAnsi="Segoe UI Emoji" w:cs="Segoe UI Emoji"/>
+          <w:sz w:val="28"/>
+          <w:szCs w:val="28"/>
+        </w:rPr>
+        <w:t>={</w:t>
+      </w:r>
+      <w:proofErr w:type="spellStart"/>
+      <w:r>
+        <w:rPr>
+          <w:rFonts w:ascii="Segoe UI Emoji" w:hAnsi="Segoe UI Emoji" w:cs="Segoe UI Emoji"/>
+          <w:sz w:val="28"/>
+          <w:szCs w:val="28"/>
+        </w:rPr>
+        <w:t>handleClick</w:t>
+      </w:r>
+      <w:proofErr w:type="spellEnd"/>
+      <w:r>
+        <w:rPr>
+          <w:rFonts w:ascii="Segoe UI Emoji" w:hAnsi="Segoe UI Emoji" w:cs="Segoe UI Emoji"/>
+          <w:sz w:val="28"/>
+          <w:szCs w:val="28"/>
+        </w:rPr>
+        <w:t>}&gt;Click Me&lt;/button&gt;</w:t>
       </w:r>
     </w:p>
     <w:p>
@@ -9545,47 +12364,147 @@
           <w:szCs w:val="28"/>
         </w:rPr>
       </w:pPr>
-      <w:r>
-        <w:rPr>
-          <w:rFonts w:ascii="Segoe UI Emoji" w:hAnsi="Segoe UI Emoji" w:cs="Segoe UI Emoji"/>
-          <w:sz w:val="28"/>
-          <w:szCs w:val="28"/>
-        </w:rPr>
-        <w:t>const App = () =&gt; {</w:t>
-      </w:r>
-    </w:p>
-    <w:p>
-      <w:pPr>
-        <w:rPr>
-          <w:rFonts w:ascii="Segoe UI Emoji" w:hAnsi="Segoe UI Emoji" w:cs="Segoe UI Emoji"/>
-          <w:sz w:val="28"/>
-          <w:szCs w:val="28"/>
-        </w:rPr>
-      </w:pPr>
-      <w:r>
-        <w:rPr>
-          <w:rFonts w:ascii="Segoe UI Emoji" w:hAnsi="Segoe UI Emoji" w:cs="Segoe UI Emoji"/>
-          <w:sz w:val="28"/>
-          <w:szCs w:val="28"/>
-        </w:rPr>
-        <w:t xml:space="preserve">  const showMessage = () =&gt; alert("Button Clicked!");</w:t>
-      </w:r>
-    </w:p>
-    <w:p>
-      <w:pPr>
-        <w:rPr>
-          <w:rFonts w:ascii="Segoe UI Emoji" w:hAnsi="Segoe UI Emoji" w:cs="Segoe UI Emoji"/>
-          <w:sz w:val="28"/>
-          <w:szCs w:val="28"/>
-        </w:rPr>
-      </w:pPr>
-      <w:r>
-        <w:rPr>
-          <w:rFonts w:ascii="Segoe UI Emoji" w:hAnsi="Segoe UI Emoji" w:cs="Segoe UI Emoji"/>
-          <w:sz w:val="28"/>
-          <w:szCs w:val="28"/>
-        </w:rPr>
-        <w:t xml:space="preserve">  return &lt;Button handleClick={showMessage} /&gt;;</w:t>
+      <w:proofErr w:type="spellStart"/>
+      <w:r>
+        <w:rPr>
+          <w:rFonts w:ascii="Segoe UI Emoji" w:hAnsi="Segoe UI Emoji" w:cs="Segoe UI Emoji"/>
+          <w:sz w:val="28"/>
+          <w:szCs w:val="28"/>
+        </w:rPr>
+        <w:t>const</w:t>
+      </w:r>
+      <w:proofErr w:type="spellEnd"/>
+      <w:r>
+        <w:rPr>
+          <w:rFonts w:ascii="Segoe UI Emoji" w:hAnsi="Segoe UI Emoji" w:cs="Segoe UI Emoji"/>
+          <w:sz w:val="28"/>
+          <w:szCs w:val="28"/>
+        </w:rPr>
+        <w:t xml:space="preserve"> App = () =&gt; {</w:t>
+      </w:r>
+    </w:p>
+    <w:p>
+      <w:pPr>
+        <w:rPr>
+          <w:rFonts w:ascii="Segoe UI Emoji" w:hAnsi="Segoe UI Emoji" w:cs="Segoe UI Emoji"/>
+          <w:sz w:val="28"/>
+          <w:szCs w:val="28"/>
+        </w:rPr>
+      </w:pPr>
+      <w:r>
+        <w:rPr>
+          <w:rFonts w:ascii="Segoe UI Emoji" w:hAnsi="Segoe UI Emoji" w:cs="Segoe UI Emoji"/>
+          <w:sz w:val="28"/>
+          <w:szCs w:val="28"/>
+        </w:rPr>
+        <w:t xml:space="preserve">  </w:t>
+      </w:r>
+      <w:proofErr w:type="spellStart"/>
+      <w:r>
+        <w:rPr>
+          <w:rFonts w:ascii="Segoe UI Emoji" w:hAnsi="Segoe UI Emoji" w:cs="Segoe UI Emoji"/>
+          <w:sz w:val="28"/>
+          <w:szCs w:val="28"/>
+        </w:rPr>
+        <w:t>const</w:t>
+      </w:r>
+      <w:proofErr w:type="spellEnd"/>
+      <w:r>
+        <w:rPr>
+          <w:rFonts w:ascii="Segoe UI Emoji" w:hAnsi="Segoe UI Emoji" w:cs="Segoe UI Emoji"/>
+          <w:sz w:val="28"/>
+          <w:szCs w:val="28"/>
+        </w:rPr>
+        <w:t xml:space="preserve"> </w:t>
+      </w:r>
+      <w:proofErr w:type="spellStart"/>
+      <w:r>
+        <w:rPr>
+          <w:rFonts w:ascii="Segoe UI Emoji" w:hAnsi="Segoe UI Emoji" w:cs="Segoe UI Emoji"/>
+          <w:sz w:val="28"/>
+          <w:szCs w:val="28"/>
+        </w:rPr>
+        <w:t>showMessage</w:t>
+      </w:r>
+      <w:proofErr w:type="spellEnd"/>
+      <w:r>
+        <w:rPr>
+          <w:rFonts w:ascii="Segoe UI Emoji" w:hAnsi="Segoe UI Emoji" w:cs="Segoe UI Emoji"/>
+          <w:sz w:val="28"/>
+          <w:szCs w:val="28"/>
+        </w:rPr>
+        <w:t xml:space="preserve"> = () =&gt; </w:t>
+      </w:r>
+      <w:proofErr w:type="gramStart"/>
+      <w:r>
+        <w:rPr>
+          <w:rFonts w:ascii="Segoe UI Emoji" w:hAnsi="Segoe UI Emoji" w:cs="Segoe UI Emoji"/>
+          <w:sz w:val="28"/>
+          <w:szCs w:val="28"/>
+        </w:rPr>
+        <w:t>alert(</w:t>
+      </w:r>
+      <w:proofErr w:type="gramEnd"/>
+      <w:r>
+        <w:rPr>
+          <w:rFonts w:ascii="Segoe UI Emoji" w:hAnsi="Segoe UI Emoji" w:cs="Segoe UI Emoji"/>
+          <w:sz w:val="28"/>
+          <w:szCs w:val="28"/>
+        </w:rPr>
+        <w:t>"Button Clicked!");</w:t>
+      </w:r>
+    </w:p>
+    <w:p>
+      <w:pPr>
+        <w:rPr>
+          <w:rFonts w:ascii="Segoe UI Emoji" w:hAnsi="Segoe UI Emoji" w:cs="Segoe UI Emoji"/>
+          <w:sz w:val="28"/>
+          <w:szCs w:val="28"/>
+        </w:rPr>
+      </w:pPr>
+      <w:r>
+        <w:rPr>
+          <w:rFonts w:ascii="Segoe UI Emoji" w:hAnsi="Segoe UI Emoji" w:cs="Segoe UI Emoji"/>
+          <w:sz w:val="28"/>
+          <w:szCs w:val="28"/>
+        </w:rPr>
+        <w:t xml:space="preserve">  return &lt;Button </w:t>
+      </w:r>
+      <w:proofErr w:type="spellStart"/>
+      <w:r>
+        <w:rPr>
+          <w:rFonts w:ascii="Segoe UI Emoji" w:hAnsi="Segoe UI Emoji" w:cs="Segoe UI Emoji"/>
+          <w:sz w:val="28"/>
+          <w:szCs w:val="28"/>
+        </w:rPr>
+        <w:t>handleClick</w:t>
+      </w:r>
+      <w:proofErr w:type="spellEnd"/>
+      <w:r>
+        <w:rPr>
+          <w:rFonts w:ascii="Segoe UI Emoji" w:hAnsi="Segoe UI Emoji" w:cs="Segoe UI Emoji"/>
+          <w:sz w:val="28"/>
+          <w:szCs w:val="28"/>
+        </w:rPr>
+        <w:t>={</w:t>
+      </w:r>
+      <w:proofErr w:type="spellStart"/>
+      <w:r>
+        <w:rPr>
+          <w:rFonts w:ascii="Segoe UI Emoji" w:hAnsi="Segoe UI Emoji" w:cs="Segoe UI Emoji"/>
+          <w:sz w:val="28"/>
+          <w:szCs w:val="28"/>
+        </w:rPr>
+        <w:t>showMessage</w:t>
+      </w:r>
+      <w:proofErr w:type="spellEnd"/>
+      <w:r>
+        <w:rPr>
+          <w:rFonts w:ascii="Segoe UI Emoji" w:hAnsi="Segoe UI Emoji" w:cs="Segoe UI Emoji"/>
+          <w:sz w:val="28"/>
+          <w:szCs w:val="28"/>
+        </w:rPr>
+        <w:t>} /&gt;;</w:t>
       </w:r>
     </w:p>
     <w:p>
@@ -9740,8 +12659,20 @@
           <w:sz w:val="28"/>
           <w:szCs w:val="28"/>
         </w:rPr>
-        <w:t>Use destructuring</w:t>
-      </w:r>
+        <w:t xml:space="preserve">Use </w:t>
+      </w:r>
+      <w:proofErr w:type="spellStart"/>
+      <w:r>
+        <w:rPr>
+          <w:rFonts w:ascii="Segoe UI Emoji" w:hAnsi="Segoe UI Emoji" w:cs="Segoe UI Emoji"/>
+          <w:b/>
+          <w:bCs/>
+          <w:sz w:val="28"/>
+          <w:szCs w:val="28"/>
+        </w:rPr>
+        <w:t>destructuring</w:t>
+      </w:r>
+      <w:proofErr w:type="spellEnd"/>
       <w:r>
         <w:rPr>
           <w:rFonts w:ascii="Segoe UI Emoji" w:hAnsi="Segoe UI Emoji" w:cs="Segoe UI Emoji"/>
@@ -9997,7 +12928,6 @@
           <w:sz w:val="28"/>
           <w:szCs w:val="28"/>
         </w:rPr>
-        <w:lastRenderedPageBreak/>
         <w:pict w14:anchorId="2EFF7AD4">
           <v:rect id="_x0000_i1032" style="width:0;height:1.5pt" o:hralign="center" o:hrstd="t" o:hr="t" fillcolor="#a0a0a0" stroked="f"/>
         </w:pict>
@@ -10093,13 +13023,61 @@
           <w:szCs w:val="28"/>
         </w:rPr>
       </w:pPr>
-      <w:r>
-        <w:rPr>
-          <w:rFonts w:ascii="Segoe UI Emoji" w:hAnsi="Segoe UI Emoji" w:cs="Segoe UI Emoji"/>
-          <w:sz w:val="28"/>
-          <w:szCs w:val="28"/>
-        </w:rPr>
-        <w:t>document.getElementById("btn").innerText = "Clicked!";</w:t>
+      <w:proofErr w:type="spellStart"/>
+      <w:proofErr w:type="gramStart"/>
+      <w:r>
+        <w:rPr>
+          <w:rFonts w:ascii="Segoe UI Emoji" w:hAnsi="Segoe UI Emoji" w:cs="Segoe UI Emoji"/>
+          <w:sz w:val="28"/>
+          <w:szCs w:val="28"/>
+        </w:rPr>
+        <w:t>document.getElementById</w:t>
+      </w:r>
+      <w:proofErr w:type="spellEnd"/>
+      <w:proofErr w:type="gramEnd"/>
+      <w:r>
+        <w:rPr>
+          <w:rFonts w:ascii="Segoe UI Emoji" w:hAnsi="Segoe UI Emoji" w:cs="Segoe UI Emoji"/>
+          <w:sz w:val="28"/>
+          <w:szCs w:val="28"/>
+        </w:rPr>
+        <w:t>("</w:t>
+      </w:r>
+      <w:proofErr w:type="spellStart"/>
+      <w:r>
+        <w:rPr>
+          <w:rFonts w:ascii="Segoe UI Emoji" w:hAnsi="Segoe UI Emoji" w:cs="Segoe UI Emoji"/>
+          <w:sz w:val="28"/>
+          <w:szCs w:val="28"/>
+        </w:rPr>
+        <w:t>btn</w:t>
+      </w:r>
+      <w:proofErr w:type="spellEnd"/>
+      <w:r>
+        <w:rPr>
+          <w:rFonts w:ascii="Segoe UI Emoji" w:hAnsi="Segoe UI Emoji" w:cs="Segoe UI Emoji"/>
+          <w:sz w:val="28"/>
+          <w:szCs w:val="28"/>
+        </w:rPr>
+        <w:t>").</w:t>
+      </w:r>
+      <w:proofErr w:type="spellStart"/>
+      <w:r>
+        <w:rPr>
+          <w:rFonts w:ascii="Segoe UI Emoji" w:hAnsi="Segoe UI Emoji" w:cs="Segoe UI Emoji"/>
+          <w:sz w:val="28"/>
+          <w:szCs w:val="28"/>
+        </w:rPr>
+        <w:t>innerText</w:t>
+      </w:r>
+      <w:proofErr w:type="spellEnd"/>
+      <w:r>
+        <w:rPr>
+          <w:rFonts w:ascii="Segoe UI Emoji" w:hAnsi="Segoe UI Emoji" w:cs="Segoe UI Emoji"/>
+          <w:sz w:val="28"/>
+          <w:szCs w:val="28"/>
+        </w:rPr>
+        <w:t xml:space="preserve"> = "Clicked!";</w:t>
       </w:r>
     </w:p>
     <w:p>
@@ -10236,30 +13214,94 @@
           <w:szCs w:val="28"/>
         </w:rPr>
       </w:pPr>
-      <w:r>
-        <w:rPr>
-          <w:rFonts w:ascii="Segoe UI Emoji" w:hAnsi="Segoe UI Emoji" w:cs="Segoe UI Emoji"/>
-          <w:sz w:val="28"/>
-          <w:szCs w:val="28"/>
-        </w:rPr>
-        <w:t>const App = () =&gt; {</w:t>
-      </w:r>
-    </w:p>
-    <w:p>
-      <w:pPr>
-        <w:rPr>
-          <w:rFonts w:ascii="Segoe UI Emoji" w:hAnsi="Segoe UI Emoji" w:cs="Segoe UI Emoji"/>
-          <w:sz w:val="28"/>
-          <w:szCs w:val="28"/>
-        </w:rPr>
-      </w:pPr>
-      <w:r>
-        <w:rPr>
-          <w:rFonts w:ascii="Segoe UI Emoji" w:hAnsi="Segoe UI Emoji" w:cs="Segoe UI Emoji"/>
-          <w:sz w:val="28"/>
-          <w:szCs w:val="28"/>
-        </w:rPr>
-        <w:t xml:space="preserve">  const [count, setCount] = React.useState(0);</w:t>
+      <w:proofErr w:type="spellStart"/>
+      <w:r>
+        <w:rPr>
+          <w:rFonts w:ascii="Segoe UI Emoji" w:hAnsi="Segoe UI Emoji" w:cs="Segoe UI Emoji"/>
+          <w:sz w:val="28"/>
+          <w:szCs w:val="28"/>
+        </w:rPr>
+        <w:t>const</w:t>
+      </w:r>
+      <w:proofErr w:type="spellEnd"/>
+      <w:r>
+        <w:rPr>
+          <w:rFonts w:ascii="Segoe UI Emoji" w:hAnsi="Segoe UI Emoji" w:cs="Segoe UI Emoji"/>
+          <w:sz w:val="28"/>
+          <w:szCs w:val="28"/>
+        </w:rPr>
+        <w:t xml:space="preserve"> App = () =&gt; {</w:t>
+      </w:r>
+    </w:p>
+    <w:p>
+      <w:pPr>
+        <w:rPr>
+          <w:rFonts w:ascii="Segoe UI Emoji" w:hAnsi="Segoe UI Emoji" w:cs="Segoe UI Emoji"/>
+          <w:sz w:val="28"/>
+          <w:szCs w:val="28"/>
+        </w:rPr>
+      </w:pPr>
+      <w:r>
+        <w:rPr>
+          <w:rFonts w:ascii="Segoe UI Emoji" w:hAnsi="Segoe UI Emoji" w:cs="Segoe UI Emoji"/>
+          <w:sz w:val="28"/>
+          <w:szCs w:val="28"/>
+        </w:rPr>
+        <w:t xml:space="preserve">  </w:t>
+      </w:r>
+      <w:proofErr w:type="spellStart"/>
+      <w:r>
+        <w:rPr>
+          <w:rFonts w:ascii="Segoe UI Emoji" w:hAnsi="Segoe UI Emoji" w:cs="Segoe UI Emoji"/>
+          <w:sz w:val="28"/>
+          <w:szCs w:val="28"/>
+        </w:rPr>
+        <w:t>const</w:t>
+      </w:r>
+      <w:proofErr w:type="spellEnd"/>
+      <w:r>
+        <w:rPr>
+          <w:rFonts w:ascii="Segoe UI Emoji" w:hAnsi="Segoe UI Emoji" w:cs="Segoe UI Emoji"/>
+          <w:sz w:val="28"/>
+          <w:szCs w:val="28"/>
+        </w:rPr>
+        <w:t xml:space="preserve"> [count, </w:t>
+      </w:r>
+      <w:proofErr w:type="spellStart"/>
+      <w:r>
+        <w:rPr>
+          <w:rFonts w:ascii="Segoe UI Emoji" w:hAnsi="Segoe UI Emoji" w:cs="Segoe UI Emoji"/>
+          <w:sz w:val="28"/>
+          <w:szCs w:val="28"/>
+        </w:rPr>
+        <w:t>setCount</w:t>
+      </w:r>
+      <w:proofErr w:type="spellEnd"/>
+      <w:r>
+        <w:rPr>
+          <w:rFonts w:ascii="Segoe UI Emoji" w:hAnsi="Segoe UI Emoji" w:cs="Segoe UI Emoji"/>
+          <w:sz w:val="28"/>
+          <w:szCs w:val="28"/>
+        </w:rPr>
+        <w:t xml:space="preserve">] = </w:t>
+      </w:r>
+      <w:proofErr w:type="spellStart"/>
+      <w:r>
+        <w:rPr>
+          <w:rFonts w:ascii="Segoe UI Emoji" w:hAnsi="Segoe UI Emoji" w:cs="Segoe UI Emoji"/>
+          <w:sz w:val="28"/>
+          <w:szCs w:val="28"/>
+        </w:rPr>
+        <w:t>React.useState</w:t>
+      </w:r>
+      <w:proofErr w:type="spellEnd"/>
+      <w:r>
+        <w:rPr>
+          <w:rFonts w:ascii="Segoe UI Emoji" w:hAnsi="Segoe UI Emoji" w:cs="Segoe UI Emoji"/>
+          <w:sz w:val="28"/>
+          <w:szCs w:val="28"/>
+        </w:rPr>
+        <w:t>(0);</w:t>
       </w:r>
     </w:p>
     <w:p>
@@ -10310,24 +13352,89 @@
           <w:sz w:val="28"/>
           <w:szCs w:val="28"/>
         </w:rPr>
-        <w:t xml:space="preserve">      &lt;h1&gt;Count: {count}&lt;/h1&gt; {/* Only this updates, not the entire UI */}</w:t>
-      </w:r>
-    </w:p>
-    <w:p>
-      <w:pPr>
-        <w:rPr>
-          <w:rFonts w:ascii="Segoe UI Emoji" w:hAnsi="Segoe UI Emoji" w:cs="Segoe UI Emoji"/>
-          <w:sz w:val="28"/>
-          <w:szCs w:val="28"/>
-        </w:rPr>
-      </w:pPr>
-      <w:r>
-        <w:rPr>
-          <w:rFonts w:ascii="Segoe UI Emoji" w:hAnsi="Segoe UI Emoji" w:cs="Segoe UI Emoji"/>
-          <w:sz w:val="28"/>
-          <w:szCs w:val="28"/>
-        </w:rPr>
-        <w:t xml:space="preserve">      &lt;button onClick={() =&gt; setCount(count + 1)}&gt;Increment&lt;/button&gt;</w:t>
+        <w:t xml:space="preserve">      &lt;h1&gt;Count: {count}&lt;/h1&gt; {/* Only </w:t>
+      </w:r>
+      <w:proofErr w:type="gramStart"/>
+      <w:r>
+        <w:rPr>
+          <w:rFonts w:ascii="Segoe UI Emoji" w:hAnsi="Segoe UI Emoji" w:cs="Segoe UI Emoji"/>
+          <w:sz w:val="28"/>
+          <w:szCs w:val="28"/>
+        </w:rPr>
+        <w:t>this updates</w:t>
+      </w:r>
+      <w:proofErr w:type="gramEnd"/>
+      <w:r>
+        <w:rPr>
+          <w:rFonts w:ascii="Segoe UI Emoji" w:hAnsi="Segoe UI Emoji" w:cs="Segoe UI Emoji"/>
+          <w:sz w:val="28"/>
+          <w:szCs w:val="28"/>
+        </w:rPr>
+        <w:t>, not the entire UI */}</w:t>
+      </w:r>
+    </w:p>
+    <w:p>
+      <w:pPr>
+        <w:rPr>
+          <w:rFonts w:ascii="Segoe UI Emoji" w:hAnsi="Segoe UI Emoji" w:cs="Segoe UI Emoji"/>
+          <w:sz w:val="28"/>
+          <w:szCs w:val="28"/>
+        </w:rPr>
+      </w:pPr>
+      <w:r>
+        <w:rPr>
+          <w:rFonts w:ascii="Segoe UI Emoji" w:hAnsi="Segoe UI Emoji" w:cs="Segoe UI Emoji"/>
+          <w:sz w:val="28"/>
+          <w:szCs w:val="28"/>
+        </w:rPr>
+        <w:lastRenderedPageBreak/>
+        <w:t xml:space="preserve">      &lt;button </w:t>
+      </w:r>
+      <w:proofErr w:type="spellStart"/>
+      <w:r>
+        <w:rPr>
+          <w:rFonts w:ascii="Segoe UI Emoji" w:hAnsi="Segoe UI Emoji" w:cs="Segoe UI Emoji"/>
+          <w:sz w:val="28"/>
+          <w:szCs w:val="28"/>
+        </w:rPr>
+        <w:t>onClick</w:t>
+      </w:r>
+      <w:proofErr w:type="spellEnd"/>
+      <w:proofErr w:type="gramStart"/>
+      <w:r>
+        <w:rPr>
+          <w:rFonts w:ascii="Segoe UI Emoji" w:hAnsi="Segoe UI Emoji" w:cs="Segoe UI Emoji"/>
+          <w:sz w:val="28"/>
+          <w:szCs w:val="28"/>
+        </w:rPr>
+        <w:t>={</w:t>
+      </w:r>
+      <w:proofErr w:type="gramEnd"/>
+      <w:r>
+        <w:rPr>
+          <w:rFonts w:ascii="Segoe UI Emoji" w:hAnsi="Segoe UI Emoji" w:cs="Segoe UI Emoji"/>
+          <w:sz w:val="28"/>
+          <w:szCs w:val="28"/>
+        </w:rPr>
+        <w:t xml:space="preserve">() =&gt; </w:t>
+      </w:r>
+      <w:proofErr w:type="spellStart"/>
+      <w:r>
+        <w:rPr>
+          <w:rFonts w:ascii="Segoe UI Emoji" w:hAnsi="Segoe UI Emoji" w:cs="Segoe UI Emoji"/>
+          <w:sz w:val="28"/>
+          <w:szCs w:val="28"/>
+        </w:rPr>
+        <w:t>setCount</w:t>
+      </w:r>
+      <w:proofErr w:type="spellEnd"/>
+      <w:r>
+        <w:rPr>
+          <w:rFonts w:ascii="Segoe UI Emoji" w:hAnsi="Segoe UI Emoji" w:cs="Segoe UI Emoji"/>
+          <w:sz w:val="28"/>
+          <w:szCs w:val="28"/>
+        </w:rPr>
+        <w:t>(count + 1)}&gt;Increment&lt;/button&gt;</w:t>
       </w:r>
     </w:p>
     <w:p>
@@ -10421,7 +13528,6 @@
           <w:sz w:val="28"/>
           <w:szCs w:val="28"/>
         </w:rPr>
-        <w:lastRenderedPageBreak/>
         <w:pict w14:anchorId="54DC08A2">
           <v:rect id="_x0000_i1034" style="width:0;height:1.5pt" o:hralign="center" o:hrstd="t" o:hr="t" fillcolor="#a0a0a0" stroked="f"/>
         </w:pict>
@@ -10523,16 +13629,36 @@
           <w:sz w:val="28"/>
           <w:szCs w:val="28"/>
         </w:rPr>
-        <w:t>38.React</w:t>
-      </w:r>
-      <w:r>
-        <w:rPr>
-          <w:b/>
-          <w:bCs/>
-          <w:sz w:val="28"/>
-          <w:szCs w:val="28"/>
-        </w:rPr>
-        <w:t>(or JavaScript in general), there are three main types of exports:</w:t>
+        <w:t>38.</w:t>
+      </w:r>
+      <w:proofErr w:type="gramStart"/>
+      <w:r>
+        <w:rPr>
+          <w:b/>
+          <w:bCs/>
+          <w:sz w:val="28"/>
+          <w:szCs w:val="28"/>
+        </w:rPr>
+        <w:t>React</w:t>
+      </w:r>
+      <w:r>
+        <w:rPr>
+          <w:b/>
+          <w:bCs/>
+          <w:sz w:val="28"/>
+          <w:szCs w:val="28"/>
+        </w:rPr>
+        <w:t>(</w:t>
+      </w:r>
+      <w:proofErr w:type="gramEnd"/>
+      <w:r>
+        <w:rPr>
+          <w:b/>
+          <w:bCs/>
+          <w:sz w:val="28"/>
+          <w:szCs w:val="28"/>
+        </w:rPr>
+        <w:t>or JavaScript in general), there are three main types of exports:</w:t>
       </w:r>
     </w:p>
     <w:p>
@@ -10629,7 +13755,23 @@
           <w:sz w:val="24"/>
           <w:szCs w:val="24"/>
         </w:rPr>
-        <w:t>export const hello = () =&gt; console.log("Hello");</w:t>
+        <w:t xml:space="preserve">export </w:t>
+      </w:r>
+      <w:proofErr w:type="spellStart"/>
+      <w:r>
+        <w:rPr>
+          <w:sz w:val="24"/>
+          <w:szCs w:val="24"/>
+        </w:rPr>
+        <w:t>const</w:t>
+      </w:r>
+      <w:proofErr w:type="spellEnd"/>
+      <w:r>
+        <w:rPr>
+          <w:sz w:val="24"/>
+          <w:szCs w:val="24"/>
+        </w:rPr>
+        <w:t xml:space="preserve"> hello = () =&gt; console.log("Hello");</w:t>
       </w:r>
     </w:p>
     <w:p>
@@ -10648,7 +13790,23 @@
           <w:sz w:val="24"/>
           <w:szCs w:val="24"/>
         </w:rPr>
-        <w:t>export const goodbye = () =&gt; console.log("Goodbye");</w:t>
+        <w:t xml:space="preserve">export </w:t>
+      </w:r>
+      <w:proofErr w:type="spellStart"/>
+      <w:r>
+        <w:rPr>
+          <w:sz w:val="24"/>
+          <w:szCs w:val="24"/>
+        </w:rPr>
+        <w:t>const</w:t>
+      </w:r>
+      <w:proofErr w:type="spellEnd"/>
+      <w:r>
+        <w:rPr>
+          <w:sz w:val="24"/>
+          <w:szCs w:val="24"/>
+        </w:rPr>
+        <w:t xml:space="preserve"> goodbye = () =&gt; console.log("Goodbye");</w:t>
       </w:r>
     </w:p>
     <w:p>
@@ -10667,7 +13825,23 @@
           <w:sz w:val="24"/>
           <w:szCs w:val="24"/>
         </w:rPr>
-        <w:t>import { hello, goodbye } from "./file";</w:t>
+        <w:t xml:space="preserve">import </w:t>
+      </w:r>
+      <w:proofErr w:type="gramStart"/>
+      <w:r>
+        <w:rPr>
+          <w:sz w:val="24"/>
+          <w:szCs w:val="24"/>
+        </w:rPr>
+        <w:t>{ hello</w:t>
+      </w:r>
+      <w:proofErr w:type="gramEnd"/>
+      <w:r>
+        <w:rPr>
+          <w:sz w:val="24"/>
+          <w:szCs w:val="24"/>
+        </w:rPr>
+        <w:t>, goodbye } from "./file";</w:t>
       </w:r>
     </w:p>
     <w:p>
@@ -10764,7 +13938,23 @@
           <w:sz w:val="24"/>
           <w:szCs w:val="24"/>
         </w:rPr>
-        <w:t>export default function greet() {</w:t>
+        <w:t xml:space="preserve">export default function </w:t>
+      </w:r>
+      <w:proofErr w:type="gramStart"/>
+      <w:r>
+        <w:rPr>
+          <w:sz w:val="24"/>
+          <w:szCs w:val="24"/>
+        </w:rPr>
+        <w:t>greet(</w:t>
+      </w:r>
+      <w:proofErr w:type="gramEnd"/>
+      <w:r>
+        <w:rPr>
+          <w:sz w:val="24"/>
+          <w:szCs w:val="24"/>
+        </w:rPr>
+        <w:t>) {</w:t>
       </w:r>
     </w:p>
     <w:p>
@@ -10802,7 +13992,23 @@
           <w:sz w:val="24"/>
           <w:szCs w:val="24"/>
         </w:rPr>
-        <w:t>import greet from "./file"; // Can be any name</w:t>
+        <w:t xml:space="preserve">import greet from </w:t>
+      </w:r>
+      <w:proofErr w:type="gramStart"/>
+      <w:r>
+        <w:rPr>
+          <w:sz w:val="24"/>
+          <w:szCs w:val="24"/>
+        </w:rPr>
+        <w:t>"./</w:t>
+      </w:r>
+      <w:proofErr w:type="gramEnd"/>
+      <w:r>
+        <w:rPr>
+          <w:sz w:val="24"/>
+          <w:szCs w:val="24"/>
+        </w:rPr>
+        <w:t>file"; // Can be any name</w:t>
       </w:r>
     </w:p>
     <w:p>
@@ -10823,8 +14029,19 @@
           <w:sz w:val="24"/>
           <w:szCs w:val="24"/>
         </w:rPr>
-        <w:t>* as Export (export * as &amp; import * as )</w:t>
-      </w:r>
+        <w:t xml:space="preserve">* as Export (export * as &amp; import * </w:t>
+      </w:r>
+      <w:proofErr w:type="gramStart"/>
+      <w:r>
+        <w:rPr>
+          <w:b/>
+          <w:bCs/>
+          <w:sz w:val="24"/>
+          <w:szCs w:val="24"/>
+        </w:rPr>
+        <w:t>as )</w:t>
+      </w:r>
+      <w:proofErr w:type="gramEnd"/>
     </w:p>
     <w:p>
       <w:pPr>
@@ -10880,6 +14097,7 @@
           <w:sz w:val="24"/>
           <w:szCs w:val="24"/>
         </w:rPr>
+        <w:lastRenderedPageBreak/>
         <w:t xml:space="preserve">Example: </w:t>
       </w:r>
     </w:p>
@@ -10899,7 +14117,23 @@
           <w:sz w:val="24"/>
           <w:szCs w:val="24"/>
         </w:rPr>
-        <w:t>export const hello = () =&gt; console.log("Hello");</w:t>
+        <w:t xml:space="preserve">export </w:t>
+      </w:r>
+      <w:proofErr w:type="spellStart"/>
+      <w:r>
+        <w:rPr>
+          <w:sz w:val="24"/>
+          <w:szCs w:val="24"/>
+        </w:rPr>
+        <w:t>const</w:t>
+      </w:r>
+      <w:proofErr w:type="spellEnd"/>
+      <w:r>
+        <w:rPr>
+          <w:sz w:val="24"/>
+          <w:szCs w:val="24"/>
+        </w:rPr>
+        <w:t xml:space="preserve"> hello = () =&gt; console.log("Hello");</w:t>
       </w:r>
     </w:p>
     <w:p>
@@ -10918,7 +14152,23 @@
           <w:sz w:val="24"/>
           <w:szCs w:val="24"/>
         </w:rPr>
-        <w:t>export const goodbye = () =&gt; console.log("Goodbye");</w:t>
+        <w:t xml:space="preserve">export </w:t>
+      </w:r>
+      <w:proofErr w:type="spellStart"/>
+      <w:r>
+        <w:rPr>
+          <w:sz w:val="24"/>
+          <w:szCs w:val="24"/>
+        </w:rPr>
+        <w:t>const</w:t>
+      </w:r>
+      <w:proofErr w:type="spellEnd"/>
+      <w:r>
+        <w:rPr>
+          <w:sz w:val="24"/>
+          <w:szCs w:val="24"/>
+        </w:rPr>
+        <w:t xml:space="preserve"> goodbye = () =&gt; console.log("Goodbye");</w:t>
       </w:r>
     </w:p>
     <w:p>
@@ -10937,7 +14187,23 @@
           <w:sz w:val="24"/>
           <w:szCs w:val="24"/>
         </w:rPr>
-        <w:t>import * as messages from "./file";</w:t>
+        <w:t xml:space="preserve">import * as messages from </w:t>
+      </w:r>
+      <w:proofErr w:type="gramStart"/>
+      <w:r>
+        <w:rPr>
+          <w:sz w:val="24"/>
+          <w:szCs w:val="24"/>
+        </w:rPr>
+        <w:t>"./</w:t>
+      </w:r>
+      <w:proofErr w:type="gramEnd"/>
+      <w:r>
+        <w:rPr>
+          <w:sz w:val="24"/>
+          <w:szCs w:val="24"/>
+        </w:rPr>
+        <w:t>file";</w:t>
       </w:r>
     </w:p>
     <w:p>
@@ -10951,12 +14217,23 @@
           <w:szCs w:val="24"/>
         </w:rPr>
       </w:pPr>
-      <w:r>
-        <w:rPr>
-          <w:sz w:val="24"/>
-          <w:szCs w:val="24"/>
-        </w:rPr>
-        <w:t>messages.hello();</w:t>
+      <w:proofErr w:type="spellStart"/>
+      <w:proofErr w:type="gramStart"/>
+      <w:r>
+        <w:rPr>
+          <w:sz w:val="24"/>
+          <w:szCs w:val="24"/>
+        </w:rPr>
+        <w:t>messages.hello</w:t>
+      </w:r>
+      <w:proofErr w:type="spellEnd"/>
+      <w:proofErr w:type="gramEnd"/>
+      <w:r>
+        <w:rPr>
+          <w:sz w:val="24"/>
+          <w:szCs w:val="24"/>
+        </w:rPr>
+        <w:t>();</w:t>
       </w:r>
     </w:p>
     <w:p>
@@ -10970,12 +14247,23 @@
           <w:szCs w:val="24"/>
         </w:rPr>
       </w:pPr>
-      <w:r>
-        <w:rPr>
-          <w:sz w:val="24"/>
-          <w:szCs w:val="24"/>
-        </w:rPr>
-        <w:t>messages.goodbye();</w:t>
+      <w:proofErr w:type="spellStart"/>
+      <w:proofErr w:type="gramStart"/>
+      <w:r>
+        <w:rPr>
+          <w:sz w:val="24"/>
+          <w:szCs w:val="24"/>
+        </w:rPr>
+        <w:t>messages.goodbye</w:t>
+      </w:r>
+      <w:proofErr w:type="spellEnd"/>
+      <w:proofErr w:type="gramEnd"/>
+      <w:r>
+        <w:rPr>
+          <w:sz w:val="24"/>
+          <w:szCs w:val="24"/>
+        </w:rPr>
+        <w:t>();</w:t>
       </w:r>
     </w:p>
     <w:p>
@@ -11002,7 +14290,6 @@
           <w:sz w:val="32"/>
           <w:szCs w:val="32"/>
         </w:rPr>
-        <w:lastRenderedPageBreak/>
         <w:t xml:space="preserve">39: What are React Hooks? </w:t>
       </w:r>
     </w:p>
@@ -11178,6 +14465,7 @@
           <w14:ligatures w14:val="none"/>
         </w:rPr>
       </w:pPr>
+      <w:proofErr w:type="spellStart"/>
       <w:r>
         <w:rPr>
           <w:rFonts w:ascii="Courier New" w:eastAsia="Times New Roman" w:hAnsi="Courier New" w:cs="Courier New"/>
@@ -11191,6 +14479,7 @@
         </w:rPr>
         <w:t>useContext</w:t>
       </w:r>
+      <w:proofErr w:type="spellEnd"/>
       <w:r>
         <w:rPr>
           <w:rFonts w:ascii="Times New Roman" w:eastAsia="Times New Roman" w:hAnsi="Times New Roman" w:cs="Times New Roman"/>
@@ -11566,6 +14855,7 @@
           <w:sz w:val="24"/>
           <w:szCs w:val="24"/>
         </w:rPr>
+        <w:lastRenderedPageBreak/>
         <w:t>Example: A food delivery app in a monolith setup would have user management, orders, payments, and notifications all in one codebase and deployed together.</w:t>
       </w:r>
     </w:p>
@@ -11941,7 +15231,6 @@
                 <w:sz w:val="24"/>
                 <w:szCs w:val="24"/>
               </w:rPr>
-              <w:lastRenderedPageBreak/>
               <w:t>Fault Tolerance</w:t>
             </w:r>
           </w:p>
@@ -12636,14 +15925,25 @@
         </w:rPr>
         <w:t xml:space="preserve"> used in web applications to improve user experience while fetching data. Instead of showing a blank screen or a spinner, a </w:t>
       </w:r>
-      <w:r>
-        <w:rPr>
-          <w:b/>
-          <w:bCs/>
-          <w:sz w:val="24"/>
-          <w:szCs w:val="24"/>
-        </w:rPr>
-        <w:t>gray animated skeleton</w:t>
+      <w:proofErr w:type="spellStart"/>
+      <w:r>
+        <w:rPr>
+          <w:b/>
+          <w:bCs/>
+          <w:sz w:val="24"/>
+          <w:szCs w:val="24"/>
+        </w:rPr>
+        <w:t>gray</w:t>
+      </w:r>
+      <w:proofErr w:type="spellEnd"/>
+      <w:r>
+        <w:rPr>
+          <w:b/>
+          <w:bCs/>
+          <w:sz w:val="24"/>
+          <w:szCs w:val="24"/>
+        </w:rPr>
+        <w:t xml:space="preserve"> animated skeleton</w:t>
       </w:r>
       <w:r>
         <w:rPr>
@@ -12692,6 +15992,7 @@
           <w:sz w:val="24"/>
           <w:szCs w:val="24"/>
         </w:rPr>
+        <w:lastRenderedPageBreak/>
         <w:t xml:space="preserve">An </w:t>
       </w:r>
       <w:r>
@@ -12812,7 +16113,6 @@
           <w:sz w:val="24"/>
           <w:szCs w:val="24"/>
         </w:rPr>
-        <w:lastRenderedPageBreak/>
         <w:t>48.</w:t>
       </w:r>
       <w:r>
@@ -13241,7 +16541,89 @@
           <w:sz w:val="24"/>
           <w:szCs w:val="24"/>
         </w:rPr>
-        <w:t>Q: What is the use of const json = await data.json(); in getRestaurants()?</w:t>
+        <w:t>Q: What is the use of </w:t>
+      </w:r>
+      <w:proofErr w:type="spellStart"/>
+      <w:r>
+        <w:rPr>
+          <w:b/>
+          <w:bCs/>
+          <w:sz w:val="24"/>
+          <w:szCs w:val="24"/>
+        </w:rPr>
+        <w:t>const</w:t>
+      </w:r>
+      <w:proofErr w:type="spellEnd"/>
+      <w:r>
+        <w:rPr>
+          <w:b/>
+          <w:bCs/>
+          <w:sz w:val="24"/>
+          <w:szCs w:val="24"/>
+        </w:rPr>
+        <w:t xml:space="preserve"> </w:t>
+      </w:r>
+      <w:proofErr w:type="spellStart"/>
+      <w:r>
+        <w:rPr>
+          <w:b/>
+          <w:bCs/>
+          <w:sz w:val="24"/>
+          <w:szCs w:val="24"/>
+        </w:rPr>
+        <w:t>json</w:t>
+      </w:r>
+      <w:proofErr w:type="spellEnd"/>
+      <w:r>
+        <w:rPr>
+          <w:b/>
+          <w:bCs/>
+          <w:sz w:val="24"/>
+          <w:szCs w:val="24"/>
+        </w:rPr>
+        <w:t xml:space="preserve"> = await </w:t>
+      </w:r>
+      <w:proofErr w:type="spellStart"/>
+      <w:proofErr w:type="gramStart"/>
+      <w:r>
+        <w:rPr>
+          <w:b/>
+          <w:bCs/>
+          <w:sz w:val="24"/>
+          <w:szCs w:val="24"/>
+        </w:rPr>
+        <w:t>data.json</w:t>
+      </w:r>
+      <w:proofErr w:type="spellEnd"/>
+      <w:proofErr w:type="gramEnd"/>
+      <w:r>
+        <w:rPr>
+          <w:b/>
+          <w:bCs/>
+          <w:sz w:val="24"/>
+          <w:szCs w:val="24"/>
+        </w:rPr>
+        <w:t>(); in </w:t>
+      </w:r>
+      <w:proofErr w:type="spellStart"/>
+      <w:r>
+        <w:rPr>
+          <w:b/>
+          <w:bCs/>
+          <w:sz w:val="24"/>
+          <w:szCs w:val="24"/>
+        </w:rPr>
+        <w:t>getRestaurants</w:t>
+      </w:r>
+      <w:proofErr w:type="spellEnd"/>
+      <w:r>
+        <w:rPr>
+          <w:b/>
+          <w:bCs/>
+          <w:sz w:val="24"/>
+          <w:szCs w:val="24"/>
+        </w:rPr>
+        <w:t>()?</w:t>
       </w:r>
     </w:p>
     <w:p>
@@ -13323,6 +16705,7 @@
           <w:sz w:val="24"/>
           <w:szCs w:val="24"/>
         </w:rPr>
+        <w:lastRenderedPageBreak/>
         <w:t>1️</w:t>
       </w:r>
       <w:r>
@@ -13364,6 +16747,7 @@
         <w:br/>
         <w:t>2️</w:t>
       </w:r>
+      <w:proofErr w:type="gramStart"/>
       <w:r>
         <w:rPr>
           <w:rFonts w:ascii="Segoe UI Symbol" w:hAnsi="Segoe UI Symbol" w:cs="Segoe UI Symbol"/>
@@ -13377,7 +16761,24 @@
           <w:sz w:val="24"/>
           <w:szCs w:val="24"/>
         </w:rPr>
-        <w:t xml:space="preserve"> .json() is a method that </w:t>
+        <w:t xml:space="preserve"> .</w:t>
+      </w:r>
+      <w:proofErr w:type="spellStart"/>
+      <w:r>
+        <w:rPr>
+          <w:sz w:val="24"/>
+          <w:szCs w:val="24"/>
+        </w:rPr>
+        <w:t>json</w:t>
+      </w:r>
+      <w:proofErr w:type="spellEnd"/>
+      <w:proofErr w:type="gramEnd"/>
+      <w:r>
+        <w:rPr>
+          <w:sz w:val="24"/>
+          <w:szCs w:val="24"/>
+        </w:rPr>
+        <w:t xml:space="preserve">() is a method that </w:t>
       </w:r>
       <w:r>
         <w:rPr>
@@ -13507,7 +16908,27 @@
                 <w:sz w:val="24"/>
                 <w:szCs w:val="24"/>
               </w:rPr>
-              <w:t>What are various ways to add images into our react project? Explain simple answer with code examples.</w:t>
+              <w:t xml:space="preserve">What are various ways to add images into </w:t>
+            </w:r>
+            <w:proofErr w:type="gramStart"/>
+            <w:r>
+              <w:rPr>
+                <w:b/>
+                <w:bCs/>
+                <w:sz w:val="24"/>
+                <w:szCs w:val="24"/>
+              </w:rPr>
+              <w:t>our</w:t>
+            </w:r>
+            <w:proofErr w:type="gramEnd"/>
+            <w:r>
+              <w:rPr>
+                <w:b/>
+                <w:bCs/>
+                <w:sz w:val="24"/>
+                <w:szCs w:val="24"/>
+              </w:rPr>
+              <w:t xml:space="preserve"> react project? Explain simple answer with code examples.</w:t>
             </w:r>
           </w:p>
         </w:tc>
@@ -13586,6 +17007,7 @@
               </w:rPr>
               <w:t xml:space="preserve">Jab image </w:t>
             </w:r>
+            <w:proofErr w:type="spellStart"/>
             <w:r>
               <w:rPr>
                 <w:b/>
@@ -13593,15 +17015,66 @@
                 <w:sz w:val="24"/>
                 <w:szCs w:val="24"/>
               </w:rPr>
-              <w:t>src folder</w:t>
+              <w:t>src</w:t>
+            </w:r>
+            <w:proofErr w:type="spellEnd"/>
+            <w:r>
+              <w:rPr>
+                <w:b/>
+                <w:bCs/>
+                <w:sz w:val="24"/>
+                <w:szCs w:val="24"/>
+              </w:rPr>
+              <w:t xml:space="preserve"> folder</w:t>
             </w:r>
             <w:r>
               <w:rPr>
                 <w:sz w:val="24"/>
                 <w:szCs w:val="24"/>
               </w:rPr>
-              <w:t xml:space="preserve"> ke andar ho</w:t>
+              <w:t xml:space="preserve"> </w:t>
             </w:r>
+            <w:proofErr w:type="spellStart"/>
+            <w:r>
+              <w:rPr>
+                <w:sz w:val="24"/>
+                <w:szCs w:val="24"/>
+              </w:rPr>
+              <w:t>ke</w:t>
+            </w:r>
+            <w:proofErr w:type="spellEnd"/>
+            <w:r>
+              <w:rPr>
+                <w:sz w:val="24"/>
+                <w:szCs w:val="24"/>
+              </w:rPr>
+              <w:t xml:space="preserve"> </w:t>
+            </w:r>
+            <w:proofErr w:type="spellStart"/>
+            <w:r>
+              <w:rPr>
+                <w:sz w:val="24"/>
+                <w:szCs w:val="24"/>
+              </w:rPr>
+              <w:t>andar</w:t>
+            </w:r>
+            <w:proofErr w:type="spellEnd"/>
+            <w:r>
+              <w:rPr>
+                <w:sz w:val="24"/>
+                <w:szCs w:val="24"/>
+              </w:rPr>
+              <w:t xml:space="preserve"> </w:t>
+            </w:r>
+            <w:proofErr w:type="spellStart"/>
+            <w:r>
+              <w:rPr>
+                <w:sz w:val="24"/>
+                <w:szCs w:val="24"/>
+              </w:rPr>
+              <w:t>ho</w:t>
+            </w:r>
+            <w:proofErr w:type="spellEnd"/>
           </w:p>
         </w:tc>
       </w:tr>
@@ -13693,8 +17166,17 @@
                 <w:sz w:val="24"/>
                 <w:szCs w:val="24"/>
               </w:rPr>
-              <w:t xml:space="preserve"> me ho</w:t>
+              <w:t xml:space="preserve"> me </w:t>
             </w:r>
+            <w:proofErr w:type="spellStart"/>
+            <w:r>
+              <w:rPr>
+                <w:sz w:val="24"/>
+                <w:szCs w:val="24"/>
+              </w:rPr>
+              <w:t>ho</w:t>
+            </w:r>
+            <w:proofErr w:type="spellEnd"/>
           </w:p>
         </w:tc>
       </w:tr>
@@ -13748,7 +17230,6 @@
                 <w:sz w:val="24"/>
                 <w:szCs w:val="24"/>
               </w:rPr>
-              <w:lastRenderedPageBreak/>
               <w:t>External URL</w:t>
             </w:r>
           </w:p>
@@ -13780,8 +17261,39 @@
                 <w:sz w:val="24"/>
                 <w:szCs w:val="24"/>
               </w:rPr>
-              <w:t>online ya API se aaye</w:t>
+              <w:t xml:space="preserve">online </w:t>
             </w:r>
+            <w:proofErr w:type="spellStart"/>
+            <w:r>
+              <w:rPr>
+                <w:b/>
+                <w:bCs/>
+                <w:sz w:val="24"/>
+                <w:szCs w:val="24"/>
+              </w:rPr>
+              <w:t>ya</w:t>
+            </w:r>
+            <w:proofErr w:type="spellEnd"/>
+            <w:r>
+              <w:rPr>
+                <w:b/>
+                <w:bCs/>
+                <w:sz w:val="24"/>
+                <w:szCs w:val="24"/>
+              </w:rPr>
+              <w:t xml:space="preserve"> API se </w:t>
+            </w:r>
+            <w:proofErr w:type="spellStart"/>
+            <w:r>
+              <w:rPr>
+                <w:b/>
+                <w:bCs/>
+                <w:sz w:val="24"/>
+                <w:szCs w:val="24"/>
+              </w:rPr>
+              <w:t>aaye</w:t>
+            </w:r>
+            <w:proofErr w:type="spellEnd"/>
           </w:p>
         </w:tc>
       </w:tr>
@@ -13866,8 +17378,39 @@
                 <w:sz w:val="24"/>
                 <w:szCs w:val="24"/>
               </w:rPr>
-              <w:t>background me lagani ho</w:t>
+              <w:t xml:space="preserve">background me </w:t>
             </w:r>
+            <w:proofErr w:type="spellStart"/>
+            <w:r>
+              <w:rPr>
+                <w:b/>
+                <w:bCs/>
+                <w:sz w:val="24"/>
+                <w:szCs w:val="24"/>
+              </w:rPr>
+              <w:t>lagani</w:t>
+            </w:r>
+            <w:proofErr w:type="spellEnd"/>
+            <w:r>
+              <w:rPr>
+                <w:b/>
+                <w:bCs/>
+                <w:sz w:val="24"/>
+                <w:szCs w:val="24"/>
+              </w:rPr>
+              <w:t xml:space="preserve"> </w:t>
+            </w:r>
+            <w:proofErr w:type="spellStart"/>
+            <w:r>
+              <w:rPr>
+                <w:b/>
+                <w:bCs/>
+                <w:sz w:val="24"/>
+                <w:szCs w:val="24"/>
+              </w:rPr>
+              <w:t>ho</w:t>
+            </w:r>
+            <w:proofErr w:type="spellEnd"/>
           </w:p>
         </w:tc>
       </w:tr>
@@ -13952,8 +17495,79 @@
                 <w:sz w:val="24"/>
                 <w:szCs w:val="24"/>
               </w:rPr>
-              <w:t>state ya props se change karni ho</w:t>
+              <w:t xml:space="preserve">state </w:t>
             </w:r>
+            <w:proofErr w:type="spellStart"/>
+            <w:r>
+              <w:rPr>
+                <w:b/>
+                <w:bCs/>
+                <w:sz w:val="24"/>
+                <w:szCs w:val="24"/>
+              </w:rPr>
+              <w:t>ya</w:t>
+            </w:r>
+            <w:proofErr w:type="spellEnd"/>
+            <w:r>
+              <w:rPr>
+                <w:b/>
+                <w:bCs/>
+                <w:sz w:val="24"/>
+                <w:szCs w:val="24"/>
+              </w:rPr>
+              <w:t xml:space="preserve"> </w:t>
+            </w:r>
+            <w:proofErr w:type="gramStart"/>
+            <w:r>
+              <w:rPr>
+                <w:b/>
+                <w:bCs/>
+                <w:sz w:val="24"/>
+                <w:szCs w:val="24"/>
+              </w:rPr>
+              <w:t>props</w:t>
+            </w:r>
+            <w:proofErr w:type="gramEnd"/>
+            <w:r>
+              <w:rPr>
+                <w:b/>
+                <w:bCs/>
+                <w:sz w:val="24"/>
+                <w:szCs w:val="24"/>
+              </w:rPr>
+              <w:t xml:space="preserve"> se change </w:t>
+            </w:r>
+            <w:proofErr w:type="spellStart"/>
+            <w:r>
+              <w:rPr>
+                <w:b/>
+                <w:bCs/>
+                <w:sz w:val="24"/>
+                <w:szCs w:val="24"/>
+              </w:rPr>
+              <w:t>karni</w:t>
+            </w:r>
+            <w:proofErr w:type="spellEnd"/>
+            <w:r>
+              <w:rPr>
+                <w:b/>
+                <w:bCs/>
+                <w:sz w:val="24"/>
+                <w:szCs w:val="24"/>
+              </w:rPr>
+              <w:t xml:space="preserve"> </w:t>
+            </w:r>
+            <w:proofErr w:type="spellStart"/>
+            <w:r>
+              <w:rPr>
+                <w:b/>
+                <w:bCs/>
+                <w:sz w:val="24"/>
+                <w:szCs w:val="24"/>
+              </w:rPr>
+              <w:t>ho</w:t>
+            </w:r>
+            <w:proofErr w:type="spellEnd"/>
           </w:p>
         </w:tc>
       </w:tr>
@@ -14000,22 +17614,58 @@
           <w:sz w:val="24"/>
           <w:szCs w:val="24"/>
         </w:rPr>
-        <w:t>What would happen if we do console.log(useState())?</w:t>
-      </w:r>
-    </w:p>
-    <w:p>
-      <w:pPr>
-        <w:rPr>
-          <w:sz w:val="24"/>
-          <w:szCs w:val="24"/>
-        </w:rPr>
-      </w:pPr>
-      <w:r>
-        <w:rPr>
-          <w:sz w:val="24"/>
-          <w:szCs w:val="24"/>
-        </w:rPr>
-        <w:t>A: If we do console.log(useState()), we get an array [undefined, function] where first item in an array is state is undefined and the second item in an array is setState function is bound dispatchSetState.</w:t>
+        <w:t>What would happen if we do console.log(</w:t>
+      </w:r>
+      <w:proofErr w:type="gramStart"/>
+      <w:r>
+        <w:rPr>
+          <w:b/>
+          <w:bCs/>
+          <w:sz w:val="24"/>
+          <w:szCs w:val="24"/>
+        </w:rPr>
+        <w:t>useState(</w:t>
+      </w:r>
+      <w:proofErr w:type="gramEnd"/>
+      <w:r>
+        <w:rPr>
+          <w:b/>
+          <w:bCs/>
+          <w:sz w:val="24"/>
+          <w:szCs w:val="24"/>
+        </w:rPr>
+        <w:t>))?</w:t>
+      </w:r>
+    </w:p>
+    <w:p>
+      <w:pPr>
+        <w:rPr>
+          <w:sz w:val="24"/>
+          <w:szCs w:val="24"/>
+        </w:rPr>
+      </w:pPr>
+      <w:r>
+        <w:rPr>
+          <w:sz w:val="24"/>
+          <w:szCs w:val="24"/>
+        </w:rPr>
+        <w:t>A: If we do console.log(</w:t>
+      </w:r>
+      <w:proofErr w:type="gramStart"/>
+      <w:r>
+        <w:rPr>
+          <w:sz w:val="24"/>
+          <w:szCs w:val="24"/>
+        </w:rPr>
+        <w:t>useState(</w:t>
+      </w:r>
+      <w:proofErr w:type="gramEnd"/>
+      <w:r>
+        <w:rPr>
+          <w:sz w:val="24"/>
+          <w:szCs w:val="24"/>
+        </w:rPr>
+        <w:t>)), we get an array [undefined, function] where first item in an array is state is undefined and the second item in an array is setState function is bound dispatchSetState.</w:t>
       </w:r>
     </w:p>
     <w:p>
@@ -14097,57 +17747,114 @@
         </w:rPr>
         <w:t xml:space="preserve">         </w:t>
       </w:r>
-      <w:r>
-        <w:rPr>
-          <w:sz w:val="24"/>
-          <w:szCs w:val="24"/>
-        </w:rPr>
-        <w:t>useEffect(() =&gt; {}, []);</w:t>
-      </w:r>
-    </w:p>
-    <w:p>
-      <w:pPr>
-        <w:rPr>
-          <w:sz w:val="24"/>
-          <w:szCs w:val="24"/>
-        </w:rPr>
-      </w:pPr>
-      <w:r>
-        <w:rPr>
-          <w:sz w:val="24"/>
-          <w:szCs w:val="24"/>
-        </w:rPr>
-        <w:t>Case 1 : When the dependency array is not included in the arguments of useEffect() hook, the callback function will be executed every time the component is rendered and re-rendered.</w:t>
-      </w:r>
-    </w:p>
-    <w:p>
-      <w:pPr>
-        <w:rPr>
-          <w:sz w:val="24"/>
-          <w:szCs w:val="24"/>
-        </w:rPr>
-      </w:pPr>
-      <w:r>
-        <w:rPr>
-          <w:sz w:val="24"/>
-          <w:szCs w:val="24"/>
-        </w:rPr>
-        <w:t>Case 2 : When the dependency array is empty in the arguments of useEffect() hook, the callback function will be executed only one time during the initial render of the component.</w:t>
-      </w:r>
-    </w:p>
-    <w:p>
-      <w:pPr>
-        <w:rPr>
-          <w:sz w:val="24"/>
-          <w:szCs w:val="24"/>
-        </w:rPr>
-      </w:pPr>
-      <w:r>
-        <w:rPr>
-          <w:sz w:val="24"/>
-          <w:szCs w:val="24"/>
-        </w:rPr>
-        <w:t>Case 3 : When the dependency array contains a condition, the callback function will be executed one time during the initial render of the component and also re</w:t>
+      <w:proofErr w:type="gramStart"/>
+      <w:r>
+        <w:rPr>
+          <w:sz w:val="24"/>
+          <w:szCs w:val="24"/>
+        </w:rPr>
+        <w:t>useEffect(</w:t>
+      </w:r>
+      <w:proofErr w:type="gramEnd"/>
+      <w:r>
+        <w:rPr>
+          <w:sz w:val="24"/>
+          <w:szCs w:val="24"/>
+        </w:rPr>
+        <w:t>() =&gt; {}, []);</w:t>
+      </w:r>
+    </w:p>
+    <w:p>
+      <w:pPr>
+        <w:rPr>
+          <w:sz w:val="24"/>
+          <w:szCs w:val="24"/>
+        </w:rPr>
+      </w:pPr>
+      <w:r>
+        <w:rPr>
+          <w:sz w:val="24"/>
+          <w:szCs w:val="24"/>
+        </w:rPr>
+        <w:t xml:space="preserve">Case </w:t>
+      </w:r>
+      <w:proofErr w:type="gramStart"/>
+      <w:r>
+        <w:rPr>
+          <w:sz w:val="24"/>
+          <w:szCs w:val="24"/>
+        </w:rPr>
+        <w:t>1 :</w:t>
+      </w:r>
+      <w:proofErr w:type="gramEnd"/>
+      <w:r>
+        <w:rPr>
+          <w:sz w:val="24"/>
+          <w:szCs w:val="24"/>
+        </w:rPr>
+        <w:t xml:space="preserve"> When the dependency array is not included in the arguments of useEffect() hook, the callback function will be executed every time the component is rendered and re-rendered.</w:t>
+      </w:r>
+    </w:p>
+    <w:p>
+      <w:pPr>
+        <w:rPr>
+          <w:sz w:val="24"/>
+          <w:szCs w:val="24"/>
+        </w:rPr>
+      </w:pPr>
+      <w:r>
+        <w:rPr>
+          <w:sz w:val="24"/>
+          <w:szCs w:val="24"/>
+        </w:rPr>
+        <w:t xml:space="preserve">Case </w:t>
+      </w:r>
+      <w:proofErr w:type="gramStart"/>
+      <w:r>
+        <w:rPr>
+          <w:sz w:val="24"/>
+          <w:szCs w:val="24"/>
+        </w:rPr>
+        <w:t>2 :</w:t>
+      </w:r>
+      <w:proofErr w:type="gramEnd"/>
+      <w:r>
+        <w:rPr>
+          <w:sz w:val="24"/>
+          <w:szCs w:val="24"/>
+        </w:rPr>
+        <w:t xml:space="preserve"> When the dependency array is empty in the arguments of useEffect() hook, the callback function will be executed only one time during the initial render of the component.</w:t>
+      </w:r>
+    </w:p>
+    <w:p>
+      <w:pPr>
+        <w:rPr>
+          <w:sz w:val="24"/>
+          <w:szCs w:val="24"/>
+        </w:rPr>
+      </w:pPr>
+      <w:r>
+        <w:rPr>
+          <w:sz w:val="24"/>
+          <w:szCs w:val="24"/>
+        </w:rPr>
+        <w:t xml:space="preserve">Case </w:t>
+      </w:r>
+      <w:proofErr w:type="gramStart"/>
+      <w:r>
+        <w:rPr>
+          <w:sz w:val="24"/>
+          <w:szCs w:val="24"/>
+        </w:rPr>
+        <w:t>3 :</w:t>
+      </w:r>
+      <w:proofErr w:type="gramEnd"/>
+      <w:r>
+        <w:rPr>
+          <w:sz w:val="24"/>
+          <w:szCs w:val="24"/>
+        </w:rPr>
+        <w:t xml:space="preserve"> When the dependency array contains a condition, the callback function will be executed one time during the initial render of the component and also re</w:t>
       </w:r>
       <w:r>
         <w:rPr>
@@ -14327,24 +18034,42 @@
           <w:sz w:val="24"/>
           <w:szCs w:val="24"/>
         </w:rPr>
-        <w:t>, every time a user navigates to a new page, a request is sent to the server. The server processes this request, fetches the required data, generates a new HTML page, and sends it back to the browser. This approach ensures that each page is fully loaded from the server, which improves SEO but results in slower navigation due to full-page reloads. It is commonly used in traditional websites built with PHP, Django, or ASP.NET.</w:t>
-      </w:r>
-    </w:p>
-    <w:p>
-      <w:pPr>
-        <w:rPr>
-          <w:sz w:val="24"/>
-          <w:szCs w:val="24"/>
-        </w:rPr>
-      </w:pPr>
-      <w:r>
-        <w:rPr>
-          <w:b/>
-          <w:bCs/>
-          <w:sz w:val="24"/>
-          <w:szCs w:val="24"/>
-        </w:rPr>
-        <w:t>2️</w:t>
+        <w:t xml:space="preserve">, every time a user navigates to a new page, a request is sent to the server. The server </w:t>
+      </w:r>
+      <w:r>
+        <w:rPr>
+          <w:sz w:val="24"/>
+          <w:szCs w:val="24"/>
+        </w:rPr>
+        <w:lastRenderedPageBreak/>
+        <w:t>processes this request, fetches the required data, generates a new HTML page, and sends it back to the browser. This approach ensures that each page is fully loaded from the server, which improves SEO but results in slower navigation due to full-page reloads. It is commonly used in traditional websites built with PHP, Django, or ASP.NET.</w:t>
+      </w:r>
+    </w:p>
+    <w:p>
+      <w:pPr>
+        <w:rPr>
+          <w:sz w:val="24"/>
+          <w:szCs w:val="24"/>
+        </w:rPr>
+      </w:pPr>
+      <w:r>
+        <w:rPr>
+          <w:b/>
+          <w:bCs/>
+          <w:sz w:val="24"/>
+          <w:szCs w:val="24"/>
+        </w:rPr>
+        <w:t>2</w:t>
+      </w:r>
+      <w:proofErr w:type="gramStart"/>
+      <w:r>
+        <w:rPr>
+          <w:b/>
+          <w:bCs/>
+          <w:sz w:val="24"/>
+          <w:szCs w:val="24"/>
+        </w:rPr>
+        <w:t>️</w:t>
       </w:r>
       <w:r>
         <w:rPr>
@@ -14363,7 +18088,17 @@
           <w:sz w:val="24"/>
           <w:szCs w:val="24"/>
         </w:rPr>
-        <w:t>Client-Side Routing (CSR):</w:t>
+        <w:t>Client</w:t>
+      </w:r>
+      <w:proofErr w:type="gramEnd"/>
+      <w:r>
+        <w:rPr>
+          <w:b/>
+          <w:bCs/>
+          <w:sz w:val="24"/>
+          <w:szCs w:val="24"/>
+        </w:rPr>
+        <w:t>-Side Routing (CSR):</w:t>
       </w:r>
       <w:r>
         <w:rPr>
@@ -14404,7 +18139,6 @@
           <w:sz w:val="24"/>
           <w:szCs w:val="24"/>
         </w:rPr>
-        <w:lastRenderedPageBreak/>
         <w:t>Key Differences:</w:t>
       </w:r>
     </w:p>
@@ -14611,12 +18345,21 @@
           <w:szCs w:val="24"/>
         </w:rPr>
       </w:pPr>
-      <w:r>
-        <w:rPr>
-          <w:sz w:val="24"/>
-          <w:szCs w:val="24"/>
-        </w:rPr>
-        <w:t>constructor()</w:t>
+      <w:proofErr w:type="gramStart"/>
+      <w:r>
+        <w:rPr>
+          <w:sz w:val="24"/>
+          <w:szCs w:val="24"/>
+        </w:rPr>
+        <w:t>constructor(</w:t>
+      </w:r>
+      <w:proofErr w:type="gramEnd"/>
+      <w:r>
+        <w:rPr>
+          <w:sz w:val="24"/>
+          <w:szCs w:val="24"/>
+        </w:rPr>
+        <w:t>)</w:t>
       </w:r>
     </w:p>
     <w:p>
@@ -14649,12 +18392,21 @@
           <w:szCs w:val="24"/>
         </w:rPr>
       </w:pPr>
-      <w:r>
-        <w:rPr>
-          <w:sz w:val="24"/>
-          <w:szCs w:val="24"/>
-        </w:rPr>
-        <w:t>componentDidMount()</w:t>
+      <w:proofErr w:type="gramStart"/>
+      <w:r>
+        <w:rPr>
+          <w:sz w:val="24"/>
+          <w:szCs w:val="24"/>
+        </w:rPr>
+        <w:t>componentDidMount(</w:t>
+      </w:r>
+      <w:proofErr w:type="gramEnd"/>
+      <w:r>
+        <w:rPr>
+          <w:sz w:val="24"/>
+          <w:szCs w:val="24"/>
+        </w:rPr>
+        <w:t>)</w:t>
       </w:r>
     </w:p>
     <w:p>
@@ -14668,12 +18420,21 @@
           <w:szCs w:val="24"/>
         </w:rPr>
       </w:pPr>
-      <w:r>
-        <w:rPr>
-          <w:sz w:val="24"/>
-          <w:szCs w:val="24"/>
-        </w:rPr>
-        <w:t>componentDidUpdate()</w:t>
+      <w:proofErr w:type="gramStart"/>
+      <w:r>
+        <w:rPr>
+          <w:sz w:val="24"/>
+          <w:szCs w:val="24"/>
+        </w:rPr>
+        <w:t>componentDidUpdate(</w:t>
+      </w:r>
+      <w:proofErr w:type="gramEnd"/>
+      <w:r>
+        <w:rPr>
+          <w:sz w:val="24"/>
+          <w:szCs w:val="24"/>
+        </w:rPr>
+        <w:t>)</w:t>
       </w:r>
     </w:p>
     <w:p>
@@ -14687,12 +18448,21 @@
           <w:szCs w:val="24"/>
         </w:rPr>
       </w:pPr>
-      <w:r>
-        <w:rPr>
-          <w:sz w:val="24"/>
-          <w:szCs w:val="24"/>
-        </w:rPr>
-        <w:t>componentWillUnmount()</w:t>
+      <w:proofErr w:type="gramStart"/>
+      <w:r>
+        <w:rPr>
+          <w:sz w:val="24"/>
+          <w:szCs w:val="24"/>
+        </w:rPr>
+        <w:t>componentWillUnmount(</w:t>
+      </w:r>
+      <w:proofErr w:type="gramEnd"/>
+      <w:r>
+        <w:rPr>
+          <w:sz w:val="24"/>
+          <w:szCs w:val="24"/>
+        </w:rPr>
+        <w:t>)</w:t>
       </w:r>
     </w:p>
     <w:p>
@@ -14772,22 +18542,51 @@
           <w:sz w:val="24"/>
           <w:szCs w:val="24"/>
         </w:rPr>
-        <w:t>Why Do We Use componentDidMount()?</w:t>
-      </w:r>
-    </w:p>
-    <w:p>
-      <w:pPr>
-        <w:rPr>
-          <w:sz w:val="24"/>
-          <w:szCs w:val="24"/>
-        </w:rPr>
-      </w:pPr>
-      <w:r>
-        <w:rPr>
-          <w:sz w:val="24"/>
-          <w:szCs w:val="24"/>
-        </w:rPr>
-        <w:t xml:space="preserve">componentDidMount() is a lifecycle method in </w:t>
+        <w:t xml:space="preserve">Why Do We Use </w:t>
+      </w:r>
+      <w:proofErr w:type="gramStart"/>
+      <w:r>
+        <w:rPr>
+          <w:b/>
+          <w:bCs/>
+          <w:sz w:val="24"/>
+          <w:szCs w:val="24"/>
+        </w:rPr>
+        <w:t>componentDidMount(</w:t>
+      </w:r>
+      <w:proofErr w:type="gramEnd"/>
+      <w:r>
+        <w:rPr>
+          <w:b/>
+          <w:bCs/>
+          <w:sz w:val="24"/>
+          <w:szCs w:val="24"/>
+        </w:rPr>
+        <w:t>)?</w:t>
+      </w:r>
+    </w:p>
+    <w:p>
+      <w:pPr>
+        <w:rPr>
+          <w:sz w:val="24"/>
+          <w:szCs w:val="24"/>
+        </w:rPr>
+      </w:pPr>
+      <w:proofErr w:type="gramStart"/>
+      <w:r>
+        <w:rPr>
+          <w:sz w:val="24"/>
+          <w:szCs w:val="24"/>
+        </w:rPr>
+        <w:t>componentDidMount(</w:t>
+      </w:r>
+      <w:proofErr w:type="gramEnd"/>
+      <w:r>
+        <w:rPr>
+          <w:sz w:val="24"/>
+          <w:szCs w:val="24"/>
+        </w:rPr>
+        <w:t xml:space="preserve">) is a lifecycle method in </w:t>
       </w:r>
       <w:r>
         <w:rPr>
@@ -14838,7 +18637,27 @@
           <w:sz w:val="24"/>
           <w:szCs w:val="24"/>
         </w:rPr>
-        <w:t>Uses of componentDidMount()</w:t>
+        <w:t xml:space="preserve">Uses of </w:t>
+      </w:r>
+      <w:proofErr w:type="gramStart"/>
+      <w:r>
+        <w:rPr>
+          <w:b/>
+          <w:bCs/>
+          <w:sz w:val="24"/>
+          <w:szCs w:val="24"/>
+        </w:rPr>
+        <w:t>componentDidMount(</w:t>
+      </w:r>
+      <w:proofErr w:type="gramEnd"/>
+      <w:r>
+        <w:rPr>
+          <w:b/>
+          <w:bCs/>
+          <w:sz w:val="24"/>
+          <w:szCs w:val="24"/>
+        </w:rPr>
+        <w:t>)</w:t>
       </w:r>
     </w:p>
     <w:p>
@@ -14894,7 +18713,25 @@
           <w:sz w:val="24"/>
           <w:szCs w:val="24"/>
         </w:rPr>
-        <w:t xml:space="preserve"> – Used to attach event listeners like window.addEventListener().</w:t>
+        <w:t xml:space="preserve"> – Used to attach event listeners like </w:t>
+      </w:r>
+      <w:proofErr w:type="spellStart"/>
+      <w:proofErr w:type="gramStart"/>
+      <w:r>
+        <w:rPr>
+          <w:sz w:val="24"/>
+          <w:szCs w:val="24"/>
+        </w:rPr>
+        <w:t>window.addEventListener</w:t>
+      </w:r>
+      <w:proofErr w:type="spellEnd"/>
+      <w:proofErr w:type="gramEnd"/>
+      <w:r>
+        <w:rPr>
+          <w:sz w:val="24"/>
+          <w:szCs w:val="24"/>
+        </w:rPr>
+        <w:t>().</w:t>
       </w:r>
     </w:p>
     <w:p>
@@ -14922,7 +18759,23 @@
           <w:sz w:val="24"/>
           <w:szCs w:val="24"/>
         </w:rPr>
-        <w:t xml:space="preserve"> – Useful for setting up WebSockets, timers, or intervals.</w:t>
+        <w:t xml:space="preserve"> – Useful for setting up </w:t>
+      </w:r>
+      <w:proofErr w:type="spellStart"/>
+      <w:r>
+        <w:rPr>
+          <w:sz w:val="24"/>
+          <w:szCs w:val="24"/>
+        </w:rPr>
+        <w:t>WebSockets</w:t>
+      </w:r>
+      <w:proofErr w:type="spellEnd"/>
+      <w:r>
+        <w:rPr>
+          <w:sz w:val="24"/>
+          <w:szCs w:val="24"/>
+        </w:rPr>
+        <w:t>, timers, or intervals.</w:t>
       </w:r>
     </w:p>
     <w:p>
@@ -15005,22 +18858,51 @@
           <w:sz w:val="24"/>
           <w:szCs w:val="24"/>
         </w:rPr>
-        <w:t>Why Do We Use componentWillUnmount()?</w:t>
-      </w:r>
-    </w:p>
-    <w:p>
-      <w:pPr>
-        <w:rPr>
-          <w:sz w:val="24"/>
-          <w:szCs w:val="24"/>
-        </w:rPr>
-      </w:pPr>
-      <w:r>
-        <w:rPr>
-          <w:sz w:val="24"/>
-          <w:szCs w:val="24"/>
-        </w:rPr>
-        <w:t xml:space="preserve">componentWillUnmount() is a lifecycle method in </w:t>
+        <w:t xml:space="preserve">Why Do We Use </w:t>
+      </w:r>
+      <w:proofErr w:type="gramStart"/>
+      <w:r>
+        <w:rPr>
+          <w:b/>
+          <w:bCs/>
+          <w:sz w:val="24"/>
+          <w:szCs w:val="24"/>
+        </w:rPr>
+        <w:t>componentWillUnmount(</w:t>
+      </w:r>
+      <w:proofErr w:type="gramEnd"/>
+      <w:r>
+        <w:rPr>
+          <w:b/>
+          <w:bCs/>
+          <w:sz w:val="24"/>
+          <w:szCs w:val="24"/>
+        </w:rPr>
+        <w:t>)?</w:t>
+      </w:r>
+    </w:p>
+    <w:p>
+      <w:pPr>
+        <w:rPr>
+          <w:sz w:val="24"/>
+          <w:szCs w:val="24"/>
+        </w:rPr>
+      </w:pPr>
+      <w:proofErr w:type="gramStart"/>
+      <w:r>
+        <w:rPr>
+          <w:sz w:val="24"/>
+          <w:szCs w:val="24"/>
+        </w:rPr>
+        <w:t>componentWillUnmount(</w:t>
+      </w:r>
+      <w:proofErr w:type="gramEnd"/>
+      <w:r>
+        <w:rPr>
+          <w:sz w:val="24"/>
+          <w:szCs w:val="24"/>
+        </w:rPr>
+        <w:t xml:space="preserve">) is a lifecycle method in </w:t>
       </w:r>
       <w:r>
         <w:rPr>
@@ -15071,7 +18953,27 @@
           <w:sz w:val="24"/>
           <w:szCs w:val="24"/>
         </w:rPr>
-        <w:t>Uses of componentWillUnmount()</w:t>
+        <w:t xml:space="preserve">Uses of </w:t>
+      </w:r>
+      <w:proofErr w:type="gramStart"/>
+      <w:r>
+        <w:rPr>
+          <w:b/>
+          <w:bCs/>
+          <w:sz w:val="24"/>
+          <w:szCs w:val="24"/>
+        </w:rPr>
+        <w:t>componentWillUnmount(</w:t>
+      </w:r>
+      <w:proofErr w:type="gramEnd"/>
+      <w:r>
+        <w:rPr>
+          <w:b/>
+          <w:bCs/>
+          <w:sz w:val="24"/>
+          <w:szCs w:val="24"/>
+        </w:rPr>
+        <w:t>)</w:t>
       </w:r>
     </w:p>
     <w:p>
@@ -15127,7 +19029,39 @@
           <w:sz w:val="24"/>
           <w:szCs w:val="24"/>
         </w:rPr>
-        <w:t xml:space="preserve"> – Stopping setTimeout or setInterval functions.</w:t>
+        <w:t xml:space="preserve"> – Stopping </w:t>
+      </w:r>
+      <w:proofErr w:type="spellStart"/>
+      <w:r>
+        <w:rPr>
+          <w:sz w:val="24"/>
+          <w:szCs w:val="24"/>
+        </w:rPr>
+        <w:t>setTimeout</w:t>
+      </w:r>
+      <w:proofErr w:type="spellEnd"/>
+      <w:r>
+        <w:rPr>
+          <w:sz w:val="24"/>
+          <w:szCs w:val="24"/>
+        </w:rPr>
+        <w:t xml:space="preserve"> or </w:t>
+      </w:r>
+      <w:proofErr w:type="spellStart"/>
+      <w:r>
+        <w:rPr>
+          <w:sz w:val="24"/>
+          <w:szCs w:val="24"/>
+        </w:rPr>
+        <w:t>setInterval</w:t>
+      </w:r>
+      <w:proofErr w:type="spellEnd"/>
+      <w:r>
+        <w:rPr>
+          <w:sz w:val="24"/>
+          <w:szCs w:val="24"/>
+        </w:rPr>
+        <w:t xml:space="preserve"> functions.</w:t>
       </w:r>
     </w:p>
     <w:p>
@@ -15148,9 +19082,19 @@
           <w:sz w:val="24"/>
           <w:szCs w:val="24"/>
         </w:rPr>
-        <w:lastRenderedPageBreak/>
-        <w:t>Unsubscribing from API calls or WebSockets</w:t>
-      </w:r>
+        <w:t xml:space="preserve">Unsubscribing from API calls or </w:t>
+      </w:r>
+      <w:proofErr w:type="spellStart"/>
+      <w:r>
+        <w:rPr>
+          <w:b/>
+          <w:bCs/>
+          <w:sz w:val="24"/>
+          <w:szCs w:val="24"/>
+        </w:rPr>
+        <w:t>WebSockets</w:t>
+      </w:r>
+      <w:proofErr w:type="spellEnd"/>
       <w:r>
         <w:rPr>
           <w:sz w:val="24"/>
@@ -15283,16 +19227,34 @@
           <w:sz w:val="24"/>
           <w:szCs w:val="24"/>
         </w:rPr>
-        <w:t xml:space="preserve"> in React, we use super(props) inside the constructor to correctly initialize the </w:t>
-      </w:r>
-      <w:r>
-        <w:rPr>
-          <w:b/>
-          <w:bCs/>
-          <w:sz w:val="24"/>
-          <w:szCs w:val="24"/>
-        </w:rPr>
-        <w:t>this keyword</w:t>
+        <w:t xml:space="preserve"> in React, we use super(props) inside the constructor to correctly initialize </w:t>
+      </w:r>
+      <w:proofErr w:type="gramStart"/>
+      <w:r>
+        <w:rPr>
+          <w:sz w:val="24"/>
+          <w:szCs w:val="24"/>
+        </w:rPr>
+        <w:t xml:space="preserve">the </w:t>
+      </w:r>
+      <w:r>
+        <w:rPr>
+          <w:b/>
+          <w:bCs/>
+          <w:sz w:val="24"/>
+          <w:szCs w:val="24"/>
+        </w:rPr>
+        <w:t>this</w:t>
+      </w:r>
+      <w:proofErr w:type="gramEnd"/>
+      <w:r>
+        <w:rPr>
+          <w:b/>
+          <w:bCs/>
+          <w:sz w:val="24"/>
+          <w:szCs w:val="24"/>
+        </w:rPr>
+        <w:t xml:space="preserve"> keyword</w:t>
       </w:r>
       <w:r>
         <w:rPr>
@@ -15394,7 +19356,23 @@
           <w:sz w:val="24"/>
           <w:szCs w:val="24"/>
         </w:rPr>
-        <w:t>In JavaScript, when a class extends another class, we must call super() before using this.</w:t>
+        <w:t xml:space="preserve">In JavaScript, when a class extends another class, we must call </w:t>
+      </w:r>
+      <w:proofErr w:type="gramStart"/>
+      <w:r>
+        <w:rPr>
+          <w:sz w:val="24"/>
+          <w:szCs w:val="24"/>
+        </w:rPr>
+        <w:t>super(</w:t>
+      </w:r>
+      <w:proofErr w:type="gramEnd"/>
+      <w:r>
+        <w:rPr>
+          <w:sz w:val="24"/>
+          <w:szCs w:val="24"/>
+        </w:rPr>
+        <w:t>) before using this.</w:t>
       </w:r>
     </w:p>
     <w:p>
@@ -15434,7 +19412,29 @@
           <w:sz w:val="24"/>
           <w:szCs w:val="24"/>
         </w:rPr>
-        <w:t>To Allow Access to this.props Inside the Constructor</w:t>
+        <w:t xml:space="preserve">To Allow Access to </w:t>
+      </w:r>
+      <w:proofErr w:type="spellStart"/>
+      <w:proofErr w:type="gramStart"/>
+      <w:r>
+        <w:rPr>
+          <w:b/>
+          <w:bCs/>
+          <w:sz w:val="24"/>
+          <w:szCs w:val="24"/>
+        </w:rPr>
+        <w:t>this.props</w:t>
+      </w:r>
+      <w:proofErr w:type="spellEnd"/>
+      <w:proofErr w:type="gramEnd"/>
+      <w:r>
+        <w:rPr>
+          <w:b/>
+          <w:bCs/>
+          <w:sz w:val="24"/>
+          <w:szCs w:val="24"/>
+        </w:rPr>
+        <w:t xml:space="preserve"> Inside the Constructor</w:t>
       </w:r>
     </w:p>
     <w:p>
@@ -15453,7 +19453,25 @@
           <w:sz w:val="24"/>
           <w:szCs w:val="24"/>
         </w:rPr>
-        <w:t>Without super(props), this.props will be undefined inside the constructor.</w:t>
+        <w:t xml:space="preserve">Without super(props), </w:t>
+      </w:r>
+      <w:proofErr w:type="spellStart"/>
+      <w:proofErr w:type="gramStart"/>
+      <w:r>
+        <w:rPr>
+          <w:sz w:val="24"/>
+          <w:szCs w:val="24"/>
+        </w:rPr>
+        <w:t>this.props</w:t>
+      </w:r>
+      <w:proofErr w:type="spellEnd"/>
+      <w:proofErr w:type="gramEnd"/>
+      <w:r>
+        <w:rPr>
+          <w:sz w:val="24"/>
+          <w:szCs w:val="24"/>
+        </w:rPr>
+        <w:t xml:space="preserve"> will be undefined inside the constructor.</w:t>
       </w:r>
     </w:p>
     <w:p>
@@ -17303,6 +21321,155 @@
     </w:lvl>
   </w:abstractNum>
   <w:abstractNum w:abstractNumId="12" w15:restartNumberingAfterBreak="0">
+    <w:nsid w:val="228914E7"/>
+    <w:multiLevelType w:val="multilevel"/>
+    <w:tmpl w:val="22C653AA"/>
+    <w:lvl w:ilvl="0">
+      <w:start w:val="1"/>
+      <w:numFmt w:val="bullet"/>
+      <w:lvlText w:val=""/>
+      <w:lvlJc w:val="left"/>
+      <w:pPr>
+        <w:tabs>
+          <w:tab w:val="num" w:pos="720"/>
+        </w:tabs>
+        <w:ind w:left="720" w:hanging="360"/>
+      </w:pPr>
+      <w:rPr>
+        <w:rFonts w:ascii="Symbol" w:hAnsi="Symbol" w:hint="default"/>
+        <w:sz w:val="20"/>
+      </w:rPr>
+    </w:lvl>
+    <w:lvl w:ilvl="1" w:tentative="1">
+      <w:start w:val="1"/>
+      <w:numFmt w:val="bullet"/>
+      <w:lvlText w:val="o"/>
+      <w:lvlJc w:val="left"/>
+      <w:pPr>
+        <w:tabs>
+          <w:tab w:val="num" w:pos="1440"/>
+        </w:tabs>
+        <w:ind w:left="1440" w:hanging="360"/>
+      </w:pPr>
+      <w:rPr>
+        <w:rFonts w:ascii="Courier New" w:hAnsi="Courier New" w:hint="default"/>
+        <w:sz w:val="20"/>
+      </w:rPr>
+    </w:lvl>
+    <w:lvl w:ilvl="2" w:tentative="1">
+      <w:start w:val="1"/>
+      <w:numFmt w:val="bullet"/>
+      <w:lvlText w:val=""/>
+      <w:lvlJc w:val="left"/>
+      <w:pPr>
+        <w:tabs>
+          <w:tab w:val="num" w:pos="2160"/>
+        </w:tabs>
+        <w:ind w:left="2160" w:hanging="360"/>
+      </w:pPr>
+      <w:rPr>
+        <w:rFonts w:ascii="Wingdings" w:hAnsi="Wingdings" w:hint="default"/>
+        <w:sz w:val="20"/>
+      </w:rPr>
+    </w:lvl>
+    <w:lvl w:ilvl="3" w:tentative="1">
+      <w:start w:val="1"/>
+      <w:numFmt w:val="bullet"/>
+      <w:lvlText w:val=""/>
+      <w:lvlJc w:val="left"/>
+      <w:pPr>
+        <w:tabs>
+          <w:tab w:val="num" w:pos="2880"/>
+        </w:tabs>
+        <w:ind w:left="2880" w:hanging="360"/>
+      </w:pPr>
+      <w:rPr>
+        <w:rFonts w:ascii="Wingdings" w:hAnsi="Wingdings" w:hint="default"/>
+        <w:sz w:val="20"/>
+      </w:rPr>
+    </w:lvl>
+    <w:lvl w:ilvl="4" w:tentative="1">
+      <w:start w:val="1"/>
+      <w:numFmt w:val="bullet"/>
+      <w:lvlText w:val=""/>
+      <w:lvlJc w:val="left"/>
+      <w:pPr>
+        <w:tabs>
+          <w:tab w:val="num" w:pos="3600"/>
+        </w:tabs>
+        <w:ind w:left="3600" w:hanging="360"/>
+      </w:pPr>
+      <w:rPr>
+        <w:rFonts w:ascii="Wingdings" w:hAnsi="Wingdings" w:hint="default"/>
+        <w:sz w:val="20"/>
+      </w:rPr>
+    </w:lvl>
+    <w:lvl w:ilvl="5" w:tentative="1">
+      <w:start w:val="1"/>
+      <w:numFmt w:val="bullet"/>
+      <w:lvlText w:val=""/>
+      <w:lvlJc w:val="left"/>
+      <w:pPr>
+        <w:tabs>
+          <w:tab w:val="num" w:pos="4320"/>
+        </w:tabs>
+        <w:ind w:left="4320" w:hanging="360"/>
+      </w:pPr>
+      <w:rPr>
+        <w:rFonts w:ascii="Wingdings" w:hAnsi="Wingdings" w:hint="default"/>
+        <w:sz w:val="20"/>
+      </w:rPr>
+    </w:lvl>
+    <w:lvl w:ilvl="6" w:tentative="1">
+      <w:start w:val="1"/>
+      <w:numFmt w:val="bullet"/>
+      <w:lvlText w:val=""/>
+      <w:lvlJc w:val="left"/>
+      <w:pPr>
+        <w:tabs>
+          <w:tab w:val="num" w:pos="5040"/>
+        </w:tabs>
+        <w:ind w:left="5040" w:hanging="360"/>
+      </w:pPr>
+      <w:rPr>
+        <w:rFonts w:ascii="Wingdings" w:hAnsi="Wingdings" w:hint="default"/>
+        <w:sz w:val="20"/>
+      </w:rPr>
+    </w:lvl>
+    <w:lvl w:ilvl="7" w:tentative="1">
+      <w:start w:val="1"/>
+      <w:numFmt w:val="bullet"/>
+      <w:lvlText w:val=""/>
+      <w:lvlJc w:val="left"/>
+      <w:pPr>
+        <w:tabs>
+          <w:tab w:val="num" w:pos="5760"/>
+        </w:tabs>
+        <w:ind w:left="5760" w:hanging="360"/>
+      </w:pPr>
+      <w:rPr>
+        <w:rFonts w:ascii="Wingdings" w:hAnsi="Wingdings" w:hint="default"/>
+        <w:sz w:val="20"/>
+      </w:rPr>
+    </w:lvl>
+    <w:lvl w:ilvl="8" w:tentative="1">
+      <w:start w:val="1"/>
+      <w:numFmt w:val="bullet"/>
+      <w:lvlText w:val=""/>
+      <w:lvlJc w:val="left"/>
+      <w:pPr>
+        <w:tabs>
+          <w:tab w:val="num" w:pos="6480"/>
+        </w:tabs>
+        <w:ind w:left="6480" w:hanging="360"/>
+      </w:pPr>
+      <w:rPr>
+        <w:rFonts w:ascii="Wingdings" w:hAnsi="Wingdings" w:hint="default"/>
+        <w:sz w:val="20"/>
+      </w:rPr>
+    </w:lvl>
+  </w:abstractNum>
+  <w:abstractNum w:abstractNumId="13" w15:restartNumberingAfterBreak="0">
     <w:nsid w:val="232C7515"/>
     <w:multiLevelType w:val="multilevel"/>
     <w:tmpl w:val="DF4E6A4A"/>
@@ -17451,7 +21618,7 @@
       </w:rPr>
     </w:lvl>
   </w:abstractNum>
-  <w:abstractNum w:abstractNumId="13" w15:restartNumberingAfterBreak="0">
+  <w:abstractNum w:abstractNumId="14" w15:restartNumberingAfterBreak="0">
     <w:nsid w:val="24AD4558"/>
     <w:multiLevelType w:val="multilevel"/>
     <w:tmpl w:val="F53E0BC4"/>
@@ -17600,7 +21767,156 @@
       </w:rPr>
     </w:lvl>
   </w:abstractNum>
-  <w:abstractNum w:abstractNumId="14" w15:restartNumberingAfterBreak="0">
+  <w:abstractNum w:abstractNumId="15" w15:restartNumberingAfterBreak="0">
+    <w:nsid w:val="26F12D14"/>
+    <w:multiLevelType w:val="multilevel"/>
+    <w:tmpl w:val="220ED700"/>
+    <w:lvl w:ilvl="0">
+      <w:start w:val="1"/>
+      <w:numFmt w:val="bullet"/>
+      <w:lvlText w:val=""/>
+      <w:lvlJc w:val="left"/>
+      <w:pPr>
+        <w:tabs>
+          <w:tab w:val="num" w:pos="720"/>
+        </w:tabs>
+        <w:ind w:left="720" w:hanging="360"/>
+      </w:pPr>
+      <w:rPr>
+        <w:rFonts w:ascii="Symbol" w:hAnsi="Symbol" w:hint="default"/>
+        <w:sz w:val="20"/>
+      </w:rPr>
+    </w:lvl>
+    <w:lvl w:ilvl="1" w:tentative="1">
+      <w:start w:val="1"/>
+      <w:numFmt w:val="bullet"/>
+      <w:lvlText w:val="o"/>
+      <w:lvlJc w:val="left"/>
+      <w:pPr>
+        <w:tabs>
+          <w:tab w:val="num" w:pos="1440"/>
+        </w:tabs>
+        <w:ind w:left="1440" w:hanging="360"/>
+      </w:pPr>
+      <w:rPr>
+        <w:rFonts w:ascii="Courier New" w:hAnsi="Courier New" w:hint="default"/>
+        <w:sz w:val="20"/>
+      </w:rPr>
+    </w:lvl>
+    <w:lvl w:ilvl="2" w:tentative="1">
+      <w:start w:val="1"/>
+      <w:numFmt w:val="bullet"/>
+      <w:lvlText w:val=""/>
+      <w:lvlJc w:val="left"/>
+      <w:pPr>
+        <w:tabs>
+          <w:tab w:val="num" w:pos="2160"/>
+        </w:tabs>
+        <w:ind w:left="2160" w:hanging="360"/>
+      </w:pPr>
+      <w:rPr>
+        <w:rFonts w:ascii="Wingdings" w:hAnsi="Wingdings" w:hint="default"/>
+        <w:sz w:val="20"/>
+      </w:rPr>
+    </w:lvl>
+    <w:lvl w:ilvl="3" w:tentative="1">
+      <w:start w:val="1"/>
+      <w:numFmt w:val="bullet"/>
+      <w:lvlText w:val=""/>
+      <w:lvlJc w:val="left"/>
+      <w:pPr>
+        <w:tabs>
+          <w:tab w:val="num" w:pos="2880"/>
+        </w:tabs>
+        <w:ind w:left="2880" w:hanging="360"/>
+      </w:pPr>
+      <w:rPr>
+        <w:rFonts w:ascii="Wingdings" w:hAnsi="Wingdings" w:hint="default"/>
+        <w:sz w:val="20"/>
+      </w:rPr>
+    </w:lvl>
+    <w:lvl w:ilvl="4" w:tentative="1">
+      <w:start w:val="1"/>
+      <w:numFmt w:val="bullet"/>
+      <w:lvlText w:val=""/>
+      <w:lvlJc w:val="left"/>
+      <w:pPr>
+        <w:tabs>
+          <w:tab w:val="num" w:pos="3600"/>
+        </w:tabs>
+        <w:ind w:left="3600" w:hanging="360"/>
+      </w:pPr>
+      <w:rPr>
+        <w:rFonts w:ascii="Wingdings" w:hAnsi="Wingdings" w:hint="default"/>
+        <w:sz w:val="20"/>
+      </w:rPr>
+    </w:lvl>
+    <w:lvl w:ilvl="5" w:tentative="1">
+      <w:start w:val="1"/>
+      <w:numFmt w:val="bullet"/>
+      <w:lvlText w:val=""/>
+      <w:lvlJc w:val="left"/>
+      <w:pPr>
+        <w:tabs>
+          <w:tab w:val="num" w:pos="4320"/>
+        </w:tabs>
+        <w:ind w:left="4320" w:hanging="360"/>
+      </w:pPr>
+      <w:rPr>
+        <w:rFonts w:ascii="Wingdings" w:hAnsi="Wingdings" w:hint="default"/>
+        <w:sz w:val="20"/>
+      </w:rPr>
+    </w:lvl>
+    <w:lvl w:ilvl="6" w:tentative="1">
+      <w:start w:val="1"/>
+      <w:numFmt w:val="bullet"/>
+      <w:lvlText w:val=""/>
+      <w:lvlJc w:val="left"/>
+      <w:pPr>
+        <w:tabs>
+          <w:tab w:val="num" w:pos="5040"/>
+        </w:tabs>
+        <w:ind w:left="5040" w:hanging="360"/>
+      </w:pPr>
+      <w:rPr>
+        <w:rFonts w:ascii="Wingdings" w:hAnsi="Wingdings" w:hint="default"/>
+        <w:sz w:val="20"/>
+      </w:rPr>
+    </w:lvl>
+    <w:lvl w:ilvl="7" w:tentative="1">
+      <w:start w:val="1"/>
+      <w:numFmt w:val="bullet"/>
+      <w:lvlText w:val=""/>
+      <w:lvlJc w:val="left"/>
+      <w:pPr>
+        <w:tabs>
+          <w:tab w:val="num" w:pos="5760"/>
+        </w:tabs>
+        <w:ind w:left="5760" w:hanging="360"/>
+      </w:pPr>
+      <w:rPr>
+        <w:rFonts w:ascii="Wingdings" w:hAnsi="Wingdings" w:hint="default"/>
+        <w:sz w:val="20"/>
+      </w:rPr>
+    </w:lvl>
+    <w:lvl w:ilvl="8" w:tentative="1">
+      <w:start w:val="1"/>
+      <w:numFmt w:val="bullet"/>
+      <w:lvlText w:val=""/>
+      <w:lvlJc w:val="left"/>
+      <w:pPr>
+        <w:tabs>
+          <w:tab w:val="num" w:pos="6480"/>
+        </w:tabs>
+        <w:ind w:left="6480" w:hanging="360"/>
+      </w:pPr>
+      <w:rPr>
+        <w:rFonts w:ascii="Wingdings" w:hAnsi="Wingdings" w:hint="default"/>
+        <w:sz w:val="20"/>
+      </w:rPr>
+    </w:lvl>
+  </w:abstractNum>
+  <w:abstractNum w:abstractNumId="16" w15:restartNumberingAfterBreak="0">
     <w:nsid w:val="2D2B7872"/>
     <w:multiLevelType w:val="multilevel"/>
     <w:tmpl w:val="F9A0F1DE"/>
@@ -17713,7 +22029,7 @@
       </w:pPr>
     </w:lvl>
   </w:abstractNum>
-  <w:abstractNum w:abstractNumId="15" w15:restartNumberingAfterBreak="0">
+  <w:abstractNum w:abstractNumId="17" w15:restartNumberingAfterBreak="0">
     <w:nsid w:val="2F440A94"/>
     <w:multiLevelType w:val="multilevel"/>
     <w:tmpl w:val="E1C26E2C"/>
@@ -17862,7 +22178,7 @@
       </w:rPr>
     </w:lvl>
   </w:abstractNum>
-  <w:abstractNum w:abstractNumId="16" w15:restartNumberingAfterBreak="0">
+  <w:abstractNum w:abstractNumId="18" w15:restartNumberingAfterBreak="0">
     <w:nsid w:val="301563DA"/>
     <w:multiLevelType w:val="multilevel"/>
     <w:tmpl w:val="C2C6C188"/>
@@ -18011,7 +22327,7 @@
       </w:rPr>
     </w:lvl>
   </w:abstractNum>
-  <w:abstractNum w:abstractNumId="17" w15:restartNumberingAfterBreak="0">
+  <w:abstractNum w:abstractNumId="19" w15:restartNumberingAfterBreak="0">
     <w:nsid w:val="31A9518E"/>
     <w:multiLevelType w:val="multilevel"/>
     <w:tmpl w:val="FF367C6C"/>
@@ -18124,7 +22440,7 @@
       </w:pPr>
     </w:lvl>
   </w:abstractNum>
-  <w:abstractNum w:abstractNumId="18" w15:restartNumberingAfterBreak="0">
+  <w:abstractNum w:abstractNumId="20" w15:restartNumberingAfterBreak="0">
     <w:nsid w:val="32287227"/>
     <w:multiLevelType w:val="multilevel"/>
     <w:tmpl w:val="179E4DE2"/>
@@ -18273,7 +22589,7 @@
       </w:rPr>
     </w:lvl>
   </w:abstractNum>
-  <w:abstractNum w:abstractNumId="19" w15:restartNumberingAfterBreak="0">
+  <w:abstractNum w:abstractNumId="21" w15:restartNumberingAfterBreak="0">
     <w:nsid w:val="343C3026"/>
     <w:multiLevelType w:val="multilevel"/>
     <w:tmpl w:val="D4A20310"/>
@@ -18422,7 +22738,7 @@
       </w:rPr>
     </w:lvl>
   </w:abstractNum>
-  <w:abstractNum w:abstractNumId="20" w15:restartNumberingAfterBreak="0">
+  <w:abstractNum w:abstractNumId="22" w15:restartNumberingAfterBreak="0">
     <w:nsid w:val="399671C4"/>
     <w:multiLevelType w:val="multilevel"/>
     <w:tmpl w:val="6D3C2DC8"/>
@@ -18535,7 +22851,7 @@
       </w:pPr>
     </w:lvl>
   </w:abstractNum>
-  <w:abstractNum w:abstractNumId="21" w15:restartNumberingAfterBreak="0">
+  <w:abstractNum w:abstractNumId="23" w15:restartNumberingAfterBreak="0">
     <w:nsid w:val="39FC46EF"/>
     <w:multiLevelType w:val="multilevel"/>
     <w:tmpl w:val="090EDA40"/>
@@ -18684,7 +23000,7 @@
       </w:rPr>
     </w:lvl>
   </w:abstractNum>
-  <w:abstractNum w:abstractNumId="22" w15:restartNumberingAfterBreak="0">
+  <w:abstractNum w:abstractNumId="24" w15:restartNumberingAfterBreak="0">
     <w:nsid w:val="3A2560CA"/>
     <w:multiLevelType w:val="multilevel"/>
     <w:tmpl w:val="C0FC0A6A"/>
@@ -18797,7 +23113,7 @@
       </w:pPr>
     </w:lvl>
   </w:abstractNum>
-  <w:abstractNum w:abstractNumId="23" w15:restartNumberingAfterBreak="0">
+  <w:abstractNum w:abstractNumId="25" w15:restartNumberingAfterBreak="0">
     <w:nsid w:val="3E6A2450"/>
     <w:multiLevelType w:val="multilevel"/>
     <w:tmpl w:val="ADC60EDC"/>
@@ -18910,7 +23226,7 @@
       </w:pPr>
     </w:lvl>
   </w:abstractNum>
-  <w:abstractNum w:abstractNumId="24" w15:restartNumberingAfterBreak="0">
+  <w:abstractNum w:abstractNumId="26" w15:restartNumberingAfterBreak="0">
     <w:nsid w:val="41BF7EAD"/>
     <w:multiLevelType w:val="multilevel"/>
     <w:tmpl w:val="2B1E7B92"/>
@@ -19059,7 +23375,7 @@
       </w:rPr>
     </w:lvl>
   </w:abstractNum>
-  <w:abstractNum w:abstractNumId="25" w15:restartNumberingAfterBreak="0">
+  <w:abstractNum w:abstractNumId="27" w15:restartNumberingAfterBreak="0">
     <w:nsid w:val="425630FD"/>
     <w:multiLevelType w:val="multilevel"/>
     <w:tmpl w:val="11343834"/>
@@ -19172,7 +23488,7 @@
       </w:pPr>
     </w:lvl>
   </w:abstractNum>
-  <w:abstractNum w:abstractNumId="26" w15:restartNumberingAfterBreak="0">
+  <w:abstractNum w:abstractNumId="28" w15:restartNumberingAfterBreak="0">
     <w:nsid w:val="4493742A"/>
     <w:multiLevelType w:val="multilevel"/>
     <w:tmpl w:val="773A767E"/>
@@ -19321,7 +23637,7 @@
       </w:rPr>
     </w:lvl>
   </w:abstractNum>
-  <w:abstractNum w:abstractNumId="27" w15:restartNumberingAfterBreak="0">
+  <w:abstractNum w:abstractNumId="29" w15:restartNumberingAfterBreak="0">
     <w:nsid w:val="483134FB"/>
     <w:multiLevelType w:val="multilevel"/>
     <w:tmpl w:val="79B8115C"/>
@@ -19438,7 +23754,156 @@
       </w:pPr>
     </w:lvl>
   </w:abstractNum>
-  <w:abstractNum w:abstractNumId="28" w15:restartNumberingAfterBreak="0">
+  <w:abstractNum w:abstractNumId="30" w15:restartNumberingAfterBreak="0">
+    <w:nsid w:val="4B007DF2"/>
+    <w:multiLevelType w:val="multilevel"/>
+    <w:tmpl w:val="E86649B4"/>
+    <w:lvl w:ilvl="0">
+      <w:start w:val="1"/>
+      <w:numFmt w:val="bullet"/>
+      <w:lvlText w:val=""/>
+      <w:lvlJc w:val="left"/>
+      <w:pPr>
+        <w:tabs>
+          <w:tab w:val="num" w:pos="720"/>
+        </w:tabs>
+        <w:ind w:left="720" w:hanging="360"/>
+      </w:pPr>
+      <w:rPr>
+        <w:rFonts w:ascii="Symbol" w:hAnsi="Symbol" w:hint="default"/>
+        <w:sz w:val="20"/>
+      </w:rPr>
+    </w:lvl>
+    <w:lvl w:ilvl="1" w:tentative="1">
+      <w:start w:val="1"/>
+      <w:numFmt w:val="bullet"/>
+      <w:lvlText w:val="o"/>
+      <w:lvlJc w:val="left"/>
+      <w:pPr>
+        <w:tabs>
+          <w:tab w:val="num" w:pos="1440"/>
+        </w:tabs>
+        <w:ind w:left="1440" w:hanging="360"/>
+      </w:pPr>
+      <w:rPr>
+        <w:rFonts w:ascii="Courier New" w:hAnsi="Courier New" w:hint="default"/>
+        <w:sz w:val="20"/>
+      </w:rPr>
+    </w:lvl>
+    <w:lvl w:ilvl="2" w:tentative="1">
+      <w:start w:val="1"/>
+      <w:numFmt w:val="bullet"/>
+      <w:lvlText w:val=""/>
+      <w:lvlJc w:val="left"/>
+      <w:pPr>
+        <w:tabs>
+          <w:tab w:val="num" w:pos="2160"/>
+        </w:tabs>
+        <w:ind w:left="2160" w:hanging="360"/>
+      </w:pPr>
+      <w:rPr>
+        <w:rFonts w:ascii="Wingdings" w:hAnsi="Wingdings" w:hint="default"/>
+        <w:sz w:val="20"/>
+      </w:rPr>
+    </w:lvl>
+    <w:lvl w:ilvl="3" w:tentative="1">
+      <w:start w:val="1"/>
+      <w:numFmt w:val="bullet"/>
+      <w:lvlText w:val=""/>
+      <w:lvlJc w:val="left"/>
+      <w:pPr>
+        <w:tabs>
+          <w:tab w:val="num" w:pos="2880"/>
+        </w:tabs>
+        <w:ind w:left="2880" w:hanging="360"/>
+      </w:pPr>
+      <w:rPr>
+        <w:rFonts w:ascii="Wingdings" w:hAnsi="Wingdings" w:hint="default"/>
+        <w:sz w:val="20"/>
+      </w:rPr>
+    </w:lvl>
+    <w:lvl w:ilvl="4" w:tentative="1">
+      <w:start w:val="1"/>
+      <w:numFmt w:val="bullet"/>
+      <w:lvlText w:val=""/>
+      <w:lvlJc w:val="left"/>
+      <w:pPr>
+        <w:tabs>
+          <w:tab w:val="num" w:pos="3600"/>
+        </w:tabs>
+        <w:ind w:left="3600" w:hanging="360"/>
+      </w:pPr>
+      <w:rPr>
+        <w:rFonts w:ascii="Wingdings" w:hAnsi="Wingdings" w:hint="default"/>
+        <w:sz w:val="20"/>
+      </w:rPr>
+    </w:lvl>
+    <w:lvl w:ilvl="5" w:tentative="1">
+      <w:start w:val="1"/>
+      <w:numFmt w:val="bullet"/>
+      <w:lvlText w:val=""/>
+      <w:lvlJc w:val="left"/>
+      <w:pPr>
+        <w:tabs>
+          <w:tab w:val="num" w:pos="4320"/>
+        </w:tabs>
+        <w:ind w:left="4320" w:hanging="360"/>
+      </w:pPr>
+      <w:rPr>
+        <w:rFonts w:ascii="Wingdings" w:hAnsi="Wingdings" w:hint="default"/>
+        <w:sz w:val="20"/>
+      </w:rPr>
+    </w:lvl>
+    <w:lvl w:ilvl="6" w:tentative="1">
+      <w:start w:val="1"/>
+      <w:numFmt w:val="bullet"/>
+      <w:lvlText w:val=""/>
+      <w:lvlJc w:val="left"/>
+      <w:pPr>
+        <w:tabs>
+          <w:tab w:val="num" w:pos="5040"/>
+        </w:tabs>
+        <w:ind w:left="5040" w:hanging="360"/>
+      </w:pPr>
+      <w:rPr>
+        <w:rFonts w:ascii="Wingdings" w:hAnsi="Wingdings" w:hint="default"/>
+        <w:sz w:val="20"/>
+      </w:rPr>
+    </w:lvl>
+    <w:lvl w:ilvl="7" w:tentative="1">
+      <w:start w:val="1"/>
+      <w:numFmt w:val="bullet"/>
+      <w:lvlText w:val=""/>
+      <w:lvlJc w:val="left"/>
+      <w:pPr>
+        <w:tabs>
+          <w:tab w:val="num" w:pos="5760"/>
+        </w:tabs>
+        <w:ind w:left="5760" w:hanging="360"/>
+      </w:pPr>
+      <w:rPr>
+        <w:rFonts w:ascii="Wingdings" w:hAnsi="Wingdings" w:hint="default"/>
+        <w:sz w:val="20"/>
+      </w:rPr>
+    </w:lvl>
+    <w:lvl w:ilvl="8" w:tentative="1">
+      <w:start w:val="1"/>
+      <w:numFmt w:val="bullet"/>
+      <w:lvlText w:val=""/>
+      <w:lvlJc w:val="left"/>
+      <w:pPr>
+        <w:tabs>
+          <w:tab w:val="num" w:pos="6480"/>
+        </w:tabs>
+        <w:ind w:left="6480" w:hanging="360"/>
+      </w:pPr>
+      <w:rPr>
+        <w:rFonts w:ascii="Wingdings" w:hAnsi="Wingdings" w:hint="default"/>
+        <w:sz w:val="20"/>
+      </w:rPr>
+    </w:lvl>
+  </w:abstractNum>
+  <w:abstractNum w:abstractNumId="31" w15:restartNumberingAfterBreak="0">
     <w:nsid w:val="4B210130"/>
     <w:multiLevelType w:val="multilevel"/>
     <w:tmpl w:val="7EECC1EE"/>
@@ -19587,7 +24052,7 @@
       </w:rPr>
     </w:lvl>
   </w:abstractNum>
-  <w:abstractNum w:abstractNumId="29" w15:restartNumberingAfterBreak="0">
+  <w:abstractNum w:abstractNumId="32" w15:restartNumberingAfterBreak="0">
     <w:nsid w:val="4BA13336"/>
     <w:multiLevelType w:val="multilevel"/>
     <w:tmpl w:val="C3CA90D8"/>
@@ -19700,7 +24165,7 @@
       </w:pPr>
     </w:lvl>
   </w:abstractNum>
-  <w:abstractNum w:abstractNumId="30" w15:restartNumberingAfterBreak="0">
+  <w:abstractNum w:abstractNumId="33" w15:restartNumberingAfterBreak="0">
     <w:nsid w:val="4BD55D26"/>
     <w:multiLevelType w:val="multilevel"/>
     <w:tmpl w:val="A02667CA"/>
@@ -19849,7 +24314,7 @@
       </w:rPr>
     </w:lvl>
   </w:abstractNum>
-  <w:abstractNum w:abstractNumId="31" w15:restartNumberingAfterBreak="0">
+  <w:abstractNum w:abstractNumId="34" w15:restartNumberingAfterBreak="0">
     <w:nsid w:val="4C076CA3"/>
     <w:multiLevelType w:val="multilevel"/>
     <w:tmpl w:val="D86069E2"/>
@@ -19998,7 +24463,7 @@
       </w:rPr>
     </w:lvl>
   </w:abstractNum>
-  <w:abstractNum w:abstractNumId="32" w15:restartNumberingAfterBreak="0">
+  <w:abstractNum w:abstractNumId="35" w15:restartNumberingAfterBreak="0">
     <w:nsid w:val="4D0456BD"/>
     <w:multiLevelType w:val="multilevel"/>
     <w:tmpl w:val="CCF68E60"/>
@@ -20111,7 +24576,7 @@
       </w:pPr>
     </w:lvl>
   </w:abstractNum>
-  <w:abstractNum w:abstractNumId="33" w15:restartNumberingAfterBreak="0">
+  <w:abstractNum w:abstractNumId="36" w15:restartNumberingAfterBreak="0">
     <w:nsid w:val="4F1F1F02"/>
     <w:multiLevelType w:val="multilevel"/>
     <w:tmpl w:val="86DE6D66"/>
@@ -20260,7 +24725,7 @@
       </w:rPr>
     </w:lvl>
   </w:abstractNum>
-  <w:abstractNum w:abstractNumId="34" w15:restartNumberingAfterBreak="0">
+  <w:abstractNum w:abstractNumId="37" w15:restartNumberingAfterBreak="0">
     <w:nsid w:val="526C2D80"/>
     <w:multiLevelType w:val="multilevel"/>
     <w:tmpl w:val="8E8AB688"/>
@@ -20409,7 +24874,7 @@
       </w:rPr>
     </w:lvl>
   </w:abstractNum>
-  <w:abstractNum w:abstractNumId="35" w15:restartNumberingAfterBreak="0">
+  <w:abstractNum w:abstractNumId="38" w15:restartNumberingAfterBreak="0">
     <w:nsid w:val="54CA03B9"/>
     <w:multiLevelType w:val="multilevel"/>
     <w:tmpl w:val="DC3097A4"/>
@@ -20558,7 +25023,7 @@
       </w:rPr>
     </w:lvl>
   </w:abstractNum>
-  <w:abstractNum w:abstractNumId="36" w15:restartNumberingAfterBreak="0">
+  <w:abstractNum w:abstractNumId="39" w15:restartNumberingAfterBreak="0">
     <w:nsid w:val="5B407367"/>
     <w:multiLevelType w:val="multilevel"/>
     <w:tmpl w:val="1EC6FE94"/>
@@ -20671,7 +25136,7 @@
       </w:pPr>
     </w:lvl>
   </w:abstractNum>
-  <w:abstractNum w:abstractNumId="37" w15:restartNumberingAfterBreak="0">
+  <w:abstractNum w:abstractNumId="40" w15:restartNumberingAfterBreak="0">
     <w:nsid w:val="61EA2B11"/>
     <w:multiLevelType w:val="multilevel"/>
     <w:tmpl w:val="C810CC4E"/>
@@ -20784,7 +25249,7 @@
       </w:pPr>
     </w:lvl>
   </w:abstractNum>
-  <w:abstractNum w:abstractNumId="38" w15:restartNumberingAfterBreak="0">
+  <w:abstractNum w:abstractNumId="41" w15:restartNumberingAfterBreak="0">
     <w:nsid w:val="628A23F0"/>
     <w:multiLevelType w:val="multilevel"/>
     <w:tmpl w:val="F3A8F51A"/>
@@ -20933,7 +25398,7 @@
       </w:rPr>
     </w:lvl>
   </w:abstractNum>
-  <w:abstractNum w:abstractNumId="39" w15:restartNumberingAfterBreak="0">
+  <w:abstractNum w:abstractNumId="42" w15:restartNumberingAfterBreak="0">
     <w:nsid w:val="68583271"/>
     <w:multiLevelType w:val="multilevel"/>
     <w:tmpl w:val="B5F4C79A"/>
@@ -21082,7 +25547,7 @@
       </w:rPr>
     </w:lvl>
   </w:abstractNum>
-  <w:abstractNum w:abstractNumId="40" w15:restartNumberingAfterBreak="0">
+  <w:abstractNum w:abstractNumId="43" w15:restartNumberingAfterBreak="0">
     <w:nsid w:val="73997FA2"/>
     <w:multiLevelType w:val="multilevel"/>
     <w:tmpl w:val="71E606AE"/>
@@ -21231,7 +25696,7 @@
       </w:rPr>
     </w:lvl>
   </w:abstractNum>
-  <w:abstractNum w:abstractNumId="41" w15:restartNumberingAfterBreak="0">
+  <w:abstractNum w:abstractNumId="44" w15:restartNumberingAfterBreak="0">
     <w:nsid w:val="76154358"/>
     <w:multiLevelType w:val="multilevel"/>
     <w:tmpl w:val="9294D998"/>
@@ -21380,7 +25845,273 @@
       </w:rPr>
     </w:lvl>
   </w:abstractNum>
-  <w:abstractNum w:abstractNumId="42" w15:restartNumberingAfterBreak="0">
+  <w:abstractNum w:abstractNumId="45" w15:restartNumberingAfterBreak="0">
+    <w:nsid w:val="78DC7143"/>
+    <w:multiLevelType w:val="multilevel"/>
+    <w:tmpl w:val="E214D472"/>
+    <w:lvl w:ilvl="0">
+      <w:start w:val="1"/>
+      <w:numFmt w:val="bullet"/>
+      <w:lvlText w:val=""/>
+      <w:lvlJc w:val="left"/>
+      <w:pPr>
+        <w:tabs>
+          <w:tab w:val="num" w:pos="720"/>
+        </w:tabs>
+        <w:ind w:left="720" w:hanging="360"/>
+      </w:pPr>
+      <w:rPr>
+        <w:rFonts w:ascii="Symbol" w:hAnsi="Symbol" w:hint="default"/>
+        <w:sz w:val="20"/>
+      </w:rPr>
+    </w:lvl>
+    <w:lvl w:ilvl="1" w:tentative="1">
+      <w:start w:val="1"/>
+      <w:numFmt w:val="bullet"/>
+      <w:lvlText w:val="o"/>
+      <w:lvlJc w:val="left"/>
+      <w:pPr>
+        <w:tabs>
+          <w:tab w:val="num" w:pos="1440"/>
+        </w:tabs>
+        <w:ind w:left="1440" w:hanging="360"/>
+      </w:pPr>
+      <w:rPr>
+        <w:rFonts w:ascii="Courier New" w:hAnsi="Courier New" w:hint="default"/>
+        <w:sz w:val="20"/>
+      </w:rPr>
+    </w:lvl>
+    <w:lvl w:ilvl="2" w:tentative="1">
+      <w:start w:val="1"/>
+      <w:numFmt w:val="bullet"/>
+      <w:lvlText w:val=""/>
+      <w:lvlJc w:val="left"/>
+      <w:pPr>
+        <w:tabs>
+          <w:tab w:val="num" w:pos="2160"/>
+        </w:tabs>
+        <w:ind w:left="2160" w:hanging="360"/>
+      </w:pPr>
+      <w:rPr>
+        <w:rFonts w:ascii="Wingdings" w:hAnsi="Wingdings" w:hint="default"/>
+        <w:sz w:val="20"/>
+      </w:rPr>
+    </w:lvl>
+    <w:lvl w:ilvl="3" w:tentative="1">
+      <w:start w:val="1"/>
+      <w:numFmt w:val="bullet"/>
+      <w:lvlText w:val=""/>
+      <w:lvlJc w:val="left"/>
+      <w:pPr>
+        <w:tabs>
+          <w:tab w:val="num" w:pos="2880"/>
+        </w:tabs>
+        <w:ind w:left="2880" w:hanging="360"/>
+      </w:pPr>
+      <w:rPr>
+        <w:rFonts w:ascii="Wingdings" w:hAnsi="Wingdings" w:hint="default"/>
+        <w:sz w:val="20"/>
+      </w:rPr>
+    </w:lvl>
+    <w:lvl w:ilvl="4" w:tentative="1">
+      <w:start w:val="1"/>
+      <w:numFmt w:val="bullet"/>
+      <w:lvlText w:val=""/>
+      <w:lvlJc w:val="left"/>
+      <w:pPr>
+        <w:tabs>
+          <w:tab w:val="num" w:pos="3600"/>
+        </w:tabs>
+        <w:ind w:left="3600" w:hanging="360"/>
+      </w:pPr>
+      <w:rPr>
+        <w:rFonts w:ascii="Wingdings" w:hAnsi="Wingdings" w:hint="default"/>
+        <w:sz w:val="20"/>
+      </w:rPr>
+    </w:lvl>
+    <w:lvl w:ilvl="5" w:tentative="1">
+      <w:start w:val="1"/>
+      <w:numFmt w:val="bullet"/>
+      <w:lvlText w:val=""/>
+      <w:lvlJc w:val="left"/>
+      <w:pPr>
+        <w:tabs>
+          <w:tab w:val="num" w:pos="4320"/>
+        </w:tabs>
+        <w:ind w:left="4320" w:hanging="360"/>
+      </w:pPr>
+      <w:rPr>
+        <w:rFonts w:ascii="Wingdings" w:hAnsi="Wingdings" w:hint="default"/>
+        <w:sz w:val="20"/>
+      </w:rPr>
+    </w:lvl>
+    <w:lvl w:ilvl="6" w:tentative="1">
+      <w:start w:val="1"/>
+      <w:numFmt w:val="bullet"/>
+      <w:lvlText w:val=""/>
+      <w:lvlJc w:val="left"/>
+      <w:pPr>
+        <w:tabs>
+          <w:tab w:val="num" w:pos="5040"/>
+        </w:tabs>
+        <w:ind w:left="5040" w:hanging="360"/>
+      </w:pPr>
+      <w:rPr>
+        <w:rFonts w:ascii="Wingdings" w:hAnsi="Wingdings" w:hint="default"/>
+        <w:sz w:val="20"/>
+      </w:rPr>
+    </w:lvl>
+    <w:lvl w:ilvl="7" w:tentative="1">
+      <w:start w:val="1"/>
+      <w:numFmt w:val="bullet"/>
+      <w:lvlText w:val=""/>
+      <w:lvlJc w:val="left"/>
+      <w:pPr>
+        <w:tabs>
+          <w:tab w:val="num" w:pos="5760"/>
+        </w:tabs>
+        <w:ind w:left="5760" w:hanging="360"/>
+      </w:pPr>
+      <w:rPr>
+        <w:rFonts w:ascii="Wingdings" w:hAnsi="Wingdings" w:hint="default"/>
+        <w:sz w:val="20"/>
+      </w:rPr>
+    </w:lvl>
+    <w:lvl w:ilvl="8" w:tentative="1">
+      <w:start w:val="1"/>
+      <w:numFmt w:val="bullet"/>
+      <w:lvlText w:val=""/>
+      <w:lvlJc w:val="left"/>
+      <w:pPr>
+        <w:tabs>
+          <w:tab w:val="num" w:pos="6480"/>
+        </w:tabs>
+        <w:ind w:left="6480" w:hanging="360"/>
+      </w:pPr>
+      <w:rPr>
+        <w:rFonts w:ascii="Wingdings" w:hAnsi="Wingdings" w:hint="default"/>
+        <w:sz w:val="20"/>
+      </w:rPr>
+    </w:lvl>
+  </w:abstractNum>
+  <w:abstractNum w:abstractNumId="46" w15:restartNumberingAfterBreak="0">
+    <w:nsid w:val="78EB1C8B"/>
+    <w:multiLevelType w:val="multilevel"/>
+    <w:tmpl w:val="60BC9364"/>
+    <w:lvl w:ilvl="0">
+      <w:start w:val="1"/>
+      <w:numFmt w:val="decimal"/>
+      <w:lvlText w:val="%1."/>
+      <w:lvlJc w:val="left"/>
+      <w:pPr>
+        <w:tabs>
+          <w:tab w:val="num" w:pos="720"/>
+        </w:tabs>
+        <w:ind w:left="720" w:hanging="360"/>
+      </w:pPr>
+    </w:lvl>
+    <w:lvl w:ilvl="1">
+      <w:start w:val="1"/>
+      <w:numFmt w:val="bullet"/>
+      <w:lvlText w:val="o"/>
+      <w:lvlJc w:val="left"/>
+      <w:pPr>
+        <w:tabs>
+          <w:tab w:val="num" w:pos="1440"/>
+        </w:tabs>
+        <w:ind w:left="1440" w:hanging="360"/>
+      </w:pPr>
+      <w:rPr>
+        <w:rFonts w:ascii="Courier New" w:hAnsi="Courier New" w:hint="default"/>
+        <w:sz w:val="20"/>
+      </w:rPr>
+    </w:lvl>
+    <w:lvl w:ilvl="2" w:tentative="1">
+      <w:start w:val="1"/>
+      <w:numFmt w:val="decimal"/>
+      <w:lvlText w:val="%3."/>
+      <w:lvlJc w:val="left"/>
+      <w:pPr>
+        <w:tabs>
+          <w:tab w:val="num" w:pos="2160"/>
+        </w:tabs>
+        <w:ind w:left="2160" w:hanging="360"/>
+      </w:pPr>
+    </w:lvl>
+    <w:lvl w:ilvl="3" w:tentative="1">
+      <w:start w:val="1"/>
+      <w:numFmt w:val="decimal"/>
+      <w:lvlText w:val="%4."/>
+      <w:lvlJc w:val="left"/>
+      <w:pPr>
+        <w:tabs>
+          <w:tab w:val="num" w:pos="2880"/>
+        </w:tabs>
+        <w:ind w:left="2880" w:hanging="360"/>
+      </w:pPr>
+    </w:lvl>
+    <w:lvl w:ilvl="4" w:tentative="1">
+      <w:start w:val="1"/>
+      <w:numFmt w:val="decimal"/>
+      <w:lvlText w:val="%5."/>
+      <w:lvlJc w:val="left"/>
+      <w:pPr>
+        <w:tabs>
+          <w:tab w:val="num" w:pos="3600"/>
+        </w:tabs>
+        <w:ind w:left="3600" w:hanging="360"/>
+      </w:pPr>
+    </w:lvl>
+    <w:lvl w:ilvl="5" w:tentative="1">
+      <w:start w:val="1"/>
+      <w:numFmt w:val="decimal"/>
+      <w:lvlText w:val="%6."/>
+      <w:lvlJc w:val="left"/>
+      <w:pPr>
+        <w:tabs>
+          <w:tab w:val="num" w:pos="4320"/>
+        </w:tabs>
+        <w:ind w:left="4320" w:hanging="360"/>
+      </w:pPr>
+    </w:lvl>
+    <w:lvl w:ilvl="6" w:tentative="1">
+      <w:start w:val="1"/>
+      <w:numFmt w:val="decimal"/>
+      <w:lvlText w:val="%7."/>
+      <w:lvlJc w:val="left"/>
+      <w:pPr>
+        <w:tabs>
+          <w:tab w:val="num" w:pos="5040"/>
+        </w:tabs>
+        <w:ind w:left="5040" w:hanging="360"/>
+      </w:pPr>
+    </w:lvl>
+    <w:lvl w:ilvl="7" w:tentative="1">
+      <w:start w:val="1"/>
+      <w:numFmt w:val="decimal"/>
+      <w:lvlText w:val="%8."/>
+      <w:lvlJc w:val="left"/>
+      <w:pPr>
+        <w:tabs>
+          <w:tab w:val="num" w:pos="5760"/>
+        </w:tabs>
+        <w:ind w:left="5760" w:hanging="360"/>
+      </w:pPr>
+    </w:lvl>
+    <w:lvl w:ilvl="8" w:tentative="1">
+      <w:start w:val="1"/>
+      <w:numFmt w:val="decimal"/>
+      <w:lvlText w:val="%9."/>
+      <w:lvlJc w:val="left"/>
+      <w:pPr>
+        <w:tabs>
+          <w:tab w:val="num" w:pos="6480"/>
+        </w:tabs>
+        <w:ind w:left="6480" w:hanging="360"/>
+      </w:pPr>
+    </w:lvl>
+  </w:abstractNum>
+  <w:abstractNum w:abstractNumId="47" w15:restartNumberingAfterBreak="0">
     <w:nsid w:val="792300DC"/>
     <w:multiLevelType w:val="multilevel"/>
     <w:tmpl w:val="7124FF0A"/>
@@ -21497,7 +26228,156 @@
       </w:pPr>
     </w:lvl>
   </w:abstractNum>
-  <w:abstractNum w:abstractNumId="43" w15:restartNumberingAfterBreak="0">
+  <w:abstractNum w:abstractNumId="48" w15:restartNumberingAfterBreak="0">
+    <w:nsid w:val="79A03B3D"/>
+    <w:multiLevelType w:val="multilevel"/>
+    <w:tmpl w:val="B0961142"/>
+    <w:lvl w:ilvl="0">
+      <w:start w:val="1"/>
+      <w:numFmt w:val="bullet"/>
+      <w:lvlText w:val=""/>
+      <w:lvlJc w:val="left"/>
+      <w:pPr>
+        <w:tabs>
+          <w:tab w:val="num" w:pos="720"/>
+        </w:tabs>
+        <w:ind w:left="720" w:hanging="360"/>
+      </w:pPr>
+      <w:rPr>
+        <w:rFonts w:ascii="Symbol" w:hAnsi="Symbol" w:hint="default"/>
+        <w:sz w:val="20"/>
+      </w:rPr>
+    </w:lvl>
+    <w:lvl w:ilvl="1" w:tentative="1">
+      <w:start w:val="1"/>
+      <w:numFmt w:val="bullet"/>
+      <w:lvlText w:val="o"/>
+      <w:lvlJc w:val="left"/>
+      <w:pPr>
+        <w:tabs>
+          <w:tab w:val="num" w:pos="1440"/>
+        </w:tabs>
+        <w:ind w:left="1440" w:hanging="360"/>
+      </w:pPr>
+      <w:rPr>
+        <w:rFonts w:ascii="Courier New" w:hAnsi="Courier New" w:hint="default"/>
+        <w:sz w:val="20"/>
+      </w:rPr>
+    </w:lvl>
+    <w:lvl w:ilvl="2" w:tentative="1">
+      <w:start w:val="1"/>
+      <w:numFmt w:val="bullet"/>
+      <w:lvlText w:val=""/>
+      <w:lvlJc w:val="left"/>
+      <w:pPr>
+        <w:tabs>
+          <w:tab w:val="num" w:pos="2160"/>
+        </w:tabs>
+        <w:ind w:left="2160" w:hanging="360"/>
+      </w:pPr>
+      <w:rPr>
+        <w:rFonts w:ascii="Wingdings" w:hAnsi="Wingdings" w:hint="default"/>
+        <w:sz w:val="20"/>
+      </w:rPr>
+    </w:lvl>
+    <w:lvl w:ilvl="3" w:tentative="1">
+      <w:start w:val="1"/>
+      <w:numFmt w:val="bullet"/>
+      <w:lvlText w:val=""/>
+      <w:lvlJc w:val="left"/>
+      <w:pPr>
+        <w:tabs>
+          <w:tab w:val="num" w:pos="2880"/>
+        </w:tabs>
+        <w:ind w:left="2880" w:hanging="360"/>
+      </w:pPr>
+      <w:rPr>
+        <w:rFonts w:ascii="Wingdings" w:hAnsi="Wingdings" w:hint="default"/>
+        <w:sz w:val="20"/>
+      </w:rPr>
+    </w:lvl>
+    <w:lvl w:ilvl="4" w:tentative="1">
+      <w:start w:val="1"/>
+      <w:numFmt w:val="bullet"/>
+      <w:lvlText w:val=""/>
+      <w:lvlJc w:val="left"/>
+      <w:pPr>
+        <w:tabs>
+          <w:tab w:val="num" w:pos="3600"/>
+        </w:tabs>
+        <w:ind w:left="3600" w:hanging="360"/>
+      </w:pPr>
+      <w:rPr>
+        <w:rFonts w:ascii="Wingdings" w:hAnsi="Wingdings" w:hint="default"/>
+        <w:sz w:val="20"/>
+      </w:rPr>
+    </w:lvl>
+    <w:lvl w:ilvl="5" w:tentative="1">
+      <w:start w:val="1"/>
+      <w:numFmt w:val="bullet"/>
+      <w:lvlText w:val=""/>
+      <w:lvlJc w:val="left"/>
+      <w:pPr>
+        <w:tabs>
+          <w:tab w:val="num" w:pos="4320"/>
+        </w:tabs>
+        <w:ind w:left="4320" w:hanging="360"/>
+      </w:pPr>
+      <w:rPr>
+        <w:rFonts w:ascii="Wingdings" w:hAnsi="Wingdings" w:hint="default"/>
+        <w:sz w:val="20"/>
+      </w:rPr>
+    </w:lvl>
+    <w:lvl w:ilvl="6" w:tentative="1">
+      <w:start w:val="1"/>
+      <w:numFmt w:val="bullet"/>
+      <w:lvlText w:val=""/>
+      <w:lvlJc w:val="left"/>
+      <w:pPr>
+        <w:tabs>
+          <w:tab w:val="num" w:pos="5040"/>
+        </w:tabs>
+        <w:ind w:left="5040" w:hanging="360"/>
+      </w:pPr>
+      <w:rPr>
+        <w:rFonts w:ascii="Wingdings" w:hAnsi="Wingdings" w:hint="default"/>
+        <w:sz w:val="20"/>
+      </w:rPr>
+    </w:lvl>
+    <w:lvl w:ilvl="7" w:tentative="1">
+      <w:start w:val="1"/>
+      <w:numFmt w:val="bullet"/>
+      <w:lvlText w:val=""/>
+      <w:lvlJc w:val="left"/>
+      <w:pPr>
+        <w:tabs>
+          <w:tab w:val="num" w:pos="5760"/>
+        </w:tabs>
+        <w:ind w:left="5760" w:hanging="360"/>
+      </w:pPr>
+      <w:rPr>
+        <w:rFonts w:ascii="Wingdings" w:hAnsi="Wingdings" w:hint="default"/>
+        <w:sz w:val="20"/>
+      </w:rPr>
+    </w:lvl>
+    <w:lvl w:ilvl="8" w:tentative="1">
+      <w:start w:val="1"/>
+      <w:numFmt w:val="bullet"/>
+      <w:lvlText w:val=""/>
+      <w:lvlJc w:val="left"/>
+      <w:pPr>
+        <w:tabs>
+          <w:tab w:val="num" w:pos="6480"/>
+        </w:tabs>
+        <w:ind w:left="6480" w:hanging="360"/>
+      </w:pPr>
+      <w:rPr>
+        <w:rFonts w:ascii="Wingdings" w:hAnsi="Wingdings" w:hint="default"/>
+        <w:sz w:val="20"/>
+      </w:rPr>
+    </w:lvl>
+  </w:abstractNum>
+  <w:abstractNum w:abstractNumId="49" w15:restartNumberingAfterBreak="0">
     <w:nsid w:val="7A9A45CF"/>
     <w:multiLevelType w:val="multilevel"/>
     <w:tmpl w:val="A1269A44"/>
@@ -21646,7 +26526,7 @@
       </w:rPr>
     </w:lvl>
   </w:abstractNum>
-  <w:abstractNum w:abstractNumId="44" w15:restartNumberingAfterBreak="0">
+  <w:abstractNum w:abstractNumId="50" w15:restartNumberingAfterBreak="0">
     <w:nsid w:val="7BAB1E7B"/>
     <w:multiLevelType w:val="multilevel"/>
     <w:tmpl w:val="0FB040AA"/>
@@ -21795,7 +26675,7 @@
       </w:rPr>
     </w:lvl>
   </w:abstractNum>
-  <w:abstractNum w:abstractNumId="45" w15:restartNumberingAfterBreak="0">
+  <w:abstractNum w:abstractNumId="51" w15:restartNumberingAfterBreak="0">
     <w:nsid w:val="7FD443CA"/>
     <w:multiLevelType w:val="multilevel"/>
     <w:tmpl w:val="A490C8F4"/>
@@ -21948,10 +26828,10 @@
     <w:abstractNumId w:val="11"/>
   </w:num>
   <w:num w:numId="2" w16cid:durableId="265818829">
-    <w:abstractNumId w:val="41"/>
+    <w:abstractNumId w:val="44"/>
   </w:num>
   <w:num w:numId="3" w16cid:durableId="115487112">
-    <w:abstractNumId w:val="34"/>
+    <w:abstractNumId w:val="37"/>
   </w:num>
   <w:num w:numId="4" w16cid:durableId="1195002596">
     <w:abstractNumId w:val="10"/>
@@ -21963,19 +26843,19 @@
     <w:abstractNumId w:val="3"/>
   </w:num>
   <w:num w:numId="7" w16cid:durableId="1378893329">
-    <w:abstractNumId w:val="38"/>
+    <w:abstractNumId w:val="41"/>
   </w:num>
   <w:num w:numId="8" w16cid:durableId="1603076479">
-    <w:abstractNumId w:val="13"/>
+    <w:abstractNumId w:val="14"/>
   </w:num>
   <w:num w:numId="9" w16cid:durableId="1521117620">
-    <w:abstractNumId w:val="25"/>
+    <w:abstractNumId w:val="27"/>
   </w:num>
   <w:num w:numId="10" w16cid:durableId="1540514697">
-    <w:abstractNumId w:val="45"/>
+    <w:abstractNumId w:val="51"/>
   </w:num>
   <w:num w:numId="11" w16cid:durableId="1488861672">
-    <w:abstractNumId w:val="43"/>
+    <w:abstractNumId w:val="49"/>
   </w:num>
   <w:num w:numId="12" w16cid:durableId="273438485">
     <w:abstractNumId w:val="4"/>
@@ -21984,7 +26864,7 @@
     <w:abstractNumId w:val="0"/>
   </w:num>
   <w:num w:numId="14" w16cid:durableId="763650902">
-    <w:abstractNumId w:val="31"/>
+    <w:abstractNumId w:val="34"/>
   </w:num>
   <w:num w:numId="15" w16cid:durableId="367948016">
     <w:abstractNumId w:val="6"/>
@@ -21993,94 +26873,112 @@
     <w:abstractNumId w:val="9"/>
   </w:num>
   <w:num w:numId="17" w16cid:durableId="528641631">
-    <w:abstractNumId w:val="26"/>
+    <w:abstractNumId w:val="28"/>
   </w:num>
   <w:num w:numId="18" w16cid:durableId="231162850">
-    <w:abstractNumId w:val="15"/>
+    <w:abstractNumId w:val="17"/>
   </w:num>
   <w:num w:numId="19" w16cid:durableId="808010782">
     <w:abstractNumId w:val="1"/>
   </w:num>
   <w:num w:numId="20" w16cid:durableId="519975834">
-    <w:abstractNumId w:val="44"/>
+    <w:abstractNumId w:val="50"/>
   </w:num>
   <w:num w:numId="21" w16cid:durableId="1869367930">
-    <w:abstractNumId w:val="35"/>
+    <w:abstractNumId w:val="38"/>
   </w:num>
   <w:num w:numId="22" w16cid:durableId="1672223203">
     <w:abstractNumId w:val="2"/>
   </w:num>
   <w:num w:numId="23" w16cid:durableId="901596038">
-    <w:abstractNumId w:val="33"/>
+    <w:abstractNumId w:val="36"/>
   </w:num>
   <w:num w:numId="24" w16cid:durableId="1695426529">
-    <w:abstractNumId w:val="19"/>
+    <w:abstractNumId w:val="21"/>
   </w:num>
   <w:num w:numId="25" w16cid:durableId="1620911233">
     <w:abstractNumId w:val="7"/>
   </w:num>
   <w:num w:numId="26" w16cid:durableId="1132865211">
-    <w:abstractNumId w:val="21"/>
+    <w:abstractNumId w:val="23"/>
   </w:num>
   <w:num w:numId="27" w16cid:durableId="1239943349">
-    <w:abstractNumId w:val="14"/>
+    <w:abstractNumId w:val="16"/>
   </w:num>
   <w:num w:numId="28" w16cid:durableId="946887717">
     <w:abstractNumId w:val="8"/>
   </w:num>
   <w:num w:numId="29" w16cid:durableId="959267188">
+    <w:abstractNumId w:val="35"/>
+  </w:num>
+  <w:num w:numId="30" w16cid:durableId="621040254">
+    <w:abstractNumId w:val="25"/>
+  </w:num>
+  <w:num w:numId="31" w16cid:durableId="2121296775">
+    <w:abstractNumId w:val="26"/>
+  </w:num>
+  <w:num w:numId="32" w16cid:durableId="719672426">
+    <w:abstractNumId w:val="20"/>
+  </w:num>
+  <w:num w:numId="33" w16cid:durableId="1638797645">
+    <w:abstractNumId w:val="43"/>
+  </w:num>
+  <w:num w:numId="34" w16cid:durableId="281112646">
+    <w:abstractNumId w:val="18"/>
+  </w:num>
+  <w:num w:numId="35" w16cid:durableId="1939438075">
+    <w:abstractNumId w:val="42"/>
+  </w:num>
+  <w:num w:numId="36" w16cid:durableId="1695957082">
+    <w:abstractNumId w:val="22"/>
+  </w:num>
+  <w:num w:numId="37" w16cid:durableId="1840389024">
+    <w:abstractNumId w:val="24"/>
+  </w:num>
+  <w:num w:numId="38" w16cid:durableId="814564482">
+    <w:abstractNumId w:val="31"/>
+  </w:num>
+  <w:num w:numId="39" w16cid:durableId="678166793">
+    <w:abstractNumId w:val="29"/>
+  </w:num>
+  <w:num w:numId="40" w16cid:durableId="409813661">
+    <w:abstractNumId w:val="39"/>
+  </w:num>
+  <w:num w:numId="41" w16cid:durableId="457839075">
+    <w:abstractNumId w:val="13"/>
+  </w:num>
+  <w:num w:numId="42" w16cid:durableId="652636129">
+    <w:abstractNumId w:val="33"/>
+  </w:num>
+  <w:num w:numId="43" w16cid:durableId="1834026823">
+    <w:abstractNumId w:val="19"/>
+  </w:num>
+  <w:num w:numId="44" w16cid:durableId="1114641042">
+    <w:abstractNumId w:val="40"/>
+  </w:num>
+  <w:num w:numId="45" w16cid:durableId="596987020">
     <w:abstractNumId w:val="32"/>
   </w:num>
-  <w:num w:numId="30" w16cid:durableId="621040254">
-    <w:abstractNumId w:val="23"/>
+  <w:num w:numId="46" w16cid:durableId="1679967997">
+    <w:abstractNumId w:val="47"/>
   </w:num>
-  <w:num w:numId="31" w16cid:durableId="2121296775">
-    <w:abstractNumId w:val="24"/>
+  <w:num w:numId="47" w16cid:durableId="1427967484">
+    <w:abstractNumId w:val="15"/>
   </w:num>
-  <w:num w:numId="32" w16cid:durableId="719672426">
-    <w:abstractNumId w:val="18"/>
-  </w:num>
-  <w:num w:numId="33" w16cid:durableId="1638797645">
-    <w:abstractNumId w:val="40"/>
-  </w:num>
-  <w:num w:numId="34" w16cid:durableId="281112646">
-    <w:abstractNumId w:val="16"/>
-  </w:num>
-  <w:num w:numId="35" w16cid:durableId="1939438075">
-    <w:abstractNumId w:val="39"/>
-  </w:num>
-  <w:num w:numId="36" w16cid:durableId="1695957082">
-    <w:abstractNumId w:val="20"/>
-  </w:num>
-  <w:num w:numId="37" w16cid:durableId="1840389024">
-    <w:abstractNumId w:val="22"/>
-  </w:num>
-  <w:num w:numId="38" w16cid:durableId="814564482">
-    <w:abstractNumId w:val="28"/>
-  </w:num>
-  <w:num w:numId="39" w16cid:durableId="678166793">
-    <w:abstractNumId w:val="27"/>
-  </w:num>
-  <w:num w:numId="40" w16cid:durableId="409813661">
-    <w:abstractNumId w:val="36"/>
-  </w:num>
-  <w:num w:numId="41" w16cid:durableId="457839075">
+  <w:num w:numId="48" w16cid:durableId="172108102">
     <w:abstractNumId w:val="12"/>
   </w:num>
-  <w:num w:numId="42" w16cid:durableId="652636129">
+  <w:num w:numId="49" w16cid:durableId="1034385937">
+    <w:abstractNumId w:val="48"/>
+  </w:num>
+  <w:num w:numId="50" w16cid:durableId="1758674466">
     <w:abstractNumId w:val="30"/>
   </w:num>
-  <w:num w:numId="43" w16cid:durableId="1834026823">
-    <w:abstractNumId w:val="17"/>
+  <w:num w:numId="51" w16cid:durableId="1760559989">
+    <w:abstractNumId w:val="46"/>
   </w:num>
-  <w:num w:numId="44" w16cid:durableId="1114641042">
-    <w:abstractNumId w:val="37"/>
-  </w:num>
-  <w:num w:numId="45" w16cid:durableId="596987020">
-    <w:abstractNumId w:val="29"/>
-  </w:num>
-  <w:num w:numId="46" w16cid:durableId="1679967997">
-    <w:abstractNumId w:val="42"/>
+  <w:num w:numId="52" w16cid:durableId="1379092205">
+    <w:abstractNumId w:val="45"/>
   </w:num>
 </w:numbering>
 </file>

--- a/React/Notes/React notes.docx
+++ b/React/Notes/React notes.docx
@@ -4,18 +4,85 @@
   <w:body>
     <w:p>
       <w:pPr>
-        <w:pStyle w:val="ListParagraph"/>
-        <w:numPr>
-          <w:ilvl w:val="0"/>
-          <w:numId w:val="1"/>
-        </w:numPr>
-        <w:rPr>
-          <w:b/>
-          <w:bCs/>
-          <w:sz w:val="28"/>
-          <w:szCs w:val="28"/>
-        </w:rPr>
-      </w:pPr>
+        <w:ind w:left="360"/>
+        <w:rPr>
+          <w:b/>
+          <w:bCs/>
+          <w:sz w:val="28"/>
+          <w:szCs w:val="28"/>
+        </w:rPr>
+      </w:pPr>
+    </w:p>
+    <w:p>
+      <w:pPr>
+        <w:ind w:left="360"/>
+        <w:rPr>
+          <w:b/>
+          <w:bCs/>
+          <w:sz w:val="28"/>
+          <w:szCs w:val="28"/>
+        </w:rPr>
+      </w:pPr>
+      <w:r>
+        <w:rPr>
+          <w:b/>
+          <w:bCs/>
+          <w:sz w:val="28"/>
+          <w:szCs w:val="28"/>
+        </w:rPr>
+        <w:t xml:space="preserve">Remove-Item -Recurse -Force </w:t>
+      </w:r>
+      <w:proofErr w:type="spellStart"/>
+      <w:r>
+        <w:rPr>
+          <w:b/>
+          <w:bCs/>
+          <w:sz w:val="28"/>
+          <w:szCs w:val="28"/>
+        </w:rPr>
+        <w:t>node_modules</w:t>
+      </w:r>
+      <w:proofErr w:type="spellEnd"/>
+      <w:r>
+        <w:rPr>
+          <w:b/>
+          <w:bCs/>
+          <w:sz w:val="28"/>
+          <w:szCs w:val="28"/>
+        </w:rPr>
+        <w:t>; Remove-Item -Force package-</w:t>
+      </w:r>
+      <w:proofErr w:type="spellStart"/>
+      <w:r>
+        <w:rPr>
+          <w:b/>
+          <w:bCs/>
+          <w:sz w:val="28"/>
+          <w:szCs w:val="28"/>
+        </w:rPr>
+        <w:t>lock.json</w:t>
+      </w:r>
+      <w:proofErr w:type="spellEnd"/>
+    </w:p>
+    <w:p>
+      <w:pPr>
+        <w:ind w:left="360"/>
+        <w:rPr>
+          <w:b/>
+          <w:bCs/>
+          <w:sz w:val="28"/>
+          <w:szCs w:val="28"/>
+        </w:rPr>
+      </w:pPr>
+      <w:r>
+        <w:rPr>
+          <w:b/>
+          <w:bCs/>
+          <w:sz w:val="28"/>
+          <w:szCs w:val="28"/>
+        </w:rPr>
+        <w:t>1.</w:t>
+      </w:r>
       <w:r>
         <w:rPr>
           <w:b/>
@@ -48,7 +115,23 @@
           <w:sz w:val="28"/>
           <w:szCs w:val="28"/>
         </w:rPr>
-        <w:t xml:space="preserve">Ans: Js fundamentals, array, arrow fun implicit return, map, filter, reduce, object, mutable and immutable and DEstructuring </w:t>
+        <w:t xml:space="preserve">Ans: </w:t>
+      </w:r>
+      <w:proofErr w:type="spellStart"/>
+      <w:r>
+        <w:rPr>
+          <w:sz w:val="28"/>
+          <w:szCs w:val="28"/>
+        </w:rPr>
+        <w:t>Js</w:t>
+      </w:r>
+      <w:proofErr w:type="spellEnd"/>
+      <w:r>
+        <w:rPr>
+          <w:sz w:val="28"/>
+          <w:szCs w:val="28"/>
+        </w:rPr>
+        <w:t xml:space="preserve"> fundamentals, array, arrow fun implicit return, map, filter, reduce, object, mutable and immutable and DEstructuring </w:t>
       </w:r>
     </w:p>
     <w:p>
@@ -767,6 +850,7 @@
           <w:sz w:val="28"/>
           <w:szCs w:val="28"/>
         </w:rPr>
+        <w:lastRenderedPageBreak/>
         <w:t>anonymous: Requests script without cookies or authentication.</w:t>
       </w:r>
     </w:p>
@@ -786,7 +870,6 @@
           <w:sz w:val="28"/>
           <w:szCs w:val="28"/>
         </w:rPr>
-        <w:lastRenderedPageBreak/>
         <w:t>use-credentials: Requests script with cookies and authentication (server must allow it).</w:t>
       </w:r>
     </w:p>
@@ -1487,6 +1570,7 @@
           <w:sz w:val="28"/>
           <w:szCs w:val="28"/>
         </w:rPr>
+        <w:lastRenderedPageBreak/>
         <w:t>9.</w:t>
       </w:r>
       <w:r>
@@ -1520,7 +1604,6 @@
           <w:sz w:val="28"/>
           <w:szCs w:val="28"/>
         </w:rPr>
-        <w:lastRenderedPageBreak/>
         <w:t>Library</w:t>
       </w:r>
       <w:r>
@@ -1796,7 +1879,6 @@
         <w:t xml:space="preserve"> and </w:t>
       </w:r>
       <w:proofErr w:type="spellStart"/>
-      <w:proofErr w:type="gramStart"/>
       <w:r>
         <w:rPr>
           <w:rFonts w:ascii="Segoe UI Emoji" w:hAnsi="Segoe UI Emoji" w:cs="Segoe UI Emoji"/>
@@ -1808,7 +1890,6 @@
         <w:t>root.render</w:t>
       </w:r>
       <w:proofErr w:type="spellEnd"/>
-      <w:proofErr w:type="gramEnd"/>
     </w:p>
     <w:p>
       <w:pPr>
@@ -1876,7 +1957,6 @@
         <w:t xml:space="preserve"> element = </w:t>
       </w:r>
       <w:proofErr w:type="spellStart"/>
-      <w:proofErr w:type="gramStart"/>
       <w:r>
         <w:rPr>
           <w:rFonts w:ascii="Segoe UI Emoji" w:hAnsi="Segoe UI Emoji" w:cs="Segoe UI Emoji"/>
@@ -1892,34 +1972,95 @@
           <w:sz w:val="28"/>
           <w:szCs w:val="28"/>
         </w:rPr>
+        <w:t>(type, props, ...children)</w:t>
+      </w:r>
+    </w:p>
+    <w:p>
+      <w:pPr>
+        <w:rPr>
+          <w:rFonts w:ascii="Segoe UI Emoji" w:hAnsi="Segoe UI Emoji" w:cs="Segoe UI Emoji"/>
+          <w:sz w:val="28"/>
+          <w:szCs w:val="28"/>
+        </w:rPr>
+      </w:pPr>
+      <w:r>
+        <w:rPr>
+          <w:rFonts w:ascii="Segoe UI Emoji" w:hAnsi="Segoe UI Emoji" w:cs="Segoe UI Emoji"/>
+          <w:sz w:val="28"/>
+          <w:szCs w:val="28"/>
+        </w:rPr>
+        <w:t xml:space="preserve"> </w:t>
+      </w:r>
+      <w:proofErr w:type="spellStart"/>
+      <w:r>
+        <w:rPr>
+          <w:rFonts w:ascii="Segoe UI Emoji" w:hAnsi="Segoe UI Emoji" w:cs="Segoe UI Emoji"/>
+          <w:sz w:val="28"/>
+          <w:szCs w:val="28"/>
+        </w:rPr>
+        <w:t>createRoot</w:t>
+      </w:r>
+      <w:proofErr w:type="spellEnd"/>
+      <w:r>
+        <w:rPr>
+          <w:rFonts w:ascii="Segoe UI Emoji" w:hAnsi="Segoe UI Emoji" w:cs="Segoe UI Emoji"/>
+          <w:sz w:val="28"/>
+          <w:szCs w:val="28"/>
+        </w:rPr>
+        <w:t xml:space="preserve"> </w:t>
+      </w:r>
+      <w:r>
+        <w:rPr>
+          <w:rFonts w:ascii="Segoe UI Emoji" w:hAnsi="Segoe UI Emoji" w:cs="Segoe UI Emoji"/>
+          <w:sz w:val="28"/>
+          <w:szCs w:val="28"/>
+        </w:rPr>
+        <w:t>lets you create a root to display React components inside a browser DOM node.</w:t>
+      </w:r>
+      <w:r>
+        <w:rPr>
+          <w:rFonts w:ascii="Segoe UI Emoji" w:hAnsi="Segoe UI Emoji" w:cs="Segoe UI Emoji"/>
+          <w:sz w:val="28"/>
+          <w:szCs w:val="28"/>
+        </w:rPr>
+        <w:t xml:space="preserve"> </w:t>
+      </w:r>
+      <w:proofErr w:type="spellStart"/>
+      <w:r>
+        <w:rPr>
+          <w:rFonts w:ascii="Segoe UI Emoji" w:hAnsi="Segoe UI Emoji" w:cs="Segoe UI Emoji"/>
+          <w:sz w:val="28"/>
+          <w:szCs w:val="28"/>
+        </w:rPr>
+        <w:t>const</w:t>
+      </w:r>
+      <w:proofErr w:type="spellEnd"/>
+      <w:r>
+        <w:rPr>
+          <w:rFonts w:ascii="Segoe UI Emoji" w:hAnsi="Segoe UI Emoji" w:cs="Segoe UI Emoji"/>
+          <w:sz w:val="28"/>
+          <w:szCs w:val="28"/>
+        </w:rPr>
+        <w:t xml:space="preserve"> root = </w:t>
+      </w:r>
+      <w:proofErr w:type="spellStart"/>
+      <w:r>
+        <w:rPr>
+          <w:rFonts w:ascii="Segoe UI Emoji" w:hAnsi="Segoe UI Emoji" w:cs="Segoe UI Emoji"/>
+          <w:sz w:val="28"/>
+          <w:szCs w:val="28"/>
+        </w:rPr>
+        <w:t>createRoot</w:t>
+      </w:r>
+      <w:proofErr w:type="spellEnd"/>
+      <w:r>
+        <w:rPr>
+          <w:rFonts w:ascii="Segoe UI Emoji" w:hAnsi="Segoe UI Emoji" w:cs="Segoe UI Emoji"/>
+          <w:sz w:val="28"/>
+          <w:szCs w:val="28"/>
+        </w:rPr>
         <w:t>(</w:t>
       </w:r>
-      <w:proofErr w:type="gramEnd"/>
-      <w:r>
-        <w:rPr>
-          <w:rFonts w:ascii="Segoe UI Emoji" w:hAnsi="Segoe UI Emoji" w:cs="Segoe UI Emoji"/>
-          <w:sz w:val="28"/>
-          <w:szCs w:val="28"/>
-        </w:rPr>
-        <w:t>type, props, ...children)</w:t>
-      </w:r>
-    </w:p>
-    <w:p>
-      <w:pPr>
-        <w:rPr>
-          <w:rFonts w:ascii="Segoe UI Emoji" w:hAnsi="Segoe UI Emoji" w:cs="Segoe UI Emoji"/>
-          <w:sz w:val="28"/>
-          <w:szCs w:val="28"/>
-        </w:rPr>
-      </w:pPr>
-      <w:r>
-        <w:rPr>
-          <w:rFonts w:ascii="Segoe UI Emoji" w:hAnsi="Segoe UI Emoji" w:cs="Segoe UI Emoji"/>
-          <w:sz w:val="28"/>
-          <w:szCs w:val="28"/>
-        </w:rPr>
-        <w:t xml:space="preserve"> </w:t>
-      </w:r>
       <w:proofErr w:type="spellStart"/>
       <w:r>
         <w:rPr>
@@ -1927,7 +2068,7 @@
           <w:sz w:val="28"/>
           <w:szCs w:val="28"/>
         </w:rPr>
-        <w:t>createRoot</w:t>
+        <w:t>domNode</w:t>
       </w:r>
       <w:proofErr w:type="spellEnd"/>
       <w:r>
@@ -1936,23 +2077,32 @@
           <w:sz w:val="28"/>
           <w:szCs w:val="28"/>
         </w:rPr>
-        <w:t xml:space="preserve"> </w:t>
-      </w:r>
-      <w:r>
-        <w:rPr>
-          <w:rFonts w:ascii="Segoe UI Emoji" w:hAnsi="Segoe UI Emoji" w:cs="Segoe UI Emoji"/>
-          <w:sz w:val="28"/>
-          <w:szCs w:val="28"/>
-        </w:rPr>
-        <w:t>lets you create a root to display React components inside a browser DOM node.</w:t>
-      </w:r>
-      <w:r>
-        <w:rPr>
-          <w:rFonts w:ascii="Segoe UI Emoji" w:hAnsi="Segoe UI Emoji" w:cs="Segoe UI Emoji"/>
-          <w:sz w:val="28"/>
-          <w:szCs w:val="28"/>
-        </w:rPr>
-        <w:t xml:space="preserve"> </w:t>
+        <w:t>, options?)</w:t>
+      </w:r>
+    </w:p>
+    <w:p>
+      <w:pPr>
+        <w:rPr>
+          <w:rFonts w:ascii="Segoe UI Emoji" w:hAnsi="Segoe UI Emoji" w:cs="Segoe UI Emoji"/>
+          <w:sz w:val="28"/>
+          <w:szCs w:val="28"/>
+        </w:rPr>
+      </w:pPr>
+      <w:r>
+        <w:rPr>
+          <w:rFonts w:ascii="Segoe UI Emoji" w:hAnsi="Segoe UI Emoji" w:cs="Segoe UI Emoji"/>
+          <w:sz w:val="28"/>
+          <w:szCs w:val="28"/>
+        </w:rPr>
+        <w:t>render=</w:t>
+      </w:r>
+      <w:r>
+        <w:rPr>
+          <w:rFonts w:ascii="Segoe UI Emoji" w:hAnsi="Segoe UI Emoji" w:cs="Segoe UI Emoji"/>
+          <w:sz w:val="28"/>
+          <w:szCs w:val="28"/>
+        </w:rPr>
+        <w:t xml:space="preserve">Call </w:t>
       </w:r>
       <w:proofErr w:type="spellStart"/>
       <w:r>
@@ -1961,92 +2111,9 @@
           <w:sz w:val="28"/>
           <w:szCs w:val="28"/>
         </w:rPr>
-        <w:t>const</w:t>
+        <w:t>root.render</w:t>
       </w:r>
       <w:proofErr w:type="spellEnd"/>
-      <w:r>
-        <w:rPr>
-          <w:rFonts w:ascii="Segoe UI Emoji" w:hAnsi="Segoe UI Emoji" w:cs="Segoe UI Emoji"/>
-          <w:sz w:val="28"/>
-          <w:szCs w:val="28"/>
-        </w:rPr>
-        <w:t xml:space="preserve"> root = </w:t>
-      </w:r>
-      <w:proofErr w:type="spellStart"/>
-      <w:proofErr w:type="gramStart"/>
-      <w:r>
-        <w:rPr>
-          <w:rFonts w:ascii="Segoe UI Emoji" w:hAnsi="Segoe UI Emoji" w:cs="Segoe UI Emoji"/>
-          <w:sz w:val="28"/>
-          <w:szCs w:val="28"/>
-        </w:rPr>
-        <w:t>createRoot</w:t>
-      </w:r>
-      <w:proofErr w:type="spellEnd"/>
-      <w:r>
-        <w:rPr>
-          <w:rFonts w:ascii="Segoe UI Emoji" w:hAnsi="Segoe UI Emoji" w:cs="Segoe UI Emoji"/>
-          <w:sz w:val="28"/>
-          <w:szCs w:val="28"/>
-        </w:rPr>
-        <w:t>(</w:t>
-      </w:r>
-      <w:proofErr w:type="spellStart"/>
-      <w:proofErr w:type="gramEnd"/>
-      <w:r>
-        <w:rPr>
-          <w:rFonts w:ascii="Segoe UI Emoji" w:hAnsi="Segoe UI Emoji" w:cs="Segoe UI Emoji"/>
-          <w:sz w:val="28"/>
-          <w:szCs w:val="28"/>
-        </w:rPr>
-        <w:t>domNode</w:t>
-      </w:r>
-      <w:proofErr w:type="spellEnd"/>
-      <w:r>
-        <w:rPr>
-          <w:rFonts w:ascii="Segoe UI Emoji" w:hAnsi="Segoe UI Emoji" w:cs="Segoe UI Emoji"/>
-          <w:sz w:val="28"/>
-          <w:szCs w:val="28"/>
-        </w:rPr>
-        <w:t>, options?)</w:t>
-      </w:r>
-    </w:p>
-    <w:p>
-      <w:pPr>
-        <w:rPr>
-          <w:rFonts w:ascii="Segoe UI Emoji" w:hAnsi="Segoe UI Emoji" w:cs="Segoe UI Emoji"/>
-          <w:sz w:val="28"/>
-          <w:szCs w:val="28"/>
-        </w:rPr>
-      </w:pPr>
-      <w:r>
-        <w:rPr>
-          <w:rFonts w:ascii="Segoe UI Emoji" w:hAnsi="Segoe UI Emoji" w:cs="Segoe UI Emoji"/>
-          <w:sz w:val="28"/>
-          <w:szCs w:val="28"/>
-        </w:rPr>
-        <w:t>render=</w:t>
-      </w:r>
-      <w:r>
-        <w:rPr>
-          <w:rFonts w:ascii="Segoe UI Emoji" w:hAnsi="Segoe UI Emoji" w:cs="Segoe UI Emoji"/>
-          <w:sz w:val="28"/>
-          <w:szCs w:val="28"/>
-        </w:rPr>
-        <w:t xml:space="preserve">Call </w:t>
-      </w:r>
-      <w:proofErr w:type="spellStart"/>
-      <w:proofErr w:type="gramStart"/>
-      <w:r>
-        <w:rPr>
-          <w:rFonts w:ascii="Segoe UI Emoji" w:hAnsi="Segoe UI Emoji" w:cs="Segoe UI Emoji"/>
-          <w:sz w:val="28"/>
-          <w:szCs w:val="28"/>
-        </w:rPr>
-        <w:t>root.render</w:t>
-      </w:r>
-      <w:proofErr w:type="spellEnd"/>
-      <w:proofErr w:type="gramEnd"/>
       <w:r>
         <w:rPr>
           <w:rFonts w:ascii="Segoe UI Emoji" w:hAnsi="Segoe UI Emoji" w:cs="Segoe UI Emoji"/>
@@ -2432,6 +2499,7 @@
           <w:sz w:val="28"/>
           <w:szCs w:val="28"/>
         </w:rPr>
+        <w:lastRenderedPageBreak/>
         <w:t xml:space="preserve">1 is the normal – is used for production </w:t>
       </w:r>
     </w:p>
@@ -2449,7 +2517,6 @@
           <w:sz w:val="28"/>
           <w:szCs w:val="28"/>
         </w:rPr>
-        <w:lastRenderedPageBreak/>
         <w:t>..</w:t>
       </w:r>
     </w:p>
@@ -2470,7 +2537,6 @@
         <w:t xml:space="preserve">What is </w:t>
       </w:r>
       <w:proofErr w:type="spellStart"/>
-      <w:proofErr w:type="gramStart"/>
       <w:r>
         <w:rPr>
           <w:rFonts w:ascii="Segoe UI Emoji" w:hAnsi="Segoe UI Emoji" w:cs="Segoe UI Emoji"/>
@@ -2480,7 +2546,6 @@
         <w:t>package.json</w:t>
       </w:r>
       <w:proofErr w:type="spellEnd"/>
-      <w:proofErr w:type="gramEnd"/>
       <w:r>
         <w:rPr>
           <w:rFonts w:ascii="Segoe UI Emoji" w:hAnsi="Segoe UI Emoji" w:cs="Segoe UI Emoji"/>
@@ -2848,7 +2913,6 @@
         <w:t xml:space="preserve"> in git only I put </w:t>
       </w:r>
       <w:proofErr w:type="spellStart"/>
-      <w:proofErr w:type="gramStart"/>
       <w:r>
         <w:rPr>
           <w:rFonts w:ascii="Segoe UI Emoji" w:hAnsi="Segoe UI Emoji" w:cs="Segoe UI Emoji"/>
@@ -2860,7 +2924,6 @@
         <w:t>package.json</w:t>
       </w:r>
       <w:proofErr w:type="spellEnd"/>
-      <w:proofErr w:type="gramEnd"/>
       <w:r>
         <w:rPr>
           <w:rFonts w:ascii="Segoe UI Emoji" w:hAnsi="Segoe UI Emoji" w:cs="Segoe UI Emoji"/>
@@ -2892,7 +2955,6 @@
           <w:szCs w:val="28"/>
         </w:rPr>
       </w:pPr>
-      <w:proofErr w:type="gramStart"/>
       <w:r>
         <w:rPr>
           <w:rFonts w:ascii="Segoe UI Emoji" w:hAnsi="Segoe UI Emoji" w:cs="Segoe UI Emoji"/>
@@ -2901,7 +2963,6 @@
         </w:rPr>
         <w:t>A :</w:t>
       </w:r>
-      <w:proofErr w:type="gramEnd"/>
       <w:r>
         <w:rPr>
           <w:rFonts w:ascii="Times New Roman" w:eastAsia="Times New Roman" w:hAnsi="Times New Roman" w:cs="Times New Roman"/>
@@ -3267,6 +3328,7 @@
           <w:sz w:val="28"/>
           <w:szCs w:val="28"/>
         </w:rPr>
+        <w:lastRenderedPageBreak/>
         <w:t xml:space="preserve">Alternative: </w:t>
       </w:r>
       <w:r>
@@ -3306,7 +3368,6 @@
           <w:sz w:val="28"/>
           <w:szCs w:val="28"/>
         </w:rPr>
-        <w:lastRenderedPageBreak/>
         <w:t xml:space="preserve">How to initialize </w:t>
       </w:r>
       <w:proofErr w:type="spellStart"/>
@@ -3430,7 +3491,6 @@
         <w:t xml:space="preserve"> -y → Skips setup, auto-creates </w:t>
       </w:r>
       <w:proofErr w:type="spellStart"/>
-      <w:proofErr w:type="gramStart"/>
       <w:r>
         <w:rPr>
           <w:rFonts w:ascii="Segoe UI Emoji" w:hAnsi="Segoe UI Emoji" w:cs="Segoe UI Emoji"/>
@@ -3440,7 +3500,6 @@
         <w:t>package.json</w:t>
       </w:r>
       <w:proofErr w:type="spellEnd"/>
-      <w:proofErr w:type="gramEnd"/>
       <w:r>
         <w:rPr>
           <w:rFonts w:ascii="Segoe UI Emoji" w:hAnsi="Segoe UI Emoji" w:cs="Segoe UI Emoji"/>
@@ -3800,40 +3859,17 @@
           <w:sz w:val="28"/>
           <w:szCs w:val="28"/>
         </w:rPr>
-        <w:t xml:space="preserve">What is </w:t>
-      </w:r>
-      <w:proofErr w:type="gramStart"/>
-      <w:r>
-        <w:rPr>
-          <w:rFonts w:ascii="Segoe UI Emoji" w:hAnsi="Segoe UI Emoji" w:cs="Segoe UI Emoji"/>
-          <w:b/>
-          <w:bCs/>
-          <w:sz w:val="28"/>
-          <w:szCs w:val="28"/>
-        </w:rPr>
-        <w:t>the .parcel</w:t>
-      </w:r>
-      <w:proofErr w:type="gramEnd"/>
-      <w:r>
-        <w:rPr>
-          <w:rFonts w:ascii="Segoe UI Emoji" w:hAnsi="Segoe UI Emoji" w:cs="Segoe UI Emoji"/>
-          <w:b/>
-          <w:bCs/>
-          <w:sz w:val="28"/>
-          <w:szCs w:val="28"/>
-        </w:rPr>
-        <w:t>-cache folder?</w:t>
-      </w:r>
-    </w:p>
-    <w:p>
-      <w:pPr>
-        <w:rPr>
-          <w:rFonts w:ascii="Segoe UI Emoji" w:hAnsi="Segoe UI Emoji" w:cs="Segoe UI Emoji"/>
-          <w:sz w:val="28"/>
-          <w:szCs w:val="28"/>
-        </w:rPr>
-      </w:pPr>
-      <w:proofErr w:type="gramStart"/>
+        <w:t>What is the .parcel-cache folder?</w:t>
+      </w:r>
+    </w:p>
+    <w:p>
+      <w:pPr>
+        <w:rPr>
+          <w:rFonts w:ascii="Segoe UI Emoji" w:hAnsi="Segoe UI Emoji" w:cs="Segoe UI Emoji"/>
+          <w:sz w:val="28"/>
+          <w:szCs w:val="28"/>
+        </w:rPr>
+      </w:pPr>
       <w:r>
         <w:rPr>
           <w:rFonts w:ascii="Segoe UI Emoji" w:hAnsi="Segoe UI Emoji" w:cs="Segoe UI Emoji"/>
@@ -3850,18 +3886,7 @@
           <w:sz w:val="28"/>
           <w:szCs w:val="28"/>
         </w:rPr>
-        <w:t>.parcel</w:t>
-      </w:r>
-      <w:proofErr w:type="gramEnd"/>
-      <w:r>
-        <w:rPr>
-          <w:rFonts w:ascii="Segoe UI Emoji" w:hAnsi="Segoe UI Emoji" w:cs="Segoe UI Emoji"/>
-          <w:b/>
-          <w:bCs/>
-          <w:sz w:val="28"/>
-          <w:szCs w:val="28"/>
-        </w:rPr>
-        <w:t>-cache</w:t>
+        <w:t>.parcel-cache</w:t>
       </w:r>
       <w:r>
         <w:rPr>
@@ -3931,20 +3956,8 @@
           <w:sz w:val="28"/>
           <w:szCs w:val="28"/>
         </w:rPr>
-        <w:t xml:space="preserve">Speeds up </w:t>
-      </w:r>
-      <w:proofErr w:type="gramStart"/>
-      <w:r>
-        <w:rPr>
-          <w:rFonts w:ascii="Segoe UI Emoji" w:hAnsi="Segoe UI Emoji" w:cs="Segoe UI Emoji"/>
-          <w:b/>
-          <w:bCs/>
-          <w:sz w:val="28"/>
-          <w:szCs w:val="28"/>
-        </w:rPr>
-        <w:t>builds</w:t>
-      </w:r>
-      <w:proofErr w:type="gramEnd"/>
+        <w:t>Speeds up builds</w:t>
+      </w:r>
       <w:r>
         <w:rPr>
           <w:rFonts w:ascii="Segoe UI Emoji" w:hAnsi="Segoe UI Emoji" w:cs="Segoe UI Emoji"/>
@@ -4030,25 +4043,7 @@
           <w:sz w:val="28"/>
           <w:szCs w:val="28"/>
         </w:rPr>
-        <w:t xml:space="preserve">You can </w:t>
-      </w:r>
-      <w:proofErr w:type="gramStart"/>
-      <w:r>
-        <w:rPr>
-          <w:rFonts w:ascii="Segoe UI Emoji" w:hAnsi="Segoe UI Emoji" w:cs="Segoe UI Emoji"/>
-          <w:sz w:val="28"/>
-          <w:szCs w:val="28"/>
-        </w:rPr>
-        <w:t>delete .parcel</w:t>
-      </w:r>
-      <w:proofErr w:type="gramEnd"/>
-      <w:r>
-        <w:rPr>
-          <w:rFonts w:ascii="Segoe UI Emoji" w:hAnsi="Segoe UI Emoji" w:cs="Segoe UI Emoji"/>
-          <w:sz w:val="28"/>
-          <w:szCs w:val="28"/>
-        </w:rPr>
-        <w:t>-cache if needed; Parcel will regenerate it on the next build. 🚀</w:t>
+        <w:t>You can delete .parcel-cache if needed; Parcel will regenerate it on the next build. 🚀</w:t>
       </w:r>
     </w:p>
     <w:p>
@@ -4172,6 +4167,7 @@
           <w:sz w:val="28"/>
           <w:szCs w:val="28"/>
         </w:rPr>
+        <w:lastRenderedPageBreak/>
         <w:t xml:space="preserve">      </w:t>
       </w:r>
       <w:r>
@@ -4203,7 +4199,6 @@
           <w:sz w:val="28"/>
           <w:szCs w:val="28"/>
         </w:rPr>
-        <w:lastRenderedPageBreak/>
         <w:t>Reduces file size by optimizing the code further (e.g., renaming variables, removing redundant code).</w:t>
       </w:r>
     </w:p>
@@ -4682,28 +4677,9 @@
           <w:sz w:val="28"/>
           <w:szCs w:val="28"/>
         </w:rPr>
-        <w:t xml:space="preserve">A: </w:t>
-      </w:r>
-      <w:proofErr w:type="gramStart"/>
-      <w:r>
-        <w:rPr>
-          <w:rFonts w:ascii="Segoe UI Emoji" w:hAnsi="Segoe UI Emoji" w:cs="Segoe UI Emoji"/>
-          <w:sz w:val="28"/>
-          <w:szCs w:val="28"/>
-        </w:rPr>
-        <w:t>dependencies :</w:t>
-      </w:r>
-      <w:proofErr w:type="gramEnd"/>
-      <w:r>
-        <w:rPr>
-          <w:rFonts w:ascii="Segoe UI Emoji" w:hAnsi="Segoe UI Emoji" w:cs="Segoe UI Emoji"/>
-          <w:sz w:val="28"/>
-          <w:szCs w:val="28"/>
-        </w:rPr>
-        <w:t xml:space="preserve"> Packages required by your application in production. </w:t>
+        <w:t xml:space="preserve">A: dependencies : Packages required by your application in production. </w:t>
       </w:r>
       <w:proofErr w:type="spellStart"/>
-      <w:proofErr w:type="gramStart"/>
       <w:r>
         <w:rPr>
           <w:rFonts w:ascii="Segoe UI Emoji" w:hAnsi="Segoe UI Emoji" w:cs="Segoe UI Emoji"/>
@@ -4719,16 +4695,7 @@
           <w:sz w:val="28"/>
           <w:szCs w:val="28"/>
         </w:rPr>
-        <w:t xml:space="preserve"> :</w:t>
-      </w:r>
-      <w:proofErr w:type="gramEnd"/>
-      <w:r>
-        <w:rPr>
-          <w:rFonts w:ascii="Segoe UI Emoji" w:hAnsi="Segoe UI Emoji" w:cs="Segoe UI Emoji"/>
-          <w:sz w:val="28"/>
-          <w:szCs w:val="28"/>
-        </w:rPr>
-        <w:t xml:space="preserve"> Packages that are only needed for local development and testing.</w:t>
+        <w:t xml:space="preserve"> : Packages that are only needed for local development and testing.</w:t>
       </w:r>
     </w:p>
     <w:p>
@@ -4859,29 +4826,7 @@
           <w:sz w:val="28"/>
           <w:szCs w:val="28"/>
         </w:rPr>
-        <w:t xml:space="preserve">updates </w:t>
-      </w:r>
-      <w:proofErr w:type="gramStart"/>
-      <w:r>
-        <w:rPr>
-          <w:rFonts w:ascii="Segoe UI Emoji" w:hAnsi="Segoe UI Emoji" w:cs="Segoe UI Emoji"/>
-          <w:b/>
-          <w:bCs/>
-          <w:sz w:val="28"/>
-          <w:szCs w:val="28"/>
-        </w:rPr>
-        <w:t>changes</w:t>
-      </w:r>
-      <w:proofErr w:type="gramEnd"/>
-      <w:r>
-        <w:rPr>
-          <w:rFonts w:ascii="Segoe UI Emoji" w:hAnsi="Segoe UI Emoji" w:cs="Segoe UI Emoji"/>
-          <w:b/>
-          <w:bCs/>
-          <w:sz w:val="28"/>
-          <w:szCs w:val="28"/>
-        </w:rPr>
-        <w:t xml:space="preserve"> in your code without refreshing the entire page</w:t>
+        <w:t>updates changes in your code without refreshing the entire page</w:t>
       </w:r>
       <w:r>
         <w:rPr>
@@ -5844,18 +5789,7 @@
           <w:sz w:val="28"/>
           <w:szCs w:val="28"/>
         </w:rPr>
-        <w:t xml:space="preserve">: What </w:t>
-      </w:r>
-      <w:proofErr w:type="gramStart"/>
-      <w:r>
-        <w:rPr>
-          <w:rFonts w:ascii="Segoe UI Emoji" w:hAnsi="Segoe UI Emoji" w:cs="Segoe UI Emoji"/>
-          <w:b/>
-          <w:bCs/>
-          <w:sz w:val="28"/>
-          <w:szCs w:val="28"/>
-        </w:rPr>
-        <w:t>is .</w:t>
+        <w:t>: What is .</w:t>
       </w:r>
       <w:proofErr w:type="spellStart"/>
       <w:r>
@@ -5869,7 +5803,6 @@
         <w:t>gitignore</w:t>
       </w:r>
       <w:proofErr w:type="spellEnd"/>
-      <w:proofErr w:type="gramEnd"/>
       <w:r>
         <w:rPr>
           <w:rFonts w:ascii="Segoe UI Emoji" w:hAnsi="Segoe UI Emoji" w:cs="Segoe UI Emoji"/>
@@ -5897,18 +5830,7 @@
           <w:sz w:val="28"/>
           <w:szCs w:val="28"/>
         </w:rPr>
-        <w:t>A</w:t>
-      </w:r>
-      <w:proofErr w:type="gramStart"/>
-      <w:r>
-        <w:rPr>
-          <w:rFonts w:ascii="Segoe UI Emoji" w:hAnsi="Segoe UI Emoji" w:cs="Segoe UI Emoji"/>
-          <w:b/>
-          <w:bCs/>
-          <w:sz w:val="28"/>
-          <w:szCs w:val="28"/>
-        </w:rPr>
-        <w:t>:</w:t>
+        <w:t>A:</w:t>
       </w:r>
       <w:r>
         <w:rPr>
@@ -5928,7 +5850,6 @@
         <w:t>gitignore</w:t>
       </w:r>
       <w:proofErr w:type="spellEnd"/>
-      <w:proofErr w:type="gramEnd"/>
       <w:r>
         <w:rPr>
           <w:rFonts w:ascii="Segoe UI Emoji" w:hAnsi="Segoe UI Emoji" w:cs="Segoe UI Emoji"/>
@@ -5974,18 +5895,7 @@
           <w:sz w:val="28"/>
           <w:szCs w:val="28"/>
         </w:rPr>
-        <w:t xml:space="preserve">What Should You Add </w:t>
-      </w:r>
-      <w:proofErr w:type="gramStart"/>
-      <w:r>
-        <w:rPr>
-          <w:rFonts w:ascii="Segoe UI Emoji" w:hAnsi="Segoe UI Emoji" w:cs="Segoe UI Emoji"/>
-          <w:b/>
-          <w:bCs/>
-          <w:sz w:val="28"/>
-          <w:szCs w:val="28"/>
-        </w:rPr>
-        <w:t>to .</w:t>
+        <w:t>What Should You Add to .</w:t>
       </w:r>
       <w:proofErr w:type="spellStart"/>
       <w:r>
@@ -5999,7 +5909,6 @@
         <w:t>gitignore</w:t>
       </w:r>
       <w:proofErr w:type="spellEnd"/>
-      <w:proofErr w:type="gramEnd"/>
       <w:r>
         <w:rPr>
           <w:rFonts w:ascii="Segoe UI Emoji" w:hAnsi="Segoe UI Emoji" w:cs="Segoe UI Emoji"/>
@@ -6054,23 +5963,13 @@
           <w:szCs w:val="28"/>
         </w:rPr>
       </w:pPr>
-      <w:proofErr w:type="gramStart"/>
-      <w:r>
-        <w:rPr>
-          <w:rFonts w:ascii="Segoe UI Emoji" w:hAnsi="Segoe UI Emoji" w:cs="Segoe UI Emoji"/>
-          <w:sz w:val="28"/>
-          <w:szCs w:val="28"/>
-        </w:rPr>
-        <w:t>.parcel</w:t>
-      </w:r>
-      <w:proofErr w:type="gramEnd"/>
-      <w:r>
-        <w:rPr>
-          <w:rFonts w:ascii="Segoe UI Emoji" w:hAnsi="Segoe UI Emoji" w:cs="Segoe UI Emoji"/>
-          <w:sz w:val="28"/>
-          <w:szCs w:val="28"/>
-        </w:rPr>
-        <w:t>-cache/ → Parcel's build cache (not needed in Git).</w:t>
+      <w:r>
+        <w:rPr>
+          <w:rFonts w:ascii="Segoe UI Emoji" w:hAnsi="Segoe UI Emoji" w:cs="Segoe UI Emoji"/>
+          <w:sz w:val="28"/>
+          <w:szCs w:val="28"/>
+        </w:rPr>
+        <w:t>.parcel-cache/ → Parcel's build cache (not needed in Git).</w:t>
       </w:r>
     </w:p>
     <w:p>
@@ -6085,23 +5984,13 @@
           <w:szCs w:val="28"/>
         </w:rPr>
       </w:pPr>
-      <w:proofErr w:type="gramStart"/>
-      <w:r>
-        <w:rPr>
-          <w:rFonts w:ascii="Segoe UI Emoji" w:hAnsi="Segoe UI Emoji" w:cs="Segoe UI Emoji"/>
-          <w:sz w:val="28"/>
-          <w:szCs w:val="28"/>
-        </w:rPr>
-        <w:t>.env</w:t>
-      </w:r>
-      <w:proofErr w:type="gramEnd"/>
-      <w:r>
-        <w:rPr>
-          <w:rFonts w:ascii="Segoe UI Emoji" w:hAnsi="Segoe UI Emoji" w:cs="Segoe UI Emoji"/>
-          <w:sz w:val="28"/>
-          <w:szCs w:val="28"/>
-        </w:rPr>
-        <w:t xml:space="preserve"> → Environment variables (API keys, secrets).</w:t>
+      <w:r>
+        <w:rPr>
+          <w:rFonts w:ascii="Segoe UI Emoji" w:hAnsi="Segoe UI Emoji" w:cs="Segoe UI Emoji"/>
+          <w:sz w:val="28"/>
+          <w:szCs w:val="28"/>
+        </w:rPr>
+        <w:t>.env → Environment variables (API keys, secrets).</w:t>
       </w:r>
     </w:p>
     <w:p>
@@ -6196,7 +6085,6 @@
         <w:t xml:space="preserve">: What is the difference between </w:t>
       </w:r>
       <w:proofErr w:type="spellStart"/>
-      <w:proofErr w:type="gramStart"/>
       <w:r>
         <w:rPr>
           <w:rFonts w:ascii="Segoe UI Emoji" w:hAnsi="Segoe UI Emoji" w:cs="Segoe UI Emoji"/>
@@ -6208,7 +6096,6 @@
         <w:t>package.json</w:t>
       </w:r>
       <w:proofErr w:type="spellEnd"/>
-      <w:proofErr w:type="gramEnd"/>
       <w:r>
         <w:rPr>
           <w:rFonts w:ascii="Segoe UI Emoji" w:hAnsi="Segoe UI Emoji" w:cs="Segoe UI Emoji"/>
@@ -6251,7 +6138,6 @@
         </w:rPr>
       </w:pPr>
       <w:proofErr w:type="spellStart"/>
-      <w:proofErr w:type="gramStart"/>
       <w:r>
         <w:rPr>
           <w:rFonts w:ascii="Segoe UI Emoji" w:hAnsi="Segoe UI Emoji" w:cs="Segoe UI Emoji"/>
@@ -6263,7 +6149,6 @@
         <w:t>package.json</w:t>
       </w:r>
       <w:proofErr w:type="spellEnd"/>
-      <w:proofErr w:type="gramEnd"/>
       <w:r>
         <w:rPr>
           <w:rFonts w:ascii="Segoe UI Emoji" w:hAnsi="Segoe UI Emoji" w:cs="Segoe UI Emoji"/>
@@ -6292,7 +6177,6 @@
         <w:t>package-</w:t>
       </w:r>
       <w:proofErr w:type="spellStart"/>
-      <w:proofErr w:type="gramStart"/>
       <w:r>
         <w:rPr>
           <w:rFonts w:ascii="Segoe UI Emoji" w:hAnsi="Segoe UI Emoji" w:cs="Segoe UI Emoji"/>
@@ -6304,7 +6188,6 @@
         <w:t>lock.json</w:t>
       </w:r>
       <w:proofErr w:type="spellEnd"/>
-      <w:proofErr w:type="gramEnd"/>
       <w:r>
         <w:rPr>
           <w:rFonts w:ascii="Segoe UI Emoji" w:hAnsi="Segoe UI Emoji" w:cs="Segoe UI Emoji"/>
@@ -6332,7 +6215,6 @@
         <w:t xml:space="preserve">In short, </w:t>
       </w:r>
       <w:proofErr w:type="spellStart"/>
-      <w:proofErr w:type="gramStart"/>
       <w:r>
         <w:rPr>
           <w:rFonts w:ascii="Segoe UI Emoji" w:hAnsi="Segoe UI Emoji" w:cs="Segoe UI Emoji"/>
@@ -6342,7 +6224,6 @@
         <w:t>package.json</w:t>
       </w:r>
       <w:proofErr w:type="spellEnd"/>
-      <w:proofErr w:type="gramEnd"/>
       <w:r>
         <w:rPr>
           <w:rFonts w:ascii="Segoe UI Emoji" w:hAnsi="Segoe UI Emoji" w:cs="Segoe UI Emoji"/>
@@ -6410,7 +6291,6 @@
         <w:t>: Why should I not modify package-</w:t>
       </w:r>
       <w:proofErr w:type="spellStart"/>
-      <w:proofErr w:type="gramStart"/>
       <w:r>
         <w:rPr>
           <w:rFonts w:ascii="Segoe UI Emoji" w:hAnsi="Segoe UI Emoji" w:cs="Segoe UI Emoji"/>
@@ -6422,7 +6302,6 @@
         <w:t>lock.json</w:t>
       </w:r>
       <w:proofErr w:type="spellEnd"/>
-      <w:proofErr w:type="gramEnd"/>
       <w:r>
         <w:rPr>
           <w:rFonts w:ascii="Segoe UI Emoji" w:hAnsi="Segoe UI Emoji" w:cs="Segoe UI Emoji"/>
@@ -6451,7 +6330,6 @@
         <w:t>You should not manually modify package-</w:t>
       </w:r>
       <w:proofErr w:type="spellStart"/>
-      <w:proofErr w:type="gramStart"/>
       <w:r>
         <w:rPr>
           <w:rFonts w:ascii="Segoe UI Emoji" w:hAnsi="Segoe UI Emoji" w:cs="Segoe UI Emoji"/>
@@ -6461,7 +6339,6 @@
         <w:t>lock.json</w:t>
       </w:r>
       <w:proofErr w:type="spellEnd"/>
-      <w:proofErr w:type="gramEnd"/>
       <w:r>
         <w:rPr>
           <w:rFonts w:ascii="Segoe UI Emoji" w:hAnsi="Segoe UI Emoji" w:cs="Segoe UI Emoji"/>
@@ -6855,7 +6732,6 @@
         <w:t xml:space="preserve"> – Any dependencies listed in </w:t>
       </w:r>
       <w:proofErr w:type="spellStart"/>
-      <w:proofErr w:type="gramStart"/>
       <w:r>
         <w:rPr>
           <w:rFonts w:ascii="Segoe UI Emoji" w:hAnsi="Segoe UI Emoji" w:cs="Segoe UI Emoji"/>
@@ -6865,7 +6741,6 @@
         <w:t>package.json</w:t>
       </w:r>
       <w:proofErr w:type="spellEnd"/>
-      <w:proofErr w:type="gramEnd"/>
       <w:r>
         <w:rPr>
           <w:rFonts w:ascii="Segoe UI Emoji" w:hAnsi="Segoe UI Emoji" w:cs="Segoe UI Emoji"/>
@@ -7030,16 +6905,7 @@
           <w:sz w:val="28"/>
           <w:szCs w:val="28"/>
         </w:rPr>
-        <w:t xml:space="preserve"> install, so it's usually added </w:t>
-      </w:r>
-      <w:proofErr w:type="gramStart"/>
-      <w:r>
-        <w:rPr>
-          <w:rFonts w:ascii="Segoe UI Emoji" w:hAnsi="Segoe UI Emoji" w:cs="Segoe UI Emoji"/>
-          <w:sz w:val="28"/>
-          <w:szCs w:val="28"/>
-        </w:rPr>
-        <w:t>to .</w:t>
+        <w:t xml:space="preserve"> install, so it's usually added to .</w:t>
       </w:r>
       <w:proofErr w:type="spellStart"/>
       <w:r>
@@ -7051,7 +6917,6 @@
         <w:t>gitignore</w:t>
       </w:r>
       <w:proofErr w:type="spellEnd"/>
-      <w:proofErr w:type="gramEnd"/>
       <w:r>
         <w:rPr>
           <w:rFonts w:ascii="Segoe UI Emoji" w:hAnsi="Segoe UI Emoji" w:cs="Segoe UI Emoji"/>
@@ -7417,16 +7282,7 @@
           <w:sz w:val="28"/>
           <w:szCs w:val="28"/>
         </w:rPr>
-        <w:t xml:space="preserve"> run build), it’s usually added </w:t>
-      </w:r>
-      <w:proofErr w:type="gramStart"/>
-      <w:r>
-        <w:rPr>
-          <w:rFonts w:ascii="Segoe UI Emoji" w:hAnsi="Segoe UI Emoji" w:cs="Segoe UI Emoji"/>
-          <w:sz w:val="28"/>
-          <w:szCs w:val="28"/>
-        </w:rPr>
-        <w:t>to .</w:t>
+        <w:t xml:space="preserve"> run build), it’s usually added to .</w:t>
       </w:r>
       <w:proofErr w:type="spellStart"/>
       <w:r>
@@ -7438,7 +7294,6 @@
         <w:t>gitignore</w:t>
       </w:r>
       <w:proofErr w:type="spellEnd"/>
-      <w:proofErr w:type="gramEnd"/>
       <w:r>
         <w:rPr>
           <w:rFonts w:ascii="Segoe UI Emoji" w:hAnsi="Segoe UI Emoji" w:cs="Segoe UI Emoji"/>
@@ -8012,23 +7867,13 @@
         </w:rPr>
         <w:t xml:space="preserve"> </w:t>
       </w:r>
-      <w:proofErr w:type="gramStart"/>
-      <w:r>
-        <w:rPr>
-          <w:rFonts w:ascii="Segoe UI Emoji" w:hAnsi="Segoe UI Emoji" w:cs="Segoe UI Emoji"/>
-          <w:sz w:val="28"/>
-          <w:szCs w:val="28"/>
-        </w:rPr>
-        <w:t>  Modern</w:t>
-      </w:r>
-      <w:proofErr w:type="gramEnd"/>
-      <w:r>
-        <w:rPr>
-          <w:rFonts w:ascii="Segoe UI Emoji" w:hAnsi="Segoe UI Emoji" w:cs="Segoe UI Emoji"/>
-          <w:sz w:val="28"/>
-          <w:szCs w:val="28"/>
-        </w:rPr>
-        <w:t xml:space="preserve"> browsers assume JavaScript by default, so it's optional.</w:t>
+      <w:r>
+        <w:rPr>
+          <w:rFonts w:ascii="Segoe UI Emoji" w:hAnsi="Segoe UI Emoji" w:cs="Segoe UI Emoji"/>
+          <w:sz w:val="28"/>
+          <w:szCs w:val="28"/>
+        </w:rPr>
+        <w:t>  Modern browsers assume JavaScript by default, so it's optional.</w:t>
       </w:r>
     </w:p>
     <w:p>
@@ -8126,7 +7971,6 @@
         </w:rPr>
         <w:t xml:space="preserve">  </w:t>
       </w:r>
-      <w:proofErr w:type="gramStart"/>
       <w:r>
         <w:rPr>
           <w:rFonts w:ascii="Segoe UI Emoji" w:hAnsi="Segoe UI Emoji" w:cs="Segoe UI Emoji"/>
@@ -8153,18 +7997,7 @@
           <w:sz w:val="28"/>
           <w:szCs w:val="28"/>
         </w:rPr>
-        <w:t>type</w:t>
-      </w:r>
-      <w:proofErr w:type="gramEnd"/>
-      <w:r>
-        <w:rPr>
-          <w:rFonts w:ascii="Segoe UI Emoji" w:hAnsi="Segoe UI Emoji" w:cs="Segoe UI Emoji"/>
-          <w:b/>
-          <w:bCs/>
-          <w:sz w:val="28"/>
-          <w:szCs w:val="28"/>
-        </w:rPr>
-        <w:t>="application/</w:t>
+        <w:t>type="application/</w:t>
       </w:r>
       <w:proofErr w:type="spellStart"/>
       <w:r>
@@ -8221,7 +8054,6 @@
           <w:szCs w:val="28"/>
         </w:rPr>
       </w:pPr>
-      <w:proofErr w:type="gramStart"/>
       <w:r>
         <w:rPr>
           <w:rFonts w:ascii="Segoe UI Emoji" w:hAnsi="Segoe UI Emoji" w:cs="Segoe UI Emoji"/>
@@ -8232,7 +8064,6 @@
         </w:rPr>
         <w:t>4 .</w:t>
       </w:r>
-      <w:proofErr w:type="gramEnd"/>
       <w:r>
         <w:rPr>
           <w:rFonts w:ascii="Courier New" w:eastAsia="Times New Roman" w:hAnsi="Courier New" w:cs="Courier New"/>
@@ -8829,29 +8660,7 @@
           <w:sz w:val="28"/>
           <w:szCs w:val="28"/>
         </w:rPr>
-        <w:t>Arrow Functions (</w:t>
-      </w:r>
-      <w:proofErr w:type="gramStart"/>
-      <w:r>
-        <w:rPr>
-          <w:rFonts w:ascii="Segoe UI Emoji" w:hAnsi="Segoe UI Emoji" w:cs="Segoe UI Emoji"/>
-          <w:b/>
-          <w:bCs/>
-          <w:sz w:val="28"/>
-          <w:szCs w:val="28"/>
-        </w:rPr>
-        <w:t>()=</w:t>
-      </w:r>
-      <w:proofErr w:type="gramEnd"/>
-      <w:r>
-        <w:rPr>
-          <w:rFonts w:ascii="Segoe UI Emoji" w:hAnsi="Segoe UI Emoji" w:cs="Segoe UI Emoji"/>
-          <w:b/>
-          <w:bCs/>
-          <w:sz w:val="28"/>
-          <w:szCs w:val="28"/>
-        </w:rPr>
-        <w:t>&gt;{})</w:t>
+        <w:t>Arrow Functions (()=&gt;{})</w:t>
       </w:r>
       <w:r>
         <w:rPr>
@@ -11209,25 +11018,7 @@
           <w:szCs w:val="28"/>
         </w:rPr>
         <w:lastRenderedPageBreak/>
-        <w:t xml:space="preserve">  return &lt;h1&gt;Hello, {props.name</w:t>
-      </w:r>
-      <w:proofErr w:type="gramStart"/>
-      <w:r>
-        <w:rPr>
-          <w:rFonts w:ascii="Segoe UI Emoji" w:hAnsi="Segoe UI Emoji" w:cs="Segoe UI Emoji"/>
-          <w:sz w:val="28"/>
-          <w:szCs w:val="28"/>
-        </w:rPr>
-        <w:t>}!&lt;</w:t>
-      </w:r>
-      <w:proofErr w:type="gramEnd"/>
-      <w:r>
-        <w:rPr>
-          <w:rFonts w:ascii="Segoe UI Emoji" w:hAnsi="Segoe UI Emoji" w:cs="Segoe UI Emoji"/>
-          <w:sz w:val="28"/>
-          <w:szCs w:val="28"/>
-        </w:rPr>
-        <w:t>/h1&gt;;</w:t>
+        <w:t xml:space="preserve">  return &lt;h1&gt;Hello, {props.name}!&lt;/h1&gt;;</w:t>
       </w:r>
     </w:p>
     <w:p>
@@ -11448,25 +11239,7 @@
           <w:sz w:val="28"/>
           <w:szCs w:val="28"/>
         </w:rPr>
-        <w:t xml:space="preserve"> Greeting = </w:t>
-      </w:r>
-      <w:proofErr w:type="gramStart"/>
-      <w:r>
-        <w:rPr>
-          <w:rFonts w:ascii="Segoe UI Emoji" w:hAnsi="Segoe UI Emoji" w:cs="Segoe UI Emoji"/>
-          <w:sz w:val="28"/>
-          <w:szCs w:val="28"/>
-        </w:rPr>
-        <w:t>({ name</w:t>
-      </w:r>
-      <w:proofErr w:type="gramEnd"/>
-      <w:r>
-        <w:rPr>
-          <w:rFonts w:ascii="Segoe UI Emoji" w:hAnsi="Segoe UI Emoji" w:cs="Segoe UI Emoji"/>
-          <w:sz w:val="28"/>
-          <w:szCs w:val="28"/>
-        </w:rPr>
-        <w:t xml:space="preserve"> }) =&gt; &lt;h1&gt;Hello, {name}!&lt;/h1&gt;;</w:t>
+        <w:t xml:space="preserve"> Greeting = ({ name }) =&gt; &lt;h1&gt;Hello, {name}!&lt;/h1&gt;;</w:t>
       </w:r>
     </w:p>
     <w:p>
@@ -11585,25 +11358,7 @@
           <w:sz w:val="28"/>
           <w:szCs w:val="28"/>
         </w:rPr>
-        <w:t xml:space="preserve"> Greeting = </w:t>
-      </w:r>
-      <w:proofErr w:type="gramStart"/>
-      <w:r>
-        <w:rPr>
-          <w:rFonts w:ascii="Segoe UI Emoji" w:hAnsi="Segoe UI Emoji" w:cs="Segoe UI Emoji"/>
-          <w:sz w:val="28"/>
-          <w:szCs w:val="28"/>
-        </w:rPr>
-        <w:t>({ name</w:t>
-      </w:r>
-      <w:proofErr w:type="gramEnd"/>
-      <w:r>
-        <w:rPr>
-          <w:rFonts w:ascii="Segoe UI Emoji" w:hAnsi="Segoe UI Emoji" w:cs="Segoe UI Emoji"/>
-          <w:sz w:val="28"/>
-          <w:szCs w:val="28"/>
-        </w:rPr>
-        <w:t xml:space="preserve"> = "Guest" }) =&gt; &lt;h1&gt;Hello, {name}!&lt;/h1&gt;;</w:t>
+        <w:t xml:space="preserve"> Greeting = ({ name = "Guest" }) =&gt; &lt;h1&gt;Hello, {name}!&lt;/h1&gt;;</w:t>
       </w:r>
     </w:p>
     <w:p>
@@ -11705,60 +11460,24 @@
           <w:sz w:val="28"/>
           <w:szCs w:val="28"/>
         </w:rPr>
-        <w:t xml:space="preserve"> = </w:t>
-      </w:r>
-      <w:proofErr w:type="gramStart"/>
-      <w:r>
-        <w:rPr>
-          <w:rFonts w:ascii="Segoe UI Emoji" w:hAnsi="Segoe UI Emoji" w:cs="Segoe UI Emoji"/>
-          <w:sz w:val="28"/>
-          <w:szCs w:val="28"/>
-        </w:rPr>
-        <w:t>({ name</w:t>
-      </w:r>
-      <w:proofErr w:type="gramEnd"/>
-      <w:r>
-        <w:rPr>
-          <w:rFonts w:ascii="Segoe UI Emoji" w:hAnsi="Segoe UI Emoji" w:cs="Segoe UI Emoji"/>
-          <w:sz w:val="28"/>
-          <w:szCs w:val="28"/>
-        </w:rPr>
-        <w:t>, age }) =&gt; (</w:t>
-      </w:r>
-    </w:p>
-    <w:p>
-      <w:pPr>
-        <w:rPr>
-          <w:rFonts w:ascii="Segoe UI Emoji" w:hAnsi="Segoe UI Emoji" w:cs="Segoe UI Emoji"/>
-          <w:sz w:val="28"/>
-          <w:szCs w:val="28"/>
-        </w:rPr>
-      </w:pPr>
-      <w:r>
-        <w:rPr>
-          <w:rFonts w:ascii="Segoe UI Emoji" w:hAnsi="Segoe UI Emoji" w:cs="Segoe UI Emoji"/>
-          <w:sz w:val="28"/>
-          <w:szCs w:val="28"/>
-        </w:rPr>
-        <w:t xml:space="preserve">  &lt;p&gt;{name} is {age} years </w:t>
-      </w:r>
-      <w:proofErr w:type="gramStart"/>
-      <w:r>
-        <w:rPr>
-          <w:rFonts w:ascii="Segoe UI Emoji" w:hAnsi="Segoe UI Emoji" w:cs="Segoe UI Emoji"/>
-          <w:sz w:val="28"/>
-          <w:szCs w:val="28"/>
-        </w:rPr>
-        <w:t>old.&lt;</w:t>
-      </w:r>
-      <w:proofErr w:type="gramEnd"/>
-      <w:r>
-        <w:rPr>
-          <w:rFonts w:ascii="Segoe UI Emoji" w:hAnsi="Segoe UI Emoji" w:cs="Segoe UI Emoji"/>
-          <w:sz w:val="28"/>
-          <w:szCs w:val="28"/>
-        </w:rPr>
-        <w:t>/p&gt;</w:t>
+        <w:t xml:space="preserve"> = ({ name, age }) =&gt; (</w:t>
+      </w:r>
+    </w:p>
+    <w:p>
+      <w:pPr>
+        <w:rPr>
+          <w:rFonts w:ascii="Segoe UI Emoji" w:hAnsi="Segoe UI Emoji" w:cs="Segoe UI Emoji"/>
+          <w:sz w:val="28"/>
+          <w:szCs w:val="28"/>
+        </w:rPr>
+      </w:pPr>
+      <w:r>
+        <w:rPr>
+          <w:rFonts w:ascii="Segoe UI Emoji" w:hAnsi="Segoe UI Emoji" w:cs="Segoe UI Emoji"/>
+          <w:sz w:val="28"/>
+          <w:szCs w:val="28"/>
+        </w:rPr>
+        <w:t xml:space="preserve">  &lt;p&gt;{name} is {age} years old.&lt;/p&gt;</w:t>
       </w:r>
     </w:p>
     <w:p>
@@ -11820,25 +11539,7 @@
           <w:sz w:val="28"/>
           <w:szCs w:val="28"/>
         </w:rPr>
-        <w:t xml:space="preserve"> name="Bob" age</w:t>
-      </w:r>
-      <w:proofErr w:type="gramStart"/>
-      <w:r>
-        <w:rPr>
-          <w:rFonts w:ascii="Segoe UI Emoji" w:hAnsi="Segoe UI Emoji" w:cs="Segoe UI Emoji"/>
-          <w:sz w:val="28"/>
-          <w:szCs w:val="28"/>
-        </w:rPr>
-        <w:t>={</w:t>
-      </w:r>
-      <w:proofErr w:type="gramEnd"/>
-      <w:r>
-        <w:rPr>
-          <w:rFonts w:ascii="Segoe UI Emoji" w:hAnsi="Segoe UI Emoji" w:cs="Segoe UI Emoji"/>
-          <w:sz w:val="28"/>
-          <w:szCs w:val="28"/>
-        </w:rPr>
-        <w:t>25} /&gt;;</w:t>
+        <w:t xml:space="preserve"> name="Bob" age={25} /&gt;;</w:t>
       </w:r>
     </w:p>
     <w:p>
@@ -11939,25 +11640,7 @@
           <w:sz w:val="28"/>
           <w:szCs w:val="28"/>
         </w:rPr>
-        <w:t xml:space="preserve"> user = </w:t>
-      </w:r>
-      <w:proofErr w:type="gramStart"/>
-      <w:r>
-        <w:rPr>
-          <w:rFonts w:ascii="Segoe UI Emoji" w:hAnsi="Segoe UI Emoji" w:cs="Segoe UI Emoji"/>
-          <w:sz w:val="28"/>
-          <w:szCs w:val="28"/>
-        </w:rPr>
-        <w:t>{ name</w:t>
-      </w:r>
-      <w:proofErr w:type="gramEnd"/>
-      <w:r>
-        <w:rPr>
-          <w:rFonts w:ascii="Segoe UI Emoji" w:hAnsi="Segoe UI Emoji" w:cs="Segoe UI Emoji"/>
-          <w:sz w:val="28"/>
-          <w:szCs w:val="28"/>
-        </w:rPr>
-        <w:t>: "Charlie", age: 30 };</w:t>
+        <w:t xml:space="preserve"> user = { name: "Charlie", age: 30 };</w:t>
       </w:r>
     </w:p>
     <w:p>
@@ -12003,25 +11686,7 @@
           <w:sz w:val="28"/>
           <w:szCs w:val="28"/>
         </w:rPr>
-        <w:t xml:space="preserve"> = </w:t>
-      </w:r>
-      <w:proofErr w:type="gramStart"/>
-      <w:r>
-        <w:rPr>
-          <w:rFonts w:ascii="Segoe UI Emoji" w:hAnsi="Segoe UI Emoji" w:cs="Segoe UI Emoji"/>
-          <w:sz w:val="28"/>
-          <w:szCs w:val="28"/>
-        </w:rPr>
-        <w:t>({ user</w:t>
-      </w:r>
-      <w:proofErr w:type="gramEnd"/>
-      <w:r>
-        <w:rPr>
-          <w:rFonts w:ascii="Segoe UI Emoji" w:hAnsi="Segoe UI Emoji" w:cs="Segoe UI Emoji"/>
-          <w:sz w:val="28"/>
-          <w:szCs w:val="28"/>
-        </w:rPr>
-        <w:t xml:space="preserve"> }) =&gt; (</w:t>
+        <w:t xml:space="preserve"> = ({ user }) =&gt; (</w:t>
       </w:r>
     </w:p>
     <w:p>
@@ -12056,25 +11721,7 @@
           <w:sz w:val="28"/>
           <w:szCs w:val="28"/>
         </w:rPr>
-        <w:t xml:space="preserve">} years </w:t>
-      </w:r>
-      <w:proofErr w:type="gramStart"/>
-      <w:r>
-        <w:rPr>
-          <w:rFonts w:ascii="Segoe UI Emoji" w:hAnsi="Segoe UI Emoji" w:cs="Segoe UI Emoji"/>
-          <w:sz w:val="28"/>
-          <w:szCs w:val="28"/>
-        </w:rPr>
-        <w:t>old.&lt;</w:t>
-      </w:r>
-      <w:proofErr w:type="gramEnd"/>
-      <w:r>
-        <w:rPr>
-          <w:rFonts w:ascii="Segoe UI Emoji" w:hAnsi="Segoe UI Emoji" w:cs="Segoe UI Emoji"/>
-          <w:sz w:val="28"/>
-          <w:szCs w:val="28"/>
-        </w:rPr>
-        <w:t>/p&gt;</w:t>
+        <w:t>} years old.&lt;/p&gt;</w:t>
       </w:r>
     </w:p>
     <w:p>
@@ -12255,16 +11902,7 @@
           <w:sz w:val="28"/>
           <w:szCs w:val="28"/>
         </w:rPr>
-        <w:t xml:space="preserve"> Button = </w:t>
-      </w:r>
-      <w:proofErr w:type="gramStart"/>
-      <w:r>
-        <w:rPr>
-          <w:rFonts w:ascii="Segoe UI Emoji" w:hAnsi="Segoe UI Emoji" w:cs="Segoe UI Emoji"/>
-          <w:sz w:val="28"/>
-          <w:szCs w:val="28"/>
-        </w:rPr>
-        <w:t xml:space="preserve">({ </w:t>
+        <w:t xml:space="preserve"> Button = ({ </w:t>
       </w:r>
       <w:proofErr w:type="spellStart"/>
       <w:r>
@@ -12276,7 +11914,6 @@
         <w:t>handleClick</w:t>
       </w:r>
       <w:proofErr w:type="spellEnd"/>
-      <w:proofErr w:type="gramEnd"/>
       <w:r>
         <w:rPr>
           <w:rFonts w:ascii="Segoe UI Emoji" w:hAnsi="Segoe UI Emoji" w:cs="Segoe UI Emoji"/>
@@ -12433,25 +12070,7 @@
           <w:sz w:val="28"/>
           <w:szCs w:val="28"/>
         </w:rPr>
-        <w:t xml:space="preserve"> = () =&gt; </w:t>
-      </w:r>
-      <w:proofErr w:type="gramStart"/>
-      <w:r>
-        <w:rPr>
-          <w:rFonts w:ascii="Segoe UI Emoji" w:hAnsi="Segoe UI Emoji" w:cs="Segoe UI Emoji"/>
-          <w:sz w:val="28"/>
-          <w:szCs w:val="28"/>
-        </w:rPr>
-        <w:t>alert(</w:t>
-      </w:r>
-      <w:proofErr w:type="gramEnd"/>
-      <w:r>
-        <w:rPr>
-          <w:rFonts w:ascii="Segoe UI Emoji" w:hAnsi="Segoe UI Emoji" w:cs="Segoe UI Emoji"/>
-          <w:sz w:val="28"/>
-          <w:szCs w:val="28"/>
-        </w:rPr>
-        <w:t>"Button Clicked!");</w:t>
+        <w:t xml:space="preserve"> = () =&gt; alert("Button Clicked!");</w:t>
       </w:r>
     </w:p>
     <w:p>
@@ -13024,7 +12643,6 @@
         </w:rPr>
       </w:pPr>
       <w:proofErr w:type="spellStart"/>
-      <w:proofErr w:type="gramStart"/>
       <w:r>
         <w:rPr>
           <w:rFonts w:ascii="Segoe UI Emoji" w:hAnsi="Segoe UI Emoji" w:cs="Segoe UI Emoji"/>
@@ -13034,7 +12652,6 @@
         <w:t>document.getElementById</w:t>
       </w:r>
       <w:proofErr w:type="spellEnd"/>
-      <w:proofErr w:type="gramEnd"/>
       <w:r>
         <w:rPr>
           <w:rFonts w:ascii="Segoe UI Emoji" w:hAnsi="Segoe UI Emoji" w:cs="Segoe UI Emoji"/>
@@ -13352,25 +12969,7 @@
           <w:sz w:val="28"/>
           <w:szCs w:val="28"/>
         </w:rPr>
-        <w:t xml:space="preserve">      &lt;h1&gt;Count: {count}&lt;/h1&gt; {/* Only </w:t>
-      </w:r>
-      <w:proofErr w:type="gramStart"/>
-      <w:r>
-        <w:rPr>
-          <w:rFonts w:ascii="Segoe UI Emoji" w:hAnsi="Segoe UI Emoji" w:cs="Segoe UI Emoji"/>
-          <w:sz w:val="28"/>
-          <w:szCs w:val="28"/>
-        </w:rPr>
-        <w:t>this updates</w:t>
-      </w:r>
-      <w:proofErr w:type="gramEnd"/>
-      <w:r>
-        <w:rPr>
-          <w:rFonts w:ascii="Segoe UI Emoji" w:hAnsi="Segoe UI Emoji" w:cs="Segoe UI Emoji"/>
-          <w:sz w:val="28"/>
-          <w:szCs w:val="28"/>
-        </w:rPr>
-        <w:t>, not the entire UI */}</w:t>
+        <w:t xml:space="preserve">      &lt;h1&gt;Count: {count}&lt;/h1&gt; {/* Only this updates, not the entire UI */}</w:t>
       </w:r>
     </w:p>
     <w:p>
@@ -13400,23 +12999,13 @@
         <w:t>onClick</w:t>
       </w:r>
       <w:proofErr w:type="spellEnd"/>
-      <w:proofErr w:type="gramStart"/>
-      <w:r>
-        <w:rPr>
-          <w:rFonts w:ascii="Segoe UI Emoji" w:hAnsi="Segoe UI Emoji" w:cs="Segoe UI Emoji"/>
-          <w:sz w:val="28"/>
-          <w:szCs w:val="28"/>
-        </w:rPr>
-        <w:t>={</w:t>
-      </w:r>
-      <w:proofErr w:type="gramEnd"/>
-      <w:r>
-        <w:rPr>
-          <w:rFonts w:ascii="Segoe UI Emoji" w:hAnsi="Segoe UI Emoji" w:cs="Segoe UI Emoji"/>
-          <w:sz w:val="28"/>
-          <w:szCs w:val="28"/>
-        </w:rPr>
-        <w:t xml:space="preserve">() =&gt; </w:t>
+      <w:r>
+        <w:rPr>
+          <w:rFonts w:ascii="Segoe UI Emoji" w:hAnsi="Segoe UI Emoji" w:cs="Segoe UI Emoji"/>
+          <w:sz w:val="28"/>
+          <w:szCs w:val="28"/>
+        </w:rPr>
+        <w:t xml:space="preserve">={() =&gt; </w:t>
       </w:r>
       <w:proofErr w:type="spellStart"/>
       <w:r>
@@ -13629,36 +13218,16 @@
           <w:sz w:val="28"/>
           <w:szCs w:val="28"/>
         </w:rPr>
-        <w:t>38.</w:t>
-      </w:r>
-      <w:proofErr w:type="gramStart"/>
-      <w:r>
-        <w:rPr>
-          <w:b/>
-          <w:bCs/>
-          <w:sz w:val="28"/>
-          <w:szCs w:val="28"/>
-        </w:rPr>
-        <w:t>React</w:t>
-      </w:r>
-      <w:r>
-        <w:rPr>
-          <w:b/>
-          <w:bCs/>
-          <w:sz w:val="28"/>
-          <w:szCs w:val="28"/>
-        </w:rPr>
-        <w:t>(</w:t>
-      </w:r>
-      <w:proofErr w:type="gramEnd"/>
-      <w:r>
-        <w:rPr>
-          <w:b/>
-          <w:bCs/>
-          <w:sz w:val="28"/>
-          <w:szCs w:val="28"/>
-        </w:rPr>
-        <w:t>or JavaScript in general), there are three main types of exports:</w:t>
+        <w:t>38.React</w:t>
+      </w:r>
+      <w:r>
+        <w:rPr>
+          <w:b/>
+          <w:bCs/>
+          <w:sz w:val="28"/>
+          <w:szCs w:val="28"/>
+        </w:rPr>
+        <w:t>(or JavaScript in general), there are three main types of exports:</w:t>
       </w:r>
     </w:p>
     <w:p>
@@ -13825,23 +13394,7 @@
           <w:sz w:val="24"/>
           <w:szCs w:val="24"/>
         </w:rPr>
-        <w:t xml:space="preserve">import </w:t>
-      </w:r>
-      <w:proofErr w:type="gramStart"/>
-      <w:r>
-        <w:rPr>
-          <w:sz w:val="24"/>
-          <w:szCs w:val="24"/>
-        </w:rPr>
-        <w:t>{ hello</w:t>
-      </w:r>
-      <w:proofErr w:type="gramEnd"/>
-      <w:r>
-        <w:rPr>
-          <w:sz w:val="24"/>
-          <w:szCs w:val="24"/>
-        </w:rPr>
-        <w:t>, goodbye } from "./file";</w:t>
+        <w:t>import { hello, goodbye } from "./file";</w:t>
       </w:r>
     </w:p>
     <w:p>
@@ -13938,23 +13491,7 @@
           <w:sz w:val="24"/>
           <w:szCs w:val="24"/>
         </w:rPr>
-        <w:t xml:space="preserve">export default function </w:t>
-      </w:r>
-      <w:proofErr w:type="gramStart"/>
-      <w:r>
-        <w:rPr>
-          <w:sz w:val="24"/>
-          <w:szCs w:val="24"/>
-        </w:rPr>
-        <w:t>greet(</w:t>
-      </w:r>
-      <w:proofErr w:type="gramEnd"/>
-      <w:r>
-        <w:rPr>
-          <w:sz w:val="24"/>
-          <w:szCs w:val="24"/>
-        </w:rPr>
-        <w:t>) {</w:t>
+        <w:t>export default function greet() {</w:t>
       </w:r>
     </w:p>
     <w:p>
@@ -13992,23 +13529,7 @@
           <w:sz w:val="24"/>
           <w:szCs w:val="24"/>
         </w:rPr>
-        <w:t xml:space="preserve">import greet from </w:t>
-      </w:r>
-      <w:proofErr w:type="gramStart"/>
-      <w:r>
-        <w:rPr>
-          <w:sz w:val="24"/>
-          <w:szCs w:val="24"/>
-        </w:rPr>
-        <w:t>"./</w:t>
-      </w:r>
-      <w:proofErr w:type="gramEnd"/>
-      <w:r>
-        <w:rPr>
-          <w:sz w:val="24"/>
-          <w:szCs w:val="24"/>
-        </w:rPr>
-        <w:t>file"; // Can be any name</w:t>
+        <w:t>import greet from "./file"; // Can be any name</w:t>
       </w:r>
     </w:p>
     <w:p>
@@ -14029,19 +13550,8 @@
           <w:sz w:val="24"/>
           <w:szCs w:val="24"/>
         </w:rPr>
-        <w:t xml:space="preserve">* as Export (export * as &amp; import * </w:t>
-      </w:r>
-      <w:proofErr w:type="gramStart"/>
-      <w:r>
-        <w:rPr>
-          <w:b/>
-          <w:bCs/>
-          <w:sz w:val="24"/>
-          <w:szCs w:val="24"/>
-        </w:rPr>
-        <w:t>as )</w:t>
-      </w:r>
-      <w:proofErr w:type="gramEnd"/>
+        <w:t>* as Export (export * as &amp; import * as )</w:t>
+      </w:r>
     </w:p>
     <w:p>
       <w:pPr>
@@ -14187,23 +13697,7 @@
           <w:sz w:val="24"/>
           <w:szCs w:val="24"/>
         </w:rPr>
-        <w:t xml:space="preserve">import * as messages from </w:t>
-      </w:r>
-      <w:proofErr w:type="gramStart"/>
-      <w:r>
-        <w:rPr>
-          <w:sz w:val="24"/>
-          <w:szCs w:val="24"/>
-        </w:rPr>
-        <w:t>"./</w:t>
-      </w:r>
-      <w:proofErr w:type="gramEnd"/>
-      <w:r>
-        <w:rPr>
-          <w:sz w:val="24"/>
-          <w:szCs w:val="24"/>
-        </w:rPr>
-        <w:t>file";</w:t>
+        <w:t>import * as messages from "./file";</w:t>
       </w:r>
     </w:p>
     <w:p>
@@ -14218,7 +13712,6 @@
         </w:rPr>
       </w:pPr>
       <w:proofErr w:type="spellStart"/>
-      <w:proofErr w:type="gramStart"/>
       <w:r>
         <w:rPr>
           <w:sz w:val="24"/>
@@ -14227,7 +13720,6 @@
         <w:t>messages.hello</w:t>
       </w:r>
       <w:proofErr w:type="spellEnd"/>
-      <w:proofErr w:type="gramEnd"/>
       <w:r>
         <w:rPr>
           <w:sz w:val="24"/>
@@ -14248,7 +13740,6 @@
         </w:rPr>
       </w:pPr>
       <w:proofErr w:type="spellStart"/>
-      <w:proofErr w:type="gramStart"/>
       <w:r>
         <w:rPr>
           <w:sz w:val="24"/>
@@ -14257,7 +13748,6 @@
         <w:t>messages.goodbye</w:t>
       </w:r>
       <w:proofErr w:type="spellEnd"/>
-      <w:proofErr w:type="gramEnd"/>
       <w:r>
         <w:rPr>
           <w:sz w:val="24"/>
@@ -16584,7 +16074,6 @@
         <w:t xml:space="preserve"> = await </w:t>
       </w:r>
       <w:proofErr w:type="spellStart"/>
-      <w:proofErr w:type="gramStart"/>
       <w:r>
         <w:rPr>
           <w:b/>
@@ -16595,7 +16084,6 @@
         <w:t>data.json</w:t>
       </w:r>
       <w:proofErr w:type="spellEnd"/>
-      <w:proofErr w:type="gramEnd"/>
       <w:r>
         <w:rPr>
           <w:b/>
@@ -16747,7 +16235,6 @@
         <w:br/>
         <w:t>2️</w:t>
       </w:r>
-      <w:proofErr w:type="gramStart"/>
       <w:r>
         <w:rPr>
           <w:rFonts w:ascii="Segoe UI Symbol" w:hAnsi="Segoe UI Symbol" w:cs="Segoe UI Symbol"/>
@@ -16772,7 +16259,6 @@
         <w:t>json</w:t>
       </w:r>
       <w:proofErr w:type="spellEnd"/>
-      <w:proofErr w:type="gramEnd"/>
       <w:r>
         <w:rPr>
           <w:sz w:val="24"/>
@@ -16908,27 +16394,7 @@
                 <w:sz w:val="24"/>
                 <w:szCs w:val="24"/>
               </w:rPr>
-              <w:t xml:space="preserve">What are various ways to add images into </w:t>
-            </w:r>
-            <w:proofErr w:type="gramStart"/>
-            <w:r>
-              <w:rPr>
-                <w:b/>
-                <w:bCs/>
-                <w:sz w:val="24"/>
-                <w:szCs w:val="24"/>
-              </w:rPr>
-              <w:t>our</w:t>
-            </w:r>
-            <w:proofErr w:type="gramEnd"/>
-            <w:r>
-              <w:rPr>
-                <w:b/>
-                <w:bCs/>
-                <w:sz w:val="24"/>
-                <w:szCs w:val="24"/>
-              </w:rPr>
-              <w:t xml:space="preserve"> react project? Explain simple answer with code examples.</w:t>
+              <w:t>What are various ways to add images into our react project? Explain simple answer with code examples.</w:t>
             </w:r>
           </w:p>
         </w:tc>
@@ -17515,27 +16981,7 @@
                 <w:sz w:val="24"/>
                 <w:szCs w:val="24"/>
               </w:rPr>
-              <w:t xml:space="preserve"> </w:t>
-            </w:r>
-            <w:proofErr w:type="gramStart"/>
-            <w:r>
-              <w:rPr>
-                <w:b/>
-                <w:bCs/>
-                <w:sz w:val="24"/>
-                <w:szCs w:val="24"/>
-              </w:rPr>
-              <w:t>props</w:t>
-            </w:r>
-            <w:proofErr w:type="gramEnd"/>
-            <w:r>
-              <w:rPr>
-                <w:b/>
-                <w:bCs/>
-                <w:sz w:val="24"/>
-                <w:szCs w:val="24"/>
-              </w:rPr>
-              <w:t xml:space="preserve"> se change </w:t>
+              <w:t xml:space="preserve"> props se change </w:t>
             </w:r>
             <w:proofErr w:type="spellStart"/>
             <w:r>
@@ -17614,58 +17060,22 @@
           <w:sz w:val="24"/>
           <w:szCs w:val="24"/>
         </w:rPr>
-        <w:t>What would happen if we do console.log(</w:t>
-      </w:r>
-      <w:proofErr w:type="gramStart"/>
-      <w:r>
-        <w:rPr>
-          <w:b/>
-          <w:bCs/>
-          <w:sz w:val="24"/>
-          <w:szCs w:val="24"/>
-        </w:rPr>
-        <w:t>useState(</w:t>
-      </w:r>
-      <w:proofErr w:type="gramEnd"/>
-      <w:r>
-        <w:rPr>
-          <w:b/>
-          <w:bCs/>
-          <w:sz w:val="24"/>
-          <w:szCs w:val="24"/>
-        </w:rPr>
-        <w:t>))?</w:t>
-      </w:r>
-    </w:p>
-    <w:p>
-      <w:pPr>
-        <w:rPr>
-          <w:sz w:val="24"/>
-          <w:szCs w:val="24"/>
-        </w:rPr>
-      </w:pPr>
-      <w:r>
-        <w:rPr>
-          <w:sz w:val="24"/>
-          <w:szCs w:val="24"/>
-        </w:rPr>
-        <w:t>A: If we do console.log(</w:t>
-      </w:r>
-      <w:proofErr w:type="gramStart"/>
-      <w:r>
-        <w:rPr>
-          <w:sz w:val="24"/>
-          <w:szCs w:val="24"/>
-        </w:rPr>
-        <w:t>useState(</w:t>
-      </w:r>
-      <w:proofErr w:type="gramEnd"/>
-      <w:r>
-        <w:rPr>
-          <w:sz w:val="24"/>
-          <w:szCs w:val="24"/>
-        </w:rPr>
-        <w:t>)), we get an array [undefined, function] where first item in an array is state is undefined and the second item in an array is setState function is bound dispatchSetState.</w:t>
+        <w:t>What would happen if we do console.log(useState())?</w:t>
+      </w:r>
+    </w:p>
+    <w:p>
+      <w:pPr>
+        <w:rPr>
+          <w:sz w:val="24"/>
+          <w:szCs w:val="24"/>
+        </w:rPr>
+      </w:pPr>
+      <w:r>
+        <w:rPr>
+          <w:sz w:val="24"/>
+          <w:szCs w:val="24"/>
+        </w:rPr>
+        <w:t>A: If we do console.log(useState()), we get an array [undefined, function] where first item in an array is state is undefined and the second item in an array is setState function is bound dispatchSetState.</w:t>
       </w:r>
     </w:p>
     <w:p>
@@ -17747,114 +17157,57 @@
         </w:rPr>
         <w:t xml:space="preserve">         </w:t>
       </w:r>
-      <w:proofErr w:type="gramStart"/>
-      <w:r>
-        <w:rPr>
-          <w:sz w:val="24"/>
-          <w:szCs w:val="24"/>
-        </w:rPr>
-        <w:t>useEffect(</w:t>
-      </w:r>
-      <w:proofErr w:type="gramEnd"/>
-      <w:r>
-        <w:rPr>
-          <w:sz w:val="24"/>
-          <w:szCs w:val="24"/>
-        </w:rPr>
-        <w:t>() =&gt; {}, []);</w:t>
-      </w:r>
-    </w:p>
-    <w:p>
-      <w:pPr>
-        <w:rPr>
-          <w:sz w:val="24"/>
-          <w:szCs w:val="24"/>
-        </w:rPr>
-      </w:pPr>
-      <w:r>
-        <w:rPr>
-          <w:sz w:val="24"/>
-          <w:szCs w:val="24"/>
-        </w:rPr>
-        <w:t xml:space="preserve">Case </w:t>
-      </w:r>
-      <w:proofErr w:type="gramStart"/>
-      <w:r>
-        <w:rPr>
-          <w:sz w:val="24"/>
-          <w:szCs w:val="24"/>
-        </w:rPr>
-        <w:t>1 :</w:t>
-      </w:r>
-      <w:proofErr w:type="gramEnd"/>
-      <w:r>
-        <w:rPr>
-          <w:sz w:val="24"/>
-          <w:szCs w:val="24"/>
-        </w:rPr>
-        <w:t xml:space="preserve"> When the dependency array is not included in the arguments of useEffect() hook, the callback function will be executed every time the component is rendered and re-rendered.</w:t>
-      </w:r>
-    </w:p>
-    <w:p>
-      <w:pPr>
-        <w:rPr>
-          <w:sz w:val="24"/>
-          <w:szCs w:val="24"/>
-        </w:rPr>
-      </w:pPr>
-      <w:r>
-        <w:rPr>
-          <w:sz w:val="24"/>
-          <w:szCs w:val="24"/>
-        </w:rPr>
-        <w:t xml:space="preserve">Case </w:t>
-      </w:r>
-      <w:proofErr w:type="gramStart"/>
-      <w:r>
-        <w:rPr>
-          <w:sz w:val="24"/>
-          <w:szCs w:val="24"/>
-        </w:rPr>
-        <w:t>2 :</w:t>
-      </w:r>
-      <w:proofErr w:type="gramEnd"/>
-      <w:r>
-        <w:rPr>
-          <w:sz w:val="24"/>
-          <w:szCs w:val="24"/>
-        </w:rPr>
-        <w:t xml:space="preserve"> When the dependency array is empty in the arguments of useEffect() hook, the callback function will be executed only one time during the initial render of the component.</w:t>
-      </w:r>
-    </w:p>
-    <w:p>
-      <w:pPr>
-        <w:rPr>
-          <w:sz w:val="24"/>
-          <w:szCs w:val="24"/>
-        </w:rPr>
-      </w:pPr>
-      <w:r>
-        <w:rPr>
-          <w:sz w:val="24"/>
-          <w:szCs w:val="24"/>
-        </w:rPr>
-        <w:t xml:space="preserve">Case </w:t>
-      </w:r>
-      <w:proofErr w:type="gramStart"/>
-      <w:r>
-        <w:rPr>
-          <w:sz w:val="24"/>
-          <w:szCs w:val="24"/>
-        </w:rPr>
-        <w:t>3 :</w:t>
-      </w:r>
-      <w:proofErr w:type="gramEnd"/>
-      <w:r>
-        <w:rPr>
-          <w:sz w:val="24"/>
-          <w:szCs w:val="24"/>
-        </w:rPr>
-        <w:t xml:space="preserve"> When the dependency array contains a condition, the callback function will be executed one time during the initial render of the component and also re</w:t>
+      <w:r>
+        <w:rPr>
+          <w:sz w:val="24"/>
+          <w:szCs w:val="24"/>
+        </w:rPr>
+        <w:t>useEffect(() =&gt; {}, []);</w:t>
+      </w:r>
+    </w:p>
+    <w:p>
+      <w:pPr>
+        <w:rPr>
+          <w:sz w:val="24"/>
+          <w:szCs w:val="24"/>
+        </w:rPr>
+      </w:pPr>
+      <w:r>
+        <w:rPr>
+          <w:sz w:val="24"/>
+          <w:szCs w:val="24"/>
+        </w:rPr>
+        <w:t>Case 1 : When the dependency array is not included in the arguments of useEffect() hook, the callback function will be executed every time the component is rendered and re-rendered.</w:t>
+      </w:r>
+    </w:p>
+    <w:p>
+      <w:pPr>
+        <w:rPr>
+          <w:sz w:val="24"/>
+          <w:szCs w:val="24"/>
+        </w:rPr>
+      </w:pPr>
+      <w:r>
+        <w:rPr>
+          <w:sz w:val="24"/>
+          <w:szCs w:val="24"/>
+        </w:rPr>
+        <w:t>Case 2 : When the dependency array is empty in the arguments of useEffect() hook, the callback function will be executed only one time during the initial render of the component.</w:t>
+      </w:r>
+    </w:p>
+    <w:p>
+      <w:pPr>
+        <w:rPr>
+          <w:sz w:val="24"/>
+          <w:szCs w:val="24"/>
+        </w:rPr>
+      </w:pPr>
+      <w:r>
+        <w:rPr>
+          <w:sz w:val="24"/>
+          <w:szCs w:val="24"/>
+        </w:rPr>
+        <w:t>Case 3 : When the dependency array contains a condition, the callback function will be executed one time during the initial render of the component and also re</w:t>
       </w:r>
       <w:r>
         <w:rPr>
@@ -18059,17 +17412,7 @@
           <w:sz w:val="24"/>
           <w:szCs w:val="24"/>
         </w:rPr>
-        <w:t>2</w:t>
-      </w:r>
-      <w:proofErr w:type="gramStart"/>
-      <w:r>
-        <w:rPr>
-          <w:b/>
-          <w:bCs/>
-          <w:sz w:val="24"/>
-          <w:szCs w:val="24"/>
-        </w:rPr>
-        <w:t>️</w:t>
+        <w:t>2️</w:t>
       </w:r>
       <w:r>
         <w:rPr>
@@ -18088,17 +17431,7 @@
           <w:sz w:val="24"/>
           <w:szCs w:val="24"/>
         </w:rPr>
-        <w:t>Client</w:t>
-      </w:r>
-      <w:proofErr w:type="gramEnd"/>
-      <w:r>
-        <w:rPr>
-          <w:b/>
-          <w:bCs/>
-          <w:sz w:val="24"/>
-          <w:szCs w:val="24"/>
-        </w:rPr>
-        <w:t>-Side Routing (CSR):</w:t>
+        <w:t>Client-Side Routing (CSR):</w:t>
       </w:r>
       <w:r>
         <w:rPr>
@@ -18345,21 +17678,12 @@
           <w:szCs w:val="24"/>
         </w:rPr>
       </w:pPr>
-      <w:proofErr w:type="gramStart"/>
-      <w:r>
-        <w:rPr>
-          <w:sz w:val="24"/>
-          <w:szCs w:val="24"/>
-        </w:rPr>
-        <w:t>constructor(</w:t>
-      </w:r>
-      <w:proofErr w:type="gramEnd"/>
-      <w:r>
-        <w:rPr>
-          <w:sz w:val="24"/>
-          <w:szCs w:val="24"/>
-        </w:rPr>
-        <w:t>)</w:t>
+      <w:r>
+        <w:rPr>
+          <w:sz w:val="24"/>
+          <w:szCs w:val="24"/>
+        </w:rPr>
+        <w:t>constructor()</w:t>
       </w:r>
     </w:p>
     <w:p>
@@ -18392,21 +17716,12 @@
           <w:szCs w:val="24"/>
         </w:rPr>
       </w:pPr>
-      <w:proofErr w:type="gramStart"/>
-      <w:r>
-        <w:rPr>
-          <w:sz w:val="24"/>
-          <w:szCs w:val="24"/>
-        </w:rPr>
-        <w:t>componentDidMount(</w:t>
-      </w:r>
-      <w:proofErr w:type="gramEnd"/>
-      <w:r>
-        <w:rPr>
-          <w:sz w:val="24"/>
-          <w:szCs w:val="24"/>
-        </w:rPr>
-        <w:t>)</w:t>
+      <w:r>
+        <w:rPr>
+          <w:sz w:val="24"/>
+          <w:szCs w:val="24"/>
+        </w:rPr>
+        <w:t>componentDidMount()</w:t>
       </w:r>
     </w:p>
     <w:p>
@@ -18420,21 +17735,12 @@
           <w:szCs w:val="24"/>
         </w:rPr>
       </w:pPr>
-      <w:proofErr w:type="gramStart"/>
-      <w:r>
-        <w:rPr>
-          <w:sz w:val="24"/>
-          <w:szCs w:val="24"/>
-        </w:rPr>
-        <w:t>componentDidUpdate(</w:t>
-      </w:r>
-      <w:proofErr w:type="gramEnd"/>
-      <w:r>
-        <w:rPr>
-          <w:sz w:val="24"/>
-          <w:szCs w:val="24"/>
-        </w:rPr>
-        <w:t>)</w:t>
+      <w:r>
+        <w:rPr>
+          <w:sz w:val="24"/>
+          <w:szCs w:val="24"/>
+        </w:rPr>
+        <w:t>componentDidUpdate()</w:t>
       </w:r>
     </w:p>
     <w:p>
@@ -18448,21 +17754,12 @@
           <w:szCs w:val="24"/>
         </w:rPr>
       </w:pPr>
-      <w:proofErr w:type="gramStart"/>
-      <w:r>
-        <w:rPr>
-          <w:sz w:val="24"/>
-          <w:szCs w:val="24"/>
-        </w:rPr>
-        <w:t>componentWillUnmount(</w:t>
-      </w:r>
-      <w:proofErr w:type="gramEnd"/>
-      <w:r>
-        <w:rPr>
-          <w:sz w:val="24"/>
-          <w:szCs w:val="24"/>
-        </w:rPr>
-        <w:t>)</w:t>
+      <w:r>
+        <w:rPr>
+          <w:sz w:val="24"/>
+          <w:szCs w:val="24"/>
+        </w:rPr>
+        <w:t>componentWillUnmount()</w:t>
       </w:r>
     </w:p>
     <w:p>
@@ -18514,79 +17811,41 @@
           <w:sz w:val="24"/>
           <w:szCs w:val="24"/>
         </w:rPr>
-        <w:t xml:space="preserve">57. </w:t>
-      </w:r>
-      <w:r>
-        <w:rPr>
-          <w:b/>
-          <w:bCs/>
-          <w:sz w:val="24"/>
-          <w:szCs w:val="24"/>
-        </w:rPr>
-        <w:t xml:space="preserve"> Why do we use componentDidMount? </w:t>
-      </w:r>
-    </w:p>
-    <w:p>
-      <w:pPr>
-        <w:rPr>
-          <w:b/>
-          <w:bCs/>
-          <w:sz w:val="24"/>
-          <w:szCs w:val="24"/>
-        </w:rPr>
-      </w:pPr>
-      <w:r>
-        <w:rPr>
-          <w:b/>
-          <w:bCs/>
-          <w:sz w:val="24"/>
-          <w:szCs w:val="24"/>
-        </w:rPr>
-        <w:t xml:space="preserve">Why Do We Use </w:t>
-      </w:r>
-      <w:proofErr w:type="gramStart"/>
-      <w:r>
-        <w:rPr>
-          <w:b/>
-          <w:bCs/>
-          <w:sz w:val="24"/>
-          <w:szCs w:val="24"/>
-        </w:rPr>
-        <w:t>componentDidMount(</w:t>
-      </w:r>
-      <w:proofErr w:type="gramEnd"/>
-      <w:r>
-        <w:rPr>
-          <w:b/>
-          <w:bCs/>
-          <w:sz w:val="24"/>
-          <w:szCs w:val="24"/>
-        </w:rPr>
-        <w:t>)?</w:t>
-      </w:r>
-    </w:p>
-    <w:p>
-      <w:pPr>
-        <w:rPr>
-          <w:sz w:val="24"/>
-          <w:szCs w:val="24"/>
-        </w:rPr>
-      </w:pPr>
-      <w:proofErr w:type="gramStart"/>
-      <w:r>
-        <w:rPr>
-          <w:sz w:val="24"/>
-          <w:szCs w:val="24"/>
-        </w:rPr>
-        <w:t>componentDidMount(</w:t>
-      </w:r>
-      <w:proofErr w:type="gramEnd"/>
-      <w:r>
-        <w:rPr>
-          <w:sz w:val="24"/>
-          <w:szCs w:val="24"/>
-        </w:rPr>
-        <w:t xml:space="preserve">) is a lifecycle method in </w:t>
+        <w:t xml:space="preserve">57.  Why do we use componentDidMount? </w:t>
+      </w:r>
+    </w:p>
+    <w:p>
+      <w:pPr>
+        <w:rPr>
+          <w:b/>
+          <w:bCs/>
+          <w:sz w:val="24"/>
+          <w:szCs w:val="24"/>
+        </w:rPr>
+      </w:pPr>
+      <w:r>
+        <w:rPr>
+          <w:b/>
+          <w:bCs/>
+          <w:sz w:val="24"/>
+          <w:szCs w:val="24"/>
+        </w:rPr>
+        <w:t>Why Do We Use componentDidMount()?</w:t>
+      </w:r>
+    </w:p>
+    <w:p>
+      <w:pPr>
+        <w:rPr>
+          <w:sz w:val="24"/>
+          <w:szCs w:val="24"/>
+        </w:rPr>
+      </w:pPr>
+      <w:r>
+        <w:rPr>
+          <w:sz w:val="24"/>
+          <w:szCs w:val="24"/>
+        </w:rPr>
+        <w:t xml:space="preserve">componentDidMount() is a lifecycle method in </w:t>
       </w:r>
       <w:r>
         <w:rPr>
@@ -18637,27 +17896,7 @@
           <w:sz w:val="24"/>
           <w:szCs w:val="24"/>
         </w:rPr>
-        <w:t xml:space="preserve">Uses of </w:t>
-      </w:r>
-      <w:proofErr w:type="gramStart"/>
-      <w:r>
-        <w:rPr>
-          <w:b/>
-          <w:bCs/>
-          <w:sz w:val="24"/>
-          <w:szCs w:val="24"/>
-        </w:rPr>
-        <w:t>componentDidMount(</w:t>
-      </w:r>
-      <w:proofErr w:type="gramEnd"/>
-      <w:r>
-        <w:rPr>
-          <w:b/>
-          <w:bCs/>
-          <w:sz w:val="24"/>
-          <w:szCs w:val="24"/>
-        </w:rPr>
-        <w:t>)</w:t>
+        <w:t>Uses of componentDidMount()</w:t>
       </w:r>
     </w:p>
     <w:p>
@@ -18716,7 +17955,6 @@
         <w:t xml:space="preserve"> – Used to attach event listeners like </w:t>
       </w:r>
       <w:proofErr w:type="spellStart"/>
-      <w:proofErr w:type="gramStart"/>
       <w:r>
         <w:rPr>
           <w:sz w:val="24"/>
@@ -18725,7 +17963,6 @@
         <w:t>window.addEventListener</w:t>
       </w:r>
       <w:proofErr w:type="spellEnd"/>
-      <w:proofErr w:type="gramEnd"/>
       <w:r>
         <w:rPr>
           <w:sz w:val="24"/>
@@ -18830,79 +18067,41 @@
           <w:sz w:val="24"/>
           <w:szCs w:val="24"/>
         </w:rPr>
-        <w:t>58</w:t>
-      </w:r>
-      <w:r>
-        <w:rPr>
-          <w:b/>
-          <w:bCs/>
-          <w:sz w:val="24"/>
-          <w:szCs w:val="24"/>
-        </w:rPr>
-        <w:t xml:space="preserve">: Why do we use componentWillUnmount? Show with example. </w:t>
-      </w:r>
-    </w:p>
-    <w:p>
-      <w:pPr>
-        <w:rPr>
-          <w:b/>
-          <w:bCs/>
-          <w:sz w:val="24"/>
-          <w:szCs w:val="24"/>
-        </w:rPr>
-      </w:pPr>
-      <w:r>
-        <w:rPr>
-          <w:b/>
-          <w:bCs/>
-          <w:sz w:val="24"/>
-          <w:szCs w:val="24"/>
-        </w:rPr>
-        <w:t xml:space="preserve">Why Do We Use </w:t>
-      </w:r>
-      <w:proofErr w:type="gramStart"/>
-      <w:r>
-        <w:rPr>
-          <w:b/>
-          <w:bCs/>
-          <w:sz w:val="24"/>
-          <w:szCs w:val="24"/>
-        </w:rPr>
-        <w:t>componentWillUnmount(</w:t>
-      </w:r>
-      <w:proofErr w:type="gramEnd"/>
-      <w:r>
-        <w:rPr>
-          <w:b/>
-          <w:bCs/>
-          <w:sz w:val="24"/>
-          <w:szCs w:val="24"/>
-        </w:rPr>
-        <w:t>)?</w:t>
-      </w:r>
-    </w:p>
-    <w:p>
-      <w:pPr>
-        <w:rPr>
-          <w:sz w:val="24"/>
-          <w:szCs w:val="24"/>
-        </w:rPr>
-      </w:pPr>
-      <w:proofErr w:type="gramStart"/>
-      <w:r>
-        <w:rPr>
-          <w:sz w:val="24"/>
-          <w:szCs w:val="24"/>
-        </w:rPr>
-        <w:t>componentWillUnmount(</w:t>
-      </w:r>
-      <w:proofErr w:type="gramEnd"/>
-      <w:r>
-        <w:rPr>
-          <w:sz w:val="24"/>
-          <w:szCs w:val="24"/>
-        </w:rPr>
-        <w:t xml:space="preserve">) is a lifecycle method in </w:t>
+        <w:t xml:space="preserve">58: Why do we use componentWillUnmount? Show with example. </w:t>
+      </w:r>
+    </w:p>
+    <w:p>
+      <w:pPr>
+        <w:rPr>
+          <w:b/>
+          <w:bCs/>
+          <w:sz w:val="24"/>
+          <w:szCs w:val="24"/>
+        </w:rPr>
+      </w:pPr>
+      <w:r>
+        <w:rPr>
+          <w:b/>
+          <w:bCs/>
+          <w:sz w:val="24"/>
+          <w:szCs w:val="24"/>
+        </w:rPr>
+        <w:t>Why Do We Use componentWillUnmount()?</w:t>
+      </w:r>
+    </w:p>
+    <w:p>
+      <w:pPr>
+        <w:rPr>
+          <w:sz w:val="24"/>
+          <w:szCs w:val="24"/>
+        </w:rPr>
+      </w:pPr>
+      <w:r>
+        <w:rPr>
+          <w:sz w:val="24"/>
+          <w:szCs w:val="24"/>
+        </w:rPr>
+        <w:t xml:space="preserve">componentWillUnmount() is a lifecycle method in </w:t>
       </w:r>
       <w:r>
         <w:rPr>
@@ -18953,27 +18152,7 @@
           <w:sz w:val="24"/>
           <w:szCs w:val="24"/>
         </w:rPr>
-        <w:t xml:space="preserve">Uses of </w:t>
-      </w:r>
-      <w:proofErr w:type="gramStart"/>
-      <w:r>
-        <w:rPr>
-          <w:b/>
-          <w:bCs/>
-          <w:sz w:val="24"/>
-          <w:szCs w:val="24"/>
-        </w:rPr>
-        <w:t>componentWillUnmount(</w:t>
-      </w:r>
-      <w:proofErr w:type="gramEnd"/>
-      <w:r>
-        <w:rPr>
-          <w:b/>
-          <w:bCs/>
-          <w:sz w:val="24"/>
-          <w:szCs w:val="24"/>
-        </w:rPr>
-        <w:t>)</w:t>
+        <w:t>Uses of componentWillUnmount()</w:t>
       </w:r>
     </w:p>
     <w:p>
@@ -19227,34 +18406,16 @@
           <w:sz w:val="24"/>
           <w:szCs w:val="24"/>
         </w:rPr>
-        <w:t xml:space="preserve"> in React, we use super(props) inside the constructor to correctly initialize </w:t>
-      </w:r>
-      <w:proofErr w:type="gramStart"/>
-      <w:r>
-        <w:rPr>
-          <w:sz w:val="24"/>
-          <w:szCs w:val="24"/>
-        </w:rPr>
-        <w:t xml:space="preserve">the </w:t>
-      </w:r>
-      <w:r>
-        <w:rPr>
-          <w:b/>
-          <w:bCs/>
-          <w:sz w:val="24"/>
-          <w:szCs w:val="24"/>
-        </w:rPr>
-        <w:t>this</w:t>
-      </w:r>
-      <w:proofErr w:type="gramEnd"/>
-      <w:r>
-        <w:rPr>
-          <w:b/>
-          <w:bCs/>
-          <w:sz w:val="24"/>
-          <w:szCs w:val="24"/>
-        </w:rPr>
-        <w:t xml:space="preserve"> keyword</w:t>
+        <w:t xml:space="preserve"> in React, we use super(props) inside the constructor to correctly initialize the </w:t>
+      </w:r>
+      <w:r>
+        <w:rPr>
+          <w:b/>
+          <w:bCs/>
+          <w:sz w:val="24"/>
+          <w:szCs w:val="24"/>
+        </w:rPr>
+        <w:t>this keyword</w:t>
       </w:r>
       <w:r>
         <w:rPr>
@@ -19277,7 +18438,7 @@
           <w:szCs w:val="24"/>
         </w:rPr>
         <w:pict w14:anchorId="5F1747D0">
-          <v:rect id="_x0000_i1041" style="width:0;height:1.5pt" o:hralign="center" o:hrstd="t" o:hr="t" fillcolor="#a0a0a0" stroked="f"/>
+          <v:rect id="_x0000_i1035" style="width:0;height:1.5pt" o:hralign="center" o:hrstd="t" o:hr="t" fillcolor="#a0a0a0" stroked="f"/>
         </w:pict>
       </w:r>
     </w:p>
@@ -19356,23 +18517,7 @@
           <w:sz w:val="24"/>
           <w:szCs w:val="24"/>
         </w:rPr>
-        <w:t xml:space="preserve">In JavaScript, when a class extends another class, we must call </w:t>
-      </w:r>
-      <w:proofErr w:type="gramStart"/>
-      <w:r>
-        <w:rPr>
-          <w:sz w:val="24"/>
-          <w:szCs w:val="24"/>
-        </w:rPr>
-        <w:t>super(</w:t>
-      </w:r>
-      <w:proofErr w:type="gramEnd"/>
-      <w:r>
-        <w:rPr>
-          <w:sz w:val="24"/>
-          <w:szCs w:val="24"/>
-        </w:rPr>
-        <w:t>) before using this.</w:t>
+        <w:t>In JavaScript, when a class extends another class, we must call super() before using this.</w:t>
       </w:r>
     </w:p>
     <w:p>
@@ -19415,7 +18560,6 @@
         <w:t xml:space="preserve">To Allow Access to </w:t>
       </w:r>
       <w:proofErr w:type="spellStart"/>
-      <w:proofErr w:type="gramStart"/>
       <w:r>
         <w:rPr>
           <w:b/>
@@ -19426,7 +18570,6 @@
         <w:t>this.props</w:t>
       </w:r>
       <w:proofErr w:type="spellEnd"/>
-      <w:proofErr w:type="gramEnd"/>
       <w:r>
         <w:rPr>
           <w:b/>
@@ -19456,7 +18599,6 @@
         <w:t xml:space="preserve">Without super(props), </w:t>
       </w:r>
       <w:proofErr w:type="spellStart"/>
-      <w:proofErr w:type="gramStart"/>
       <w:r>
         <w:rPr>
           <w:sz w:val="24"/>
@@ -19465,7 +18607,6 @@
         <w:t>this.props</w:t>
       </w:r>
       <w:proofErr w:type="spellEnd"/>
-      <w:proofErr w:type="gramEnd"/>
       <w:r>
         <w:rPr>
           <w:sz w:val="24"/>
@@ -27585,6 +26726,7 @@
   <w:style w:type="character" w:default="1" w:styleId="DefaultParagraphFont">
     <w:name w:val="Default Paragraph Font"/>
     <w:uiPriority w:val="1"/>
+    <w:semiHidden/>
     <w:unhideWhenUsed/>
   </w:style>
   <w:style w:type="table" w:default="1" w:styleId="TableNormal">

--- a/React/Notes/React notes.docx
+++ b/React/Notes/React notes.docx
@@ -53,6 +53,7 @@
         <w:t>; Remove-Item -Force package-</w:t>
       </w:r>
       <w:proofErr w:type="spellStart"/>
+      <w:proofErr w:type="gramStart"/>
       <w:r>
         <w:rPr>
           <w:b/>
@@ -63,6 +64,7 @@
         <w:t>lock.json</w:t>
       </w:r>
       <w:proofErr w:type="spellEnd"/>
+      <w:proofErr w:type="gramEnd"/>
     </w:p>
     <w:p>
       <w:pPr>
@@ -1879,6 +1881,7 @@
         <w:t xml:space="preserve"> and </w:t>
       </w:r>
       <w:proofErr w:type="spellStart"/>
+      <w:proofErr w:type="gramStart"/>
       <w:r>
         <w:rPr>
           <w:rFonts w:ascii="Segoe UI Emoji" w:hAnsi="Segoe UI Emoji" w:cs="Segoe UI Emoji"/>
@@ -1890,6 +1893,7 @@
         <w:t>root.render</w:t>
       </w:r>
       <w:proofErr w:type="spellEnd"/>
+      <w:proofErr w:type="gramEnd"/>
     </w:p>
     <w:p>
       <w:pPr>
@@ -1957,6 +1961,7 @@
         <w:t xml:space="preserve"> element = </w:t>
       </w:r>
       <w:proofErr w:type="spellStart"/>
+      <w:proofErr w:type="gramStart"/>
       <w:r>
         <w:rPr>
           <w:rFonts w:ascii="Segoe UI Emoji" w:hAnsi="Segoe UI Emoji" w:cs="Segoe UI Emoji"/>
@@ -1972,7 +1977,16 @@
           <w:sz w:val="28"/>
           <w:szCs w:val="28"/>
         </w:rPr>
-        <w:t>(type, props, ...children)</w:t>
+        <w:t>(</w:t>
+      </w:r>
+      <w:proofErr w:type="gramEnd"/>
+      <w:r>
+        <w:rPr>
+          <w:rFonts w:ascii="Segoe UI Emoji" w:hAnsi="Segoe UI Emoji" w:cs="Segoe UI Emoji"/>
+          <w:sz w:val="28"/>
+          <w:szCs w:val="28"/>
+        </w:rPr>
+        <w:t>type, props, ...children)</w:t>
       </w:r>
     </w:p>
     <w:p>
@@ -2044,6 +2058,7 @@
         <w:t xml:space="preserve"> root = </w:t>
       </w:r>
       <w:proofErr w:type="spellStart"/>
+      <w:proofErr w:type="gramStart"/>
       <w:r>
         <w:rPr>
           <w:rFonts w:ascii="Segoe UI Emoji" w:hAnsi="Segoe UI Emoji" w:cs="Segoe UI Emoji"/>
@@ -2062,6 +2077,7 @@
         <w:t>(</w:t>
       </w:r>
       <w:proofErr w:type="spellStart"/>
+      <w:proofErr w:type="gramEnd"/>
       <w:r>
         <w:rPr>
           <w:rFonts w:ascii="Segoe UI Emoji" w:hAnsi="Segoe UI Emoji" w:cs="Segoe UI Emoji"/>
@@ -2105,6 +2121,7 @@
         <w:t xml:space="preserve">Call </w:t>
       </w:r>
       <w:proofErr w:type="spellStart"/>
+      <w:proofErr w:type="gramStart"/>
       <w:r>
         <w:rPr>
           <w:rFonts w:ascii="Segoe UI Emoji" w:hAnsi="Segoe UI Emoji" w:cs="Segoe UI Emoji"/>
@@ -2114,6 +2131,7 @@
         <w:t>root.render</w:t>
       </w:r>
       <w:proofErr w:type="spellEnd"/>
+      <w:proofErr w:type="gramEnd"/>
       <w:r>
         <w:rPr>
           <w:rFonts w:ascii="Segoe UI Emoji" w:hAnsi="Segoe UI Emoji" w:cs="Segoe UI Emoji"/>
@@ -2537,6 +2555,7 @@
         <w:t xml:space="preserve">What is </w:t>
       </w:r>
       <w:proofErr w:type="spellStart"/>
+      <w:proofErr w:type="gramStart"/>
       <w:r>
         <w:rPr>
           <w:rFonts w:ascii="Segoe UI Emoji" w:hAnsi="Segoe UI Emoji" w:cs="Segoe UI Emoji"/>
@@ -2546,6 +2565,7 @@
         <w:t>package.json</w:t>
       </w:r>
       <w:proofErr w:type="spellEnd"/>
+      <w:proofErr w:type="gramEnd"/>
       <w:r>
         <w:rPr>
           <w:rFonts w:ascii="Segoe UI Emoji" w:hAnsi="Segoe UI Emoji" w:cs="Segoe UI Emoji"/>
@@ -2913,6 +2933,7 @@
         <w:t xml:space="preserve"> in git only I put </w:t>
       </w:r>
       <w:proofErr w:type="spellStart"/>
+      <w:proofErr w:type="gramStart"/>
       <w:r>
         <w:rPr>
           <w:rFonts w:ascii="Segoe UI Emoji" w:hAnsi="Segoe UI Emoji" w:cs="Segoe UI Emoji"/>
@@ -2924,6 +2945,7 @@
         <w:t>package.json</w:t>
       </w:r>
       <w:proofErr w:type="spellEnd"/>
+      <w:proofErr w:type="gramEnd"/>
       <w:r>
         <w:rPr>
           <w:rFonts w:ascii="Segoe UI Emoji" w:hAnsi="Segoe UI Emoji" w:cs="Segoe UI Emoji"/>
@@ -2955,6 +2977,7 @@
           <w:szCs w:val="28"/>
         </w:rPr>
       </w:pPr>
+      <w:proofErr w:type="gramStart"/>
       <w:r>
         <w:rPr>
           <w:rFonts w:ascii="Segoe UI Emoji" w:hAnsi="Segoe UI Emoji" w:cs="Segoe UI Emoji"/>
@@ -2963,6 +2986,7 @@
         </w:rPr>
         <w:t>A :</w:t>
       </w:r>
+      <w:proofErr w:type="gramEnd"/>
       <w:r>
         <w:rPr>
           <w:rFonts w:ascii="Times New Roman" w:eastAsia="Times New Roman" w:hAnsi="Times New Roman" w:cs="Times New Roman"/>
@@ -3491,6 +3515,7 @@
         <w:t xml:space="preserve"> -y → Skips setup, auto-creates </w:t>
       </w:r>
       <w:proofErr w:type="spellStart"/>
+      <w:proofErr w:type="gramStart"/>
       <w:r>
         <w:rPr>
           <w:rFonts w:ascii="Segoe UI Emoji" w:hAnsi="Segoe UI Emoji" w:cs="Segoe UI Emoji"/>
@@ -3500,6 +3525,7 @@
         <w:t>package.json</w:t>
       </w:r>
       <w:proofErr w:type="spellEnd"/>
+      <w:proofErr w:type="gramEnd"/>
       <w:r>
         <w:rPr>
           <w:rFonts w:ascii="Segoe UI Emoji" w:hAnsi="Segoe UI Emoji" w:cs="Segoe UI Emoji"/>
@@ -3859,17 +3885,40 @@
           <w:sz w:val="28"/>
           <w:szCs w:val="28"/>
         </w:rPr>
-        <w:t>What is the .parcel-cache folder?</w:t>
-      </w:r>
-    </w:p>
-    <w:p>
-      <w:pPr>
-        <w:rPr>
-          <w:rFonts w:ascii="Segoe UI Emoji" w:hAnsi="Segoe UI Emoji" w:cs="Segoe UI Emoji"/>
-          <w:sz w:val="28"/>
-          <w:szCs w:val="28"/>
-        </w:rPr>
-      </w:pPr>
+        <w:t xml:space="preserve">What is </w:t>
+      </w:r>
+      <w:proofErr w:type="gramStart"/>
+      <w:r>
+        <w:rPr>
+          <w:rFonts w:ascii="Segoe UI Emoji" w:hAnsi="Segoe UI Emoji" w:cs="Segoe UI Emoji"/>
+          <w:b/>
+          <w:bCs/>
+          <w:sz w:val="28"/>
+          <w:szCs w:val="28"/>
+        </w:rPr>
+        <w:t>the .parcel</w:t>
+      </w:r>
+      <w:proofErr w:type="gramEnd"/>
+      <w:r>
+        <w:rPr>
+          <w:rFonts w:ascii="Segoe UI Emoji" w:hAnsi="Segoe UI Emoji" w:cs="Segoe UI Emoji"/>
+          <w:b/>
+          <w:bCs/>
+          <w:sz w:val="28"/>
+          <w:szCs w:val="28"/>
+        </w:rPr>
+        <w:t>-cache folder?</w:t>
+      </w:r>
+    </w:p>
+    <w:p>
+      <w:pPr>
+        <w:rPr>
+          <w:rFonts w:ascii="Segoe UI Emoji" w:hAnsi="Segoe UI Emoji" w:cs="Segoe UI Emoji"/>
+          <w:sz w:val="28"/>
+          <w:szCs w:val="28"/>
+        </w:rPr>
+      </w:pPr>
+      <w:proofErr w:type="gramStart"/>
       <w:r>
         <w:rPr>
           <w:rFonts w:ascii="Segoe UI Emoji" w:hAnsi="Segoe UI Emoji" w:cs="Segoe UI Emoji"/>
@@ -3886,7 +3935,18 @@
           <w:sz w:val="28"/>
           <w:szCs w:val="28"/>
         </w:rPr>
-        <w:t>.parcel-cache</w:t>
+        <w:t>.parcel</w:t>
+      </w:r>
+      <w:proofErr w:type="gramEnd"/>
+      <w:r>
+        <w:rPr>
+          <w:rFonts w:ascii="Segoe UI Emoji" w:hAnsi="Segoe UI Emoji" w:cs="Segoe UI Emoji"/>
+          <w:b/>
+          <w:bCs/>
+          <w:sz w:val="28"/>
+          <w:szCs w:val="28"/>
+        </w:rPr>
+        <w:t>-cache</w:t>
       </w:r>
       <w:r>
         <w:rPr>
@@ -3956,8 +4016,20 @@
           <w:sz w:val="28"/>
           <w:szCs w:val="28"/>
         </w:rPr>
-        <w:t>Speeds up builds</w:t>
-      </w:r>
+        <w:t xml:space="preserve">Speeds up </w:t>
+      </w:r>
+      <w:proofErr w:type="gramStart"/>
+      <w:r>
+        <w:rPr>
+          <w:rFonts w:ascii="Segoe UI Emoji" w:hAnsi="Segoe UI Emoji" w:cs="Segoe UI Emoji"/>
+          <w:b/>
+          <w:bCs/>
+          <w:sz w:val="28"/>
+          <w:szCs w:val="28"/>
+        </w:rPr>
+        <w:t>builds</w:t>
+      </w:r>
+      <w:proofErr w:type="gramEnd"/>
       <w:r>
         <w:rPr>
           <w:rFonts w:ascii="Segoe UI Emoji" w:hAnsi="Segoe UI Emoji" w:cs="Segoe UI Emoji"/>
@@ -4043,7 +4115,25 @@
           <w:sz w:val="28"/>
           <w:szCs w:val="28"/>
         </w:rPr>
-        <w:t>You can delete .parcel-cache if needed; Parcel will regenerate it on the next build. 🚀</w:t>
+        <w:t xml:space="preserve">You can </w:t>
+      </w:r>
+      <w:proofErr w:type="gramStart"/>
+      <w:r>
+        <w:rPr>
+          <w:rFonts w:ascii="Segoe UI Emoji" w:hAnsi="Segoe UI Emoji" w:cs="Segoe UI Emoji"/>
+          <w:sz w:val="28"/>
+          <w:szCs w:val="28"/>
+        </w:rPr>
+        <w:t>delete .parcel</w:t>
+      </w:r>
+      <w:proofErr w:type="gramEnd"/>
+      <w:r>
+        <w:rPr>
+          <w:rFonts w:ascii="Segoe UI Emoji" w:hAnsi="Segoe UI Emoji" w:cs="Segoe UI Emoji"/>
+          <w:sz w:val="28"/>
+          <w:szCs w:val="28"/>
+        </w:rPr>
+        <w:t>-cache if needed; Parcel will regenerate it on the next build. 🚀</w:t>
       </w:r>
     </w:p>
     <w:p>
@@ -4677,9 +4767,28 @@
           <w:sz w:val="28"/>
           <w:szCs w:val="28"/>
         </w:rPr>
-        <w:t xml:space="preserve">A: dependencies : Packages required by your application in production. </w:t>
+        <w:t xml:space="preserve">A: </w:t>
+      </w:r>
+      <w:proofErr w:type="gramStart"/>
+      <w:r>
+        <w:rPr>
+          <w:rFonts w:ascii="Segoe UI Emoji" w:hAnsi="Segoe UI Emoji" w:cs="Segoe UI Emoji"/>
+          <w:sz w:val="28"/>
+          <w:szCs w:val="28"/>
+        </w:rPr>
+        <w:t>dependencies :</w:t>
+      </w:r>
+      <w:proofErr w:type="gramEnd"/>
+      <w:r>
+        <w:rPr>
+          <w:rFonts w:ascii="Segoe UI Emoji" w:hAnsi="Segoe UI Emoji" w:cs="Segoe UI Emoji"/>
+          <w:sz w:val="28"/>
+          <w:szCs w:val="28"/>
+        </w:rPr>
+        <w:t xml:space="preserve"> Packages required by your application in production. </w:t>
       </w:r>
       <w:proofErr w:type="spellStart"/>
+      <w:proofErr w:type="gramStart"/>
       <w:r>
         <w:rPr>
           <w:rFonts w:ascii="Segoe UI Emoji" w:hAnsi="Segoe UI Emoji" w:cs="Segoe UI Emoji"/>
@@ -4695,7 +4804,16 @@
           <w:sz w:val="28"/>
           <w:szCs w:val="28"/>
         </w:rPr>
-        <w:t xml:space="preserve"> : Packages that are only needed for local development and testing.</w:t>
+        <w:t xml:space="preserve"> :</w:t>
+      </w:r>
+      <w:proofErr w:type="gramEnd"/>
+      <w:r>
+        <w:rPr>
+          <w:rFonts w:ascii="Segoe UI Emoji" w:hAnsi="Segoe UI Emoji" w:cs="Segoe UI Emoji"/>
+          <w:sz w:val="28"/>
+          <w:szCs w:val="28"/>
+        </w:rPr>
+        <w:t xml:space="preserve"> Packages that are only needed for local development and testing.</w:t>
       </w:r>
     </w:p>
     <w:p>
@@ -4826,7 +4944,29 @@
           <w:sz w:val="28"/>
           <w:szCs w:val="28"/>
         </w:rPr>
-        <w:t>updates changes in your code without refreshing the entire page</w:t>
+        <w:t xml:space="preserve">updates </w:t>
+      </w:r>
+      <w:proofErr w:type="gramStart"/>
+      <w:r>
+        <w:rPr>
+          <w:rFonts w:ascii="Segoe UI Emoji" w:hAnsi="Segoe UI Emoji" w:cs="Segoe UI Emoji"/>
+          <w:b/>
+          <w:bCs/>
+          <w:sz w:val="28"/>
+          <w:szCs w:val="28"/>
+        </w:rPr>
+        <w:t>changes</w:t>
+      </w:r>
+      <w:proofErr w:type="gramEnd"/>
+      <w:r>
+        <w:rPr>
+          <w:rFonts w:ascii="Segoe UI Emoji" w:hAnsi="Segoe UI Emoji" w:cs="Segoe UI Emoji"/>
+          <w:b/>
+          <w:bCs/>
+          <w:sz w:val="28"/>
+          <w:szCs w:val="28"/>
+        </w:rPr>
+        <w:t xml:space="preserve"> in your code without refreshing the entire page</w:t>
       </w:r>
       <w:r>
         <w:rPr>
@@ -5789,7 +5929,18 @@
           <w:sz w:val="28"/>
           <w:szCs w:val="28"/>
         </w:rPr>
-        <w:t>: What is .</w:t>
+        <w:t xml:space="preserve">: What </w:t>
+      </w:r>
+      <w:proofErr w:type="gramStart"/>
+      <w:r>
+        <w:rPr>
+          <w:rFonts w:ascii="Segoe UI Emoji" w:hAnsi="Segoe UI Emoji" w:cs="Segoe UI Emoji"/>
+          <w:b/>
+          <w:bCs/>
+          <w:sz w:val="28"/>
+          <w:szCs w:val="28"/>
+        </w:rPr>
+        <w:t>is .</w:t>
       </w:r>
       <w:proofErr w:type="spellStart"/>
       <w:r>
@@ -5803,6 +5954,7 @@
         <w:t>gitignore</w:t>
       </w:r>
       <w:proofErr w:type="spellEnd"/>
+      <w:proofErr w:type="gramEnd"/>
       <w:r>
         <w:rPr>
           <w:rFonts w:ascii="Segoe UI Emoji" w:hAnsi="Segoe UI Emoji" w:cs="Segoe UI Emoji"/>
@@ -5830,7 +5982,18 @@
           <w:sz w:val="28"/>
           <w:szCs w:val="28"/>
         </w:rPr>
-        <w:t>A:</w:t>
+        <w:t>A</w:t>
+      </w:r>
+      <w:proofErr w:type="gramStart"/>
+      <w:r>
+        <w:rPr>
+          <w:rFonts w:ascii="Segoe UI Emoji" w:hAnsi="Segoe UI Emoji" w:cs="Segoe UI Emoji"/>
+          <w:b/>
+          <w:bCs/>
+          <w:sz w:val="28"/>
+          <w:szCs w:val="28"/>
+        </w:rPr>
+        <w:t>:</w:t>
       </w:r>
       <w:r>
         <w:rPr>
@@ -5850,6 +6013,7 @@
         <w:t>gitignore</w:t>
       </w:r>
       <w:proofErr w:type="spellEnd"/>
+      <w:proofErr w:type="gramEnd"/>
       <w:r>
         <w:rPr>
           <w:rFonts w:ascii="Segoe UI Emoji" w:hAnsi="Segoe UI Emoji" w:cs="Segoe UI Emoji"/>
@@ -5895,7 +6059,18 @@
           <w:sz w:val="28"/>
           <w:szCs w:val="28"/>
         </w:rPr>
-        <w:t>What Should You Add to .</w:t>
+        <w:t xml:space="preserve">What Should You Add </w:t>
+      </w:r>
+      <w:proofErr w:type="gramStart"/>
+      <w:r>
+        <w:rPr>
+          <w:rFonts w:ascii="Segoe UI Emoji" w:hAnsi="Segoe UI Emoji" w:cs="Segoe UI Emoji"/>
+          <w:b/>
+          <w:bCs/>
+          <w:sz w:val="28"/>
+          <w:szCs w:val="28"/>
+        </w:rPr>
+        <w:t>to .</w:t>
       </w:r>
       <w:proofErr w:type="spellStart"/>
       <w:r>
@@ -5909,6 +6084,7 @@
         <w:t>gitignore</w:t>
       </w:r>
       <w:proofErr w:type="spellEnd"/>
+      <w:proofErr w:type="gramEnd"/>
       <w:r>
         <w:rPr>
           <w:rFonts w:ascii="Segoe UI Emoji" w:hAnsi="Segoe UI Emoji" w:cs="Segoe UI Emoji"/>
@@ -5963,13 +6139,23 @@
           <w:szCs w:val="28"/>
         </w:rPr>
       </w:pPr>
-      <w:r>
-        <w:rPr>
-          <w:rFonts w:ascii="Segoe UI Emoji" w:hAnsi="Segoe UI Emoji" w:cs="Segoe UI Emoji"/>
-          <w:sz w:val="28"/>
-          <w:szCs w:val="28"/>
-        </w:rPr>
-        <w:t>.parcel-cache/ → Parcel's build cache (not needed in Git).</w:t>
+      <w:proofErr w:type="gramStart"/>
+      <w:r>
+        <w:rPr>
+          <w:rFonts w:ascii="Segoe UI Emoji" w:hAnsi="Segoe UI Emoji" w:cs="Segoe UI Emoji"/>
+          <w:sz w:val="28"/>
+          <w:szCs w:val="28"/>
+        </w:rPr>
+        <w:t>.parcel</w:t>
+      </w:r>
+      <w:proofErr w:type="gramEnd"/>
+      <w:r>
+        <w:rPr>
+          <w:rFonts w:ascii="Segoe UI Emoji" w:hAnsi="Segoe UI Emoji" w:cs="Segoe UI Emoji"/>
+          <w:sz w:val="28"/>
+          <w:szCs w:val="28"/>
+        </w:rPr>
+        <w:t>-cache/ → Parcel's build cache (not needed in Git).</w:t>
       </w:r>
     </w:p>
     <w:p>
@@ -5984,13 +6170,23 @@
           <w:szCs w:val="28"/>
         </w:rPr>
       </w:pPr>
-      <w:r>
-        <w:rPr>
-          <w:rFonts w:ascii="Segoe UI Emoji" w:hAnsi="Segoe UI Emoji" w:cs="Segoe UI Emoji"/>
-          <w:sz w:val="28"/>
-          <w:szCs w:val="28"/>
-        </w:rPr>
-        <w:t>.env → Environment variables (API keys, secrets).</w:t>
+      <w:proofErr w:type="gramStart"/>
+      <w:r>
+        <w:rPr>
+          <w:rFonts w:ascii="Segoe UI Emoji" w:hAnsi="Segoe UI Emoji" w:cs="Segoe UI Emoji"/>
+          <w:sz w:val="28"/>
+          <w:szCs w:val="28"/>
+        </w:rPr>
+        <w:t>.env</w:t>
+      </w:r>
+      <w:proofErr w:type="gramEnd"/>
+      <w:r>
+        <w:rPr>
+          <w:rFonts w:ascii="Segoe UI Emoji" w:hAnsi="Segoe UI Emoji" w:cs="Segoe UI Emoji"/>
+          <w:sz w:val="28"/>
+          <w:szCs w:val="28"/>
+        </w:rPr>
+        <w:t xml:space="preserve"> → Environment variables (API keys, secrets).</w:t>
       </w:r>
     </w:p>
     <w:p>
@@ -6085,6 +6281,7 @@
         <w:t xml:space="preserve">: What is the difference between </w:t>
       </w:r>
       <w:proofErr w:type="spellStart"/>
+      <w:proofErr w:type="gramStart"/>
       <w:r>
         <w:rPr>
           <w:rFonts w:ascii="Segoe UI Emoji" w:hAnsi="Segoe UI Emoji" w:cs="Segoe UI Emoji"/>
@@ -6096,6 +6293,7 @@
         <w:t>package.json</w:t>
       </w:r>
       <w:proofErr w:type="spellEnd"/>
+      <w:proofErr w:type="gramEnd"/>
       <w:r>
         <w:rPr>
           <w:rFonts w:ascii="Segoe UI Emoji" w:hAnsi="Segoe UI Emoji" w:cs="Segoe UI Emoji"/>
@@ -6138,6 +6336,7 @@
         </w:rPr>
       </w:pPr>
       <w:proofErr w:type="spellStart"/>
+      <w:proofErr w:type="gramStart"/>
       <w:r>
         <w:rPr>
           <w:rFonts w:ascii="Segoe UI Emoji" w:hAnsi="Segoe UI Emoji" w:cs="Segoe UI Emoji"/>
@@ -6149,6 +6348,7 @@
         <w:t>package.json</w:t>
       </w:r>
       <w:proofErr w:type="spellEnd"/>
+      <w:proofErr w:type="gramEnd"/>
       <w:r>
         <w:rPr>
           <w:rFonts w:ascii="Segoe UI Emoji" w:hAnsi="Segoe UI Emoji" w:cs="Segoe UI Emoji"/>
@@ -6177,6 +6377,7 @@
         <w:t>package-</w:t>
       </w:r>
       <w:proofErr w:type="spellStart"/>
+      <w:proofErr w:type="gramStart"/>
       <w:r>
         <w:rPr>
           <w:rFonts w:ascii="Segoe UI Emoji" w:hAnsi="Segoe UI Emoji" w:cs="Segoe UI Emoji"/>
@@ -6188,6 +6389,7 @@
         <w:t>lock.json</w:t>
       </w:r>
       <w:proofErr w:type="spellEnd"/>
+      <w:proofErr w:type="gramEnd"/>
       <w:r>
         <w:rPr>
           <w:rFonts w:ascii="Segoe UI Emoji" w:hAnsi="Segoe UI Emoji" w:cs="Segoe UI Emoji"/>
@@ -6215,6 +6417,7 @@
         <w:t xml:space="preserve">In short, </w:t>
       </w:r>
       <w:proofErr w:type="spellStart"/>
+      <w:proofErr w:type="gramStart"/>
       <w:r>
         <w:rPr>
           <w:rFonts w:ascii="Segoe UI Emoji" w:hAnsi="Segoe UI Emoji" w:cs="Segoe UI Emoji"/>
@@ -6224,6 +6427,7 @@
         <w:t>package.json</w:t>
       </w:r>
       <w:proofErr w:type="spellEnd"/>
+      <w:proofErr w:type="gramEnd"/>
       <w:r>
         <w:rPr>
           <w:rFonts w:ascii="Segoe UI Emoji" w:hAnsi="Segoe UI Emoji" w:cs="Segoe UI Emoji"/>
@@ -6291,6 +6495,7 @@
         <w:t>: Why should I not modify package-</w:t>
       </w:r>
       <w:proofErr w:type="spellStart"/>
+      <w:proofErr w:type="gramStart"/>
       <w:r>
         <w:rPr>
           <w:rFonts w:ascii="Segoe UI Emoji" w:hAnsi="Segoe UI Emoji" w:cs="Segoe UI Emoji"/>
@@ -6302,6 +6507,7 @@
         <w:t>lock.json</w:t>
       </w:r>
       <w:proofErr w:type="spellEnd"/>
+      <w:proofErr w:type="gramEnd"/>
       <w:r>
         <w:rPr>
           <w:rFonts w:ascii="Segoe UI Emoji" w:hAnsi="Segoe UI Emoji" w:cs="Segoe UI Emoji"/>
@@ -6330,6 +6536,7 @@
         <w:t>You should not manually modify package-</w:t>
       </w:r>
       <w:proofErr w:type="spellStart"/>
+      <w:proofErr w:type="gramStart"/>
       <w:r>
         <w:rPr>
           <w:rFonts w:ascii="Segoe UI Emoji" w:hAnsi="Segoe UI Emoji" w:cs="Segoe UI Emoji"/>
@@ -6339,6 +6546,7 @@
         <w:t>lock.json</w:t>
       </w:r>
       <w:proofErr w:type="spellEnd"/>
+      <w:proofErr w:type="gramEnd"/>
       <w:r>
         <w:rPr>
           <w:rFonts w:ascii="Segoe UI Emoji" w:hAnsi="Segoe UI Emoji" w:cs="Segoe UI Emoji"/>
@@ -6732,6 +6940,7 @@
         <w:t xml:space="preserve"> – Any dependencies listed in </w:t>
       </w:r>
       <w:proofErr w:type="spellStart"/>
+      <w:proofErr w:type="gramStart"/>
       <w:r>
         <w:rPr>
           <w:rFonts w:ascii="Segoe UI Emoji" w:hAnsi="Segoe UI Emoji" w:cs="Segoe UI Emoji"/>
@@ -6741,6 +6950,7 @@
         <w:t>package.json</w:t>
       </w:r>
       <w:proofErr w:type="spellEnd"/>
+      <w:proofErr w:type="gramEnd"/>
       <w:r>
         <w:rPr>
           <w:rFonts w:ascii="Segoe UI Emoji" w:hAnsi="Segoe UI Emoji" w:cs="Segoe UI Emoji"/>
@@ -6905,7 +7115,16 @@
           <w:sz w:val="28"/>
           <w:szCs w:val="28"/>
         </w:rPr>
-        <w:t xml:space="preserve"> install, so it's usually added to .</w:t>
+        <w:t xml:space="preserve"> install, so it's usually added </w:t>
+      </w:r>
+      <w:proofErr w:type="gramStart"/>
+      <w:r>
+        <w:rPr>
+          <w:rFonts w:ascii="Segoe UI Emoji" w:hAnsi="Segoe UI Emoji" w:cs="Segoe UI Emoji"/>
+          <w:sz w:val="28"/>
+          <w:szCs w:val="28"/>
+        </w:rPr>
+        <w:t>to .</w:t>
       </w:r>
       <w:proofErr w:type="spellStart"/>
       <w:r>
@@ -6917,6 +7136,7 @@
         <w:t>gitignore</w:t>
       </w:r>
       <w:proofErr w:type="spellEnd"/>
+      <w:proofErr w:type="gramEnd"/>
       <w:r>
         <w:rPr>
           <w:rFonts w:ascii="Segoe UI Emoji" w:hAnsi="Segoe UI Emoji" w:cs="Segoe UI Emoji"/>
@@ -7282,7 +7502,16 @@
           <w:sz w:val="28"/>
           <w:szCs w:val="28"/>
         </w:rPr>
-        <w:t xml:space="preserve"> run build), it’s usually added to .</w:t>
+        <w:t xml:space="preserve"> run build), it’s usually added </w:t>
+      </w:r>
+      <w:proofErr w:type="gramStart"/>
+      <w:r>
+        <w:rPr>
+          <w:rFonts w:ascii="Segoe UI Emoji" w:hAnsi="Segoe UI Emoji" w:cs="Segoe UI Emoji"/>
+          <w:sz w:val="28"/>
+          <w:szCs w:val="28"/>
+        </w:rPr>
+        <w:t>to .</w:t>
       </w:r>
       <w:proofErr w:type="spellStart"/>
       <w:r>
@@ -7294,6 +7523,7 @@
         <w:t>gitignore</w:t>
       </w:r>
       <w:proofErr w:type="spellEnd"/>
+      <w:proofErr w:type="gramEnd"/>
       <w:r>
         <w:rPr>
           <w:rFonts w:ascii="Segoe UI Emoji" w:hAnsi="Segoe UI Emoji" w:cs="Segoe UI Emoji"/>
@@ -7867,13 +8097,23 @@
         </w:rPr>
         <w:t xml:space="preserve"> </w:t>
       </w:r>
-      <w:r>
-        <w:rPr>
-          <w:rFonts w:ascii="Segoe UI Emoji" w:hAnsi="Segoe UI Emoji" w:cs="Segoe UI Emoji"/>
-          <w:sz w:val="28"/>
-          <w:szCs w:val="28"/>
-        </w:rPr>
-        <w:t>  Modern browsers assume JavaScript by default, so it's optional.</w:t>
+      <w:proofErr w:type="gramStart"/>
+      <w:r>
+        <w:rPr>
+          <w:rFonts w:ascii="Segoe UI Emoji" w:hAnsi="Segoe UI Emoji" w:cs="Segoe UI Emoji"/>
+          <w:sz w:val="28"/>
+          <w:szCs w:val="28"/>
+        </w:rPr>
+        <w:t>  Modern</w:t>
+      </w:r>
+      <w:proofErr w:type="gramEnd"/>
+      <w:r>
+        <w:rPr>
+          <w:rFonts w:ascii="Segoe UI Emoji" w:hAnsi="Segoe UI Emoji" w:cs="Segoe UI Emoji"/>
+          <w:sz w:val="28"/>
+          <w:szCs w:val="28"/>
+        </w:rPr>
+        <w:t xml:space="preserve"> browsers assume JavaScript by default, so it's optional.</w:t>
       </w:r>
     </w:p>
     <w:p>
@@ -7971,6 +8211,7 @@
         </w:rPr>
         <w:t xml:space="preserve">  </w:t>
       </w:r>
+      <w:proofErr w:type="gramStart"/>
       <w:r>
         <w:rPr>
           <w:rFonts w:ascii="Segoe UI Emoji" w:hAnsi="Segoe UI Emoji" w:cs="Segoe UI Emoji"/>
@@ -7997,7 +8238,18 @@
           <w:sz w:val="28"/>
           <w:szCs w:val="28"/>
         </w:rPr>
-        <w:t>type="application/</w:t>
+        <w:t>type</w:t>
+      </w:r>
+      <w:proofErr w:type="gramEnd"/>
+      <w:r>
+        <w:rPr>
+          <w:rFonts w:ascii="Segoe UI Emoji" w:hAnsi="Segoe UI Emoji" w:cs="Segoe UI Emoji"/>
+          <w:b/>
+          <w:bCs/>
+          <w:sz w:val="28"/>
+          <w:szCs w:val="28"/>
+        </w:rPr>
+        <w:t>="application/</w:t>
       </w:r>
       <w:proofErr w:type="spellStart"/>
       <w:r>
@@ -8054,6 +8306,7 @@
           <w:szCs w:val="28"/>
         </w:rPr>
       </w:pPr>
+      <w:proofErr w:type="gramStart"/>
       <w:r>
         <w:rPr>
           <w:rFonts w:ascii="Segoe UI Emoji" w:hAnsi="Segoe UI Emoji" w:cs="Segoe UI Emoji"/>
@@ -8064,6 +8317,7 @@
         </w:rPr>
         <w:t>4 .</w:t>
       </w:r>
+      <w:proofErr w:type="gramEnd"/>
       <w:r>
         <w:rPr>
           <w:rFonts w:ascii="Courier New" w:eastAsia="Times New Roman" w:hAnsi="Courier New" w:cs="Courier New"/>
@@ -8660,7 +8914,29 @@
           <w:sz w:val="28"/>
           <w:szCs w:val="28"/>
         </w:rPr>
-        <w:t>Arrow Functions (()=&gt;{})</w:t>
+        <w:t>Arrow Functions (</w:t>
+      </w:r>
+      <w:proofErr w:type="gramStart"/>
+      <w:r>
+        <w:rPr>
+          <w:rFonts w:ascii="Segoe UI Emoji" w:hAnsi="Segoe UI Emoji" w:cs="Segoe UI Emoji"/>
+          <w:b/>
+          <w:bCs/>
+          <w:sz w:val="28"/>
+          <w:szCs w:val="28"/>
+        </w:rPr>
+        <w:t>()=</w:t>
+      </w:r>
+      <w:proofErr w:type="gramEnd"/>
+      <w:r>
+        <w:rPr>
+          <w:rFonts w:ascii="Segoe UI Emoji" w:hAnsi="Segoe UI Emoji" w:cs="Segoe UI Emoji"/>
+          <w:b/>
+          <w:bCs/>
+          <w:sz w:val="28"/>
+          <w:szCs w:val="28"/>
+        </w:rPr>
+        <w:t>&gt;{})</w:t>
       </w:r>
       <w:r>
         <w:rPr>
@@ -11018,7 +11294,25 @@
           <w:szCs w:val="28"/>
         </w:rPr>
         <w:lastRenderedPageBreak/>
-        <w:t xml:space="preserve">  return &lt;h1&gt;Hello, {props.name}!&lt;/h1&gt;;</w:t>
+        <w:t xml:space="preserve">  return &lt;h1&gt;Hello, {props.name</w:t>
+      </w:r>
+      <w:proofErr w:type="gramStart"/>
+      <w:r>
+        <w:rPr>
+          <w:rFonts w:ascii="Segoe UI Emoji" w:hAnsi="Segoe UI Emoji" w:cs="Segoe UI Emoji"/>
+          <w:sz w:val="28"/>
+          <w:szCs w:val="28"/>
+        </w:rPr>
+        <w:t>}!&lt;</w:t>
+      </w:r>
+      <w:proofErr w:type="gramEnd"/>
+      <w:r>
+        <w:rPr>
+          <w:rFonts w:ascii="Segoe UI Emoji" w:hAnsi="Segoe UI Emoji" w:cs="Segoe UI Emoji"/>
+          <w:sz w:val="28"/>
+          <w:szCs w:val="28"/>
+        </w:rPr>
+        <w:t>/h1&gt;;</w:t>
       </w:r>
     </w:p>
     <w:p>
@@ -11239,7 +11533,25 @@
           <w:sz w:val="28"/>
           <w:szCs w:val="28"/>
         </w:rPr>
-        <w:t xml:space="preserve"> Greeting = ({ name }) =&gt; &lt;h1&gt;Hello, {name}!&lt;/h1&gt;;</w:t>
+        <w:t xml:space="preserve"> Greeting = </w:t>
+      </w:r>
+      <w:proofErr w:type="gramStart"/>
+      <w:r>
+        <w:rPr>
+          <w:rFonts w:ascii="Segoe UI Emoji" w:hAnsi="Segoe UI Emoji" w:cs="Segoe UI Emoji"/>
+          <w:sz w:val="28"/>
+          <w:szCs w:val="28"/>
+        </w:rPr>
+        <w:t>({ name</w:t>
+      </w:r>
+      <w:proofErr w:type="gramEnd"/>
+      <w:r>
+        <w:rPr>
+          <w:rFonts w:ascii="Segoe UI Emoji" w:hAnsi="Segoe UI Emoji" w:cs="Segoe UI Emoji"/>
+          <w:sz w:val="28"/>
+          <w:szCs w:val="28"/>
+        </w:rPr>
+        <w:t xml:space="preserve"> }) =&gt; &lt;h1&gt;Hello, {name}!&lt;/h1&gt;;</w:t>
       </w:r>
     </w:p>
     <w:p>
@@ -11358,7 +11670,25 @@
           <w:sz w:val="28"/>
           <w:szCs w:val="28"/>
         </w:rPr>
-        <w:t xml:space="preserve"> Greeting = ({ name = "Guest" }) =&gt; &lt;h1&gt;Hello, {name}!&lt;/h1&gt;;</w:t>
+        <w:t xml:space="preserve"> Greeting = </w:t>
+      </w:r>
+      <w:proofErr w:type="gramStart"/>
+      <w:r>
+        <w:rPr>
+          <w:rFonts w:ascii="Segoe UI Emoji" w:hAnsi="Segoe UI Emoji" w:cs="Segoe UI Emoji"/>
+          <w:sz w:val="28"/>
+          <w:szCs w:val="28"/>
+        </w:rPr>
+        <w:t>({ name</w:t>
+      </w:r>
+      <w:proofErr w:type="gramEnd"/>
+      <w:r>
+        <w:rPr>
+          <w:rFonts w:ascii="Segoe UI Emoji" w:hAnsi="Segoe UI Emoji" w:cs="Segoe UI Emoji"/>
+          <w:sz w:val="28"/>
+          <w:szCs w:val="28"/>
+        </w:rPr>
+        <w:t xml:space="preserve"> = "Guest" }) =&gt; &lt;h1&gt;Hello, {name}!&lt;/h1&gt;;</w:t>
       </w:r>
     </w:p>
     <w:p>
@@ -11460,24 +11790,60 @@
           <w:sz w:val="28"/>
           <w:szCs w:val="28"/>
         </w:rPr>
-        <w:t xml:space="preserve"> = ({ name, age }) =&gt; (</w:t>
-      </w:r>
-    </w:p>
-    <w:p>
-      <w:pPr>
-        <w:rPr>
-          <w:rFonts w:ascii="Segoe UI Emoji" w:hAnsi="Segoe UI Emoji" w:cs="Segoe UI Emoji"/>
-          <w:sz w:val="28"/>
-          <w:szCs w:val="28"/>
-        </w:rPr>
-      </w:pPr>
-      <w:r>
-        <w:rPr>
-          <w:rFonts w:ascii="Segoe UI Emoji" w:hAnsi="Segoe UI Emoji" w:cs="Segoe UI Emoji"/>
-          <w:sz w:val="28"/>
-          <w:szCs w:val="28"/>
-        </w:rPr>
-        <w:t xml:space="preserve">  &lt;p&gt;{name} is {age} years old.&lt;/p&gt;</w:t>
+        <w:t xml:space="preserve"> = </w:t>
+      </w:r>
+      <w:proofErr w:type="gramStart"/>
+      <w:r>
+        <w:rPr>
+          <w:rFonts w:ascii="Segoe UI Emoji" w:hAnsi="Segoe UI Emoji" w:cs="Segoe UI Emoji"/>
+          <w:sz w:val="28"/>
+          <w:szCs w:val="28"/>
+        </w:rPr>
+        <w:t>({ name</w:t>
+      </w:r>
+      <w:proofErr w:type="gramEnd"/>
+      <w:r>
+        <w:rPr>
+          <w:rFonts w:ascii="Segoe UI Emoji" w:hAnsi="Segoe UI Emoji" w:cs="Segoe UI Emoji"/>
+          <w:sz w:val="28"/>
+          <w:szCs w:val="28"/>
+        </w:rPr>
+        <w:t>, age }) =&gt; (</w:t>
+      </w:r>
+    </w:p>
+    <w:p>
+      <w:pPr>
+        <w:rPr>
+          <w:rFonts w:ascii="Segoe UI Emoji" w:hAnsi="Segoe UI Emoji" w:cs="Segoe UI Emoji"/>
+          <w:sz w:val="28"/>
+          <w:szCs w:val="28"/>
+        </w:rPr>
+      </w:pPr>
+      <w:r>
+        <w:rPr>
+          <w:rFonts w:ascii="Segoe UI Emoji" w:hAnsi="Segoe UI Emoji" w:cs="Segoe UI Emoji"/>
+          <w:sz w:val="28"/>
+          <w:szCs w:val="28"/>
+        </w:rPr>
+        <w:t xml:space="preserve">  &lt;p&gt;{name} is {age} years </w:t>
+      </w:r>
+      <w:proofErr w:type="gramStart"/>
+      <w:r>
+        <w:rPr>
+          <w:rFonts w:ascii="Segoe UI Emoji" w:hAnsi="Segoe UI Emoji" w:cs="Segoe UI Emoji"/>
+          <w:sz w:val="28"/>
+          <w:szCs w:val="28"/>
+        </w:rPr>
+        <w:t>old.&lt;</w:t>
+      </w:r>
+      <w:proofErr w:type="gramEnd"/>
+      <w:r>
+        <w:rPr>
+          <w:rFonts w:ascii="Segoe UI Emoji" w:hAnsi="Segoe UI Emoji" w:cs="Segoe UI Emoji"/>
+          <w:sz w:val="28"/>
+          <w:szCs w:val="28"/>
+        </w:rPr>
+        <w:t>/p&gt;</w:t>
       </w:r>
     </w:p>
     <w:p>
@@ -11539,7 +11905,25 @@
           <w:sz w:val="28"/>
           <w:szCs w:val="28"/>
         </w:rPr>
-        <w:t xml:space="preserve"> name="Bob" age={25} /&gt;;</w:t>
+        <w:t xml:space="preserve"> name="Bob" age</w:t>
+      </w:r>
+      <w:proofErr w:type="gramStart"/>
+      <w:r>
+        <w:rPr>
+          <w:rFonts w:ascii="Segoe UI Emoji" w:hAnsi="Segoe UI Emoji" w:cs="Segoe UI Emoji"/>
+          <w:sz w:val="28"/>
+          <w:szCs w:val="28"/>
+        </w:rPr>
+        <w:t>={</w:t>
+      </w:r>
+      <w:proofErr w:type="gramEnd"/>
+      <w:r>
+        <w:rPr>
+          <w:rFonts w:ascii="Segoe UI Emoji" w:hAnsi="Segoe UI Emoji" w:cs="Segoe UI Emoji"/>
+          <w:sz w:val="28"/>
+          <w:szCs w:val="28"/>
+        </w:rPr>
+        <w:t>25} /&gt;;</w:t>
       </w:r>
     </w:p>
     <w:p>
@@ -11640,7 +12024,25 @@
           <w:sz w:val="28"/>
           <w:szCs w:val="28"/>
         </w:rPr>
-        <w:t xml:space="preserve"> user = { name: "Charlie", age: 30 };</w:t>
+        <w:t xml:space="preserve"> user = </w:t>
+      </w:r>
+      <w:proofErr w:type="gramStart"/>
+      <w:r>
+        <w:rPr>
+          <w:rFonts w:ascii="Segoe UI Emoji" w:hAnsi="Segoe UI Emoji" w:cs="Segoe UI Emoji"/>
+          <w:sz w:val="28"/>
+          <w:szCs w:val="28"/>
+        </w:rPr>
+        <w:t>{ name</w:t>
+      </w:r>
+      <w:proofErr w:type="gramEnd"/>
+      <w:r>
+        <w:rPr>
+          <w:rFonts w:ascii="Segoe UI Emoji" w:hAnsi="Segoe UI Emoji" w:cs="Segoe UI Emoji"/>
+          <w:sz w:val="28"/>
+          <w:szCs w:val="28"/>
+        </w:rPr>
+        <w:t>: "Charlie", age: 30 };</w:t>
       </w:r>
     </w:p>
     <w:p>
@@ -11686,7 +12088,25 @@
           <w:sz w:val="28"/>
           <w:szCs w:val="28"/>
         </w:rPr>
-        <w:t xml:space="preserve"> = ({ user }) =&gt; (</w:t>
+        <w:t xml:space="preserve"> = </w:t>
+      </w:r>
+      <w:proofErr w:type="gramStart"/>
+      <w:r>
+        <w:rPr>
+          <w:rFonts w:ascii="Segoe UI Emoji" w:hAnsi="Segoe UI Emoji" w:cs="Segoe UI Emoji"/>
+          <w:sz w:val="28"/>
+          <w:szCs w:val="28"/>
+        </w:rPr>
+        <w:t>({ user</w:t>
+      </w:r>
+      <w:proofErr w:type="gramEnd"/>
+      <w:r>
+        <w:rPr>
+          <w:rFonts w:ascii="Segoe UI Emoji" w:hAnsi="Segoe UI Emoji" w:cs="Segoe UI Emoji"/>
+          <w:sz w:val="28"/>
+          <w:szCs w:val="28"/>
+        </w:rPr>
+        <w:t xml:space="preserve"> }) =&gt; (</w:t>
       </w:r>
     </w:p>
     <w:p>
@@ -11721,7 +12141,25 @@
           <w:sz w:val="28"/>
           <w:szCs w:val="28"/>
         </w:rPr>
-        <w:t>} years old.&lt;/p&gt;</w:t>
+        <w:t xml:space="preserve">} years </w:t>
+      </w:r>
+      <w:proofErr w:type="gramStart"/>
+      <w:r>
+        <w:rPr>
+          <w:rFonts w:ascii="Segoe UI Emoji" w:hAnsi="Segoe UI Emoji" w:cs="Segoe UI Emoji"/>
+          <w:sz w:val="28"/>
+          <w:szCs w:val="28"/>
+        </w:rPr>
+        <w:t>old.&lt;</w:t>
+      </w:r>
+      <w:proofErr w:type="gramEnd"/>
+      <w:r>
+        <w:rPr>
+          <w:rFonts w:ascii="Segoe UI Emoji" w:hAnsi="Segoe UI Emoji" w:cs="Segoe UI Emoji"/>
+          <w:sz w:val="28"/>
+          <w:szCs w:val="28"/>
+        </w:rPr>
+        <w:t>/p&gt;</w:t>
       </w:r>
     </w:p>
     <w:p>
@@ -11902,7 +12340,16 @@
           <w:sz w:val="28"/>
           <w:szCs w:val="28"/>
         </w:rPr>
-        <w:t xml:space="preserve"> Button = ({ </w:t>
+        <w:t xml:space="preserve"> Button = </w:t>
+      </w:r>
+      <w:proofErr w:type="gramStart"/>
+      <w:r>
+        <w:rPr>
+          <w:rFonts w:ascii="Segoe UI Emoji" w:hAnsi="Segoe UI Emoji" w:cs="Segoe UI Emoji"/>
+          <w:sz w:val="28"/>
+          <w:szCs w:val="28"/>
+        </w:rPr>
+        <w:t xml:space="preserve">({ </w:t>
       </w:r>
       <w:proofErr w:type="spellStart"/>
       <w:r>
@@ -11914,6 +12361,7 @@
         <w:t>handleClick</w:t>
       </w:r>
       <w:proofErr w:type="spellEnd"/>
+      <w:proofErr w:type="gramEnd"/>
       <w:r>
         <w:rPr>
           <w:rFonts w:ascii="Segoe UI Emoji" w:hAnsi="Segoe UI Emoji" w:cs="Segoe UI Emoji"/>
@@ -12070,7 +12518,25 @@
           <w:sz w:val="28"/>
           <w:szCs w:val="28"/>
         </w:rPr>
-        <w:t xml:space="preserve"> = () =&gt; alert("Button Clicked!");</w:t>
+        <w:t xml:space="preserve"> = () =&gt; </w:t>
+      </w:r>
+      <w:proofErr w:type="gramStart"/>
+      <w:r>
+        <w:rPr>
+          <w:rFonts w:ascii="Segoe UI Emoji" w:hAnsi="Segoe UI Emoji" w:cs="Segoe UI Emoji"/>
+          <w:sz w:val="28"/>
+          <w:szCs w:val="28"/>
+        </w:rPr>
+        <w:t>alert(</w:t>
+      </w:r>
+      <w:proofErr w:type="gramEnd"/>
+      <w:r>
+        <w:rPr>
+          <w:rFonts w:ascii="Segoe UI Emoji" w:hAnsi="Segoe UI Emoji" w:cs="Segoe UI Emoji"/>
+          <w:sz w:val="28"/>
+          <w:szCs w:val="28"/>
+        </w:rPr>
+        <w:t>"Button Clicked!");</w:t>
       </w:r>
     </w:p>
     <w:p>
@@ -12643,6 +13109,7 @@
         </w:rPr>
       </w:pPr>
       <w:proofErr w:type="spellStart"/>
+      <w:proofErr w:type="gramStart"/>
       <w:r>
         <w:rPr>
           <w:rFonts w:ascii="Segoe UI Emoji" w:hAnsi="Segoe UI Emoji" w:cs="Segoe UI Emoji"/>
@@ -12652,6 +13119,7 @@
         <w:t>document.getElementById</w:t>
       </w:r>
       <w:proofErr w:type="spellEnd"/>
+      <w:proofErr w:type="gramEnd"/>
       <w:r>
         <w:rPr>
           <w:rFonts w:ascii="Segoe UI Emoji" w:hAnsi="Segoe UI Emoji" w:cs="Segoe UI Emoji"/>
@@ -12969,7 +13437,25 @@
           <w:sz w:val="28"/>
           <w:szCs w:val="28"/>
         </w:rPr>
-        <w:t xml:space="preserve">      &lt;h1&gt;Count: {count}&lt;/h1&gt; {/* Only this updates, not the entire UI */}</w:t>
+        <w:t xml:space="preserve">      &lt;h1&gt;Count: {count}&lt;/h1&gt; {/* Only </w:t>
+      </w:r>
+      <w:proofErr w:type="gramStart"/>
+      <w:r>
+        <w:rPr>
+          <w:rFonts w:ascii="Segoe UI Emoji" w:hAnsi="Segoe UI Emoji" w:cs="Segoe UI Emoji"/>
+          <w:sz w:val="28"/>
+          <w:szCs w:val="28"/>
+        </w:rPr>
+        <w:t>this updates</w:t>
+      </w:r>
+      <w:proofErr w:type="gramEnd"/>
+      <w:r>
+        <w:rPr>
+          <w:rFonts w:ascii="Segoe UI Emoji" w:hAnsi="Segoe UI Emoji" w:cs="Segoe UI Emoji"/>
+          <w:sz w:val="28"/>
+          <w:szCs w:val="28"/>
+        </w:rPr>
+        <w:t>, not the entire UI */}</w:t>
       </w:r>
     </w:p>
     <w:p>
@@ -12999,13 +13485,23 @@
         <w:t>onClick</w:t>
       </w:r>
       <w:proofErr w:type="spellEnd"/>
-      <w:r>
-        <w:rPr>
-          <w:rFonts w:ascii="Segoe UI Emoji" w:hAnsi="Segoe UI Emoji" w:cs="Segoe UI Emoji"/>
-          <w:sz w:val="28"/>
-          <w:szCs w:val="28"/>
-        </w:rPr>
-        <w:t xml:space="preserve">={() =&gt; </w:t>
+      <w:proofErr w:type="gramStart"/>
+      <w:r>
+        <w:rPr>
+          <w:rFonts w:ascii="Segoe UI Emoji" w:hAnsi="Segoe UI Emoji" w:cs="Segoe UI Emoji"/>
+          <w:sz w:val="28"/>
+          <w:szCs w:val="28"/>
+        </w:rPr>
+        <w:t>={</w:t>
+      </w:r>
+      <w:proofErr w:type="gramEnd"/>
+      <w:r>
+        <w:rPr>
+          <w:rFonts w:ascii="Segoe UI Emoji" w:hAnsi="Segoe UI Emoji" w:cs="Segoe UI Emoji"/>
+          <w:sz w:val="28"/>
+          <w:szCs w:val="28"/>
+        </w:rPr>
+        <w:t xml:space="preserve">() =&gt; </w:t>
       </w:r>
       <w:proofErr w:type="spellStart"/>
       <w:r>
@@ -13218,16 +13714,36 @@
           <w:sz w:val="28"/>
           <w:szCs w:val="28"/>
         </w:rPr>
-        <w:t>38.React</w:t>
-      </w:r>
-      <w:r>
-        <w:rPr>
-          <w:b/>
-          <w:bCs/>
-          <w:sz w:val="28"/>
-          <w:szCs w:val="28"/>
-        </w:rPr>
-        <w:t>(or JavaScript in general), there are three main types of exports:</w:t>
+        <w:t>38.</w:t>
+      </w:r>
+      <w:proofErr w:type="gramStart"/>
+      <w:r>
+        <w:rPr>
+          <w:b/>
+          <w:bCs/>
+          <w:sz w:val="28"/>
+          <w:szCs w:val="28"/>
+        </w:rPr>
+        <w:t>React</w:t>
+      </w:r>
+      <w:r>
+        <w:rPr>
+          <w:b/>
+          <w:bCs/>
+          <w:sz w:val="28"/>
+          <w:szCs w:val="28"/>
+        </w:rPr>
+        <w:t>(</w:t>
+      </w:r>
+      <w:proofErr w:type="gramEnd"/>
+      <w:r>
+        <w:rPr>
+          <w:b/>
+          <w:bCs/>
+          <w:sz w:val="28"/>
+          <w:szCs w:val="28"/>
+        </w:rPr>
+        <w:t>or JavaScript in general), there are three main types of exports:</w:t>
       </w:r>
     </w:p>
     <w:p>
@@ -13394,7 +13910,23 @@
           <w:sz w:val="24"/>
           <w:szCs w:val="24"/>
         </w:rPr>
-        <w:t>import { hello, goodbye } from "./file";</w:t>
+        <w:t xml:space="preserve">import </w:t>
+      </w:r>
+      <w:proofErr w:type="gramStart"/>
+      <w:r>
+        <w:rPr>
+          <w:sz w:val="24"/>
+          <w:szCs w:val="24"/>
+        </w:rPr>
+        <w:t>{ hello</w:t>
+      </w:r>
+      <w:proofErr w:type="gramEnd"/>
+      <w:r>
+        <w:rPr>
+          <w:sz w:val="24"/>
+          <w:szCs w:val="24"/>
+        </w:rPr>
+        <w:t>, goodbye } from "./file";</w:t>
       </w:r>
     </w:p>
     <w:p>
@@ -13491,7 +14023,23 @@
           <w:sz w:val="24"/>
           <w:szCs w:val="24"/>
         </w:rPr>
-        <w:t>export default function greet() {</w:t>
+        <w:t xml:space="preserve">export default function </w:t>
+      </w:r>
+      <w:proofErr w:type="gramStart"/>
+      <w:r>
+        <w:rPr>
+          <w:sz w:val="24"/>
+          <w:szCs w:val="24"/>
+        </w:rPr>
+        <w:t>greet(</w:t>
+      </w:r>
+      <w:proofErr w:type="gramEnd"/>
+      <w:r>
+        <w:rPr>
+          <w:sz w:val="24"/>
+          <w:szCs w:val="24"/>
+        </w:rPr>
+        <w:t>) {</w:t>
       </w:r>
     </w:p>
     <w:p>
@@ -13529,7 +14077,23 @@
           <w:sz w:val="24"/>
           <w:szCs w:val="24"/>
         </w:rPr>
-        <w:t>import greet from "./file"; // Can be any name</w:t>
+        <w:t xml:space="preserve">import greet from </w:t>
+      </w:r>
+      <w:proofErr w:type="gramStart"/>
+      <w:r>
+        <w:rPr>
+          <w:sz w:val="24"/>
+          <w:szCs w:val="24"/>
+        </w:rPr>
+        <w:t>"./</w:t>
+      </w:r>
+      <w:proofErr w:type="gramEnd"/>
+      <w:r>
+        <w:rPr>
+          <w:sz w:val="24"/>
+          <w:szCs w:val="24"/>
+        </w:rPr>
+        <w:t>file"; // Can be any name</w:t>
       </w:r>
     </w:p>
     <w:p>
@@ -13550,8 +14114,19 @@
           <w:sz w:val="24"/>
           <w:szCs w:val="24"/>
         </w:rPr>
-        <w:t>* as Export (export * as &amp; import * as )</w:t>
-      </w:r>
+        <w:t xml:space="preserve">* as Export (export * as &amp; import * </w:t>
+      </w:r>
+      <w:proofErr w:type="gramStart"/>
+      <w:r>
+        <w:rPr>
+          <w:b/>
+          <w:bCs/>
+          <w:sz w:val="24"/>
+          <w:szCs w:val="24"/>
+        </w:rPr>
+        <w:t>as )</w:t>
+      </w:r>
+      <w:proofErr w:type="gramEnd"/>
     </w:p>
     <w:p>
       <w:pPr>
@@ -13697,7 +14272,23 @@
           <w:sz w:val="24"/>
           <w:szCs w:val="24"/>
         </w:rPr>
-        <w:t>import * as messages from "./file";</w:t>
+        <w:t xml:space="preserve">import * as messages from </w:t>
+      </w:r>
+      <w:proofErr w:type="gramStart"/>
+      <w:r>
+        <w:rPr>
+          <w:sz w:val="24"/>
+          <w:szCs w:val="24"/>
+        </w:rPr>
+        <w:t>"./</w:t>
+      </w:r>
+      <w:proofErr w:type="gramEnd"/>
+      <w:r>
+        <w:rPr>
+          <w:sz w:val="24"/>
+          <w:szCs w:val="24"/>
+        </w:rPr>
+        <w:t>file";</w:t>
       </w:r>
     </w:p>
     <w:p>
@@ -13712,6 +14303,7 @@
         </w:rPr>
       </w:pPr>
       <w:proofErr w:type="spellStart"/>
+      <w:proofErr w:type="gramStart"/>
       <w:r>
         <w:rPr>
           <w:sz w:val="24"/>
@@ -13720,6 +14312,7 @@
         <w:t>messages.hello</w:t>
       </w:r>
       <w:proofErr w:type="spellEnd"/>
+      <w:proofErr w:type="gramEnd"/>
       <w:r>
         <w:rPr>
           <w:sz w:val="24"/>
@@ -13740,6 +14333,7 @@
         </w:rPr>
       </w:pPr>
       <w:proofErr w:type="spellStart"/>
+      <w:proofErr w:type="gramStart"/>
       <w:r>
         <w:rPr>
           <w:sz w:val="24"/>
@@ -13748,6 +14342,7 @@
         <w:t>messages.goodbye</w:t>
       </w:r>
       <w:proofErr w:type="spellEnd"/>
+      <w:proofErr w:type="gramEnd"/>
       <w:r>
         <w:rPr>
           <w:sz w:val="24"/>
@@ -16074,6 +16669,7 @@
         <w:t xml:space="preserve"> = await </w:t>
       </w:r>
       <w:proofErr w:type="spellStart"/>
+      <w:proofErr w:type="gramStart"/>
       <w:r>
         <w:rPr>
           <w:b/>
@@ -16084,6 +16680,7 @@
         <w:t>data.json</w:t>
       </w:r>
       <w:proofErr w:type="spellEnd"/>
+      <w:proofErr w:type="gramEnd"/>
       <w:r>
         <w:rPr>
           <w:b/>
@@ -16235,6 +16832,7 @@
         <w:br/>
         <w:t>2️</w:t>
       </w:r>
+      <w:proofErr w:type="gramStart"/>
       <w:r>
         <w:rPr>
           <w:rFonts w:ascii="Segoe UI Symbol" w:hAnsi="Segoe UI Symbol" w:cs="Segoe UI Symbol"/>
@@ -16259,6 +16857,7 @@
         <w:t>json</w:t>
       </w:r>
       <w:proofErr w:type="spellEnd"/>
+      <w:proofErr w:type="gramEnd"/>
       <w:r>
         <w:rPr>
           <w:sz w:val="24"/>
@@ -16394,7 +16993,27 @@
                 <w:sz w:val="24"/>
                 <w:szCs w:val="24"/>
               </w:rPr>
-              <w:t>What are various ways to add images into our react project? Explain simple answer with code examples.</w:t>
+              <w:t xml:space="preserve">What are various ways to add images into </w:t>
+            </w:r>
+            <w:proofErr w:type="gramStart"/>
+            <w:r>
+              <w:rPr>
+                <w:b/>
+                <w:bCs/>
+                <w:sz w:val="24"/>
+                <w:szCs w:val="24"/>
+              </w:rPr>
+              <w:t>our</w:t>
+            </w:r>
+            <w:proofErr w:type="gramEnd"/>
+            <w:r>
+              <w:rPr>
+                <w:b/>
+                <w:bCs/>
+                <w:sz w:val="24"/>
+                <w:szCs w:val="24"/>
+              </w:rPr>
+              <w:t xml:space="preserve"> react project? Explain simple answer with code examples.</w:t>
             </w:r>
           </w:p>
         </w:tc>
@@ -16981,7 +17600,27 @@
                 <w:sz w:val="24"/>
                 <w:szCs w:val="24"/>
               </w:rPr>
-              <w:t xml:space="preserve"> props se change </w:t>
+              <w:t xml:space="preserve"> </w:t>
+            </w:r>
+            <w:proofErr w:type="gramStart"/>
+            <w:r>
+              <w:rPr>
+                <w:b/>
+                <w:bCs/>
+                <w:sz w:val="24"/>
+                <w:szCs w:val="24"/>
+              </w:rPr>
+              <w:t>props</w:t>
+            </w:r>
+            <w:proofErr w:type="gramEnd"/>
+            <w:r>
+              <w:rPr>
+                <w:b/>
+                <w:bCs/>
+                <w:sz w:val="24"/>
+                <w:szCs w:val="24"/>
+              </w:rPr>
+              <w:t xml:space="preserve"> se change </w:t>
             </w:r>
             <w:proofErr w:type="spellStart"/>
             <w:r>
@@ -17060,22 +17699,58 @@
           <w:sz w:val="24"/>
           <w:szCs w:val="24"/>
         </w:rPr>
-        <w:t>What would happen if we do console.log(useState())?</w:t>
-      </w:r>
-    </w:p>
-    <w:p>
-      <w:pPr>
-        <w:rPr>
-          <w:sz w:val="24"/>
-          <w:szCs w:val="24"/>
-        </w:rPr>
-      </w:pPr>
-      <w:r>
-        <w:rPr>
-          <w:sz w:val="24"/>
-          <w:szCs w:val="24"/>
-        </w:rPr>
-        <w:t>A: If we do console.log(useState()), we get an array [undefined, function] where first item in an array is state is undefined and the second item in an array is setState function is bound dispatchSetState.</w:t>
+        <w:t>What would happen if we do console.log(</w:t>
+      </w:r>
+      <w:proofErr w:type="gramStart"/>
+      <w:r>
+        <w:rPr>
+          <w:b/>
+          <w:bCs/>
+          <w:sz w:val="24"/>
+          <w:szCs w:val="24"/>
+        </w:rPr>
+        <w:t>useState(</w:t>
+      </w:r>
+      <w:proofErr w:type="gramEnd"/>
+      <w:r>
+        <w:rPr>
+          <w:b/>
+          <w:bCs/>
+          <w:sz w:val="24"/>
+          <w:szCs w:val="24"/>
+        </w:rPr>
+        <w:t>))?</w:t>
+      </w:r>
+    </w:p>
+    <w:p>
+      <w:pPr>
+        <w:rPr>
+          <w:sz w:val="24"/>
+          <w:szCs w:val="24"/>
+        </w:rPr>
+      </w:pPr>
+      <w:r>
+        <w:rPr>
+          <w:sz w:val="24"/>
+          <w:szCs w:val="24"/>
+        </w:rPr>
+        <w:t>A: If we do console.log(</w:t>
+      </w:r>
+      <w:proofErr w:type="gramStart"/>
+      <w:r>
+        <w:rPr>
+          <w:sz w:val="24"/>
+          <w:szCs w:val="24"/>
+        </w:rPr>
+        <w:t>useState(</w:t>
+      </w:r>
+      <w:proofErr w:type="gramEnd"/>
+      <w:r>
+        <w:rPr>
+          <w:sz w:val="24"/>
+          <w:szCs w:val="24"/>
+        </w:rPr>
+        <w:t>)), we get an array [undefined, function] where first item in an array is state is undefined and the second item in an array is setState function is bound dispatchSetState.</w:t>
       </w:r>
     </w:p>
     <w:p>
@@ -17157,57 +17832,114 @@
         </w:rPr>
         <w:t xml:space="preserve">         </w:t>
       </w:r>
-      <w:r>
-        <w:rPr>
-          <w:sz w:val="24"/>
-          <w:szCs w:val="24"/>
-        </w:rPr>
-        <w:t>useEffect(() =&gt; {}, []);</w:t>
-      </w:r>
-    </w:p>
-    <w:p>
-      <w:pPr>
-        <w:rPr>
-          <w:sz w:val="24"/>
-          <w:szCs w:val="24"/>
-        </w:rPr>
-      </w:pPr>
-      <w:r>
-        <w:rPr>
-          <w:sz w:val="24"/>
-          <w:szCs w:val="24"/>
-        </w:rPr>
-        <w:t>Case 1 : When the dependency array is not included in the arguments of useEffect() hook, the callback function will be executed every time the component is rendered and re-rendered.</w:t>
-      </w:r>
-    </w:p>
-    <w:p>
-      <w:pPr>
-        <w:rPr>
-          <w:sz w:val="24"/>
-          <w:szCs w:val="24"/>
-        </w:rPr>
-      </w:pPr>
-      <w:r>
-        <w:rPr>
-          <w:sz w:val="24"/>
-          <w:szCs w:val="24"/>
-        </w:rPr>
-        <w:t>Case 2 : When the dependency array is empty in the arguments of useEffect() hook, the callback function will be executed only one time during the initial render of the component.</w:t>
-      </w:r>
-    </w:p>
-    <w:p>
-      <w:pPr>
-        <w:rPr>
-          <w:sz w:val="24"/>
-          <w:szCs w:val="24"/>
-        </w:rPr>
-      </w:pPr>
-      <w:r>
-        <w:rPr>
-          <w:sz w:val="24"/>
-          <w:szCs w:val="24"/>
-        </w:rPr>
-        <w:t>Case 3 : When the dependency array contains a condition, the callback function will be executed one time during the initial render of the component and also re</w:t>
+      <w:proofErr w:type="gramStart"/>
+      <w:r>
+        <w:rPr>
+          <w:sz w:val="24"/>
+          <w:szCs w:val="24"/>
+        </w:rPr>
+        <w:t>useEffect(</w:t>
+      </w:r>
+      <w:proofErr w:type="gramEnd"/>
+      <w:r>
+        <w:rPr>
+          <w:sz w:val="24"/>
+          <w:szCs w:val="24"/>
+        </w:rPr>
+        <w:t>() =&gt; {}, []);</w:t>
+      </w:r>
+    </w:p>
+    <w:p>
+      <w:pPr>
+        <w:rPr>
+          <w:sz w:val="24"/>
+          <w:szCs w:val="24"/>
+        </w:rPr>
+      </w:pPr>
+      <w:r>
+        <w:rPr>
+          <w:sz w:val="24"/>
+          <w:szCs w:val="24"/>
+        </w:rPr>
+        <w:t xml:space="preserve">Case </w:t>
+      </w:r>
+      <w:proofErr w:type="gramStart"/>
+      <w:r>
+        <w:rPr>
+          <w:sz w:val="24"/>
+          <w:szCs w:val="24"/>
+        </w:rPr>
+        <w:t>1 :</w:t>
+      </w:r>
+      <w:proofErr w:type="gramEnd"/>
+      <w:r>
+        <w:rPr>
+          <w:sz w:val="24"/>
+          <w:szCs w:val="24"/>
+        </w:rPr>
+        <w:t xml:space="preserve"> When the dependency array is not included in the arguments of useEffect() hook, the callback function will be executed every time the component is rendered and re-rendered.</w:t>
+      </w:r>
+    </w:p>
+    <w:p>
+      <w:pPr>
+        <w:rPr>
+          <w:sz w:val="24"/>
+          <w:szCs w:val="24"/>
+        </w:rPr>
+      </w:pPr>
+      <w:r>
+        <w:rPr>
+          <w:sz w:val="24"/>
+          <w:szCs w:val="24"/>
+        </w:rPr>
+        <w:t xml:space="preserve">Case </w:t>
+      </w:r>
+      <w:proofErr w:type="gramStart"/>
+      <w:r>
+        <w:rPr>
+          <w:sz w:val="24"/>
+          <w:szCs w:val="24"/>
+        </w:rPr>
+        <w:t>2 :</w:t>
+      </w:r>
+      <w:proofErr w:type="gramEnd"/>
+      <w:r>
+        <w:rPr>
+          <w:sz w:val="24"/>
+          <w:szCs w:val="24"/>
+        </w:rPr>
+        <w:t xml:space="preserve"> When the dependency array is empty in the arguments of useEffect() hook, the callback function will be executed only one time during the initial render of the component.</w:t>
+      </w:r>
+    </w:p>
+    <w:p>
+      <w:pPr>
+        <w:rPr>
+          <w:sz w:val="24"/>
+          <w:szCs w:val="24"/>
+        </w:rPr>
+      </w:pPr>
+      <w:r>
+        <w:rPr>
+          <w:sz w:val="24"/>
+          <w:szCs w:val="24"/>
+        </w:rPr>
+        <w:t xml:space="preserve">Case </w:t>
+      </w:r>
+      <w:proofErr w:type="gramStart"/>
+      <w:r>
+        <w:rPr>
+          <w:sz w:val="24"/>
+          <w:szCs w:val="24"/>
+        </w:rPr>
+        <w:t>3 :</w:t>
+      </w:r>
+      <w:proofErr w:type="gramEnd"/>
+      <w:r>
+        <w:rPr>
+          <w:sz w:val="24"/>
+          <w:szCs w:val="24"/>
+        </w:rPr>
+        <w:t xml:space="preserve"> When the dependency array contains a condition, the callback function will be executed one time during the initial render of the component and also re</w:t>
       </w:r>
       <w:r>
         <w:rPr>
@@ -17412,7 +18144,17 @@
           <w:sz w:val="24"/>
           <w:szCs w:val="24"/>
         </w:rPr>
-        <w:t>2️</w:t>
+        <w:t>2</w:t>
+      </w:r>
+      <w:proofErr w:type="gramStart"/>
+      <w:r>
+        <w:rPr>
+          <w:b/>
+          <w:bCs/>
+          <w:sz w:val="24"/>
+          <w:szCs w:val="24"/>
+        </w:rPr>
+        <w:t>️</w:t>
       </w:r>
       <w:r>
         <w:rPr>
@@ -17431,7 +18173,17 @@
           <w:sz w:val="24"/>
           <w:szCs w:val="24"/>
         </w:rPr>
-        <w:t>Client-Side Routing (CSR):</w:t>
+        <w:t>Client</w:t>
+      </w:r>
+      <w:proofErr w:type="gramEnd"/>
+      <w:r>
+        <w:rPr>
+          <w:b/>
+          <w:bCs/>
+          <w:sz w:val="24"/>
+          <w:szCs w:val="24"/>
+        </w:rPr>
+        <w:t>-Side Routing (CSR):</w:t>
       </w:r>
       <w:r>
         <w:rPr>
@@ -17678,12 +18430,21 @@
           <w:szCs w:val="24"/>
         </w:rPr>
       </w:pPr>
-      <w:r>
-        <w:rPr>
-          <w:sz w:val="24"/>
-          <w:szCs w:val="24"/>
-        </w:rPr>
-        <w:t>constructor()</w:t>
+      <w:proofErr w:type="gramStart"/>
+      <w:r>
+        <w:rPr>
+          <w:sz w:val="24"/>
+          <w:szCs w:val="24"/>
+        </w:rPr>
+        <w:t>constructor(</w:t>
+      </w:r>
+      <w:proofErr w:type="gramEnd"/>
+      <w:r>
+        <w:rPr>
+          <w:sz w:val="24"/>
+          <w:szCs w:val="24"/>
+        </w:rPr>
+        <w:t>)</w:t>
       </w:r>
     </w:p>
     <w:p>
@@ -17716,12 +18477,21 @@
           <w:szCs w:val="24"/>
         </w:rPr>
       </w:pPr>
-      <w:r>
-        <w:rPr>
-          <w:sz w:val="24"/>
-          <w:szCs w:val="24"/>
-        </w:rPr>
-        <w:t>componentDidMount()</w:t>
+      <w:proofErr w:type="gramStart"/>
+      <w:r>
+        <w:rPr>
+          <w:sz w:val="24"/>
+          <w:szCs w:val="24"/>
+        </w:rPr>
+        <w:t>componentDidMount(</w:t>
+      </w:r>
+      <w:proofErr w:type="gramEnd"/>
+      <w:r>
+        <w:rPr>
+          <w:sz w:val="24"/>
+          <w:szCs w:val="24"/>
+        </w:rPr>
+        <w:t>)</w:t>
       </w:r>
     </w:p>
     <w:p>
@@ -17735,12 +18505,21 @@
           <w:szCs w:val="24"/>
         </w:rPr>
       </w:pPr>
-      <w:r>
-        <w:rPr>
-          <w:sz w:val="24"/>
-          <w:szCs w:val="24"/>
-        </w:rPr>
-        <w:t>componentDidUpdate()</w:t>
+      <w:proofErr w:type="gramStart"/>
+      <w:r>
+        <w:rPr>
+          <w:sz w:val="24"/>
+          <w:szCs w:val="24"/>
+        </w:rPr>
+        <w:t>componentDidUpdate(</w:t>
+      </w:r>
+      <w:proofErr w:type="gramEnd"/>
+      <w:r>
+        <w:rPr>
+          <w:sz w:val="24"/>
+          <w:szCs w:val="24"/>
+        </w:rPr>
+        <w:t>)</w:t>
       </w:r>
     </w:p>
     <w:p>
@@ -17754,12 +18533,21 @@
           <w:szCs w:val="24"/>
         </w:rPr>
       </w:pPr>
-      <w:r>
-        <w:rPr>
-          <w:sz w:val="24"/>
-          <w:szCs w:val="24"/>
-        </w:rPr>
-        <w:t>componentWillUnmount()</w:t>
+      <w:proofErr w:type="gramStart"/>
+      <w:r>
+        <w:rPr>
+          <w:sz w:val="24"/>
+          <w:szCs w:val="24"/>
+        </w:rPr>
+        <w:t>componentWillUnmount(</w:t>
+      </w:r>
+      <w:proofErr w:type="gramEnd"/>
+      <w:r>
+        <w:rPr>
+          <w:sz w:val="24"/>
+          <w:szCs w:val="24"/>
+        </w:rPr>
+        <w:t>)</w:t>
       </w:r>
     </w:p>
     <w:p>
@@ -17830,22 +18618,51 @@
           <w:sz w:val="24"/>
           <w:szCs w:val="24"/>
         </w:rPr>
-        <w:t>Why Do We Use componentDidMount()?</w:t>
-      </w:r>
-    </w:p>
-    <w:p>
-      <w:pPr>
-        <w:rPr>
-          <w:sz w:val="24"/>
-          <w:szCs w:val="24"/>
-        </w:rPr>
-      </w:pPr>
-      <w:r>
-        <w:rPr>
-          <w:sz w:val="24"/>
-          <w:szCs w:val="24"/>
-        </w:rPr>
-        <w:t xml:space="preserve">componentDidMount() is a lifecycle method in </w:t>
+        <w:t xml:space="preserve">Why Do We Use </w:t>
+      </w:r>
+      <w:proofErr w:type="gramStart"/>
+      <w:r>
+        <w:rPr>
+          <w:b/>
+          <w:bCs/>
+          <w:sz w:val="24"/>
+          <w:szCs w:val="24"/>
+        </w:rPr>
+        <w:t>componentDidMount(</w:t>
+      </w:r>
+      <w:proofErr w:type="gramEnd"/>
+      <w:r>
+        <w:rPr>
+          <w:b/>
+          <w:bCs/>
+          <w:sz w:val="24"/>
+          <w:szCs w:val="24"/>
+        </w:rPr>
+        <w:t>)?</w:t>
+      </w:r>
+    </w:p>
+    <w:p>
+      <w:pPr>
+        <w:rPr>
+          <w:sz w:val="24"/>
+          <w:szCs w:val="24"/>
+        </w:rPr>
+      </w:pPr>
+      <w:proofErr w:type="gramStart"/>
+      <w:r>
+        <w:rPr>
+          <w:sz w:val="24"/>
+          <w:szCs w:val="24"/>
+        </w:rPr>
+        <w:t>componentDidMount(</w:t>
+      </w:r>
+      <w:proofErr w:type="gramEnd"/>
+      <w:r>
+        <w:rPr>
+          <w:sz w:val="24"/>
+          <w:szCs w:val="24"/>
+        </w:rPr>
+        <w:t xml:space="preserve">) is a lifecycle method in </w:t>
       </w:r>
       <w:r>
         <w:rPr>
@@ -17896,7 +18713,27 @@
           <w:sz w:val="24"/>
           <w:szCs w:val="24"/>
         </w:rPr>
-        <w:t>Uses of componentDidMount()</w:t>
+        <w:t xml:space="preserve">Uses of </w:t>
+      </w:r>
+      <w:proofErr w:type="gramStart"/>
+      <w:r>
+        <w:rPr>
+          <w:b/>
+          <w:bCs/>
+          <w:sz w:val="24"/>
+          <w:szCs w:val="24"/>
+        </w:rPr>
+        <w:t>componentDidMount(</w:t>
+      </w:r>
+      <w:proofErr w:type="gramEnd"/>
+      <w:r>
+        <w:rPr>
+          <w:b/>
+          <w:bCs/>
+          <w:sz w:val="24"/>
+          <w:szCs w:val="24"/>
+        </w:rPr>
+        <w:t>)</w:t>
       </w:r>
     </w:p>
     <w:p>
@@ -17955,6 +18792,7 @@
         <w:t xml:space="preserve"> – Used to attach event listeners like </w:t>
       </w:r>
       <w:proofErr w:type="spellStart"/>
+      <w:proofErr w:type="gramStart"/>
       <w:r>
         <w:rPr>
           <w:sz w:val="24"/>
@@ -17963,6 +18801,7 @@
         <w:t>window.addEventListener</w:t>
       </w:r>
       <w:proofErr w:type="spellEnd"/>
+      <w:proofErr w:type="gramEnd"/>
       <w:r>
         <w:rPr>
           <w:sz w:val="24"/>
@@ -18086,22 +18925,51 @@
           <w:sz w:val="24"/>
           <w:szCs w:val="24"/>
         </w:rPr>
-        <w:t>Why Do We Use componentWillUnmount()?</w:t>
-      </w:r>
-    </w:p>
-    <w:p>
-      <w:pPr>
-        <w:rPr>
-          <w:sz w:val="24"/>
-          <w:szCs w:val="24"/>
-        </w:rPr>
-      </w:pPr>
-      <w:r>
-        <w:rPr>
-          <w:sz w:val="24"/>
-          <w:szCs w:val="24"/>
-        </w:rPr>
-        <w:t xml:space="preserve">componentWillUnmount() is a lifecycle method in </w:t>
+        <w:t xml:space="preserve">Why Do We Use </w:t>
+      </w:r>
+      <w:proofErr w:type="gramStart"/>
+      <w:r>
+        <w:rPr>
+          <w:b/>
+          <w:bCs/>
+          <w:sz w:val="24"/>
+          <w:szCs w:val="24"/>
+        </w:rPr>
+        <w:t>componentWillUnmount(</w:t>
+      </w:r>
+      <w:proofErr w:type="gramEnd"/>
+      <w:r>
+        <w:rPr>
+          <w:b/>
+          <w:bCs/>
+          <w:sz w:val="24"/>
+          <w:szCs w:val="24"/>
+        </w:rPr>
+        <w:t>)?</w:t>
+      </w:r>
+    </w:p>
+    <w:p>
+      <w:pPr>
+        <w:rPr>
+          <w:sz w:val="24"/>
+          <w:szCs w:val="24"/>
+        </w:rPr>
+      </w:pPr>
+      <w:proofErr w:type="gramStart"/>
+      <w:r>
+        <w:rPr>
+          <w:sz w:val="24"/>
+          <w:szCs w:val="24"/>
+        </w:rPr>
+        <w:t>componentWillUnmount(</w:t>
+      </w:r>
+      <w:proofErr w:type="gramEnd"/>
+      <w:r>
+        <w:rPr>
+          <w:sz w:val="24"/>
+          <w:szCs w:val="24"/>
+        </w:rPr>
+        <w:t xml:space="preserve">) is a lifecycle method in </w:t>
       </w:r>
       <w:r>
         <w:rPr>
@@ -18152,7 +19020,27 @@
           <w:sz w:val="24"/>
           <w:szCs w:val="24"/>
         </w:rPr>
-        <w:t>Uses of componentWillUnmount()</w:t>
+        <w:t xml:space="preserve">Uses of </w:t>
+      </w:r>
+      <w:proofErr w:type="gramStart"/>
+      <w:r>
+        <w:rPr>
+          <w:b/>
+          <w:bCs/>
+          <w:sz w:val="24"/>
+          <w:szCs w:val="24"/>
+        </w:rPr>
+        <w:t>componentWillUnmount(</w:t>
+      </w:r>
+      <w:proofErr w:type="gramEnd"/>
+      <w:r>
+        <w:rPr>
+          <w:b/>
+          <w:bCs/>
+          <w:sz w:val="24"/>
+          <w:szCs w:val="24"/>
+        </w:rPr>
+        <w:t>)</w:t>
       </w:r>
     </w:p>
     <w:p>
@@ -18406,16 +19294,34 @@
           <w:sz w:val="24"/>
           <w:szCs w:val="24"/>
         </w:rPr>
-        <w:t xml:space="preserve"> in React, we use super(props) inside the constructor to correctly initialize the </w:t>
-      </w:r>
-      <w:r>
-        <w:rPr>
-          <w:b/>
-          <w:bCs/>
-          <w:sz w:val="24"/>
-          <w:szCs w:val="24"/>
-        </w:rPr>
-        <w:t>this keyword</w:t>
+        <w:t xml:space="preserve"> in React, we use super(props) inside the constructor to correctly initialize </w:t>
+      </w:r>
+      <w:proofErr w:type="gramStart"/>
+      <w:r>
+        <w:rPr>
+          <w:sz w:val="24"/>
+          <w:szCs w:val="24"/>
+        </w:rPr>
+        <w:t xml:space="preserve">the </w:t>
+      </w:r>
+      <w:r>
+        <w:rPr>
+          <w:b/>
+          <w:bCs/>
+          <w:sz w:val="24"/>
+          <w:szCs w:val="24"/>
+        </w:rPr>
+        <w:t>this</w:t>
+      </w:r>
+      <w:proofErr w:type="gramEnd"/>
+      <w:r>
+        <w:rPr>
+          <w:b/>
+          <w:bCs/>
+          <w:sz w:val="24"/>
+          <w:szCs w:val="24"/>
+        </w:rPr>
+        <w:t xml:space="preserve"> keyword</w:t>
       </w:r>
       <w:r>
         <w:rPr>
@@ -18517,7 +19423,23 @@
           <w:sz w:val="24"/>
           <w:szCs w:val="24"/>
         </w:rPr>
-        <w:t>In JavaScript, when a class extends another class, we must call super() before using this.</w:t>
+        <w:t xml:space="preserve">In JavaScript, when a class extends another class, we must call </w:t>
+      </w:r>
+      <w:proofErr w:type="gramStart"/>
+      <w:r>
+        <w:rPr>
+          <w:sz w:val="24"/>
+          <w:szCs w:val="24"/>
+        </w:rPr>
+        <w:t>super(</w:t>
+      </w:r>
+      <w:proofErr w:type="gramEnd"/>
+      <w:r>
+        <w:rPr>
+          <w:sz w:val="24"/>
+          <w:szCs w:val="24"/>
+        </w:rPr>
+        <w:t>) before using this.</w:t>
       </w:r>
     </w:p>
     <w:p>
@@ -18560,6 +19482,7 @@
         <w:t xml:space="preserve">To Allow Access to </w:t>
       </w:r>
       <w:proofErr w:type="spellStart"/>
+      <w:proofErr w:type="gramStart"/>
       <w:r>
         <w:rPr>
           <w:b/>
@@ -18570,6 +19493,7 @@
         <w:t>this.props</w:t>
       </w:r>
       <w:proofErr w:type="spellEnd"/>
+      <w:proofErr w:type="gramEnd"/>
       <w:r>
         <w:rPr>
           <w:b/>
@@ -18599,6 +19523,7 @@
         <w:t xml:space="preserve">Without super(props), </w:t>
       </w:r>
       <w:proofErr w:type="spellStart"/>
+      <w:proofErr w:type="gramStart"/>
       <w:r>
         <w:rPr>
           <w:sz w:val="24"/>
@@ -18607,6 +19532,7 @@
         <w:t>this.props</w:t>
       </w:r>
       <w:proofErr w:type="spellEnd"/>
+      <w:proofErr w:type="gramEnd"/>
       <w:r>
         <w:rPr>
           <w:sz w:val="24"/>
@@ -18792,6 +19718,1692 @@
         </w:rPr>
         <w:t>.</w:t>
       </w:r>
+    </w:p>
+    <w:p>
+      <w:pPr>
+        <w:rPr>
+          <w:sz w:val="24"/>
+          <w:szCs w:val="24"/>
+        </w:rPr>
+      </w:pPr>
+    </w:p>
+    <w:p>
+      <w:pPr>
+        <w:rPr>
+          <w:sz w:val="24"/>
+          <w:szCs w:val="24"/>
+        </w:rPr>
+      </w:pPr>
+    </w:p>
+    <w:p>
+      <w:pPr>
+        <w:rPr>
+          <w:sz w:val="24"/>
+          <w:szCs w:val="24"/>
+        </w:rPr>
+      </w:pPr>
+    </w:p>
+    <w:p>
+      <w:pPr>
+        <w:rPr>
+          <w:sz w:val="24"/>
+          <w:szCs w:val="24"/>
+        </w:rPr>
+      </w:pPr>
+    </w:p>
+    <w:p>
+      <w:pPr>
+        <w:rPr>
+          <w:sz w:val="24"/>
+          <w:szCs w:val="24"/>
+        </w:rPr>
+      </w:pPr>
+    </w:p>
+    <w:p>
+      <w:pPr>
+        <w:rPr>
+          <w:b/>
+          <w:bCs/>
+          <w:sz w:val="36"/>
+          <w:szCs w:val="36"/>
+        </w:rPr>
+      </w:pPr>
+      <w:r>
+        <w:rPr>
+          <w:b/>
+          <w:bCs/>
+          <w:sz w:val="36"/>
+          <w:szCs w:val="36"/>
+        </w:rPr>
+        <w:lastRenderedPageBreak/>
+        <w:t xml:space="preserve">                                                  </w:t>
+      </w:r>
+      <w:r>
+        <w:rPr>
+          <w:b/>
+          <w:bCs/>
+          <w:sz w:val="36"/>
+          <w:szCs w:val="36"/>
+        </w:rPr>
+        <w:t>Redux steps</w:t>
+      </w:r>
+    </w:p>
+    <w:p>
+      <w:pPr>
+        <w:rPr>
+          <w:sz w:val="24"/>
+          <w:szCs w:val="24"/>
+        </w:rPr>
+      </w:pPr>
+      <w:r>
+        <w:rPr>
+          <w:sz w:val="24"/>
+          <w:szCs w:val="24"/>
+        </w:rPr>
+        <w:t xml:space="preserve">Notes I made </w:t>
+      </w:r>
+      <w:r>
+        <w:rPr>
+          <w:sz w:val="24"/>
+          <w:szCs w:val="24"/>
+        </w:rPr>
+        <w:t>–</w:t>
+      </w:r>
+    </w:p>
+    <w:p>
+      <w:pPr>
+        <w:rPr>
+          <w:sz w:val="24"/>
+          <w:szCs w:val="24"/>
+        </w:rPr>
+      </w:pPr>
+      <w:r>
+        <w:rPr>
+          <w:sz w:val="24"/>
+          <w:szCs w:val="24"/>
+        </w:rPr>
+        <w:t xml:space="preserve"> // Redux - Alternative of prop drilling (prop drilling was a headache)</w:t>
+      </w:r>
+    </w:p>
+    <w:p>
+      <w:pPr>
+        <w:rPr>
+          <w:sz w:val="24"/>
+          <w:szCs w:val="24"/>
+        </w:rPr>
+      </w:pPr>
+      <w:r>
+        <w:rPr>
+          <w:sz w:val="24"/>
+          <w:szCs w:val="24"/>
+        </w:rPr>
+        <w:t xml:space="preserve"> // Centralized store </w:t>
+      </w:r>
+    </w:p>
+    <w:p>
+      <w:pPr>
+        <w:rPr>
+          <w:sz w:val="24"/>
+          <w:szCs w:val="24"/>
+        </w:rPr>
+      </w:pPr>
+      <w:r>
+        <w:rPr>
+          <w:sz w:val="24"/>
+          <w:szCs w:val="24"/>
+        </w:rPr>
+        <w:t xml:space="preserve">// Terms </w:t>
+      </w:r>
+      <w:r>
+        <w:rPr>
+          <w:sz w:val="24"/>
+          <w:szCs w:val="24"/>
+        </w:rPr>
+        <w:t>–</w:t>
+      </w:r>
+      <w:r>
+        <w:rPr>
+          <w:sz w:val="24"/>
+          <w:szCs w:val="24"/>
+        </w:rPr>
+        <w:t xml:space="preserve"> </w:t>
+      </w:r>
+    </w:p>
+    <w:p>
+      <w:pPr>
+        <w:rPr>
+          <w:sz w:val="24"/>
+          <w:szCs w:val="24"/>
+        </w:rPr>
+      </w:pPr>
+      <w:r>
+        <w:rPr>
+          <w:sz w:val="24"/>
+          <w:szCs w:val="24"/>
+        </w:rPr>
+        <w:t>// Action {event/</w:t>
+      </w:r>
+      <w:proofErr w:type="gramStart"/>
+      <w:r>
+        <w:rPr>
+          <w:sz w:val="24"/>
+          <w:szCs w:val="24"/>
+        </w:rPr>
+        <w:t>object}(</w:t>
+      </w:r>
+      <w:proofErr w:type="gramEnd"/>
+      <w:r>
+        <w:rPr>
+          <w:sz w:val="24"/>
+          <w:szCs w:val="24"/>
+        </w:rPr>
+        <w:t>It's a [event] or [</w:t>
+      </w:r>
+      <w:proofErr w:type="spellStart"/>
+      <w:r>
+        <w:rPr>
+          <w:sz w:val="24"/>
+          <w:szCs w:val="24"/>
+        </w:rPr>
+        <w:t>event+additional</w:t>
+      </w:r>
+      <w:proofErr w:type="spellEnd"/>
+      <w:r>
+        <w:rPr>
+          <w:sz w:val="24"/>
+          <w:szCs w:val="24"/>
+        </w:rPr>
+        <w:t xml:space="preserve"> info], additional info like ex.- payload, object or data)</w:t>
+      </w:r>
+    </w:p>
+    <w:p>
+      <w:pPr>
+        <w:rPr>
+          <w:sz w:val="24"/>
+          <w:szCs w:val="24"/>
+        </w:rPr>
+      </w:pPr>
+      <w:r>
+        <w:rPr>
+          <w:sz w:val="24"/>
+          <w:szCs w:val="24"/>
+        </w:rPr>
+        <w:t xml:space="preserve"> // Store {hold states} (It contains </w:t>
+      </w:r>
+      <w:proofErr w:type="spellStart"/>
+      <w:proofErr w:type="gramStart"/>
+      <w:r>
+        <w:rPr>
+          <w:sz w:val="24"/>
+          <w:szCs w:val="24"/>
+        </w:rPr>
+        <w:t>state,the</w:t>
+      </w:r>
+      <w:proofErr w:type="spellEnd"/>
+      <w:proofErr w:type="gramEnd"/>
+      <w:r>
+        <w:rPr>
+          <w:sz w:val="24"/>
+          <w:szCs w:val="24"/>
+        </w:rPr>
+        <w:t xml:space="preserve"> data you want to </w:t>
+      </w:r>
+      <w:proofErr w:type="spellStart"/>
+      <w:r>
+        <w:rPr>
+          <w:sz w:val="24"/>
+          <w:szCs w:val="24"/>
+        </w:rPr>
+        <w:t>manupulate</w:t>
+      </w:r>
+      <w:proofErr w:type="spellEnd"/>
+      <w:r>
+        <w:rPr>
+          <w:sz w:val="24"/>
+          <w:szCs w:val="24"/>
+        </w:rPr>
+        <w:t xml:space="preserve">, it also contains reducers) </w:t>
+      </w:r>
+    </w:p>
+    <w:p>
+      <w:pPr>
+        <w:rPr>
+          <w:sz w:val="24"/>
+          <w:szCs w:val="24"/>
+        </w:rPr>
+      </w:pPr>
+      <w:r>
+        <w:rPr>
+          <w:sz w:val="24"/>
+          <w:szCs w:val="24"/>
+        </w:rPr>
+        <w:t>// Reducer {functions</w:t>
+      </w:r>
+      <w:proofErr w:type="gramStart"/>
+      <w:r>
+        <w:rPr>
+          <w:sz w:val="24"/>
+          <w:szCs w:val="24"/>
+        </w:rPr>
+        <w:t>}(</w:t>
+      </w:r>
+      <w:proofErr w:type="gramEnd"/>
+      <w:r>
+        <w:rPr>
+          <w:sz w:val="24"/>
+          <w:szCs w:val="24"/>
+        </w:rPr>
+        <w:t xml:space="preserve">This contains the entire logic for updating or changing a data) </w:t>
+      </w:r>
+    </w:p>
+    <w:p>
+      <w:pPr>
+        <w:rPr>
+          <w:sz w:val="24"/>
+          <w:szCs w:val="24"/>
+        </w:rPr>
+      </w:pPr>
+      <w:r>
+        <w:rPr>
+          <w:sz w:val="24"/>
+          <w:szCs w:val="24"/>
+        </w:rPr>
+        <w:t>// Slice {features</w:t>
+      </w:r>
+      <w:proofErr w:type="gramStart"/>
+      <w:r>
+        <w:rPr>
+          <w:sz w:val="24"/>
+          <w:szCs w:val="24"/>
+        </w:rPr>
+        <w:t>}(</w:t>
+      </w:r>
+      <w:proofErr w:type="gramEnd"/>
+      <w:r>
+        <w:rPr>
+          <w:sz w:val="24"/>
+          <w:szCs w:val="24"/>
+        </w:rPr>
+        <w:t xml:space="preserve">The logics of maintaining states for every features is in 'Slice', this contains initial state and reducer function) </w:t>
+      </w:r>
+    </w:p>
+    <w:p>
+      <w:pPr>
+        <w:rPr>
+          <w:sz w:val="24"/>
+          <w:szCs w:val="24"/>
+        </w:rPr>
+      </w:pPr>
+      <w:r>
+        <w:rPr>
+          <w:sz w:val="24"/>
+          <w:szCs w:val="24"/>
+        </w:rPr>
+        <w:t xml:space="preserve">// State {data} </w:t>
+      </w:r>
+    </w:p>
+    <w:p>
+      <w:pPr>
+        <w:rPr>
+          <w:sz w:val="24"/>
+          <w:szCs w:val="24"/>
+        </w:rPr>
+      </w:pPr>
+      <w:r>
+        <w:rPr>
+          <w:sz w:val="24"/>
+          <w:szCs w:val="24"/>
+        </w:rPr>
+        <w:t xml:space="preserve">// Whole path </w:t>
+      </w:r>
+      <w:r>
+        <w:rPr>
+          <w:sz w:val="24"/>
+          <w:szCs w:val="24"/>
+        </w:rPr>
+        <w:t>–</w:t>
+      </w:r>
+    </w:p>
+    <w:p>
+      <w:pPr>
+        <w:rPr>
+          <w:sz w:val="24"/>
+          <w:szCs w:val="24"/>
+        </w:rPr>
+      </w:pPr>
+      <w:r>
+        <w:rPr>
+          <w:sz w:val="24"/>
+          <w:szCs w:val="24"/>
+        </w:rPr>
+        <w:t xml:space="preserve"> // UI trigger -&gt; Action dispatch -&gt; store -&gt; reducer -&gt; state update in store -&gt; UI update </w:t>
+      </w:r>
+    </w:p>
+    <w:p>
+      <w:pPr>
+        <w:rPr>
+          <w:sz w:val="24"/>
+          <w:szCs w:val="24"/>
+        </w:rPr>
+      </w:pPr>
+      <w:r>
+        <w:rPr>
+          <w:sz w:val="24"/>
+          <w:szCs w:val="24"/>
+        </w:rPr>
+        <w:t xml:space="preserve">// ex- button click -&gt; </w:t>
+      </w:r>
+      <w:proofErr w:type="spellStart"/>
+      <w:proofErr w:type="gramStart"/>
+      <w:r>
+        <w:rPr>
+          <w:sz w:val="24"/>
+          <w:szCs w:val="24"/>
+        </w:rPr>
+        <w:t>handlefunc</w:t>
+      </w:r>
+      <w:proofErr w:type="spellEnd"/>
+      <w:r>
+        <w:rPr>
+          <w:sz w:val="24"/>
+          <w:szCs w:val="24"/>
+        </w:rPr>
+        <w:t>(</w:t>
+      </w:r>
+      <w:proofErr w:type="gramEnd"/>
+      <w:r>
+        <w:rPr>
+          <w:sz w:val="24"/>
+          <w:szCs w:val="24"/>
+        </w:rPr>
+        <w:t xml:space="preserve">) -&gt; store -&gt; increment() -&gt; num+1 in store -&gt; num+1 in UI </w:t>
+      </w:r>
+    </w:p>
+    <w:p>
+      <w:pPr>
+        <w:rPr>
+          <w:sz w:val="24"/>
+          <w:szCs w:val="24"/>
+        </w:rPr>
+      </w:pPr>
+      <w:r>
+        <w:rPr>
+          <w:sz w:val="24"/>
+          <w:szCs w:val="24"/>
+        </w:rPr>
+        <w:t xml:space="preserve">// Steps </w:t>
+      </w:r>
+      <w:r>
+        <w:rPr>
+          <w:sz w:val="24"/>
+          <w:szCs w:val="24"/>
+        </w:rPr>
+        <w:t>–</w:t>
+      </w:r>
+    </w:p>
+    <w:p>
+      <w:pPr>
+        <w:rPr>
+          <w:sz w:val="24"/>
+          <w:szCs w:val="24"/>
+        </w:rPr>
+      </w:pPr>
+      <w:r>
+        <w:rPr>
+          <w:sz w:val="24"/>
+          <w:szCs w:val="24"/>
+        </w:rPr>
+        <w:t xml:space="preserve">// 1. create store (in 'redux' folder) </w:t>
+      </w:r>
+    </w:p>
+    <w:p>
+      <w:pPr>
+        <w:rPr>
+          <w:sz w:val="24"/>
+          <w:szCs w:val="24"/>
+        </w:rPr>
+      </w:pPr>
+      <w:r>
+        <w:rPr>
+          <w:sz w:val="24"/>
+          <w:szCs w:val="24"/>
+        </w:rPr>
+        <w:t xml:space="preserve">// 2. wrap the App.js with Provider </w:t>
+      </w:r>
+    </w:p>
+    <w:p>
+      <w:pPr>
+        <w:rPr>
+          <w:sz w:val="24"/>
+          <w:szCs w:val="24"/>
+        </w:rPr>
+      </w:pPr>
+      <w:r>
+        <w:rPr>
+          <w:sz w:val="24"/>
+          <w:szCs w:val="24"/>
+        </w:rPr>
+        <w:t xml:space="preserve">// 3. create slice (in 'features' folder) </w:t>
+      </w:r>
+    </w:p>
+    <w:p>
+      <w:pPr>
+        <w:rPr>
+          <w:sz w:val="24"/>
+          <w:szCs w:val="24"/>
+        </w:rPr>
+      </w:pPr>
+      <w:r>
+        <w:rPr>
+          <w:sz w:val="24"/>
+          <w:szCs w:val="24"/>
+        </w:rPr>
+        <w:t xml:space="preserve">// 4. create Reducers in slice </w:t>
+      </w:r>
+    </w:p>
+    <w:p>
+      <w:pPr>
+        <w:rPr>
+          <w:sz w:val="24"/>
+          <w:szCs w:val="24"/>
+        </w:rPr>
+      </w:pPr>
+      <w:r>
+        <w:rPr>
+          <w:sz w:val="24"/>
+          <w:szCs w:val="24"/>
+        </w:rPr>
+        <w:t xml:space="preserve">// 5. register the created reducers in the store </w:t>
+      </w:r>
+    </w:p>
+    <w:p>
+      <w:pPr>
+        <w:rPr>
+          <w:sz w:val="24"/>
+          <w:szCs w:val="24"/>
+        </w:rPr>
+      </w:pPr>
+      <w:r>
+        <w:rPr>
+          <w:sz w:val="24"/>
+          <w:szCs w:val="24"/>
+        </w:rPr>
+        <w:t xml:space="preserve">// </w:t>
+      </w:r>
+      <w:proofErr w:type="spellStart"/>
+      <w:r>
+        <w:rPr>
+          <w:sz w:val="24"/>
+          <w:szCs w:val="24"/>
+        </w:rPr>
+        <w:t>useSelector</w:t>
+      </w:r>
+      <w:proofErr w:type="spellEnd"/>
+      <w:r>
+        <w:rPr>
+          <w:sz w:val="24"/>
+          <w:szCs w:val="24"/>
+        </w:rPr>
+        <w:t>, dispatch</w:t>
+      </w:r>
+    </w:p>
+    <w:p>
+      <w:pPr>
+        <w:rPr>
+          <w:sz w:val="24"/>
+          <w:szCs w:val="24"/>
+        </w:rPr>
+      </w:pPr>
+    </w:p>
+    <w:p>
+      <w:pPr>
+        <w:rPr>
+          <w:b/>
+          <w:bCs/>
+          <w:sz w:val="24"/>
+          <w:szCs w:val="24"/>
+        </w:rPr>
+      </w:pPr>
+      <w:r>
+        <w:rPr>
+          <w:b/>
+          <w:bCs/>
+          <w:sz w:val="24"/>
+          <w:szCs w:val="24"/>
+        </w:rPr>
+        <w:t>Q: Advantages of using Redux Toolkit over Redux</w:t>
+      </w:r>
+    </w:p>
+    <w:p>
+      <w:pPr>
+        <w:rPr>
+          <w:sz w:val="24"/>
+          <w:szCs w:val="24"/>
+        </w:rPr>
+      </w:pPr>
+      <w:r>
+        <w:rPr>
+          <w:b/>
+          <w:bCs/>
+          <w:sz w:val="24"/>
+          <w:szCs w:val="24"/>
+        </w:rPr>
+        <w:t>Definition</w:t>
+      </w:r>
+      <w:r>
+        <w:rPr>
+          <w:sz w:val="24"/>
+          <w:szCs w:val="24"/>
+        </w:rPr>
+        <w:t>: Redux Toolkit (RTK) is a modern approach to Redux that simplifies state management by reducing boilerplate code.</w:t>
+      </w:r>
+    </w:p>
+    <w:p>
+      <w:pPr>
+        <w:numPr>
+          <w:ilvl w:val="0"/>
+          <w:numId w:val="53"/>
+        </w:numPr>
+        <w:rPr>
+          <w:sz w:val="24"/>
+          <w:szCs w:val="24"/>
+        </w:rPr>
+      </w:pPr>
+      <w:r>
+        <w:rPr>
+          <w:b/>
+          <w:bCs/>
+          <w:sz w:val="24"/>
+          <w:szCs w:val="24"/>
+        </w:rPr>
+        <w:t>Simplifies Setup</w:t>
+      </w:r>
+      <w:r>
+        <w:rPr>
+          <w:sz w:val="24"/>
+          <w:szCs w:val="24"/>
+        </w:rPr>
+        <w:t>: Reduces boilerplate with built-in best practices.</w:t>
+      </w:r>
+    </w:p>
+    <w:p>
+      <w:pPr>
+        <w:numPr>
+          <w:ilvl w:val="0"/>
+          <w:numId w:val="53"/>
+        </w:numPr>
+        <w:rPr>
+          <w:sz w:val="24"/>
+          <w:szCs w:val="24"/>
+        </w:rPr>
+      </w:pPr>
+      <w:r>
+        <w:rPr>
+          <w:b/>
+          <w:bCs/>
+          <w:sz w:val="24"/>
+          <w:szCs w:val="24"/>
+        </w:rPr>
+        <w:t>Less Code</w:t>
+      </w:r>
+      <w:r>
+        <w:rPr>
+          <w:sz w:val="24"/>
+          <w:szCs w:val="24"/>
+        </w:rPr>
+        <w:t>: No need for manual action types, creators, or reducers.</w:t>
+      </w:r>
+    </w:p>
+    <w:p>
+      <w:pPr>
+        <w:numPr>
+          <w:ilvl w:val="0"/>
+          <w:numId w:val="53"/>
+        </w:numPr>
+        <w:rPr>
+          <w:sz w:val="24"/>
+          <w:szCs w:val="24"/>
+        </w:rPr>
+      </w:pPr>
+      <w:r>
+        <w:rPr>
+          <w:b/>
+          <w:bCs/>
+          <w:sz w:val="24"/>
+          <w:szCs w:val="24"/>
+        </w:rPr>
+        <w:t>Immutable Updates</w:t>
+      </w:r>
+      <w:r>
+        <w:rPr>
+          <w:sz w:val="24"/>
+          <w:szCs w:val="24"/>
+        </w:rPr>
+        <w:t>: Uses immer for easy state management.</w:t>
+      </w:r>
+    </w:p>
+    <w:p>
+      <w:pPr>
+        <w:numPr>
+          <w:ilvl w:val="0"/>
+          <w:numId w:val="53"/>
+        </w:numPr>
+        <w:rPr>
+          <w:sz w:val="24"/>
+          <w:szCs w:val="24"/>
+        </w:rPr>
+      </w:pPr>
+      <w:r>
+        <w:rPr>
+          <w:b/>
+          <w:bCs/>
+          <w:sz w:val="24"/>
+          <w:szCs w:val="24"/>
+        </w:rPr>
+        <w:t xml:space="preserve">Integrated </w:t>
+      </w:r>
+      <w:proofErr w:type="spellStart"/>
+      <w:r>
+        <w:rPr>
+          <w:b/>
+          <w:bCs/>
+          <w:sz w:val="24"/>
+          <w:szCs w:val="24"/>
+        </w:rPr>
+        <w:t>DevTools</w:t>
+      </w:r>
+      <w:proofErr w:type="spellEnd"/>
+      <w:r>
+        <w:rPr>
+          <w:sz w:val="24"/>
+          <w:szCs w:val="24"/>
+        </w:rPr>
+        <w:t xml:space="preserve">: Pre-configured Redux </w:t>
+      </w:r>
+      <w:proofErr w:type="spellStart"/>
+      <w:r>
+        <w:rPr>
+          <w:sz w:val="24"/>
+          <w:szCs w:val="24"/>
+        </w:rPr>
+        <w:t>DevTools</w:t>
+      </w:r>
+      <w:proofErr w:type="spellEnd"/>
+      <w:r>
+        <w:rPr>
+          <w:sz w:val="24"/>
+          <w:szCs w:val="24"/>
+        </w:rPr>
+        <w:t xml:space="preserve"> support.</w:t>
+      </w:r>
+    </w:p>
+    <w:p>
+      <w:pPr>
+        <w:numPr>
+          <w:ilvl w:val="0"/>
+          <w:numId w:val="53"/>
+        </w:numPr>
+        <w:rPr>
+          <w:sz w:val="24"/>
+          <w:szCs w:val="24"/>
+        </w:rPr>
+      </w:pPr>
+      <w:r>
+        <w:rPr>
+          <w:b/>
+          <w:bCs/>
+          <w:sz w:val="24"/>
+          <w:szCs w:val="24"/>
+        </w:rPr>
+        <w:t>Modern Approach</w:t>
+      </w:r>
+      <w:r>
+        <w:rPr>
+          <w:sz w:val="24"/>
+          <w:szCs w:val="24"/>
+        </w:rPr>
+        <w:t>: Promotes slices for modular state management.</w:t>
+      </w:r>
+    </w:p>
+    <w:p>
+      <w:pPr>
+        <w:numPr>
+          <w:ilvl w:val="0"/>
+          <w:numId w:val="53"/>
+        </w:numPr>
+        <w:rPr>
+          <w:sz w:val="24"/>
+          <w:szCs w:val="24"/>
+        </w:rPr>
+      </w:pPr>
+      <w:proofErr w:type="spellStart"/>
+      <w:r>
+        <w:rPr>
+          <w:b/>
+          <w:bCs/>
+          <w:sz w:val="24"/>
+          <w:szCs w:val="24"/>
+        </w:rPr>
+        <w:t>Thunk</w:t>
+      </w:r>
+      <w:proofErr w:type="spellEnd"/>
+      <w:r>
+        <w:rPr>
+          <w:b/>
+          <w:bCs/>
+          <w:sz w:val="24"/>
+          <w:szCs w:val="24"/>
+        </w:rPr>
+        <w:t xml:space="preserve"> Support</w:t>
+      </w:r>
+      <w:r>
+        <w:rPr>
+          <w:sz w:val="24"/>
+          <w:szCs w:val="24"/>
+        </w:rPr>
+        <w:t xml:space="preserve">: Built-in </w:t>
+      </w:r>
+      <w:proofErr w:type="spellStart"/>
+      <w:r>
+        <w:rPr>
+          <w:sz w:val="24"/>
+          <w:szCs w:val="24"/>
+        </w:rPr>
+        <w:t>createAsyncThunk</w:t>
+      </w:r>
+      <w:proofErr w:type="spellEnd"/>
+      <w:r>
+        <w:rPr>
+          <w:sz w:val="24"/>
+          <w:szCs w:val="24"/>
+        </w:rPr>
+        <w:t xml:space="preserve"> for handling async logic.</w:t>
+      </w:r>
+    </w:p>
+    <w:p>
+      <w:pPr>
+        <w:rPr>
+          <w:b/>
+          <w:bCs/>
+          <w:sz w:val="24"/>
+          <w:szCs w:val="24"/>
+        </w:rPr>
+      </w:pPr>
+      <w:r>
+        <w:rPr>
+          <w:b/>
+          <w:bCs/>
+          <w:sz w:val="24"/>
+          <w:szCs w:val="24"/>
+        </w:rPr>
+        <w:t>Q: Explain Dispatcher</w:t>
+      </w:r>
+    </w:p>
+    <w:p>
+      <w:pPr>
+        <w:rPr>
+          <w:sz w:val="24"/>
+          <w:szCs w:val="24"/>
+        </w:rPr>
+      </w:pPr>
+      <w:r>
+        <w:rPr>
+          <w:b/>
+          <w:bCs/>
+          <w:sz w:val="24"/>
+          <w:szCs w:val="24"/>
+        </w:rPr>
+        <w:lastRenderedPageBreak/>
+        <w:t>Definition</w:t>
+      </w:r>
+      <w:r>
+        <w:rPr>
+          <w:sz w:val="24"/>
+          <w:szCs w:val="24"/>
+        </w:rPr>
+        <w:t>: A dispatcher is a function in Redux that sends actions to the store to update the state.</w:t>
+      </w:r>
+    </w:p>
+    <w:p>
+      <w:pPr>
+        <w:numPr>
+          <w:ilvl w:val="0"/>
+          <w:numId w:val="54"/>
+        </w:numPr>
+        <w:rPr>
+          <w:sz w:val="24"/>
+          <w:szCs w:val="24"/>
+        </w:rPr>
+      </w:pPr>
+      <w:r>
+        <w:rPr>
+          <w:b/>
+          <w:bCs/>
+          <w:sz w:val="24"/>
+          <w:szCs w:val="24"/>
+        </w:rPr>
+        <w:t>Manages Actions</w:t>
+      </w:r>
+      <w:r>
+        <w:rPr>
+          <w:sz w:val="24"/>
+          <w:szCs w:val="24"/>
+        </w:rPr>
+        <w:t>: Sends actions to update state in Redux.</w:t>
+      </w:r>
+    </w:p>
+    <w:p>
+      <w:pPr>
+        <w:numPr>
+          <w:ilvl w:val="0"/>
+          <w:numId w:val="54"/>
+        </w:numPr>
+        <w:rPr>
+          <w:sz w:val="24"/>
+          <w:szCs w:val="24"/>
+        </w:rPr>
+      </w:pPr>
+      <w:r>
+        <w:rPr>
+          <w:b/>
+          <w:bCs/>
+          <w:sz w:val="24"/>
+          <w:szCs w:val="24"/>
+        </w:rPr>
+        <w:t>Dispatch Function</w:t>
+      </w:r>
+      <w:r>
+        <w:rPr>
+          <w:sz w:val="24"/>
+          <w:szCs w:val="24"/>
+        </w:rPr>
+        <w:t xml:space="preserve">: </w:t>
+      </w:r>
+      <w:proofErr w:type="spellStart"/>
+      <w:proofErr w:type="gramStart"/>
+      <w:r>
+        <w:rPr>
+          <w:sz w:val="24"/>
+          <w:szCs w:val="24"/>
+        </w:rPr>
+        <w:t>store.dispatch</w:t>
+      </w:r>
+      <w:proofErr w:type="spellEnd"/>
+      <w:proofErr w:type="gramEnd"/>
+      <w:r>
+        <w:rPr>
+          <w:sz w:val="24"/>
+          <w:szCs w:val="24"/>
+        </w:rPr>
+        <w:t>(action) triggers state changes.</w:t>
+      </w:r>
+    </w:p>
+    <w:p>
+      <w:pPr>
+        <w:numPr>
+          <w:ilvl w:val="0"/>
+          <w:numId w:val="54"/>
+        </w:numPr>
+        <w:rPr>
+          <w:sz w:val="24"/>
+          <w:szCs w:val="24"/>
+        </w:rPr>
+      </w:pPr>
+      <w:r>
+        <w:rPr>
+          <w:b/>
+          <w:bCs/>
+          <w:sz w:val="24"/>
+          <w:szCs w:val="24"/>
+        </w:rPr>
+        <w:t>Works with Reducers</w:t>
+      </w:r>
+      <w:r>
+        <w:rPr>
+          <w:sz w:val="24"/>
+          <w:szCs w:val="24"/>
+        </w:rPr>
+        <w:t>: Passes actions to reducers for processing.</w:t>
+      </w:r>
+    </w:p>
+    <w:p>
+      <w:pPr>
+        <w:numPr>
+          <w:ilvl w:val="0"/>
+          <w:numId w:val="54"/>
+        </w:numPr>
+        <w:rPr>
+          <w:sz w:val="24"/>
+          <w:szCs w:val="24"/>
+        </w:rPr>
+      </w:pPr>
+      <w:r>
+        <w:rPr>
+          <w:b/>
+          <w:bCs/>
+          <w:sz w:val="24"/>
+          <w:szCs w:val="24"/>
+        </w:rPr>
+        <w:t>Ensures Predictability</w:t>
+      </w:r>
+      <w:r>
+        <w:rPr>
+          <w:sz w:val="24"/>
+          <w:szCs w:val="24"/>
+        </w:rPr>
+        <w:t>: Centralized action flow for a structured state update.</w:t>
+      </w:r>
+    </w:p>
+    <w:p>
+      <w:pPr>
+        <w:rPr>
+          <w:b/>
+          <w:bCs/>
+          <w:sz w:val="24"/>
+          <w:szCs w:val="24"/>
+        </w:rPr>
+      </w:pPr>
+      <w:r>
+        <w:rPr>
+          <w:b/>
+          <w:bCs/>
+          <w:sz w:val="24"/>
+          <w:szCs w:val="24"/>
+        </w:rPr>
+        <w:t>Q: Explain Reducer</w:t>
+      </w:r>
+    </w:p>
+    <w:p>
+      <w:pPr>
+        <w:rPr>
+          <w:sz w:val="24"/>
+          <w:szCs w:val="24"/>
+        </w:rPr>
+      </w:pPr>
+      <w:r>
+        <w:rPr>
+          <w:b/>
+          <w:bCs/>
+          <w:sz w:val="24"/>
+          <w:szCs w:val="24"/>
+        </w:rPr>
+        <w:t>Definition</w:t>
+      </w:r>
+      <w:r>
+        <w:rPr>
+          <w:sz w:val="24"/>
+          <w:szCs w:val="24"/>
+        </w:rPr>
+        <w:t>: A reducer is a pure function in Redux that determines state changes based on actions.</w:t>
+      </w:r>
+    </w:p>
+    <w:p>
+      <w:pPr>
+        <w:numPr>
+          <w:ilvl w:val="0"/>
+          <w:numId w:val="55"/>
+        </w:numPr>
+        <w:rPr>
+          <w:sz w:val="24"/>
+          <w:szCs w:val="24"/>
+        </w:rPr>
+      </w:pPr>
+      <w:r>
+        <w:rPr>
+          <w:b/>
+          <w:bCs/>
+          <w:sz w:val="24"/>
+          <w:szCs w:val="24"/>
+        </w:rPr>
+        <w:t>Pure Function</w:t>
+      </w:r>
+      <w:r>
+        <w:rPr>
+          <w:sz w:val="24"/>
+          <w:szCs w:val="24"/>
+        </w:rPr>
+        <w:t>: Takes current state + action → returns new state.</w:t>
+      </w:r>
+    </w:p>
+    <w:p>
+      <w:pPr>
+        <w:numPr>
+          <w:ilvl w:val="0"/>
+          <w:numId w:val="55"/>
+        </w:numPr>
+        <w:rPr>
+          <w:sz w:val="24"/>
+          <w:szCs w:val="24"/>
+        </w:rPr>
+      </w:pPr>
+      <w:r>
+        <w:rPr>
+          <w:b/>
+          <w:bCs/>
+          <w:sz w:val="24"/>
+          <w:szCs w:val="24"/>
+        </w:rPr>
+        <w:t>Handles Actions</w:t>
+      </w:r>
+      <w:r>
+        <w:rPr>
+          <w:sz w:val="24"/>
+          <w:szCs w:val="24"/>
+        </w:rPr>
+        <w:t>: Uses switch case to update state.</w:t>
+      </w:r>
+    </w:p>
+    <w:p>
+      <w:pPr>
+        <w:numPr>
+          <w:ilvl w:val="0"/>
+          <w:numId w:val="55"/>
+        </w:numPr>
+        <w:rPr>
+          <w:sz w:val="24"/>
+          <w:szCs w:val="24"/>
+        </w:rPr>
+      </w:pPr>
+      <w:r>
+        <w:rPr>
+          <w:b/>
+          <w:bCs/>
+          <w:sz w:val="24"/>
+          <w:szCs w:val="24"/>
+        </w:rPr>
+        <w:t>Ensures Immutability</w:t>
+      </w:r>
+      <w:r>
+        <w:rPr>
+          <w:sz w:val="24"/>
+          <w:szCs w:val="24"/>
+        </w:rPr>
+        <w:t>: Returns a new state instead of modifying existing.</w:t>
+      </w:r>
+    </w:p>
+    <w:p>
+      <w:pPr>
+        <w:numPr>
+          <w:ilvl w:val="0"/>
+          <w:numId w:val="55"/>
+        </w:numPr>
+        <w:rPr>
+          <w:sz w:val="24"/>
+          <w:szCs w:val="24"/>
+        </w:rPr>
+      </w:pPr>
+      <w:r>
+        <w:rPr>
+          <w:b/>
+          <w:bCs/>
+          <w:sz w:val="24"/>
+          <w:szCs w:val="24"/>
+        </w:rPr>
+        <w:t>Manages Specific State</w:t>
+      </w:r>
+      <w:r>
+        <w:rPr>
+          <w:sz w:val="24"/>
+          <w:szCs w:val="24"/>
+        </w:rPr>
+        <w:t xml:space="preserve">: Can be combined with others using </w:t>
+      </w:r>
+      <w:proofErr w:type="spellStart"/>
+      <w:r>
+        <w:rPr>
+          <w:sz w:val="24"/>
+          <w:szCs w:val="24"/>
+        </w:rPr>
+        <w:t>combineReducers</w:t>
+      </w:r>
+      <w:proofErr w:type="spellEnd"/>
+      <w:r>
+        <w:rPr>
+          <w:sz w:val="24"/>
+          <w:szCs w:val="24"/>
+        </w:rPr>
+        <w:t>.</w:t>
+      </w:r>
+    </w:p>
+    <w:p>
+      <w:pPr>
+        <w:rPr>
+          <w:b/>
+          <w:bCs/>
+          <w:sz w:val="24"/>
+          <w:szCs w:val="24"/>
+        </w:rPr>
+      </w:pPr>
+      <w:r>
+        <w:rPr>
+          <w:b/>
+          <w:bCs/>
+          <w:sz w:val="24"/>
+          <w:szCs w:val="24"/>
+        </w:rPr>
+        <w:t>Q: Explain Slice</w:t>
+      </w:r>
+    </w:p>
+    <w:p>
+      <w:pPr>
+        <w:rPr>
+          <w:sz w:val="24"/>
+          <w:szCs w:val="24"/>
+        </w:rPr>
+      </w:pPr>
+      <w:r>
+        <w:rPr>
+          <w:b/>
+          <w:bCs/>
+          <w:sz w:val="24"/>
+          <w:szCs w:val="24"/>
+        </w:rPr>
+        <w:t>Definition</w:t>
+      </w:r>
+      <w:r>
+        <w:rPr>
+          <w:sz w:val="24"/>
+          <w:szCs w:val="24"/>
+        </w:rPr>
+        <w:t>: A slice in Redux Toolkit is a collection of reducers, actions, and initial state for a specific feature.</w:t>
+      </w:r>
+    </w:p>
+    <w:p>
+      <w:pPr>
+        <w:numPr>
+          <w:ilvl w:val="0"/>
+          <w:numId w:val="56"/>
+        </w:numPr>
+        <w:rPr>
+          <w:sz w:val="24"/>
+          <w:szCs w:val="24"/>
+        </w:rPr>
+      </w:pPr>
+      <w:r>
+        <w:rPr>
+          <w:b/>
+          <w:bCs/>
+          <w:sz w:val="24"/>
+          <w:szCs w:val="24"/>
+        </w:rPr>
+        <w:t>Encapsulates Redux Logic</w:t>
+      </w:r>
+      <w:r>
+        <w:rPr>
+          <w:sz w:val="24"/>
+          <w:szCs w:val="24"/>
+        </w:rPr>
+        <w:t>: Groups state, reducers, and actions together.</w:t>
+      </w:r>
+    </w:p>
+    <w:p>
+      <w:pPr>
+        <w:numPr>
+          <w:ilvl w:val="0"/>
+          <w:numId w:val="56"/>
+        </w:numPr>
+        <w:rPr>
+          <w:sz w:val="24"/>
+          <w:szCs w:val="24"/>
+        </w:rPr>
+      </w:pPr>
+      <w:r>
+        <w:rPr>
+          <w:b/>
+          <w:bCs/>
+          <w:sz w:val="24"/>
+          <w:szCs w:val="24"/>
+        </w:rPr>
+        <w:t xml:space="preserve">Uses </w:t>
+      </w:r>
+      <w:proofErr w:type="spellStart"/>
+      <w:r>
+        <w:rPr>
+          <w:b/>
+          <w:bCs/>
+          <w:sz w:val="24"/>
+          <w:szCs w:val="24"/>
+        </w:rPr>
+        <w:t>createSlice</w:t>
+      </w:r>
+      <w:proofErr w:type="spellEnd"/>
+      <w:r>
+        <w:rPr>
+          <w:sz w:val="24"/>
+          <w:szCs w:val="24"/>
+        </w:rPr>
+        <w:t>: Automatically generates actions and reducers.</w:t>
+      </w:r>
+    </w:p>
+    <w:p>
+      <w:pPr>
+        <w:numPr>
+          <w:ilvl w:val="0"/>
+          <w:numId w:val="56"/>
+        </w:numPr>
+        <w:rPr>
+          <w:sz w:val="24"/>
+          <w:szCs w:val="24"/>
+        </w:rPr>
+      </w:pPr>
+      <w:r>
+        <w:rPr>
+          <w:b/>
+          <w:bCs/>
+          <w:sz w:val="24"/>
+          <w:szCs w:val="24"/>
+        </w:rPr>
+        <w:t>Modular Approach</w:t>
+      </w:r>
+      <w:r>
+        <w:rPr>
+          <w:sz w:val="24"/>
+          <w:szCs w:val="24"/>
+        </w:rPr>
+        <w:t>: Makes state management more organized.</w:t>
+      </w:r>
+    </w:p>
+    <w:p>
+      <w:pPr>
+        <w:numPr>
+          <w:ilvl w:val="0"/>
+          <w:numId w:val="56"/>
+        </w:numPr>
+        <w:rPr>
+          <w:sz w:val="24"/>
+          <w:szCs w:val="24"/>
+        </w:rPr>
+      </w:pPr>
+      <w:r>
+        <w:rPr>
+          <w:b/>
+          <w:bCs/>
+          <w:sz w:val="24"/>
+          <w:szCs w:val="24"/>
+        </w:rPr>
+        <w:t>Supports Mutability</w:t>
+      </w:r>
+      <w:r>
+        <w:rPr>
+          <w:sz w:val="24"/>
+          <w:szCs w:val="24"/>
+        </w:rPr>
+        <w:t>: Uses immer to allow direct state modifications.</w:t>
+      </w:r>
+    </w:p>
+    <w:p>
+      <w:pPr>
+        <w:rPr>
+          <w:b/>
+          <w:bCs/>
+          <w:sz w:val="24"/>
+          <w:szCs w:val="24"/>
+        </w:rPr>
+      </w:pPr>
+      <w:r>
+        <w:rPr>
+          <w:b/>
+          <w:bCs/>
+          <w:sz w:val="24"/>
+          <w:szCs w:val="24"/>
+        </w:rPr>
+        <w:t>Q: Explain Selector</w:t>
+      </w:r>
+    </w:p>
+    <w:p>
+      <w:pPr>
+        <w:rPr>
+          <w:sz w:val="24"/>
+          <w:szCs w:val="24"/>
+        </w:rPr>
+      </w:pPr>
+      <w:r>
+        <w:rPr>
+          <w:b/>
+          <w:bCs/>
+          <w:sz w:val="24"/>
+          <w:szCs w:val="24"/>
+        </w:rPr>
+        <w:t>Definition</w:t>
+      </w:r>
+      <w:r>
+        <w:rPr>
+          <w:sz w:val="24"/>
+          <w:szCs w:val="24"/>
+        </w:rPr>
+        <w:t>: A selector is a function that retrieves specific data from the Redux store.</w:t>
+      </w:r>
+    </w:p>
+    <w:p>
+      <w:pPr>
+        <w:numPr>
+          <w:ilvl w:val="0"/>
+          <w:numId w:val="57"/>
+        </w:numPr>
+        <w:rPr>
+          <w:sz w:val="24"/>
+          <w:szCs w:val="24"/>
+        </w:rPr>
+      </w:pPr>
+      <w:r>
+        <w:rPr>
+          <w:b/>
+          <w:bCs/>
+          <w:sz w:val="24"/>
+          <w:szCs w:val="24"/>
+        </w:rPr>
+        <w:t>Extracts Data</w:t>
+      </w:r>
+      <w:r>
+        <w:rPr>
+          <w:sz w:val="24"/>
+          <w:szCs w:val="24"/>
+        </w:rPr>
+        <w:t>: Fetches specific parts of the state.</w:t>
+      </w:r>
+    </w:p>
+    <w:p>
+      <w:pPr>
+        <w:numPr>
+          <w:ilvl w:val="0"/>
+          <w:numId w:val="57"/>
+        </w:numPr>
+        <w:rPr>
+          <w:sz w:val="24"/>
+          <w:szCs w:val="24"/>
+        </w:rPr>
+      </w:pPr>
+      <w:r>
+        <w:rPr>
+          <w:b/>
+          <w:bCs/>
+          <w:sz w:val="24"/>
+          <w:szCs w:val="24"/>
+        </w:rPr>
+        <w:t>Improves Performance</w:t>
+      </w:r>
+      <w:r>
+        <w:rPr>
+          <w:sz w:val="24"/>
+          <w:szCs w:val="24"/>
+        </w:rPr>
+        <w:t xml:space="preserve">: Uses reselect for </w:t>
+      </w:r>
+      <w:proofErr w:type="spellStart"/>
+      <w:r>
+        <w:rPr>
+          <w:sz w:val="24"/>
+          <w:szCs w:val="24"/>
+        </w:rPr>
+        <w:t>memoization</w:t>
+      </w:r>
+      <w:proofErr w:type="spellEnd"/>
+      <w:r>
+        <w:rPr>
+          <w:sz w:val="24"/>
+          <w:szCs w:val="24"/>
+        </w:rPr>
+        <w:t>.</w:t>
+      </w:r>
+    </w:p>
+    <w:p>
+      <w:pPr>
+        <w:numPr>
+          <w:ilvl w:val="0"/>
+          <w:numId w:val="57"/>
+        </w:numPr>
+        <w:rPr>
+          <w:sz w:val="24"/>
+          <w:szCs w:val="24"/>
+        </w:rPr>
+      </w:pPr>
+      <w:r>
+        <w:rPr>
+          <w:b/>
+          <w:bCs/>
+          <w:sz w:val="24"/>
+          <w:szCs w:val="24"/>
+        </w:rPr>
+        <w:t>Encapsulates Logic</w:t>
+      </w:r>
+      <w:r>
+        <w:rPr>
+          <w:sz w:val="24"/>
+          <w:szCs w:val="24"/>
+        </w:rPr>
+        <w:t>: Reduces component dependency on state structure.</w:t>
+      </w:r>
+    </w:p>
+    <w:p>
+      <w:pPr>
+        <w:rPr>
+          <w:b/>
+          <w:bCs/>
+          <w:sz w:val="24"/>
+          <w:szCs w:val="24"/>
+        </w:rPr>
+      </w:pPr>
+      <w:r>
+        <w:rPr>
+          <w:b/>
+          <w:bCs/>
+          <w:sz w:val="24"/>
+          <w:szCs w:val="24"/>
+        </w:rPr>
+        <w:t xml:space="preserve">Q: Explain </w:t>
+      </w:r>
+      <w:proofErr w:type="spellStart"/>
+      <w:r>
+        <w:rPr>
+          <w:b/>
+          <w:bCs/>
+          <w:sz w:val="24"/>
+          <w:szCs w:val="24"/>
+        </w:rPr>
+        <w:t>createSlice</w:t>
+      </w:r>
+      <w:proofErr w:type="spellEnd"/>
+      <w:r>
+        <w:rPr>
+          <w:b/>
+          <w:bCs/>
+          <w:sz w:val="24"/>
+          <w:szCs w:val="24"/>
+        </w:rPr>
+        <w:t xml:space="preserve"> and its Configuration</w:t>
+      </w:r>
+    </w:p>
+    <w:p>
+      <w:pPr>
+        <w:rPr>
+          <w:sz w:val="24"/>
+          <w:szCs w:val="24"/>
+        </w:rPr>
+      </w:pPr>
+      <w:r>
+        <w:rPr>
+          <w:b/>
+          <w:bCs/>
+          <w:sz w:val="24"/>
+          <w:szCs w:val="24"/>
+        </w:rPr>
+        <w:t>Definition</w:t>
+      </w:r>
+      <w:r>
+        <w:rPr>
+          <w:sz w:val="24"/>
+          <w:szCs w:val="24"/>
+        </w:rPr>
+        <w:t xml:space="preserve">: </w:t>
+      </w:r>
+      <w:proofErr w:type="spellStart"/>
+      <w:r>
+        <w:rPr>
+          <w:sz w:val="24"/>
+          <w:szCs w:val="24"/>
+        </w:rPr>
+        <w:t>createSlice</w:t>
+      </w:r>
+      <w:proofErr w:type="spellEnd"/>
+      <w:r>
+        <w:rPr>
+          <w:sz w:val="24"/>
+          <w:szCs w:val="24"/>
+        </w:rPr>
+        <w:t xml:space="preserve"> is a function in Redux Toolkit that simplifies state management by auto-generating reducers and actions.</w:t>
+      </w:r>
+    </w:p>
+    <w:p>
+      <w:pPr>
+        <w:numPr>
+          <w:ilvl w:val="0"/>
+          <w:numId w:val="58"/>
+        </w:numPr>
+        <w:rPr>
+          <w:sz w:val="24"/>
+          <w:szCs w:val="24"/>
+        </w:rPr>
+      </w:pPr>
+      <w:r>
+        <w:rPr>
+          <w:b/>
+          <w:bCs/>
+          <w:sz w:val="24"/>
+          <w:szCs w:val="24"/>
+        </w:rPr>
+        <w:t>name</w:t>
+      </w:r>
+      <w:r>
+        <w:rPr>
+          <w:sz w:val="24"/>
+          <w:szCs w:val="24"/>
+        </w:rPr>
+        <w:t>: Identifier for the slice.</w:t>
+      </w:r>
+    </w:p>
+    <w:p>
+      <w:pPr>
+        <w:numPr>
+          <w:ilvl w:val="0"/>
+          <w:numId w:val="58"/>
+        </w:numPr>
+        <w:rPr>
+          <w:sz w:val="24"/>
+          <w:szCs w:val="24"/>
+        </w:rPr>
+      </w:pPr>
+      <w:proofErr w:type="spellStart"/>
+      <w:r>
+        <w:rPr>
+          <w:b/>
+          <w:bCs/>
+          <w:sz w:val="24"/>
+          <w:szCs w:val="24"/>
+        </w:rPr>
+        <w:t>initialState</w:t>
+      </w:r>
+      <w:proofErr w:type="spellEnd"/>
+      <w:r>
+        <w:rPr>
+          <w:sz w:val="24"/>
+          <w:szCs w:val="24"/>
+        </w:rPr>
+        <w:t>: Defines the starting state.</w:t>
+      </w:r>
+    </w:p>
+    <w:p>
+      <w:pPr>
+        <w:numPr>
+          <w:ilvl w:val="0"/>
+          <w:numId w:val="58"/>
+        </w:numPr>
+        <w:rPr>
+          <w:sz w:val="24"/>
+          <w:szCs w:val="24"/>
+        </w:rPr>
+      </w:pPr>
+      <w:r>
+        <w:rPr>
+          <w:b/>
+          <w:bCs/>
+          <w:sz w:val="24"/>
+          <w:szCs w:val="24"/>
+        </w:rPr>
+        <w:t>reducers</w:t>
+      </w:r>
+      <w:r>
+        <w:rPr>
+          <w:sz w:val="24"/>
+          <w:szCs w:val="24"/>
+        </w:rPr>
+        <w:t>: Contains functions to update state.</w:t>
+      </w:r>
+    </w:p>
+    <w:p>
+      <w:pPr>
+        <w:numPr>
+          <w:ilvl w:val="0"/>
+          <w:numId w:val="58"/>
+        </w:numPr>
+        <w:rPr>
+          <w:sz w:val="24"/>
+          <w:szCs w:val="24"/>
+        </w:rPr>
+      </w:pPr>
+      <w:proofErr w:type="spellStart"/>
+      <w:r>
+        <w:rPr>
+          <w:b/>
+          <w:bCs/>
+          <w:sz w:val="24"/>
+          <w:szCs w:val="24"/>
+        </w:rPr>
+        <w:t>extraReducers</w:t>
+      </w:r>
+      <w:proofErr w:type="spellEnd"/>
+      <w:r>
+        <w:rPr>
+          <w:sz w:val="24"/>
+          <w:szCs w:val="24"/>
+        </w:rPr>
+        <w:t>: Handles external actions.</w:t>
+      </w:r>
+    </w:p>
+    <w:p>
+      <w:pPr>
+        <w:numPr>
+          <w:ilvl w:val="0"/>
+          <w:numId w:val="58"/>
+        </w:numPr>
+        <w:rPr>
+          <w:sz w:val="24"/>
+          <w:szCs w:val="24"/>
+        </w:rPr>
+      </w:pPr>
+      <w:r>
+        <w:rPr>
+          <w:b/>
+          <w:bCs/>
+          <w:sz w:val="24"/>
+          <w:szCs w:val="24"/>
+        </w:rPr>
+        <w:t>Returns</w:t>
+      </w:r>
+      <w:r>
+        <w:rPr>
+          <w:sz w:val="24"/>
+          <w:szCs w:val="24"/>
+        </w:rPr>
+        <w:t>: A reducer and auto-generated action creators.</w:t>
+      </w:r>
+    </w:p>
+    <w:p>
+      <w:pPr>
+        <w:rPr>
+          <w:sz w:val="24"/>
+          <w:szCs w:val="24"/>
+        </w:rPr>
+      </w:pPr>
     </w:p>
     <w:sectPr>
       <w:pgSz w:w="11906" w:h="16838"/>
@@ -20224,6 +22836,155 @@
     </w:lvl>
   </w:abstractNum>
   <w:abstractNum w:abstractNumId="10" w15:restartNumberingAfterBreak="0">
+    <w:nsid w:val="18A1108A"/>
+    <w:multiLevelType w:val="multilevel"/>
+    <w:tmpl w:val="59685FD2"/>
+    <w:lvl w:ilvl="0">
+      <w:start w:val="1"/>
+      <w:numFmt w:val="bullet"/>
+      <w:lvlText w:val=""/>
+      <w:lvlJc w:val="left"/>
+      <w:pPr>
+        <w:tabs>
+          <w:tab w:val="num" w:pos="720"/>
+        </w:tabs>
+        <w:ind w:left="720" w:hanging="360"/>
+      </w:pPr>
+      <w:rPr>
+        <w:rFonts w:ascii="Symbol" w:hAnsi="Symbol" w:hint="default"/>
+        <w:sz w:val="20"/>
+      </w:rPr>
+    </w:lvl>
+    <w:lvl w:ilvl="1" w:tentative="1">
+      <w:start w:val="1"/>
+      <w:numFmt w:val="bullet"/>
+      <w:lvlText w:val="o"/>
+      <w:lvlJc w:val="left"/>
+      <w:pPr>
+        <w:tabs>
+          <w:tab w:val="num" w:pos="1440"/>
+        </w:tabs>
+        <w:ind w:left="1440" w:hanging="360"/>
+      </w:pPr>
+      <w:rPr>
+        <w:rFonts w:ascii="Courier New" w:hAnsi="Courier New" w:hint="default"/>
+        <w:sz w:val="20"/>
+      </w:rPr>
+    </w:lvl>
+    <w:lvl w:ilvl="2" w:tentative="1">
+      <w:start w:val="1"/>
+      <w:numFmt w:val="bullet"/>
+      <w:lvlText w:val=""/>
+      <w:lvlJc w:val="left"/>
+      <w:pPr>
+        <w:tabs>
+          <w:tab w:val="num" w:pos="2160"/>
+        </w:tabs>
+        <w:ind w:left="2160" w:hanging="360"/>
+      </w:pPr>
+      <w:rPr>
+        <w:rFonts w:ascii="Wingdings" w:hAnsi="Wingdings" w:hint="default"/>
+        <w:sz w:val="20"/>
+      </w:rPr>
+    </w:lvl>
+    <w:lvl w:ilvl="3" w:tentative="1">
+      <w:start w:val="1"/>
+      <w:numFmt w:val="bullet"/>
+      <w:lvlText w:val=""/>
+      <w:lvlJc w:val="left"/>
+      <w:pPr>
+        <w:tabs>
+          <w:tab w:val="num" w:pos="2880"/>
+        </w:tabs>
+        <w:ind w:left="2880" w:hanging="360"/>
+      </w:pPr>
+      <w:rPr>
+        <w:rFonts w:ascii="Wingdings" w:hAnsi="Wingdings" w:hint="default"/>
+        <w:sz w:val="20"/>
+      </w:rPr>
+    </w:lvl>
+    <w:lvl w:ilvl="4" w:tentative="1">
+      <w:start w:val="1"/>
+      <w:numFmt w:val="bullet"/>
+      <w:lvlText w:val=""/>
+      <w:lvlJc w:val="left"/>
+      <w:pPr>
+        <w:tabs>
+          <w:tab w:val="num" w:pos="3600"/>
+        </w:tabs>
+        <w:ind w:left="3600" w:hanging="360"/>
+      </w:pPr>
+      <w:rPr>
+        <w:rFonts w:ascii="Wingdings" w:hAnsi="Wingdings" w:hint="default"/>
+        <w:sz w:val="20"/>
+      </w:rPr>
+    </w:lvl>
+    <w:lvl w:ilvl="5" w:tentative="1">
+      <w:start w:val="1"/>
+      <w:numFmt w:val="bullet"/>
+      <w:lvlText w:val=""/>
+      <w:lvlJc w:val="left"/>
+      <w:pPr>
+        <w:tabs>
+          <w:tab w:val="num" w:pos="4320"/>
+        </w:tabs>
+        <w:ind w:left="4320" w:hanging="360"/>
+      </w:pPr>
+      <w:rPr>
+        <w:rFonts w:ascii="Wingdings" w:hAnsi="Wingdings" w:hint="default"/>
+        <w:sz w:val="20"/>
+      </w:rPr>
+    </w:lvl>
+    <w:lvl w:ilvl="6" w:tentative="1">
+      <w:start w:val="1"/>
+      <w:numFmt w:val="bullet"/>
+      <w:lvlText w:val=""/>
+      <w:lvlJc w:val="left"/>
+      <w:pPr>
+        <w:tabs>
+          <w:tab w:val="num" w:pos="5040"/>
+        </w:tabs>
+        <w:ind w:left="5040" w:hanging="360"/>
+      </w:pPr>
+      <w:rPr>
+        <w:rFonts w:ascii="Wingdings" w:hAnsi="Wingdings" w:hint="default"/>
+        <w:sz w:val="20"/>
+      </w:rPr>
+    </w:lvl>
+    <w:lvl w:ilvl="7" w:tentative="1">
+      <w:start w:val="1"/>
+      <w:numFmt w:val="bullet"/>
+      <w:lvlText w:val=""/>
+      <w:lvlJc w:val="left"/>
+      <w:pPr>
+        <w:tabs>
+          <w:tab w:val="num" w:pos="5760"/>
+        </w:tabs>
+        <w:ind w:left="5760" w:hanging="360"/>
+      </w:pPr>
+      <w:rPr>
+        <w:rFonts w:ascii="Wingdings" w:hAnsi="Wingdings" w:hint="default"/>
+        <w:sz w:val="20"/>
+      </w:rPr>
+    </w:lvl>
+    <w:lvl w:ilvl="8" w:tentative="1">
+      <w:start w:val="1"/>
+      <w:numFmt w:val="bullet"/>
+      <w:lvlText w:val=""/>
+      <w:lvlJc w:val="left"/>
+      <w:pPr>
+        <w:tabs>
+          <w:tab w:val="num" w:pos="6480"/>
+        </w:tabs>
+        <w:ind w:left="6480" w:hanging="360"/>
+      </w:pPr>
+      <w:rPr>
+        <w:rFonts w:ascii="Wingdings" w:hAnsi="Wingdings" w:hint="default"/>
+        <w:sz w:val="20"/>
+      </w:rPr>
+    </w:lvl>
+  </w:abstractNum>
+  <w:abstractNum w:abstractNumId="11" w15:restartNumberingAfterBreak="0">
     <w:nsid w:val="197423B2"/>
     <w:multiLevelType w:val="multilevel"/>
     <w:tmpl w:val="1C50A0FC"/>
@@ -20372,7 +23133,7 @@
       </w:rPr>
     </w:lvl>
   </w:abstractNum>
-  <w:abstractNum w:abstractNumId="11" w15:restartNumberingAfterBreak="0">
+  <w:abstractNum w:abstractNumId="12" w15:restartNumberingAfterBreak="0">
     <w:nsid w:val="198D73F7"/>
     <w:multiLevelType w:val="hybridMultilevel"/>
     <w:tmpl w:val="FB940746"/>
@@ -20461,7 +23222,7 @@
       </w:pPr>
     </w:lvl>
   </w:abstractNum>
-  <w:abstractNum w:abstractNumId="12" w15:restartNumberingAfterBreak="0">
+  <w:abstractNum w:abstractNumId="13" w15:restartNumberingAfterBreak="0">
     <w:nsid w:val="228914E7"/>
     <w:multiLevelType w:val="multilevel"/>
     <w:tmpl w:val="22C653AA"/>
@@ -20610,7 +23371,7 @@
       </w:rPr>
     </w:lvl>
   </w:abstractNum>
-  <w:abstractNum w:abstractNumId="13" w15:restartNumberingAfterBreak="0">
+  <w:abstractNum w:abstractNumId="14" w15:restartNumberingAfterBreak="0">
     <w:nsid w:val="232C7515"/>
     <w:multiLevelType w:val="multilevel"/>
     <w:tmpl w:val="DF4E6A4A"/>
@@ -20759,7 +23520,7 @@
       </w:rPr>
     </w:lvl>
   </w:abstractNum>
-  <w:abstractNum w:abstractNumId="14" w15:restartNumberingAfterBreak="0">
+  <w:abstractNum w:abstractNumId="15" w15:restartNumberingAfterBreak="0">
     <w:nsid w:val="24AD4558"/>
     <w:multiLevelType w:val="multilevel"/>
     <w:tmpl w:val="F53E0BC4"/>
@@ -20908,7 +23669,156 @@
       </w:rPr>
     </w:lvl>
   </w:abstractNum>
-  <w:abstractNum w:abstractNumId="15" w15:restartNumberingAfterBreak="0">
+  <w:abstractNum w:abstractNumId="16" w15:restartNumberingAfterBreak="0">
+    <w:nsid w:val="26327FDB"/>
+    <w:multiLevelType w:val="multilevel"/>
+    <w:tmpl w:val="B74EAD3C"/>
+    <w:lvl w:ilvl="0">
+      <w:start w:val="1"/>
+      <w:numFmt w:val="bullet"/>
+      <w:lvlText w:val=""/>
+      <w:lvlJc w:val="left"/>
+      <w:pPr>
+        <w:tabs>
+          <w:tab w:val="num" w:pos="720"/>
+        </w:tabs>
+        <w:ind w:left="720" w:hanging="360"/>
+      </w:pPr>
+      <w:rPr>
+        <w:rFonts w:ascii="Symbol" w:hAnsi="Symbol" w:hint="default"/>
+        <w:sz w:val="20"/>
+      </w:rPr>
+    </w:lvl>
+    <w:lvl w:ilvl="1" w:tentative="1">
+      <w:start w:val="1"/>
+      <w:numFmt w:val="bullet"/>
+      <w:lvlText w:val="o"/>
+      <w:lvlJc w:val="left"/>
+      <w:pPr>
+        <w:tabs>
+          <w:tab w:val="num" w:pos="1440"/>
+        </w:tabs>
+        <w:ind w:left="1440" w:hanging="360"/>
+      </w:pPr>
+      <w:rPr>
+        <w:rFonts w:ascii="Courier New" w:hAnsi="Courier New" w:hint="default"/>
+        <w:sz w:val="20"/>
+      </w:rPr>
+    </w:lvl>
+    <w:lvl w:ilvl="2" w:tentative="1">
+      <w:start w:val="1"/>
+      <w:numFmt w:val="bullet"/>
+      <w:lvlText w:val=""/>
+      <w:lvlJc w:val="left"/>
+      <w:pPr>
+        <w:tabs>
+          <w:tab w:val="num" w:pos="2160"/>
+        </w:tabs>
+        <w:ind w:left="2160" w:hanging="360"/>
+      </w:pPr>
+      <w:rPr>
+        <w:rFonts w:ascii="Wingdings" w:hAnsi="Wingdings" w:hint="default"/>
+        <w:sz w:val="20"/>
+      </w:rPr>
+    </w:lvl>
+    <w:lvl w:ilvl="3" w:tentative="1">
+      <w:start w:val="1"/>
+      <w:numFmt w:val="bullet"/>
+      <w:lvlText w:val=""/>
+      <w:lvlJc w:val="left"/>
+      <w:pPr>
+        <w:tabs>
+          <w:tab w:val="num" w:pos="2880"/>
+        </w:tabs>
+        <w:ind w:left="2880" w:hanging="360"/>
+      </w:pPr>
+      <w:rPr>
+        <w:rFonts w:ascii="Wingdings" w:hAnsi="Wingdings" w:hint="default"/>
+        <w:sz w:val="20"/>
+      </w:rPr>
+    </w:lvl>
+    <w:lvl w:ilvl="4" w:tentative="1">
+      <w:start w:val="1"/>
+      <w:numFmt w:val="bullet"/>
+      <w:lvlText w:val=""/>
+      <w:lvlJc w:val="left"/>
+      <w:pPr>
+        <w:tabs>
+          <w:tab w:val="num" w:pos="3600"/>
+        </w:tabs>
+        <w:ind w:left="3600" w:hanging="360"/>
+      </w:pPr>
+      <w:rPr>
+        <w:rFonts w:ascii="Wingdings" w:hAnsi="Wingdings" w:hint="default"/>
+        <w:sz w:val="20"/>
+      </w:rPr>
+    </w:lvl>
+    <w:lvl w:ilvl="5" w:tentative="1">
+      <w:start w:val="1"/>
+      <w:numFmt w:val="bullet"/>
+      <w:lvlText w:val=""/>
+      <w:lvlJc w:val="left"/>
+      <w:pPr>
+        <w:tabs>
+          <w:tab w:val="num" w:pos="4320"/>
+        </w:tabs>
+        <w:ind w:left="4320" w:hanging="360"/>
+      </w:pPr>
+      <w:rPr>
+        <w:rFonts w:ascii="Wingdings" w:hAnsi="Wingdings" w:hint="default"/>
+        <w:sz w:val="20"/>
+      </w:rPr>
+    </w:lvl>
+    <w:lvl w:ilvl="6" w:tentative="1">
+      <w:start w:val="1"/>
+      <w:numFmt w:val="bullet"/>
+      <w:lvlText w:val=""/>
+      <w:lvlJc w:val="left"/>
+      <w:pPr>
+        <w:tabs>
+          <w:tab w:val="num" w:pos="5040"/>
+        </w:tabs>
+        <w:ind w:left="5040" w:hanging="360"/>
+      </w:pPr>
+      <w:rPr>
+        <w:rFonts w:ascii="Wingdings" w:hAnsi="Wingdings" w:hint="default"/>
+        <w:sz w:val="20"/>
+      </w:rPr>
+    </w:lvl>
+    <w:lvl w:ilvl="7" w:tentative="1">
+      <w:start w:val="1"/>
+      <w:numFmt w:val="bullet"/>
+      <w:lvlText w:val=""/>
+      <w:lvlJc w:val="left"/>
+      <w:pPr>
+        <w:tabs>
+          <w:tab w:val="num" w:pos="5760"/>
+        </w:tabs>
+        <w:ind w:left="5760" w:hanging="360"/>
+      </w:pPr>
+      <w:rPr>
+        <w:rFonts w:ascii="Wingdings" w:hAnsi="Wingdings" w:hint="default"/>
+        <w:sz w:val="20"/>
+      </w:rPr>
+    </w:lvl>
+    <w:lvl w:ilvl="8" w:tentative="1">
+      <w:start w:val="1"/>
+      <w:numFmt w:val="bullet"/>
+      <w:lvlText w:val=""/>
+      <w:lvlJc w:val="left"/>
+      <w:pPr>
+        <w:tabs>
+          <w:tab w:val="num" w:pos="6480"/>
+        </w:tabs>
+        <w:ind w:left="6480" w:hanging="360"/>
+      </w:pPr>
+      <w:rPr>
+        <w:rFonts w:ascii="Wingdings" w:hAnsi="Wingdings" w:hint="default"/>
+        <w:sz w:val="20"/>
+      </w:rPr>
+    </w:lvl>
+  </w:abstractNum>
+  <w:abstractNum w:abstractNumId="17" w15:restartNumberingAfterBreak="0">
     <w:nsid w:val="26F12D14"/>
     <w:multiLevelType w:val="multilevel"/>
     <w:tmpl w:val="220ED700"/>
@@ -21057,7 +23967,156 @@
       </w:rPr>
     </w:lvl>
   </w:abstractNum>
-  <w:abstractNum w:abstractNumId="16" w15:restartNumberingAfterBreak="0">
+  <w:abstractNum w:abstractNumId="18" w15:restartNumberingAfterBreak="0">
+    <w:nsid w:val="28200C4A"/>
+    <w:multiLevelType w:val="multilevel"/>
+    <w:tmpl w:val="3196BF16"/>
+    <w:lvl w:ilvl="0">
+      <w:start w:val="1"/>
+      <w:numFmt w:val="bullet"/>
+      <w:lvlText w:val=""/>
+      <w:lvlJc w:val="left"/>
+      <w:pPr>
+        <w:tabs>
+          <w:tab w:val="num" w:pos="720"/>
+        </w:tabs>
+        <w:ind w:left="720" w:hanging="360"/>
+      </w:pPr>
+      <w:rPr>
+        <w:rFonts w:ascii="Symbol" w:hAnsi="Symbol" w:hint="default"/>
+        <w:sz w:val="20"/>
+      </w:rPr>
+    </w:lvl>
+    <w:lvl w:ilvl="1" w:tentative="1">
+      <w:start w:val="1"/>
+      <w:numFmt w:val="bullet"/>
+      <w:lvlText w:val="o"/>
+      <w:lvlJc w:val="left"/>
+      <w:pPr>
+        <w:tabs>
+          <w:tab w:val="num" w:pos="1440"/>
+        </w:tabs>
+        <w:ind w:left="1440" w:hanging="360"/>
+      </w:pPr>
+      <w:rPr>
+        <w:rFonts w:ascii="Courier New" w:hAnsi="Courier New" w:hint="default"/>
+        <w:sz w:val="20"/>
+      </w:rPr>
+    </w:lvl>
+    <w:lvl w:ilvl="2" w:tentative="1">
+      <w:start w:val="1"/>
+      <w:numFmt w:val="bullet"/>
+      <w:lvlText w:val=""/>
+      <w:lvlJc w:val="left"/>
+      <w:pPr>
+        <w:tabs>
+          <w:tab w:val="num" w:pos="2160"/>
+        </w:tabs>
+        <w:ind w:left="2160" w:hanging="360"/>
+      </w:pPr>
+      <w:rPr>
+        <w:rFonts w:ascii="Wingdings" w:hAnsi="Wingdings" w:hint="default"/>
+        <w:sz w:val="20"/>
+      </w:rPr>
+    </w:lvl>
+    <w:lvl w:ilvl="3" w:tentative="1">
+      <w:start w:val="1"/>
+      <w:numFmt w:val="bullet"/>
+      <w:lvlText w:val=""/>
+      <w:lvlJc w:val="left"/>
+      <w:pPr>
+        <w:tabs>
+          <w:tab w:val="num" w:pos="2880"/>
+        </w:tabs>
+        <w:ind w:left="2880" w:hanging="360"/>
+      </w:pPr>
+      <w:rPr>
+        <w:rFonts w:ascii="Wingdings" w:hAnsi="Wingdings" w:hint="default"/>
+        <w:sz w:val="20"/>
+      </w:rPr>
+    </w:lvl>
+    <w:lvl w:ilvl="4" w:tentative="1">
+      <w:start w:val="1"/>
+      <w:numFmt w:val="bullet"/>
+      <w:lvlText w:val=""/>
+      <w:lvlJc w:val="left"/>
+      <w:pPr>
+        <w:tabs>
+          <w:tab w:val="num" w:pos="3600"/>
+        </w:tabs>
+        <w:ind w:left="3600" w:hanging="360"/>
+      </w:pPr>
+      <w:rPr>
+        <w:rFonts w:ascii="Wingdings" w:hAnsi="Wingdings" w:hint="default"/>
+        <w:sz w:val="20"/>
+      </w:rPr>
+    </w:lvl>
+    <w:lvl w:ilvl="5" w:tentative="1">
+      <w:start w:val="1"/>
+      <w:numFmt w:val="bullet"/>
+      <w:lvlText w:val=""/>
+      <w:lvlJc w:val="left"/>
+      <w:pPr>
+        <w:tabs>
+          <w:tab w:val="num" w:pos="4320"/>
+        </w:tabs>
+        <w:ind w:left="4320" w:hanging="360"/>
+      </w:pPr>
+      <w:rPr>
+        <w:rFonts w:ascii="Wingdings" w:hAnsi="Wingdings" w:hint="default"/>
+        <w:sz w:val="20"/>
+      </w:rPr>
+    </w:lvl>
+    <w:lvl w:ilvl="6" w:tentative="1">
+      <w:start w:val="1"/>
+      <w:numFmt w:val="bullet"/>
+      <w:lvlText w:val=""/>
+      <w:lvlJc w:val="left"/>
+      <w:pPr>
+        <w:tabs>
+          <w:tab w:val="num" w:pos="5040"/>
+        </w:tabs>
+        <w:ind w:left="5040" w:hanging="360"/>
+      </w:pPr>
+      <w:rPr>
+        <w:rFonts w:ascii="Wingdings" w:hAnsi="Wingdings" w:hint="default"/>
+        <w:sz w:val="20"/>
+      </w:rPr>
+    </w:lvl>
+    <w:lvl w:ilvl="7" w:tentative="1">
+      <w:start w:val="1"/>
+      <w:numFmt w:val="bullet"/>
+      <w:lvlText w:val=""/>
+      <w:lvlJc w:val="left"/>
+      <w:pPr>
+        <w:tabs>
+          <w:tab w:val="num" w:pos="5760"/>
+        </w:tabs>
+        <w:ind w:left="5760" w:hanging="360"/>
+      </w:pPr>
+      <w:rPr>
+        <w:rFonts w:ascii="Wingdings" w:hAnsi="Wingdings" w:hint="default"/>
+        <w:sz w:val="20"/>
+      </w:rPr>
+    </w:lvl>
+    <w:lvl w:ilvl="8" w:tentative="1">
+      <w:start w:val="1"/>
+      <w:numFmt w:val="bullet"/>
+      <w:lvlText w:val=""/>
+      <w:lvlJc w:val="left"/>
+      <w:pPr>
+        <w:tabs>
+          <w:tab w:val="num" w:pos="6480"/>
+        </w:tabs>
+        <w:ind w:left="6480" w:hanging="360"/>
+      </w:pPr>
+      <w:rPr>
+        <w:rFonts w:ascii="Wingdings" w:hAnsi="Wingdings" w:hint="default"/>
+        <w:sz w:val="20"/>
+      </w:rPr>
+    </w:lvl>
+  </w:abstractNum>
+  <w:abstractNum w:abstractNumId="19" w15:restartNumberingAfterBreak="0">
     <w:nsid w:val="2D2B7872"/>
     <w:multiLevelType w:val="multilevel"/>
     <w:tmpl w:val="F9A0F1DE"/>
@@ -21170,7 +24229,7 @@
       </w:pPr>
     </w:lvl>
   </w:abstractNum>
-  <w:abstractNum w:abstractNumId="17" w15:restartNumberingAfterBreak="0">
+  <w:abstractNum w:abstractNumId="20" w15:restartNumberingAfterBreak="0">
     <w:nsid w:val="2F440A94"/>
     <w:multiLevelType w:val="multilevel"/>
     <w:tmpl w:val="E1C26E2C"/>
@@ -21319,7 +24378,7 @@
       </w:rPr>
     </w:lvl>
   </w:abstractNum>
-  <w:abstractNum w:abstractNumId="18" w15:restartNumberingAfterBreak="0">
+  <w:abstractNum w:abstractNumId="21" w15:restartNumberingAfterBreak="0">
     <w:nsid w:val="301563DA"/>
     <w:multiLevelType w:val="multilevel"/>
     <w:tmpl w:val="C2C6C188"/>
@@ -21468,7 +24527,7 @@
       </w:rPr>
     </w:lvl>
   </w:abstractNum>
-  <w:abstractNum w:abstractNumId="19" w15:restartNumberingAfterBreak="0">
+  <w:abstractNum w:abstractNumId="22" w15:restartNumberingAfterBreak="0">
     <w:nsid w:val="31A9518E"/>
     <w:multiLevelType w:val="multilevel"/>
     <w:tmpl w:val="FF367C6C"/>
@@ -21581,7 +24640,7 @@
       </w:pPr>
     </w:lvl>
   </w:abstractNum>
-  <w:abstractNum w:abstractNumId="20" w15:restartNumberingAfterBreak="0">
+  <w:abstractNum w:abstractNumId="23" w15:restartNumberingAfterBreak="0">
     <w:nsid w:val="32287227"/>
     <w:multiLevelType w:val="multilevel"/>
     <w:tmpl w:val="179E4DE2"/>
@@ -21730,7 +24789,7 @@
       </w:rPr>
     </w:lvl>
   </w:abstractNum>
-  <w:abstractNum w:abstractNumId="21" w15:restartNumberingAfterBreak="0">
+  <w:abstractNum w:abstractNumId="24" w15:restartNumberingAfterBreak="0">
     <w:nsid w:val="343C3026"/>
     <w:multiLevelType w:val="multilevel"/>
     <w:tmpl w:val="D4A20310"/>
@@ -21879,7 +24938,7 @@
       </w:rPr>
     </w:lvl>
   </w:abstractNum>
-  <w:abstractNum w:abstractNumId="22" w15:restartNumberingAfterBreak="0">
+  <w:abstractNum w:abstractNumId="25" w15:restartNumberingAfterBreak="0">
     <w:nsid w:val="399671C4"/>
     <w:multiLevelType w:val="multilevel"/>
     <w:tmpl w:val="6D3C2DC8"/>
@@ -21992,7 +25051,156 @@
       </w:pPr>
     </w:lvl>
   </w:abstractNum>
-  <w:abstractNum w:abstractNumId="23" w15:restartNumberingAfterBreak="0">
+  <w:abstractNum w:abstractNumId="26" w15:restartNumberingAfterBreak="0">
+    <w:nsid w:val="39B33E4E"/>
+    <w:multiLevelType w:val="multilevel"/>
+    <w:tmpl w:val="C840D1F8"/>
+    <w:lvl w:ilvl="0">
+      <w:start w:val="1"/>
+      <w:numFmt w:val="bullet"/>
+      <w:lvlText w:val=""/>
+      <w:lvlJc w:val="left"/>
+      <w:pPr>
+        <w:tabs>
+          <w:tab w:val="num" w:pos="720"/>
+        </w:tabs>
+        <w:ind w:left="720" w:hanging="360"/>
+      </w:pPr>
+      <w:rPr>
+        <w:rFonts w:ascii="Symbol" w:hAnsi="Symbol" w:hint="default"/>
+        <w:sz w:val="20"/>
+      </w:rPr>
+    </w:lvl>
+    <w:lvl w:ilvl="1" w:tentative="1">
+      <w:start w:val="1"/>
+      <w:numFmt w:val="bullet"/>
+      <w:lvlText w:val="o"/>
+      <w:lvlJc w:val="left"/>
+      <w:pPr>
+        <w:tabs>
+          <w:tab w:val="num" w:pos="1440"/>
+        </w:tabs>
+        <w:ind w:left="1440" w:hanging="360"/>
+      </w:pPr>
+      <w:rPr>
+        <w:rFonts w:ascii="Courier New" w:hAnsi="Courier New" w:hint="default"/>
+        <w:sz w:val="20"/>
+      </w:rPr>
+    </w:lvl>
+    <w:lvl w:ilvl="2" w:tentative="1">
+      <w:start w:val="1"/>
+      <w:numFmt w:val="bullet"/>
+      <w:lvlText w:val=""/>
+      <w:lvlJc w:val="left"/>
+      <w:pPr>
+        <w:tabs>
+          <w:tab w:val="num" w:pos="2160"/>
+        </w:tabs>
+        <w:ind w:left="2160" w:hanging="360"/>
+      </w:pPr>
+      <w:rPr>
+        <w:rFonts w:ascii="Wingdings" w:hAnsi="Wingdings" w:hint="default"/>
+        <w:sz w:val="20"/>
+      </w:rPr>
+    </w:lvl>
+    <w:lvl w:ilvl="3" w:tentative="1">
+      <w:start w:val="1"/>
+      <w:numFmt w:val="bullet"/>
+      <w:lvlText w:val=""/>
+      <w:lvlJc w:val="left"/>
+      <w:pPr>
+        <w:tabs>
+          <w:tab w:val="num" w:pos="2880"/>
+        </w:tabs>
+        <w:ind w:left="2880" w:hanging="360"/>
+      </w:pPr>
+      <w:rPr>
+        <w:rFonts w:ascii="Wingdings" w:hAnsi="Wingdings" w:hint="default"/>
+        <w:sz w:val="20"/>
+      </w:rPr>
+    </w:lvl>
+    <w:lvl w:ilvl="4" w:tentative="1">
+      <w:start w:val="1"/>
+      <w:numFmt w:val="bullet"/>
+      <w:lvlText w:val=""/>
+      <w:lvlJc w:val="left"/>
+      <w:pPr>
+        <w:tabs>
+          <w:tab w:val="num" w:pos="3600"/>
+        </w:tabs>
+        <w:ind w:left="3600" w:hanging="360"/>
+      </w:pPr>
+      <w:rPr>
+        <w:rFonts w:ascii="Wingdings" w:hAnsi="Wingdings" w:hint="default"/>
+        <w:sz w:val="20"/>
+      </w:rPr>
+    </w:lvl>
+    <w:lvl w:ilvl="5" w:tentative="1">
+      <w:start w:val="1"/>
+      <w:numFmt w:val="bullet"/>
+      <w:lvlText w:val=""/>
+      <w:lvlJc w:val="left"/>
+      <w:pPr>
+        <w:tabs>
+          <w:tab w:val="num" w:pos="4320"/>
+        </w:tabs>
+        <w:ind w:left="4320" w:hanging="360"/>
+      </w:pPr>
+      <w:rPr>
+        <w:rFonts w:ascii="Wingdings" w:hAnsi="Wingdings" w:hint="default"/>
+        <w:sz w:val="20"/>
+      </w:rPr>
+    </w:lvl>
+    <w:lvl w:ilvl="6" w:tentative="1">
+      <w:start w:val="1"/>
+      <w:numFmt w:val="bullet"/>
+      <w:lvlText w:val=""/>
+      <w:lvlJc w:val="left"/>
+      <w:pPr>
+        <w:tabs>
+          <w:tab w:val="num" w:pos="5040"/>
+        </w:tabs>
+        <w:ind w:left="5040" w:hanging="360"/>
+      </w:pPr>
+      <w:rPr>
+        <w:rFonts w:ascii="Wingdings" w:hAnsi="Wingdings" w:hint="default"/>
+        <w:sz w:val="20"/>
+      </w:rPr>
+    </w:lvl>
+    <w:lvl w:ilvl="7" w:tentative="1">
+      <w:start w:val="1"/>
+      <w:numFmt w:val="bullet"/>
+      <w:lvlText w:val=""/>
+      <w:lvlJc w:val="left"/>
+      <w:pPr>
+        <w:tabs>
+          <w:tab w:val="num" w:pos="5760"/>
+        </w:tabs>
+        <w:ind w:left="5760" w:hanging="360"/>
+      </w:pPr>
+      <w:rPr>
+        <w:rFonts w:ascii="Wingdings" w:hAnsi="Wingdings" w:hint="default"/>
+        <w:sz w:val="20"/>
+      </w:rPr>
+    </w:lvl>
+    <w:lvl w:ilvl="8" w:tentative="1">
+      <w:start w:val="1"/>
+      <w:numFmt w:val="bullet"/>
+      <w:lvlText w:val=""/>
+      <w:lvlJc w:val="left"/>
+      <w:pPr>
+        <w:tabs>
+          <w:tab w:val="num" w:pos="6480"/>
+        </w:tabs>
+        <w:ind w:left="6480" w:hanging="360"/>
+      </w:pPr>
+      <w:rPr>
+        <w:rFonts w:ascii="Wingdings" w:hAnsi="Wingdings" w:hint="default"/>
+        <w:sz w:val="20"/>
+      </w:rPr>
+    </w:lvl>
+  </w:abstractNum>
+  <w:abstractNum w:abstractNumId="27" w15:restartNumberingAfterBreak="0">
     <w:nsid w:val="39FC46EF"/>
     <w:multiLevelType w:val="multilevel"/>
     <w:tmpl w:val="090EDA40"/>
@@ -22141,7 +25349,7 @@
       </w:rPr>
     </w:lvl>
   </w:abstractNum>
-  <w:abstractNum w:abstractNumId="24" w15:restartNumberingAfterBreak="0">
+  <w:abstractNum w:abstractNumId="28" w15:restartNumberingAfterBreak="0">
     <w:nsid w:val="3A2560CA"/>
     <w:multiLevelType w:val="multilevel"/>
     <w:tmpl w:val="C0FC0A6A"/>
@@ -22254,7 +25462,7 @@
       </w:pPr>
     </w:lvl>
   </w:abstractNum>
-  <w:abstractNum w:abstractNumId="25" w15:restartNumberingAfterBreak="0">
+  <w:abstractNum w:abstractNumId="29" w15:restartNumberingAfterBreak="0">
     <w:nsid w:val="3E6A2450"/>
     <w:multiLevelType w:val="multilevel"/>
     <w:tmpl w:val="ADC60EDC"/>
@@ -22367,7 +25575,156 @@
       </w:pPr>
     </w:lvl>
   </w:abstractNum>
-  <w:abstractNum w:abstractNumId="26" w15:restartNumberingAfterBreak="0">
+  <w:abstractNum w:abstractNumId="30" w15:restartNumberingAfterBreak="0">
+    <w:nsid w:val="3F7766A4"/>
+    <w:multiLevelType w:val="multilevel"/>
+    <w:tmpl w:val="E0DA94E0"/>
+    <w:lvl w:ilvl="0">
+      <w:start w:val="1"/>
+      <w:numFmt w:val="bullet"/>
+      <w:lvlText w:val=""/>
+      <w:lvlJc w:val="left"/>
+      <w:pPr>
+        <w:tabs>
+          <w:tab w:val="num" w:pos="720"/>
+        </w:tabs>
+        <w:ind w:left="720" w:hanging="360"/>
+      </w:pPr>
+      <w:rPr>
+        <w:rFonts w:ascii="Symbol" w:hAnsi="Symbol" w:hint="default"/>
+        <w:sz w:val="20"/>
+      </w:rPr>
+    </w:lvl>
+    <w:lvl w:ilvl="1" w:tentative="1">
+      <w:start w:val="1"/>
+      <w:numFmt w:val="bullet"/>
+      <w:lvlText w:val="o"/>
+      <w:lvlJc w:val="left"/>
+      <w:pPr>
+        <w:tabs>
+          <w:tab w:val="num" w:pos="1440"/>
+        </w:tabs>
+        <w:ind w:left="1440" w:hanging="360"/>
+      </w:pPr>
+      <w:rPr>
+        <w:rFonts w:ascii="Courier New" w:hAnsi="Courier New" w:hint="default"/>
+        <w:sz w:val="20"/>
+      </w:rPr>
+    </w:lvl>
+    <w:lvl w:ilvl="2" w:tentative="1">
+      <w:start w:val="1"/>
+      <w:numFmt w:val="bullet"/>
+      <w:lvlText w:val=""/>
+      <w:lvlJc w:val="left"/>
+      <w:pPr>
+        <w:tabs>
+          <w:tab w:val="num" w:pos="2160"/>
+        </w:tabs>
+        <w:ind w:left="2160" w:hanging="360"/>
+      </w:pPr>
+      <w:rPr>
+        <w:rFonts w:ascii="Wingdings" w:hAnsi="Wingdings" w:hint="default"/>
+        <w:sz w:val="20"/>
+      </w:rPr>
+    </w:lvl>
+    <w:lvl w:ilvl="3" w:tentative="1">
+      <w:start w:val="1"/>
+      <w:numFmt w:val="bullet"/>
+      <w:lvlText w:val=""/>
+      <w:lvlJc w:val="left"/>
+      <w:pPr>
+        <w:tabs>
+          <w:tab w:val="num" w:pos="2880"/>
+        </w:tabs>
+        <w:ind w:left="2880" w:hanging="360"/>
+      </w:pPr>
+      <w:rPr>
+        <w:rFonts w:ascii="Wingdings" w:hAnsi="Wingdings" w:hint="default"/>
+        <w:sz w:val="20"/>
+      </w:rPr>
+    </w:lvl>
+    <w:lvl w:ilvl="4" w:tentative="1">
+      <w:start w:val="1"/>
+      <w:numFmt w:val="bullet"/>
+      <w:lvlText w:val=""/>
+      <w:lvlJc w:val="left"/>
+      <w:pPr>
+        <w:tabs>
+          <w:tab w:val="num" w:pos="3600"/>
+        </w:tabs>
+        <w:ind w:left="3600" w:hanging="360"/>
+      </w:pPr>
+      <w:rPr>
+        <w:rFonts w:ascii="Wingdings" w:hAnsi="Wingdings" w:hint="default"/>
+        <w:sz w:val="20"/>
+      </w:rPr>
+    </w:lvl>
+    <w:lvl w:ilvl="5" w:tentative="1">
+      <w:start w:val="1"/>
+      <w:numFmt w:val="bullet"/>
+      <w:lvlText w:val=""/>
+      <w:lvlJc w:val="left"/>
+      <w:pPr>
+        <w:tabs>
+          <w:tab w:val="num" w:pos="4320"/>
+        </w:tabs>
+        <w:ind w:left="4320" w:hanging="360"/>
+      </w:pPr>
+      <w:rPr>
+        <w:rFonts w:ascii="Wingdings" w:hAnsi="Wingdings" w:hint="default"/>
+        <w:sz w:val="20"/>
+      </w:rPr>
+    </w:lvl>
+    <w:lvl w:ilvl="6" w:tentative="1">
+      <w:start w:val="1"/>
+      <w:numFmt w:val="bullet"/>
+      <w:lvlText w:val=""/>
+      <w:lvlJc w:val="left"/>
+      <w:pPr>
+        <w:tabs>
+          <w:tab w:val="num" w:pos="5040"/>
+        </w:tabs>
+        <w:ind w:left="5040" w:hanging="360"/>
+      </w:pPr>
+      <w:rPr>
+        <w:rFonts w:ascii="Wingdings" w:hAnsi="Wingdings" w:hint="default"/>
+        <w:sz w:val="20"/>
+      </w:rPr>
+    </w:lvl>
+    <w:lvl w:ilvl="7" w:tentative="1">
+      <w:start w:val="1"/>
+      <w:numFmt w:val="bullet"/>
+      <w:lvlText w:val=""/>
+      <w:lvlJc w:val="left"/>
+      <w:pPr>
+        <w:tabs>
+          <w:tab w:val="num" w:pos="5760"/>
+        </w:tabs>
+        <w:ind w:left="5760" w:hanging="360"/>
+      </w:pPr>
+      <w:rPr>
+        <w:rFonts w:ascii="Wingdings" w:hAnsi="Wingdings" w:hint="default"/>
+        <w:sz w:val="20"/>
+      </w:rPr>
+    </w:lvl>
+    <w:lvl w:ilvl="8" w:tentative="1">
+      <w:start w:val="1"/>
+      <w:numFmt w:val="bullet"/>
+      <w:lvlText w:val=""/>
+      <w:lvlJc w:val="left"/>
+      <w:pPr>
+        <w:tabs>
+          <w:tab w:val="num" w:pos="6480"/>
+        </w:tabs>
+        <w:ind w:left="6480" w:hanging="360"/>
+      </w:pPr>
+      <w:rPr>
+        <w:rFonts w:ascii="Wingdings" w:hAnsi="Wingdings" w:hint="default"/>
+        <w:sz w:val="20"/>
+      </w:rPr>
+    </w:lvl>
+  </w:abstractNum>
+  <w:abstractNum w:abstractNumId="31" w15:restartNumberingAfterBreak="0">
     <w:nsid w:val="41BF7EAD"/>
     <w:multiLevelType w:val="multilevel"/>
     <w:tmpl w:val="2B1E7B92"/>
@@ -22516,7 +25873,7 @@
       </w:rPr>
     </w:lvl>
   </w:abstractNum>
-  <w:abstractNum w:abstractNumId="27" w15:restartNumberingAfterBreak="0">
+  <w:abstractNum w:abstractNumId="32" w15:restartNumberingAfterBreak="0">
     <w:nsid w:val="425630FD"/>
     <w:multiLevelType w:val="multilevel"/>
     <w:tmpl w:val="11343834"/>
@@ -22629,7 +25986,7 @@
       </w:pPr>
     </w:lvl>
   </w:abstractNum>
-  <w:abstractNum w:abstractNumId="28" w15:restartNumberingAfterBreak="0">
+  <w:abstractNum w:abstractNumId="33" w15:restartNumberingAfterBreak="0">
     <w:nsid w:val="4493742A"/>
     <w:multiLevelType w:val="multilevel"/>
     <w:tmpl w:val="773A767E"/>
@@ -22778,7 +26135,7 @@
       </w:rPr>
     </w:lvl>
   </w:abstractNum>
-  <w:abstractNum w:abstractNumId="29" w15:restartNumberingAfterBreak="0">
+  <w:abstractNum w:abstractNumId="34" w15:restartNumberingAfterBreak="0">
     <w:nsid w:val="483134FB"/>
     <w:multiLevelType w:val="multilevel"/>
     <w:tmpl w:val="79B8115C"/>
@@ -22895,7 +26252,7 @@
       </w:pPr>
     </w:lvl>
   </w:abstractNum>
-  <w:abstractNum w:abstractNumId="30" w15:restartNumberingAfterBreak="0">
+  <w:abstractNum w:abstractNumId="35" w15:restartNumberingAfterBreak="0">
     <w:nsid w:val="4B007DF2"/>
     <w:multiLevelType w:val="multilevel"/>
     <w:tmpl w:val="E86649B4"/>
@@ -23044,7 +26401,7 @@
       </w:rPr>
     </w:lvl>
   </w:abstractNum>
-  <w:abstractNum w:abstractNumId="31" w15:restartNumberingAfterBreak="0">
+  <w:abstractNum w:abstractNumId="36" w15:restartNumberingAfterBreak="0">
     <w:nsid w:val="4B210130"/>
     <w:multiLevelType w:val="multilevel"/>
     <w:tmpl w:val="7EECC1EE"/>
@@ -23193,7 +26550,7 @@
       </w:rPr>
     </w:lvl>
   </w:abstractNum>
-  <w:abstractNum w:abstractNumId="32" w15:restartNumberingAfterBreak="0">
+  <w:abstractNum w:abstractNumId="37" w15:restartNumberingAfterBreak="0">
     <w:nsid w:val="4BA13336"/>
     <w:multiLevelType w:val="multilevel"/>
     <w:tmpl w:val="C3CA90D8"/>
@@ -23306,7 +26663,7 @@
       </w:pPr>
     </w:lvl>
   </w:abstractNum>
-  <w:abstractNum w:abstractNumId="33" w15:restartNumberingAfterBreak="0">
+  <w:abstractNum w:abstractNumId="38" w15:restartNumberingAfterBreak="0">
     <w:nsid w:val="4BD55D26"/>
     <w:multiLevelType w:val="multilevel"/>
     <w:tmpl w:val="A02667CA"/>
@@ -23455,7 +26812,7 @@
       </w:rPr>
     </w:lvl>
   </w:abstractNum>
-  <w:abstractNum w:abstractNumId="34" w15:restartNumberingAfterBreak="0">
+  <w:abstractNum w:abstractNumId="39" w15:restartNumberingAfterBreak="0">
     <w:nsid w:val="4C076CA3"/>
     <w:multiLevelType w:val="multilevel"/>
     <w:tmpl w:val="D86069E2"/>
@@ -23604,7 +26961,7 @@
       </w:rPr>
     </w:lvl>
   </w:abstractNum>
-  <w:abstractNum w:abstractNumId="35" w15:restartNumberingAfterBreak="0">
+  <w:abstractNum w:abstractNumId="40" w15:restartNumberingAfterBreak="0">
     <w:nsid w:val="4D0456BD"/>
     <w:multiLevelType w:val="multilevel"/>
     <w:tmpl w:val="CCF68E60"/>
@@ -23717,7 +27074,7 @@
       </w:pPr>
     </w:lvl>
   </w:abstractNum>
-  <w:abstractNum w:abstractNumId="36" w15:restartNumberingAfterBreak="0">
+  <w:abstractNum w:abstractNumId="41" w15:restartNumberingAfterBreak="0">
     <w:nsid w:val="4F1F1F02"/>
     <w:multiLevelType w:val="multilevel"/>
     <w:tmpl w:val="86DE6D66"/>
@@ -23866,7 +27223,7 @@
       </w:rPr>
     </w:lvl>
   </w:abstractNum>
-  <w:abstractNum w:abstractNumId="37" w15:restartNumberingAfterBreak="0">
+  <w:abstractNum w:abstractNumId="42" w15:restartNumberingAfterBreak="0">
     <w:nsid w:val="526C2D80"/>
     <w:multiLevelType w:val="multilevel"/>
     <w:tmpl w:val="8E8AB688"/>
@@ -24015,7 +27372,7 @@
       </w:rPr>
     </w:lvl>
   </w:abstractNum>
-  <w:abstractNum w:abstractNumId="38" w15:restartNumberingAfterBreak="0">
+  <w:abstractNum w:abstractNumId="43" w15:restartNumberingAfterBreak="0">
     <w:nsid w:val="54CA03B9"/>
     <w:multiLevelType w:val="multilevel"/>
     <w:tmpl w:val="DC3097A4"/>
@@ -24164,7 +27521,7 @@
       </w:rPr>
     </w:lvl>
   </w:abstractNum>
-  <w:abstractNum w:abstractNumId="39" w15:restartNumberingAfterBreak="0">
+  <w:abstractNum w:abstractNumId="44" w15:restartNumberingAfterBreak="0">
     <w:nsid w:val="5B407367"/>
     <w:multiLevelType w:val="multilevel"/>
     <w:tmpl w:val="1EC6FE94"/>
@@ -24277,7 +27634,7 @@
       </w:pPr>
     </w:lvl>
   </w:abstractNum>
-  <w:abstractNum w:abstractNumId="40" w15:restartNumberingAfterBreak="0">
+  <w:abstractNum w:abstractNumId="45" w15:restartNumberingAfterBreak="0">
     <w:nsid w:val="61EA2B11"/>
     <w:multiLevelType w:val="multilevel"/>
     <w:tmpl w:val="C810CC4E"/>
@@ -24390,7 +27747,7 @@
       </w:pPr>
     </w:lvl>
   </w:abstractNum>
-  <w:abstractNum w:abstractNumId="41" w15:restartNumberingAfterBreak="0">
+  <w:abstractNum w:abstractNumId="46" w15:restartNumberingAfterBreak="0">
     <w:nsid w:val="628A23F0"/>
     <w:multiLevelType w:val="multilevel"/>
     <w:tmpl w:val="F3A8F51A"/>
@@ -24539,7 +27896,156 @@
       </w:rPr>
     </w:lvl>
   </w:abstractNum>
-  <w:abstractNum w:abstractNumId="42" w15:restartNumberingAfterBreak="0">
+  <w:abstractNum w:abstractNumId="47" w15:restartNumberingAfterBreak="0">
+    <w:nsid w:val="6827763C"/>
+    <w:multiLevelType w:val="multilevel"/>
+    <w:tmpl w:val="34BC83F6"/>
+    <w:lvl w:ilvl="0">
+      <w:start w:val="1"/>
+      <w:numFmt w:val="bullet"/>
+      <w:lvlText w:val=""/>
+      <w:lvlJc w:val="left"/>
+      <w:pPr>
+        <w:tabs>
+          <w:tab w:val="num" w:pos="720"/>
+        </w:tabs>
+        <w:ind w:left="720" w:hanging="360"/>
+      </w:pPr>
+      <w:rPr>
+        <w:rFonts w:ascii="Symbol" w:hAnsi="Symbol" w:hint="default"/>
+        <w:sz w:val="20"/>
+      </w:rPr>
+    </w:lvl>
+    <w:lvl w:ilvl="1" w:tentative="1">
+      <w:start w:val="1"/>
+      <w:numFmt w:val="bullet"/>
+      <w:lvlText w:val="o"/>
+      <w:lvlJc w:val="left"/>
+      <w:pPr>
+        <w:tabs>
+          <w:tab w:val="num" w:pos="1440"/>
+        </w:tabs>
+        <w:ind w:left="1440" w:hanging="360"/>
+      </w:pPr>
+      <w:rPr>
+        <w:rFonts w:ascii="Courier New" w:hAnsi="Courier New" w:hint="default"/>
+        <w:sz w:val="20"/>
+      </w:rPr>
+    </w:lvl>
+    <w:lvl w:ilvl="2" w:tentative="1">
+      <w:start w:val="1"/>
+      <w:numFmt w:val="bullet"/>
+      <w:lvlText w:val=""/>
+      <w:lvlJc w:val="left"/>
+      <w:pPr>
+        <w:tabs>
+          <w:tab w:val="num" w:pos="2160"/>
+        </w:tabs>
+        <w:ind w:left="2160" w:hanging="360"/>
+      </w:pPr>
+      <w:rPr>
+        <w:rFonts w:ascii="Wingdings" w:hAnsi="Wingdings" w:hint="default"/>
+        <w:sz w:val="20"/>
+      </w:rPr>
+    </w:lvl>
+    <w:lvl w:ilvl="3" w:tentative="1">
+      <w:start w:val="1"/>
+      <w:numFmt w:val="bullet"/>
+      <w:lvlText w:val=""/>
+      <w:lvlJc w:val="left"/>
+      <w:pPr>
+        <w:tabs>
+          <w:tab w:val="num" w:pos="2880"/>
+        </w:tabs>
+        <w:ind w:left="2880" w:hanging="360"/>
+      </w:pPr>
+      <w:rPr>
+        <w:rFonts w:ascii="Wingdings" w:hAnsi="Wingdings" w:hint="default"/>
+        <w:sz w:val="20"/>
+      </w:rPr>
+    </w:lvl>
+    <w:lvl w:ilvl="4" w:tentative="1">
+      <w:start w:val="1"/>
+      <w:numFmt w:val="bullet"/>
+      <w:lvlText w:val=""/>
+      <w:lvlJc w:val="left"/>
+      <w:pPr>
+        <w:tabs>
+          <w:tab w:val="num" w:pos="3600"/>
+        </w:tabs>
+        <w:ind w:left="3600" w:hanging="360"/>
+      </w:pPr>
+      <w:rPr>
+        <w:rFonts w:ascii="Wingdings" w:hAnsi="Wingdings" w:hint="default"/>
+        <w:sz w:val="20"/>
+      </w:rPr>
+    </w:lvl>
+    <w:lvl w:ilvl="5" w:tentative="1">
+      <w:start w:val="1"/>
+      <w:numFmt w:val="bullet"/>
+      <w:lvlText w:val=""/>
+      <w:lvlJc w:val="left"/>
+      <w:pPr>
+        <w:tabs>
+          <w:tab w:val="num" w:pos="4320"/>
+        </w:tabs>
+        <w:ind w:left="4320" w:hanging="360"/>
+      </w:pPr>
+      <w:rPr>
+        <w:rFonts w:ascii="Wingdings" w:hAnsi="Wingdings" w:hint="default"/>
+        <w:sz w:val="20"/>
+      </w:rPr>
+    </w:lvl>
+    <w:lvl w:ilvl="6" w:tentative="1">
+      <w:start w:val="1"/>
+      <w:numFmt w:val="bullet"/>
+      <w:lvlText w:val=""/>
+      <w:lvlJc w:val="left"/>
+      <w:pPr>
+        <w:tabs>
+          <w:tab w:val="num" w:pos="5040"/>
+        </w:tabs>
+        <w:ind w:left="5040" w:hanging="360"/>
+      </w:pPr>
+      <w:rPr>
+        <w:rFonts w:ascii="Wingdings" w:hAnsi="Wingdings" w:hint="default"/>
+        <w:sz w:val="20"/>
+      </w:rPr>
+    </w:lvl>
+    <w:lvl w:ilvl="7" w:tentative="1">
+      <w:start w:val="1"/>
+      <w:numFmt w:val="bullet"/>
+      <w:lvlText w:val=""/>
+      <w:lvlJc w:val="left"/>
+      <w:pPr>
+        <w:tabs>
+          <w:tab w:val="num" w:pos="5760"/>
+        </w:tabs>
+        <w:ind w:left="5760" w:hanging="360"/>
+      </w:pPr>
+      <w:rPr>
+        <w:rFonts w:ascii="Wingdings" w:hAnsi="Wingdings" w:hint="default"/>
+        <w:sz w:val="20"/>
+      </w:rPr>
+    </w:lvl>
+    <w:lvl w:ilvl="8" w:tentative="1">
+      <w:start w:val="1"/>
+      <w:numFmt w:val="bullet"/>
+      <w:lvlText w:val=""/>
+      <w:lvlJc w:val="left"/>
+      <w:pPr>
+        <w:tabs>
+          <w:tab w:val="num" w:pos="6480"/>
+        </w:tabs>
+        <w:ind w:left="6480" w:hanging="360"/>
+      </w:pPr>
+      <w:rPr>
+        <w:rFonts w:ascii="Wingdings" w:hAnsi="Wingdings" w:hint="default"/>
+        <w:sz w:val="20"/>
+      </w:rPr>
+    </w:lvl>
+  </w:abstractNum>
+  <w:abstractNum w:abstractNumId="48" w15:restartNumberingAfterBreak="0">
     <w:nsid w:val="68583271"/>
     <w:multiLevelType w:val="multilevel"/>
     <w:tmpl w:val="B5F4C79A"/>
@@ -24688,7 +28194,7 @@
       </w:rPr>
     </w:lvl>
   </w:abstractNum>
-  <w:abstractNum w:abstractNumId="43" w15:restartNumberingAfterBreak="0">
+  <w:abstractNum w:abstractNumId="49" w15:restartNumberingAfterBreak="0">
     <w:nsid w:val="73997FA2"/>
     <w:multiLevelType w:val="multilevel"/>
     <w:tmpl w:val="71E606AE"/>
@@ -24837,7 +28343,7 @@
       </w:rPr>
     </w:lvl>
   </w:abstractNum>
-  <w:abstractNum w:abstractNumId="44" w15:restartNumberingAfterBreak="0">
+  <w:abstractNum w:abstractNumId="50" w15:restartNumberingAfterBreak="0">
     <w:nsid w:val="76154358"/>
     <w:multiLevelType w:val="multilevel"/>
     <w:tmpl w:val="9294D998"/>
@@ -24986,7 +28492,7 @@
       </w:rPr>
     </w:lvl>
   </w:abstractNum>
-  <w:abstractNum w:abstractNumId="45" w15:restartNumberingAfterBreak="0">
+  <w:abstractNum w:abstractNumId="51" w15:restartNumberingAfterBreak="0">
     <w:nsid w:val="78DC7143"/>
     <w:multiLevelType w:val="multilevel"/>
     <w:tmpl w:val="E214D472"/>
@@ -25135,7 +28641,7 @@
       </w:rPr>
     </w:lvl>
   </w:abstractNum>
-  <w:abstractNum w:abstractNumId="46" w15:restartNumberingAfterBreak="0">
+  <w:abstractNum w:abstractNumId="52" w15:restartNumberingAfterBreak="0">
     <w:nsid w:val="78EB1C8B"/>
     <w:multiLevelType w:val="multilevel"/>
     <w:tmpl w:val="60BC9364"/>
@@ -25252,7 +28758,7 @@
       </w:pPr>
     </w:lvl>
   </w:abstractNum>
-  <w:abstractNum w:abstractNumId="47" w15:restartNumberingAfterBreak="0">
+  <w:abstractNum w:abstractNumId="53" w15:restartNumberingAfterBreak="0">
     <w:nsid w:val="792300DC"/>
     <w:multiLevelType w:val="multilevel"/>
     <w:tmpl w:val="7124FF0A"/>
@@ -25369,7 +28875,7 @@
       </w:pPr>
     </w:lvl>
   </w:abstractNum>
-  <w:abstractNum w:abstractNumId="48" w15:restartNumberingAfterBreak="0">
+  <w:abstractNum w:abstractNumId="54" w15:restartNumberingAfterBreak="0">
     <w:nsid w:val="79A03B3D"/>
     <w:multiLevelType w:val="multilevel"/>
     <w:tmpl w:val="B0961142"/>
@@ -25518,7 +29024,7 @@
       </w:rPr>
     </w:lvl>
   </w:abstractNum>
-  <w:abstractNum w:abstractNumId="49" w15:restartNumberingAfterBreak="0">
+  <w:abstractNum w:abstractNumId="55" w15:restartNumberingAfterBreak="0">
     <w:nsid w:val="7A9A45CF"/>
     <w:multiLevelType w:val="multilevel"/>
     <w:tmpl w:val="A1269A44"/>
@@ -25667,7 +29173,7 @@
       </w:rPr>
     </w:lvl>
   </w:abstractNum>
-  <w:abstractNum w:abstractNumId="50" w15:restartNumberingAfterBreak="0">
+  <w:abstractNum w:abstractNumId="56" w15:restartNumberingAfterBreak="0">
     <w:nsid w:val="7BAB1E7B"/>
     <w:multiLevelType w:val="multilevel"/>
     <w:tmpl w:val="0FB040AA"/>
@@ -25816,7 +29322,7 @@
       </w:rPr>
     </w:lvl>
   </w:abstractNum>
-  <w:abstractNum w:abstractNumId="51" w15:restartNumberingAfterBreak="0">
+  <w:abstractNum w:abstractNumId="57" w15:restartNumberingAfterBreak="0">
     <w:nsid w:val="7FD443CA"/>
     <w:multiLevelType w:val="multilevel"/>
     <w:tmpl w:val="A490C8F4"/>
@@ -25966,16 +29472,16 @@
     </w:lvl>
   </w:abstractNum>
   <w:num w:numId="1" w16cid:durableId="518082281">
-    <w:abstractNumId w:val="11"/>
+    <w:abstractNumId w:val="12"/>
   </w:num>
   <w:num w:numId="2" w16cid:durableId="265818829">
-    <w:abstractNumId w:val="44"/>
+    <w:abstractNumId w:val="50"/>
   </w:num>
   <w:num w:numId="3" w16cid:durableId="115487112">
-    <w:abstractNumId w:val="37"/>
+    <w:abstractNumId w:val="42"/>
   </w:num>
   <w:num w:numId="4" w16cid:durableId="1195002596">
-    <w:abstractNumId w:val="10"/>
+    <w:abstractNumId w:val="11"/>
   </w:num>
   <w:num w:numId="5" w16cid:durableId="100221141">
     <w:abstractNumId w:val="5"/>
@@ -25984,19 +29490,19 @@
     <w:abstractNumId w:val="3"/>
   </w:num>
   <w:num w:numId="7" w16cid:durableId="1378893329">
-    <w:abstractNumId w:val="41"/>
+    <w:abstractNumId w:val="46"/>
   </w:num>
   <w:num w:numId="8" w16cid:durableId="1603076479">
-    <w:abstractNumId w:val="14"/>
+    <w:abstractNumId w:val="15"/>
   </w:num>
   <w:num w:numId="9" w16cid:durableId="1521117620">
-    <w:abstractNumId w:val="27"/>
+    <w:abstractNumId w:val="32"/>
   </w:num>
   <w:num w:numId="10" w16cid:durableId="1540514697">
-    <w:abstractNumId w:val="51"/>
+    <w:abstractNumId w:val="57"/>
   </w:num>
   <w:num w:numId="11" w16cid:durableId="1488861672">
-    <w:abstractNumId w:val="49"/>
+    <w:abstractNumId w:val="55"/>
   </w:num>
   <w:num w:numId="12" w16cid:durableId="273438485">
     <w:abstractNumId w:val="4"/>
@@ -26005,7 +29511,7 @@
     <w:abstractNumId w:val="0"/>
   </w:num>
   <w:num w:numId="14" w16cid:durableId="763650902">
-    <w:abstractNumId w:val="34"/>
+    <w:abstractNumId w:val="39"/>
   </w:num>
   <w:num w:numId="15" w16cid:durableId="367948016">
     <w:abstractNumId w:val="6"/>
@@ -26014,112 +29520,130 @@
     <w:abstractNumId w:val="9"/>
   </w:num>
   <w:num w:numId="17" w16cid:durableId="528641631">
-    <w:abstractNumId w:val="28"/>
+    <w:abstractNumId w:val="33"/>
   </w:num>
   <w:num w:numId="18" w16cid:durableId="231162850">
-    <w:abstractNumId w:val="17"/>
+    <w:abstractNumId w:val="20"/>
   </w:num>
   <w:num w:numId="19" w16cid:durableId="808010782">
     <w:abstractNumId w:val="1"/>
   </w:num>
   <w:num w:numId="20" w16cid:durableId="519975834">
-    <w:abstractNumId w:val="50"/>
+    <w:abstractNumId w:val="56"/>
   </w:num>
   <w:num w:numId="21" w16cid:durableId="1869367930">
-    <w:abstractNumId w:val="38"/>
+    <w:abstractNumId w:val="43"/>
   </w:num>
   <w:num w:numId="22" w16cid:durableId="1672223203">
     <w:abstractNumId w:val="2"/>
   </w:num>
   <w:num w:numId="23" w16cid:durableId="901596038">
-    <w:abstractNumId w:val="36"/>
+    <w:abstractNumId w:val="41"/>
   </w:num>
   <w:num w:numId="24" w16cid:durableId="1695426529">
-    <w:abstractNumId w:val="21"/>
+    <w:abstractNumId w:val="24"/>
   </w:num>
   <w:num w:numId="25" w16cid:durableId="1620911233">
     <w:abstractNumId w:val="7"/>
   </w:num>
   <w:num w:numId="26" w16cid:durableId="1132865211">
-    <w:abstractNumId w:val="23"/>
+    <w:abstractNumId w:val="27"/>
   </w:num>
   <w:num w:numId="27" w16cid:durableId="1239943349">
-    <w:abstractNumId w:val="16"/>
+    <w:abstractNumId w:val="19"/>
   </w:num>
   <w:num w:numId="28" w16cid:durableId="946887717">
     <w:abstractNumId w:val="8"/>
   </w:num>
   <w:num w:numId="29" w16cid:durableId="959267188">
+    <w:abstractNumId w:val="40"/>
+  </w:num>
+  <w:num w:numId="30" w16cid:durableId="621040254">
+    <w:abstractNumId w:val="29"/>
+  </w:num>
+  <w:num w:numId="31" w16cid:durableId="2121296775">
+    <w:abstractNumId w:val="31"/>
+  </w:num>
+  <w:num w:numId="32" w16cid:durableId="719672426">
+    <w:abstractNumId w:val="23"/>
+  </w:num>
+  <w:num w:numId="33" w16cid:durableId="1638797645">
+    <w:abstractNumId w:val="49"/>
+  </w:num>
+  <w:num w:numId="34" w16cid:durableId="281112646">
+    <w:abstractNumId w:val="21"/>
+  </w:num>
+  <w:num w:numId="35" w16cid:durableId="1939438075">
+    <w:abstractNumId w:val="48"/>
+  </w:num>
+  <w:num w:numId="36" w16cid:durableId="1695957082">
+    <w:abstractNumId w:val="25"/>
+  </w:num>
+  <w:num w:numId="37" w16cid:durableId="1840389024">
+    <w:abstractNumId w:val="28"/>
+  </w:num>
+  <w:num w:numId="38" w16cid:durableId="814564482">
+    <w:abstractNumId w:val="36"/>
+  </w:num>
+  <w:num w:numId="39" w16cid:durableId="678166793">
+    <w:abstractNumId w:val="34"/>
+  </w:num>
+  <w:num w:numId="40" w16cid:durableId="409813661">
+    <w:abstractNumId w:val="44"/>
+  </w:num>
+  <w:num w:numId="41" w16cid:durableId="457839075">
+    <w:abstractNumId w:val="14"/>
+  </w:num>
+  <w:num w:numId="42" w16cid:durableId="652636129">
+    <w:abstractNumId w:val="38"/>
+  </w:num>
+  <w:num w:numId="43" w16cid:durableId="1834026823">
+    <w:abstractNumId w:val="22"/>
+  </w:num>
+  <w:num w:numId="44" w16cid:durableId="1114641042">
+    <w:abstractNumId w:val="45"/>
+  </w:num>
+  <w:num w:numId="45" w16cid:durableId="596987020">
+    <w:abstractNumId w:val="37"/>
+  </w:num>
+  <w:num w:numId="46" w16cid:durableId="1679967997">
+    <w:abstractNumId w:val="53"/>
+  </w:num>
+  <w:num w:numId="47" w16cid:durableId="1427967484">
+    <w:abstractNumId w:val="17"/>
+  </w:num>
+  <w:num w:numId="48" w16cid:durableId="172108102">
+    <w:abstractNumId w:val="13"/>
+  </w:num>
+  <w:num w:numId="49" w16cid:durableId="1034385937">
+    <w:abstractNumId w:val="54"/>
+  </w:num>
+  <w:num w:numId="50" w16cid:durableId="1758674466">
     <w:abstractNumId w:val="35"/>
   </w:num>
-  <w:num w:numId="30" w16cid:durableId="621040254">
-    <w:abstractNumId w:val="25"/>
+  <w:num w:numId="51" w16cid:durableId="1760559989">
+    <w:abstractNumId w:val="52"/>
   </w:num>
-  <w:num w:numId="31" w16cid:durableId="2121296775">
+  <w:num w:numId="52" w16cid:durableId="1379092205">
+    <w:abstractNumId w:val="51"/>
+  </w:num>
+  <w:num w:numId="53" w16cid:durableId="1045980127">
+    <w:abstractNumId w:val="16"/>
+  </w:num>
+  <w:num w:numId="54" w16cid:durableId="416219984">
+    <w:abstractNumId w:val="18"/>
+  </w:num>
+  <w:num w:numId="55" w16cid:durableId="1835879670">
+    <w:abstractNumId w:val="30"/>
+  </w:num>
+  <w:num w:numId="56" w16cid:durableId="1728530650">
     <w:abstractNumId w:val="26"/>
   </w:num>
-  <w:num w:numId="32" w16cid:durableId="719672426">
-    <w:abstractNumId w:val="20"/>
+  <w:num w:numId="57" w16cid:durableId="670720158">
+    <w:abstractNumId w:val="10"/>
   </w:num>
-  <w:num w:numId="33" w16cid:durableId="1638797645">
-    <w:abstractNumId w:val="43"/>
-  </w:num>
-  <w:num w:numId="34" w16cid:durableId="281112646">
-    <w:abstractNumId w:val="18"/>
-  </w:num>
-  <w:num w:numId="35" w16cid:durableId="1939438075">
-    <w:abstractNumId w:val="42"/>
-  </w:num>
-  <w:num w:numId="36" w16cid:durableId="1695957082">
-    <w:abstractNumId w:val="22"/>
-  </w:num>
-  <w:num w:numId="37" w16cid:durableId="1840389024">
-    <w:abstractNumId w:val="24"/>
-  </w:num>
-  <w:num w:numId="38" w16cid:durableId="814564482">
-    <w:abstractNumId w:val="31"/>
-  </w:num>
-  <w:num w:numId="39" w16cid:durableId="678166793">
-    <w:abstractNumId w:val="29"/>
-  </w:num>
-  <w:num w:numId="40" w16cid:durableId="409813661">
-    <w:abstractNumId w:val="39"/>
-  </w:num>
-  <w:num w:numId="41" w16cid:durableId="457839075">
-    <w:abstractNumId w:val="13"/>
-  </w:num>
-  <w:num w:numId="42" w16cid:durableId="652636129">
-    <w:abstractNumId w:val="33"/>
-  </w:num>
-  <w:num w:numId="43" w16cid:durableId="1834026823">
-    <w:abstractNumId w:val="19"/>
-  </w:num>
-  <w:num w:numId="44" w16cid:durableId="1114641042">
-    <w:abstractNumId w:val="40"/>
-  </w:num>
-  <w:num w:numId="45" w16cid:durableId="596987020">
-    <w:abstractNumId w:val="32"/>
-  </w:num>
-  <w:num w:numId="46" w16cid:durableId="1679967997">
+  <w:num w:numId="58" w16cid:durableId="2075278169">
     <w:abstractNumId w:val="47"/>
-  </w:num>
-  <w:num w:numId="47" w16cid:durableId="1427967484">
-    <w:abstractNumId w:val="15"/>
-  </w:num>
-  <w:num w:numId="48" w16cid:durableId="172108102">
-    <w:abstractNumId w:val="12"/>
-  </w:num>
-  <w:num w:numId="49" w16cid:durableId="1034385937">
-    <w:abstractNumId w:val="48"/>
-  </w:num>
-  <w:num w:numId="50" w16cid:durableId="1758674466">
-    <w:abstractNumId w:val="30"/>
-  </w:num>
-  <w:num w:numId="51" w16cid:durableId="1760559989">
-    <w:abstractNumId w:val="46"/>
-  </w:num>
-  <w:num w:numId="52" w16cid:durableId="1379092205">
-    <w:abstractNumId w:val="45"/>
   </w:num>
 </w:numbering>
 </file>
@@ -26726,7 +30250,6 @@
   <w:style w:type="character" w:default="1" w:styleId="DefaultParagraphFont">
     <w:name w:val="Default Paragraph Font"/>
     <w:uiPriority w:val="1"/>
-    <w:semiHidden/>
     <w:unhideWhenUsed/>
   </w:style>
   <w:style w:type="table" w:default="1" w:styleId="TableNormal">

--- a/React/Notes/React notes.docx
+++ b/React/Notes/React notes.docx
@@ -19791,144 +19791,754 @@
     <w:p>
       <w:pPr>
         <w:rPr>
-          <w:sz w:val="24"/>
-          <w:szCs w:val="24"/>
-        </w:rPr>
-      </w:pPr>
-      <w:r>
-        <w:rPr>
-          <w:sz w:val="24"/>
-          <w:szCs w:val="24"/>
-        </w:rPr>
-        <w:t xml:space="preserve">Notes I made </w:t>
-      </w:r>
-      <w:r>
-        <w:rPr>
-          <w:sz w:val="24"/>
-          <w:szCs w:val="24"/>
-        </w:rPr>
-        <w:t>–</w:t>
-      </w:r>
-    </w:p>
-    <w:p>
-      <w:pPr>
-        <w:rPr>
-          <w:sz w:val="24"/>
-          <w:szCs w:val="24"/>
-        </w:rPr>
-      </w:pPr>
-      <w:r>
-        <w:rPr>
-          <w:sz w:val="24"/>
-          <w:szCs w:val="24"/>
-        </w:rPr>
-        <w:t xml:space="preserve"> // Redux - Alternative of prop drilling (prop drilling was a headache)</w:t>
-      </w:r>
-    </w:p>
-    <w:p>
-      <w:pPr>
-        <w:rPr>
-          <w:sz w:val="24"/>
-          <w:szCs w:val="24"/>
-        </w:rPr>
-      </w:pPr>
-      <w:r>
-        <w:rPr>
-          <w:sz w:val="24"/>
-          <w:szCs w:val="24"/>
-        </w:rPr>
-        <w:t xml:space="preserve"> // Centralized store </w:t>
-      </w:r>
-    </w:p>
-    <w:p>
-      <w:pPr>
-        <w:rPr>
-          <w:sz w:val="24"/>
-          <w:szCs w:val="24"/>
-        </w:rPr>
-      </w:pPr>
-      <w:r>
-        <w:rPr>
-          <w:sz w:val="24"/>
-          <w:szCs w:val="24"/>
-        </w:rPr>
-        <w:t xml:space="preserve">// Terms </w:t>
-      </w:r>
-      <w:r>
-        <w:rPr>
-          <w:sz w:val="24"/>
-          <w:szCs w:val="24"/>
-        </w:rPr>
-        <w:t>–</w:t>
-      </w:r>
-      <w:r>
-        <w:rPr>
-          <w:sz w:val="24"/>
-          <w:szCs w:val="24"/>
-        </w:rPr>
-        <w:t xml:space="preserve"> </w:t>
-      </w:r>
-    </w:p>
-    <w:p>
-      <w:pPr>
-        <w:rPr>
-          <w:sz w:val="24"/>
-          <w:szCs w:val="24"/>
-        </w:rPr>
-      </w:pPr>
-      <w:r>
-        <w:rPr>
-          <w:sz w:val="24"/>
-          <w:szCs w:val="24"/>
-        </w:rPr>
-        <w:t>// Action {event/</w:t>
-      </w:r>
-      <w:proofErr w:type="gramStart"/>
-      <w:r>
-        <w:rPr>
-          <w:sz w:val="24"/>
-          <w:szCs w:val="24"/>
-        </w:rPr>
-        <w:t>object}(</w:t>
-      </w:r>
-      <w:proofErr w:type="gramEnd"/>
-      <w:r>
-        <w:rPr>
-          <w:sz w:val="24"/>
-          <w:szCs w:val="24"/>
-        </w:rPr>
-        <w:t>It's a [event] or [</w:t>
-      </w:r>
-      <w:proofErr w:type="spellStart"/>
-      <w:r>
-        <w:rPr>
-          <w:sz w:val="24"/>
-          <w:szCs w:val="24"/>
-        </w:rPr>
-        <w:t>event+additional</w:t>
-      </w:r>
-      <w:proofErr w:type="spellEnd"/>
-      <w:r>
-        <w:rPr>
-          <w:sz w:val="24"/>
-          <w:szCs w:val="24"/>
-        </w:rPr>
-        <w:t xml:space="preserve"> info], additional info like ex.- payload, object or data)</w:t>
-      </w:r>
-    </w:p>
-    <w:p>
-      <w:pPr>
-        <w:rPr>
-          <w:sz w:val="24"/>
-          <w:szCs w:val="24"/>
-        </w:rPr>
-      </w:pPr>
-      <w:r>
-        <w:rPr>
-          <w:sz w:val="24"/>
-          <w:szCs w:val="24"/>
-        </w:rPr>
-        <w:t xml:space="preserve"> // Store {hold states} (It contains </w:t>
+          <w:b/>
+          <w:bCs/>
+          <w:sz w:val="24"/>
+          <w:szCs w:val="24"/>
+        </w:rPr>
+      </w:pPr>
+      <w:r>
+        <w:rPr>
+          <w:rFonts w:ascii="Segoe UI Emoji" w:hAnsi="Segoe UI Emoji" w:cs="Segoe UI Emoji"/>
+          <w:b/>
+          <w:bCs/>
+          <w:sz w:val="24"/>
+          <w:szCs w:val="24"/>
+        </w:rPr>
+        <w:t>🔁</w:t>
+      </w:r>
+      <w:r>
+        <w:rPr>
+          <w:b/>
+          <w:bCs/>
+          <w:sz w:val="24"/>
+          <w:szCs w:val="24"/>
+        </w:rPr>
+        <w:t xml:space="preserve"> What is Redux?</w:t>
+      </w:r>
+    </w:p>
+    <w:p>
+      <w:pPr>
+        <w:rPr>
+          <w:sz w:val="24"/>
+          <w:szCs w:val="24"/>
+        </w:rPr>
+      </w:pPr>
+      <w:r>
+        <w:rPr>
+          <w:sz w:val="24"/>
+          <w:szCs w:val="24"/>
+        </w:rPr>
+        <w:t xml:space="preserve">Redux is a </w:t>
+      </w:r>
+      <w:r>
+        <w:rPr>
+          <w:b/>
+          <w:bCs/>
+          <w:sz w:val="24"/>
+          <w:szCs w:val="24"/>
+        </w:rPr>
+        <w:t>state management library</w:t>
+      </w:r>
+      <w:r>
+        <w:rPr>
+          <w:sz w:val="24"/>
+          <w:szCs w:val="24"/>
+        </w:rPr>
+        <w:t xml:space="preserve"> for React apps. It's especially useful when many components need to share or update the same state.</w:t>
+      </w:r>
+    </w:p>
+    <w:p>
+      <w:pPr>
+        <w:rPr>
+          <w:sz w:val="24"/>
+          <w:szCs w:val="24"/>
+        </w:rPr>
+      </w:pPr>
+      <w:r>
+        <w:rPr>
+          <w:sz w:val="24"/>
+          <w:szCs w:val="24"/>
+        </w:rPr>
+        <w:pict w14:anchorId="28337212">
+          <v:rect id="_x0000_i1054" style="width:0;height:1.5pt" o:hralign="center" o:hrstd="t" o:hr="t" fillcolor="#a0a0a0" stroked="f"/>
+        </w:pict>
+      </w:r>
+    </w:p>
+    <w:p>
+      <w:pPr>
+        <w:rPr>
+          <w:b/>
+          <w:bCs/>
+          <w:sz w:val="24"/>
+          <w:szCs w:val="24"/>
+        </w:rPr>
+      </w:pPr>
+      <w:r>
+        <w:rPr>
+          <w:rFonts w:ascii="Segoe UI Emoji" w:hAnsi="Segoe UI Emoji" w:cs="Segoe UI Emoji"/>
+          <w:b/>
+          <w:bCs/>
+          <w:sz w:val="24"/>
+          <w:szCs w:val="24"/>
+        </w:rPr>
+        <w:t>🔧</w:t>
+      </w:r>
+      <w:r>
+        <w:rPr>
+          <w:b/>
+          <w:bCs/>
+          <w:sz w:val="24"/>
+          <w:szCs w:val="24"/>
+        </w:rPr>
+        <w:t xml:space="preserve"> Why Redux?</w:t>
+      </w:r>
+    </w:p>
+    <w:p>
+      <w:pPr>
+        <w:rPr>
+          <w:sz w:val="24"/>
+          <w:szCs w:val="24"/>
+        </w:rPr>
+      </w:pPr>
+      <w:r>
+        <w:rPr>
+          <w:sz w:val="24"/>
+          <w:szCs w:val="24"/>
+        </w:rPr>
+        <w:t xml:space="preserve">To avoid </w:t>
+      </w:r>
+      <w:r>
+        <w:rPr>
+          <w:b/>
+          <w:bCs/>
+          <w:sz w:val="24"/>
+          <w:szCs w:val="24"/>
+        </w:rPr>
+        <w:t>prop drilling</w:t>
+      </w:r>
+      <w:r>
+        <w:rPr>
+          <w:sz w:val="24"/>
+          <w:szCs w:val="24"/>
+        </w:rPr>
+        <w:t xml:space="preserve"> (passing data through multiple nested components), Redux provides a </w:t>
+      </w:r>
+      <w:r>
+        <w:rPr>
+          <w:b/>
+          <w:bCs/>
+          <w:sz w:val="24"/>
+          <w:szCs w:val="24"/>
+        </w:rPr>
+        <w:t>centralized store</w:t>
+      </w:r>
+      <w:r>
+        <w:rPr>
+          <w:sz w:val="24"/>
+          <w:szCs w:val="24"/>
+        </w:rPr>
+        <w:t xml:space="preserve"> so that </w:t>
+      </w:r>
+      <w:r>
+        <w:rPr>
+          <w:b/>
+          <w:bCs/>
+          <w:sz w:val="24"/>
+          <w:szCs w:val="24"/>
+        </w:rPr>
+        <w:t>any component</w:t>
+      </w:r>
+      <w:r>
+        <w:rPr>
+          <w:sz w:val="24"/>
+          <w:szCs w:val="24"/>
+        </w:rPr>
+        <w:t xml:space="preserve"> can access or modify state easily.</w:t>
+      </w:r>
+    </w:p>
+    <w:p>
+      <w:pPr>
+        <w:rPr>
+          <w:sz w:val="24"/>
+          <w:szCs w:val="24"/>
+        </w:rPr>
+      </w:pPr>
+      <w:r>
+        <w:rPr>
+          <w:sz w:val="24"/>
+          <w:szCs w:val="24"/>
+        </w:rPr>
+        <w:pict w14:anchorId="58ABED9C">
+          <v:rect id="_x0000_i1055" style="width:0;height:1.5pt" o:hralign="center" o:hrstd="t" o:hr="t" fillcolor="#a0a0a0" stroked="f"/>
+        </w:pict>
+      </w:r>
+    </w:p>
+    <w:p>
+      <w:pPr>
+        <w:rPr>
+          <w:b/>
+          <w:bCs/>
+          <w:sz w:val="24"/>
+          <w:szCs w:val="24"/>
+        </w:rPr>
+      </w:pPr>
+      <w:r>
+        <w:rPr>
+          <w:rFonts w:ascii="Segoe UI Emoji" w:hAnsi="Segoe UI Emoji" w:cs="Segoe UI Emoji"/>
+          <w:b/>
+          <w:bCs/>
+          <w:sz w:val="24"/>
+          <w:szCs w:val="24"/>
+        </w:rPr>
+        <w:t>🧱</w:t>
+      </w:r>
+      <w:r>
+        <w:rPr>
+          <w:b/>
+          <w:bCs/>
+          <w:sz w:val="24"/>
+          <w:szCs w:val="24"/>
+        </w:rPr>
+        <w:t xml:space="preserve"> Core Concepts in Redux</w:t>
+      </w:r>
+    </w:p>
+    <w:tbl>
+      <w:tblPr>
+        <w:tblW w:w="0" w:type="auto"/>
+        <w:tblCellSpacing w:w="15" w:type="dxa"/>
+        <w:tblCellMar>
+          <w:top w:w="15" w:type="dxa"/>
+          <w:left w:w="15" w:type="dxa"/>
+          <w:bottom w:w="15" w:type="dxa"/>
+          <w:right w:w="15" w:type="dxa"/>
+        </w:tblCellMar>
+        <w:tblLook w:val="04A0" w:firstRow="1" w:lastRow="0" w:firstColumn="1" w:lastColumn="0" w:noHBand="0" w:noVBand="1"/>
+      </w:tblPr>
+      <w:tblGrid>
+        <w:gridCol w:w="892"/>
+        <w:gridCol w:w="6868"/>
+      </w:tblGrid>
+      <w:tr>
+        <w:trPr>
+          <w:tblHeader/>
+          <w:tblCellSpacing w:w="15" w:type="dxa"/>
+        </w:trPr>
+        <w:tc>
+          <w:tcPr>
+            <w:tcW w:w="0" w:type="auto"/>
+            <w:vAlign w:val="center"/>
+            <w:hideMark/>
+          </w:tcPr>
+          <w:p>
+            <w:pPr>
+              <w:rPr>
+                <w:b/>
+                <w:bCs/>
+                <w:sz w:val="24"/>
+                <w:szCs w:val="24"/>
+              </w:rPr>
+            </w:pPr>
+            <w:r>
+              <w:rPr>
+                <w:b/>
+                <w:bCs/>
+                <w:sz w:val="24"/>
+                <w:szCs w:val="24"/>
+              </w:rPr>
+              <w:t>Term</w:t>
+            </w:r>
+          </w:p>
+        </w:tc>
+        <w:tc>
+          <w:tcPr>
+            <w:tcW w:w="0" w:type="auto"/>
+            <w:vAlign w:val="center"/>
+            <w:hideMark/>
+          </w:tcPr>
+          <w:p>
+            <w:pPr>
+              <w:rPr>
+                <w:b/>
+                <w:bCs/>
+                <w:sz w:val="24"/>
+                <w:szCs w:val="24"/>
+              </w:rPr>
+            </w:pPr>
+            <w:r>
+              <w:rPr>
+                <w:b/>
+                <w:bCs/>
+                <w:sz w:val="24"/>
+                <w:szCs w:val="24"/>
+              </w:rPr>
+              <w:t>Meaning</w:t>
+            </w:r>
+          </w:p>
+        </w:tc>
+      </w:tr>
+      <w:tr>
+        <w:trPr>
+          <w:tblCellSpacing w:w="15" w:type="dxa"/>
+        </w:trPr>
+        <w:tc>
+          <w:tcPr>
+            <w:tcW w:w="0" w:type="auto"/>
+            <w:vAlign w:val="center"/>
+            <w:hideMark/>
+          </w:tcPr>
+          <w:p>
+            <w:pPr>
+              <w:rPr>
+                <w:sz w:val="24"/>
+                <w:szCs w:val="24"/>
+              </w:rPr>
+            </w:pPr>
+            <w:r>
+              <w:rPr>
+                <w:b/>
+                <w:bCs/>
+                <w:sz w:val="24"/>
+                <w:szCs w:val="24"/>
+              </w:rPr>
+              <w:t>Action</w:t>
+            </w:r>
+          </w:p>
+        </w:tc>
+        <w:tc>
+          <w:tcPr>
+            <w:tcW w:w="0" w:type="auto"/>
+            <w:vAlign w:val="center"/>
+            <w:hideMark/>
+          </w:tcPr>
+          <w:p>
+            <w:pPr>
+              <w:rPr>
+                <w:sz w:val="24"/>
+                <w:szCs w:val="24"/>
+              </w:rPr>
+            </w:pPr>
+            <w:r>
+              <w:rPr>
+                <w:sz w:val="24"/>
+                <w:szCs w:val="24"/>
+              </w:rPr>
+              <w:t>An object that describes what happened (can also carry data).</w:t>
+            </w:r>
+          </w:p>
+        </w:tc>
+      </w:tr>
+      <w:tr>
+        <w:trPr>
+          <w:tblCellSpacing w:w="15" w:type="dxa"/>
+        </w:trPr>
+        <w:tc>
+          <w:tcPr>
+            <w:tcW w:w="0" w:type="auto"/>
+            <w:vAlign w:val="center"/>
+            <w:hideMark/>
+          </w:tcPr>
+          <w:p>
+            <w:pPr>
+              <w:rPr>
+                <w:sz w:val="24"/>
+                <w:szCs w:val="24"/>
+              </w:rPr>
+            </w:pPr>
+            <w:r>
+              <w:rPr>
+                <w:b/>
+                <w:bCs/>
+                <w:sz w:val="24"/>
+                <w:szCs w:val="24"/>
+              </w:rPr>
+              <w:t>Store</w:t>
+            </w:r>
+          </w:p>
+        </w:tc>
+        <w:tc>
+          <w:tcPr>
+            <w:tcW w:w="0" w:type="auto"/>
+            <w:vAlign w:val="center"/>
+            <w:hideMark/>
+          </w:tcPr>
+          <w:p>
+            <w:pPr>
+              <w:rPr>
+                <w:sz w:val="24"/>
+                <w:szCs w:val="24"/>
+              </w:rPr>
+            </w:pPr>
+            <w:r>
+              <w:rPr>
+                <w:sz w:val="24"/>
+                <w:szCs w:val="24"/>
+              </w:rPr>
+              <w:t>A container that holds the whole app's state and connects everything.</w:t>
+            </w:r>
+          </w:p>
+        </w:tc>
+      </w:tr>
+      <w:tr>
+        <w:trPr>
+          <w:tblCellSpacing w:w="15" w:type="dxa"/>
+        </w:trPr>
+        <w:tc>
+          <w:tcPr>
+            <w:tcW w:w="0" w:type="auto"/>
+            <w:vAlign w:val="center"/>
+            <w:hideMark/>
+          </w:tcPr>
+          <w:p>
+            <w:pPr>
+              <w:rPr>
+                <w:sz w:val="24"/>
+                <w:szCs w:val="24"/>
+              </w:rPr>
+            </w:pPr>
+            <w:r>
+              <w:rPr>
+                <w:b/>
+                <w:bCs/>
+                <w:sz w:val="24"/>
+                <w:szCs w:val="24"/>
+              </w:rPr>
+              <w:t>Reducer</w:t>
+            </w:r>
+          </w:p>
+        </w:tc>
+        <w:tc>
+          <w:tcPr>
+            <w:tcW w:w="0" w:type="auto"/>
+            <w:vAlign w:val="center"/>
+            <w:hideMark/>
+          </w:tcPr>
+          <w:p>
+            <w:pPr>
+              <w:rPr>
+                <w:sz w:val="24"/>
+                <w:szCs w:val="24"/>
+              </w:rPr>
+            </w:pPr>
+            <w:r>
+              <w:rPr>
+                <w:sz w:val="24"/>
+                <w:szCs w:val="24"/>
+              </w:rPr>
+              <w:t>A function that updates the state based on the action.</w:t>
+            </w:r>
+          </w:p>
+        </w:tc>
+      </w:tr>
+      <w:tr>
+        <w:trPr>
+          <w:tblCellSpacing w:w="15" w:type="dxa"/>
+        </w:trPr>
+        <w:tc>
+          <w:tcPr>
+            <w:tcW w:w="0" w:type="auto"/>
+            <w:vAlign w:val="center"/>
+            <w:hideMark/>
+          </w:tcPr>
+          <w:p>
+            <w:pPr>
+              <w:rPr>
+                <w:sz w:val="24"/>
+                <w:szCs w:val="24"/>
+              </w:rPr>
+            </w:pPr>
+            <w:r>
+              <w:rPr>
+                <w:b/>
+                <w:bCs/>
+                <w:sz w:val="24"/>
+                <w:szCs w:val="24"/>
+              </w:rPr>
+              <w:t>Slice</w:t>
+            </w:r>
+          </w:p>
+        </w:tc>
+        <w:tc>
+          <w:tcPr>
+            <w:tcW w:w="0" w:type="auto"/>
+            <w:vAlign w:val="center"/>
+            <w:hideMark/>
+          </w:tcPr>
+          <w:p>
+            <w:pPr>
+              <w:rPr>
+                <w:sz w:val="24"/>
+                <w:szCs w:val="24"/>
+              </w:rPr>
+            </w:pPr>
+            <w:r>
+              <w:rPr>
+                <w:sz w:val="24"/>
+                <w:szCs w:val="24"/>
+              </w:rPr>
+              <w:t>A collection of reducer logic and initial state for a specific feature.</w:t>
+            </w:r>
+          </w:p>
+        </w:tc>
+      </w:tr>
+      <w:tr>
+        <w:trPr>
+          <w:tblCellSpacing w:w="15" w:type="dxa"/>
+        </w:trPr>
+        <w:tc>
+          <w:tcPr>
+            <w:tcW w:w="0" w:type="auto"/>
+            <w:vAlign w:val="center"/>
+            <w:hideMark/>
+          </w:tcPr>
+          <w:p>
+            <w:pPr>
+              <w:rPr>
+                <w:sz w:val="24"/>
+                <w:szCs w:val="24"/>
+              </w:rPr>
+            </w:pPr>
+            <w:r>
+              <w:rPr>
+                <w:b/>
+                <w:bCs/>
+                <w:sz w:val="24"/>
+                <w:szCs w:val="24"/>
+              </w:rPr>
+              <w:t>State</w:t>
+            </w:r>
+          </w:p>
+        </w:tc>
+        <w:tc>
+          <w:tcPr>
+            <w:tcW w:w="0" w:type="auto"/>
+            <w:vAlign w:val="center"/>
+            <w:hideMark/>
+          </w:tcPr>
+          <w:p>
+            <w:pPr>
+              <w:rPr>
+                <w:sz w:val="24"/>
+                <w:szCs w:val="24"/>
+              </w:rPr>
+            </w:pPr>
+            <w:r>
+              <w:rPr>
+                <w:sz w:val="24"/>
+                <w:szCs w:val="24"/>
+              </w:rPr>
+              <w:t>The actual data your app works with.</w:t>
+            </w:r>
+          </w:p>
+        </w:tc>
+      </w:tr>
+    </w:tbl>
+    <w:p>
+      <w:pPr>
+        <w:rPr>
+          <w:sz w:val="24"/>
+          <w:szCs w:val="24"/>
+        </w:rPr>
+      </w:pPr>
+      <w:r>
+        <w:rPr>
+          <w:sz w:val="24"/>
+          <w:szCs w:val="24"/>
+        </w:rPr>
+        <w:pict w14:anchorId="56C7680A">
+          <v:rect id="_x0000_i1056" style="width:0;height:1.5pt" o:hralign="center" o:hrstd="t" o:hr="t" fillcolor="#a0a0a0" stroked="f"/>
+        </w:pict>
+      </w:r>
+    </w:p>
+    <w:p>
+      <w:pPr>
+        <w:rPr>
+          <w:b/>
+          <w:bCs/>
+          <w:sz w:val="24"/>
+          <w:szCs w:val="24"/>
+        </w:rPr>
+      </w:pPr>
+      <w:r>
+        <w:rPr>
+          <w:rFonts w:ascii="Segoe UI Emoji" w:hAnsi="Segoe UI Emoji" w:cs="Segoe UI Emoji"/>
+          <w:b/>
+          <w:bCs/>
+          <w:sz w:val="24"/>
+          <w:szCs w:val="24"/>
+        </w:rPr>
+        <w:t>🔄</w:t>
+      </w:r>
+      <w:r>
+        <w:rPr>
+          <w:b/>
+          <w:bCs/>
+          <w:sz w:val="24"/>
+          <w:szCs w:val="24"/>
+        </w:rPr>
+        <w:t xml:space="preserve"> Redux Flow (How It Works)</w:t>
+      </w:r>
+    </w:p>
+    <w:p>
+      <w:pPr>
+        <w:numPr>
+          <w:ilvl w:val="0"/>
+          <w:numId w:val="59"/>
+        </w:numPr>
+        <w:rPr>
+          <w:sz w:val="24"/>
+          <w:szCs w:val="24"/>
+        </w:rPr>
+      </w:pPr>
+      <w:r>
+        <w:rPr>
+          <w:b/>
+          <w:bCs/>
+          <w:sz w:val="24"/>
+          <w:szCs w:val="24"/>
+        </w:rPr>
+        <w:t>UI triggers an event</w:t>
+      </w:r>
+      <w:r>
+        <w:rPr>
+          <w:sz w:val="24"/>
+          <w:szCs w:val="24"/>
+        </w:rPr>
+        <w:t xml:space="preserve"> (e.g., button click)</w:t>
+      </w:r>
+    </w:p>
+    <w:p>
+      <w:pPr>
+        <w:numPr>
+          <w:ilvl w:val="0"/>
+          <w:numId w:val="59"/>
+        </w:numPr>
+        <w:rPr>
+          <w:sz w:val="24"/>
+          <w:szCs w:val="24"/>
+        </w:rPr>
+      </w:pPr>
+      <w:r>
+        <w:rPr>
+          <w:sz w:val="24"/>
+          <w:szCs w:val="24"/>
+        </w:rPr>
+        <w:t xml:space="preserve">A </w:t>
+      </w:r>
+      <w:r>
+        <w:rPr>
+          <w:b/>
+          <w:bCs/>
+          <w:sz w:val="24"/>
+          <w:szCs w:val="24"/>
+        </w:rPr>
+        <w:t>function dispatches an action</w:t>
+      </w:r>
+    </w:p>
+    <w:p>
+      <w:pPr>
+        <w:numPr>
+          <w:ilvl w:val="0"/>
+          <w:numId w:val="59"/>
+        </w:numPr>
+        <w:rPr>
+          <w:sz w:val="24"/>
+          <w:szCs w:val="24"/>
+        </w:rPr>
+      </w:pPr>
+      <w:r>
+        <w:rPr>
+          <w:sz w:val="24"/>
+          <w:szCs w:val="24"/>
+        </w:rPr>
+        <w:t xml:space="preserve">The </w:t>
+      </w:r>
+      <w:r>
+        <w:rPr>
+          <w:b/>
+          <w:bCs/>
+          <w:sz w:val="24"/>
+          <w:szCs w:val="24"/>
+        </w:rPr>
+        <w:t>action reaches the reducer via the store</w:t>
+      </w:r>
+    </w:p>
+    <w:p>
+      <w:pPr>
+        <w:numPr>
+          <w:ilvl w:val="0"/>
+          <w:numId w:val="59"/>
+        </w:numPr>
+        <w:rPr>
+          <w:sz w:val="24"/>
+          <w:szCs w:val="24"/>
+        </w:rPr>
+      </w:pPr>
+      <w:r>
+        <w:rPr>
+          <w:sz w:val="24"/>
+          <w:szCs w:val="24"/>
+        </w:rPr>
+        <w:t xml:space="preserve">The </w:t>
+      </w:r>
+      <w:r>
+        <w:rPr>
+          <w:b/>
+          <w:bCs/>
+          <w:sz w:val="24"/>
+          <w:szCs w:val="24"/>
+        </w:rPr>
+        <w:t>reducer updates the state</w:t>
+      </w:r>
+    </w:p>
+    <w:p>
+      <w:pPr>
+        <w:numPr>
+          <w:ilvl w:val="0"/>
+          <w:numId w:val="59"/>
+        </w:numPr>
+        <w:rPr>
+          <w:sz w:val="24"/>
+          <w:szCs w:val="24"/>
+        </w:rPr>
+      </w:pPr>
+      <w:r>
+        <w:rPr>
+          <w:sz w:val="24"/>
+          <w:szCs w:val="24"/>
+        </w:rPr>
+        <w:t xml:space="preserve">The </w:t>
+      </w:r>
+      <w:r>
+        <w:rPr>
+          <w:b/>
+          <w:bCs/>
+          <w:sz w:val="24"/>
+          <w:szCs w:val="24"/>
+        </w:rPr>
+        <w:t>UI re-renders</w:t>
+      </w:r>
+      <w:r>
+        <w:rPr>
+          <w:sz w:val="24"/>
+          <w:szCs w:val="24"/>
+        </w:rPr>
+        <w:t xml:space="preserve"> with the updated state</w:t>
+      </w:r>
+    </w:p>
+    <w:p>
+      <w:pPr>
+        <w:rPr>
+          <w:sz w:val="24"/>
+          <w:szCs w:val="24"/>
+        </w:rPr>
+      </w:pPr>
+      <w:r>
+        <w:rPr>
+          <w:sz w:val="24"/>
+          <w:szCs w:val="24"/>
+        </w:rPr>
+        <w:t xml:space="preserve">Button click -&gt; </w:t>
       </w:r>
       <w:proofErr w:type="spellStart"/>
       <w:proofErr w:type="gramStart"/>
@@ -19937,7 +20547,173 @@
           <w:sz w:val="24"/>
           <w:szCs w:val="24"/>
         </w:rPr>
-        <w:t>state,the</w:t>
+        <w:t>handleFunc</w:t>
+      </w:r>
+      <w:proofErr w:type="spellEnd"/>
+      <w:r>
+        <w:rPr>
+          <w:sz w:val="24"/>
+          <w:szCs w:val="24"/>
+        </w:rPr>
+        <w:t>(</w:t>
+      </w:r>
+      <w:proofErr w:type="gramEnd"/>
+      <w:r>
+        <w:rPr>
+          <w:sz w:val="24"/>
+          <w:szCs w:val="24"/>
+        </w:rPr>
+        <w:t>) -&gt; dispatch(action) -&gt; reducer -&gt; state updated -&gt; UI re-renders</w:t>
+      </w:r>
+    </w:p>
+    <w:p>
+      <w:pPr>
+        <w:rPr>
+          <w:sz w:val="24"/>
+          <w:szCs w:val="24"/>
+        </w:rPr>
+      </w:pPr>
+    </w:p>
+    <w:p>
+      <w:pPr>
+        <w:rPr>
+          <w:b/>
+          <w:bCs/>
+          <w:sz w:val="24"/>
+          <w:szCs w:val="24"/>
+        </w:rPr>
+      </w:pPr>
+      <w:r>
+        <w:rPr>
+          <w:rFonts w:ascii="Segoe UI Emoji" w:hAnsi="Segoe UI Emoji" w:cs="Segoe UI Emoji"/>
+          <w:b/>
+          <w:bCs/>
+          <w:sz w:val="24"/>
+          <w:szCs w:val="24"/>
+        </w:rPr>
+        <w:t>🛠️</w:t>
+      </w:r>
+      <w:r>
+        <w:rPr>
+          <w:b/>
+          <w:bCs/>
+          <w:sz w:val="24"/>
+          <w:szCs w:val="24"/>
+        </w:rPr>
+        <w:t xml:space="preserve"> Redux Setup in React App (Step-by-Step)</w:t>
+      </w:r>
+    </w:p>
+    <w:p>
+      <w:pPr>
+        <w:rPr>
+          <w:b/>
+          <w:bCs/>
+          <w:sz w:val="24"/>
+          <w:szCs w:val="24"/>
+        </w:rPr>
+      </w:pPr>
+      <w:r>
+        <w:rPr>
+          <w:rFonts w:ascii="Segoe UI Emoji" w:hAnsi="Segoe UI Emoji" w:cs="Segoe UI Emoji"/>
+          <w:b/>
+          <w:bCs/>
+          <w:sz w:val="24"/>
+          <w:szCs w:val="24"/>
+        </w:rPr>
+        <w:t>✅</w:t>
+      </w:r>
+      <w:r>
+        <w:rPr>
+          <w:b/>
+          <w:bCs/>
+          <w:sz w:val="24"/>
+          <w:szCs w:val="24"/>
+        </w:rPr>
+        <w:t xml:space="preserve"> Step 1: Create a Redux Store</w:t>
+      </w:r>
+    </w:p>
+    <w:p>
+      <w:pPr>
+        <w:numPr>
+          <w:ilvl w:val="0"/>
+          <w:numId w:val="60"/>
+        </w:numPr>
+        <w:rPr>
+          <w:sz w:val="24"/>
+          <w:szCs w:val="24"/>
+        </w:rPr>
+      </w:pPr>
+      <w:r>
+        <w:rPr>
+          <w:sz w:val="24"/>
+          <w:szCs w:val="24"/>
+        </w:rPr>
+        <w:t>Create a folder called redux</w:t>
+      </w:r>
+    </w:p>
+    <w:p>
+      <w:pPr>
+        <w:numPr>
+          <w:ilvl w:val="0"/>
+          <w:numId w:val="60"/>
+        </w:numPr>
+        <w:rPr>
+          <w:sz w:val="24"/>
+          <w:szCs w:val="24"/>
+        </w:rPr>
+      </w:pPr>
+      <w:r>
+        <w:rPr>
+          <w:sz w:val="24"/>
+          <w:szCs w:val="24"/>
+        </w:rPr>
+        <w:t>Inside it, make a file store.js</w:t>
+      </w:r>
+    </w:p>
+    <w:p>
+      <w:pPr>
+        <w:rPr>
+          <w:sz w:val="24"/>
+          <w:szCs w:val="24"/>
+        </w:rPr>
+      </w:pPr>
+      <w:r>
+        <w:rPr>
+          <w:sz w:val="24"/>
+          <w:szCs w:val="24"/>
+        </w:rPr>
+        <w:t>// redux/store.js</w:t>
+      </w:r>
+    </w:p>
+    <w:p>
+      <w:pPr>
+        <w:rPr>
+          <w:sz w:val="24"/>
+          <w:szCs w:val="24"/>
+        </w:rPr>
+      </w:pPr>
+      <w:r>
+        <w:rPr>
+          <w:sz w:val="24"/>
+          <w:szCs w:val="24"/>
+        </w:rPr>
+        <w:t xml:space="preserve">import </w:t>
+      </w:r>
+      <w:proofErr w:type="gramStart"/>
+      <w:r>
+        <w:rPr>
+          <w:sz w:val="24"/>
+          <w:szCs w:val="24"/>
+        </w:rPr>
+        <w:t xml:space="preserve">{ </w:t>
+      </w:r>
+      <w:proofErr w:type="spellStart"/>
+      <w:r>
+        <w:rPr>
+          <w:sz w:val="24"/>
+          <w:szCs w:val="24"/>
+        </w:rPr>
+        <w:t>configureStore</w:t>
       </w:r>
       <w:proofErr w:type="spellEnd"/>
       <w:proofErr w:type="gramEnd"/>
@@ -19946,7 +20722,7 @@
           <w:sz w:val="24"/>
           <w:szCs w:val="24"/>
         </w:rPr>
-        <w:t xml:space="preserve"> data you want to </w:t>
+        <w:t xml:space="preserve"> } from '@</w:t>
       </w:r>
       <w:proofErr w:type="spellStart"/>
       <w:r>
@@ -19954,7 +20730,7 @@
           <w:sz w:val="24"/>
           <w:szCs w:val="24"/>
         </w:rPr>
-        <w:t>manupulate</w:t>
+        <w:t>reduxjs</w:t>
       </w:r>
       <w:proofErr w:type="spellEnd"/>
       <w:r>
@@ -19962,22 +20738,39 @@
           <w:sz w:val="24"/>
           <w:szCs w:val="24"/>
         </w:rPr>
-        <w:t xml:space="preserve">, it also contains reducers) </w:t>
-      </w:r>
-    </w:p>
-    <w:p>
-      <w:pPr>
-        <w:rPr>
-          <w:sz w:val="24"/>
-          <w:szCs w:val="24"/>
-        </w:rPr>
-      </w:pPr>
-      <w:r>
-        <w:rPr>
-          <w:sz w:val="24"/>
-          <w:szCs w:val="24"/>
-        </w:rPr>
-        <w:t>// Reducer {functions</w:t>
+        <w:t>/toolkit';</w:t>
+      </w:r>
+    </w:p>
+    <w:p>
+      <w:pPr>
+        <w:rPr>
+          <w:sz w:val="24"/>
+          <w:szCs w:val="24"/>
+        </w:rPr>
+      </w:pPr>
+      <w:r>
+        <w:rPr>
+          <w:sz w:val="24"/>
+          <w:szCs w:val="24"/>
+        </w:rPr>
+        <w:lastRenderedPageBreak/>
+        <w:t xml:space="preserve">import </w:t>
+      </w:r>
+      <w:proofErr w:type="spellStart"/>
+      <w:r>
+        <w:rPr>
+          <w:sz w:val="24"/>
+          <w:szCs w:val="24"/>
+        </w:rPr>
+        <w:t>counterReducer</w:t>
+      </w:r>
+      <w:proofErr w:type="spellEnd"/>
+      <w:r>
+        <w:rPr>
+          <w:sz w:val="24"/>
+          <w:szCs w:val="24"/>
+        </w:rPr>
+        <w:t xml:space="preserve"> from </w:t>
       </w:r>
       <w:proofErr w:type="gramStart"/>
       <w:r>
@@ -19985,7 +20778,7 @@
           <w:sz w:val="24"/>
           <w:szCs w:val="24"/>
         </w:rPr>
-        <w:t>}(</w:t>
+        <w:t>'..</w:t>
       </w:r>
       <w:proofErr w:type="gramEnd"/>
       <w:r>
@@ -19993,105 +20786,47 @@
           <w:sz w:val="24"/>
           <w:szCs w:val="24"/>
         </w:rPr>
-        <w:t xml:space="preserve">This contains the entire logic for updating or changing a data) </w:t>
-      </w:r>
-    </w:p>
-    <w:p>
-      <w:pPr>
-        <w:rPr>
-          <w:sz w:val="24"/>
-          <w:szCs w:val="24"/>
-        </w:rPr>
-      </w:pPr>
-      <w:r>
-        <w:rPr>
-          <w:sz w:val="24"/>
-          <w:szCs w:val="24"/>
-        </w:rPr>
-        <w:t>// Slice {features</w:t>
-      </w:r>
-      <w:proofErr w:type="gramStart"/>
-      <w:r>
-        <w:rPr>
-          <w:sz w:val="24"/>
-          <w:szCs w:val="24"/>
-        </w:rPr>
-        <w:t>}(</w:t>
-      </w:r>
-      <w:proofErr w:type="gramEnd"/>
-      <w:r>
-        <w:rPr>
-          <w:sz w:val="24"/>
-          <w:szCs w:val="24"/>
-        </w:rPr>
-        <w:t xml:space="preserve">The logics of maintaining states for every features is in 'Slice', this contains initial state and reducer function) </w:t>
-      </w:r>
-    </w:p>
-    <w:p>
-      <w:pPr>
-        <w:rPr>
-          <w:sz w:val="24"/>
-          <w:szCs w:val="24"/>
-        </w:rPr>
-      </w:pPr>
-      <w:r>
-        <w:rPr>
-          <w:sz w:val="24"/>
-          <w:szCs w:val="24"/>
-        </w:rPr>
-        <w:t xml:space="preserve">// State {data} </w:t>
-      </w:r>
-    </w:p>
-    <w:p>
-      <w:pPr>
-        <w:rPr>
-          <w:sz w:val="24"/>
-          <w:szCs w:val="24"/>
-        </w:rPr>
-      </w:pPr>
-      <w:r>
-        <w:rPr>
-          <w:sz w:val="24"/>
-          <w:szCs w:val="24"/>
-        </w:rPr>
-        <w:t xml:space="preserve">// Whole path </w:t>
-      </w:r>
-      <w:r>
-        <w:rPr>
-          <w:sz w:val="24"/>
-          <w:szCs w:val="24"/>
-        </w:rPr>
-        <w:t>–</w:t>
-      </w:r>
-    </w:p>
-    <w:p>
-      <w:pPr>
-        <w:rPr>
-          <w:sz w:val="24"/>
-          <w:szCs w:val="24"/>
-        </w:rPr>
-      </w:pPr>
-      <w:r>
-        <w:rPr>
-          <w:sz w:val="24"/>
-          <w:szCs w:val="24"/>
-        </w:rPr>
-        <w:t xml:space="preserve"> // UI trigger -&gt; Action dispatch -&gt; store -&gt; reducer -&gt; state update in store -&gt; UI update </w:t>
-      </w:r>
-    </w:p>
-    <w:p>
-      <w:pPr>
-        <w:rPr>
-          <w:sz w:val="24"/>
-          <w:szCs w:val="24"/>
-        </w:rPr>
-      </w:pPr>
-      <w:r>
-        <w:rPr>
-          <w:sz w:val="24"/>
-          <w:szCs w:val="24"/>
-        </w:rPr>
-        <w:t xml:space="preserve">// ex- button click -&gt; </w:t>
+        <w:t>/features/</w:t>
+      </w:r>
+      <w:proofErr w:type="spellStart"/>
+      <w:r>
+        <w:rPr>
+          <w:sz w:val="24"/>
+          <w:szCs w:val="24"/>
+        </w:rPr>
+        <w:t>counterSlice</w:t>
+      </w:r>
+      <w:proofErr w:type="spellEnd"/>
+      <w:r>
+        <w:rPr>
+          <w:sz w:val="24"/>
+          <w:szCs w:val="24"/>
+        </w:rPr>
+        <w:t>';</w:t>
+      </w:r>
+    </w:p>
+    <w:p>
+      <w:pPr>
+        <w:rPr>
+          <w:sz w:val="24"/>
+          <w:szCs w:val="24"/>
+        </w:rPr>
+      </w:pPr>
+      <w:proofErr w:type="spellStart"/>
+      <w:r>
+        <w:rPr>
+          <w:sz w:val="24"/>
+          <w:szCs w:val="24"/>
+        </w:rPr>
+        <w:t>const</w:t>
+      </w:r>
+      <w:proofErr w:type="spellEnd"/>
+      <w:r>
+        <w:rPr>
+          <w:sz w:val="24"/>
+          <w:szCs w:val="24"/>
+        </w:rPr>
+        <w:t xml:space="preserve"> store = </w:t>
       </w:r>
       <w:proofErr w:type="spellStart"/>
       <w:proofErr w:type="gramStart"/>
@@ -20100,7 +20835,7 @@
           <w:sz w:val="24"/>
           <w:szCs w:val="24"/>
         </w:rPr>
-        <w:t>handlefunc</w:t>
+        <w:t>configureStore</w:t>
       </w:r>
       <w:proofErr w:type="spellEnd"/>
       <w:r>
@@ -20116,119 +20851,37 @@
           <w:sz w:val="24"/>
           <w:szCs w:val="24"/>
         </w:rPr>
-        <w:t xml:space="preserve">) -&gt; store -&gt; increment() -&gt; num+1 in store -&gt; num+1 in UI </w:t>
-      </w:r>
-    </w:p>
-    <w:p>
-      <w:pPr>
-        <w:rPr>
-          <w:sz w:val="24"/>
-          <w:szCs w:val="24"/>
-        </w:rPr>
-      </w:pPr>
-      <w:r>
-        <w:rPr>
-          <w:sz w:val="24"/>
-          <w:szCs w:val="24"/>
-        </w:rPr>
-        <w:t xml:space="preserve">// Steps </w:t>
-      </w:r>
-      <w:r>
-        <w:rPr>
-          <w:sz w:val="24"/>
-          <w:szCs w:val="24"/>
-        </w:rPr>
-        <w:t>–</w:t>
-      </w:r>
-    </w:p>
-    <w:p>
-      <w:pPr>
-        <w:rPr>
-          <w:sz w:val="24"/>
-          <w:szCs w:val="24"/>
-        </w:rPr>
-      </w:pPr>
-      <w:r>
-        <w:rPr>
-          <w:sz w:val="24"/>
-          <w:szCs w:val="24"/>
-        </w:rPr>
-        <w:t xml:space="preserve">// 1. create store (in 'redux' folder) </w:t>
-      </w:r>
-    </w:p>
-    <w:p>
-      <w:pPr>
-        <w:rPr>
-          <w:sz w:val="24"/>
-          <w:szCs w:val="24"/>
-        </w:rPr>
-      </w:pPr>
-      <w:r>
-        <w:rPr>
-          <w:sz w:val="24"/>
-          <w:szCs w:val="24"/>
-        </w:rPr>
-        <w:t xml:space="preserve">// 2. wrap the App.js with Provider </w:t>
-      </w:r>
-    </w:p>
-    <w:p>
-      <w:pPr>
-        <w:rPr>
-          <w:sz w:val="24"/>
-          <w:szCs w:val="24"/>
-        </w:rPr>
-      </w:pPr>
-      <w:r>
-        <w:rPr>
-          <w:sz w:val="24"/>
-          <w:szCs w:val="24"/>
-        </w:rPr>
-        <w:t xml:space="preserve">// 3. create slice (in 'features' folder) </w:t>
-      </w:r>
-    </w:p>
-    <w:p>
-      <w:pPr>
-        <w:rPr>
-          <w:sz w:val="24"/>
-          <w:szCs w:val="24"/>
-        </w:rPr>
-      </w:pPr>
-      <w:r>
-        <w:rPr>
-          <w:sz w:val="24"/>
-          <w:szCs w:val="24"/>
-        </w:rPr>
-        <w:t xml:space="preserve">// 4. create Reducers in slice </w:t>
-      </w:r>
-    </w:p>
-    <w:p>
-      <w:pPr>
-        <w:rPr>
-          <w:sz w:val="24"/>
-          <w:szCs w:val="24"/>
-        </w:rPr>
-      </w:pPr>
-      <w:r>
-        <w:rPr>
-          <w:sz w:val="24"/>
-          <w:szCs w:val="24"/>
-        </w:rPr>
-        <w:t xml:space="preserve">// 5. register the created reducers in the store </w:t>
-      </w:r>
-    </w:p>
-    <w:p>
-      <w:pPr>
-        <w:rPr>
-          <w:sz w:val="24"/>
-          <w:szCs w:val="24"/>
-        </w:rPr>
-      </w:pPr>
-      <w:r>
-        <w:rPr>
-          <w:sz w:val="24"/>
-          <w:szCs w:val="24"/>
-        </w:rPr>
-        <w:t xml:space="preserve">// </w:t>
+        <w:t>{</w:t>
+      </w:r>
+    </w:p>
+    <w:p>
+      <w:pPr>
+        <w:rPr>
+          <w:sz w:val="24"/>
+          <w:szCs w:val="24"/>
+        </w:rPr>
+      </w:pPr>
+      <w:r>
+        <w:rPr>
+          <w:sz w:val="24"/>
+          <w:szCs w:val="24"/>
+        </w:rPr>
+        <w:t xml:space="preserve">  reducer: {</w:t>
+      </w:r>
+    </w:p>
+    <w:p>
+      <w:pPr>
+        <w:rPr>
+          <w:sz w:val="24"/>
+          <w:szCs w:val="24"/>
+        </w:rPr>
+      </w:pPr>
+      <w:r>
+        <w:rPr>
+          <w:sz w:val="24"/>
+          <w:szCs w:val="24"/>
+        </w:rPr>
+        <w:t xml:space="preserve">    counter: </w:t>
       </w:r>
       <w:proofErr w:type="spellStart"/>
       <w:r>
@@ -20236,17 +20889,2408 @@
           <w:sz w:val="24"/>
           <w:szCs w:val="24"/>
         </w:rPr>
+        <w:t>counterReducer</w:t>
+      </w:r>
+      <w:proofErr w:type="spellEnd"/>
+    </w:p>
+    <w:p>
+      <w:pPr>
+        <w:rPr>
+          <w:sz w:val="24"/>
+          <w:szCs w:val="24"/>
+        </w:rPr>
+      </w:pPr>
+      <w:r>
+        <w:rPr>
+          <w:sz w:val="24"/>
+          <w:szCs w:val="24"/>
+        </w:rPr>
+        <w:t xml:space="preserve">  },</w:t>
+      </w:r>
+    </w:p>
+    <w:p>
+      <w:pPr>
+        <w:rPr>
+          <w:sz w:val="24"/>
+          <w:szCs w:val="24"/>
+        </w:rPr>
+      </w:pPr>
+      <w:r>
+        <w:rPr>
+          <w:sz w:val="24"/>
+          <w:szCs w:val="24"/>
+        </w:rPr>
+        <w:t>});</w:t>
+      </w:r>
+    </w:p>
+    <w:p>
+      <w:pPr>
+        <w:rPr>
+          <w:sz w:val="24"/>
+          <w:szCs w:val="24"/>
+        </w:rPr>
+      </w:pPr>
+      <w:r>
+        <w:rPr>
+          <w:sz w:val="24"/>
+          <w:szCs w:val="24"/>
+        </w:rPr>
+        <w:t>export default store;</w:t>
+      </w:r>
+    </w:p>
+    <w:p>
+      <w:pPr>
+        <w:rPr>
+          <w:sz w:val="24"/>
+          <w:szCs w:val="24"/>
+        </w:rPr>
+      </w:pPr>
+    </w:p>
+    <w:p>
+      <w:pPr>
+        <w:rPr>
+          <w:b/>
+          <w:bCs/>
+          <w:sz w:val="24"/>
+          <w:szCs w:val="24"/>
+        </w:rPr>
+      </w:pPr>
+      <w:r>
+        <w:rPr>
+          <w:rFonts w:ascii="Segoe UI Emoji" w:hAnsi="Segoe UI Emoji" w:cs="Segoe UI Emoji"/>
+          <w:b/>
+          <w:bCs/>
+          <w:sz w:val="24"/>
+          <w:szCs w:val="24"/>
+        </w:rPr>
+        <w:t>✅</w:t>
+      </w:r>
+      <w:r>
+        <w:rPr>
+          <w:b/>
+          <w:bCs/>
+          <w:sz w:val="24"/>
+          <w:szCs w:val="24"/>
+        </w:rPr>
+        <w:t xml:space="preserve"> Step 2: Wrap Your App with &lt;Provider&gt;</w:t>
+      </w:r>
+    </w:p>
+    <w:p>
+      <w:pPr>
+        <w:numPr>
+          <w:ilvl w:val="0"/>
+          <w:numId w:val="61"/>
+        </w:numPr>
+        <w:rPr>
+          <w:sz w:val="24"/>
+          <w:szCs w:val="24"/>
+        </w:rPr>
+      </w:pPr>
+      <w:r>
+        <w:rPr>
+          <w:sz w:val="24"/>
+          <w:szCs w:val="24"/>
+        </w:rPr>
+        <w:t>In index.js, wrap &lt;App /&gt; with &lt;Provider&gt; from react-redux and pass the store</w:t>
+      </w:r>
+    </w:p>
+    <w:p>
+      <w:pPr>
+        <w:rPr>
+          <w:sz w:val="24"/>
+          <w:szCs w:val="24"/>
+        </w:rPr>
+      </w:pPr>
+      <w:r>
+        <w:rPr>
+          <w:sz w:val="24"/>
+          <w:szCs w:val="24"/>
+        </w:rPr>
+        <w:t>// index.js</w:t>
+      </w:r>
+    </w:p>
+    <w:p>
+      <w:pPr>
+        <w:rPr>
+          <w:sz w:val="24"/>
+          <w:szCs w:val="24"/>
+        </w:rPr>
+      </w:pPr>
+      <w:r>
+        <w:rPr>
+          <w:sz w:val="24"/>
+          <w:szCs w:val="24"/>
+        </w:rPr>
+        <w:t>import React from 'react';</w:t>
+      </w:r>
+    </w:p>
+    <w:p>
+      <w:pPr>
+        <w:rPr>
+          <w:sz w:val="24"/>
+          <w:szCs w:val="24"/>
+        </w:rPr>
+      </w:pPr>
+      <w:r>
+        <w:rPr>
+          <w:sz w:val="24"/>
+          <w:szCs w:val="24"/>
+        </w:rPr>
+        <w:t xml:space="preserve">import </w:t>
+      </w:r>
+      <w:proofErr w:type="spellStart"/>
+      <w:r>
+        <w:rPr>
+          <w:sz w:val="24"/>
+          <w:szCs w:val="24"/>
+        </w:rPr>
+        <w:t>ReactDOM</w:t>
+      </w:r>
+      <w:proofErr w:type="spellEnd"/>
+      <w:r>
+        <w:rPr>
+          <w:sz w:val="24"/>
+          <w:szCs w:val="24"/>
+        </w:rPr>
+        <w:t xml:space="preserve"> from 'react-</w:t>
+      </w:r>
+      <w:proofErr w:type="spellStart"/>
+      <w:r>
+        <w:rPr>
+          <w:sz w:val="24"/>
+          <w:szCs w:val="24"/>
+        </w:rPr>
+        <w:t>dom</w:t>
+      </w:r>
+      <w:proofErr w:type="spellEnd"/>
+      <w:r>
+        <w:rPr>
+          <w:sz w:val="24"/>
+          <w:szCs w:val="24"/>
+        </w:rPr>
+        <w:t>';</w:t>
+      </w:r>
+    </w:p>
+    <w:p>
+      <w:pPr>
+        <w:rPr>
+          <w:sz w:val="24"/>
+          <w:szCs w:val="24"/>
+        </w:rPr>
+      </w:pPr>
+      <w:r>
+        <w:rPr>
+          <w:sz w:val="24"/>
+          <w:szCs w:val="24"/>
+        </w:rPr>
+        <w:t xml:space="preserve">import App from </w:t>
+      </w:r>
+      <w:proofErr w:type="gramStart"/>
+      <w:r>
+        <w:rPr>
+          <w:sz w:val="24"/>
+          <w:szCs w:val="24"/>
+        </w:rPr>
+        <w:t>'./</w:t>
+      </w:r>
+      <w:proofErr w:type="gramEnd"/>
+      <w:r>
+        <w:rPr>
+          <w:sz w:val="24"/>
+          <w:szCs w:val="24"/>
+        </w:rPr>
+        <w:t>App';</w:t>
+      </w:r>
+    </w:p>
+    <w:p>
+      <w:pPr>
+        <w:rPr>
+          <w:sz w:val="24"/>
+          <w:szCs w:val="24"/>
+        </w:rPr>
+      </w:pPr>
+      <w:r>
+        <w:rPr>
+          <w:sz w:val="24"/>
+          <w:szCs w:val="24"/>
+        </w:rPr>
+        <w:t xml:space="preserve">import </w:t>
+      </w:r>
+      <w:proofErr w:type="gramStart"/>
+      <w:r>
+        <w:rPr>
+          <w:sz w:val="24"/>
+          <w:szCs w:val="24"/>
+        </w:rPr>
+        <w:t>{ Provider</w:t>
+      </w:r>
+      <w:proofErr w:type="gramEnd"/>
+      <w:r>
+        <w:rPr>
+          <w:sz w:val="24"/>
+          <w:szCs w:val="24"/>
+        </w:rPr>
+        <w:t xml:space="preserve"> } from 'react-redux';</w:t>
+      </w:r>
+    </w:p>
+    <w:p>
+      <w:pPr>
+        <w:rPr>
+          <w:sz w:val="24"/>
+          <w:szCs w:val="24"/>
+        </w:rPr>
+      </w:pPr>
+      <w:r>
+        <w:rPr>
+          <w:sz w:val="24"/>
+          <w:szCs w:val="24"/>
+        </w:rPr>
+        <w:t xml:space="preserve">import store from </w:t>
+      </w:r>
+      <w:proofErr w:type="gramStart"/>
+      <w:r>
+        <w:rPr>
+          <w:sz w:val="24"/>
+          <w:szCs w:val="24"/>
+        </w:rPr>
+        <w:t>'./</w:t>
+      </w:r>
+      <w:proofErr w:type="gramEnd"/>
+      <w:r>
+        <w:rPr>
+          <w:sz w:val="24"/>
+          <w:szCs w:val="24"/>
+        </w:rPr>
+        <w:t>redux/store';</w:t>
+      </w:r>
+    </w:p>
+    <w:p>
+      <w:pPr>
+        <w:rPr>
+          <w:sz w:val="24"/>
+          <w:szCs w:val="24"/>
+        </w:rPr>
+      </w:pPr>
+      <w:proofErr w:type="spellStart"/>
+      <w:r>
+        <w:rPr>
+          <w:sz w:val="24"/>
+          <w:szCs w:val="24"/>
+        </w:rPr>
+        <w:t>ReactDOM.render</w:t>
+      </w:r>
+      <w:proofErr w:type="spellEnd"/>
+      <w:r>
+        <w:rPr>
+          <w:sz w:val="24"/>
+          <w:szCs w:val="24"/>
+        </w:rPr>
+        <w:t>(</w:t>
+      </w:r>
+    </w:p>
+    <w:p>
+      <w:pPr>
+        <w:rPr>
+          <w:sz w:val="24"/>
+          <w:szCs w:val="24"/>
+        </w:rPr>
+      </w:pPr>
+      <w:r>
+        <w:rPr>
+          <w:sz w:val="24"/>
+          <w:szCs w:val="24"/>
+        </w:rPr>
+        <w:t xml:space="preserve">  &lt;Provider store={store}&gt;</w:t>
+      </w:r>
+    </w:p>
+    <w:p>
+      <w:pPr>
+        <w:rPr>
+          <w:sz w:val="24"/>
+          <w:szCs w:val="24"/>
+        </w:rPr>
+      </w:pPr>
+      <w:r>
+        <w:rPr>
+          <w:sz w:val="24"/>
+          <w:szCs w:val="24"/>
+        </w:rPr>
+        <w:t xml:space="preserve">    &lt;App /&gt;</w:t>
+      </w:r>
+    </w:p>
+    <w:p>
+      <w:pPr>
+        <w:rPr>
+          <w:sz w:val="24"/>
+          <w:szCs w:val="24"/>
+        </w:rPr>
+      </w:pPr>
+      <w:r>
+        <w:rPr>
+          <w:sz w:val="24"/>
+          <w:szCs w:val="24"/>
+        </w:rPr>
+        <w:t xml:space="preserve">  &lt;/Provider&gt;,</w:t>
+      </w:r>
+    </w:p>
+    <w:p>
+      <w:pPr>
+        <w:rPr>
+          <w:sz w:val="24"/>
+          <w:szCs w:val="24"/>
+        </w:rPr>
+      </w:pPr>
+      <w:r>
+        <w:rPr>
+          <w:sz w:val="24"/>
+          <w:szCs w:val="24"/>
+        </w:rPr>
+        <w:t xml:space="preserve">  </w:t>
+      </w:r>
+      <w:proofErr w:type="spellStart"/>
+      <w:proofErr w:type="gramStart"/>
+      <w:r>
+        <w:rPr>
+          <w:sz w:val="24"/>
+          <w:szCs w:val="24"/>
+        </w:rPr>
+        <w:t>document.getElementById</w:t>
+      </w:r>
+      <w:proofErr w:type="spellEnd"/>
+      <w:proofErr w:type="gramEnd"/>
+      <w:r>
+        <w:rPr>
+          <w:sz w:val="24"/>
+          <w:szCs w:val="24"/>
+        </w:rPr>
+        <w:t>('root')</w:t>
+      </w:r>
+    </w:p>
+    <w:p>
+      <w:pPr>
+        <w:rPr>
+          <w:sz w:val="24"/>
+          <w:szCs w:val="24"/>
+        </w:rPr>
+      </w:pPr>
+      <w:r>
+        <w:rPr>
+          <w:sz w:val="24"/>
+          <w:szCs w:val="24"/>
+        </w:rPr>
+        <w:t>);</w:t>
+      </w:r>
+    </w:p>
+    <w:p>
+      <w:pPr>
+        <w:rPr>
+          <w:sz w:val="24"/>
+          <w:szCs w:val="24"/>
+        </w:rPr>
+      </w:pPr>
+    </w:p>
+    <w:p>
+      <w:pPr>
+        <w:rPr>
+          <w:b/>
+          <w:bCs/>
+          <w:sz w:val="24"/>
+          <w:szCs w:val="24"/>
+        </w:rPr>
+      </w:pPr>
+      <w:r>
+        <w:rPr>
+          <w:rFonts w:ascii="Segoe UI Emoji" w:hAnsi="Segoe UI Emoji" w:cs="Segoe UI Emoji"/>
+          <w:b/>
+          <w:bCs/>
+          <w:sz w:val="24"/>
+          <w:szCs w:val="24"/>
+        </w:rPr>
+        <w:t>✅</w:t>
+      </w:r>
+      <w:r>
+        <w:rPr>
+          <w:b/>
+          <w:bCs/>
+          <w:sz w:val="24"/>
+          <w:szCs w:val="24"/>
+        </w:rPr>
+        <w:t xml:space="preserve"> Step 3: Create a Slice</w:t>
+      </w:r>
+    </w:p>
+    <w:p>
+      <w:pPr>
+        <w:numPr>
+          <w:ilvl w:val="0"/>
+          <w:numId w:val="62"/>
+        </w:numPr>
+        <w:rPr>
+          <w:sz w:val="24"/>
+          <w:szCs w:val="24"/>
+        </w:rPr>
+      </w:pPr>
+      <w:r>
+        <w:rPr>
+          <w:sz w:val="24"/>
+          <w:szCs w:val="24"/>
+        </w:rPr>
+        <w:t>Inside a features folder, create a file like counterSlice.js</w:t>
+      </w:r>
+    </w:p>
+    <w:p>
+      <w:pPr>
+        <w:rPr>
+          <w:sz w:val="24"/>
+          <w:szCs w:val="24"/>
+        </w:rPr>
+      </w:pPr>
+      <w:r>
+        <w:rPr>
+          <w:sz w:val="24"/>
+          <w:szCs w:val="24"/>
+        </w:rPr>
+        <w:t>// features/counterSlice.js</w:t>
+      </w:r>
+    </w:p>
+    <w:p>
+      <w:pPr>
+        <w:rPr>
+          <w:sz w:val="24"/>
+          <w:szCs w:val="24"/>
+        </w:rPr>
+      </w:pPr>
+      <w:r>
+        <w:rPr>
+          <w:sz w:val="24"/>
+          <w:szCs w:val="24"/>
+        </w:rPr>
+        <w:t xml:space="preserve">import </w:t>
+      </w:r>
+      <w:proofErr w:type="gramStart"/>
+      <w:r>
+        <w:rPr>
+          <w:sz w:val="24"/>
+          <w:szCs w:val="24"/>
+        </w:rPr>
+        <w:t xml:space="preserve">{ </w:t>
+      </w:r>
+      <w:proofErr w:type="spellStart"/>
+      <w:r>
+        <w:rPr>
+          <w:sz w:val="24"/>
+          <w:szCs w:val="24"/>
+        </w:rPr>
+        <w:t>createSlice</w:t>
+      </w:r>
+      <w:proofErr w:type="spellEnd"/>
+      <w:proofErr w:type="gramEnd"/>
+      <w:r>
+        <w:rPr>
+          <w:sz w:val="24"/>
+          <w:szCs w:val="24"/>
+        </w:rPr>
+        <w:t xml:space="preserve"> } from '@</w:t>
+      </w:r>
+      <w:proofErr w:type="spellStart"/>
+      <w:r>
+        <w:rPr>
+          <w:sz w:val="24"/>
+          <w:szCs w:val="24"/>
+        </w:rPr>
+        <w:t>reduxjs</w:t>
+      </w:r>
+      <w:proofErr w:type="spellEnd"/>
+      <w:r>
+        <w:rPr>
+          <w:sz w:val="24"/>
+          <w:szCs w:val="24"/>
+        </w:rPr>
+        <w:t>/toolkit';</w:t>
+      </w:r>
+    </w:p>
+    <w:p>
+      <w:pPr>
+        <w:rPr>
+          <w:sz w:val="24"/>
+          <w:szCs w:val="24"/>
+        </w:rPr>
+      </w:pPr>
+      <w:proofErr w:type="spellStart"/>
+      <w:r>
+        <w:rPr>
+          <w:sz w:val="24"/>
+          <w:szCs w:val="24"/>
+        </w:rPr>
+        <w:t>const</w:t>
+      </w:r>
+      <w:proofErr w:type="spellEnd"/>
+      <w:r>
+        <w:rPr>
+          <w:sz w:val="24"/>
+          <w:szCs w:val="24"/>
+        </w:rPr>
+        <w:t xml:space="preserve"> </w:t>
+      </w:r>
+      <w:proofErr w:type="spellStart"/>
+      <w:r>
+        <w:rPr>
+          <w:sz w:val="24"/>
+          <w:szCs w:val="24"/>
+        </w:rPr>
+        <w:t>counterSlice</w:t>
+      </w:r>
+      <w:proofErr w:type="spellEnd"/>
+      <w:r>
+        <w:rPr>
+          <w:sz w:val="24"/>
+          <w:szCs w:val="24"/>
+        </w:rPr>
+        <w:t xml:space="preserve"> = </w:t>
+      </w:r>
+      <w:proofErr w:type="spellStart"/>
+      <w:proofErr w:type="gramStart"/>
+      <w:r>
+        <w:rPr>
+          <w:sz w:val="24"/>
+          <w:szCs w:val="24"/>
+        </w:rPr>
+        <w:t>createSlice</w:t>
+      </w:r>
+      <w:proofErr w:type="spellEnd"/>
+      <w:r>
+        <w:rPr>
+          <w:sz w:val="24"/>
+          <w:szCs w:val="24"/>
+        </w:rPr>
+        <w:t>(</w:t>
+      </w:r>
+      <w:proofErr w:type="gramEnd"/>
+      <w:r>
+        <w:rPr>
+          <w:sz w:val="24"/>
+          <w:szCs w:val="24"/>
+        </w:rPr>
+        <w:t>{</w:t>
+      </w:r>
+    </w:p>
+    <w:p>
+      <w:pPr>
+        <w:rPr>
+          <w:sz w:val="24"/>
+          <w:szCs w:val="24"/>
+        </w:rPr>
+      </w:pPr>
+      <w:r>
+        <w:rPr>
+          <w:sz w:val="24"/>
+          <w:szCs w:val="24"/>
+        </w:rPr>
+        <w:t xml:space="preserve">  name: 'counter',</w:t>
+      </w:r>
+    </w:p>
+    <w:p>
+      <w:pPr>
+        <w:rPr>
+          <w:sz w:val="24"/>
+          <w:szCs w:val="24"/>
+        </w:rPr>
+      </w:pPr>
+      <w:r>
+        <w:rPr>
+          <w:sz w:val="24"/>
+          <w:szCs w:val="24"/>
+        </w:rPr>
+        <w:t xml:space="preserve">  </w:t>
+      </w:r>
+      <w:proofErr w:type="spellStart"/>
+      <w:r>
+        <w:rPr>
+          <w:sz w:val="24"/>
+          <w:szCs w:val="24"/>
+        </w:rPr>
+        <w:t>initialState</w:t>
+      </w:r>
+      <w:proofErr w:type="spellEnd"/>
+      <w:r>
+        <w:rPr>
+          <w:sz w:val="24"/>
+          <w:szCs w:val="24"/>
+        </w:rPr>
+        <w:t>: {</w:t>
+      </w:r>
+    </w:p>
+    <w:p>
+      <w:pPr>
+        <w:rPr>
+          <w:sz w:val="24"/>
+          <w:szCs w:val="24"/>
+        </w:rPr>
+      </w:pPr>
+      <w:r>
+        <w:rPr>
+          <w:sz w:val="24"/>
+          <w:szCs w:val="24"/>
+        </w:rPr>
+        <w:t xml:space="preserve">    value: 0</w:t>
+      </w:r>
+    </w:p>
+    <w:p>
+      <w:pPr>
+        <w:rPr>
+          <w:sz w:val="24"/>
+          <w:szCs w:val="24"/>
+        </w:rPr>
+      </w:pPr>
+      <w:r>
+        <w:rPr>
+          <w:sz w:val="24"/>
+          <w:szCs w:val="24"/>
+        </w:rPr>
+        <w:t xml:space="preserve">  },</w:t>
+      </w:r>
+    </w:p>
+    <w:p>
+      <w:pPr>
+        <w:rPr>
+          <w:sz w:val="24"/>
+          <w:szCs w:val="24"/>
+        </w:rPr>
+      </w:pPr>
+      <w:r>
+        <w:rPr>
+          <w:sz w:val="24"/>
+          <w:szCs w:val="24"/>
+        </w:rPr>
+        <w:lastRenderedPageBreak/>
+        <w:t xml:space="preserve">  reducers: {</w:t>
+      </w:r>
+    </w:p>
+    <w:p>
+      <w:pPr>
+        <w:rPr>
+          <w:sz w:val="24"/>
+          <w:szCs w:val="24"/>
+        </w:rPr>
+      </w:pPr>
+      <w:r>
+        <w:rPr>
+          <w:sz w:val="24"/>
+          <w:szCs w:val="24"/>
+        </w:rPr>
+        <w:t xml:space="preserve">    increment: (state) =&gt; {</w:t>
+      </w:r>
+    </w:p>
+    <w:p>
+      <w:pPr>
+        <w:rPr>
+          <w:sz w:val="24"/>
+          <w:szCs w:val="24"/>
+        </w:rPr>
+      </w:pPr>
+      <w:r>
+        <w:rPr>
+          <w:sz w:val="24"/>
+          <w:szCs w:val="24"/>
+        </w:rPr>
+        <w:t xml:space="preserve">      </w:t>
+      </w:r>
+      <w:proofErr w:type="spellStart"/>
+      <w:r>
+        <w:rPr>
+          <w:sz w:val="24"/>
+          <w:szCs w:val="24"/>
+        </w:rPr>
+        <w:t>state.value</w:t>
+      </w:r>
+      <w:proofErr w:type="spellEnd"/>
+      <w:r>
+        <w:rPr>
+          <w:sz w:val="24"/>
+          <w:szCs w:val="24"/>
+        </w:rPr>
+        <w:t xml:space="preserve"> += 1;</w:t>
+      </w:r>
+    </w:p>
+    <w:p>
+      <w:pPr>
+        <w:rPr>
+          <w:sz w:val="24"/>
+          <w:szCs w:val="24"/>
+        </w:rPr>
+      </w:pPr>
+      <w:r>
+        <w:rPr>
+          <w:sz w:val="24"/>
+          <w:szCs w:val="24"/>
+        </w:rPr>
+        <w:t xml:space="preserve">    },</w:t>
+      </w:r>
+    </w:p>
+    <w:p>
+      <w:pPr>
+        <w:rPr>
+          <w:sz w:val="24"/>
+          <w:szCs w:val="24"/>
+        </w:rPr>
+      </w:pPr>
+      <w:r>
+        <w:rPr>
+          <w:sz w:val="24"/>
+          <w:szCs w:val="24"/>
+        </w:rPr>
+        <w:t xml:space="preserve">    decrement: (state) =&gt; {</w:t>
+      </w:r>
+    </w:p>
+    <w:p>
+      <w:pPr>
+        <w:rPr>
+          <w:sz w:val="24"/>
+          <w:szCs w:val="24"/>
+        </w:rPr>
+      </w:pPr>
+      <w:r>
+        <w:rPr>
+          <w:sz w:val="24"/>
+          <w:szCs w:val="24"/>
+        </w:rPr>
+        <w:t xml:space="preserve">      </w:t>
+      </w:r>
+      <w:proofErr w:type="spellStart"/>
+      <w:r>
+        <w:rPr>
+          <w:sz w:val="24"/>
+          <w:szCs w:val="24"/>
+        </w:rPr>
+        <w:t>state.value</w:t>
+      </w:r>
+      <w:proofErr w:type="spellEnd"/>
+      <w:r>
+        <w:rPr>
+          <w:sz w:val="24"/>
+          <w:szCs w:val="24"/>
+        </w:rPr>
+        <w:t xml:space="preserve"> -= 1;</w:t>
+      </w:r>
+    </w:p>
+    <w:p>
+      <w:pPr>
+        <w:rPr>
+          <w:sz w:val="24"/>
+          <w:szCs w:val="24"/>
+        </w:rPr>
+      </w:pPr>
+      <w:r>
+        <w:rPr>
+          <w:sz w:val="24"/>
+          <w:szCs w:val="24"/>
+        </w:rPr>
+        <w:t xml:space="preserve">    },</w:t>
+      </w:r>
+    </w:p>
+    <w:p>
+      <w:pPr>
+        <w:rPr>
+          <w:sz w:val="24"/>
+          <w:szCs w:val="24"/>
+        </w:rPr>
+      </w:pPr>
+      <w:r>
+        <w:rPr>
+          <w:sz w:val="24"/>
+          <w:szCs w:val="24"/>
+        </w:rPr>
+        <w:t xml:space="preserve">    </w:t>
+      </w:r>
+      <w:proofErr w:type="spellStart"/>
+      <w:r>
+        <w:rPr>
+          <w:sz w:val="24"/>
+          <w:szCs w:val="24"/>
+        </w:rPr>
+        <w:t>incrementByAmount</w:t>
+      </w:r>
+      <w:proofErr w:type="spellEnd"/>
+      <w:r>
+        <w:rPr>
+          <w:sz w:val="24"/>
+          <w:szCs w:val="24"/>
+        </w:rPr>
+        <w:t>: (state, action) =&gt; {</w:t>
+      </w:r>
+    </w:p>
+    <w:p>
+      <w:pPr>
+        <w:rPr>
+          <w:sz w:val="24"/>
+          <w:szCs w:val="24"/>
+        </w:rPr>
+      </w:pPr>
+      <w:r>
+        <w:rPr>
+          <w:sz w:val="24"/>
+          <w:szCs w:val="24"/>
+        </w:rPr>
+        <w:t xml:space="preserve">      </w:t>
+      </w:r>
+      <w:proofErr w:type="spellStart"/>
+      <w:r>
+        <w:rPr>
+          <w:sz w:val="24"/>
+          <w:szCs w:val="24"/>
+        </w:rPr>
+        <w:t>state.value</w:t>
+      </w:r>
+      <w:proofErr w:type="spellEnd"/>
+      <w:r>
+        <w:rPr>
+          <w:sz w:val="24"/>
+          <w:szCs w:val="24"/>
+        </w:rPr>
+        <w:t xml:space="preserve"> += </w:t>
+      </w:r>
+      <w:proofErr w:type="spellStart"/>
+      <w:proofErr w:type="gramStart"/>
+      <w:r>
+        <w:rPr>
+          <w:sz w:val="24"/>
+          <w:szCs w:val="24"/>
+        </w:rPr>
+        <w:t>action.payload</w:t>
+      </w:r>
+      <w:proofErr w:type="spellEnd"/>
+      <w:proofErr w:type="gramEnd"/>
+      <w:r>
+        <w:rPr>
+          <w:sz w:val="24"/>
+          <w:szCs w:val="24"/>
+        </w:rPr>
+        <w:t>;</w:t>
+      </w:r>
+    </w:p>
+    <w:p>
+      <w:pPr>
+        <w:rPr>
+          <w:sz w:val="24"/>
+          <w:szCs w:val="24"/>
+        </w:rPr>
+      </w:pPr>
+      <w:r>
+        <w:rPr>
+          <w:sz w:val="24"/>
+          <w:szCs w:val="24"/>
+        </w:rPr>
+        <w:t xml:space="preserve">    }</w:t>
+      </w:r>
+    </w:p>
+    <w:p>
+      <w:pPr>
+        <w:rPr>
+          <w:sz w:val="24"/>
+          <w:szCs w:val="24"/>
+        </w:rPr>
+      </w:pPr>
+      <w:r>
+        <w:rPr>
+          <w:sz w:val="24"/>
+          <w:szCs w:val="24"/>
+        </w:rPr>
+        <w:t xml:space="preserve">  }</w:t>
+      </w:r>
+    </w:p>
+    <w:p>
+      <w:pPr>
+        <w:rPr>
+          <w:sz w:val="24"/>
+          <w:szCs w:val="24"/>
+        </w:rPr>
+      </w:pPr>
+      <w:r>
+        <w:rPr>
+          <w:sz w:val="24"/>
+          <w:szCs w:val="24"/>
+        </w:rPr>
+        <w:t>});</w:t>
+      </w:r>
+    </w:p>
+    <w:p>
+      <w:pPr>
+        <w:rPr>
+          <w:sz w:val="24"/>
+          <w:szCs w:val="24"/>
+        </w:rPr>
+      </w:pPr>
+      <w:r>
+        <w:rPr>
+          <w:sz w:val="24"/>
+          <w:szCs w:val="24"/>
+        </w:rPr>
+        <w:t xml:space="preserve">export </w:t>
+      </w:r>
+      <w:proofErr w:type="spellStart"/>
+      <w:r>
+        <w:rPr>
+          <w:sz w:val="24"/>
+          <w:szCs w:val="24"/>
+        </w:rPr>
+        <w:t>const</w:t>
+      </w:r>
+      <w:proofErr w:type="spellEnd"/>
+      <w:r>
+        <w:rPr>
+          <w:sz w:val="24"/>
+          <w:szCs w:val="24"/>
+        </w:rPr>
+        <w:t xml:space="preserve"> </w:t>
+      </w:r>
+      <w:proofErr w:type="gramStart"/>
+      <w:r>
+        <w:rPr>
+          <w:sz w:val="24"/>
+          <w:szCs w:val="24"/>
+        </w:rPr>
+        <w:t>{ increment</w:t>
+      </w:r>
+      <w:proofErr w:type="gramEnd"/>
+      <w:r>
+        <w:rPr>
+          <w:sz w:val="24"/>
+          <w:szCs w:val="24"/>
+        </w:rPr>
+        <w:t xml:space="preserve">, decrement, </w:t>
+      </w:r>
+      <w:proofErr w:type="spellStart"/>
+      <w:r>
+        <w:rPr>
+          <w:sz w:val="24"/>
+          <w:szCs w:val="24"/>
+        </w:rPr>
+        <w:t>incrementByAmount</w:t>
+      </w:r>
+      <w:proofErr w:type="spellEnd"/>
+      <w:r>
+        <w:rPr>
+          <w:sz w:val="24"/>
+          <w:szCs w:val="24"/>
+        </w:rPr>
+        <w:t xml:space="preserve"> } = </w:t>
+      </w:r>
+      <w:proofErr w:type="spellStart"/>
+      <w:r>
+        <w:rPr>
+          <w:sz w:val="24"/>
+          <w:szCs w:val="24"/>
+        </w:rPr>
+        <w:t>counterSlice.actions</w:t>
+      </w:r>
+      <w:proofErr w:type="spellEnd"/>
+      <w:r>
+        <w:rPr>
+          <w:sz w:val="24"/>
+          <w:szCs w:val="24"/>
+        </w:rPr>
+        <w:t>;</w:t>
+      </w:r>
+    </w:p>
+    <w:p>
+      <w:pPr>
+        <w:rPr>
+          <w:sz w:val="24"/>
+          <w:szCs w:val="24"/>
+        </w:rPr>
+      </w:pPr>
+      <w:r>
+        <w:rPr>
+          <w:sz w:val="24"/>
+          <w:szCs w:val="24"/>
+        </w:rPr>
+        <w:t xml:space="preserve">export default </w:t>
+      </w:r>
+      <w:proofErr w:type="spellStart"/>
+      <w:r>
+        <w:rPr>
+          <w:sz w:val="24"/>
+          <w:szCs w:val="24"/>
+        </w:rPr>
+        <w:t>counterSlice.reducer</w:t>
+      </w:r>
+      <w:proofErr w:type="spellEnd"/>
+      <w:r>
+        <w:rPr>
+          <w:sz w:val="24"/>
+          <w:szCs w:val="24"/>
+        </w:rPr>
+        <w:t>;</w:t>
+      </w:r>
+    </w:p>
+    <w:p>
+      <w:pPr>
+        <w:rPr>
+          <w:sz w:val="24"/>
+          <w:szCs w:val="24"/>
+        </w:rPr>
+      </w:pPr>
+    </w:p>
+    <w:p>
+      <w:pPr>
+        <w:rPr>
+          <w:b/>
+          <w:bCs/>
+          <w:sz w:val="24"/>
+          <w:szCs w:val="24"/>
+        </w:rPr>
+      </w:pPr>
+      <w:r>
+        <w:rPr>
+          <w:rFonts w:ascii="Segoe UI Emoji" w:hAnsi="Segoe UI Emoji" w:cs="Segoe UI Emoji"/>
+          <w:b/>
+          <w:bCs/>
+          <w:sz w:val="24"/>
+          <w:szCs w:val="24"/>
+        </w:rPr>
+        <w:t>✅</w:t>
+      </w:r>
+      <w:r>
+        <w:rPr>
+          <w:b/>
+          <w:bCs/>
+          <w:sz w:val="24"/>
+          <w:szCs w:val="24"/>
+        </w:rPr>
+        <w:t xml:space="preserve"> Step 4: Use Redux in Your Components</w:t>
+      </w:r>
+    </w:p>
+    <w:p>
+      <w:pPr>
+        <w:rPr>
+          <w:sz w:val="24"/>
+          <w:szCs w:val="24"/>
+        </w:rPr>
+      </w:pPr>
+      <w:r>
+        <w:rPr>
+          <w:sz w:val="24"/>
+          <w:szCs w:val="24"/>
+        </w:rPr>
+        <w:t>// CounterComponent.js</w:t>
+      </w:r>
+    </w:p>
+    <w:p>
+      <w:pPr>
+        <w:rPr>
+          <w:sz w:val="24"/>
+          <w:szCs w:val="24"/>
+        </w:rPr>
+      </w:pPr>
+      <w:r>
+        <w:rPr>
+          <w:sz w:val="24"/>
+          <w:szCs w:val="24"/>
+        </w:rPr>
+        <w:t>import React from 'react';</w:t>
+      </w:r>
+    </w:p>
+    <w:p>
+      <w:pPr>
+        <w:rPr>
+          <w:sz w:val="24"/>
+          <w:szCs w:val="24"/>
+        </w:rPr>
+      </w:pPr>
+      <w:r>
+        <w:rPr>
+          <w:sz w:val="24"/>
+          <w:szCs w:val="24"/>
+        </w:rPr>
+        <w:t xml:space="preserve">import </w:t>
+      </w:r>
+      <w:proofErr w:type="gramStart"/>
+      <w:r>
+        <w:rPr>
+          <w:sz w:val="24"/>
+          <w:szCs w:val="24"/>
+        </w:rPr>
+        <w:t xml:space="preserve">{ </w:t>
+      </w:r>
+      <w:proofErr w:type="spellStart"/>
+      <w:r>
+        <w:rPr>
+          <w:sz w:val="24"/>
+          <w:szCs w:val="24"/>
+        </w:rPr>
         <w:t>useSelector</w:t>
       </w:r>
       <w:proofErr w:type="spellEnd"/>
-      <w:r>
-        <w:rPr>
-          <w:sz w:val="24"/>
-          <w:szCs w:val="24"/>
-        </w:rPr>
-        <w:t>, dispatch</w:t>
-      </w:r>
-    </w:p>
+      <w:proofErr w:type="gramEnd"/>
+      <w:r>
+        <w:rPr>
+          <w:sz w:val="24"/>
+          <w:szCs w:val="24"/>
+        </w:rPr>
+        <w:t xml:space="preserve">, </w:t>
+      </w:r>
+      <w:proofErr w:type="spellStart"/>
+      <w:r>
+        <w:rPr>
+          <w:sz w:val="24"/>
+          <w:szCs w:val="24"/>
+        </w:rPr>
+        <w:t>useDispatch</w:t>
+      </w:r>
+      <w:proofErr w:type="spellEnd"/>
+      <w:r>
+        <w:rPr>
+          <w:sz w:val="24"/>
+          <w:szCs w:val="24"/>
+        </w:rPr>
+        <w:t xml:space="preserve"> } from 'react-redux';</w:t>
+      </w:r>
+    </w:p>
+    <w:p>
+      <w:pPr>
+        <w:rPr>
+          <w:sz w:val="24"/>
+          <w:szCs w:val="24"/>
+        </w:rPr>
+      </w:pPr>
+      <w:r>
+        <w:rPr>
+          <w:sz w:val="24"/>
+          <w:szCs w:val="24"/>
+        </w:rPr>
+        <w:t xml:space="preserve">import </w:t>
+      </w:r>
+      <w:proofErr w:type="gramStart"/>
+      <w:r>
+        <w:rPr>
+          <w:sz w:val="24"/>
+          <w:szCs w:val="24"/>
+        </w:rPr>
+        <w:t>{ increment</w:t>
+      </w:r>
+      <w:proofErr w:type="gramEnd"/>
+      <w:r>
+        <w:rPr>
+          <w:sz w:val="24"/>
+          <w:szCs w:val="24"/>
+        </w:rPr>
+        <w:t xml:space="preserve">, decrement, </w:t>
+      </w:r>
+      <w:proofErr w:type="spellStart"/>
+      <w:r>
+        <w:rPr>
+          <w:sz w:val="24"/>
+          <w:szCs w:val="24"/>
+        </w:rPr>
+        <w:t>incrementByAmount</w:t>
+      </w:r>
+      <w:proofErr w:type="spellEnd"/>
+      <w:r>
+        <w:rPr>
+          <w:sz w:val="24"/>
+          <w:szCs w:val="24"/>
+        </w:rPr>
+        <w:t xml:space="preserve"> } from './features/</w:t>
+      </w:r>
+      <w:proofErr w:type="spellStart"/>
+      <w:r>
+        <w:rPr>
+          <w:sz w:val="24"/>
+          <w:szCs w:val="24"/>
+        </w:rPr>
+        <w:t>counterSlice</w:t>
+      </w:r>
+      <w:proofErr w:type="spellEnd"/>
+      <w:r>
+        <w:rPr>
+          <w:sz w:val="24"/>
+          <w:szCs w:val="24"/>
+        </w:rPr>
+        <w:t>';</w:t>
+      </w:r>
+    </w:p>
+    <w:p>
+      <w:pPr>
+        <w:rPr>
+          <w:sz w:val="24"/>
+          <w:szCs w:val="24"/>
+        </w:rPr>
+      </w:pPr>
+      <w:proofErr w:type="spellStart"/>
+      <w:r>
+        <w:rPr>
+          <w:sz w:val="24"/>
+          <w:szCs w:val="24"/>
+        </w:rPr>
+        <w:t>const</w:t>
+      </w:r>
+      <w:proofErr w:type="spellEnd"/>
+      <w:r>
+        <w:rPr>
+          <w:sz w:val="24"/>
+          <w:szCs w:val="24"/>
+        </w:rPr>
+        <w:t xml:space="preserve"> Counter = () =&gt; {</w:t>
+      </w:r>
+    </w:p>
+    <w:p>
+      <w:pPr>
+        <w:rPr>
+          <w:sz w:val="24"/>
+          <w:szCs w:val="24"/>
+        </w:rPr>
+      </w:pPr>
+      <w:r>
+        <w:rPr>
+          <w:sz w:val="24"/>
+          <w:szCs w:val="24"/>
+        </w:rPr>
+        <w:t xml:space="preserve">  </w:t>
+      </w:r>
+      <w:proofErr w:type="spellStart"/>
+      <w:r>
+        <w:rPr>
+          <w:sz w:val="24"/>
+          <w:szCs w:val="24"/>
+        </w:rPr>
+        <w:t>const</w:t>
+      </w:r>
+      <w:proofErr w:type="spellEnd"/>
+      <w:r>
+        <w:rPr>
+          <w:sz w:val="24"/>
+          <w:szCs w:val="24"/>
+        </w:rPr>
+        <w:t xml:space="preserve"> count = </w:t>
+      </w:r>
+      <w:proofErr w:type="spellStart"/>
+      <w:r>
+        <w:rPr>
+          <w:sz w:val="24"/>
+          <w:szCs w:val="24"/>
+        </w:rPr>
+        <w:t>useSelector</w:t>
+      </w:r>
+      <w:proofErr w:type="spellEnd"/>
+      <w:r>
+        <w:rPr>
+          <w:sz w:val="24"/>
+          <w:szCs w:val="24"/>
+        </w:rPr>
+        <w:t xml:space="preserve">((state) =&gt; </w:t>
+      </w:r>
+      <w:proofErr w:type="spellStart"/>
+      <w:proofErr w:type="gramStart"/>
+      <w:r>
+        <w:rPr>
+          <w:sz w:val="24"/>
+          <w:szCs w:val="24"/>
+        </w:rPr>
+        <w:t>state.counter</w:t>
+      </w:r>
+      <w:proofErr w:type="gramEnd"/>
+      <w:r>
+        <w:rPr>
+          <w:sz w:val="24"/>
+          <w:szCs w:val="24"/>
+        </w:rPr>
+        <w:t>.value</w:t>
+      </w:r>
+      <w:proofErr w:type="spellEnd"/>
+      <w:r>
+        <w:rPr>
+          <w:sz w:val="24"/>
+          <w:szCs w:val="24"/>
+        </w:rPr>
+        <w:t>);</w:t>
+      </w:r>
+    </w:p>
+    <w:p>
+      <w:pPr>
+        <w:rPr>
+          <w:sz w:val="24"/>
+          <w:szCs w:val="24"/>
+        </w:rPr>
+      </w:pPr>
+      <w:r>
+        <w:rPr>
+          <w:sz w:val="24"/>
+          <w:szCs w:val="24"/>
+        </w:rPr>
+        <w:t xml:space="preserve">  </w:t>
+      </w:r>
+      <w:proofErr w:type="spellStart"/>
+      <w:r>
+        <w:rPr>
+          <w:sz w:val="24"/>
+          <w:szCs w:val="24"/>
+        </w:rPr>
+        <w:t>const</w:t>
+      </w:r>
+      <w:proofErr w:type="spellEnd"/>
+      <w:r>
+        <w:rPr>
+          <w:sz w:val="24"/>
+          <w:szCs w:val="24"/>
+        </w:rPr>
+        <w:t xml:space="preserve"> dispatch = </w:t>
+      </w:r>
+      <w:proofErr w:type="spellStart"/>
+      <w:proofErr w:type="gramStart"/>
+      <w:r>
+        <w:rPr>
+          <w:sz w:val="24"/>
+          <w:szCs w:val="24"/>
+        </w:rPr>
+        <w:t>useDispatch</w:t>
+      </w:r>
+      <w:proofErr w:type="spellEnd"/>
+      <w:r>
+        <w:rPr>
+          <w:sz w:val="24"/>
+          <w:szCs w:val="24"/>
+        </w:rPr>
+        <w:t>(</w:t>
+      </w:r>
+      <w:proofErr w:type="gramEnd"/>
+      <w:r>
+        <w:rPr>
+          <w:sz w:val="24"/>
+          <w:szCs w:val="24"/>
+        </w:rPr>
+        <w:t>);</w:t>
+      </w:r>
+    </w:p>
+    <w:p>
+      <w:pPr>
+        <w:rPr>
+          <w:sz w:val="24"/>
+          <w:szCs w:val="24"/>
+        </w:rPr>
+      </w:pPr>
+      <w:r>
+        <w:rPr>
+          <w:sz w:val="24"/>
+          <w:szCs w:val="24"/>
+        </w:rPr>
+        <w:t xml:space="preserve">  return (</w:t>
+      </w:r>
+    </w:p>
+    <w:p>
+      <w:pPr>
+        <w:rPr>
+          <w:sz w:val="24"/>
+          <w:szCs w:val="24"/>
+        </w:rPr>
+      </w:pPr>
+      <w:r>
+        <w:rPr>
+          <w:sz w:val="24"/>
+          <w:szCs w:val="24"/>
+        </w:rPr>
+        <w:t xml:space="preserve">    &lt;div&gt;</w:t>
+      </w:r>
+    </w:p>
+    <w:p>
+      <w:pPr>
+        <w:rPr>
+          <w:sz w:val="24"/>
+          <w:szCs w:val="24"/>
+        </w:rPr>
+      </w:pPr>
+      <w:r>
+        <w:rPr>
+          <w:sz w:val="24"/>
+          <w:szCs w:val="24"/>
+        </w:rPr>
+        <w:t xml:space="preserve">      &lt;h2&gt;{count}&lt;/h2&gt;</w:t>
+      </w:r>
+    </w:p>
+    <w:p>
+      <w:pPr>
+        <w:rPr>
+          <w:sz w:val="24"/>
+          <w:szCs w:val="24"/>
+        </w:rPr>
+      </w:pPr>
+      <w:r>
+        <w:rPr>
+          <w:sz w:val="24"/>
+          <w:szCs w:val="24"/>
+        </w:rPr>
+        <w:t xml:space="preserve">      &lt;button </w:t>
+      </w:r>
+      <w:proofErr w:type="spellStart"/>
+      <w:r>
+        <w:rPr>
+          <w:sz w:val="24"/>
+          <w:szCs w:val="24"/>
+        </w:rPr>
+        <w:t>onClick</w:t>
+      </w:r>
+      <w:proofErr w:type="spellEnd"/>
+      <w:proofErr w:type="gramStart"/>
+      <w:r>
+        <w:rPr>
+          <w:sz w:val="24"/>
+          <w:szCs w:val="24"/>
+        </w:rPr>
+        <w:t>={</w:t>
+      </w:r>
+      <w:proofErr w:type="gramEnd"/>
+      <w:r>
+        <w:rPr>
+          <w:sz w:val="24"/>
+          <w:szCs w:val="24"/>
+        </w:rPr>
+        <w:t>() =&gt; dispatch(increment())}&gt;+&lt;/button&gt;</w:t>
+      </w:r>
+    </w:p>
+    <w:p>
+      <w:pPr>
+        <w:rPr>
+          <w:sz w:val="24"/>
+          <w:szCs w:val="24"/>
+        </w:rPr>
+      </w:pPr>
+      <w:r>
+        <w:rPr>
+          <w:sz w:val="24"/>
+          <w:szCs w:val="24"/>
+        </w:rPr>
+        <w:t xml:space="preserve">      &lt;button </w:t>
+      </w:r>
+      <w:proofErr w:type="spellStart"/>
+      <w:r>
+        <w:rPr>
+          <w:sz w:val="24"/>
+          <w:szCs w:val="24"/>
+        </w:rPr>
+        <w:t>onClick</w:t>
+      </w:r>
+      <w:proofErr w:type="spellEnd"/>
+      <w:proofErr w:type="gramStart"/>
+      <w:r>
+        <w:rPr>
+          <w:sz w:val="24"/>
+          <w:szCs w:val="24"/>
+        </w:rPr>
+        <w:t>={</w:t>
+      </w:r>
+      <w:proofErr w:type="gramEnd"/>
+      <w:r>
+        <w:rPr>
+          <w:sz w:val="24"/>
+          <w:szCs w:val="24"/>
+        </w:rPr>
+        <w:t>() =&gt; dispatch(decrement())}&gt;-&lt;/button&gt;</w:t>
+      </w:r>
+    </w:p>
+    <w:p>
+      <w:pPr>
+        <w:rPr>
+          <w:sz w:val="24"/>
+          <w:szCs w:val="24"/>
+        </w:rPr>
+      </w:pPr>
+      <w:r>
+        <w:rPr>
+          <w:sz w:val="24"/>
+          <w:szCs w:val="24"/>
+        </w:rPr>
+        <w:t xml:space="preserve">      &lt;button </w:t>
+      </w:r>
+      <w:proofErr w:type="spellStart"/>
+      <w:r>
+        <w:rPr>
+          <w:sz w:val="24"/>
+          <w:szCs w:val="24"/>
+        </w:rPr>
+        <w:t>onClick</w:t>
+      </w:r>
+      <w:proofErr w:type="spellEnd"/>
+      <w:proofErr w:type="gramStart"/>
+      <w:r>
+        <w:rPr>
+          <w:sz w:val="24"/>
+          <w:szCs w:val="24"/>
+        </w:rPr>
+        <w:t>={</w:t>
+      </w:r>
+      <w:proofErr w:type="gramEnd"/>
+      <w:r>
+        <w:rPr>
+          <w:sz w:val="24"/>
+          <w:szCs w:val="24"/>
+        </w:rPr>
+        <w:t>() =&gt; dispatch(</w:t>
+      </w:r>
+      <w:proofErr w:type="spellStart"/>
+      <w:r>
+        <w:rPr>
+          <w:sz w:val="24"/>
+          <w:szCs w:val="24"/>
+        </w:rPr>
+        <w:t>incrementByAmount</w:t>
+      </w:r>
+      <w:proofErr w:type="spellEnd"/>
+      <w:r>
+        <w:rPr>
+          <w:sz w:val="24"/>
+          <w:szCs w:val="24"/>
+        </w:rPr>
+        <w:t>(5))}&gt;+5&lt;/button&gt;</w:t>
+      </w:r>
+    </w:p>
+    <w:p>
+      <w:pPr>
+        <w:rPr>
+          <w:sz w:val="24"/>
+          <w:szCs w:val="24"/>
+        </w:rPr>
+      </w:pPr>
+      <w:r>
+        <w:rPr>
+          <w:sz w:val="24"/>
+          <w:szCs w:val="24"/>
+        </w:rPr>
+        <w:t xml:space="preserve">    &lt;/div&gt;</w:t>
+      </w:r>
+    </w:p>
+    <w:p>
+      <w:pPr>
+        <w:rPr>
+          <w:sz w:val="24"/>
+          <w:szCs w:val="24"/>
+        </w:rPr>
+      </w:pPr>
+      <w:r>
+        <w:rPr>
+          <w:sz w:val="24"/>
+          <w:szCs w:val="24"/>
+        </w:rPr>
+        <w:t xml:space="preserve">  );</w:t>
+      </w:r>
+    </w:p>
+    <w:p>
+      <w:pPr>
+        <w:rPr>
+          <w:sz w:val="24"/>
+          <w:szCs w:val="24"/>
+        </w:rPr>
+      </w:pPr>
+      <w:r>
+        <w:rPr>
+          <w:sz w:val="24"/>
+          <w:szCs w:val="24"/>
+        </w:rPr>
+        <w:t>};</w:t>
+      </w:r>
+    </w:p>
+    <w:p>
+      <w:pPr>
+        <w:rPr>
+          <w:sz w:val="24"/>
+          <w:szCs w:val="24"/>
+        </w:rPr>
+      </w:pPr>
+      <w:r>
+        <w:rPr>
+          <w:sz w:val="24"/>
+          <w:szCs w:val="24"/>
+        </w:rPr>
+        <w:lastRenderedPageBreak/>
+        <w:t>export default Counter;</w:t>
+      </w:r>
+    </w:p>
+    <w:p>
+      <w:pPr>
+        <w:rPr>
+          <w:sz w:val="24"/>
+          <w:szCs w:val="24"/>
+        </w:rPr>
+      </w:pPr>
+    </w:p>
+    <w:p>
+      <w:pPr>
+        <w:rPr>
+          <w:b/>
+          <w:bCs/>
+          <w:sz w:val="24"/>
+          <w:szCs w:val="24"/>
+        </w:rPr>
+      </w:pPr>
+      <w:r>
+        <w:rPr>
+          <w:rFonts w:ascii="Segoe UI Emoji" w:hAnsi="Segoe UI Emoji" w:cs="Segoe UI Emoji"/>
+          <w:b/>
+          <w:bCs/>
+          <w:sz w:val="24"/>
+          <w:szCs w:val="24"/>
+        </w:rPr>
+        <w:t>⚒️</w:t>
+      </w:r>
+      <w:r>
+        <w:rPr>
+          <w:b/>
+          <w:bCs/>
+          <w:sz w:val="24"/>
+          <w:szCs w:val="24"/>
+        </w:rPr>
+        <w:t xml:space="preserve"> Key Hooks:</w:t>
+      </w:r>
+    </w:p>
+    <w:p>
+      <w:pPr>
+        <w:numPr>
+          <w:ilvl w:val="0"/>
+          <w:numId w:val="63"/>
+        </w:numPr>
+        <w:rPr>
+          <w:sz w:val="24"/>
+          <w:szCs w:val="24"/>
+        </w:rPr>
+      </w:pPr>
+      <w:proofErr w:type="spellStart"/>
+      <w:proofErr w:type="gramStart"/>
+      <w:r>
+        <w:rPr>
+          <w:sz w:val="24"/>
+          <w:szCs w:val="24"/>
+        </w:rPr>
+        <w:t>useDispatch</w:t>
+      </w:r>
+      <w:proofErr w:type="spellEnd"/>
+      <w:r>
+        <w:rPr>
+          <w:sz w:val="24"/>
+          <w:szCs w:val="24"/>
+        </w:rPr>
+        <w:t>(</w:t>
+      </w:r>
+      <w:proofErr w:type="gramEnd"/>
+      <w:r>
+        <w:rPr>
+          <w:sz w:val="24"/>
+          <w:szCs w:val="24"/>
+        </w:rPr>
+        <w:t>) – to send actions</w:t>
+      </w:r>
+    </w:p>
+    <w:p>
+      <w:pPr>
+        <w:numPr>
+          <w:ilvl w:val="0"/>
+          <w:numId w:val="63"/>
+        </w:numPr>
+        <w:rPr>
+          <w:sz w:val="24"/>
+          <w:szCs w:val="24"/>
+        </w:rPr>
+      </w:pPr>
+      <w:proofErr w:type="spellStart"/>
+      <w:proofErr w:type="gramStart"/>
+      <w:r>
+        <w:rPr>
+          <w:sz w:val="24"/>
+          <w:szCs w:val="24"/>
+        </w:rPr>
+        <w:t>useSelector</w:t>
+      </w:r>
+      <w:proofErr w:type="spellEnd"/>
+      <w:r>
+        <w:rPr>
+          <w:sz w:val="24"/>
+          <w:szCs w:val="24"/>
+        </w:rPr>
+        <w:t>(</w:t>
+      </w:r>
+      <w:proofErr w:type="gramEnd"/>
+      <w:r>
+        <w:rPr>
+          <w:sz w:val="24"/>
+          <w:szCs w:val="24"/>
+        </w:rPr>
+        <w:t>) – to access state from store</w:t>
+      </w:r>
+    </w:p>
+    <w:p>
+      <w:pPr>
+        <w:pStyle w:val="ListParagraph"/>
+        <w:numPr>
+          <w:ilvl w:val="0"/>
+          <w:numId w:val="63"/>
+        </w:numPr>
+        <w:spacing w:before="100" w:beforeAutospacing="1" w:after="100" w:afterAutospacing="1" w:line="240" w:lineRule="auto"/>
+        <w:outlineLvl w:val="2"/>
+        <w:rPr>
+          <w:rFonts w:ascii="Times New Roman" w:eastAsia="Times New Roman" w:hAnsi="Times New Roman" w:cs="Times New Roman"/>
+          <w:b/>
+          <w:bCs/>
+          <w:kern w:val="0"/>
+          <w:sz w:val="27"/>
+          <w:szCs w:val="27"/>
+          <w:lang w:eastAsia="en-IN"/>
+          <w14:ligatures w14:val="none"/>
+        </w:rPr>
+      </w:pPr>
+      <w:r>
+        <w:rPr>
+          <w:rFonts w:ascii="Segoe UI Emoji" w:eastAsia="Times New Roman" w:hAnsi="Segoe UI Emoji" w:cs="Segoe UI Emoji"/>
+          <w:b/>
+          <w:bCs/>
+          <w:kern w:val="0"/>
+          <w:sz w:val="27"/>
+          <w:szCs w:val="27"/>
+          <w:lang w:eastAsia="en-IN"/>
+          <w14:ligatures w14:val="none"/>
+        </w:rPr>
+        <w:t>🔚</w:t>
+      </w:r>
+      <w:r>
+        <w:rPr>
+          <w:rFonts w:ascii="Times New Roman" w:eastAsia="Times New Roman" w:hAnsi="Times New Roman" w:cs="Times New Roman"/>
+          <w:b/>
+          <w:bCs/>
+          <w:kern w:val="0"/>
+          <w:sz w:val="27"/>
+          <w:szCs w:val="27"/>
+          <w:lang w:eastAsia="en-IN"/>
+          <w14:ligatures w14:val="none"/>
+        </w:rPr>
+        <w:t xml:space="preserve"> Summary</w:t>
+      </w:r>
+    </w:p>
+    <w:tbl>
+      <w:tblPr>
+        <w:tblW w:w="0" w:type="auto"/>
+        <w:tblCellSpacing w:w="15" w:type="dxa"/>
+        <w:tblCellMar>
+          <w:top w:w="15" w:type="dxa"/>
+          <w:left w:w="15" w:type="dxa"/>
+          <w:bottom w:w="15" w:type="dxa"/>
+          <w:right w:w="15" w:type="dxa"/>
+        </w:tblCellMar>
+        <w:tblLook w:val="04A0" w:firstRow="1" w:lastRow="0" w:firstColumn="1" w:lastColumn="0" w:noHBand="0" w:noVBand="1"/>
+      </w:tblPr>
+      <w:tblGrid>
+        <w:gridCol w:w="529"/>
+        <w:gridCol w:w="5562"/>
+      </w:tblGrid>
+      <w:tr>
+        <w:trPr>
+          <w:tblHeader/>
+          <w:tblCellSpacing w:w="15" w:type="dxa"/>
+        </w:trPr>
+        <w:tc>
+          <w:tcPr>
+            <w:tcW w:w="0" w:type="auto"/>
+            <w:vAlign w:val="center"/>
+            <w:hideMark/>
+          </w:tcPr>
+          <w:p>
+            <w:pPr>
+              <w:spacing w:after="0" w:line="240" w:lineRule="auto"/>
+              <w:jc w:val="center"/>
+              <w:rPr>
+                <w:rFonts w:ascii="Times New Roman" w:eastAsia="Times New Roman" w:hAnsi="Times New Roman" w:cs="Times New Roman"/>
+                <w:b/>
+                <w:bCs/>
+                <w:kern w:val="0"/>
+                <w:sz w:val="24"/>
+                <w:szCs w:val="24"/>
+                <w:lang w:eastAsia="en-IN"/>
+                <w14:ligatures w14:val="none"/>
+              </w:rPr>
+            </w:pPr>
+            <w:r>
+              <w:rPr>
+                <w:rFonts w:ascii="Times New Roman" w:eastAsia="Times New Roman" w:hAnsi="Times New Roman" w:cs="Times New Roman"/>
+                <w:b/>
+                <w:bCs/>
+                <w:kern w:val="0"/>
+                <w:sz w:val="24"/>
+                <w:szCs w:val="24"/>
+                <w:lang w:eastAsia="en-IN"/>
+                <w14:ligatures w14:val="none"/>
+              </w:rPr>
+              <w:t>Step</w:t>
+            </w:r>
+          </w:p>
+        </w:tc>
+        <w:tc>
+          <w:tcPr>
+            <w:tcW w:w="0" w:type="auto"/>
+            <w:vAlign w:val="center"/>
+            <w:hideMark/>
+          </w:tcPr>
+          <w:p>
+            <w:pPr>
+              <w:spacing w:after="0" w:line="240" w:lineRule="auto"/>
+              <w:jc w:val="center"/>
+              <w:rPr>
+                <w:rFonts w:ascii="Times New Roman" w:eastAsia="Times New Roman" w:hAnsi="Times New Roman" w:cs="Times New Roman"/>
+                <w:b/>
+                <w:bCs/>
+                <w:kern w:val="0"/>
+                <w:sz w:val="24"/>
+                <w:szCs w:val="24"/>
+                <w:lang w:eastAsia="en-IN"/>
+                <w14:ligatures w14:val="none"/>
+              </w:rPr>
+            </w:pPr>
+            <w:r>
+              <w:rPr>
+                <w:rFonts w:ascii="Times New Roman" w:eastAsia="Times New Roman" w:hAnsi="Times New Roman" w:cs="Times New Roman"/>
+                <w:b/>
+                <w:bCs/>
+                <w:kern w:val="0"/>
+                <w:sz w:val="24"/>
+                <w:szCs w:val="24"/>
+                <w:lang w:eastAsia="en-IN"/>
+                <w14:ligatures w14:val="none"/>
+              </w:rPr>
+              <w:t>Description</w:t>
+            </w:r>
+          </w:p>
+        </w:tc>
+      </w:tr>
+      <w:tr>
+        <w:trPr>
+          <w:tblCellSpacing w:w="15" w:type="dxa"/>
+        </w:trPr>
+        <w:tc>
+          <w:tcPr>
+            <w:tcW w:w="0" w:type="auto"/>
+            <w:vAlign w:val="center"/>
+            <w:hideMark/>
+          </w:tcPr>
+          <w:p>
+            <w:pPr>
+              <w:spacing w:after="0" w:line="240" w:lineRule="auto"/>
+              <w:rPr>
+                <w:rFonts w:ascii="Times New Roman" w:eastAsia="Times New Roman" w:hAnsi="Times New Roman" w:cs="Times New Roman"/>
+                <w:kern w:val="0"/>
+                <w:sz w:val="24"/>
+                <w:szCs w:val="24"/>
+                <w:lang w:eastAsia="en-IN"/>
+                <w14:ligatures w14:val="none"/>
+              </w:rPr>
+            </w:pPr>
+            <w:r>
+              <w:rPr>
+                <w:rFonts w:ascii="Times New Roman" w:eastAsia="Times New Roman" w:hAnsi="Times New Roman" w:cs="Times New Roman"/>
+                <w:kern w:val="0"/>
+                <w:sz w:val="24"/>
+                <w:szCs w:val="24"/>
+                <w:lang w:eastAsia="en-IN"/>
+                <w14:ligatures w14:val="none"/>
+              </w:rPr>
+              <w:t>1</w:t>
+            </w:r>
+          </w:p>
+        </w:tc>
+        <w:tc>
+          <w:tcPr>
+            <w:tcW w:w="0" w:type="auto"/>
+            <w:vAlign w:val="center"/>
+            <w:hideMark/>
+          </w:tcPr>
+          <w:p>
+            <w:pPr>
+              <w:spacing w:after="0" w:line="240" w:lineRule="auto"/>
+              <w:rPr>
+                <w:rFonts w:ascii="Times New Roman" w:eastAsia="Times New Roman" w:hAnsi="Times New Roman" w:cs="Times New Roman"/>
+                <w:kern w:val="0"/>
+                <w:sz w:val="24"/>
+                <w:szCs w:val="24"/>
+                <w:lang w:eastAsia="en-IN"/>
+                <w14:ligatures w14:val="none"/>
+              </w:rPr>
+            </w:pPr>
+            <w:r>
+              <w:rPr>
+                <w:rFonts w:ascii="Times New Roman" w:eastAsia="Times New Roman" w:hAnsi="Times New Roman" w:cs="Times New Roman"/>
+                <w:kern w:val="0"/>
+                <w:sz w:val="24"/>
+                <w:szCs w:val="24"/>
+                <w:lang w:eastAsia="en-IN"/>
+                <w14:ligatures w14:val="none"/>
+              </w:rPr>
+              <w:t xml:space="preserve">Create a store using </w:t>
+            </w:r>
+            <w:proofErr w:type="spellStart"/>
+            <w:proofErr w:type="gramStart"/>
+            <w:r>
+              <w:rPr>
+                <w:rFonts w:ascii="Courier New" w:eastAsia="Times New Roman" w:hAnsi="Courier New" w:cs="Courier New"/>
+                <w:kern w:val="0"/>
+                <w:sz w:val="20"/>
+                <w:szCs w:val="20"/>
+                <w:lang w:eastAsia="en-IN"/>
+                <w14:ligatures w14:val="none"/>
+              </w:rPr>
+              <w:t>configureStore</w:t>
+            </w:r>
+            <w:proofErr w:type="spellEnd"/>
+            <w:r>
+              <w:rPr>
+                <w:rFonts w:ascii="Courier New" w:eastAsia="Times New Roman" w:hAnsi="Courier New" w:cs="Courier New"/>
+                <w:kern w:val="0"/>
+                <w:sz w:val="20"/>
+                <w:szCs w:val="20"/>
+                <w:lang w:eastAsia="en-IN"/>
+                <w14:ligatures w14:val="none"/>
+              </w:rPr>
+              <w:t>(</w:t>
+            </w:r>
+            <w:proofErr w:type="gramEnd"/>
+            <w:r>
+              <w:rPr>
+                <w:rFonts w:ascii="Courier New" w:eastAsia="Times New Roman" w:hAnsi="Courier New" w:cs="Courier New"/>
+                <w:kern w:val="0"/>
+                <w:sz w:val="20"/>
+                <w:szCs w:val="20"/>
+                <w:lang w:eastAsia="en-IN"/>
+                <w14:ligatures w14:val="none"/>
+              </w:rPr>
+              <w:t>)</w:t>
+            </w:r>
+          </w:p>
+        </w:tc>
+      </w:tr>
+      <w:tr>
+        <w:trPr>
+          <w:tblCellSpacing w:w="15" w:type="dxa"/>
+        </w:trPr>
+        <w:tc>
+          <w:tcPr>
+            <w:tcW w:w="0" w:type="auto"/>
+            <w:vAlign w:val="center"/>
+            <w:hideMark/>
+          </w:tcPr>
+          <w:p>
+            <w:pPr>
+              <w:spacing w:after="0" w:line="240" w:lineRule="auto"/>
+              <w:rPr>
+                <w:rFonts w:ascii="Times New Roman" w:eastAsia="Times New Roman" w:hAnsi="Times New Roman" w:cs="Times New Roman"/>
+                <w:kern w:val="0"/>
+                <w:sz w:val="24"/>
+                <w:szCs w:val="24"/>
+                <w:lang w:eastAsia="en-IN"/>
+                <w14:ligatures w14:val="none"/>
+              </w:rPr>
+            </w:pPr>
+            <w:r>
+              <w:rPr>
+                <w:rFonts w:ascii="Times New Roman" w:eastAsia="Times New Roman" w:hAnsi="Times New Roman" w:cs="Times New Roman"/>
+                <w:kern w:val="0"/>
+                <w:sz w:val="24"/>
+                <w:szCs w:val="24"/>
+                <w:lang w:eastAsia="en-IN"/>
+                <w14:ligatures w14:val="none"/>
+              </w:rPr>
+              <w:t>2</w:t>
+            </w:r>
+          </w:p>
+        </w:tc>
+        <w:tc>
+          <w:tcPr>
+            <w:tcW w:w="0" w:type="auto"/>
+            <w:vAlign w:val="center"/>
+            <w:hideMark/>
+          </w:tcPr>
+          <w:p>
+            <w:pPr>
+              <w:spacing w:after="0" w:line="240" w:lineRule="auto"/>
+              <w:rPr>
+                <w:rFonts w:ascii="Times New Roman" w:eastAsia="Times New Roman" w:hAnsi="Times New Roman" w:cs="Times New Roman"/>
+                <w:kern w:val="0"/>
+                <w:sz w:val="24"/>
+                <w:szCs w:val="24"/>
+                <w:lang w:eastAsia="en-IN"/>
+                <w14:ligatures w14:val="none"/>
+              </w:rPr>
+            </w:pPr>
+            <w:r>
+              <w:rPr>
+                <w:rFonts w:ascii="Times New Roman" w:eastAsia="Times New Roman" w:hAnsi="Times New Roman" w:cs="Times New Roman"/>
+                <w:kern w:val="0"/>
+                <w:sz w:val="24"/>
+                <w:szCs w:val="24"/>
+                <w:lang w:eastAsia="en-IN"/>
+                <w14:ligatures w14:val="none"/>
+              </w:rPr>
+              <w:t xml:space="preserve">Wrap </w:t>
+            </w:r>
+            <w:r>
+              <w:rPr>
+                <w:rFonts w:ascii="Courier New" w:eastAsia="Times New Roman" w:hAnsi="Courier New" w:cs="Courier New"/>
+                <w:kern w:val="0"/>
+                <w:sz w:val="20"/>
+                <w:szCs w:val="20"/>
+                <w:lang w:eastAsia="en-IN"/>
+                <w14:ligatures w14:val="none"/>
+              </w:rPr>
+              <w:t>&lt;App /&gt;</w:t>
+            </w:r>
+            <w:r>
+              <w:rPr>
+                <w:rFonts w:ascii="Times New Roman" w:eastAsia="Times New Roman" w:hAnsi="Times New Roman" w:cs="Times New Roman"/>
+                <w:kern w:val="0"/>
+                <w:sz w:val="24"/>
+                <w:szCs w:val="24"/>
+                <w:lang w:eastAsia="en-IN"/>
+                <w14:ligatures w14:val="none"/>
+              </w:rPr>
+              <w:t xml:space="preserve"> in </w:t>
+            </w:r>
+            <w:r>
+              <w:rPr>
+                <w:rFonts w:ascii="Courier New" w:eastAsia="Times New Roman" w:hAnsi="Courier New" w:cs="Courier New"/>
+                <w:kern w:val="0"/>
+                <w:sz w:val="20"/>
+                <w:szCs w:val="20"/>
+                <w:lang w:eastAsia="en-IN"/>
+                <w14:ligatures w14:val="none"/>
+              </w:rPr>
+              <w:t>&lt;Provider&gt;</w:t>
+            </w:r>
+            <w:r>
+              <w:rPr>
+                <w:rFonts w:ascii="Times New Roman" w:eastAsia="Times New Roman" w:hAnsi="Times New Roman" w:cs="Times New Roman"/>
+                <w:kern w:val="0"/>
+                <w:sz w:val="24"/>
+                <w:szCs w:val="24"/>
+                <w:lang w:eastAsia="en-IN"/>
+                <w14:ligatures w14:val="none"/>
+              </w:rPr>
+              <w:t xml:space="preserve"> and pass store</w:t>
+            </w:r>
+          </w:p>
+        </w:tc>
+      </w:tr>
+      <w:tr>
+        <w:trPr>
+          <w:tblCellSpacing w:w="15" w:type="dxa"/>
+        </w:trPr>
+        <w:tc>
+          <w:tcPr>
+            <w:tcW w:w="0" w:type="auto"/>
+            <w:vAlign w:val="center"/>
+            <w:hideMark/>
+          </w:tcPr>
+          <w:p>
+            <w:pPr>
+              <w:spacing w:after="0" w:line="240" w:lineRule="auto"/>
+              <w:rPr>
+                <w:rFonts w:ascii="Times New Roman" w:eastAsia="Times New Roman" w:hAnsi="Times New Roman" w:cs="Times New Roman"/>
+                <w:kern w:val="0"/>
+                <w:sz w:val="24"/>
+                <w:szCs w:val="24"/>
+                <w:lang w:eastAsia="en-IN"/>
+                <w14:ligatures w14:val="none"/>
+              </w:rPr>
+            </w:pPr>
+            <w:r>
+              <w:rPr>
+                <w:rFonts w:ascii="Times New Roman" w:eastAsia="Times New Roman" w:hAnsi="Times New Roman" w:cs="Times New Roman"/>
+                <w:kern w:val="0"/>
+                <w:sz w:val="24"/>
+                <w:szCs w:val="24"/>
+                <w:lang w:eastAsia="en-IN"/>
+                <w14:ligatures w14:val="none"/>
+              </w:rPr>
+              <w:t>3</w:t>
+            </w:r>
+          </w:p>
+        </w:tc>
+        <w:tc>
+          <w:tcPr>
+            <w:tcW w:w="0" w:type="auto"/>
+            <w:vAlign w:val="center"/>
+            <w:hideMark/>
+          </w:tcPr>
+          <w:p>
+            <w:pPr>
+              <w:spacing w:after="0" w:line="240" w:lineRule="auto"/>
+              <w:rPr>
+                <w:rFonts w:ascii="Times New Roman" w:eastAsia="Times New Roman" w:hAnsi="Times New Roman" w:cs="Times New Roman"/>
+                <w:kern w:val="0"/>
+                <w:sz w:val="24"/>
+                <w:szCs w:val="24"/>
+                <w:lang w:eastAsia="en-IN"/>
+                <w14:ligatures w14:val="none"/>
+              </w:rPr>
+            </w:pPr>
+            <w:r>
+              <w:rPr>
+                <w:rFonts w:ascii="Times New Roman" w:eastAsia="Times New Roman" w:hAnsi="Times New Roman" w:cs="Times New Roman"/>
+                <w:kern w:val="0"/>
+                <w:sz w:val="24"/>
+                <w:szCs w:val="24"/>
+                <w:lang w:eastAsia="en-IN"/>
+                <w14:ligatures w14:val="none"/>
+              </w:rPr>
+              <w:t xml:space="preserve">Create slice using </w:t>
+            </w:r>
+            <w:proofErr w:type="spellStart"/>
+            <w:proofErr w:type="gramStart"/>
+            <w:r>
+              <w:rPr>
+                <w:rFonts w:ascii="Courier New" w:eastAsia="Times New Roman" w:hAnsi="Courier New" w:cs="Courier New"/>
+                <w:kern w:val="0"/>
+                <w:sz w:val="20"/>
+                <w:szCs w:val="20"/>
+                <w:lang w:eastAsia="en-IN"/>
+                <w14:ligatures w14:val="none"/>
+              </w:rPr>
+              <w:t>createSlice</w:t>
+            </w:r>
+            <w:proofErr w:type="spellEnd"/>
+            <w:r>
+              <w:rPr>
+                <w:rFonts w:ascii="Courier New" w:eastAsia="Times New Roman" w:hAnsi="Courier New" w:cs="Courier New"/>
+                <w:kern w:val="0"/>
+                <w:sz w:val="20"/>
+                <w:szCs w:val="20"/>
+                <w:lang w:eastAsia="en-IN"/>
+                <w14:ligatures w14:val="none"/>
+              </w:rPr>
+              <w:t>(</w:t>
+            </w:r>
+            <w:proofErr w:type="gramEnd"/>
+            <w:r>
+              <w:rPr>
+                <w:rFonts w:ascii="Courier New" w:eastAsia="Times New Roman" w:hAnsi="Courier New" w:cs="Courier New"/>
+                <w:kern w:val="0"/>
+                <w:sz w:val="20"/>
+                <w:szCs w:val="20"/>
+                <w:lang w:eastAsia="en-IN"/>
+                <w14:ligatures w14:val="none"/>
+              </w:rPr>
+              <w:t>)</w:t>
+            </w:r>
+          </w:p>
+        </w:tc>
+      </w:tr>
+      <w:tr>
+        <w:trPr>
+          <w:tblCellSpacing w:w="15" w:type="dxa"/>
+        </w:trPr>
+        <w:tc>
+          <w:tcPr>
+            <w:tcW w:w="0" w:type="auto"/>
+            <w:vAlign w:val="center"/>
+            <w:hideMark/>
+          </w:tcPr>
+          <w:p>
+            <w:pPr>
+              <w:spacing w:after="0" w:line="240" w:lineRule="auto"/>
+              <w:rPr>
+                <w:rFonts w:ascii="Times New Roman" w:eastAsia="Times New Roman" w:hAnsi="Times New Roman" w:cs="Times New Roman"/>
+                <w:kern w:val="0"/>
+                <w:sz w:val="24"/>
+                <w:szCs w:val="24"/>
+                <w:lang w:eastAsia="en-IN"/>
+                <w14:ligatures w14:val="none"/>
+              </w:rPr>
+            </w:pPr>
+            <w:r>
+              <w:rPr>
+                <w:rFonts w:ascii="Times New Roman" w:eastAsia="Times New Roman" w:hAnsi="Times New Roman" w:cs="Times New Roman"/>
+                <w:kern w:val="0"/>
+                <w:sz w:val="24"/>
+                <w:szCs w:val="24"/>
+                <w:lang w:eastAsia="en-IN"/>
+                <w14:ligatures w14:val="none"/>
+              </w:rPr>
+              <w:t>4</w:t>
+            </w:r>
+          </w:p>
+        </w:tc>
+        <w:tc>
+          <w:tcPr>
+            <w:tcW w:w="0" w:type="auto"/>
+            <w:vAlign w:val="center"/>
+            <w:hideMark/>
+          </w:tcPr>
+          <w:p>
+            <w:pPr>
+              <w:spacing w:after="0" w:line="240" w:lineRule="auto"/>
+              <w:rPr>
+                <w:rFonts w:ascii="Times New Roman" w:eastAsia="Times New Roman" w:hAnsi="Times New Roman" w:cs="Times New Roman"/>
+                <w:kern w:val="0"/>
+                <w:sz w:val="24"/>
+                <w:szCs w:val="24"/>
+                <w:lang w:eastAsia="en-IN"/>
+                <w14:ligatures w14:val="none"/>
+              </w:rPr>
+            </w:pPr>
+            <w:r>
+              <w:rPr>
+                <w:rFonts w:ascii="Times New Roman" w:eastAsia="Times New Roman" w:hAnsi="Times New Roman" w:cs="Times New Roman"/>
+                <w:kern w:val="0"/>
+                <w:sz w:val="24"/>
+                <w:szCs w:val="24"/>
+                <w:lang w:eastAsia="en-IN"/>
+                <w14:ligatures w14:val="none"/>
+              </w:rPr>
+              <w:t>Add reducers inside the slice</w:t>
+            </w:r>
+          </w:p>
+        </w:tc>
+      </w:tr>
+      <w:tr>
+        <w:trPr>
+          <w:tblCellSpacing w:w="15" w:type="dxa"/>
+        </w:trPr>
+        <w:tc>
+          <w:tcPr>
+            <w:tcW w:w="0" w:type="auto"/>
+            <w:vAlign w:val="center"/>
+            <w:hideMark/>
+          </w:tcPr>
+          <w:p>
+            <w:pPr>
+              <w:spacing w:after="0" w:line="240" w:lineRule="auto"/>
+              <w:rPr>
+                <w:rFonts w:ascii="Times New Roman" w:eastAsia="Times New Roman" w:hAnsi="Times New Roman" w:cs="Times New Roman"/>
+                <w:kern w:val="0"/>
+                <w:sz w:val="24"/>
+                <w:szCs w:val="24"/>
+                <w:lang w:eastAsia="en-IN"/>
+                <w14:ligatures w14:val="none"/>
+              </w:rPr>
+            </w:pPr>
+            <w:r>
+              <w:rPr>
+                <w:rFonts w:ascii="Times New Roman" w:eastAsia="Times New Roman" w:hAnsi="Times New Roman" w:cs="Times New Roman"/>
+                <w:kern w:val="0"/>
+                <w:sz w:val="24"/>
+                <w:szCs w:val="24"/>
+                <w:lang w:eastAsia="en-IN"/>
+                <w14:ligatures w14:val="none"/>
+              </w:rPr>
+              <w:t>5</w:t>
+            </w:r>
+          </w:p>
+        </w:tc>
+        <w:tc>
+          <w:tcPr>
+            <w:tcW w:w="0" w:type="auto"/>
+            <w:vAlign w:val="center"/>
+            <w:hideMark/>
+          </w:tcPr>
+          <w:p>
+            <w:pPr>
+              <w:spacing w:after="0" w:line="240" w:lineRule="auto"/>
+              <w:rPr>
+                <w:rFonts w:ascii="Times New Roman" w:eastAsia="Times New Roman" w:hAnsi="Times New Roman" w:cs="Times New Roman"/>
+                <w:kern w:val="0"/>
+                <w:sz w:val="24"/>
+                <w:szCs w:val="24"/>
+                <w:lang w:eastAsia="en-IN"/>
+                <w14:ligatures w14:val="none"/>
+              </w:rPr>
+            </w:pPr>
+            <w:r>
+              <w:rPr>
+                <w:rFonts w:ascii="Times New Roman" w:eastAsia="Times New Roman" w:hAnsi="Times New Roman" w:cs="Times New Roman"/>
+                <w:kern w:val="0"/>
+                <w:sz w:val="24"/>
+                <w:szCs w:val="24"/>
+                <w:lang w:eastAsia="en-IN"/>
+                <w14:ligatures w14:val="none"/>
+              </w:rPr>
+              <w:t xml:space="preserve">Use </w:t>
+            </w:r>
+            <w:proofErr w:type="spellStart"/>
+            <w:proofErr w:type="gramStart"/>
+            <w:r>
+              <w:rPr>
+                <w:rFonts w:ascii="Courier New" w:eastAsia="Times New Roman" w:hAnsi="Courier New" w:cs="Courier New"/>
+                <w:kern w:val="0"/>
+                <w:sz w:val="20"/>
+                <w:szCs w:val="20"/>
+                <w:lang w:eastAsia="en-IN"/>
+                <w14:ligatures w14:val="none"/>
+              </w:rPr>
+              <w:t>useSelector</w:t>
+            </w:r>
+            <w:proofErr w:type="spellEnd"/>
+            <w:r>
+              <w:rPr>
+                <w:rFonts w:ascii="Courier New" w:eastAsia="Times New Roman" w:hAnsi="Courier New" w:cs="Courier New"/>
+                <w:kern w:val="0"/>
+                <w:sz w:val="20"/>
+                <w:szCs w:val="20"/>
+                <w:lang w:eastAsia="en-IN"/>
+                <w14:ligatures w14:val="none"/>
+              </w:rPr>
+              <w:t>(</w:t>
+            </w:r>
+            <w:proofErr w:type="gramEnd"/>
+            <w:r>
+              <w:rPr>
+                <w:rFonts w:ascii="Courier New" w:eastAsia="Times New Roman" w:hAnsi="Courier New" w:cs="Courier New"/>
+                <w:kern w:val="0"/>
+                <w:sz w:val="20"/>
+                <w:szCs w:val="20"/>
+                <w:lang w:eastAsia="en-IN"/>
+                <w14:ligatures w14:val="none"/>
+              </w:rPr>
+              <w:t>)</w:t>
+            </w:r>
+            <w:r>
+              <w:rPr>
+                <w:rFonts w:ascii="Times New Roman" w:eastAsia="Times New Roman" w:hAnsi="Times New Roman" w:cs="Times New Roman"/>
+                <w:kern w:val="0"/>
+                <w:sz w:val="24"/>
+                <w:szCs w:val="24"/>
+                <w:lang w:eastAsia="en-IN"/>
+                <w14:ligatures w14:val="none"/>
+              </w:rPr>
+              <w:t xml:space="preserve"> and </w:t>
+            </w:r>
+            <w:proofErr w:type="spellStart"/>
+            <w:r>
+              <w:rPr>
+                <w:rFonts w:ascii="Courier New" w:eastAsia="Times New Roman" w:hAnsi="Courier New" w:cs="Courier New"/>
+                <w:kern w:val="0"/>
+                <w:sz w:val="20"/>
+                <w:szCs w:val="20"/>
+                <w:lang w:eastAsia="en-IN"/>
+                <w14:ligatures w14:val="none"/>
+              </w:rPr>
+              <w:t>useDispatch</w:t>
+            </w:r>
+            <w:proofErr w:type="spellEnd"/>
+            <w:r>
+              <w:rPr>
+                <w:rFonts w:ascii="Courier New" w:eastAsia="Times New Roman" w:hAnsi="Courier New" w:cs="Courier New"/>
+                <w:kern w:val="0"/>
+                <w:sz w:val="20"/>
+                <w:szCs w:val="20"/>
+                <w:lang w:eastAsia="en-IN"/>
+                <w14:ligatures w14:val="none"/>
+              </w:rPr>
+              <w:t>()</w:t>
+            </w:r>
+            <w:r>
+              <w:rPr>
+                <w:rFonts w:ascii="Times New Roman" w:eastAsia="Times New Roman" w:hAnsi="Times New Roman" w:cs="Times New Roman"/>
+                <w:kern w:val="0"/>
+                <w:sz w:val="24"/>
+                <w:szCs w:val="24"/>
+                <w:lang w:eastAsia="en-IN"/>
+                <w14:ligatures w14:val="none"/>
+              </w:rPr>
+              <w:t xml:space="preserve"> in components</w:t>
+            </w:r>
+          </w:p>
+        </w:tc>
+      </w:tr>
+    </w:tbl>
     <w:p>
       <w:pPr>
         <w:rPr>
@@ -20553,7 +23597,6 @@
           <w:sz w:val="24"/>
           <w:szCs w:val="24"/>
         </w:rPr>
-        <w:lastRenderedPageBreak/>
         <w:t>Definition</w:t>
       </w:r>
       <w:r>
@@ -20881,6 +23924,7 @@
           <w:sz w:val="24"/>
           <w:szCs w:val="24"/>
         </w:rPr>
+        <w:lastRenderedPageBreak/>
         <w:t>Q: Explain Slice</w:t>
       </w:r>
     </w:p>
@@ -22127,6 +25171,155 @@
     </w:lvl>
   </w:abstractNum>
   <w:abstractNum w:abstractNumId="5" w15:restartNumberingAfterBreak="0">
+    <w:nsid w:val="0C5E2869"/>
+    <w:multiLevelType w:val="multilevel"/>
+    <w:tmpl w:val="D9CAD3E6"/>
+    <w:lvl w:ilvl="0">
+      <w:start w:val="1"/>
+      <w:numFmt w:val="bullet"/>
+      <w:lvlText w:val=""/>
+      <w:lvlJc w:val="left"/>
+      <w:pPr>
+        <w:tabs>
+          <w:tab w:val="num" w:pos="720"/>
+        </w:tabs>
+        <w:ind w:left="720" w:hanging="360"/>
+      </w:pPr>
+      <w:rPr>
+        <w:rFonts w:ascii="Symbol" w:hAnsi="Symbol" w:hint="default"/>
+        <w:sz w:val="20"/>
+      </w:rPr>
+    </w:lvl>
+    <w:lvl w:ilvl="1" w:tentative="1">
+      <w:start w:val="1"/>
+      <w:numFmt w:val="bullet"/>
+      <w:lvlText w:val="o"/>
+      <w:lvlJc w:val="left"/>
+      <w:pPr>
+        <w:tabs>
+          <w:tab w:val="num" w:pos="1440"/>
+        </w:tabs>
+        <w:ind w:left="1440" w:hanging="360"/>
+      </w:pPr>
+      <w:rPr>
+        <w:rFonts w:ascii="Courier New" w:hAnsi="Courier New" w:hint="default"/>
+        <w:sz w:val="20"/>
+      </w:rPr>
+    </w:lvl>
+    <w:lvl w:ilvl="2" w:tentative="1">
+      <w:start w:val="1"/>
+      <w:numFmt w:val="bullet"/>
+      <w:lvlText w:val=""/>
+      <w:lvlJc w:val="left"/>
+      <w:pPr>
+        <w:tabs>
+          <w:tab w:val="num" w:pos="2160"/>
+        </w:tabs>
+        <w:ind w:left="2160" w:hanging="360"/>
+      </w:pPr>
+      <w:rPr>
+        <w:rFonts w:ascii="Wingdings" w:hAnsi="Wingdings" w:hint="default"/>
+        <w:sz w:val="20"/>
+      </w:rPr>
+    </w:lvl>
+    <w:lvl w:ilvl="3" w:tentative="1">
+      <w:start w:val="1"/>
+      <w:numFmt w:val="bullet"/>
+      <w:lvlText w:val=""/>
+      <w:lvlJc w:val="left"/>
+      <w:pPr>
+        <w:tabs>
+          <w:tab w:val="num" w:pos="2880"/>
+        </w:tabs>
+        <w:ind w:left="2880" w:hanging="360"/>
+      </w:pPr>
+      <w:rPr>
+        <w:rFonts w:ascii="Wingdings" w:hAnsi="Wingdings" w:hint="default"/>
+        <w:sz w:val="20"/>
+      </w:rPr>
+    </w:lvl>
+    <w:lvl w:ilvl="4" w:tentative="1">
+      <w:start w:val="1"/>
+      <w:numFmt w:val="bullet"/>
+      <w:lvlText w:val=""/>
+      <w:lvlJc w:val="left"/>
+      <w:pPr>
+        <w:tabs>
+          <w:tab w:val="num" w:pos="3600"/>
+        </w:tabs>
+        <w:ind w:left="3600" w:hanging="360"/>
+      </w:pPr>
+      <w:rPr>
+        <w:rFonts w:ascii="Wingdings" w:hAnsi="Wingdings" w:hint="default"/>
+        <w:sz w:val="20"/>
+      </w:rPr>
+    </w:lvl>
+    <w:lvl w:ilvl="5" w:tentative="1">
+      <w:start w:val="1"/>
+      <w:numFmt w:val="bullet"/>
+      <w:lvlText w:val=""/>
+      <w:lvlJc w:val="left"/>
+      <w:pPr>
+        <w:tabs>
+          <w:tab w:val="num" w:pos="4320"/>
+        </w:tabs>
+        <w:ind w:left="4320" w:hanging="360"/>
+      </w:pPr>
+      <w:rPr>
+        <w:rFonts w:ascii="Wingdings" w:hAnsi="Wingdings" w:hint="default"/>
+        <w:sz w:val="20"/>
+      </w:rPr>
+    </w:lvl>
+    <w:lvl w:ilvl="6" w:tentative="1">
+      <w:start w:val="1"/>
+      <w:numFmt w:val="bullet"/>
+      <w:lvlText w:val=""/>
+      <w:lvlJc w:val="left"/>
+      <w:pPr>
+        <w:tabs>
+          <w:tab w:val="num" w:pos="5040"/>
+        </w:tabs>
+        <w:ind w:left="5040" w:hanging="360"/>
+      </w:pPr>
+      <w:rPr>
+        <w:rFonts w:ascii="Wingdings" w:hAnsi="Wingdings" w:hint="default"/>
+        <w:sz w:val="20"/>
+      </w:rPr>
+    </w:lvl>
+    <w:lvl w:ilvl="7" w:tentative="1">
+      <w:start w:val="1"/>
+      <w:numFmt w:val="bullet"/>
+      <w:lvlText w:val=""/>
+      <w:lvlJc w:val="left"/>
+      <w:pPr>
+        <w:tabs>
+          <w:tab w:val="num" w:pos="5760"/>
+        </w:tabs>
+        <w:ind w:left="5760" w:hanging="360"/>
+      </w:pPr>
+      <w:rPr>
+        <w:rFonts w:ascii="Wingdings" w:hAnsi="Wingdings" w:hint="default"/>
+        <w:sz w:val="20"/>
+      </w:rPr>
+    </w:lvl>
+    <w:lvl w:ilvl="8" w:tentative="1">
+      <w:start w:val="1"/>
+      <w:numFmt w:val="bullet"/>
+      <w:lvlText w:val=""/>
+      <w:lvlJc w:val="left"/>
+      <w:pPr>
+        <w:tabs>
+          <w:tab w:val="num" w:pos="6480"/>
+        </w:tabs>
+        <w:ind w:left="6480" w:hanging="360"/>
+      </w:pPr>
+      <w:rPr>
+        <w:rFonts w:ascii="Wingdings" w:hAnsi="Wingdings" w:hint="default"/>
+        <w:sz w:val="20"/>
+      </w:rPr>
+    </w:lvl>
+  </w:abstractNum>
+  <w:abstractNum w:abstractNumId="6" w15:restartNumberingAfterBreak="0">
     <w:nsid w:val="12754050"/>
     <w:multiLevelType w:val="multilevel"/>
     <w:tmpl w:val="E536DA1C"/>
@@ -22275,7 +25468,7 @@
       </w:rPr>
     </w:lvl>
   </w:abstractNum>
-  <w:abstractNum w:abstractNumId="6" w15:restartNumberingAfterBreak="0">
+  <w:abstractNum w:abstractNumId="7" w15:restartNumberingAfterBreak="0">
     <w:nsid w:val="13596560"/>
     <w:multiLevelType w:val="multilevel"/>
     <w:tmpl w:val="CEA402A8"/>
@@ -22424,7 +25617,7 @@
       </w:rPr>
     </w:lvl>
   </w:abstractNum>
-  <w:abstractNum w:abstractNumId="7" w15:restartNumberingAfterBreak="0">
+  <w:abstractNum w:abstractNumId="8" w15:restartNumberingAfterBreak="0">
     <w:nsid w:val="15F459B6"/>
     <w:multiLevelType w:val="multilevel"/>
     <w:tmpl w:val="C42C59E2"/>
@@ -22573,7 +25766,7 @@
       </w:rPr>
     </w:lvl>
   </w:abstractNum>
-  <w:abstractNum w:abstractNumId="8" w15:restartNumberingAfterBreak="0">
+  <w:abstractNum w:abstractNumId="9" w15:restartNumberingAfterBreak="0">
     <w:nsid w:val="163052F7"/>
     <w:multiLevelType w:val="multilevel"/>
     <w:tmpl w:val="25E2A646"/>
@@ -22686,7 +25879,7 @@
       </w:pPr>
     </w:lvl>
   </w:abstractNum>
-  <w:abstractNum w:abstractNumId="9" w15:restartNumberingAfterBreak="0">
+  <w:abstractNum w:abstractNumId="10" w15:restartNumberingAfterBreak="0">
     <w:nsid w:val="17C34F6A"/>
     <w:multiLevelType w:val="multilevel"/>
     <w:tmpl w:val="C16270CE"/>
@@ -22835,7 +26028,156 @@
       </w:rPr>
     </w:lvl>
   </w:abstractNum>
-  <w:abstractNum w:abstractNumId="10" w15:restartNumberingAfterBreak="0">
+  <w:abstractNum w:abstractNumId="11" w15:restartNumberingAfterBreak="0">
+    <w:nsid w:val="188C70F2"/>
+    <w:multiLevelType w:val="multilevel"/>
+    <w:tmpl w:val="8B108A98"/>
+    <w:lvl w:ilvl="0">
+      <w:start w:val="1"/>
+      <w:numFmt w:val="bullet"/>
+      <w:lvlText w:val=""/>
+      <w:lvlJc w:val="left"/>
+      <w:pPr>
+        <w:tabs>
+          <w:tab w:val="num" w:pos="720"/>
+        </w:tabs>
+        <w:ind w:left="720" w:hanging="360"/>
+      </w:pPr>
+      <w:rPr>
+        <w:rFonts w:ascii="Symbol" w:hAnsi="Symbol" w:hint="default"/>
+        <w:sz w:val="20"/>
+      </w:rPr>
+    </w:lvl>
+    <w:lvl w:ilvl="1" w:tentative="1">
+      <w:start w:val="1"/>
+      <w:numFmt w:val="bullet"/>
+      <w:lvlText w:val="o"/>
+      <w:lvlJc w:val="left"/>
+      <w:pPr>
+        <w:tabs>
+          <w:tab w:val="num" w:pos="1440"/>
+        </w:tabs>
+        <w:ind w:left="1440" w:hanging="360"/>
+      </w:pPr>
+      <w:rPr>
+        <w:rFonts w:ascii="Courier New" w:hAnsi="Courier New" w:hint="default"/>
+        <w:sz w:val="20"/>
+      </w:rPr>
+    </w:lvl>
+    <w:lvl w:ilvl="2" w:tentative="1">
+      <w:start w:val="1"/>
+      <w:numFmt w:val="bullet"/>
+      <w:lvlText w:val=""/>
+      <w:lvlJc w:val="left"/>
+      <w:pPr>
+        <w:tabs>
+          <w:tab w:val="num" w:pos="2160"/>
+        </w:tabs>
+        <w:ind w:left="2160" w:hanging="360"/>
+      </w:pPr>
+      <w:rPr>
+        <w:rFonts w:ascii="Wingdings" w:hAnsi="Wingdings" w:hint="default"/>
+        <w:sz w:val="20"/>
+      </w:rPr>
+    </w:lvl>
+    <w:lvl w:ilvl="3" w:tentative="1">
+      <w:start w:val="1"/>
+      <w:numFmt w:val="bullet"/>
+      <w:lvlText w:val=""/>
+      <w:lvlJc w:val="left"/>
+      <w:pPr>
+        <w:tabs>
+          <w:tab w:val="num" w:pos="2880"/>
+        </w:tabs>
+        <w:ind w:left="2880" w:hanging="360"/>
+      </w:pPr>
+      <w:rPr>
+        <w:rFonts w:ascii="Wingdings" w:hAnsi="Wingdings" w:hint="default"/>
+        <w:sz w:val="20"/>
+      </w:rPr>
+    </w:lvl>
+    <w:lvl w:ilvl="4" w:tentative="1">
+      <w:start w:val="1"/>
+      <w:numFmt w:val="bullet"/>
+      <w:lvlText w:val=""/>
+      <w:lvlJc w:val="left"/>
+      <w:pPr>
+        <w:tabs>
+          <w:tab w:val="num" w:pos="3600"/>
+        </w:tabs>
+        <w:ind w:left="3600" w:hanging="360"/>
+      </w:pPr>
+      <w:rPr>
+        <w:rFonts w:ascii="Wingdings" w:hAnsi="Wingdings" w:hint="default"/>
+        <w:sz w:val="20"/>
+      </w:rPr>
+    </w:lvl>
+    <w:lvl w:ilvl="5" w:tentative="1">
+      <w:start w:val="1"/>
+      <w:numFmt w:val="bullet"/>
+      <w:lvlText w:val=""/>
+      <w:lvlJc w:val="left"/>
+      <w:pPr>
+        <w:tabs>
+          <w:tab w:val="num" w:pos="4320"/>
+        </w:tabs>
+        <w:ind w:left="4320" w:hanging="360"/>
+      </w:pPr>
+      <w:rPr>
+        <w:rFonts w:ascii="Wingdings" w:hAnsi="Wingdings" w:hint="default"/>
+        <w:sz w:val="20"/>
+      </w:rPr>
+    </w:lvl>
+    <w:lvl w:ilvl="6" w:tentative="1">
+      <w:start w:val="1"/>
+      <w:numFmt w:val="bullet"/>
+      <w:lvlText w:val=""/>
+      <w:lvlJc w:val="left"/>
+      <w:pPr>
+        <w:tabs>
+          <w:tab w:val="num" w:pos="5040"/>
+        </w:tabs>
+        <w:ind w:left="5040" w:hanging="360"/>
+      </w:pPr>
+      <w:rPr>
+        <w:rFonts w:ascii="Wingdings" w:hAnsi="Wingdings" w:hint="default"/>
+        <w:sz w:val="20"/>
+      </w:rPr>
+    </w:lvl>
+    <w:lvl w:ilvl="7" w:tentative="1">
+      <w:start w:val="1"/>
+      <w:numFmt w:val="bullet"/>
+      <w:lvlText w:val=""/>
+      <w:lvlJc w:val="left"/>
+      <w:pPr>
+        <w:tabs>
+          <w:tab w:val="num" w:pos="5760"/>
+        </w:tabs>
+        <w:ind w:left="5760" w:hanging="360"/>
+      </w:pPr>
+      <w:rPr>
+        <w:rFonts w:ascii="Wingdings" w:hAnsi="Wingdings" w:hint="default"/>
+        <w:sz w:val="20"/>
+      </w:rPr>
+    </w:lvl>
+    <w:lvl w:ilvl="8" w:tentative="1">
+      <w:start w:val="1"/>
+      <w:numFmt w:val="bullet"/>
+      <w:lvlText w:val=""/>
+      <w:lvlJc w:val="left"/>
+      <w:pPr>
+        <w:tabs>
+          <w:tab w:val="num" w:pos="6480"/>
+        </w:tabs>
+        <w:ind w:left="6480" w:hanging="360"/>
+      </w:pPr>
+      <w:rPr>
+        <w:rFonts w:ascii="Wingdings" w:hAnsi="Wingdings" w:hint="default"/>
+        <w:sz w:val="20"/>
+      </w:rPr>
+    </w:lvl>
+  </w:abstractNum>
+  <w:abstractNum w:abstractNumId="12" w15:restartNumberingAfterBreak="0">
     <w:nsid w:val="18A1108A"/>
     <w:multiLevelType w:val="multilevel"/>
     <w:tmpl w:val="59685FD2"/>
@@ -22984,7 +26326,7 @@
       </w:rPr>
     </w:lvl>
   </w:abstractNum>
-  <w:abstractNum w:abstractNumId="11" w15:restartNumberingAfterBreak="0">
+  <w:abstractNum w:abstractNumId="13" w15:restartNumberingAfterBreak="0">
     <w:nsid w:val="197423B2"/>
     <w:multiLevelType w:val="multilevel"/>
     <w:tmpl w:val="1C50A0FC"/>
@@ -23133,7 +26475,7 @@
       </w:rPr>
     </w:lvl>
   </w:abstractNum>
-  <w:abstractNum w:abstractNumId="12" w15:restartNumberingAfterBreak="0">
+  <w:abstractNum w:abstractNumId="14" w15:restartNumberingAfterBreak="0">
     <w:nsid w:val="198D73F7"/>
     <w:multiLevelType w:val="hybridMultilevel"/>
     <w:tmpl w:val="FB940746"/>
@@ -23222,7 +26564,7 @@
       </w:pPr>
     </w:lvl>
   </w:abstractNum>
-  <w:abstractNum w:abstractNumId="13" w15:restartNumberingAfterBreak="0">
+  <w:abstractNum w:abstractNumId="15" w15:restartNumberingAfterBreak="0">
     <w:nsid w:val="228914E7"/>
     <w:multiLevelType w:val="multilevel"/>
     <w:tmpl w:val="22C653AA"/>
@@ -23371,7 +26713,7 @@
       </w:rPr>
     </w:lvl>
   </w:abstractNum>
-  <w:abstractNum w:abstractNumId="14" w15:restartNumberingAfterBreak="0">
+  <w:abstractNum w:abstractNumId="16" w15:restartNumberingAfterBreak="0">
     <w:nsid w:val="232C7515"/>
     <w:multiLevelType w:val="multilevel"/>
     <w:tmpl w:val="DF4E6A4A"/>
@@ -23520,7 +26862,7 @@
       </w:rPr>
     </w:lvl>
   </w:abstractNum>
-  <w:abstractNum w:abstractNumId="15" w15:restartNumberingAfterBreak="0">
+  <w:abstractNum w:abstractNumId="17" w15:restartNumberingAfterBreak="0">
     <w:nsid w:val="24AD4558"/>
     <w:multiLevelType w:val="multilevel"/>
     <w:tmpl w:val="F53E0BC4"/>
@@ -23669,7 +27011,7 @@
       </w:rPr>
     </w:lvl>
   </w:abstractNum>
-  <w:abstractNum w:abstractNumId="16" w15:restartNumberingAfterBreak="0">
+  <w:abstractNum w:abstractNumId="18" w15:restartNumberingAfterBreak="0">
     <w:nsid w:val="26327FDB"/>
     <w:multiLevelType w:val="multilevel"/>
     <w:tmpl w:val="B74EAD3C"/>
@@ -23818,7 +27160,7 @@
       </w:rPr>
     </w:lvl>
   </w:abstractNum>
-  <w:abstractNum w:abstractNumId="17" w15:restartNumberingAfterBreak="0">
+  <w:abstractNum w:abstractNumId="19" w15:restartNumberingAfterBreak="0">
     <w:nsid w:val="26F12D14"/>
     <w:multiLevelType w:val="multilevel"/>
     <w:tmpl w:val="220ED700"/>
@@ -23967,7 +27309,7 @@
       </w:rPr>
     </w:lvl>
   </w:abstractNum>
-  <w:abstractNum w:abstractNumId="18" w15:restartNumberingAfterBreak="0">
+  <w:abstractNum w:abstractNumId="20" w15:restartNumberingAfterBreak="0">
     <w:nsid w:val="28200C4A"/>
     <w:multiLevelType w:val="multilevel"/>
     <w:tmpl w:val="3196BF16"/>
@@ -24116,7 +27458,7 @@
       </w:rPr>
     </w:lvl>
   </w:abstractNum>
-  <w:abstractNum w:abstractNumId="19" w15:restartNumberingAfterBreak="0">
+  <w:abstractNum w:abstractNumId="21" w15:restartNumberingAfterBreak="0">
     <w:nsid w:val="2D2B7872"/>
     <w:multiLevelType w:val="multilevel"/>
     <w:tmpl w:val="F9A0F1DE"/>
@@ -24229,7 +27571,7 @@
       </w:pPr>
     </w:lvl>
   </w:abstractNum>
-  <w:abstractNum w:abstractNumId="20" w15:restartNumberingAfterBreak="0">
+  <w:abstractNum w:abstractNumId="22" w15:restartNumberingAfterBreak="0">
     <w:nsid w:val="2F440A94"/>
     <w:multiLevelType w:val="multilevel"/>
     <w:tmpl w:val="E1C26E2C"/>
@@ -24378,7 +27720,7 @@
       </w:rPr>
     </w:lvl>
   </w:abstractNum>
-  <w:abstractNum w:abstractNumId="21" w15:restartNumberingAfterBreak="0">
+  <w:abstractNum w:abstractNumId="23" w15:restartNumberingAfterBreak="0">
     <w:nsid w:val="301563DA"/>
     <w:multiLevelType w:val="multilevel"/>
     <w:tmpl w:val="C2C6C188"/>
@@ -24527,7 +27869,7 @@
       </w:rPr>
     </w:lvl>
   </w:abstractNum>
-  <w:abstractNum w:abstractNumId="22" w15:restartNumberingAfterBreak="0">
+  <w:abstractNum w:abstractNumId="24" w15:restartNumberingAfterBreak="0">
     <w:nsid w:val="31A9518E"/>
     <w:multiLevelType w:val="multilevel"/>
     <w:tmpl w:val="FF367C6C"/>
@@ -24640,7 +27982,7 @@
       </w:pPr>
     </w:lvl>
   </w:abstractNum>
-  <w:abstractNum w:abstractNumId="23" w15:restartNumberingAfterBreak="0">
+  <w:abstractNum w:abstractNumId="25" w15:restartNumberingAfterBreak="0">
     <w:nsid w:val="32287227"/>
     <w:multiLevelType w:val="multilevel"/>
     <w:tmpl w:val="179E4DE2"/>
@@ -24789,7 +28131,7 @@
       </w:rPr>
     </w:lvl>
   </w:abstractNum>
-  <w:abstractNum w:abstractNumId="24" w15:restartNumberingAfterBreak="0">
+  <w:abstractNum w:abstractNumId="26" w15:restartNumberingAfterBreak="0">
     <w:nsid w:val="343C3026"/>
     <w:multiLevelType w:val="multilevel"/>
     <w:tmpl w:val="D4A20310"/>
@@ -24938,7 +28280,7 @@
       </w:rPr>
     </w:lvl>
   </w:abstractNum>
-  <w:abstractNum w:abstractNumId="25" w15:restartNumberingAfterBreak="0">
+  <w:abstractNum w:abstractNumId="27" w15:restartNumberingAfterBreak="0">
     <w:nsid w:val="399671C4"/>
     <w:multiLevelType w:val="multilevel"/>
     <w:tmpl w:val="6D3C2DC8"/>
@@ -25051,7 +28393,7 @@
       </w:pPr>
     </w:lvl>
   </w:abstractNum>
-  <w:abstractNum w:abstractNumId="26" w15:restartNumberingAfterBreak="0">
+  <w:abstractNum w:abstractNumId="28" w15:restartNumberingAfterBreak="0">
     <w:nsid w:val="39B33E4E"/>
     <w:multiLevelType w:val="multilevel"/>
     <w:tmpl w:val="C840D1F8"/>
@@ -25200,7 +28542,7 @@
       </w:rPr>
     </w:lvl>
   </w:abstractNum>
-  <w:abstractNum w:abstractNumId="27" w15:restartNumberingAfterBreak="0">
+  <w:abstractNum w:abstractNumId="29" w15:restartNumberingAfterBreak="0">
     <w:nsid w:val="39FC46EF"/>
     <w:multiLevelType w:val="multilevel"/>
     <w:tmpl w:val="090EDA40"/>
@@ -25349,7 +28691,7 @@
       </w:rPr>
     </w:lvl>
   </w:abstractNum>
-  <w:abstractNum w:abstractNumId="28" w15:restartNumberingAfterBreak="0">
+  <w:abstractNum w:abstractNumId="30" w15:restartNumberingAfterBreak="0">
     <w:nsid w:val="3A2560CA"/>
     <w:multiLevelType w:val="multilevel"/>
     <w:tmpl w:val="C0FC0A6A"/>
@@ -25462,7 +28804,7 @@
       </w:pPr>
     </w:lvl>
   </w:abstractNum>
-  <w:abstractNum w:abstractNumId="29" w15:restartNumberingAfterBreak="0">
+  <w:abstractNum w:abstractNumId="31" w15:restartNumberingAfterBreak="0">
     <w:nsid w:val="3E6A2450"/>
     <w:multiLevelType w:val="multilevel"/>
     <w:tmpl w:val="ADC60EDC"/>
@@ -25575,7 +28917,156 @@
       </w:pPr>
     </w:lvl>
   </w:abstractNum>
-  <w:abstractNum w:abstractNumId="30" w15:restartNumberingAfterBreak="0">
+  <w:abstractNum w:abstractNumId="32" w15:restartNumberingAfterBreak="0">
+    <w:nsid w:val="3F4A4A7A"/>
+    <w:multiLevelType w:val="multilevel"/>
+    <w:tmpl w:val="C9A0B062"/>
+    <w:lvl w:ilvl="0">
+      <w:start w:val="1"/>
+      <w:numFmt w:val="bullet"/>
+      <w:lvlText w:val=""/>
+      <w:lvlJc w:val="left"/>
+      <w:pPr>
+        <w:tabs>
+          <w:tab w:val="num" w:pos="720"/>
+        </w:tabs>
+        <w:ind w:left="720" w:hanging="360"/>
+      </w:pPr>
+      <w:rPr>
+        <w:rFonts w:ascii="Symbol" w:hAnsi="Symbol" w:hint="default"/>
+        <w:sz w:val="20"/>
+      </w:rPr>
+    </w:lvl>
+    <w:lvl w:ilvl="1" w:tentative="1">
+      <w:start w:val="1"/>
+      <w:numFmt w:val="bullet"/>
+      <w:lvlText w:val="o"/>
+      <w:lvlJc w:val="left"/>
+      <w:pPr>
+        <w:tabs>
+          <w:tab w:val="num" w:pos="1440"/>
+        </w:tabs>
+        <w:ind w:left="1440" w:hanging="360"/>
+      </w:pPr>
+      <w:rPr>
+        <w:rFonts w:ascii="Courier New" w:hAnsi="Courier New" w:hint="default"/>
+        <w:sz w:val="20"/>
+      </w:rPr>
+    </w:lvl>
+    <w:lvl w:ilvl="2" w:tentative="1">
+      <w:start w:val="1"/>
+      <w:numFmt w:val="bullet"/>
+      <w:lvlText w:val=""/>
+      <w:lvlJc w:val="left"/>
+      <w:pPr>
+        <w:tabs>
+          <w:tab w:val="num" w:pos="2160"/>
+        </w:tabs>
+        <w:ind w:left="2160" w:hanging="360"/>
+      </w:pPr>
+      <w:rPr>
+        <w:rFonts w:ascii="Wingdings" w:hAnsi="Wingdings" w:hint="default"/>
+        <w:sz w:val="20"/>
+      </w:rPr>
+    </w:lvl>
+    <w:lvl w:ilvl="3" w:tentative="1">
+      <w:start w:val="1"/>
+      <w:numFmt w:val="bullet"/>
+      <w:lvlText w:val=""/>
+      <w:lvlJc w:val="left"/>
+      <w:pPr>
+        <w:tabs>
+          <w:tab w:val="num" w:pos="2880"/>
+        </w:tabs>
+        <w:ind w:left="2880" w:hanging="360"/>
+      </w:pPr>
+      <w:rPr>
+        <w:rFonts w:ascii="Wingdings" w:hAnsi="Wingdings" w:hint="default"/>
+        <w:sz w:val="20"/>
+      </w:rPr>
+    </w:lvl>
+    <w:lvl w:ilvl="4" w:tentative="1">
+      <w:start w:val="1"/>
+      <w:numFmt w:val="bullet"/>
+      <w:lvlText w:val=""/>
+      <w:lvlJc w:val="left"/>
+      <w:pPr>
+        <w:tabs>
+          <w:tab w:val="num" w:pos="3600"/>
+        </w:tabs>
+        <w:ind w:left="3600" w:hanging="360"/>
+      </w:pPr>
+      <w:rPr>
+        <w:rFonts w:ascii="Wingdings" w:hAnsi="Wingdings" w:hint="default"/>
+        <w:sz w:val="20"/>
+      </w:rPr>
+    </w:lvl>
+    <w:lvl w:ilvl="5" w:tentative="1">
+      <w:start w:val="1"/>
+      <w:numFmt w:val="bullet"/>
+      <w:lvlText w:val=""/>
+      <w:lvlJc w:val="left"/>
+      <w:pPr>
+        <w:tabs>
+          <w:tab w:val="num" w:pos="4320"/>
+        </w:tabs>
+        <w:ind w:left="4320" w:hanging="360"/>
+      </w:pPr>
+      <w:rPr>
+        <w:rFonts w:ascii="Wingdings" w:hAnsi="Wingdings" w:hint="default"/>
+        <w:sz w:val="20"/>
+      </w:rPr>
+    </w:lvl>
+    <w:lvl w:ilvl="6" w:tentative="1">
+      <w:start w:val="1"/>
+      <w:numFmt w:val="bullet"/>
+      <w:lvlText w:val=""/>
+      <w:lvlJc w:val="left"/>
+      <w:pPr>
+        <w:tabs>
+          <w:tab w:val="num" w:pos="5040"/>
+        </w:tabs>
+        <w:ind w:left="5040" w:hanging="360"/>
+      </w:pPr>
+      <w:rPr>
+        <w:rFonts w:ascii="Wingdings" w:hAnsi="Wingdings" w:hint="default"/>
+        <w:sz w:val="20"/>
+      </w:rPr>
+    </w:lvl>
+    <w:lvl w:ilvl="7" w:tentative="1">
+      <w:start w:val="1"/>
+      <w:numFmt w:val="bullet"/>
+      <w:lvlText w:val=""/>
+      <w:lvlJc w:val="left"/>
+      <w:pPr>
+        <w:tabs>
+          <w:tab w:val="num" w:pos="5760"/>
+        </w:tabs>
+        <w:ind w:left="5760" w:hanging="360"/>
+      </w:pPr>
+      <w:rPr>
+        <w:rFonts w:ascii="Wingdings" w:hAnsi="Wingdings" w:hint="default"/>
+        <w:sz w:val="20"/>
+      </w:rPr>
+    </w:lvl>
+    <w:lvl w:ilvl="8" w:tentative="1">
+      <w:start w:val="1"/>
+      <w:numFmt w:val="bullet"/>
+      <w:lvlText w:val=""/>
+      <w:lvlJc w:val="left"/>
+      <w:pPr>
+        <w:tabs>
+          <w:tab w:val="num" w:pos="6480"/>
+        </w:tabs>
+        <w:ind w:left="6480" w:hanging="360"/>
+      </w:pPr>
+      <w:rPr>
+        <w:rFonts w:ascii="Wingdings" w:hAnsi="Wingdings" w:hint="default"/>
+        <w:sz w:val="20"/>
+      </w:rPr>
+    </w:lvl>
+  </w:abstractNum>
+  <w:abstractNum w:abstractNumId="33" w15:restartNumberingAfterBreak="0">
     <w:nsid w:val="3F7766A4"/>
     <w:multiLevelType w:val="multilevel"/>
     <w:tmpl w:val="E0DA94E0"/>
@@ -25724,7 +29215,7 @@
       </w:rPr>
     </w:lvl>
   </w:abstractNum>
-  <w:abstractNum w:abstractNumId="31" w15:restartNumberingAfterBreak="0">
+  <w:abstractNum w:abstractNumId="34" w15:restartNumberingAfterBreak="0">
     <w:nsid w:val="41BF7EAD"/>
     <w:multiLevelType w:val="multilevel"/>
     <w:tmpl w:val="2B1E7B92"/>
@@ -25873,7 +29364,7 @@
       </w:rPr>
     </w:lvl>
   </w:abstractNum>
-  <w:abstractNum w:abstractNumId="32" w15:restartNumberingAfterBreak="0">
+  <w:abstractNum w:abstractNumId="35" w15:restartNumberingAfterBreak="0">
     <w:nsid w:val="425630FD"/>
     <w:multiLevelType w:val="multilevel"/>
     <w:tmpl w:val="11343834"/>
@@ -25986,7 +29477,7 @@
       </w:pPr>
     </w:lvl>
   </w:abstractNum>
-  <w:abstractNum w:abstractNumId="33" w15:restartNumberingAfterBreak="0">
+  <w:abstractNum w:abstractNumId="36" w15:restartNumberingAfterBreak="0">
     <w:nsid w:val="4493742A"/>
     <w:multiLevelType w:val="multilevel"/>
     <w:tmpl w:val="773A767E"/>
@@ -26135,7 +29626,7 @@
       </w:rPr>
     </w:lvl>
   </w:abstractNum>
-  <w:abstractNum w:abstractNumId="34" w15:restartNumberingAfterBreak="0">
+  <w:abstractNum w:abstractNumId="37" w15:restartNumberingAfterBreak="0">
     <w:nsid w:val="483134FB"/>
     <w:multiLevelType w:val="multilevel"/>
     <w:tmpl w:val="79B8115C"/>
@@ -26252,7 +29743,7 @@
       </w:pPr>
     </w:lvl>
   </w:abstractNum>
-  <w:abstractNum w:abstractNumId="35" w15:restartNumberingAfterBreak="0">
+  <w:abstractNum w:abstractNumId="38" w15:restartNumberingAfterBreak="0">
     <w:nsid w:val="4B007DF2"/>
     <w:multiLevelType w:val="multilevel"/>
     <w:tmpl w:val="E86649B4"/>
@@ -26401,7 +29892,7 @@
       </w:rPr>
     </w:lvl>
   </w:abstractNum>
-  <w:abstractNum w:abstractNumId="36" w15:restartNumberingAfterBreak="0">
+  <w:abstractNum w:abstractNumId="39" w15:restartNumberingAfterBreak="0">
     <w:nsid w:val="4B210130"/>
     <w:multiLevelType w:val="multilevel"/>
     <w:tmpl w:val="7EECC1EE"/>
@@ -26550,7 +30041,7 @@
       </w:rPr>
     </w:lvl>
   </w:abstractNum>
-  <w:abstractNum w:abstractNumId="37" w15:restartNumberingAfterBreak="0">
+  <w:abstractNum w:abstractNumId="40" w15:restartNumberingAfterBreak="0">
     <w:nsid w:val="4BA13336"/>
     <w:multiLevelType w:val="multilevel"/>
     <w:tmpl w:val="C3CA90D8"/>
@@ -26663,7 +30154,7 @@
       </w:pPr>
     </w:lvl>
   </w:abstractNum>
-  <w:abstractNum w:abstractNumId="38" w15:restartNumberingAfterBreak="0">
+  <w:abstractNum w:abstractNumId="41" w15:restartNumberingAfterBreak="0">
     <w:nsid w:val="4BD55D26"/>
     <w:multiLevelType w:val="multilevel"/>
     <w:tmpl w:val="A02667CA"/>
@@ -26812,7 +30303,7 @@
       </w:rPr>
     </w:lvl>
   </w:abstractNum>
-  <w:abstractNum w:abstractNumId="39" w15:restartNumberingAfterBreak="0">
+  <w:abstractNum w:abstractNumId="42" w15:restartNumberingAfterBreak="0">
     <w:nsid w:val="4C076CA3"/>
     <w:multiLevelType w:val="multilevel"/>
     <w:tmpl w:val="D86069E2"/>
@@ -26961,7 +30452,7 @@
       </w:rPr>
     </w:lvl>
   </w:abstractNum>
-  <w:abstractNum w:abstractNumId="40" w15:restartNumberingAfterBreak="0">
+  <w:abstractNum w:abstractNumId="43" w15:restartNumberingAfterBreak="0">
     <w:nsid w:val="4D0456BD"/>
     <w:multiLevelType w:val="multilevel"/>
     <w:tmpl w:val="CCF68E60"/>
@@ -27074,7 +30565,7 @@
       </w:pPr>
     </w:lvl>
   </w:abstractNum>
-  <w:abstractNum w:abstractNumId="41" w15:restartNumberingAfterBreak="0">
+  <w:abstractNum w:abstractNumId="44" w15:restartNumberingAfterBreak="0">
     <w:nsid w:val="4F1F1F02"/>
     <w:multiLevelType w:val="multilevel"/>
     <w:tmpl w:val="86DE6D66"/>
@@ -27223,7 +30714,7 @@
       </w:rPr>
     </w:lvl>
   </w:abstractNum>
-  <w:abstractNum w:abstractNumId="42" w15:restartNumberingAfterBreak="0">
+  <w:abstractNum w:abstractNumId="45" w15:restartNumberingAfterBreak="0">
     <w:nsid w:val="526C2D80"/>
     <w:multiLevelType w:val="multilevel"/>
     <w:tmpl w:val="8E8AB688"/>
@@ -27372,7 +30863,7 @@
       </w:rPr>
     </w:lvl>
   </w:abstractNum>
-  <w:abstractNum w:abstractNumId="43" w15:restartNumberingAfterBreak="0">
+  <w:abstractNum w:abstractNumId="46" w15:restartNumberingAfterBreak="0">
     <w:nsid w:val="54CA03B9"/>
     <w:multiLevelType w:val="multilevel"/>
     <w:tmpl w:val="DC3097A4"/>
@@ -27521,7 +31012,7 @@
       </w:rPr>
     </w:lvl>
   </w:abstractNum>
-  <w:abstractNum w:abstractNumId="44" w15:restartNumberingAfterBreak="0">
+  <w:abstractNum w:abstractNumId="47" w15:restartNumberingAfterBreak="0">
     <w:nsid w:val="5B407367"/>
     <w:multiLevelType w:val="multilevel"/>
     <w:tmpl w:val="1EC6FE94"/>
@@ -27634,7 +31125,7 @@
       </w:pPr>
     </w:lvl>
   </w:abstractNum>
-  <w:abstractNum w:abstractNumId="45" w15:restartNumberingAfterBreak="0">
+  <w:abstractNum w:abstractNumId="48" w15:restartNumberingAfterBreak="0">
     <w:nsid w:val="61EA2B11"/>
     <w:multiLevelType w:val="multilevel"/>
     <w:tmpl w:val="C810CC4E"/>
@@ -27747,7 +31238,7 @@
       </w:pPr>
     </w:lvl>
   </w:abstractNum>
-  <w:abstractNum w:abstractNumId="46" w15:restartNumberingAfterBreak="0">
+  <w:abstractNum w:abstractNumId="49" w15:restartNumberingAfterBreak="0">
     <w:nsid w:val="628A23F0"/>
     <w:multiLevelType w:val="multilevel"/>
     <w:tmpl w:val="F3A8F51A"/>
@@ -27896,7 +31387,7 @@
       </w:rPr>
     </w:lvl>
   </w:abstractNum>
-  <w:abstractNum w:abstractNumId="47" w15:restartNumberingAfterBreak="0">
+  <w:abstractNum w:abstractNumId="50" w15:restartNumberingAfterBreak="0">
     <w:nsid w:val="6827763C"/>
     <w:multiLevelType w:val="multilevel"/>
     <w:tmpl w:val="34BC83F6"/>
@@ -28045,7 +31536,7 @@
       </w:rPr>
     </w:lvl>
   </w:abstractNum>
-  <w:abstractNum w:abstractNumId="48" w15:restartNumberingAfterBreak="0">
+  <w:abstractNum w:abstractNumId="51" w15:restartNumberingAfterBreak="0">
     <w:nsid w:val="68583271"/>
     <w:multiLevelType w:val="multilevel"/>
     <w:tmpl w:val="B5F4C79A"/>
@@ -28194,7 +31685,120 @@
       </w:rPr>
     </w:lvl>
   </w:abstractNum>
-  <w:abstractNum w:abstractNumId="49" w15:restartNumberingAfterBreak="0">
+  <w:abstractNum w:abstractNumId="52" w15:restartNumberingAfterBreak="0">
+    <w:nsid w:val="7107771C"/>
+    <w:multiLevelType w:val="multilevel"/>
+    <w:tmpl w:val="6E7C2100"/>
+    <w:lvl w:ilvl="0">
+      <w:start w:val="1"/>
+      <w:numFmt w:val="decimal"/>
+      <w:lvlText w:val="%1."/>
+      <w:lvlJc w:val="left"/>
+      <w:pPr>
+        <w:tabs>
+          <w:tab w:val="num" w:pos="720"/>
+        </w:tabs>
+        <w:ind w:left="720" w:hanging="360"/>
+      </w:pPr>
+    </w:lvl>
+    <w:lvl w:ilvl="1" w:tentative="1">
+      <w:start w:val="1"/>
+      <w:numFmt w:val="decimal"/>
+      <w:lvlText w:val="%2."/>
+      <w:lvlJc w:val="left"/>
+      <w:pPr>
+        <w:tabs>
+          <w:tab w:val="num" w:pos="1440"/>
+        </w:tabs>
+        <w:ind w:left="1440" w:hanging="360"/>
+      </w:pPr>
+    </w:lvl>
+    <w:lvl w:ilvl="2" w:tentative="1">
+      <w:start w:val="1"/>
+      <w:numFmt w:val="decimal"/>
+      <w:lvlText w:val="%3."/>
+      <w:lvlJc w:val="left"/>
+      <w:pPr>
+        <w:tabs>
+          <w:tab w:val="num" w:pos="2160"/>
+        </w:tabs>
+        <w:ind w:left="2160" w:hanging="360"/>
+      </w:pPr>
+    </w:lvl>
+    <w:lvl w:ilvl="3" w:tentative="1">
+      <w:start w:val="1"/>
+      <w:numFmt w:val="decimal"/>
+      <w:lvlText w:val="%4."/>
+      <w:lvlJc w:val="left"/>
+      <w:pPr>
+        <w:tabs>
+          <w:tab w:val="num" w:pos="2880"/>
+        </w:tabs>
+        <w:ind w:left="2880" w:hanging="360"/>
+      </w:pPr>
+    </w:lvl>
+    <w:lvl w:ilvl="4" w:tentative="1">
+      <w:start w:val="1"/>
+      <w:numFmt w:val="decimal"/>
+      <w:lvlText w:val="%5."/>
+      <w:lvlJc w:val="left"/>
+      <w:pPr>
+        <w:tabs>
+          <w:tab w:val="num" w:pos="3600"/>
+        </w:tabs>
+        <w:ind w:left="3600" w:hanging="360"/>
+      </w:pPr>
+    </w:lvl>
+    <w:lvl w:ilvl="5" w:tentative="1">
+      <w:start w:val="1"/>
+      <w:numFmt w:val="decimal"/>
+      <w:lvlText w:val="%6."/>
+      <w:lvlJc w:val="left"/>
+      <w:pPr>
+        <w:tabs>
+          <w:tab w:val="num" w:pos="4320"/>
+        </w:tabs>
+        <w:ind w:left="4320" w:hanging="360"/>
+      </w:pPr>
+    </w:lvl>
+    <w:lvl w:ilvl="6" w:tentative="1">
+      <w:start w:val="1"/>
+      <w:numFmt w:val="decimal"/>
+      <w:lvlText w:val="%7."/>
+      <w:lvlJc w:val="left"/>
+      <w:pPr>
+        <w:tabs>
+          <w:tab w:val="num" w:pos="5040"/>
+        </w:tabs>
+        <w:ind w:left="5040" w:hanging="360"/>
+      </w:pPr>
+    </w:lvl>
+    <w:lvl w:ilvl="7" w:tentative="1">
+      <w:start w:val="1"/>
+      <w:numFmt w:val="decimal"/>
+      <w:lvlText w:val="%8."/>
+      <w:lvlJc w:val="left"/>
+      <w:pPr>
+        <w:tabs>
+          <w:tab w:val="num" w:pos="5760"/>
+        </w:tabs>
+        <w:ind w:left="5760" w:hanging="360"/>
+      </w:pPr>
+    </w:lvl>
+    <w:lvl w:ilvl="8" w:tentative="1">
+      <w:start w:val="1"/>
+      <w:numFmt w:val="decimal"/>
+      <w:lvlText w:val="%9."/>
+      <w:lvlJc w:val="left"/>
+      <w:pPr>
+        <w:tabs>
+          <w:tab w:val="num" w:pos="6480"/>
+        </w:tabs>
+        <w:ind w:left="6480" w:hanging="360"/>
+      </w:pPr>
+    </w:lvl>
+  </w:abstractNum>
+  <w:abstractNum w:abstractNumId="53" w15:restartNumberingAfterBreak="0">
     <w:nsid w:val="73997FA2"/>
     <w:multiLevelType w:val="multilevel"/>
     <w:tmpl w:val="71E606AE"/>
@@ -28343,7 +31947,7 @@
       </w:rPr>
     </w:lvl>
   </w:abstractNum>
-  <w:abstractNum w:abstractNumId="50" w15:restartNumberingAfterBreak="0">
+  <w:abstractNum w:abstractNumId="54" w15:restartNumberingAfterBreak="0">
     <w:nsid w:val="76154358"/>
     <w:multiLevelType w:val="multilevel"/>
     <w:tmpl w:val="9294D998"/>
@@ -28492,7 +32096,156 @@
       </w:rPr>
     </w:lvl>
   </w:abstractNum>
-  <w:abstractNum w:abstractNumId="51" w15:restartNumberingAfterBreak="0">
+  <w:abstractNum w:abstractNumId="55" w15:restartNumberingAfterBreak="0">
+    <w:nsid w:val="77EC724C"/>
+    <w:multiLevelType w:val="multilevel"/>
+    <w:tmpl w:val="234A40B2"/>
+    <w:lvl w:ilvl="0">
+      <w:start w:val="1"/>
+      <w:numFmt w:val="bullet"/>
+      <w:lvlText w:val=""/>
+      <w:lvlJc w:val="left"/>
+      <w:pPr>
+        <w:tabs>
+          <w:tab w:val="num" w:pos="720"/>
+        </w:tabs>
+        <w:ind w:left="720" w:hanging="360"/>
+      </w:pPr>
+      <w:rPr>
+        <w:rFonts w:ascii="Symbol" w:hAnsi="Symbol" w:hint="default"/>
+        <w:sz w:val="20"/>
+      </w:rPr>
+    </w:lvl>
+    <w:lvl w:ilvl="1" w:tentative="1">
+      <w:start w:val="1"/>
+      <w:numFmt w:val="bullet"/>
+      <w:lvlText w:val="o"/>
+      <w:lvlJc w:val="left"/>
+      <w:pPr>
+        <w:tabs>
+          <w:tab w:val="num" w:pos="1440"/>
+        </w:tabs>
+        <w:ind w:left="1440" w:hanging="360"/>
+      </w:pPr>
+      <w:rPr>
+        <w:rFonts w:ascii="Courier New" w:hAnsi="Courier New" w:hint="default"/>
+        <w:sz w:val="20"/>
+      </w:rPr>
+    </w:lvl>
+    <w:lvl w:ilvl="2" w:tentative="1">
+      <w:start w:val="1"/>
+      <w:numFmt w:val="bullet"/>
+      <w:lvlText w:val=""/>
+      <w:lvlJc w:val="left"/>
+      <w:pPr>
+        <w:tabs>
+          <w:tab w:val="num" w:pos="2160"/>
+        </w:tabs>
+        <w:ind w:left="2160" w:hanging="360"/>
+      </w:pPr>
+      <w:rPr>
+        <w:rFonts w:ascii="Wingdings" w:hAnsi="Wingdings" w:hint="default"/>
+        <w:sz w:val="20"/>
+      </w:rPr>
+    </w:lvl>
+    <w:lvl w:ilvl="3" w:tentative="1">
+      <w:start w:val="1"/>
+      <w:numFmt w:val="bullet"/>
+      <w:lvlText w:val=""/>
+      <w:lvlJc w:val="left"/>
+      <w:pPr>
+        <w:tabs>
+          <w:tab w:val="num" w:pos="2880"/>
+        </w:tabs>
+        <w:ind w:left="2880" w:hanging="360"/>
+      </w:pPr>
+      <w:rPr>
+        <w:rFonts w:ascii="Wingdings" w:hAnsi="Wingdings" w:hint="default"/>
+        <w:sz w:val="20"/>
+      </w:rPr>
+    </w:lvl>
+    <w:lvl w:ilvl="4" w:tentative="1">
+      <w:start w:val="1"/>
+      <w:numFmt w:val="bullet"/>
+      <w:lvlText w:val=""/>
+      <w:lvlJc w:val="left"/>
+      <w:pPr>
+        <w:tabs>
+          <w:tab w:val="num" w:pos="3600"/>
+        </w:tabs>
+        <w:ind w:left="3600" w:hanging="360"/>
+      </w:pPr>
+      <w:rPr>
+        <w:rFonts w:ascii="Wingdings" w:hAnsi="Wingdings" w:hint="default"/>
+        <w:sz w:val="20"/>
+      </w:rPr>
+    </w:lvl>
+    <w:lvl w:ilvl="5" w:tentative="1">
+      <w:start w:val="1"/>
+      <w:numFmt w:val="bullet"/>
+      <w:lvlText w:val=""/>
+      <w:lvlJc w:val="left"/>
+      <w:pPr>
+        <w:tabs>
+          <w:tab w:val="num" w:pos="4320"/>
+        </w:tabs>
+        <w:ind w:left="4320" w:hanging="360"/>
+      </w:pPr>
+      <w:rPr>
+        <w:rFonts w:ascii="Wingdings" w:hAnsi="Wingdings" w:hint="default"/>
+        <w:sz w:val="20"/>
+      </w:rPr>
+    </w:lvl>
+    <w:lvl w:ilvl="6" w:tentative="1">
+      <w:start w:val="1"/>
+      <w:numFmt w:val="bullet"/>
+      <w:lvlText w:val=""/>
+      <w:lvlJc w:val="left"/>
+      <w:pPr>
+        <w:tabs>
+          <w:tab w:val="num" w:pos="5040"/>
+        </w:tabs>
+        <w:ind w:left="5040" w:hanging="360"/>
+      </w:pPr>
+      <w:rPr>
+        <w:rFonts w:ascii="Wingdings" w:hAnsi="Wingdings" w:hint="default"/>
+        <w:sz w:val="20"/>
+      </w:rPr>
+    </w:lvl>
+    <w:lvl w:ilvl="7" w:tentative="1">
+      <w:start w:val="1"/>
+      <w:numFmt w:val="bullet"/>
+      <w:lvlText w:val=""/>
+      <w:lvlJc w:val="left"/>
+      <w:pPr>
+        <w:tabs>
+          <w:tab w:val="num" w:pos="5760"/>
+        </w:tabs>
+        <w:ind w:left="5760" w:hanging="360"/>
+      </w:pPr>
+      <w:rPr>
+        <w:rFonts w:ascii="Wingdings" w:hAnsi="Wingdings" w:hint="default"/>
+        <w:sz w:val="20"/>
+      </w:rPr>
+    </w:lvl>
+    <w:lvl w:ilvl="8" w:tentative="1">
+      <w:start w:val="1"/>
+      <w:numFmt w:val="bullet"/>
+      <w:lvlText w:val=""/>
+      <w:lvlJc w:val="left"/>
+      <w:pPr>
+        <w:tabs>
+          <w:tab w:val="num" w:pos="6480"/>
+        </w:tabs>
+        <w:ind w:left="6480" w:hanging="360"/>
+      </w:pPr>
+      <w:rPr>
+        <w:rFonts w:ascii="Wingdings" w:hAnsi="Wingdings" w:hint="default"/>
+        <w:sz w:val="20"/>
+      </w:rPr>
+    </w:lvl>
+  </w:abstractNum>
+  <w:abstractNum w:abstractNumId="56" w15:restartNumberingAfterBreak="0">
     <w:nsid w:val="78DC7143"/>
     <w:multiLevelType w:val="multilevel"/>
     <w:tmpl w:val="E214D472"/>
@@ -28641,7 +32394,7 @@
       </w:rPr>
     </w:lvl>
   </w:abstractNum>
-  <w:abstractNum w:abstractNumId="52" w15:restartNumberingAfterBreak="0">
+  <w:abstractNum w:abstractNumId="57" w15:restartNumberingAfterBreak="0">
     <w:nsid w:val="78EB1C8B"/>
     <w:multiLevelType w:val="multilevel"/>
     <w:tmpl w:val="60BC9364"/>
@@ -28758,7 +32511,7 @@
       </w:pPr>
     </w:lvl>
   </w:abstractNum>
-  <w:abstractNum w:abstractNumId="53" w15:restartNumberingAfterBreak="0">
+  <w:abstractNum w:abstractNumId="58" w15:restartNumberingAfterBreak="0">
     <w:nsid w:val="792300DC"/>
     <w:multiLevelType w:val="multilevel"/>
     <w:tmpl w:val="7124FF0A"/>
@@ -28875,7 +32628,7 @@
       </w:pPr>
     </w:lvl>
   </w:abstractNum>
-  <w:abstractNum w:abstractNumId="54" w15:restartNumberingAfterBreak="0">
+  <w:abstractNum w:abstractNumId="59" w15:restartNumberingAfterBreak="0">
     <w:nsid w:val="79A03B3D"/>
     <w:multiLevelType w:val="multilevel"/>
     <w:tmpl w:val="B0961142"/>
@@ -29024,7 +32777,7 @@
       </w:rPr>
     </w:lvl>
   </w:abstractNum>
-  <w:abstractNum w:abstractNumId="55" w15:restartNumberingAfterBreak="0">
+  <w:abstractNum w:abstractNumId="60" w15:restartNumberingAfterBreak="0">
     <w:nsid w:val="7A9A45CF"/>
     <w:multiLevelType w:val="multilevel"/>
     <w:tmpl w:val="A1269A44"/>
@@ -29173,7 +32926,7 @@
       </w:rPr>
     </w:lvl>
   </w:abstractNum>
-  <w:abstractNum w:abstractNumId="56" w15:restartNumberingAfterBreak="0">
+  <w:abstractNum w:abstractNumId="61" w15:restartNumberingAfterBreak="0">
     <w:nsid w:val="7BAB1E7B"/>
     <w:multiLevelType w:val="multilevel"/>
     <w:tmpl w:val="0FB040AA"/>
@@ -29322,7 +33075,7 @@
       </w:rPr>
     </w:lvl>
   </w:abstractNum>
-  <w:abstractNum w:abstractNumId="57" w15:restartNumberingAfterBreak="0">
+  <w:abstractNum w:abstractNumId="62" w15:restartNumberingAfterBreak="0">
     <w:nsid w:val="7FD443CA"/>
     <w:multiLevelType w:val="multilevel"/>
     <w:tmpl w:val="A490C8F4"/>
@@ -29472,37 +33225,37 @@
     </w:lvl>
   </w:abstractNum>
   <w:num w:numId="1" w16cid:durableId="518082281">
-    <w:abstractNumId w:val="12"/>
+    <w:abstractNumId w:val="14"/>
   </w:num>
   <w:num w:numId="2" w16cid:durableId="265818829">
-    <w:abstractNumId w:val="50"/>
+    <w:abstractNumId w:val="54"/>
   </w:num>
   <w:num w:numId="3" w16cid:durableId="115487112">
-    <w:abstractNumId w:val="42"/>
+    <w:abstractNumId w:val="45"/>
   </w:num>
   <w:num w:numId="4" w16cid:durableId="1195002596">
-    <w:abstractNumId w:val="11"/>
+    <w:abstractNumId w:val="13"/>
   </w:num>
   <w:num w:numId="5" w16cid:durableId="100221141">
-    <w:abstractNumId w:val="5"/>
+    <w:abstractNumId w:val="6"/>
   </w:num>
   <w:num w:numId="6" w16cid:durableId="1533834865">
     <w:abstractNumId w:val="3"/>
   </w:num>
   <w:num w:numId="7" w16cid:durableId="1378893329">
-    <w:abstractNumId w:val="46"/>
+    <w:abstractNumId w:val="49"/>
   </w:num>
   <w:num w:numId="8" w16cid:durableId="1603076479">
-    <w:abstractNumId w:val="15"/>
+    <w:abstractNumId w:val="17"/>
   </w:num>
   <w:num w:numId="9" w16cid:durableId="1521117620">
-    <w:abstractNumId w:val="32"/>
+    <w:abstractNumId w:val="35"/>
   </w:num>
   <w:num w:numId="10" w16cid:durableId="1540514697">
-    <w:abstractNumId w:val="57"/>
+    <w:abstractNumId w:val="62"/>
   </w:num>
   <w:num w:numId="11" w16cid:durableId="1488861672">
-    <w:abstractNumId w:val="55"/>
+    <w:abstractNumId w:val="60"/>
   </w:num>
   <w:num w:numId="12" w16cid:durableId="273438485">
     <w:abstractNumId w:val="4"/>
@@ -29511,139 +33264,154 @@
     <w:abstractNumId w:val="0"/>
   </w:num>
   <w:num w:numId="14" w16cid:durableId="763650902">
-    <w:abstractNumId w:val="39"/>
+    <w:abstractNumId w:val="42"/>
   </w:num>
   <w:num w:numId="15" w16cid:durableId="367948016">
-    <w:abstractNumId w:val="6"/>
+    <w:abstractNumId w:val="7"/>
   </w:num>
   <w:num w:numId="16" w16cid:durableId="258606147">
-    <w:abstractNumId w:val="9"/>
+    <w:abstractNumId w:val="10"/>
   </w:num>
   <w:num w:numId="17" w16cid:durableId="528641631">
-    <w:abstractNumId w:val="33"/>
+    <w:abstractNumId w:val="36"/>
   </w:num>
   <w:num w:numId="18" w16cid:durableId="231162850">
-    <w:abstractNumId w:val="20"/>
+    <w:abstractNumId w:val="22"/>
   </w:num>
   <w:num w:numId="19" w16cid:durableId="808010782">
     <w:abstractNumId w:val="1"/>
   </w:num>
   <w:num w:numId="20" w16cid:durableId="519975834">
-    <w:abstractNumId w:val="56"/>
+    <w:abstractNumId w:val="61"/>
   </w:num>
   <w:num w:numId="21" w16cid:durableId="1869367930">
-    <w:abstractNumId w:val="43"/>
+    <w:abstractNumId w:val="46"/>
   </w:num>
   <w:num w:numId="22" w16cid:durableId="1672223203">
     <w:abstractNumId w:val="2"/>
   </w:num>
   <w:num w:numId="23" w16cid:durableId="901596038">
+    <w:abstractNumId w:val="44"/>
+  </w:num>
+  <w:num w:numId="24" w16cid:durableId="1695426529">
+    <w:abstractNumId w:val="26"/>
+  </w:num>
+  <w:num w:numId="25" w16cid:durableId="1620911233">
+    <w:abstractNumId w:val="8"/>
+  </w:num>
+  <w:num w:numId="26" w16cid:durableId="1132865211">
+    <w:abstractNumId w:val="29"/>
+  </w:num>
+  <w:num w:numId="27" w16cid:durableId="1239943349">
+    <w:abstractNumId w:val="21"/>
+  </w:num>
+  <w:num w:numId="28" w16cid:durableId="946887717">
+    <w:abstractNumId w:val="9"/>
+  </w:num>
+  <w:num w:numId="29" w16cid:durableId="959267188">
+    <w:abstractNumId w:val="43"/>
+  </w:num>
+  <w:num w:numId="30" w16cid:durableId="621040254">
+    <w:abstractNumId w:val="31"/>
+  </w:num>
+  <w:num w:numId="31" w16cid:durableId="2121296775">
+    <w:abstractNumId w:val="34"/>
+  </w:num>
+  <w:num w:numId="32" w16cid:durableId="719672426">
+    <w:abstractNumId w:val="25"/>
+  </w:num>
+  <w:num w:numId="33" w16cid:durableId="1638797645">
+    <w:abstractNumId w:val="53"/>
+  </w:num>
+  <w:num w:numId="34" w16cid:durableId="281112646">
+    <w:abstractNumId w:val="23"/>
+  </w:num>
+  <w:num w:numId="35" w16cid:durableId="1939438075">
+    <w:abstractNumId w:val="51"/>
+  </w:num>
+  <w:num w:numId="36" w16cid:durableId="1695957082">
+    <w:abstractNumId w:val="27"/>
+  </w:num>
+  <w:num w:numId="37" w16cid:durableId="1840389024">
+    <w:abstractNumId w:val="30"/>
+  </w:num>
+  <w:num w:numId="38" w16cid:durableId="814564482">
+    <w:abstractNumId w:val="39"/>
+  </w:num>
+  <w:num w:numId="39" w16cid:durableId="678166793">
+    <w:abstractNumId w:val="37"/>
+  </w:num>
+  <w:num w:numId="40" w16cid:durableId="409813661">
+    <w:abstractNumId w:val="47"/>
+  </w:num>
+  <w:num w:numId="41" w16cid:durableId="457839075">
+    <w:abstractNumId w:val="16"/>
+  </w:num>
+  <w:num w:numId="42" w16cid:durableId="652636129">
     <w:abstractNumId w:val="41"/>
   </w:num>
-  <w:num w:numId="24" w16cid:durableId="1695426529">
+  <w:num w:numId="43" w16cid:durableId="1834026823">
     <w:abstractNumId w:val="24"/>
   </w:num>
-  <w:num w:numId="25" w16cid:durableId="1620911233">
-    <w:abstractNumId w:val="7"/>
+  <w:num w:numId="44" w16cid:durableId="1114641042">
+    <w:abstractNumId w:val="48"/>
   </w:num>
-  <w:num w:numId="26" w16cid:durableId="1132865211">
-    <w:abstractNumId w:val="27"/>
+  <w:num w:numId="45" w16cid:durableId="596987020">
+    <w:abstractNumId w:val="40"/>
   </w:num>
-  <w:num w:numId="27" w16cid:durableId="1239943349">
+  <w:num w:numId="46" w16cid:durableId="1679967997">
+    <w:abstractNumId w:val="58"/>
+  </w:num>
+  <w:num w:numId="47" w16cid:durableId="1427967484">
     <w:abstractNumId w:val="19"/>
   </w:num>
-  <w:num w:numId="28" w16cid:durableId="946887717">
-    <w:abstractNumId w:val="8"/>
+  <w:num w:numId="48" w16cid:durableId="172108102">
+    <w:abstractNumId w:val="15"/>
   </w:num>
-  <w:num w:numId="29" w16cid:durableId="959267188">
-    <w:abstractNumId w:val="40"/>
+  <w:num w:numId="49" w16cid:durableId="1034385937">
+    <w:abstractNumId w:val="59"/>
   </w:num>
-  <w:num w:numId="30" w16cid:durableId="621040254">
-    <w:abstractNumId w:val="29"/>
+  <w:num w:numId="50" w16cid:durableId="1758674466">
+    <w:abstractNumId w:val="38"/>
   </w:num>
-  <w:num w:numId="31" w16cid:durableId="2121296775">
-    <w:abstractNumId w:val="31"/>
+  <w:num w:numId="51" w16cid:durableId="1760559989">
+    <w:abstractNumId w:val="57"/>
   </w:num>
-  <w:num w:numId="32" w16cid:durableId="719672426">
-    <w:abstractNumId w:val="23"/>
+  <w:num w:numId="52" w16cid:durableId="1379092205">
+    <w:abstractNumId w:val="56"/>
   </w:num>
-  <w:num w:numId="33" w16cid:durableId="1638797645">
-    <w:abstractNumId w:val="49"/>
+  <w:num w:numId="53" w16cid:durableId="1045980127">
+    <w:abstractNumId w:val="18"/>
   </w:num>
-  <w:num w:numId="34" w16cid:durableId="281112646">
-    <w:abstractNumId w:val="21"/>
+  <w:num w:numId="54" w16cid:durableId="416219984">
+    <w:abstractNumId w:val="20"/>
   </w:num>
-  <w:num w:numId="35" w16cid:durableId="1939438075">
-    <w:abstractNumId w:val="48"/>
+  <w:num w:numId="55" w16cid:durableId="1835879670">
+    <w:abstractNumId w:val="33"/>
   </w:num>
-  <w:num w:numId="36" w16cid:durableId="1695957082">
-    <w:abstractNumId w:val="25"/>
-  </w:num>
-  <w:num w:numId="37" w16cid:durableId="1840389024">
+  <w:num w:numId="56" w16cid:durableId="1728530650">
     <w:abstractNumId w:val="28"/>
   </w:num>
-  <w:num w:numId="38" w16cid:durableId="814564482">
-    <w:abstractNumId w:val="36"/>
+  <w:num w:numId="57" w16cid:durableId="670720158">
+    <w:abstractNumId w:val="12"/>
   </w:num>
-  <w:num w:numId="39" w16cid:durableId="678166793">
-    <w:abstractNumId w:val="34"/>
+  <w:num w:numId="58" w16cid:durableId="2075278169">
+    <w:abstractNumId w:val="50"/>
   </w:num>
-  <w:num w:numId="40" w16cid:durableId="409813661">
-    <w:abstractNumId w:val="44"/>
-  </w:num>
-  <w:num w:numId="41" w16cid:durableId="457839075">
-    <w:abstractNumId w:val="14"/>
-  </w:num>
-  <w:num w:numId="42" w16cid:durableId="652636129">
-    <w:abstractNumId w:val="38"/>
-  </w:num>
-  <w:num w:numId="43" w16cid:durableId="1834026823">
-    <w:abstractNumId w:val="22"/>
-  </w:num>
-  <w:num w:numId="44" w16cid:durableId="1114641042">
-    <w:abstractNumId w:val="45"/>
-  </w:num>
-  <w:num w:numId="45" w16cid:durableId="596987020">
-    <w:abstractNumId w:val="37"/>
-  </w:num>
-  <w:num w:numId="46" w16cid:durableId="1679967997">
-    <w:abstractNumId w:val="53"/>
-  </w:num>
-  <w:num w:numId="47" w16cid:durableId="1427967484">
-    <w:abstractNumId w:val="17"/>
-  </w:num>
-  <w:num w:numId="48" w16cid:durableId="172108102">
-    <w:abstractNumId w:val="13"/>
-  </w:num>
-  <w:num w:numId="49" w16cid:durableId="1034385937">
-    <w:abstractNumId w:val="54"/>
-  </w:num>
-  <w:num w:numId="50" w16cid:durableId="1758674466">
-    <w:abstractNumId w:val="35"/>
-  </w:num>
-  <w:num w:numId="51" w16cid:durableId="1760559989">
+  <w:num w:numId="59" w16cid:durableId="525993351">
     <w:abstractNumId w:val="52"/>
   </w:num>
-  <w:num w:numId="52" w16cid:durableId="1379092205">
-    <w:abstractNumId w:val="51"/>
+  <w:num w:numId="60" w16cid:durableId="324821384">
+    <w:abstractNumId w:val="32"/>
   </w:num>
-  <w:num w:numId="53" w16cid:durableId="1045980127">
-    <w:abstractNumId w:val="16"/>
+  <w:num w:numId="61" w16cid:durableId="1492676329">
+    <w:abstractNumId w:val="5"/>
   </w:num>
-  <w:num w:numId="54" w16cid:durableId="416219984">
-    <w:abstractNumId w:val="18"/>
+  <w:num w:numId="62" w16cid:durableId="936449568">
+    <w:abstractNumId w:val="11"/>
   </w:num>
-  <w:num w:numId="55" w16cid:durableId="1835879670">
-    <w:abstractNumId w:val="30"/>
-  </w:num>
-  <w:num w:numId="56" w16cid:durableId="1728530650">
-    <w:abstractNumId w:val="26"/>
-  </w:num>
-  <w:num w:numId="57" w16cid:durableId="670720158">
-    <w:abstractNumId w:val="10"/>
-  </w:num>
-  <w:num w:numId="58" w16cid:durableId="2075278169">
-    <w:abstractNumId w:val="47"/>
+  <w:num w:numId="63" w16cid:durableId="1002463965">
+    <w:abstractNumId w:val="55"/>
   </w:num>
 </w:numbering>
 </file>
@@ -30098,7 +33866,6 @@
     <w:next w:val="Normal"/>
     <w:link w:val="Heading3Char"/>
     <w:uiPriority w:val="9"/>
-    <w:semiHidden/>
     <w:unhideWhenUsed/>
     <w:qFormat/>
     <w:rsid w:val="00B47AE5"/>
@@ -30121,7 +33888,6 @@
     <w:next w:val="Normal"/>
     <w:link w:val="Heading4Char"/>
     <w:uiPriority w:val="9"/>
-    <w:semiHidden/>
     <w:unhideWhenUsed/>
     <w:qFormat/>
     <w:rsid w:val="00B47AE5"/>
@@ -30304,7 +34070,6 @@
     <w:basedOn w:val="DefaultParagraphFont"/>
     <w:link w:val="Heading3"/>
     <w:uiPriority w:val="9"/>
-    <w:semiHidden/>
     <w:rsid w:val="00B47AE5"/>
     <w:rPr>
       <w:rFonts w:eastAsiaTheme="majorEastAsia" w:cstheme="majorBidi"/>
@@ -30318,7 +34083,6 @@
     <w:basedOn w:val="DefaultParagraphFont"/>
     <w:link w:val="Heading4"/>
     <w:uiPriority w:val="9"/>
-    <w:semiHidden/>
     <w:rsid w:val="00B47AE5"/>
     <w:rPr>
       <w:rFonts w:eastAsiaTheme="majorEastAsia" w:cstheme="majorBidi"/>
